--- a/docs/04-C48 Language Specification Rev 0.11.docx
+++ b/docs/04-C48 Language Specification Rev 0.11.docx
@@ -1,21 +1,98 @@
 
 <file path=word/document.xml><?xml version="1.0" encoding="utf-8"?>
-<w:document xmlns:w="http://schemas.openxmlformats.org/wordprocessingml/2006/main" xmlns:m="http://schemas.openxmlformats.org/officeDocument/2006/math" xmlns:r="http://schemas.openxmlformats.org/officeDocument/2006/relationships" xmlns:o="urn:schemas-microsoft-com:office:office" xmlns:v="urn:schemas-microsoft-com:vml" xmlns:w10="urn:schemas-microsoft-com:office:word" xmlns:a="http://schemas.openxmlformats.org/drawingml/2006/main" xmlns:pic="http://schemas.openxmlformats.org/drawingml/2006/picture" xmlns:wp="http://schemas.openxmlformats.org/drawingml/2006/wordprocessingDrawing">
+<w:document xmlns:wpc="http://schemas.microsoft.com/office/word/2010/wordprocessingCanvas" xmlns:cx="http://schemas.microsoft.com/office/drawing/2014/chartex" xmlns:cx1="http://schemas.microsoft.com/office/drawing/2015/9/8/chartex" xmlns:cx2="http://schemas.microsoft.com/office/drawing/2015/10/21/chartex" xmlns:cx3="http://schemas.microsoft.com/office/drawing/2016/5/9/chartex" xmlns:cx4="http://schemas.microsoft.com/office/drawing/2016/5/10/chartex" xmlns:cx5="http://schemas.microsoft.com/office/drawing/2016/5/11/chartex" xmlns:cx6="http://schemas.microsoft.com/office/drawing/2016/5/12/chartex" xmlns:cx7="http://schemas.microsoft.com/office/drawing/2016/5/13/chartex" xmlns:cx8="http://schemas.microsoft.com/office/drawing/2016/5/14/chartex" xmlns:mc="http://schemas.openxmlformats.org/markup-compatibility/2006" xmlns:aink="http://schemas.microsoft.com/office/drawing/2016/ink" xmlns:am3d="http://schemas.microsoft.com/office/drawing/2017/model3d" xmlns:o="urn:schemas-microsoft-com:office:office" xmlns:oel="http://schemas.microsoft.com/office/2019/extlst" xmlns:r="http://schemas.openxmlformats.org/officeDocument/2006/relationships" xmlns:m="http://schemas.openxmlformats.org/officeDocument/2006/math" xmlns:v="urn:schemas-microsoft-com:vml" xmlns:wp14="http://schemas.microsoft.com/office/word/2010/wordprocessingDrawing" xmlns:wp="http://schemas.openxmlformats.org/drawingml/2006/wordprocessingDrawing" xmlns:w10="urn:schemas-microsoft-com:office:word" xmlns:w="http://schemas.openxmlformats.org/wordprocessingml/2006/main" xmlns:w14="http://schemas.microsoft.com/office/word/2010/wordml" xmlns:w15="http://schemas.microsoft.com/office/word/2012/wordml" xmlns:w16cex="http://schemas.microsoft.com/office/word/2018/wordml/cex" xmlns:w16cid="http://schemas.microsoft.com/office/word/2016/wordml/cid" xmlns:w16="http://schemas.microsoft.com/office/word/2018/wordml" xmlns:w16du="http://schemas.microsoft.com/office/word/2023/wordml/word16du" xmlns:w16sdtdh="http://schemas.microsoft.com/office/word/2020/wordml/sdtdatahash" xmlns:w16sdtfl="http://schemas.microsoft.com/office/word/2024/wordml/sdtformatlock" xmlns:w16se="http://schemas.microsoft.com/office/word/2015/wordml/symex" xmlns:wpg="http://schemas.microsoft.com/office/word/2010/wordprocessingGroup" xmlns:wpi="http://schemas.microsoft.com/office/word/2010/wordprocessingInk" xmlns:wne="http://schemas.microsoft.com/office/word/2006/wordml" xmlns:wps="http://schemas.microsoft.com/office/word/2010/wordprocessingShape" mc:Ignorable="w14 w15 w16se w16cid w16 w16cex w16sdtdh w16sdtfl w16du wp14">
   <w:body>
-    <w:bookmarkStart w:id="10" w:name="c48-language-specification"/>
+    <w:tbl>
+      <w:tblPr>
+        <w:tblStyle w:val="TableGrid"/>
+        <w:tblW w:w="0" w:type="auto"/>
+        <w:tblBorders>
+          <w:top w:val="none" w:sz="0" w:space="0" w:color="auto"/>
+          <w:left w:val="none" w:sz="0" w:space="0" w:color="auto"/>
+          <w:bottom w:val="none" w:sz="0" w:space="0" w:color="auto"/>
+          <w:right w:val="none" w:sz="0" w:space="0" w:color="auto"/>
+          <w:insideH w:val="none" w:sz="0" w:space="0" w:color="auto"/>
+          <w:insideV w:val="none" w:sz="0" w:space="0" w:color="auto"/>
+        </w:tblBorders>
+        <w:tblLook w:val="04A0" w:firstRow="1" w:lastRow="0" w:firstColumn="1" w:lastColumn="0" w:noHBand="0" w:noVBand="1"/>
+      </w:tblPr>
+      <w:tblGrid>
+        <w:gridCol w:w="9576"/>
+      </w:tblGrid>
+      <w:tr>
+        <w:tc>
+          <w:tcPr>
+            <w:tcW w:w="9576" w:type="dxa"/>
+          </w:tcPr>
+          <w:p>
+            <w:pPr>
+              <w:jc w:val="center"/>
+            </w:pPr>
+            <w:bookmarkStart w:id="0" w:name="c48-language-specification"/>
+            <w:r>
+              <w:rPr>
+                <w:noProof/>
+              </w:rPr>
+              <w:drawing>
+                <wp:inline distT="0" distB="0" distL="0" distR="0" wp14:anchorId="5FE525C3" wp14:editId="659C4B21">
+                  <wp:extent cx="5486400" cy="8229600"/>
+                  <wp:effectExtent l="0" t="0" r="0" b="0"/>
+                  <wp:docPr id="1410686658" name="Picture 1"/>
+                  <wp:cNvGraphicFramePr>
+                    <a:graphicFrameLocks xmlns:a="http://schemas.openxmlformats.org/drawingml/2006/main" noChangeAspect="1"/>
+                  </wp:cNvGraphicFramePr>
+                  <a:graphic xmlns:a="http://schemas.openxmlformats.org/drawingml/2006/main">
+                    <a:graphicData uri="http://schemas.openxmlformats.org/drawingml/2006/picture">
+                      <pic:pic xmlns:pic="http://schemas.openxmlformats.org/drawingml/2006/picture">
+                        <pic:nvPicPr>
+                          <pic:cNvPr id="1410686658" name="Picture 1410686658"/>
+                          <pic:cNvPicPr/>
+                        </pic:nvPicPr>
+                        <pic:blipFill>
+                          <a:blip r:embed="rId5" cstate="print">
+                            <a:extLst>
+                              <a:ext uri="{28A0092B-C50C-407E-A947-70E740481C1C}">
+                                <a14:useLocalDpi xmlns:a14="http://schemas.microsoft.com/office/drawing/2010/main" val="0"/>
+                              </a:ext>
+                            </a:extLst>
+                          </a:blip>
+                          <a:stretch>
+                            <a:fillRect/>
+                          </a:stretch>
+                        </pic:blipFill>
+                        <pic:spPr>
+                          <a:xfrm>
+                            <a:off x="0" y="0"/>
+                            <a:ext cx="5486400" cy="8229600"/>
+                          </a:xfrm>
+                          <a:prstGeom prst="rect">
+                            <a:avLst/>
+                          </a:prstGeom>
+                        </pic:spPr>
+                      </pic:pic>
+                    </a:graphicData>
+                  </a:graphic>
+                </wp:inline>
+              </w:drawing>
+            </w:r>
+          </w:p>
+        </w:tc>
+      </w:tr>
+    </w:tbl>
     <w:p>
       <w:pPr>
         <w:pStyle w:val="Heading1"/>
       </w:pPr>
       <w:r>
+        <w:lastRenderedPageBreak/>
         <w:t>C48 LANGUAGE SPECIFICATION</w:t>
       </w:r>
     </w:p>
-    <w:bookmarkStart w:id="9" w:name="Xc1deaaa9a97a82158f5158c1b7c62473caf2698"/>
     <w:p>
       <w:pPr>
         <w:pStyle w:val="Heading2"/>
       </w:pPr>
+      <w:bookmarkStart w:id="1" w:name="Xc1deaaa9a97a82158f5158c1b7c62473caf2698"/>
       <w:r>
         <w:t>P11.01 Forensic Language Freeze Input -- Rev 0.11</w:t>
       </w:r>
@@ -76,16 +153,14 @@
         <w:t>Target: Original unexpanded 48K Sinclair ZX Spectrum / Z80A</w:t>
       </w:r>
     </w:p>
-    <w:p>
-      <w:r/>
-    </w:p>
-    <w:bookmarkEnd w:id="9"/>
-    <w:bookmarkEnd w:id="10"/>
-    <w:bookmarkStart w:id="11" w:name="purpose"/>
+    <w:p/>
     <w:p>
       <w:pPr>
         <w:pStyle w:val="Heading1"/>
       </w:pPr>
+      <w:bookmarkStart w:id="2" w:name="purpose"/>
+      <w:bookmarkEnd w:id="0"/>
+      <w:bookmarkEnd w:id="1"/>
       <w:r>
         <w:t>1. Purpose</w:t>
       </w:r>
@@ -111,14 +186,11 @@
         <w:pStyle w:val="Compact"/>
         <w:numPr>
           <w:ilvl w:val="0"/>
-          <w:numId w:val="1001"/>
+          <w:numId w:val="2"/>
         </w:numPr>
       </w:pPr>
       <w:r>
-        <w:t>the native ZX-UX</w:t>
-      </w:r>
-      <w:r>
-        <w:t xml:space="preserve"> </w:t>
+        <w:t xml:space="preserve">the native ZX-UX </w:t>
       </w:r>
       <w:r>
         <w:rPr>
@@ -127,10 +199,7 @@
         <w:t>cc</w:t>
       </w:r>
       <w:r>
-        <w:t xml:space="preserve"> </w:t>
-      </w:r>
-      <w:r>
-        <w:t>compiler can be implemented without inventing missing C language rules;</w:t>
+        <w:t xml:space="preserve"> compiler can be implemented without inventing missing C language rules;</w:t>
       </w:r>
     </w:p>
     <w:p>
@@ -138,7 +207,7 @@
         <w:pStyle w:val="Compact"/>
         <w:numPr>
           <w:ilvl w:val="0"/>
-          <w:numId w:val="1001"/>
+          <w:numId w:val="2"/>
         </w:numPr>
       </w:pPr>
       <w:r>
@@ -150,7 +219,7 @@
         <w:pStyle w:val="Compact"/>
         <w:numPr>
           <w:ilvl w:val="0"/>
-          <w:numId w:val="1001"/>
+          <w:numId w:val="2"/>
         </w:numPr>
       </w:pPr>
       <w:r>
@@ -162,7 +231,7 @@
         <w:pStyle w:val="Compact"/>
         <w:numPr>
           <w:ilvl w:val="0"/>
-          <w:numId w:val="1001"/>
+          <w:numId w:val="2"/>
         </w:numPr>
       </w:pPr>
       <w:r>
@@ -174,7 +243,7 @@
         <w:pStyle w:val="Compact"/>
         <w:numPr>
           <w:ilvl w:val="0"/>
-          <w:numId w:val="1001"/>
+          <w:numId w:val="2"/>
         </w:numPr>
       </w:pPr>
       <w:r>
@@ -213,15 +282,13 @@
         <w:t>No compiler implementer is authorized to substitute personal preference, ISO C folklore, host-compiler behavior, Small-C precedent, z88dk behavior, SDCC behavior, or Sinclair BASIC behavior for a rule explicitly frozen here.</w:t>
       </w:r>
     </w:p>
-    <w:p>
-      <w:r/>
-    </w:p>
-    <w:bookmarkEnd w:id="11"/>
-    <w:bookmarkStart w:id="12" w:name="conformance-terminology"/>
+    <w:p/>
     <w:p>
       <w:pPr>
         <w:pStyle w:val="Heading1"/>
       </w:pPr>
+      <w:bookmarkStart w:id="3" w:name="conformance-terminology"/>
+      <w:bookmarkEnd w:id="2"/>
       <w:r>
         <w:t>2. Conformance terminology</w:t>
       </w:r>
@@ -239,27 +306,15 @@
         <w:pStyle w:val="BodyText"/>
       </w:pPr>
       <w:r>
-        <w:t>"Portable C48"</w:t>
-      </w:r>
-      <w:r>
-        <w:t xml:space="preserve"> </w:t>
-      </w:r>
-      <w:r>
-        <w:t>means source whose behavior is defined by this specification and which remains within separately frozen Version-1 compiler resource limits.</w:t>
-      </w:r>
-    </w:p>
-    <w:p>
-      <w:pPr>
-        <w:pStyle w:val="BodyText"/>
-      </w:pPr>
-      <w:r>
-        <w:t>"Rejected"</w:t>
-      </w:r>
-      <w:r>
-        <w:t xml:space="preserve"> </w:t>
-      </w:r>
-      <w:r>
-        <w:t>means compilation MUST fail deterministically. It does not mean that the compiler may accept the construct as an undocumented extension.</w:t>
+        <w:t>"Portable C48" means source whose behavior is defined by this specification and which remains within separately frozen Version-1 compiler resource limits.</w:t>
+      </w:r>
+    </w:p>
+    <w:p>
+      <w:pPr>
+        <w:pStyle w:val="BodyText"/>
+      </w:pPr>
+      <w:r>
+        <w:t>"Rejected" means compilation MUST fail deterministically. It does not mean that the compiler may accept the construct as an undocumented extension.</w:t>
       </w:r>
     </w:p>
     <w:p>
@@ -278,15 +333,13 @@
         <w:t>A conforming compiler MUST provide an option or operating mode in which every accepted translation unit obeys exactly this specification. The native ZX-UX compiler operates in that mode unconditionally.</w:t>
       </w:r>
     </w:p>
-    <w:p>
-      <w:r/>
-    </w:p>
-    <w:bookmarkEnd w:id="12"/>
-    <w:bookmarkStart w:id="13" w:name="c48-is-not-iso-c"/>
+    <w:p/>
     <w:p>
       <w:pPr>
         <w:pStyle w:val="Heading1"/>
       </w:pPr>
+      <w:bookmarkStart w:id="4" w:name="c48-is-not-iso-c"/>
+      <w:bookmarkEnd w:id="3"/>
       <w:r>
         <w:t>3. C48 is not ISO C</w:t>
       </w:r>
@@ -331,15 +384,13 @@
         <w:t>Where this document freezes behavior more tightly than ISO C, C48 behavior governs.</w:t>
       </w:r>
     </w:p>
-    <w:p>
-      <w:r/>
-    </w:p>
-    <w:bookmarkEnd w:id="13"/>
-    <w:bookmarkStart w:id="14" w:name="canonical-source-representation"/>
+    <w:p/>
     <w:p>
       <w:pPr>
         <w:pStyle w:val="Heading1"/>
       </w:pPr>
+      <w:bookmarkStart w:id="5" w:name="canonical-source-representation"/>
+      <w:bookmarkEnd w:id="4"/>
       <w:r>
         <w:t>4. Canonical source representation</w:t>
       </w:r>
@@ -502,15 +553,13 @@
         <w:t>C48 Version 1 has no trigraphs, digraph alternative tokens, universal-character-name escapes, source character-set translation phases, or wide/Unicode source-token forms. Bytes are tokenized exactly under this specification after the limited comment/preprocessing rules below.</w:t>
       </w:r>
     </w:p>
-    <w:p>
-      <w:r/>
-    </w:p>
-    <w:bookmarkEnd w:id="14"/>
-    <w:bookmarkStart w:id="15" w:name="physical-and-logical-lines"/>
+    <w:p/>
     <w:p>
       <w:pPr>
         <w:pStyle w:val="Heading1"/>
       </w:pPr>
+      <w:bookmarkStart w:id="6" w:name="physical-and-logical-lines"/>
+      <w:bookmarkEnd w:id="5"/>
       <w:r>
         <w:t>5. Physical and logical lines</w:t>
       </w:r>
@@ -583,15 +632,13 @@
         <w:t>A backslash immediately followed by LF outside a string or character literal is a compile-time error.</w:t>
       </w:r>
     </w:p>
-    <w:p>
-      <w:r/>
-    </w:p>
-    <w:bookmarkEnd w:id="15"/>
-    <w:bookmarkStart w:id="16" w:name="white-space"/>
+    <w:p/>
     <w:p>
       <w:pPr>
         <w:pStyle w:val="Heading1"/>
       </w:pPr>
+      <w:bookmarkStart w:id="7" w:name="white-space"/>
+      <w:bookmarkEnd w:id="6"/>
       <w:r>
         <w:t>6. White space</w:t>
       </w:r>
@@ -666,15 +713,13 @@
         <w:t>Except inside string and character literals and for preprocessing line boundaries, multiple white-space bytes have no semantic distinction.</w:t>
       </w:r>
     </w:p>
-    <w:p>
-      <w:r/>
-    </w:p>
-    <w:bookmarkEnd w:id="16"/>
-    <w:bookmarkStart w:id="17" w:name="comments"/>
+    <w:p/>
     <w:p>
       <w:pPr>
         <w:pStyle w:val="Heading1"/>
       </w:pPr>
+      <w:bookmarkStart w:id="8" w:name="comments"/>
+      <w:bookmarkEnd w:id="7"/>
       <w:r>
         <w:t>7. Comments</w:t>
       </w:r>
@@ -722,10 +767,7 @@
         <w:pStyle w:val="FirstParagraph"/>
       </w:pPr>
       <w:r>
-        <w:t>A</w:t>
-      </w:r>
-      <w:r>
-        <w:t xml:space="preserve"> </w:t>
+        <w:t xml:space="preserve">A </w:t>
       </w:r>
       <w:r>
         <w:rPr>
@@ -734,21 +776,15 @@
         <w:t>//</w:t>
       </w:r>
       <w:r>
-        <w:t xml:space="preserve"> </w:t>
-      </w:r>
-      <w:r>
-        <w:t>comment continues through the byte immediately before LF or through end-of-file.</w:t>
-      </w:r>
-    </w:p>
-    <w:p>
-      <w:pPr>
-        <w:pStyle w:val="BodyText"/>
-      </w:pPr>
-      <w:r>
-        <w:t>A</w:t>
-      </w:r>
-      <w:r>
-        <w:t xml:space="preserve"> </w:t>
+        <w:t xml:space="preserve"> comment continues through the byte immediately before LF or through end-of-file.</w:t>
+      </w:r>
+    </w:p>
+    <w:p>
+      <w:pPr>
+        <w:pStyle w:val="BodyText"/>
+      </w:pPr>
+      <w:r>
+        <w:t xml:space="preserve">A </w:t>
       </w:r>
       <w:r>
         <w:rPr>
@@ -757,10 +793,7 @@
         <w:t>/* ... */</w:t>
       </w:r>
       <w:r>
-        <w:t xml:space="preserve"> </w:t>
-      </w:r>
-      <w:r>
-        <w:t>comment may span lines.</w:t>
+        <w:t xml:space="preserve"> comment may span lines.</w:t>
       </w:r>
     </w:p>
     <w:p>
@@ -795,15 +828,13 @@
         <w:t>Comments behave as white space.</w:t>
       </w:r>
     </w:p>
-    <w:p>
-      <w:r/>
-    </w:p>
-    <w:bookmarkEnd w:id="17"/>
-    <w:bookmarkStart w:id="18" w:name="identifiers"/>
+    <w:p/>
     <w:p>
       <w:pPr>
         <w:pStyle w:val="Heading1"/>
       </w:pPr>
+      <w:bookmarkStart w:id="9" w:name="identifiers"/>
+      <w:bookmarkEnd w:id="8"/>
       <w:r>
         <w:t>8. Identifiers</w:t>
       </w:r>
@@ -950,7 +981,7 @@
         <w:pStyle w:val="Compact"/>
         <w:numPr>
           <w:ilvl w:val="0"/>
-          <w:numId w:val="1002"/>
+          <w:numId w:val="3"/>
         </w:numPr>
       </w:pPr>
       <w:r>
@@ -962,7 +993,7 @@
         <w:pStyle w:val="Compact"/>
         <w:numPr>
           <w:ilvl w:val="0"/>
-          <w:numId w:val="1002"/>
+          <w:numId w:val="3"/>
         </w:numPr>
       </w:pPr>
       <w:r>
@@ -974,7 +1005,7 @@
         <w:pStyle w:val="Compact"/>
         <w:numPr>
           <w:ilvl w:val="0"/>
-          <w:numId w:val="1002"/>
+          <w:numId w:val="3"/>
         </w:numPr>
       </w:pPr>
       <w:r>
@@ -986,7 +1017,7 @@
         <w:pStyle w:val="Compact"/>
         <w:numPr>
           <w:ilvl w:val="0"/>
-          <w:numId w:val="1002"/>
+          <w:numId w:val="3"/>
         </w:numPr>
       </w:pPr>
       <w:r>
@@ -998,7 +1029,7 @@
         <w:pStyle w:val="Compact"/>
         <w:numPr>
           <w:ilvl w:val="0"/>
-          <w:numId w:val="1002"/>
+          <w:numId w:val="3"/>
         </w:numPr>
       </w:pPr>
       <w:r>
@@ -1050,15 +1081,13 @@
         <w:t>are three distinct identifiers.</w:t>
       </w:r>
     </w:p>
-    <w:p>
-      <w:r/>
-    </w:p>
-    <w:bookmarkEnd w:id="18"/>
-    <w:bookmarkStart w:id="19" w:name="supported-reserved-words"/>
+    <w:p/>
     <w:p>
       <w:pPr>
         <w:pStyle w:val="Heading1"/>
       </w:pPr>
+      <w:bookmarkStart w:id="10" w:name="supported-reserved-words"/>
+      <w:bookmarkEnd w:id="9"/>
       <w:r>
         <w:t>9. Supported reserved words</w:t>
       </w:r>
@@ -1245,21 +1274,15 @@
         <w:t>unsigned</w:t>
       </w:r>
       <w:r>
-        <w:t xml:space="preserve"> </w:t>
-      </w:r>
-      <w:r>
-        <w:t>participates only in the exact type combinations defined below.</w:t>
-      </w:r>
-    </w:p>
-    <w:p>
-      <w:pPr>
-        <w:pStyle w:val="BodyText"/>
-      </w:pPr>
-      <w:r>
-        <w:t>Plain</w:t>
-      </w:r>
-      <w:r>
-        <w:t xml:space="preserve"> </w:t>
+        <w:t xml:space="preserve"> participates only in the exact type combinations defined below.</w:t>
+      </w:r>
+    </w:p>
+    <w:p>
+      <w:pPr>
+        <w:pStyle w:val="BodyText"/>
+      </w:pPr>
+      <w:r>
+        <w:t xml:space="preserve">Plain </w:t>
       </w:r>
       <w:r>
         <w:rPr>
@@ -1268,13 +1291,7 @@
         <w:t>int</w:t>
       </w:r>
       <w:r>
-        <w:t xml:space="preserve"> </w:t>
-      </w:r>
-      <w:r>
-        <w:t>and plain</w:t>
-      </w:r>
-      <w:r>
-        <w:t xml:space="preserve"> </w:t>
+        <w:t xml:space="preserve"> and plain </w:t>
       </w:r>
       <w:r>
         <w:rPr>
@@ -1283,21 +1300,15 @@
         <w:t>short</w:t>
       </w:r>
       <w:r>
-        <w:t xml:space="preserve"> </w:t>
-      </w:r>
-      <w:r>
-        <w:t>are signed.</w:t>
-      </w:r>
-    </w:p>
-    <w:p>
-      <w:pPr>
-        <w:pStyle w:val="BodyText"/>
-      </w:pPr>
-      <w:r>
-        <w:t>There is no supported</w:t>
-      </w:r>
-      <w:r>
-        <w:t xml:space="preserve"> </w:t>
+        <w:t xml:space="preserve"> are signed.</w:t>
+      </w:r>
+    </w:p>
+    <w:p>
+      <w:pPr>
+        <w:pStyle w:val="BodyText"/>
+      </w:pPr>
+      <w:r>
+        <w:t xml:space="preserve">There is no supported </w:t>
       </w:r>
       <w:r>
         <w:rPr>
@@ -1306,21 +1317,16 @@
         <w:t>signed</w:t>
       </w:r>
       <w:r>
-        <w:t xml:space="preserve"> </w:t>
-      </w:r>
-      <w:r>
-        <w:t>type specifier.</w:t>
-      </w:r>
-    </w:p>
-    <w:p>
-      <w:r/>
-    </w:p>
-    <w:bookmarkEnd w:id="19"/>
-    <w:bookmarkStart w:id="20" w:name="reserved-but-unsupported-c-words"/>
+        <w:t xml:space="preserve"> type specifier.</w:t>
+      </w:r>
+    </w:p>
+    <w:p/>
     <w:p>
       <w:pPr>
         <w:pStyle w:val="Heading1"/>
       </w:pPr>
+      <w:bookmarkStart w:id="11" w:name="reserved-but-unsupported-c-words"/>
+      <w:bookmarkEnd w:id="10"/>
       <w:r>
         <w:t>10. Reserved but unsupported C words</w:t>
       </w:r>
@@ -1644,25 +1650,23 @@
         <w:t>Known implementation-owned names include `_start`, `__heap_start`, `__heap_end`, the `__f*` floating helpers, `__itof`, `__ftoi`, and `__fcmp`. This list is illustrative rather than limiting: the double-underscore namespace is reserved as a class so later internal helpers cannot collide with user source.</w:t>
       </w:r>
     </w:p>
-    <w:p>
-      <w:r/>
-    </w:p>
-    <w:bookmarkEnd w:id="20"/>
-    <w:bookmarkStart w:id="21" w:name="operators-and-punctuation"/>
+    <w:p/>
     <w:p>
       <w:pPr>
         <w:pStyle w:val="Heading1"/>
       </w:pPr>
+      <w:bookmarkStart w:id="12" w:name="operators-and-punctuation"/>
+      <w:bookmarkEnd w:id="11"/>
       <w:r>
         <w:t>11. Operators and punctuation</w:t>
       </w:r>
     </w:p>
-    <w:bookmarkEnd w:id="21"/>
-    <w:bookmarkStart w:id="22" w:name="integer-literals"/>
-    <w:p>
-      <w:pPr>
-        <w:pStyle w:val="FirstParagraph"/>
-      </w:pPr>
+    <w:p>
+      <w:pPr>
+        <w:pStyle w:val="FirstParagraph"/>
+      </w:pPr>
+      <w:bookmarkStart w:id="13" w:name="integer-literals"/>
+      <w:bookmarkEnd w:id="12"/>
       <w:r>
         <w:t>C48 uses longest-match tokenization. At every source position the lexer MUST select the longest valid token beginning there. Supported multi-character operators are recognized before their single-character prefixes. Comment introducers are recognized before the division operator when the required second character is present.</w:t>
       </w:r>
@@ -1681,48 +1685,92 @@
       </w:pPr>
       <w:r>
         <w:t>=</w:t>
+      </w:r>
+      <w:r>
         <w:br/>
         <w:t>+</w:t>
+      </w:r>
+      <w:r>
         <w:br/>
         <w:t>-</w:t>
+      </w:r>
+      <w:r>
         <w:br/>
         <w:t>*</w:t>
+      </w:r>
+      <w:r>
         <w:br/>
         <w:t>/</w:t>
+      </w:r>
+      <w:r>
         <w:br/>
         <w:t>%</w:t>
+      </w:r>
+      <w:r>
         <w:br/>
         <w:t>++</w:t>
+      </w:r>
+      <w:r>
         <w:br/>
         <w:t>--</w:t>
+      </w:r>
+      <w:r>
         <w:br/>
         <w:t>&lt;&lt;</w:t>
+      </w:r>
+      <w:r>
         <w:br/>
         <w:t>&gt;&gt;</w:t>
+      </w:r>
+      <w:r>
         <w:br/>
         <w:t>&lt;</w:t>
+      </w:r>
+      <w:r>
         <w:br/>
         <w:t>&lt;=</w:t>
+      </w:r>
+      <w:r>
         <w:br/>
         <w:t>&gt;</w:t>
+      </w:r>
+      <w:r>
         <w:br/>
         <w:t>&gt;=</w:t>
+      </w:r>
+      <w:r>
         <w:br/>
         <w:t>==</w:t>
+      </w:r>
+      <w:r>
         <w:br/>
         <w:t>!=</w:t>
+      </w:r>
+      <w:r>
         <w:br/>
         <w:t>&amp;</w:t>
+      </w:r>
+      <w:r>
         <w:br/>
         <w:t>|</w:t>
+      </w:r>
+      <w:r>
         <w:br/>
         <w:t>^</w:t>
+      </w:r>
+      <w:r>
         <w:br/>
         <w:t>~</w:t>
+      </w:r>
+      <w:r>
         <w:br/>
         <w:t>&amp;&amp;</w:t>
+      </w:r>
+      <w:r>
         <w:br/>
         <w:t>||</w:t>
+      </w:r>
+      <w:r>
         <w:br/>
         <w:t>!</w:t>
       </w:r>
@@ -1741,18 +1789,32 @@
       </w:pPr>
       <w:r>
         <w:t>(</w:t>
+      </w:r>
+      <w:r>
         <w:br/>
         <w:t>)</w:t>
+      </w:r>
+      <w:r>
         <w:br/>
         <w:t>[</w:t>
+      </w:r>
+      <w:r>
         <w:br/>
         <w:t>]</w:t>
+      </w:r>
+      <w:r>
         <w:br/>
         <w:t>{</w:t>
+      </w:r>
+      <w:r>
         <w:br/>
         <w:t>}</w:t>
+      </w:r>
+      <w:r>
         <w:br/>
         <w:t>;</w:t>
+      </w:r>
+      <w:r>
         <w:br/>
         <w:t>,</w:t>
       </w:r>
@@ -1821,9 +1883,7 @@
         <w:t>A standalone source byte that belongs to neither the supported token grammar nor a supported preprocessing directive is a lexical error. In particular, backslash outside a literal is invalid except where it begins no supported construct, and `#` is valid only in the preprocessing-directive position defined in Section 70.</w:t>
       </w:r>
     </w:p>
-    <w:p>
-      <w:pPr/>
-    </w:p>
+    <w:p/>
     <w:p>
       <w:pPr>
         <w:pStyle w:val="Heading1"/>
@@ -1832,12 +1892,12 @@
         <w:t>12. Integer literals</w:t>
       </w:r>
     </w:p>
-    <w:bookmarkEnd w:id="22"/>
-    <w:bookmarkStart w:id="23" w:name="integer-literal-types"/>
-    <w:p>
-      <w:pPr>
-        <w:pStyle w:val="FirstParagraph"/>
-      </w:pPr>
+    <w:p>
+      <w:pPr>
+        <w:pStyle w:val="FirstParagraph"/>
+      </w:pPr>
+      <w:bookmarkStart w:id="14" w:name="integer-literal-types"/>
+      <w:bookmarkEnd w:id="13"/>
       <w:r>
         <w:t>C48 supports decimal, octal, and hexadecimal integer literals.</w:t>
       </w:r>
@@ -1856,20 +1916,38 @@
       </w:pPr>
       <w:r>
         <w:t>decimal-literal:</w:t>
+      </w:r>
+      <w:r>
         <w:br/>
         <w:t xml:space="preserve">    0</w:t>
+      </w:r>
+      <w:r>
         <w:br/>
         <w:t xml:space="preserve">    nonzero-digit decimal-digit*</w:t>
-        <w:br/>
+      </w:r>
+      <w:r>
+        <w:br/>
+      </w:r>
+      <w:r>
         <w:br/>
         <w:t>octal-literal:</w:t>
+      </w:r>
+      <w:r>
         <w:br/>
         <w:t xml:space="preserve">    0 octal-digit+</w:t>
-        <w:br/>
+      </w:r>
+      <w:r>
+        <w:br/>
+      </w:r>
+      <w:r>
         <w:br/>
         <w:t>hexadecimal-literal:</w:t>
+      </w:r>
+      <w:r>
         <w:br/>
         <w:t xml:space="preserve">    0x hexadecimal-digit+</w:t>
+      </w:r>
+      <w:r>
         <w:br/>
         <w:t xml:space="preserve">    0X hexadecimal-digit+</w:t>
       </w:r>
@@ -1912,14 +1990,24 @@
       </w:pPr>
       <w:r>
         <w:t>0</w:t>
+      </w:r>
+      <w:r>
         <w:br/>
         <w:t>123</w:t>
+      </w:r>
+      <w:r>
         <w:br/>
         <w:t>077</w:t>
+      </w:r>
+      <w:r>
         <w:br/>
         <w:t>0x2a</w:t>
+      </w:r>
+      <w:r>
         <w:br/>
         <w:t>65535u</w:t>
+      </w:r>
+      <w:r>
         <w:br/>
         <w:t>0XFFU</w:t>
       </w:r>
@@ -1956,9 +2044,7 @@
         <w:t>Important INT_MIN rule: source text `-32768` is tokenized as unary `-` applied to the unsuffixed literal `32768`, whose type is `unsigned int` under Section 13. It therefore denotes unsigned value 32768, not signed `int` minimum. Portable C48 spells signed -32768 as `(int)0x8000u` or `(-32767 - 1)`.</w:t>
       </w:r>
     </w:p>
-    <w:p>
-      <w:pPr/>
-    </w:p>
+    <w:p/>
     <w:p>
       <w:pPr>
         <w:pStyle w:val="Heading1"/>
@@ -1980,10 +2066,7 @@
         <w:pStyle w:val="BodyText"/>
       </w:pPr>
       <w:r>
-        <w:t>For an integer literal without</w:t>
-      </w:r>
-      <w:r>
-        <w:t xml:space="preserve"> </w:t>
+        <w:t xml:space="preserve">For an integer literal without </w:t>
       </w:r>
       <w:r>
         <w:rPr>
@@ -1992,13 +2075,7 @@
         <w:t>u</w:t>
       </w:r>
       <w:r>
-        <w:t xml:space="preserve"> </w:t>
-      </w:r>
-      <w:r>
-        <w:t>or</w:t>
-      </w:r>
-      <w:r>
-        <w:t xml:space="preserve"> </w:t>
+        <w:t xml:space="preserve"> or </w:t>
       </w:r>
       <w:r>
         <w:rPr>
@@ -2015,14 +2092,11 @@
         <w:pStyle w:val="Compact"/>
         <w:numPr>
           <w:ilvl w:val="0"/>
-          <w:numId w:val="1004"/>
+          <w:numId w:val="5"/>
         </w:numPr>
       </w:pPr>
       <w:r>
-        <w:t>if its value is 0..32767, its type is</w:t>
-      </w:r>
-      <w:r>
-        <w:t xml:space="preserve"> </w:t>
+        <w:t xml:space="preserve">if its value is 0..32767, its type is </w:t>
       </w:r>
       <w:r>
         <w:rPr>
@@ -2039,14 +2113,11 @@
         <w:pStyle w:val="Compact"/>
         <w:numPr>
           <w:ilvl w:val="0"/>
-          <w:numId w:val="1004"/>
+          <w:numId w:val="5"/>
         </w:numPr>
       </w:pPr>
       <w:r>
-        <w:t>if its value is 32768..65535, its type is</w:t>
-      </w:r>
-      <w:r>
-        <w:t xml:space="preserve"> </w:t>
+        <w:t xml:space="preserve">if its value is 32768..65535, its type is </w:t>
       </w:r>
       <w:r>
         <w:rPr>
@@ -2063,10 +2134,7 @@
         <w:pStyle w:val="FirstParagraph"/>
       </w:pPr>
       <w:r>
-        <w:t>For an integer literal with</w:t>
-      </w:r>
-      <w:r>
-        <w:t xml:space="preserve"> </w:t>
+        <w:t xml:space="preserve">For an integer literal with </w:t>
       </w:r>
       <w:r>
         <w:rPr>
@@ -2075,13 +2143,7 @@
         <w:t>u</w:t>
       </w:r>
       <w:r>
-        <w:t xml:space="preserve"> </w:t>
-      </w:r>
-      <w:r>
-        <w:t>or</w:t>
-      </w:r>
-      <w:r>
-        <w:t xml:space="preserve"> </w:t>
+        <w:t xml:space="preserve"> or </w:t>
       </w:r>
       <w:r>
         <w:rPr>
@@ -2098,14 +2160,11 @@
         <w:pStyle w:val="Compact"/>
         <w:numPr>
           <w:ilvl w:val="0"/>
-          <w:numId w:val="1005"/>
+          <w:numId w:val="6"/>
         </w:numPr>
       </w:pPr>
       <w:r>
-        <w:t>its type is</w:t>
-      </w:r>
-      <w:r>
-        <w:t xml:space="preserve"> </w:t>
+        <w:t xml:space="preserve">its type is </w:t>
       </w:r>
       <w:r>
         <w:rPr>
@@ -2122,7 +2181,7 @@
         <w:pStyle w:val="Compact"/>
         <w:numPr>
           <w:ilvl w:val="0"/>
-          <w:numId w:val="1005"/>
+          <w:numId w:val="6"/>
         </w:numPr>
       </w:pPr>
       <w:r>
@@ -2142,10 +2201,7 @@
         <w:pStyle w:val="BodyText"/>
       </w:pPr>
       <w:r>
-        <w:t>There is no hidden host</w:t>
-      </w:r>
-      <w:r>
-        <w:t xml:space="preserve"> </w:t>
+        <w:t xml:space="preserve">There is no hidden host </w:t>
       </w:r>
       <w:r>
         <w:rPr>
@@ -2165,25 +2221,23 @@
         <w:t>The compiler may use wider arithmetic internally while parsing, but the accepted C48 type and value are determined exactly by the rules above.</w:t>
       </w:r>
     </w:p>
-    <w:p>
-      <w:r/>
-    </w:p>
-    <w:bookmarkEnd w:id="23"/>
-    <w:bookmarkStart w:id="24" w:name="character-literals"/>
+    <w:p/>
     <w:p>
       <w:pPr>
         <w:pStyle w:val="Heading1"/>
       </w:pPr>
+      <w:bookmarkStart w:id="15" w:name="character-literals"/>
+      <w:bookmarkEnd w:id="14"/>
       <w:r>
         <w:t>14. Character literals</w:t>
       </w:r>
     </w:p>
-    <w:bookmarkEnd w:id="24"/>
-    <w:bookmarkStart w:id="25" w:name="string-literals"/>
-    <w:p>
-      <w:pPr>
-        <w:pStyle w:val="FirstParagraph"/>
-      </w:pPr>
+    <w:p>
+      <w:pPr>
+        <w:pStyle w:val="FirstParagraph"/>
+      </w:pPr>
+      <w:bookmarkStart w:id="16" w:name="string-literals"/>
+      <w:bookmarkEnd w:id="15"/>
       <w:r>
         <w:t>A character literal denotes exactly one byte and has type `int` with value 0..255.</w:t>
       </w:r>
@@ -2202,10 +2256,16 @@
       </w:pPr>
       <w:r>
         <w:t>'A'</w:t>
+      </w:r>
+      <w:r>
         <w:br/>
         <w:t>'0'</w:t>
+      </w:r>
+      <w:r>
         <w:br/>
         <w:t>'\n'</w:t>
+      </w:r>
+      <w:r>
         <w:br/>
         <w:t>'\x7f'</w:t>
       </w:r>
@@ -2224,24 +2284,44 @@
       </w:pPr>
       <w:r>
         <w:t>\\      backslash          0x5C</w:t>
+      </w:r>
+      <w:r>
         <w:br/>
         <w:t>\'      single quote       0x27</w:t>
+      </w:r>
+      <w:r>
         <w:br/>
         <w:t>\"      double quote       0x22</w:t>
+      </w:r>
+      <w:r>
         <w:br/>
         <w:t>\0      NUL                0x00</w:t>
+      </w:r>
+      <w:r>
         <w:br/>
         <w:t>\a      bell               0x07</w:t>
+      </w:r>
+      <w:r>
         <w:br/>
         <w:t>\b      backspace          0x08</w:t>
+      </w:r>
+      <w:r>
         <w:br/>
         <w:t>\t      horizontal tab     0x09</w:t>
+      </w:r>
+      <w:r>
         <w:br/>
         <w:t>\n      line feed          0x0A</w:t>
+      </w:r>
+      <w:r>
         <w:br/>
         <w:t>\v      vertical tab       0x0B</w:t>
+      </w:r>
+      <w:r>
         <w:br/>
         <w:t>\f      form feed          0x0C</w:t>
+      </w:r>
+      <w:r>
         <w:br/>
         <w:t>\r      carriage return    0x0D</w:t>
       </w:r>
@@ -2260,8 +2340,12 @@
       </w:pPr>
       <w:r>
         <w:t>'\x00'</w:t>
+      </w:r>
+      <w:r>
         <w:br/>
         <w:t>'\x41'</w:t>
+      </w:r>
+      <w:r>
         <w:br/>
         <w:t>'\xff'</w:t>
       </w:r>
@@ -2306,9 +2390,7 @@
         <w:t>An unescaped LF, end-of-file, or missing closing quote before the literal closes is a lexical error.</w:t>
       </w:r>
     </w:p>
-    <w:p>
-      <w:pPr/>
-    </w:p>
+    <w:p/>
     <w:p>
       <w:pPr>
         <w:pStyle w:val="Heading1"/>
@@ -2317,12 +2399,12 @@
         <w:t>15. String literals</w:t>
       </w:r>
     </w:p>
-    <w:bookmarkEnd w:id="25"/>
-    <w:bookmarkStart w:id="26" w:name="floating-literals"/>
-    <w:p>
-      <w:pPr>
-        <w:pStyle w:val="FirstParagraph"/>
-      </w:pPr>
+    <w:p>
+      <w:pPr>
+        <w:pStyle w:val="FirstParagraph"/>
+      </w:pPr>
+      <w:bookmarkStart w:id="17" w:name="floating-literals"/>
+      <w:bookmarkEnd w:id="16"/>
       <w:r>
         <w:t>A string literal is a sequence of canonical source characters and supported Section-14 escapes between double quotes. Each source character contributes its ASCII byte, each escape contributes exactly one specified byte, and one terminating NUL byte is appended.</w:t>
       </w:r>
@@ -2383,9 +2465,7 @@
         <w:t>Prefixed/wide string literals such as `L"text"`, `u"text"`, `U"text"`, and `u8"text"` are unsupported. C48 has only the byte-string form defined in this section.</w:t>
       </w:r>
     </w:p>
-    <w:p>
-      <w:pPr/>
-    </w:p>
+    <w:p/>
     <w:p>
       <w:pPr>
         <w:pStyle w:val="Heading1"/>
@@ -2394,12 +2474,12 @@
         <w:t>16. Floating literals</w:t>
       </w:r>
     </w:p>
-    <w:bookmarkEnd w:id="26"/>
-    <w:bookmarkStart w:id="27" w:name="floating-literal-representation"/>
-    <w:p>
-      <w:pPr>
-        <w:pStyle w:val="FirstParagraph"/>
-      </w:pPr>
+    <w:p>
+      <w:pPr>
+        <w:pStyle w:val="FirstParagraph"/>
+      </w:pPr>
+      <w:bookmarkStart w:id="18" w:name="floating-literal-representation"/>
+      <w:bookmarkEnd w:id="17"/>
       <w:r>
         <w:t>C48 supports decimal floating literals using the mantissa/exponent grammar also accepted by the canonical SYS_FP_FROM_TEXT numeric parser once any source suffix has been removed.</w:t>
       </w:r>
@@ -2410,20 +2490,38 @@
       </w:pPr>
       <w:r>
         <w:t>floating-literal:</w:t>
+      </w:r>
+      <w:r>
         <w:br/>
         <w:t xml:space="preserve">    digits '.' digits? exponent? float-suffix?</w:t>
+      </w:r>
+      <w:r>
         <w:br/>
         <w:t xml:space="preserve">    '.' digits exponent? float-suffix?</w:t>
+      </w:r>
+      <w:r>
         <w:br/>
         <w:t xml:space="preserve">    digits exponent float-suffix?</w:t>
-        <w:br/>
+      </w:r>
+      <w:r>
+        <w:br/>
+      </w:r>
+      <w:r>
         <w:br/>
         <w:t>exponent:</w:t>
+      </w:r>
+      <w:r>
         <w:br/>
         <w:t xml:space="preserve">    ('e' | 'E') ('+' | '-')? digits</w:t>
-        <w:br/>
+      </w:r>
+      <w:r>
+        <w:br/>
+      </w:r>
+      <w:r>
         <w:br/>
         <w:t>float-suffix:</w:t>
+      </w:r>
+      <w:r>
         <w:br/>
         <w:t xml:space="preserve">    'f' | 'F'</w:t>
       </w:r>
@@ -2460,9 +2558,7 @@
         <w:t>A leading `+` or `-` is a unary operator and not part of the floating token.</w:t>
       </w:r>
     </w:p>
-    <w:p>
-      <w:pPr/>
-    </w:p>
+    <w:p/>
     <w:p>
       <w:pPr>
         <w:pStyle w:val="Heading1"/>
@@ -2490,10 +2586,7 @@
         <w:t>sizeof(float)</w:t>
       </w:r>
       <w:r>
-        <w:t xml:space="preserve"> </w:t>
-      </w:r>
-      <w:r>
-        <w:t>is exactly:</w:t>
+        <w:t xml:space="preserve"> is exactly:</w:t>
       </w:r>
     </w:p>
     <w:p>
@@ -2512,10 +2605,7 @@
         <w:pStyle w:val="FirstParagraph"/>
       </w:pPr>
       <w:r>
-        <w:t>and</w:t>
-      </w:r>
-      <w:r>
-        <w:t xml:space="preserve"> </w:t>
+        <w:t xml:space="preserve">and </w:t>
       </w:r>
       <w:r>
         <w:rPr>
@@ -2524,10 +2614,7 @@
         <w:t>float</w:t>
       </w:r>
       <w:r>
-        <w:t xml:space="preserve"> </w:t>
-      </w:r>
-      <w:r>
-        <w:t>alignment is exactly:</w:t>
+        <w:t xml:space="preserve"> alignment is exactly:</w:t>
       </w:r>
     </w:p>
     <w:p>
@@ -2554,7 +2641,7 @@
         <w:pStyle w:val="Compact"/>
         <w:numPr>
           <w:ilvl w:val="0"/>
-          <w:numId w:val="1006"/>
+          <w:numId w:val="7"/>
         </w:numPr>
       </w:pPr>
       <w:r>
@@ -2566,7 +2653,7 @@
         <w:pStyle w:val="Compact"/>
         <w:numPr>
           <w:ilvl w:val="0"/>
-          <w:numId w:val="1006"/>
+          <w:numId w:val="7"/>
         </w:numPr>
       </w:pPr>
       <w:r>
@@ -2578,14 +2665,11 @@
         <w:pStyle w:val="Compact"/>
         <w:numPr>
           <w:ilvl w:val="0"/>
-          <w:numId w:val="1006"/>
+          <w:numId w:val="7"/>
         </w:numPr>
       </w:pPr>
       <w:r>
-        <w:t>host</w:t>
-      </w:r>
-      <w:r>
-        <w:t xml:space="preserve"> </w:t>
+        <w:t xml:space="preserve">host </w:t>
       </w:r>
       <w:r>
         <w:rPr>
@@ -2602,14 +2686,11 @@
         <w:pStyle w:val="Compact"/>
         <w:numPr>
           <w:ilvl w:val="0"/>
-          <w:numId w:val="1006"/>
+          <w:numId w:val="7"/>
         </w:numPr>
       </w:pPr>
       <w:r>
-        <w:t>host</w:t>
-      </w:r>
-      <w:r>
-        <w:t xml:space="preserve"> </w:t>
+        <w:t xml:space="preserve">host </w:t>
       </w:r>
       <w:r>
         <w:rPr>
@@ -2626,7 +2707,7 @@
         <w:pStyle w:val="Compact"/>
         <w:numPr>
           <w:ilvl w:val="0"/>
-          <w:numId w:val="1006"/>
+          <w:numId w:val="7"/>
         </w:numPr>
       </w:pPr>
       <w:r>
@@ -2673,15 +2754,13 @@
         <w:t>C48 has no NaN or infinity language semantics.</w:t>
       </w:r>
     </w:p>
-    <w:p>
-      <w:r/>
-    </w:p>
-    <w:bookmarkEnd w:id="27"/>
-    <w:bookmarkStart w:id="28" w:name="supported-types"/>
+    <w:p/>
     <w:p>
       <w:pPr>
         <w:pStyle w:val="Heading1"/>
       </w:pPr>
+      <w:bookmarkStart w:id="19" w:name="supported-types"/>
+      <w:bookmarkEnd w:id="18"/>
       <w:r>
         <w:t>18. Supported types</w:t>
       </w:r>
@@ -2890,10 +2969,7 @@
         <w:pStyle w:val="BodyText"/>
       </w:pPr>
       <w:r>
-        <w:t>Plain</w:t>
-      </w:r>
-      <w:r>
-        <w:t xml:space="preserve"> </w:t>
+        <w:t xml:space="preserve">Plain </w:t>
       </w:r>
       <w:r>
         <w:rPr>
@@ -2902,10 +2978,7 @@
         <w:t>char</w:t>
       </w:r>
       <w:r>
-        <w:t xml:space="preserve"> </w:t>
-      </w:r>
-      <w:r>
-        <w:t>is unsigned.</w:t>
+        <w:t xml:space="preserve"> is unsigned.</w:t>
       </w:r>
     </w:p>
     <w:p>
@@ -2919,21 +2992,15 @@
         <w:t>signed char</w:t>
       </w:r>
       <w:r>
-        <w:t xml:space="preserve"> </w:t>
-      </w:r>
-      <w:r>
-        <w:t>is not a Version-1 type.</w:t>
-      </w:r>
-    </w:p>
-    <w:p>
-      <w:pPr>
-        <w:pStyle w:val="BodyText"/>
-      </w:pPr>
-      <w:r>
-        <w:t>Plain</w:t>
-      </w:r>
-      <w:r>
-        <w:t xml:space="preserve"> </w:t>
+        <w:t xml:space="preserve"> is not a Version-1 type.</w:t>
+      </w:r>
+    </w:p>
+    <w:p>
+      <w:pPr>
+        <w:pStyle w:val="BodyText"/>
+      </w:pPr>
+      <w:r>
+        <w:t xml:space="preserve">Plain </w:t>
       </w:r>
       <w:r>
         <w:rPr>
@@ -2942,13 +3009,7 @@
         <w:t>short</w:t>
       </w:r>
       <w:r>
-        <w:t xml:space="preserve"> </w:t>
-      </w:r>
-      <w:r>
-        <w:t>and plain</w:t>
-      </w:r>
-      <w:r>
-        <w:t xml:space="preserve"> </w:t>
+        <w:t xml:space="preserve"> and plain </w:t>
       </w:r>
       <w:r>
         <w:rPr>
@@ -2957,21 +3018,16 @@
         <w:t>int</w:t>
       </w:r>
       <w:r>
-        <w:t xml:space="preserve"> </w:t>
-      </w:r>
-      <w:r>
-        <w:t>are signed two's-complement types.</w:t>
-      </w:r>
-    </w:p>
-    <w:p>
-      <w:r/>
-    </w:p>
-    <w:bookmarkEnd w:id="28"/>
-    <w:bookmarkStart w:id="29" w:name="data-model"/>
+        <w:t xml:space="preserve"> are signed two's-complement types.</w:t>
+      </w:r>
+    </w:p>
+    <w:p/>
     <w:p>
       <w:pPr>
         <w:pStyle w:val="Heading1"/>
       </w:pPr>
+      <w:bookmarkStart w:id="20" w:name="data-model"/>
+      <w:bookmarkEnd w:id="19"/>
       <w:r>
         <w:t>19. Data model</w:t>
       </w:r>
@@ -3081,10 +3137,7 @@
         <w:t>void</w:t>
       </w:r>
       <w:r>
-        <w:t xml:space="preserve"> </w:t>
-      </w:r>
-      <w:r>
-        <w:t>has no object size.</w:t>
+        <w:t xml:space="preserve"> has no object size.</w:t>
       </w:r>
     </w:p>
     <w:p>
@@ -3098,10 +3151,7 @@
         <w:t>sizeof(void)</w:t>
       </w:r>
       <w:r>
-        <w:t xml:space="preserve"> </w:t>
-      </w:r>
-      <w:r>
-        <w:t>is invalid.</w:t>
+        <w:t xml:space="preserve"> is invalid.</w:t>
       </w:r>
     </w:p>
     <w:p>
@@ -3125,10 +3175,7 @@
         <w:pStyle w:val="BodyText"/>
       </w:pPr>
       <w:r>
-        <w:t>Array stride is exactly</w:t>
-      </w:r>
-      <w:r>
-        <w:t xml:space="preserve"> </w:t>
+        <w:t xml:space="preserve">Array stride is exactly </w:t>
       </w:r>
       <w:r>
         <w:rPr>
@@ -3162,12 +3209,20 @@
       </w:pPr>
       <w:r>
         <w:t>char / unsigned char: 0..255, stored as one byte;</w:t>
+      </w:r>
+      <w:r>
         <w:br/>
         <w:t>short / int: -32768..32767, stored as a 16-bit little-endian two's-complement word;</w:t>
+      </w:r>
+      <w:r>
         <w:br/>
         <w:t>unsigned short / unsigned int: 0..65535, stored as a 16-bit little-endian word;</w:t>
+      </w:r>
+      <w:r>
         <w:br/>
         <w:t>pointer: one 16-bit little-endian logical address; null is bytes 00 00;</w:t>
+      </w:r>
+      <w:r>
         <w:br/>
         <w:t>float: exactly the five bytes, in memory order, used by the canonical Spectrum ROM numeric representation.</w:t>
       </w:r>
@@ -3188,25 +3243,23 @@
         <w:t>Semantic zero has an all-zero object representation for every C48 integer type and for the null pointer. C48's required BSS-zeroing semantics also require an all-zero five-byte `float` object to denote floating zero. A conforming implementation MUST preserve these zero-representation invariants.</w:t>
       </w:r>
     </w:p>
-    <w:p>
-      <w:r/>
-    </w:p>
-    <w:bookmarkEnd w:id="29"/>
-    <w:bookmarkStart w:id="30" w:name="declarators"/>
+    <w:p/>
     <w:p>
       <w:pPr>
         <w:pStyle w:val="Heading1"/>
       </w:pPr>
+      <w:bookmarkStart w:id="21" w:name="declarators"/>
+      <w:bookmarkEnd w:id="20"/>
       <w:r>
         <w:t>20. Declarators</w:t>
       </w:r>
     </w:p>
-    <w:bookmarkEnd w:id="30"/>
-    <w:bookmarkStart w:id="31" w:name="declarations"/>
-    <w:p>
-      <w:pPr>
-        <w:pStyle w:val="FirstParagraph"/>
-      </w:pPr>
+    <w:p>
+      <w:pPr>
+        <w:pStyle w:val="FirstParagraph"/>
+      </w:pPr>
+      <w:bookmarkStart w:id="22" w:name="declarations"/>
+      <w:bookmarkEnd w:id="21"/>
       <w:r>
         <w:t>C48 deliberately supports only the declarator shapes required by Version 1. Appendix A contains the complete normative grammar; this section states the semantic restrictions.</w:t>
       </w:r>
@@ -3233,16 +3286,30 @@
       </w:pPr>
       <w:r>
         <w:t>declarator:</w:t>
+      </w:r>
+      <w:r>
         <w:br/>
         <w:t xml:space="preserve">    pointer-part? identifier declarator-suffix?</w:t>
-        <w:br/>
+      </w:r>
+      <w:r>
+        <w:br/>
+      </w:r>
+      <w:r>
         <w:br/>
         <w:t>pointer-part:</w:t>
+      </w:r>
+      <w:r>
         <w:br/>
         <w:t xml:space="preserve">    '*' pointer-part?</w:t>
-        <w:br/>
+      </w:r>
+      <w:r>
+        <w:br/>
+      </w:r>
+      <w:r>
         <w:br/>
         <w:t>declarator-suffix:</w:t>
+      </w:r>
+      <w:r>
         <w:br/>
         <w:t xml:space="preserve">    array-suffix | function-suffix</w:t>
       </w:r>
@@ -3271,9 +3338,7 @@
         <w:t>True multidimensional array declarators are unsupported. Repeated indexing remains valid when an indexed expression itself has pointer type, for example `char **argv; argv[1][0]`.</w:t>
       </w:r>
     </w:p>
-    <w:p>
-      <w:pPr/>
-    </w:p>
+    <w:p/>
     <w:p>
       <w:pPr>
         <w:pStyle w:val="Heading1"/>
@@ -3282,12 +3347,12 @@
         <w:t>21. Declarations</w:t>
       </w:r>
     </w:p>
-    <w:bookmarkEnd w:id="31"/>
-    <w:bookmarkStart w:id="32" w:name="storage-classes"/>
-    <w:p>
-      <w:pPr>
-        <w:pStyle w:val="FirstParagraph"/>
-      </w:pPr>
+    <w:p>
+      <w:pPr>
+        <w:pStyle w:val="FirstParagraph"/>
+      </w:pPr>
+      <w:bookmarkStart w:id="23" w:name="storage-classes"/>
+      <w:bookmarkEnd w:id="22"/>
       <w:r>
         <w:t>A declaration contains an optional permitted storage class, exactly one permitted C48 type spelling, one or more declarators separated by commas, optional permitted initializers, and a terminating semicolon.</w:t>
       </w:r>
@@ -3298,12 +3363,20 @@
       </w:pPr>
       <w:r>
         <w:t>int x;</w:t>
+      </w:r>
+      <w:r>
         <w:br/>
         <w:t>int x, y;</w:t>
+      </w:r>
+      <w:r>
         <w:br/>
         <w:t>unsigned int mask;</w:t>
+      </w:r>
+      <w:r>
         <w:br/>
         <w:t>char *p;</w:t>
+      </w:r>
+      <w:r>
         <w:br/>
         <w:t>int values[10];</w:t>
       </w:r>
@@ -3340,9 +3413,7 @@
         <w:t>File-scope global and static objects without an explicit initializer are initialized to all-zero bytes according to their C48 object representation.</w:t>
       </w:r>
     </w:p>
-    <w:p>
-      <w:pPr/>
-    </w:p>
+    <w:p/>
     <w:p>
       <w:pPr>
         <w:pStyle w:val="Heading1"/>
@@ -3392,7 +3463,7 @@
         <w:pStyle w:val="Compact"/>
         <w:numPr>
           <w:ilvl w:val="0"/>
-          <w:numId w:val="1009"/>
+          <w:numId w:val="10"/>
         </w:numPr>
       </w:pPr>
       <w:r>
@@ -3404,7 +3475,7 @@
         <w:pStyle w:val="Compact"/>
         <w:numPr>
           <w:ilvl w:val="0"/>
-          <w:numId w:val="1009"/>
+          <w:numId w:val="10"/>
         </w:numPr>
       </w:pPr>
       <w:r>
@@ -3422,7 +3493,7 @@
         <w:pStyle w:val="Compact"/>
         <w:numPr>
           <w:ilvl w:val="0"/>
-          <w:numId w:val="1009"/>
+          <w:numId w:val="10"/>
         </w:numPr>
       </w:pPr>
       <w:r>
@@ -3440,10 +3511,7 @@
         <w:pStyle w:val="FirstParagraph"/>
       </w:pPr>
       <w:r>
-        <w:t>At block scope,</w:t>
-      </w:r>
-      <w:r>
-        <w:t xml:space="preserve"> </w:t>
+        <w:t xml:space="preserve">At block scope, </w:t>
       </w:r>
       <w:r>
         <w:rPr>
@@ -3452,13 +3520,7 @@
         <w:t>static</w:t>
       </w:r>
       <w:r>
-        <w:t xml:space="preserve"> </w:t>
-      </w:r>
-      <w:r>
-        <w:t>and</w:t>
-      </w:r>
-      <w:r>
-        <w:t xml:space="preserve"> </w:t>
+        <w:t xml:space="preserve"> and </w:t>
       </w:r>
       <w:r>
         <w:rPr>
@@ -3467,21 +3529,15 @@
         <w:t>extern</w:t>
       </w:r>
       <w:r>
-        <w:t xml:space="preserve"> </w:t>
-      </w:r>
-      <w:r>
-        <w:t>declarations are not supported in Version 1.</w:t>
-      </w:r>
-    </w:p>
-    <w:p>
-      <w:pPr>
-        <w:pStyle w:val="BodyText"/>
-      </w:pPr>
-      <w:r>
-        <w:t>Automatic local objects require no</w:t>
-      </w:r>
-      <w:r>
-        <w:t xml:space="preserve"> </w:t>
+        <w:t xml:space="preserve"> declarations are not supported in Version 1.</w:t>
+      </w:r>
+    </w:p>
+    <w:p>
+      <w:pPr>
+        <w:pStyle w:val="BodyText"/>
+      </w:pPr>
+      <w:r>
+        <w:t xml:space="preserve">Automatic local objects require no </w:t>
       </w:r>
       <w:r>
         <w:rPr>
@@ -3490,21 +3546,15 @@
         <w:t>auto</w:t>
       </w:r>
       <w:r>
-        <w:t xml:space="preserve"> </w:t>
-      </w:r>
-      <w:r>
-        <w:t>keyword.</w:t>
-      </w:r>
-    </w:p>
-    <w:p>
-      <w:pPr>
-        <w:pStyle w:val="BodyText"/>
-      </w:pPr>
-      <w:r>
-        <w:t>The</w:t>
-      </w:r>
-      <w:r>
-        <w:t xml:space="preserve"> </w:t>
+        <w:t xml:space="preserve"> keyword.</w:t>
+      </w:r>
+    </w:p>
+    <w:p>
+      <w:pPr>
+        <w:pStyle w:val="BodyText"/>
+      </w:pPr>
+      <w:r>
+        <w:t xml:space="preserve">The </w:t>
       </w:r>
       <w:r>
         <w:rPr>
@@ -3513,13 +3563,7 @@
         <w:t>auto</w:t>
       </w:r>
       <w:r>
-        <w:t xml:space="preserve"> </w:t>
-      </w:r>
-      <w:r>
-        <w:t>and</w:t>
-      </w:r>
-      <w:r>
-        <w:t xml:space="preserve"> </w:t>
+        <w:t xml:space="preserve"> and </w:t>
       </w:r>
       <w:r>
         <w:rPr>
@@ -3528,21 +3572,15 @@
         <w:t>register</w:t>
       </w:r>
       <w:r>
-        <w:t xml:space="preserve"> </w:t>
-      </w:r>
-      <w:r>
-        <w:t>keywords are unsupported and reserved.</w:t>
-      </w:r>
-    </w:p>
-    <w:p>
-      <w:pPr>
-        <w:pStyle w:val="BodyText"/>
-      </w:pPr>
-      <w:r>
-        <w:t>A file-scope</w:t>
-      </w:r>
-      <w:r>
-        <w:t xml:space="preserve"> </w:t>
+        <w:t xml:space="preserve"> keywords are unsupported and reserved.</w:t>
+      </w:r>
+    </w:p>
+    <w:p>
+      <w:pPr>
+        <w:pStyle w:val="BodyText"/>
+      </w:pPr>
+      <w:r>
+        <w:t xml:space="preserve">A file-scope </w:t>
       </w:r>
       <w:r>
         <w:rPr>
@@ -3551,21 +3589,15 @@
         <w:t>extern</w:t>
       </w:r>
       <w:r>
-        <w:t xml:space="preserve"> </w:t>
-      </w:r>
-      <w:r>
-        <w:t>object declaration MUST NOT contain an initializer.</w:t>
-      </w:r>
-    </w:p>
-    <w:p>
-      <w:pPr>
-        <w:pStyle w:val="BodyText"/>
-      </w:pPr>
-      <w:r>
-        <w:t>A function definition may be unqualified or</w:t>
-      </w:r>
-      <w:r>
-        <w:t xml:space="preserve"> </w:t>
+        <w:t xml:space="preserve"> object declaration MUST NOT contain an initializer.</w:t>
+      </w:r>
+    </w:p>
+    <w:p>
+      <w:pPr>
+        <w:pStyle w:val="BodyText"/>
+      </w:pPr>
+      <w:r>
+        <w:t xml:space="preserve">A function definition may be unqualified or </w:t>
       </w:r>
       <w:r>
         <w:rPr>
@@ -3588,21 +3620,16 @@
         <w:t>extern</w:t>
       </w:r>
       <w:r>
-        <w:t xml:space="preserve"> </w:t>
-      </w:r>
-      <w:r>
-        <w:t>may appear on a function declaration but not on a function definition.</w:t>
-      </w:r>
-    </w:p>
-    <w:p>
-      <w:r/>
-    </w:p>
-    <w:bookmarkEnd w:id="32"/>
-    <w:bookmarkStart w:id="33" w:name="scope"/>
+        <w:t xml:space="preserve"> may appear on a function declaration but not on a function definition.</w:t>
+      </w:r>
+    </w:p>
+    <w:p/>
     <w:p>
       <w:pPr>
         <w:pStyle w:val="Heading1"/>
       </w:pPr>
+      <w:bookmarkStart w:id="24" w:name="scope"/>
+      <w:bookmarkEnd w:id="23"/>
       <w:r>
         <w:t>23. Scope</w:t>
       </w:r>
@@ -3620,7 +3647,7 @@
         <w:pStyle w:val="Compact"/>
         <w:numPr>
           <w:ilvl w:val="0"/>
-          <w:numId w:val="1010"/>
+          <w:numId w:val="11"/>
         </w:numPr>
       </w:pPr>
       <w:r>
@@ -3632,7 +3659,7 @@
         <w:pStyle w:val="Compact"/>
         <w:numPr>
           <w:ilvl w:val="0"/>
-          <w:numId w:val="1010"/>
+          <w:numId w:val="11"/>
         </w:numPr>
       </w:pPr>
       <w:r>
@@ -3644,7 +3671,7 @@
         <w:pStyle w:val="Compact"/>
         <w:numPr>
           <w:ilvl w:val="0"/>
-          <w:numId w:val="1010"/>
+          <w:numId w:val="11"/>
         </w:numPr>
       </w:pPr>
       <w:r>
@@ -3723,15 +3750,13 @@
         <w:t>In a function definition, each parameter name becomes visible after its own declarator and remains visible through the function body. The outermost compound statement of that function does not create a scope in which a parameter may be redeclared; a local declaration in that outermost body using a parameter name is therefore an error. A nested inner compound block may shadow a parameter under the normal inner-block rule.</w:t>
       </w:r>
     </w:p>
-    <w:p>
-      <w:r/>
-    </w:p>
-    <w:bookmarkEnd w:id="33"/>
-    <w:bookmarkStart w:id="34" w:name="local-declarations"/>
+    <w:p/>
     <w:p>
       <w:pPr>
         <w:pStyle w:val="Heading2"/>
       </w:pPr>
+      <w:bookmarkStart w:id="25" w:name="local-declarations"/>
+      <w:bookmarkEnd w:id="24"/>
       <w:r>
         <w:t>23.1 Type identity and compatibility</w:t>
       </w:r>
@@ -3816,12 +3841,12 @@
         <w:t>24. Local declarations</w:t>
       </w:r>
     </w:p>
-    <w:bookmarkEnd w:id="34"/>
-    <w:bookmarkStart w:id="35" w:name="arrays"/>
-    <w:p>
-      <w:pPr>
-        <w:pStyle w:val="FirstParagraph"/>
-      </w:pPr>
+    <w:p>
+      <w:pPr>
+        <w:pStyle w:val="FirstParagraph"/>
+      </w:pPr>
+      <w:bookmarkStart w:id="26" w:name="arrays"/>
+      <w:bookmarkEnd w:id="25"/>
       <w:r>
         <w:t>Within every compound block, local declarations MUST precede executable statements in that block. A nested block begins a fresh declarations-before-statements region.</w:t>
       </w:r>
@@ -3832,15 +3857,27 @@
       </w:pPr>
       <w:r>
         <w:t>{</w:t>
+      </w:r>
+      <w:r>
         <w:br/>
         <w:t xml:space="preserve">    int a;</w:t>
+      </w:r>
+      <w:r>
         <w:br/>
         <w:t xml:space="preserve">    int b;</w:t>
-        <w:br/>
+      </w:r>
+      <w:r>
+        <w:br/>
+      </w:r>
+      <w:r>
         <w:br/>
         <w:t xml:space="preserve">    a = 1;</w:t>
+      </w:r>
+      <w:r>
         <w:br/>
         <w:t xml:space="preserve">    b = 2;</w:t>
+      </w:r>
+      <w:r>
         <w:br/>
         <w:t>}</w:t>
       </w:r>
@@ -3869,9 +3906,7 @@
         <w:t>An automatic local object without an initializer has unspecified stored bits. Reading it before the program has assigned a value is outside the portable C48 contract. The native compiler is not required to implement whole-function definite-assignment analysis, although host tooling SHOULD diagnose obvious uses where practical.</w:t>
       </w:r>
     </w:p>
-    <w:p>
-      <w:pPr/>
-    </w:p>
+    <w:p/>
     <w:p>
       <w:pPr>
         <w:pStyle w:val="Heading1"/>
@@ -3880,12 +3915,12 @@
         <w:t>25. Arrays</w:t>
       </w:r>
     </w:p>
-    <w:bookmarkEnd w:id="35"/>
-    <w:bookmarkStart w:id="36" w:name="pointers"/>
-    <w:p>
-      <w:pPr>
-        <w:pStyle w:val="FirstParagraph"/>
-      </w:pPr>
+    <w:p>
+      <w:pPr>
+        <w:pStyle w:val="FirstParagraph"/>
+      </w:pPr>
+      <w:bookmarkStart w:id="27" w:name="pointers"/>
+      <w:bookmarkEnd w:id="26"/>
       <w:r>
         <w:t>Only one-dimensional array declarators are supported. An array element type may be any complete C48 object type other than an array.</w:t>
       </w:r>
@@ -3896,10 +3931,16 @@
       </w:pPr>
       <w:r>
         <w:t>char bytes[16];</w:t>
+      </w:r>
+      <w:r>
         <w:br/>
         <w:t>int values[10];</w:t>
+      </w:r>
+      <w:r>
         <w:br/>
         <w:t>float samples[4];</w:t>
+      </w:r>
+      <w:r>
         <w:br/>
         <w:t>char *names[8];</w:t>
       </w:r>
@@ -3936,9 +3977,7 @@
         <w:t>Array-size computation is performed in widened compiler arithmetic. `bound * sizeof(element)` must be representable in the 16-bit `unsigned int` result domain of `sizeof`; a mathematical array size greater than 65535 bytes is a compile-time type-size error rather than wrapped metadata. Smaller arrays may still fail later compiler/link/runtime resource gates when they cannot fit the ZX-UX memory budgets.</w:t>
       </w:r>
     </w:p>
-    <w:p>
-      <w:pPr/>
-    </w:p>
+    <w:p/>
     <w:p>
       <w:pPr>
         <w:pStyle w:val="Heading1"/>
@@ -3947,12 +3986,12 @@
         <w:t>26. Pointers</w:t>
       </w:r>
     </w:p>
-    <w:bookmarkEnd w:id="36"/>
-    <w:bookmarkStart w:id="37" w:name="null-pointer"/>
-    <w:p>
-      <w:pPr>
-        <w:pStyle w:val="FirstParagraph"/>
-      </w:pPr>
+    <w:p>
+      <w:pPr>
+        <w:pStyle w:val="FirstParagraph"/>
+      </w:pPr>
+      <w:bookmarkStart w:id="28" w:name="null-pointer"/>
+      <w:bookmarkEnd w:id="27"/>
       <w:r>
         <w:t>Pointers are exactly two bytes and have alignment two. Object pointers may refer to any supported complete object type or to `void`; function pointers and pointer-to-array types are not supported.</w:t>
       </w:r>
@@ -3989,9 +4028,7 @@
         <w:t>Indexing requires a pointer/array base on the left and an integer index on the right. `base[index]` is defined as `*(base + index)`. The ISO-C commuted spelling `index[base]` is intentionally unsupported.</w:t>
       </w:r>
     </w:p>
-    <w:p>
-      <w:pPr/>
-    </w:p>
+    <w:p/>
     <w:p>
       <w:pPr>
         <w:pStyle w:val="Heading1"/>
@@ -4059,10 +4096,7 @@
         <w:pStyle w:val="FirstParagraph"/>
       </w:pPr>
       <w:r>
-        <w:t>as an object-like constant equivalent to integer zero once the</w:t>
-      </w:r>
-      <w:r>
-        <w:t xml:space="preserve"> </w:t>
+        <w:t xml:space="preserve">as an object-like constant equivalent to integer zero once the </w:t>
       </w:r>
       <w:r>
         <w:rPr>
@@ -4071,10 +4105,7 @@
         <w:t>&lt;c48.h&gt;</w:t>
       </w:r>
       <w:r>
-        <w:t xml:space="preserve"> </w:t>
-      </w:r>
-      <w:r>
-        <w:t>declaration set is frozen.</w:t>
+        <w:t xml:space="preserve"> declaration set is frozen.</w:t>
       </w:r>
     </w:p>
     <w:p>
@@ -4093,20 +4124,15 @@
         <w:t>Integer-to-pointer and pointer-to-integer casts are not supported in C48 Version 1.</w:t>
       </w:r>
     </w:p>
-    <w:p>
-      <w:r/>
-    </w:p>
-    <w:bookmarkEnd w:id="37"/>
-    <w:bookmarkStart w:id="38" w:name="void"/>
+    <w:p/>
     <w:p>
       <w:pPr>
         <w:pStyle w:val="Heading1"/>
       </w:pPr>
-      <w:r>
-        <w:t>28.</w:t>
-      </w:r>
-      <w:r>
-        <w:t xml:space="preserve"> </w:t>
+      <w:bookmarkStart w:id="29" w:name="void"/>
+      <w:bookmarkEnd w:id="28"/>
+      <w:r>
+        <w:t xml:space="preserve">28. </w:t>
       </w:r>
       <w:r>
         <w:rPr>
@@ -4120,10 +4146,7 @@
         <w:pStyle w:val="FirstParagraph"/>
       </w:pPr>
       <w:r>
-        <w:t>An object pointer may convert implicitly to</w:t>
-      </w:r>
-      <w:r>
-        <w:t xml:space="preserve"> </w:t>
+        <w:t xml:space="preserve">An object pointer may convert implicitly to </w:t>
       </w:r>
       <w:r>
         <w:rPr>
@@ -4140,10 +4163,7 @@
         <w:pStyle w:val="BodyText"/>
       </w:pPr>
       <w:r>
-        <w:t>A</w:t>
-      </w:r>
-      <w:r>
-        <w:t xml:space="preserve"> </w:t>
+        <w:t xml:space="preserve">A </w:t>
       </w:r>
       <w:r>
         <w:rPr>
@@ -4152,21 +4172,15 @@
         <w:t>void *</w:t>
       </w:r>
       <w:r>
-        <w:t xml:space="preserve"> </w:t>
-      </w:r>
-      <w:r>
-        <w:t>may convert implicitly to another object-pointer type.</w:t>
-      </w:r>
-    </w:p>
-    <w:p>
-      <w:pPr>
-        <w:pStyle w:val="BodyText"/>
-      </w:pPr>
-      <w:r>
-        <w:t>This rule exists so interfaces such as</w:t>
-      </w:r>
-      <w:r>
-        <w:t xml:space="preserve"> </w:t>
+        <w:t xml:space="preserve"> may convert implicitly to another object-pointer type.</w:t>
+      </w:r>
+    </w:p>
+    <w:p>
+      <w:pPr>
+        <w:pStyle w:val="BodyText"/>
+      </w:pPr>
+      <w:r>
+        <w:t xml:space="preserve">This rule exists so interfaces such as </w:t>
       </w:r>
       <w:r>
         <w:rPr>
@@ -4175,21 +4189,15 @@
         <w:t>malloc</w:t>
       </w:r>
       <w:r>
-        <w:t xml:space="preserve"> </w:t>
-      </w:r>
-      <w:r>
-        <w:t>can be usable without a pointer-cast language feature.</w:t>
-      </w:r>
-    </w:p>
-    <w:p>
-      <w:pPr>
-        <w:pStyle w:val="BodyText"/>
-      </w:pPr>
-      <w:r>
-        <w:t>No arithmetic or dereference operation is valid directly on</w:t>
-      </w:r>
-      <w:r>
-        <w:t xml:space="preserve"> </w:t>
+        <w:t xml:space="preserve"> can be usable without a pointer-cast language feature.</w:t>
+      </w:r>
+    </w:p>
+    <w:p>
+      <w:pPr>
+        <w:pStyle w:val="BodyText"/>
+      </w:pPr>
+      <w:r>
+        <w:t xml:space="preserve">No arithmetic or dereference operation is valid directly on </w:t>
       </w:r>
       <w:r>
         <w:rPr>
@@ -4206,10 +4214,7 @@
         <w:pStyle w:val="BodyText"/>
       </w:pPr>
       <w:r>
-        <w:t>Equality comparison between an object pointer and</w:t>
-      </w:r>
-      <w:r>
-        <w:t xml:space="preserve"> </w:t>
+        <w:t xml:space="preserve">Equality comparison between an object pointer and </w:t>
       </w:r>
       <w:r>
         <w:rPr>
@@ -4218,10 +4223,7 @@
         <w:t>void *</w:t>
       </w:r>
       <w:r>
-        <w:t xml:space="preserve"> </w:t>
-      </w:r>
-      <w:r>
-        <w:t>is permitted after conversion to a common pointer representation.</w:t>
+        <w:t xml:space="preserve"> is permitted after conversion to a common pointer representation.</w:t>
       </w:r>
     </w:p>
     <w:p>
@@ -4256,15 +4258,13 @@
         <w:t>Storage returned by the C48 heap is initially untyped raw storage. Subject to live-allocation bounds and the alignment rule above, it may be used through any supported non-void object-pointer type selected by the program. The native compiler MUST NOT use host-style strict-alias assumptions to reorder or eliminate observable accesses.</w:t>
       </w:r>
     </w:p>
-    <w:p>
-      <w:r/>
-    </w:p>
-    <w:bookmarkEnd w:id="38"/>
-    <w:bookmarkStart w:id="39" w:name="function-declarations"/>
+    <w:p/>
     <w:p>
       <w:pPr>
         <w:pStyle w:val="Heading1"/>
       </w:pPr>
+      <w:bookmarkStart w:id="30" w:name="function-declarations"/>
+      <w:bookmarkEnd w:id="29"/>
       <w:r>
         <w:t>29. Function declarations</w:t>
       </w:r>
@@ -4328,19 +4328,7 @@
         <w:pStyle w:val="FirstParagraph"/>
       </w:pPr>
       <w:r>
-        <w:t>is rejected because C48 does not have an</w:t>
-      </w:r>
-      <w:r>
-        <w:t xml:space="preserve"> </w:t>
-      </w:r>
-      <w:r>
-        <w:t>"unspecified parameters"</w:t>
-      </w:r>
-      <w:r>
-        <w:t xml:space="preserve"> </w:t>
-      </w:r>
-      <w:r>
-        <w:t>function type.</w:t>
+        <w:t>is rejected because C48 does not have an "unspecified parameters" function type.</w:t>
       </w:r>
     </w:p>
     <w:p>
@@ -4370,10 +4358,7 @@
         <w:t>...</w:t>
       </w:r>
       <w:r>
-        <w:t xml:space="preserve"> </w:t>
-      </w:r>
-      <w:r>
-        <w:t>is not valid C48 syntax.</w:t>
+        <w:t xml:space="preserve"> is not valid C48 syntax.</w:t>
       </w:r>
     </w:p>
     <w:p>
@@ -4420,15 +4405,13 @@
         <w:t>are valid compatible prototypes.</w:t>
       </w:r>
     </w:p>
-    <w:p>
-      <w:r/>
-    </w:p>
-    <w:bookmarkEnd w:id="39"/>
-    <w:bookmarkStart w:id="40" w:name="function-definitions"/>
+    <w:p/>
     <w:p>
       <w:pPr>
         <w:pStyle w:val="Heading1"/>
       </w:pPr>
+      <w:bookmarkStart w:id="31" w:name="function-definitions"/>
+      <w:bookmarkEnd w:id="30"/>
       <w:r>
         <w:t>30. Function definitions</w:t>
       </w:r>
@@ -4473,7 +4456,7 @@
         <w:pStyle w:val="Compact"/>
         <w:numPr>
           <w:ilvl w:val="0"/>
-          <w:numId w:val="1012"/>
+          <w:numId w:val="13"/>
         </w:numPr>
       </w:pPr>
       <w:r>
@@ -4491,7 +4474,7 @@
         <w:pStyle w:val="Compact"/>
         <w:numPr>
           <w:ilvl w:val="0"/>
-          <w:numId w:val="1012"/>
+          <w:numId w:val="13"/>
         </w:numPr>
       </w:pPr>
       <w:r>
@@ -4503,7 +4486,7 @@
         <w:pStyle w:val="Compact"/>
         <w:numPr>
           <w:ilvl w:val="0"/>
-          <w:numId w:val="1012"/>
+          <w:numId w:val="13"/>
         </w:numPr>
       </w:pPr>
       <w:r>
@@ -4521,7 +4504,7 @@
         <w:pStyle w:val="Compact"/>
         <w:numPr>
           <w:ilvl w:val="0"/>
-          <w:numId w:val="1012"/>
+          <w:numId w:val="13"/>
         </w:numPr>
       </w:pPr>
       <w:r>
@@ -4568,20 +4551,15 @@
         <w:t>C48 has no implicit function declarations.</w:t>
       </w:r>
     </w:p>
-    <w:p>
-      <w:r/>
-    </w:p>
-    <w:bookmarkEnd w:id="40"/>
-    <w:bookmarkStart w:id="41" w:name="main"/>
+    <w:p/>
     <w:p>
       <w:pPr>
         <w:pStyle w:val="Heading1"/>
       </w:pPr>
-      <w:r>
-        <w:t>31.</w:t>
-      </w:r>
-      <w:r>
-        <w:t xml:space="preserve"> </w:t>
+      <w:bookmarkStart w:id="32" w:name="main"/>
+      <w:bookmarkEnd w:id="31"/>
+      <w:r>
+        <w:t xml:space="preserve">31. </w:t>
       </w:r>
       <w:r>
         <w:rPr>
@@ -4590,12 +4568,12 @@
         <w:t>main</w:t>
       </w:r>
     </w:p>
-    <w:bookmarkEnd w:id="41"/>
-    <w:bookmarkStart w:id="42" w:name="initializers"/>
-    <w:p>
-      <w:pPr>
-        <w:pStyle w:val="FirstParagraph"/>
-      </w:pPr>
+    <w:p>
+      <w:pPr>
+        <w:pStyle w:val="FirstParagraph"/>
+      </w:pPr>
+      <w:bookmarkStart w:id="33" w:name="initializers"/>
+      <w:bookmarkEnd w:id="32"/>
       <w:r>
         <w:t>The identifier `main` is reserved at file scope for the C48 program-entry function. A file-scope object named `main` is rejected. A function named `main` may be declared only with one of these two exact function types:</w:t>
       </w:r>
@@ -4606,6 +4584,8 @@
       </w:pPr>
       <w:r>
         <w:t>int main(void)</w:t>
+      </w:r>
+      <w:r>
         <w:br/>
         <w:t>int main(int argc, char **argv)</w:t>
       </w:r>
@@ -4650,9 +4630,7 @@
         <w:t>When `main` returns normally, crt0 converts its 16-bit C48 `int` result to the 8-bit process exit status by taking the low eight bits, exactly as an `(unsigned char)` conversion, and passes that byte to SYS_EXIT. Thus `return 0;` yields status 0, `return 1;` yields status 1, and `return 256;` yields status 0.</w:t>
       </w:r>
     </w:p>
-    <w:p>
-      <w:pPr/>
-    </w:p>
+    <w:p/>
     <w:p>
       <w:pPr>
         <w:pStyle w:val="Heading1"/>
@@ -4661,12 +4639,12 @@
         <w:t>32. Initializers</w:t>
       </w:r>
     </w:p>
-    <w:bookmarkEnd w:id="42"/>
-    <w:bookmarkStart w:id="43" w:name="character-array-string-initialization"/>
-    <w:p>
-      <w:pPr>
-        <w:pStyle w:val="FirstParagraph"/>
-      </w:pPr>
+    <w:p>
+      <w:pPr>
+        <w:pStyle w:val="FirstParagraph"/>
+      </w:pPr>
+      <w:bookmarkStart w:id="34" w:name="character-array-string-initialization"/>
+      <w:bookmarkEnd w:id="33"/>
       <w:r>
         <w:t>C48 Version 1 supports simple constant scalar initializers and one-dimensional constant array initializers only.</w:t>
       </w:r>
@@ -4685,6 +4663,8 @@
       </w:pPr>
       <w:r>
         <w:t>int x;</w:t>
+      </w:r>
+      <w:r>
         <w:br/>
         <w:t>x = function();</w:t>
       </w:r>
@@ -4703,6 +4683,8 @@
       </w:pPr>
       <w:r>
         <w:t>int a[3] = { 1, 2, 3 };</w:t>
+      </w:r>
+      <w:r>
         <w:br/>
         <w:t>int b[4] = { 1, 2, };</w:t>
       </w:r>
@@ -4739,9 +4721,7 @@
         <w:t>Implicit scalar initializer conversion uses the same compatibility matrix as assignment, function arguments, and return values: integer-to-integer is allowed; integer-to-float and float-to-integer are allowed using canonical C48 numeric conversion; compatible object pointers, object-pointer/`void *`, and null-pointer constant zero are allowed; incompatible non-void pointers, nonzero integer/pointer conversion, float/pointer conversion, and every pointer cast are rejected.</w:t>
       </w:r>
     </w:p>
-    <w:p>
-      <w:pPr/>
-    </w:p>
+    <w:p/>
     <w:p>
       <w:pPr>
         <w:pStyle w:val="Heading1"/>
@@ -4755,10 +4735,7 @@
         <w:pStyle w:val="FirstParagraph"/>
       </w:pPr>
       <w:r>
-        <w:t>A</w:t>
-      </w:r>
-      <w:r>
-        <w:t xml:space="preserve"> </w:t>
+        <w:t xml:space="preserve">A </w:t>
       </w:r>
       <w:r>
         <w:rPr>
@@ -4767,13 +4744,7 @@
         <w:t>char</w:t>
       </w:r>
       <w:r>
-        <w:t xml:space="preserve"> </w:t>
-      </w:r>
-      <w:r>
-        <w:t>or</w:t>
-      </w:r>
-      <w:r>
-        <w:t xml:space="preserve"> </w:t>
+        <w:t xml:space="preserve"> or </w:t>
       </w:r>
       <w:r>
         <w:rPr>
@@ -4782,10 +4753,7 @@
         <w:t>unsigned char</w:t>
       </w:r>
       <w:r>
-        <w:t xml:space="preserve"> </w:t>
-      </w:r>
-      <w:r>
-        <w:t>array may be initialized by a string literal.</w:t>
+        <w:t xml:space="preserve"> array may be initialized by a string literal.</w:t>
       </w:r>
     </w:p>
     <w:p>
@@ -4915,15 +4883,13 @@
         <w:t>char text[4] = "abc";</w:t>
       </w:r>
     </w:p>
-    <w:p>
-      <w:r/>
-    </w:p>
-    <w:bookmarkEnd w:id="43"/>
-    <w:bookmarkStart w:id="44" w:name="pointer-constant-initializers"/>
+    <w:p/>
     <w:p>
       <w:pPr>
         <w:pStyle w:val="Heading1"/>
       </w:pPr>
+      <w:bookmarkStart w:id="35" w:name="pointer-constant-initializers"/>
+      <w:bookmarkEnd w:id="34"/>
       <w:r>
         <w:t>34. Pointer constant initializers</w:t>
       </w:r>
@@ -4941,7 +4907,7 @@
         <w:pStyle w:val="Compact"/>
         <w:numPr>
           <w:ilvl w:val="0"/>
-          <w:numId w:val="1014"/>
+          <w:numId w:val="15"/>
         </w:numPr>
       </w:pPr>
       <w:r>
@@ -4953,7 +4919,7 @@
         <w:pStyle w:val="Compact"/>
         <w:numPr>
           <w:ilvl w:val="0"/>
-          <w:numId w:val="1014"/>
+          <w:numId w:val="15"/>
         </w:numPr>
       </w:pPr>
       <w:r>
@@ -4965,7 +4931,7 @@
         <w:pStyle w:val="Compact"/>
         <w:numPr>
           <w:ilvl w:val="0"/>
-          <w:numId w:val="1014"/>
+          <w:numId w:val="15"/>
         </w:numPr>
       </w:pPr>
       <w:r>
@@ -4977,7 +4943,7 @@
         <w:pStyle w:val="Compact"/>
         <w:numPr>
           <w:ilvl w:val="0"/>
-          <w:numId w:val="1014"/>
+          <w:numId w:val="15"/>
         </w:numPr>
       </w:pPr>
       <w:r>
@@ -5008,25 +4974,23 @@
         <w:t>A string-literal sequence used as a pointer constant initializer first undergoes the ordinary array-to-pointer conversion to `char *`; it may therefore initialize `char *` directly or `void *` through the permitted implicit conversion. It does not directly initialize an incompatible non-void pointer such as `unsigned char *`.</w:t>
       </w:r>
     </w:p>
-    <w:p>
-      <w:r/>
-    </w:p>
-    <w:bookmarkEnd w:id="44"/>
-    <w:bookmarkStart w:id="45" w:name="constant-expressions"/>
+    <w:p/>
     <w:p>
       <w:pPr>
         <w:pStyle w:val="Heading1"/>
       </w:pPr>
+      <w:bookmarkStart w:id="36" w:name="constant-expressions"/>
+      <w:bookmarkEnd w:id="35"/>
       <w:r>
         <w:t>35. Constant expressions</w:t>
       </w:r>
     </w:p>
-    <w:bookmarkEnd w:id="45"/>
-    <w:bookmarkStart w:id="46" w:name="floating-constant-expressions"/>
-    <w:p>
-      <w:pPr>
-        <w:pStyle w:val="FirstParagraph"/>
-      </w:pPr>
+    <w:p>
+      <w:pPr>
+        <w:pStyle w:val="FirstParagraph"/>
+      </w:pPr>
+      <w:bookmarkStart w:id="37" w:name="floating-constant-expressions"/>
+      <w:bookmarkEnd w:id="36"/>
       <w:r>
         <w:t>C48 constant expressions are compile-time-evaluable expressions with no run-time side effects. They are used for array bounds, scalar constant initializers, object-like macro constants, and the integer offsets permitted in pointer constant initializers.</w:t>
       </w:r>
@@ -5063,9 +5027,7 @@
         <w:t>Constant division or remainder by integer zero is a compile-time error. A floating constant operation/conversion that the canonical ROM numeric service rejects is likewise a compile-time constant-expression error. Compile-time evaluation MUST reproduce every C48 operation boundary; it may not evaluate in unrestricted host precision and narrow only at the end.</w:t>
       </w:r>
     </w:p>
-    <w:p>
-      <w:pPr/>
-    </w:p>
+    <w:p/>
     <w:p>
       <w:pPr>
         <w:pStyle w:val="Heading1"/>
@@ -5074,12 +5036,12 @@
         <w:t>36. Floating constant expressions</w:t>
       </w:r>
     </w:p>
-    <w:bookmarkEnd w:id="46"/>
-    <w:bookmarkStart w:id="47" w:name="array-initializers"/>
-    <w:p>
-      <w:pPr>
-        <w:pStyle w:val="FirstParagraph"/>
-      </w:pPr>
+    <w:p>
+      <w:pPr>
+        <w:pStyle w:val="FirstParagraph"/>
+      </w:pPr>
+      <w:bookmarkStart w:id="38" w:name="array-initializers"/>
+      <w:bookmarkEnd w:id="37"/>
       <w:r>
         <w:t>A floating constant expression is the Section-35 pure arithmetic constant-expression form whose final C48 type is `float`. It may mix integer and floating constants and supported integer&lt;-&gt;float casts as permitted by ordinary C48 operator/type rules.</w:t>
       </w:r>
@@ -5100,9 +5062,7 @@
         <w:t>Public functions such as `sin()` and `sqrt()` are function calls and are not constant-expression operators. A ROM numeric domain/range failure during a required constant evaluation is a compile-time error rather than a run-time initializer action.</w:t>
       </w:r>
     </w:p>
-    <w:p>
-      <w:pPr/>
-    </w:p>
+    <w:p/>
     <w:p>
       <w:pPr>
         <w:pStyle w:val="Heading1"/>
@@ -5197,15 +5157,13 @@
         <w:t>is unsupported.</w:t>
       </w:r>
     </w:p>
-    <w:p>
-      <w:r/>
-    </w:p>
-    <w:bookmarkEnd w:id="47"/>
-    <w:bookmarkStart w:id="48" w:name="expression-precedence-and-associativity"/>
+    <w:p/>
     <w:p>
       <w:pPr>
         <w:pStyle w:val="Heading1"/>
       </w:pPr>
+      <w:bookmarkStart w:id="39" w:name="expression-precedence-and-associativity"/>
+      <w:bookmarkEnd w:id="38"/>
       <w:r>
         <w:t>38. Expression precedence and associativity</w:t>
       </w:r>
@@ -5704,15 +5662,13 @@
         <w:t>There is no comma-expression precedence level.</w:t>
       </w:r>
     </w:p>
-    <w:p>
-      <w:r/>
-    </w:p>
-    <w:bookmarkEnd w:id="48"/>
-    <w:bookmarkStart w:id="49" w:name="primary-expressions"/>
+    <w:p/>
     <w:p>
       <w:pPr>
         <w:pStyle w:val="Heading1"/>
       </w:pPr>
+      <w:bookmarkStart w:id="40" w:name="primary-expressions"/>
+      <w:bookmarkEnd w:id="39"/>
       <w:r>
         <w:t>39. Primary expressions</w:t>
       </w:r>
@@ -5730,7 +5686,7 @@
         <w:pStyle w:val="Compact"/>
         <w:numPr>
           <w:ilvl w:val="0"/>
-          <w:numId w:val="1019"/>
+          <w:numId w:val="20"/>
         </w:numPr>
       </w:pPr>
       <w:r>
@@ -5742,7 +5698,7 @@
         <w:pStyle w:val="Compact"/>
         <w:numPr>
           <w:ilvl w:val="0"/>
-          <w:numId w:val="1019"/>
+          <w:numId w:val="20"/>
         </w:numPr>
       </w:pPr>
       <w:r>
@@ -5754,7 +5710,7 @@
         <w:pStyle w:val="Compact"/>
         <w:numPr>
           <w:ilvl w:val="0"/>
-          <w:numId w:val="1019"/>
+          <w:numId w:val="20"/>
         </w:numPr>
       </w:pPr>
       <w:r>
@@ -5766,7 +5722,7 @@
         <w:pStyle w:val="Compact"/>
         <w:numPr>
           <w:ilvl w:val="0"/>
-          <w:numId w:val="1019"/>
+          <w:numId w:val="20"/>
         </w:numPr>
       </w:pPr>
       <w:r>
@@ -5778,7 +5734,7 @@
         <w:pStyle w:val="Compact"/>
         <w:numPr>
           <w:ilvl w:val="0"/>
-          <w:numId w:val="1019"/>
+          <w:numId w:val="20"/>
         </w:numPr>
       </w:pPr>
       <w:r>
@@ -5790,7 +5746,7 @@
         <w:pStyle w:val="Compact"/>
         <w:numPr>
           <w:ilvl w:val="0"/>
-          <w:numId w:val="1019"/>
+          <w:numId w:val="20"/>
         </w:numPr>
       </w:pPr>
       <w:r>
@@ -5810,7 +5766,7 @@
         <w:pStyle w:val="Compact"/>
         <w:numPr>
           <w:ilvl w:val="0"/>
-          <w:numId w:val="1020"/>
+          <w:numId w:val="21"/>
         </w:numPr>
       </w:pPr>
       <w:r>
@@ -5822,7 +5778,7 @@
         <w:pStyle w:val="Compact"/>
         <w:numPr>
           <w:ilvl w:val="0"/>
-          <w:numId w:val="1020"/>
+          <w:numId w:val="21"/>
         </w:numPr>
       </w:pPr>
       <w:r>
@@ -5834,7 +5790,7 @@
         <w:pStyle w:val="Compact"/>
         <w:numPr>
           <w:ilvl w:val="0"/>
-          <w:numId w:val="1020"/>
+          <w:numId w:val="21"/>
         </w:numPr>
       </w:pPr>
       <w:r>
@@ -5846,32 +5802,30 @@
         <w:pStyle w:val="Compact"/>
         <w:numPr>
           <w:ilvl w:val="0"/>
-          <w:numId w:val="1020"/>
+          <w:numId w:val="21"/>
         </w:numPr>
       </w:pPr>
       <w:r>
         <w:t>structure member expressions.</w:t>
       </w:r>
     </w:p>
-    <w:p>
-      <w:r/>
-    </w:p>
-    <w:bookmarkEnd w:id="49"/>
-    <w:bookmarkStart w:id="50" w:name="lvalues"/>
+    <w:p/>
     <w:p>
       <w:pPr>
         <w:pStyle w:val="Heading1"/>
       </w:pPr>
+      <w:bookmarkStart w:id="41" w:name="lvalues"/>
+      <w:bookmarkEnd w:id="40"/>
       <w:r>
         <w:t>40. Lvalues</w:t>
       </w:r>
     </w:p>
-    <w:bookmarkEnd w:id="50"/>
-    <w:bookmarkStart w:id="51" w:name="integer-promotions"/>
-    <w:p>
-      <w:pPr>
-        <w:pStyle w:val="FirstParagraph"/>
-      </w:pPr>
+    <w:p>
+      <w:pPr>
+        <w:pStyle w:val="FirstParagraph"/>
+      </w:pPr>
+      <w:bookmarkStart w:id="42" w:name="integer-promotions"/>
+      <w:bookmarkEnd w:id="41"/>
       <w:r>
         <w:t>An lvalue designates a C48 object. A modifiable lvalue is an lvalue whose object is writable under the language contract.</w:t>
       </w:r>
@@ -5900,9 +5854,7 @@
         <w:t>Dereferencing a null pointer, one-past pointer, pointer outside the live object, or otherwise invalid pointer is outside the portable C48 contract. The 48K machine has no memory protection; strict host execution SHOULD trap such invalid logical-pointer accesses where it can prove them.</w:t>
       </w:r>
     </w:p>
-    <w:p>
-      <w:pPr/>
-    </w:p>
+    <w:p/>
     <w:p>
       <w:pPr>
         <w:pStyle w:val="Heading1"/>
@@ -5911,12 +5863,12 @@
         <w:t>41. Integer promotions</w:t>
       </w:r>
     </w:p>
-    <w:bookmarkEnd w:id="51"/>
-    <w:bookmarkStart w:id="52" w:name="usual-arithmetic-conversions"/>
-    <w:p>
-      <w:pPr>
-        <w:pStyle w:val="FirstParagraph"/>
-      </w:pPr>
+    <w:p>
+      <w:pPr>
+        <w:pStyle w:val="FirstParagraph"/>
+      </w:pPr>
+      <w:bookmarkStart w:id="43" w:name="usual-arithmetic-conversions"/>
+      <w:bookmarkEnd w:id="42"/>
       <w:r>
         <w:t>C48 uses the following integer promotions for arithmetic other than the special shift rule in Section 46:</w:t>
       </w:r>
@@ -5927,10 +5879,16 @@
       </w:pPr>
       <w:r>
         <w:t>char            -&gt; int</w:t>
+      </w:r>
+      <w:r>
         <w:br/>
         <w:t>unsigned char   -&gt; int</w:t>
+      </w:r>
+      <w:r>
         <w:br/>
         <w:t>short           -&gt; int</w:t>
+      </w:r>
+      <w:r>
         <w:br/>
         <w:t>unsigned short  -&gt; unsigned int</w:t>
       </w:r>
@@ -5959,9 +5917,7 @@
         <w:t>A character literal itself has type `int`, so shifting a character literal uses the 16-bit shift rule unless it has first been converted or stored to an 8-bit object.</w:t>
       </w:r>
     </w:p>
-    <w:p>
-      <w:pPr/>
-    </w:p>
+    <w:p/>
     <w:p>
       <w:pPr>
         <w:pStyle w:val="Heading1"/>
@@ -5970,12 +5926,12 @@
         <w:t>42. Usual arithmetic conversions</w:t>
       </w:r>
     </w:p>
-    <w:bookmarkEnd w:id="52"/>
-    <w:bookmarkStart w:id="53" w:name="integer-conversion"/>
-    <w:p>
-      <w:pPr>
-        <w:pStyle w:val="FirstParagraph"/>
-      </w:pPr>
+    <w:p>
+      <w:pPr>
+        <w:pStyle w:val="FirstParagraph"/>
+      </w:pPr>
+      <w:bookmarkStart w:id="44" w:name="integer-conversion"/>
+      <w:bookmarkEnd w:id="43"/>
       <w:r>
         <w:t>For binary arithmetic and comparisons other than shifts:</w:t>
       </w:r>
@@ -6028,9 +5984,7 @@
         <w:t>The same conversion rules apply to relational and equality comparison after pointer-specific cases have been excluded.</w:t>
       </w:r>
     </w:p>
-    <w:p>
-      <w:pPr/>
-    </w:p>
+    <w:p/>
     <w:p>
       <w:pPr>
         <w:pStyle w:val="Heading1"/>
@@ -6039,12 +5993,12 @@
         <w:t>43. Integer conversion</w:t>
       </w:r>
     </w:p>
-    <w:bookmarkEnd w:id="53"/>
-    <w:bookmarkStart w:id="54" w:name="integer-arithmetic"/>
-    <w:p>
-      <w:pPr>
-        <w:pStyle w:val="FirstParagraph"/>
-      </w:pPr>
+    <w:p>
+      <w:pPr>
+        <w:pStyle w:val="FirstParagraph"/>
+      </w:pPr>
+      <w:bookmarkStart w:id="45" w:name="integer-arithmetic"/>
+      <w:bookmarkEnd w:id="44"/>
       <w:r>
         <w:t>Converting to an unsigned integer type preserves the low destination-width bits (mathematically, reduction modulo 2^destination_bits).</w:t>
       </w:r>
@@ -6089,9 +6043,7 @@
         <w:t>For float-to-integer conversion, `short`/`int` require the truncated mathematical result in -32768..32767. `unsigned short`/`unsigned int` require 0..65535. Conversion to `char` or `unsigned char` first uses the unsigned 0..65535 SYS_FP_TO_INT domain and then keeps the low eight bits by Section 43. Therefore `(char)300.0` is 44, while `(char)-1.0` is a range failure.</w:t>
       </w:r>
     </w:p>
-    <w:p>
-      <w:pPr/>
-    </w:p>
+    <w:p/>
     <w:p>
       <w:pPr>
         <w:pStyle w:val="Heading1"/>
@@ -6100,12 +6052,12 @@
         <w:t>44. Integer arithmetic</w:t>
       </w:r>
     </w:p>
-    <w:bookmarkEnd w:id="54"/>
-    <w:bookmarkStart w:id="55" w:name="division-and-remainder"/>
-    <w:p>
-      <w:pPr>
-        <w:pStyle w:val="FirstParagraph"/>
-      </w:pPr>
+    <w:p>
+      <w:pPr>
+        <w:pStyle w:val="FirstParagraph"/>
+      </w:pPr>
+      <w:bookmarkStart w:id="46" w:name="division-and-remainder"/>
+      <w:bookmarkEnd w:id="45"/>
       <w:r>
         <w:t>After the applicable C48 promotions/conversions, addition, subtraction, multiplication, unary minus, and left shift wrap modulo the width on which that operator is defined. Signed overflow for these operations is therefore defined in C48 rather than ISO-C undefined behavior.</w:t>
       </w:r>
@@ -6126,9 +6078,7 @@
         <w:t>Assignment or an explicit integer cast then narrows to the destination width using Section 43.</w:t>
       </w:r>
     </w:p>
-    <w:p>
-      <w:pPr/>
-    </w:p>
+    <w:p/>
     <w:p>
       <w:pPr>
         <w:pStyle w:val="Heading1"/>
@@ -6137,12 +6087,12 @@
         <w:t>45. Division and remainder</w:t>
       </w:r>
     </w:p>
-    <w:bookmarkEnd w:id="55"/>
-    <w:bookmarkStart w:id="56" w:name="shift-operations"/>
-    <w:p>
-      <w:pPr>
-        <w:pStyle w:val="FirstParagraph"/>
-      </w:pPr>
+    <w:p>
+      <w:pPr>
+        <w:pStyle w:val="FirstParagraph"/>
+      </w:pPr>
+      <w:bookmarkStart w:id="47" w:name="shift-operations"/>
+      <w:bookmarkEnd w:id="46"/>
       <w:r>
         <w:t>Signed integer division truncates toward zero. Signed remainder has the sign of the dividend. Division or remainder by zero terminates the C48 process through runtime error handling with status 1.</w:t>
       </w:r>
@@ -6161,6 +6111,8 @@
       </w:pPr>
       <w:r>
         <w:t>((int)0x8000u) / -1   -&gt; -32768</w:t>
+      </w:r>
+      <w:r>
         <w:br/>
         <w:t>((int)0x8000u) % -1   -&gt; 0</w:t>
       </w:r>
@@ -6181,9 +6133,7 @@
         <w:t>Unsigned division and remainder operate on 0..65535 values: the quotient is the mathematical floor quotient and the remainder is the nonnegative residue smaller than the divisor. Division or remainder by unsigned zero uses the same status-1 runtime-error rule.</w:t>
       </w:r>
     </w:p>
-    <w:p>
-      <w:pPr/>
-    </w:p>
+    <w:p/>
     <w:p>
       <w:pPr>
         <w:pStyle w:val="Heading1"/>
@@ -6192,12 +6142,12 @@
         <w:t>46. Shift operations</w:t>
       </w:r>
     </w:p>
-    <w:bookmarkEnd w:id="56"/>
-    <w:bookmarkStart w:id="57" w:name="bitwise-operations"/>
-    <w:p>
-      <w:pPr>
-        <w:pStyle w:val="FirstParagraph"/>
-      </w:pPr>
+    <w:p>
+      <w:pPr>
+        <w:pStyle w:val="FirstParagraph"/>
+      </w:pPr>
+      <w:bookmarkStart w:id="48" w:name="bitwise-operations"/>
+      <w:bookmarkEnd w:id="47"/>
       <w:r>
         <w:t>Shift operators are the deliberate exception to normal C48 integer promotion of the left operand. The left operand retains its original C48 integer width and signedness for the shift operation and result.</w:t>
       </w:r>
@@ -6242,9 +6192,7 @@
         <w:t>A host implementation MUST explicitly emulate these rules rather than rely on host-C shift semantics.</w:t>
       </w:r>
     </w:p>
-    <w:p>
-      <w:pPr/>
-    </w:p>
+    <w:p/>
     <w:p>
       <w:pPr>
         <w:pStyle w:val="Heading1"/>
@@ -6253,12 +6201,12 @@
         <w:t>47. Bitwise operations</w:t>
       </w:r>
     </w:p>
-    <w:bookmarkEnd w:id="57"/>
-    <w:bookmarkStart w:id="58" w:name="logical-operations"/>
-    <w:p>
-      <w:pPr>
-        <w:pStyle w:val="FirstParagraph"/>
-      </w:pPr>
+    <w:p>
+      <w:pPr>
+        <w:pStyle w:val="FirstParagraph"/>
+      </w:pPr>
+      <w:bookmarkStart w:id="49" w:name="logical-operations"/>
+      <w:bookmarkEnd w:id="48"/>
       <w:r>
         <w:t>The operators `&amp;`, `|`, `^`, and `~` require integer operands.</w:t>
       </w:r>
@@ -6279,9 +6227,7 @@
         <w:t>This rule is distinct from shifts, which deliberately retain the unpromoted left operand width.</w:t>
       </w:r>
     </w:p>
-    <w:p>
-      <w:pPr/>
-    </w:p>
+    <w:p/>
     <w:p>
       <w:pPr>
         <w:pStyle w:val="Heading1"/>
@@ -6348,7 +6294,7 @@
         <w:pStyle w:val="Compact"/>
         <w:numPr>
           <w:ilvl w:val="0"/>
-          <w:numId w:val="1022"/>
+          <w:numId w:val="23"/>
         </w:numPr>
       </w:pPr>
       <w:r>
@@ -6360,7 +6306,7 @@
         <w:pStyle w:val="Compact"/>
         <w:numPr>
           <w:ilvl w:val="0"/>
-          <w:numId w:val="1022"/>
+          <w:numId w:val="23"/>
         </w:numPr>
       </w:pPr>
       <w:r>
@@ -6372,7 +6318,7 @@
         <w:pStyle w:val="Compact"/>
         <w:numPr>
           <w:ilvl w:val="0"/>
-          <w:numId w:val="1022"/>
+          <w:numId w:val="23"/>
         </w:numPr>
       </w:pPr>
       <w:r>
@@ -6436,13 +6382,7 @@
         <w:t>&amp;&amp;</w:t>
       </w:r>
       <w:r>
-        <w:t xml:space="preserve"> </w:t>
-      </w:r>
-      <w:r>
-        <w:t>and</w:t>
-      </w:r>
-      <w:r>
-        <w:t xml:space="preserve"> </w:t>
+        <w:t xml:space="preserve"> and </w:t>
       </w:r>
       <w:r>
         <w:rPr>
@@ -6451,21 +6391,15 @@
         <w:t>||</w:t>
       </w:r>
       <w:r>
-        <w:t xml:space="preserve"> </w:t>
-      </w:r>
-      <w:r>
-        <w:t>short-circuit.</w:t>
-      </w:r>
-    </w:p>
-    <w:p>
-      <w:pPr>
-        <w:pStyle w:val="BodyText"/>
-      </w:pPr>
-      <w:r>
-        <w:t>The right operand of</w:t>
-      </w:r>
-      <w:r>
-        <w:t xml:space="preserve"> </w:t>
+        <w:t xml:space="preserve"> short-circuit.</w:t>
+      </w:r>
+    </w:p>
+    <w:p>
+      <w:pPr>
+        <w:pStyle w:val="BodyText"/>
+      </w:pPr>
+      <w:r>
+        <w:t xml:space="preserve">The right operand of </w:t>
       </w:r>
       <w:r>
         <w:rPr>
@@ -6474,21 +6408,15 @@
         <w:t>&amp;&amp;</w:t>
       </w:r>
       <w:r>
-        <w:t xml:space="preserve"> </w:t>
-      </w:r>
-      <w:r>
-        <w:t>is not evaluated when the left operand is false.</w:t>
-      </w:r>
-    </w:p>
-    <w:p>
-      <w:pPr>
-        <w:pStyle w:val="BodyText"/>
-      </w:pPr>
-      <w:r>
-        <w:t>The right operand of</w:t>
-      </w:r>
-      <w:r>
-        <w:t xml:space="preserve"> </w:t>
+        <w:t xml:space="preserve"> is not evaluated when the left operand is false.</w:t>
+      </w:r>
+    </w:p>
+    <w:p>
+      <w:pPr>
+        <w:pStyle w:val="BodyText"/>
+      </w:pPr>
+      <w:r>
+        <w:t xml:space="preserve">The right operand of </w:t>
       </w:r>
       <w:r>
         <w:rPr>
@@ -6497,21 +6425,16 @@
         <w:t>||</w:t>
       </w:r>
       <w:r>
-        <w:t xml:space="preserve"> </w:t>
-      </w:r>
-      <w:r>
-        <w:t>is not evaluated when the left operand is true.</w:t>
-      </w:r>
-    </w:p>
-    <w:p>
-      <w:r/>
-    </w:p>
-    <w:bookmarkEnd w:id="58"/>
-    <w:bookmarkStart w:id="59" w:name="comparisons"/>
+        <w:t xml:space="preserve"> is not evaluated when the left operand is true.</w:t>
+      </w:r>
+    </w:p>
+    <w:p/>
     <w:p>
       <w:pPr>
         <w:pStyle w:val="Heading1"/>
       </w:pPr>
+      <w:bookmarkStart w:id="50" w:name="comparisons"/>
+      <w:bookmarkEnd w:id="49"/>
       <w:r>
         <w:t>49. Comparisons</w:t>
       </w:r>
@@ -6537,10 +6460,7 @@
         <w:pStyle w:val="BodyText"/>
       </w:pPr>
       <w:r>
-        <w:t>Equality and relational results have type</w:t>
-      </w:r>
-      <w:r>
-        <w:t xml:space="preserve"> </w:t>
+        <w:t xml:space="preserve">Equality and relational results have type </w:t>
       </w:r>
       <w:r>
         <w:rPr>
@@ -6549,10 +6469,7 @@
         <w:t>int</w:t>
       </w:r>
       <w:r>
-        <w:t xml:space="preserve"> </w:t>
-      </w:r>
-      <w:r>
-        <w:t>and value 0 or 1.</w:t>
+        <w:t xml:space="preserve"> and value 0 or 1.</w:t>
       </w:r>
     </w:p>
     <w:p>
@@ -6568,7 +6485,7 @@
         <w:pStyle w:val="Compact"/>
         <w:numPr>
           <w:ilvl w:val="0"/>
-          <w:numId w:val="1023"/>
+          <w:numId w:val="24"/>
         </w:numPr>
       </w:pPr>
       <w:r>
@@ -6580,14 +6497,11 @@
         <w:pStyle w:val="Compact"/>
         <w:numPr>
           <w:ilvl w:val="0"/>
-          <w:numId w:val="1023"/>
+          <w:numId w:val="24"/>
         </w:numPr>
       </w:pPr>
       <w:r>
-        <w:t>an object pointer and</w:t>
-      </w:r>
-      <w:r>
-        <w:t xml:space="preserve"> </w:t>
+        <w:t xml:space="preserve">an object pointer and </w:t>
       </w:r>
       <w:r>
         <w:rPr>
@@ -6604,7 +6518,7 @@
         <w:pStyle w:val="Compact"/>
         <w:numPr>
           <w:ilvl w:val="0"/>
-          <w:numId w:val="1023"/>
+          <w:numId w:val="24"/>
         </w:numPr>
       </w:pPr>
       <w:r>
@@ -6635,25 +6549,23 @@
         <w:t>For permitted pointer equality/inequality, C48 compares the exact 16-bit logical address bits after any allowed `void *` or null conversion. Equal address bits compare equal; different address bits compare unequal. Relational pointer operators require exactly compatible non-void object-pointer types and are portable only when both values designate positions in the same live array/object, including its one-past position; they compare logical element position within that object.</w:t>
       </w:r>
     </w:p>
-    <w:p>
-      <w:r/>
-    </w:p>
-    <w:bookmarkEnd w:id="59"/>
-    <w:bookmarkStart w:id="60" w:name="pointer-arithmetic"/>
+    <w:p/>
     <w:p>
       <w:pPr>
         <w:pStyle w:val="Heading1"/>
       </w:pPr>
+      <w:bookmarkStart w:id="51" w:name="pointer-arithmetic"/>
+      <w:bookmarkEnd w:id="50"/>
       <w:r>
         <w:t>50. Pointer arithmetic</w:t>
       </w:r>
     </w:p>
-    <w:bookmarkEnd w:id="60"/>
-    <w:bookmarkStart w:id="61" w:name="assignment"/>
-    <w:p>
-      <w:pPr>
-        <w:pStyle w:val="FirstParagraph"/>
-      </w:pPr>
+    <w:p>
+      <w:pPr>
+        <w:pStyle w:val="FirstParagraph"/>
+      </w:pPr>
+      <w:bookmarkStart w:id="52" w:name="assignment"/>
+      <w:bookmarkEnd w:id="51"/>
       <w:r>
         <w:t>For a pointer `p` to element type T, `p + n`, `n + p`, `p - n`, `++p`, and `--p` scale the integer displacement by `sizeof(T)`.</w:t>
       </w:r>
@@ -6664,8 +6576,12 @@
       </w:pPr>
       <w:r>
         <w:t>char *p;   p + 1   advances 1 byte</w:t>
+      </w:r>
+      <w:r>
         <w:br/>
         <w:t>int *p;    p + 1   advances 2 bytes</w:t>
+      </w:r>
+      <w:r>
         <w:br/>
         <w:t>float *p;  p + 1   advances 5 bytes</w:t>
       </w:r>
@@ -6710,9 +6626,7 @@
         <w:t>Pointer subtraction computes the mathematical element-index difference, reduces it modulo 65536, and returns those low 16 bits interpreted as C48 signed `int`. This wrap is part of the C48 language contract for same-object compatible pointers, not undefined behavior.</w:t>
       </w:r>
     </w:p>
-    <w:p>
-      <w:pPr/>
-    </w:p>
+    <w:p/>
     <w:p>
       <w:pPr>
         <w:pStyle w:val="Heading1"/>
@@ -6721,12 +6635,12 @@
         <w:t>51. Assignment</w:t>
       </w:r>
     </w:p>
-    <w:bookmarkEnd w:id="61"/>
-    <w:bookmarkStart w:id="62" w:name="increment-and-decrement"/>
-    <w:p>
-      <w:pPr>
-        <w:pStyle w:val="FirstParagraph"/>
-      </w:pPr>
+    <w:p>
+      <w:pPr>
+        <w:pStyle w:val="FirstParagraph"/>
+      </w:pPr>
+      <w:bookmarkStart w:id="53" w:name="increment-and-decrement"/>
+      <w:bookmarkEnd w:id="52"/>
       <w:r>
         <w:t>Simple assignment is `lvalue = expression` and associates right-to-left. The left side must be a modifiable scalar lvalue. The assignment result is a non-lvalue value of the destination type after conversion.</w:t>
       </w:r>
@@ -6835,9 +6749,7 @@
         <w:t>Evaluation order is exact: compute the destination address first, evaluate and complete all side effects of the right operand second, perform conversion third, then store. Thus `i = i++` has deterministic C48 behavior: the post-increment occurs while evaluating the right operand and the subsequent assignment stores the old value back into `i`.</w:t>
       </w:r>
     </w:p>
-    <w:p>
-      <w:pPr/>
-    </w:p>
+    <w:p/>
     <w:p>
       <w:pPr>
         <w:pStyle w:val="Heading1"/>
@@ -6846,12 +6758,12 @@
         <w:t>52. Increment and decrement</w:t>
       </w:r>
     </w:p>
-    <w:bookmarkEnd w:id="62"/>
-    <w:bookmarkStart w:id="63" w:name="casts"/>
-    <w:p>
-      <w:pPr>
-        <w:pStyle w:val="FirstParagraph"/>
-      </w:pPr>
+    <w:p>
+      <w:pPr>
+        <w:pStyle w:val="FirstParagraph"/>
+      </w:pPr>
+      <w:bookmarkStart w:id="54" w:name="casts"/>
+      <w:bookmarkEnd w:id="53"/>
       <w:r>
         <w:t>C48 supports prefix and postfix `++`/`--` on modifiable arithmetic or supported object-pointer lvalues.</w:t>
       </w:r>
@@ -6880,9 +6792,7 @@
         <w:t>Increment/decrement of `void *`, an invalid pointer, a string literal, an array, or a non-lvalue is rejected or outside the portable pointer-access contract as applicable.</w:t>
       </w:r>
     </w:p>
-    <w:p>
-      <w:pPr/>
-    </w:p>
+    <w:p/>
     <w:p>
       <w:pPr>
         <w:pStyle w:val="Heading1"/>
@@ -6891,12 +6801,12 @@
         <w:t>53. Casts</w:t>
       </w:r>
     </w:p>
-    <w:bookmarkEnd w:id="63"/>
-    <w:bookmarkStart w:id="64" w:name="sizeof"/>
-    <w:p>
-      <w:pPr>
-        <w:pStyle w:val="FirstParagraph"/>
-      </w:pPr>
+    <w:p>
+      <w:pPr>
+        <w:pStyle w:val="FirstParagraph"/>
+      </w:pPr>
+      <w:bookmarkStart w:id="55" w:name="sizeof"/>
+      <w:bookmarkEnd w:id="54"/>
       <w:r>
         <w:t>Version 1 supports explicit casts among integer scalar types, integer scalar to `float`, and `float` to integer scalar.</w:t>
       </w:r>
@@ -6941,18 +6851,13 @@
         <w:t>A compile-time constant conversion that is provably invalid or out of range is a compile-time error.</w:t>
       </w:r>
     </w:p>
-    <w:p>
-      <w:pPr/>
-    </w:p>
+    <w:p/>
     <w:p>
       <w:pPr>
         <w:pStyle w:val="Heading1"/>
       </w:pPr>
       <w:r>
-        <w:t>54.</w:t>
-      </w:r>
-      <w:r>
-        <w:t xml:space="preserve"> </w:t>
+        <w:t xml:space="preserve">54. </w:t>
       </w:r>
       <w:r>
         <w:rPr>
@@ -6961,12 +6866,12 @@
         <w:t>sizeof</w:t>
       </w:r>
     </w:p>
-    <w:bookmarkEnd w:id="64"/>
-    <w:bookmarkStart w:id="65" w:name="evaluation-order"/>
-    <w:p>
-      <w:pPr>
-        <w:pStyle w:val="FirstParagraph"/>
-      </w:pPr>
+    <w:p>
+      <w:pPr>
+        <w:pStyle w:val="FirstParagraph"/>
+      </w:pPr>
+      <w:bookmarkStart w:id="56" w:name="evaluation-order"/>
+      <w:bookmarkEnd w:id="55"/>
       <w:r>
         <w:t>Both `sizeof expression` and `sizeof(type-name)` are supported. `sizeof` is a compile-time operator; it never evaluates its expression operand and produces a non-lvalue `unsigned int` result.</w:t>
       </w:r>
@@ -6977,14 +6882,24 @@
       </w:pPr>
       <w:r>
         <w:t>sizeof(char)       == 1</w:t>
+      </w:r>
+      <w:r>
         <w:br/>
         <w:t>sizeof(short)      == 2</w:t>
+      </w:r>
+      <w:r>
         <w:br/>
         <w:t>sizeof(int)        == 2</w:t>
+      </w:r>
+      <w:r>
         <w:br/>
         <w:t>sizeof(void *)     == 2</w:t>
+      </w:r>
+      <w:r>
         <w:br/>
         <w:t>sizeof(float)      == 5</w:t>
+      </w:r>
+      <w:r>
         <w:br/>
         <w:t>sizeof("abc")      == 4</w:t>
       </w:r>
@@ -7021,9 +6936,7 @@
         <w:t>The result must be representable in `unsigned int`; Section 25 already rejects an array type whose mathematical size would exceed 65535 bytes.</w:t>
       </w:r>
     </w:p>
-    <w:p>
-      <w:pPr/>
-    </w:p>
+    <w:p/>
     <w:p>
       <w:pPr>
         <w:pStyle w:val="Heading1"/>
@@ -7032,12 +6945,12 @@
         <w:t>55. Evaluation order</w:t>
       </w:r>
     </w:p>
-    <w:bookmarkEnd w:id="65"/>
-    <w:bookmarkStart w:id="66" w:name="function-calls"/>
-    <w:p>
-      <w:pPr>
-        <w:pStyle w:val="FirstParagraph"/>
-      </w:pPr>
+    <w:p>
+      <w:pPr>
+        <w:pStyle w:val="FirstParagraph"/>
+      </w:pPr>
+      <w:bookmarkStart w:id="57" w:name="function-calls"/>
+      <w:bookmarkEnd w:id="56"/>
       <w:r>
         <w:t>C48 deliberately freezes evaluation order to prevent host/native divergence.</w:t>
       </w:r>
@@ -7082,9 +6995,7 @@
         <w:t>C48 therefore has no ISO-C-style unspecified operand or argument evaluation order for supported expressions. A Windows implementation MUST preserve this rule even if its host compiler ordinarily would not.</w:t>
       </w:r>
     </w:p>
-    <w:p>
-      <w:pPr/>
-    </w:p>
+    <w:p/>
     <w:p>
       <w:pPr>
         <w:pStyle w:val="Heading1"/>
@@ -7093,12 +7004,12 @@
         <w:t>56. Function calls</w:t>
       </w:r>
     </w:p>
-    <w:bookmarkEnd w:id="66"/>
-    <w:bookmarkStart w:id="67" w:name="c48_regcall"/>
-    <w:p>
-      <w:pPr>
-        <w:pStyle w:val="FirstParagraph"/>
-      </w:pPr>
+    <w:p>
+      <w:pPr>
+        <w:pStyle w:val="FirstParagraph"/>
+      </w:pPr>
+      <w:bookmarkStart w:id="58" w:name="c48_regcall"/>
+      <w:bookmarkEnd w:id="57"/>
       <w:r>
         <w:t>Only direct calls to declared C48 functions are supported. The called expression resolves to a function identifier; function pointers do not exist.</w:t>
       </w:r>
@@ -7135,9 +7046,7 @@
         <w:t>There are no variadic calls and calls to undeclared functions are errors.</w:t>
       </w:r>
     </w:p>
-    <w:p>
-      <w:pPr/>
-    </w:p>
+    <w:p/>
     <w:p>
       <w:pPr>
         <w:pStyle w:val="Heading1"/>
@@ -7248,10 +7157,7 @@
         <w:pStyle w:val="BodyText"/>
       </w:pPr>
       <w:r>
-        <w:t>A</w:t>
-      </w:r>
-      <w:r>
-        <w:t xml:space="preserve"> </w:t>
+        <w:t xml:space="preserve">A </w:t>
       </w:r>
       <w:r>
         <w:rPr>
@@ -7260,10 +7166,7 @@
         <w:t>float</w:t>
       </w:r>
       <w:r>
-        <w:t xml:space="preserve"> </w:t>
-      </w:r>
-      <w:r>
-        <w:t>argument is represented by a pointer to caller-owned five-byte storage and consumes one normal 16-bit argument slot.</w:t>
+        <w:t xml:space="preserve"> argument is represented by a pointer to caller-owned five-byte storage and consumes one normal 16-bit argument slot.</w:t>
       </w:r>
     </w:p>
     <w:p>
@@ -7282,15 +7185,13 @@
         <w:t>No source syntax exists for selecting another calling convention.</w:t>
       </w:r>
     </w:p>
-    <w:p>
-      <w:r/>
-    </w:p>
-    <w:bookmarkEnd w:id="67"/>
-    <w:bookmarkStart w:id="68" w:name="function-return-abi"/>
+    <w:p/>
     <w:p>
       <w:pPr>
         <w:pStyle w:val="Heading1"/>
       </w:pPr>
+      <w:bookmarkStart w:id="59" w:name="function-return-abi"/>
+      <w:bookmarkEnd w:id="58"/>
       <w:r>
         <w:t>58. Function return ABI</w:t>
       </w:r>
@@ -7346,10 +7247,7 @@
         <w:pStyle w:val="FirstParagraph"/>
       </w:pPr>
       <w:r>
-        <w:t>A function returning</w:t>
-      </w:r>
-      <w:r>
-        <w:t xml:space="preserve"> </w:t>
+        <w:t xml:space="preserve">A function returning </w:t>
       </w:r>
       <w:r>
         <w:rPr>
@@ -7358,10 +7256,7 @@
         <w:t>float</w:t>
       </w:r>
       <w:r>
-        <w:t xml:space="preserve"> </w:t>
-      </w:r>
-      <w:r>
-        <w:t>receives a hidden first argument containing a pointer to caller-provided five-byte result storage.</w:t>
+        <w:t xml:space="preserve"> receives a hidden first argument containing a pointer to caller-provided five-byte result storage.</w:t>
       </w:r>
     </w:p>
     <w:p>
@@ -7417,15 +7312,13 @@
         <w:t>For an 8-bit `char`/`unsigned char` return only register L is defined by C48_REGCALL; H is unspecified at the ABI boundary. A conforming C48 caller that needs the returned value in a 16-bit expression must zero-extend L according to the normal unsigned 8-bit promotion rule rather than relying on H.</w:t>
       </w:r>
     </w:p>
-    <w:p>
-      <w:r/>
-    </w:p>
-    <w:bookmarkEnd w:id="68"/>
-    <w:bookmarkStart w:id="69" w:name="register-ownership"/>
+    <w:p/>
     <w:p>
       <w:pPr>
         <w:pStyle w:val="Heading1"/>
       </w:pPr>
+      <w:bookmarkStart w:id="60" w:name="register-ownership"/>
+      <w:bookmarkEnd w:id="59"/>
       <w:r>
         <w:t>59. Register ownership</w:t>
       </w:r>
@@ -7500,15 +7393,13 @@
         <w:t>These rules apply to hand-written assembly intended to interoperate with C48.</w:t>
       </w:r>
     </w:p>
-    <w:p>
-      <w:r/>
-    </w:p>
-    <w:bookmarkEnd w:id="69"/>
-    <w:bookmarkStart w:id="70" w:name="statements"/>
+    <w:p/>
     <w:p>
       <w:pPr>
         <w:pStyle w:val="Heading1"/>
       </w:pPr>
+      <w:bookmarkStart w:id="61" w:name="statements"/>
+      <w:bookmarkEnd w:id="60"/>
       <w:r>
         <w:t>60. Statements</w:t>
       </w:r>
@@ -7635,10 +7526,7 @@
         <w:pStyle w:val="BodyText"/>
       </w:pPr>
       <w:r>
-        <w:t>There is no</w:t>
-      </w:r>
-      <w:r>
-        <w:t xml:space="preserve"> </w:t>
+        <w:t xml:space="preserve">There is no </w:t>
       </w:r>
       <w:r>
         <w:rPr>
@@ -7655,10 +7543,7 @@
         <w:pStyle w:val="BodyText"/>
       </w:pPr>
       <w:r>
-        <w:t>There is no</w:t>
-      </w:r>
-      <w:r>
-        <w:t xml:space="preserve"> </w:t>
+        <w:t xml:space="preserve">There is no </w:t>
       </w:r>
       <w:r>
         <w:rPr>
@@ -7667,10 +7552,7 @@
         <w:t>switch</w:t>
       </w:r>
       <w:r>
-        <w:t>,</w:t>
-      </w:r>
-      <w:r>
-        <w:t xml:space="preserve"> </w:t>
+        <w:t xml:space="preserve">, </w:t>
       </w:r>
       <w:r>
         <w:rPr>
@@ -7679,10 +7561,7 @@
         <w:t>case</w:t>
       </w:r>
       <w:r>
-        <w:t>, or</w:t>
-      </w:r>
-      <w:r>
-        <w:t xml:space="preserve"> </w:t>
+        <w:t xml:space="preserve">, or </w:t>
       </w:r>
       <w:r>
         <w:rPr>
@@ -7702,15 +7581,13 @@
         <w:t>Every `if`, `while`, `do/while`, and present `for` condition expression MUST have scalar type and is interpreted through Section-48 truth rules. A missing `for` condition is the constant true condition. A `void`-returning function call is valid as a standalone expression statement, but a void-valued expression cannot be assigned, used as an operator operand or condition, passed as an argument value, returned with `return expression`, or used with `sizeof`; `(void)expression` casts are not supported in C48 Version 1.</w:t>
       </w:r>
     </w:p>
-    <w:p>
-      <w:r/>
-    </w:p>
-    <w:bookmarkEnd w:id="70"/>
-    <w:bookmarkStart w:id="71" w:name="compound-statements"/>
+    <w:p/>
     <w:p>
       <w:pPr>
         <w:pStyle w:val="Heading1"/>
       </w:pPr>
+      <w:bookmarkStart w:id="62" w:name="compound-statements"/>
+      <w:bookmarkEnd w:id="61"/>
       <w:r>
         <w:t>61. Compound statements</w:t>
       </w:r>
@@ -7777,15 +7654,13 @@
         <w:t>Nested compound statements are supported.</w:t>
       </w:r>
     </w:p>
-    <w:p>
-      <w:r/>
-    </w:p>
-    <w:bookmarkEnd w:id="71"/>
-    <w:bookmarkStart w:id="72" w:name="expression-statements"/>
+    <w:p/>
     <w:p>
       <w:pPr>
         <w:pStyle w:val="Heading1"/>
       </w:pPr>
+      <w:bookmarkStart w:id="63" w:name="expression-statements"/>
+      <w:bookmarkEnd w:id="62"/>
       <w:r>
         <w:t>62. Expression statements</w:t>
       </w:r>
@@ -7795,10 +7670,7 @@
         <w:pStyle w:val="FirstParagraph"/>
       </w:pPr>
       <w:r>
-        <w:t>An expression followed by</w:t>
-      </w:r>
-      <w:r>
-        <w:t xml:space="preserve"> </w:t>
+        <w:t xml:space="preserve">An expression followed by </w:t>
       </w:r>
       <w:r>
         <w:rPr>
@@ -7807,10 +7679,7 @@
         <w:t>;</w:t>
       </w:r>
       <w:r>
-        <w:t xml:space="preserve"> </w:t>
-      </w:r>
-      <w:r>
-        <w:t>is an expression statement.</w:t>
+        <w:t xml:space="preserve"> is an expression statement.</w:t>
       </w:r>
     </w:p>
     <w:p>
@@ -7867,20 +7736,15 @@
         <w:t>;</w:t>
       </w:r>
     </w:p>
-    <w:p>
-      <w:r/>
-    </w:p>
-    <w:bookmarkEnd w:id="72"/>
-    <w:bookmarkStart w:id="73" w:name="if"/>
+    <w:p/>
     <w:p>
       <w:pPr>
         <w:pStyle w:val="Heading1"/>
       </w:pPr>
-      <w:r>
-        <w:t>63.</w:t>
-      </w:r>
-      <w:r>
-        <w:t xml:space="preserve"> </w:t>
+      <w:bookmarkStart w:id="64" w:name="if"/>
+      <w:bookmarkEnd w:id="63"/>
+      <w:r>
+        <w:t xml:space="preserve">63. </w:t>
       </w:r>
       <w:r>
         <w:rPr>
@@ -7982,13 +7846,7 @@
         <w:t>else</w:t>
       </w:r>
       <w:r>
-        <w:t xml:space="preserve"> </w:t>
-      </w:r>
-      <w:r>
-        <w:t>binds to the nearest unmatched</w:t>
-      </w:r>
-      <w:r>
-        <w:t xml:space="preserve"> </w:t>
+        <w:t xml:space="preserve"> binds to the nearest unmatched </w:t>
       </w:r>
       <w:r>
         <w:rPr>
@@ -8000,20 +7858,15 @@
         <w:t>.</w:t>
       </w:r>
     </w:p>
-    <w:p>
-      <w:r/>
-    </w:p>
-    <w:bookmarkEnd w:id="73"/>
-    <w:bookmarkStart w:id="74" w:name="while"/>
+    <w:p/>
     <w:p>
       <w:pPr>
         <w:pStyle w:val="Heading1"/>
       </w:pPr>
-      <w:r>
-        <w:t>64.</w:t>
-      </w:r>
-      <w:r>
-        <w:t xml:space="preserve"> </w:t>
+      <w:bookmarkStart w:id="65" w:name="while"/>
+      <w:bookmarkEnd w:id="64"/>
+      <w:r>
+        <w:t xml:space="preserve">64. </w:t>
       </w:r>
       <w:r>
         <w:rPr>
@@ -8066,20 +7919,15 @@
         <w:t>The condition MUST have scalar type and uses the Section-48 truth rule.</w:t>
       </w:r>
     </w:p>
-    <w:p>
-      <w:r/>
-    </w:p>
-    <w:bookmarkEnd w:id="74"/>
-    <w:bookmarkStart w:id="75" w:name="do-while"/>
+    <w:p/>
     <w:p>
       <w:pPr>
         <w:pStyle w:val="Heading1"/>
       </w:pPr>
-      <w:r>
-        <w:t>65.</w:t>
-      </w:r>
-      <w:r>
-        <w:t xml:space="preserve"> </w:t>
+      <w:bookmarkStart w:id="66" w:name="do-while"/>
+      <w:bookmarkEnd w:id="65"/>
+      <w:r>
+        <w:t xml:space="preserve">65. </w:t>
       </w:r>
       <w:r>
         <w:rPr>
@@ -8088,13 +7936,7 @@
         <w:t>do</w:t>
       </w:r>
       <w:r>
-        <w:t xml:space="preserve"> </w:t>
-      </w:r>
-      <w:r>
-        <w:t>/</w:t>
-      </w:r>
-      <w:r>
-        <w:t xml:space="preserve"> </w:t>
+        <w:t xml:space="preserve"> / </w:t>
       </w:r>
       <w:r>
         <w:rPr>
@@ -8164,20 +8006,15 @@
         <w:t>The final semicolon is required.</w:t>
       </w:r>
     </w:p>
-    <w:p>
-      <w:r/>
-    </w:p>
-    <w:bookmarkEnd w:id="75"/>
-    <w:bookmarkStart w:id="76" w:name="for"/>
+    <w:p/>
     <w:p>
       <w:pPr>
         <w:pStyle w:val="Heading1"/>
       </w:pPr>
-      <w:r>
-        <w:t>66.</w:t>
-      </w:r>
-      <w:r>
-        <w:t xml:space="preserve"> </w:t>
+      <w:bookmarkStart w:id="67" w:name="for"/>
+      <w:bookmarkEnd w:id="66"/>
+      <w:r>
+        <w:t xml:space="preserve">66. </w:t>
       </w:r>
       <w:r>
         <w:rPr>
@@ -8243,10 +8080,7 @@
         <w:pStyle w:val="BodyText"/>
       </w:pPr>
       <w:r>
-        <w:t>The third expression executes after each body iteration and after</w:t>
-      </w:r>
-      <w:r>
-        <w:t xml:space="preserve"> </w:t>
+        <w:t xml:space="preserve">The third expression executes after each body iteration and after </w:t>
       </w:r>
       <w:r>
         <w:rPr>
@@ -8266,20 +8100,15 @@
         <w:t>Declarations in the first clause are not supported.</w:t>
       </w:r>
     </w:p>
-    <w:p>
-      <w:r/>
-    </w:p>
-    <w:bookmarkEnd w:id="76"/>
-    <w:bookmarkStart w:id="77" w:name="break"/>
+    <w:p/>
     <w:p>
       <w:pPr>
         <w:pStyle w:val="Heading1"/>
       </w:pPr>
-      <w:r>
-        <w:t>67.</w:t>
-      </w:r>
-      <w:r>
-        <w:t xml:space="preserve"> </w:t>
+      <w:bookmarkStart w:id="68" w:name="break"/>
+      <w:bookmarkEnd w:id="67"/>
+      <w:r>
+        <w:t xml:space="preserve">67. </w:t>
       </w:r>
       <w:r>
         <w:rPr>
@@ -8299,10 +8128,7 @@
         <w:t>break;</w:t>
       </w:r>
       <w:r>
-        <w:t xml:space="preserve"> </w:t>
-      </w:r>
-      <w:r>
-        <w:t>is valid only inside the nearest enclosing:</w:t>
+        <w:t xml:space="preserve"> is valid only inside the nearest enclosing:</w:t>
       </w:r>
     </w:p>
     <w:p>
@@ -8347,10 +8173,7 @@
         <w:pStyle w:val="BodyText"/>
       </w:pPr>
       <w:r>
-        <w:t>Because C48 has no</w:t>
-      </w:r>
-      <w:r>
-        <w:t xml:space="preserve"> </w:t>
+        <w:t xml:space="preserve">Because C48 has no </w:t>
       </w:r>
       <w:r>
         <w:rPr>
@@ -8359,10 +8182,7 @@
         <w:t>switch</w:t>
       </w:r>
       <w:r>
-        <w:t>,</w:t>
-      </w:r>
-      <w:r>
-        <w:t xml:space="preserve"> </w:t>
+        <w:t xml:space="preserve">, </w:t>
       </w:r>
       <w:r>
         <w:rPr>
@@ -8371,21 +8191,15 @@
         <w:t>break</w:t>
       </w:r>
       <w:r>
-        <w:t xml:space="preserve"> </w:t>
-      </w:r>
-      <w:r>
-        <w:t>has no switch meaning.</w:t>
-      </w:r>
-    </w:p>
-    <w:p>
-      <w:pPr>
-        <w:pStyle w:val="BodyText"/>
-      </w:pPr>
-      <w:r>
-        <w:t>A</w:t>
-      </w:r>
-      <w:r>
-        <w:t xml:space="preserve"> </w:t>
+        <w:t xml:space="preserve"> has no switch meaning.</w:t>
+      </w:r>
+    </w:p>
+    <w:p>
+      <w:pPr>
+        <w:pStyle w:val="BodyText"/>
+      </w:pPr>
+      <w:r>
+        <w:t xml:space="preserve">A </w:t>
       </w:r>
       <w:r>
         <w:rPr>
@@ -8394,26 +8208,18 @@
         <w:t>break</w:t>
       </w:r>
       <w:r>
-        <w:t xml:space="preserve"> </w:t>
-      </w:r>
-      <w:r>
-        <w:t>outside a loop is a compile-time error.</w:t>
-      </w:r>
-    </w:p>
-    <w:p>
-      <w:r/>
-    </w:p>
-    <w:bookmarkEnd w:id="77"/>
-    <w:bookmarkStart w:id="78" w:name="continue"/>
+        <w:t xml:space="preserve"> outside a loop is a compile-time error.</w:t>
+      </w:r>
+    </w:p>
+    <w:p/>
     <w:p>
       <w:pPr>
         <w:pStyle w:val="Heading1"/>
       </w:pPr>
-      <w:r>
-        <w:t>68.</w:t>
-      </w:r>
-      <w:r>
-        <w:t xml:space="preserve"> </w:t>
+      <w:bookmarkStart w:id="69" w:name="continue"/>
+      <w:bookmarkEnd w:id="68"/>
+      <w:r>
+        <w:t xml:space="preserve">68. </w:t>
       </w:r>
       <w:r>
         <w:rPr>
@@ -8433,21 +8239,15 @@
         <w:t>continue;</w:t>
       </w:r>
       <w:r>
-        <w:t xml:space="preserve"> </w:t>
-      </w:r>
-      <w:r>
-        <w:t>is valid only inside a loop.</w:t>
-      </w:r>
-    </w:p>
-    <w:p>
-      <w:pPr>
-        <w:pStyle w:val="BodyText"/>
-      </w:pPr>
-      <w:r>
-        <w:t>For</w:t>
-      </w:r>
-      <w:r>
-        <w:t xml:space="preserve"> </w:t>
+        <w:t xml:space="preserve"> is valid only inside a loop.</w:t>
+      </w:r>
+    </w:p>
+    <w:p>
+      <w:pPr>
+        <w:pStyle w:val="BodyText"/>
+      </w:pPr>
+      <w:r>
+        <w:t xml:space="preserve">For </w:t>
       </w:r>
       <w:r>
         <w:rPr>
@@ -8464,10 +8264,7 @@
         <w:pStyle w:val="BodyText"/>
       </w:pPr>
       <w:r>
-        <w:t>For</w:t>
-      </w:r>
-      <w:r>
-        <w:t xml:space="preserve"> </w:t>
+        <w:t xml:space="preserve">For </w:t>
       </w:r>
       <w:r>
         <w:rPr>
@@ -8484,10 +8281,7 @@
         <w:pStyle w:val="BodyText"/>
       </w:pPr>
       <w:r>
-        <w:t>For</w:t>
-      </w:r>
-      <w:r>
-        <w:t xml:space="preserve"> </w:t>
+        <w:t xml:space="preserve">For </w:t>
       </w:r>
       <w:r>
         <w:rPr>
@@ -8504,10 +8298,7 @@
         <w:pStyle w:val="BodyText"/>
       </w:pPr>
       <w:r>
-        <w:t>A</w:t>
-      </w:r>
-      <w:r>
-        <w:t xml:space="preserve"> </w:t>
+        <w:t xml:space="preserve">A </w:t>
       </w:r>
       <w:r>
         <w:rPr>
@@ -8516,26 +8307,18 @@
         <w:t>continue</w:t>
       </w:r>
       <w:r>
-        <w:t xml:space="preserve"> </w:t>
-      </w:r>
-      <w:r>
-        <w:t>outside a loop is a compile-time error.</w:t>
-      </w:r>
-    </w:p>
-    <w:p>
-      <w:r/>
-    </w:p>
-    <w:bookmarkEnd w:id="78"/>
-    <w:bookmarkStart w:id="79" w:name="return"/>
+        <w:t xml:space="preserve"> outside a loop is a compile-time error.</w:t>
+      </w:r>
+    </w:p>
+    <w:p/>
     <w:p>
       <w:pPr>
         <w:pStyle w:val="Heading1"/>
       </w:pPr>
-      <w:r>
-        <w:t>69.</w:t>
-      </w:r>
-      <w:r>
-        <w:t xml:space="preserve"> </w:t>
+      <w:bookmarkStart w:id="70" w:name="return"/>
+      <w:bookmarkEnd w:id="69"/>
+      <w:r>
+        <w:t xml:space="preserve">69. </w:t>
       </w:r>
       <w:r>
         <w:rPr>
@@ -8544,12 +8327,12 @@
         <w:t>return</w:t>
       </w:r>
     </w:p>
-    <w:bookmarkEnd w:id="79"/>
-    <w:bookmarkStart w:id="80" w:name="preprocessing-overview"/>
-    <w:p>
-      <w:pPr>
-        <w:pStyle w:val="FirstParagraph"/>
-      </w:pPr>
+    <w:p>
+      <w:pPr>
+        <w:pStyle w:val="FirstParagraph"/>
+      </w:pPr>
+      <w:bookmarkStart w:id="71" w:name="preprocessing-overview"/>
+      <w:bookmarkEnd w:id="70"/>
       <w:r>
         <w:t>In a `void` function, `return;` is valid and `return expression;` is invalid. Reaching the closing brace is exactly equivalent to `return;`.</w:t>
       </w:r>
@@ -8578,9 +8361,7 @@
         <w:t>Returning from `main` through its explicit `int` result reaches crt0, which routes program termination through SYS_EXIT rather than returning to loader state. The shipped canonical `hello.c` remains required to contain explicit `return 0;`.</w:t>
       </w:r>
     </w:p>
-    <w:p>
-      <w:pPr/>
-    </w:p>
+    <w:p/>
     <w:p>
       <w:pPr>
         <w:pStyle w:val="Heading1"/>
@@ -8589,12 +8370,12 @@
         <w:t>70. Preprocessing overview</w:t>
       </w:r>
     </w:p>
-    <w:bookmarkEnd w:id="80"/>
-    <w:bookmarkStart w:id="81" w:name="define"/>
-    <w:p>
-      <w:pPr>
-        <w:pStyle w:val="FirstParagraph"/>
-      </w:pPr>
+    <w:p>
+      <w:pPr>
+        <w:pStyle w:val="FirstParagraph"/>
+      </w:pPr>
+      <w:bookmarkStart w:id="72" w:name="define"/>
+      <w:bookmarkEnd w:id="71"/>
       <w:r>
         <w:t>C48 has a deliberately small, token-based preprocessor integrated into `cc`. Supported directives are exactly `#define` and `#include`.</w:t>
       </w:r>
@@ -8631,18 +8412,13 @@
         <w:t>Outside this position, `#` is a lexical error. No other preprocessing directive exists.</w:t>
       </w:r>
     </w:p>
-    <w:p>
-      <w:pPr/>
-    </w:p>
+    <w:p/>
     <w:p>
       <w:pPr>
         <w:pStyle w:val="Heading1"/>
       </w:pPr>
       <w:r>
-        <w:t>71.</w:t>
-      </w:r>
-      <w:r>
-        <w:t xml:space="preserve"> </w:t>
+        <w:t xml:space="preserve">71. </w:t>
       </w:r>
       <w:r>
         <w:rPr>
@@ -8651,12 +8427,12 @@
         <w:t>#define</w:t>
       </w:r>
     </w:p>
-    <w:bookmarkEnd w:id="81"/>
-    <w:bookmarkStart w:id="82" w:name="macro-expansion"/>
-    <w:p>
-      <w:pPr>
-        <w:pStyle w:val="FirstParagraph"/>
-      </w:pPr>
+    <w:p>
+      <w:pPr>
+        <w:pStyle w:val="FirstParagraph"/>
+      </w:pPr>
+      <w:bookmarkStart w:id="73" w:name="macro-expansion"/>
+      <w:bookmarkEnd w:id="72"/>
       <w:r>
         <w:t>C48 supports object-like constants only.</w:t>
       </w:r>
@@ -8691,10 +8467,16 @@
       </w:pPr>
       <w:r>
         <w:t>#define SIZE 10</w:t>
+      </w:r>
+      <w:r>
         <w:br/>
         <w:t>#define MASK (1 &lt;&lt; 4)</w:t>
+      </w:r>
+      <w:r>
         <w:br/>
         <w:t>#define HALF .5</w:t>
+      </w:r>
+      <w:r>
         <w:br/>
         <w:t>#define NAME "zx-ux"</w:t>
       </w:r>
@@ -8715,9 +8497,7 @@
         <w:t>The directive ends at the physical line boundary. A trailing line comment is ignored. After the replacement and optional comment, no extra preprocessing syntax exists.</w:t>
       </w:r>
     </w:p>
-    <w:p>
-      <w:pPr/>
-    </w:p>
+    <w:p/>
     <w:p>
       <w:pPr>
         <w:pStyle w:val="Heading1"/>
@@ -8726,12 +8506,12 @@
         <w:t>72. Macro expansion</w:t>
       </w:r>
     </w:p>
-    <w:bookmarkEnd w:id="82"/>
-    <w:bookmarkStart w:id="83" w:name="local-include"/>
-    <w:p>
-      <w:pPr>
-        <w:pStyle w:val="FirstParagraph"/>
-      </w:pPr>
+    <w:p>
+      <w:pPr>
+        <w:pStyle w:val="FirstParagraph"/>
+      </w:pPr>
+      <w:bookmarkStart w:id="74" w:name="local-include"/>
+      <w:bookmarkEnd w:id="73"/>
       <w:r>
         <w:t>Macro expansion is token-based. Only a complete identifier token matching a defined object-like macro name is replaced; expansion never concatenates replacement text with adjacent source tokens.</w:t>
       </w:r>
@@ -8784,9 +8564,7 @@
         <w:t>At each ordinary macro-use site, the compiler substitutes that canonical token sequence and then continues normal preprocessing/token parsing. Since accepted replacements are already fully expanded constants, use-site expansion requires no run-away recursion limit.</w:t>
       </w:r>
     </w:p>
-    <w:p>
-      <w:pPr/>
-    </w:p>
+    <w:p/>
     <w:p>
       <w:pPr>
         <w:pStyle w:val="Heading1"/>
@@ -8795,12 +8573,12 @@
         <w:t>73. Local include</w:t>
       </w:r>
     </w:p>
-    <w:bookmarkEnd w:id="83"/>
-    <w:bookmarkStart w:id="84" w:name="built-in-c48.h"/>
-    <w:p>
-      <w:pPr>
-        <w:pStyle w:val="FirstParagraph"/>
-      </w:pPr>
+    <w:p>
+      <w:pPr>
+        <w:pStyle w:val="FirstParagraph"/>
+      </w:pPr>
+      <w:bookmarkStart w:id="75" w:name="built-in-c48.h"/>
+      <w:bookmarkEnd w:id="74"/>
       <w:r>
         <w:t>Local include syntax is exactly `#include "name"`. The quoted operand is not macro-expanded.</w:t>
       </w:r>
@@ -8845,18 +8623,13 @@
         <w:t>The primary translation unit may include the same quoted local object more than once at separate top-level include points. Each inclusion reprocesses its logical bytes with the then-current macro/declaration environment; C48 has no implicit include guard. Resulting duplicate definitions or incompatible declarations are diagnosed by the normal language rules.</w:t>
       </w:r>
     </w:p>
-    <w:p>
-      <w:pPr/>
-    </w:p>
+    <w:p/>
     <w:p>
       <w:pPr>
         <w:pStyle w:val="Heading1"/>
       </w:pPr>
       <w:r>
-        <w:t>74. Built-in</w:t>
-      </w:r>
-      <w:r>
-        <w:t xml:space="preserve"> </w:t>
+        <w:t xml:space="preserve">74. Built-in </w:t>
       </w:r>
       <w:r>
         <w:rPr>
@@ -8865,12 +8638,12 @@
         <w:t>&lt;c48.h&gt;</w:t>
       </w:r>
     </w:p>
-    <w:bookmarkEnd w:id="84"/>
-    <w:bookmarkStart w:id="85" w:name="unsupported-preprocessing"/>
-    <w:p>
-      <w:pPr>
-        <w:pStyle w:val="FirstParagraph"/>
-      </w:pPr>
+    <w:p>
+      <w:pPr>
+        <w:pStyle w:val="FirstParagraph"/>
+      </w:pPr>
+      <w:bookmarkStart w:id="76" w:name="unsupported-preprocessing"/>
+      <w:bookmarkEnd w:id="75"/>
       <w:r>
         <w:t>The only angle-bracket system include is exactly `#include &lt;c48.h&gt;`. The operand is not macro-expanded; any other angle-bracket header is rejected.</w:t>
       </w:r>
@@ -8907,9 +8680,7 @@
         <w:t>Appendix B records the mandatory public-name inventory. Any architecture prose using unsupported type qualifiers or an incomplete pseudo-prototype is descriptive ABI notation, not permission to extend C48 source syntax; Section 97 gives the `const`/`zx_fp_exec` case.</w:t>
       </w:r>
     </w:p>
-    <w:p>
-      <w:pPr/>
-    </w:p>
+    <w:p/>
     <w:p>
       <w:pPr>
         <w:pStyle w:val="Heading1"/>
@@ -8918,12 +8689,12 @@
         <w:t>75. Unsupported preprocessing</w:t>
       </w:r>
     </w:p>
-    <w:bookmarkEnd w:id="85"/>
-    <w:bookmarkStart w:id="86" w:name="Xe136d7e4cdc6781b9ebe4a062f167719b9775a9"/>
-    <w:p>
-      <w:pPr>
-        <w:pStyle w:val="FirstParagraph"/>
-      </w:pPr>
+    <w:p>
+      <w:pPr>
+        <w:pStyle w:val="FirstParagraph"/>
+      </w:pPr>
+      <w:bookmarkStart w:id="77" w:name="Xe136d7e4cdc6781b9ebe4a062f167719b9775a9"/>
+      <w:bookmarkEnd w:id="76"/>
       <w:r>
         <w:t>The following directives are explicitly unsupported:</w:t>
       </w:r>
@@ -8934,22 +8705,40 @@
       </w:pPr>
       <w:r>
         <w:t>#undef</w:t>
+      </w:r>
+      <w:r>
         <w:br/>
         <w:t>#if</w:t>
+      </w:r>
+      <w:r>
         <w:br/>
         <w:t>#ifdef</w:t>
+      </w:r>
+      <w:r>
         <w:br/>
         <w:t>#ifndef</w:t>
+      </w:r>
+      <w:r>
         <w:br/>
         <w:t>#elif</w:t>
+      </w:r>
+      <w:r>
         <w:br/>
         <w:t>#else</w:t>
+      </w:r>
+      <w:r>
         <w:br/>
         <w:t>#endif</w:t>
+      </w:r>
+      <w:r>
         <w:br/>
         <w:t>#error</w:t>
+      </w:r>
+      <w:r>
         <w:br/>
         <w:t>#line</w:t>
+      </w:r>
+      <w:r>
         <w:br/>
         <w:t>#pragma</w:t>
       </w:r>
@@ -8970,9 +8759,7 @@
         <w:t>Macros cannot manufacture an include operand. Unknown directives, upper-case directive names, missing/extra include operands, or noncomment trailing tokens after an include are preprocessing errors.</w:t>
       </w:r>
     </w:p>
-    <w:p>
-      <w:pPr/>
-    </w:p>
+    <w:p/>
     <w:p>
       <w:pPr>
         <w:pStyle w:val="Heading1"/>
@@ -9341,25 +9128,23 @@
         <w:t>No compiler implementation may add any of these as a Version-1 extension.</w:t>
       </w:r>
     </w:p>
-    <w:p>
-      <w:r/>
-    </w:p>
-    <w:bookmarkEnd w:id="86"/>
-    <w:bookmarkStart w:id="87" w:name="X23d2b02321a9a320f2a458df93ee5d9a9d75c42"/>
+    <w:p/>
     <w:p>
       <w:pPr>
         <w:pStyle w:val="Heading1"/>
       </w:pPr>
+      <w:bookmarkStart w:id="78" w:name="X23d2b02321a9a320f2a458df93ee5d9a9d75c42"/>
+      <w:bookmarkEnd w:id="77"/>
       <w:r>
         <w:t>77. Function-argument count and other resource limits</w:t>
       </w:r>
     </w:p>
-    <w:bookmarkEnd w:id="87"/>
-    <w:bookmarkStart w:id="88" w:name="compiler-architecture-invariants"/>
-    <w:p>
-      <w:pPr>
-        <w:pStyle w:val="FirstParagraph"/>
-      </w:pPr>
+    <w:p>
+      <w:pPr>
+        <w:pStyle w:val="FirstParagraph"/>
+      </w:pPr>
+      <w:bookmarkStart w:id="79" w:name="compiler-architecture-invariants"/>
+      <w:bookmarkEnd w:id="78"/>
       <w:r>
         <w:t>The language grammar does not impose a three- or six-argument maximum merely because the first three argument slots are registers or because the acceptance suite exercises 0..6 arguments. Additional arguments use the C48_REGCALL stack slots.</w:t>
       </w:r>
@@ -9388,9 +9173,7 @@
         <w:t>Once P11.02 freezes capacities, a strict Windows portability implementation MUST enforce them when claiming native-source portability. Before then, an implementation MUST NOT invent permanent language limits merely to simplify its tables.</w:t>
       </w:r>
     </w:p>
-    <w:p>
-      <w:pPr/>
-    </w:p>
+    <w:p/>
     <w:p>
       <w:pPr>
         <w:pStyle w:val="Heading1"/>
@@ -9399,12 +9182,12 @@
         <w:t>78. Compiler architecture invariants</w:t>
       </w:r>
     </w:p>
-    <w:bookmarkEnd w:id="88"/>
-    <w:bookmarkStart w:id="89" w:name="output-model"/>
-    <w:p>
-      <w:pPr>
-        <w:pStyle w:val="FirstParagraph"/>
-      </w:pPr>
+    <w:p>
+      <w:pPr>
+        <w:pStyle w:val="FirstParagraph"/>
+      </w:pPr>
+      <w:bookmarkStart w:id="80" w:name="output-model"/>
+      <w:bookmarkEnd w:id="79"/>
       <w:r>
         <w:t>The complete front-end/backend flow, reconciling REV11 Section 25.5 with REV02 P11.03, is:</w:t>
       </w:r>
@@ -9415,16 +9198,28 @@
       </w:pPr>
       <w:r>
         <w:t>source logical-read stream</w:t>
+      </w:r>
+      <w:r>
         <w:br/>
         <w:t xml:space="preserve">    -&gt; preprocessing scanner / directive and include expansion</w:t>
+      </w:r>
+      <w:r>
         <w:br/>
         <w:t xml:space="preserve">    -&gt; C48 lexer</w:t>
+      </w:r>
+      <w:r>
         <w:br/>
         <w:t xml:space="preserve">    -&gt; recursive-descent parser</w:t>
+      </w:r>
+      <w:r>
         <w:br/>
         <w:t xml:space="preserve">    -&gt; bounded expression tree / direct emission</w:t>
+      </w:r>
+      <w:r>
         <w:br/>
         <w:t xml:space="preserve">    -&gt; symbolic Z80 emitter</w:t>
+      </w:r>
+      <w:r>
         <w:br/>
         <w:t xml:space="preserve">    -&gt; OBJ1 writer</w:t>
       </w:r>
@@ -9445,9 +9240,7 @@
         <w:t>No language rule authorizes a whole-source materialization or whole-program AST. Statements compile incrementally; expression storage is bounded and released promptly; exact capacities belong to P11.02.</w:t>
       </w:r>
     </w:p>
-    <w:p>
-      <w:pPr/>
-    </w:p>
+    <w:p/>
     <w:p>
       <w:pPr>
         <w:pStyle w:val="Heading1"/>
@@ -9456,12 +9249,12 @@
         <w:t>79. Output model</w:t>
       </w:r>
     </w:p>
-    <w:bookmarkEnd w:id="89"/>
-    <w:bookmarkStart w:id="90" w:name="diagnostics"/>
-    <w:p>
-      <w:pPr>
-        <w:pStyle w:val="FirstParagraph"/>
-      </w:pPr>
+    <w:p>
+      <w:pPr>
+        <w:pStyle w:val="FirstParagraph"/>
+      </w:pPr>
+      <w:bookmarkStart w:id="81" w:name="diagnostics"/>
+      <w:bookmarkEnd w:id="80"/>
       <w:r>
         <w:t>The native command is `cc`. It accepts exactly one C-typed input object.</w:t>
       </w:r>
@@ -9530,9 +9323,7 @@
         <w:t>An ordinary ZX-UX RAM C or local-include object cannot exceed the architecture's 32768-byte logical object bound. Additional smaller compiler-workspace/source limits, if any, are frozen by P11.02/P11.42 and are not invented here.</w:t>
       </w:r>
     </w:p>
-    <w:p>
-      <w:pPr/>
-    </w:p>
+    <w:p/>
     <w:p>
       <w:pPr>
         <w:pStyle w:val="Heading1"/>
@@ -9541,12 +9332,12 @@
         <w:t>80. Diagnostics</w:t>
       </w:r>
     </w:p>
-    <w:bookmarkEnd w:id="90"/>
-    <w:bookmarkStart w:id="91" w:name="no-undefined-compiler-extensions"/>
-    <w:p>
-      <w:pPr>
-        <w:pStyle w:val="FirstParagraph"/>
-      </w:pPr>
+    <w:p>
+      <w:pPr>
+        <w:pStyle w:val="FirstParagraph"/>
+      </w:pPr>
+      <w:bookmarkStart w:id="82" w:name="no-undefined-compiler-extensions"/>
+      <w:bookmarkEnd w:id="81"/>
       <w:r>
         <w:t>Acceptance/rejection, compiler process status, diagnostic channel, diagnostic class spelling, and position convention are normative. Free-form reason prose after the frozen class prefix is not.</w:t>
       </w:r>
@@ -9623,9 +9414,7 @@
         <w:t>Failure while attempting to write a diagnostic MUST NOT replace the original compile/tool status, commit output, or convert failure to success. Cleanup still follows the original terminal cause.</w:t>
       </w:r>
     </w:p>
-    <w:p>
-      <w:pPr/>
-    </w:p>
+    <w:p/>
     <w:p>
       <w:pPr>
         <w:pStyle w:val="Heading1"/>
@@ -9685,25 +9474,23 @@
         <w:t>There is no host-language compatibility escape hatch.</w:t>
       </w:r>
     </w:p>
-    <w:p>
-      <w:r/>
-    </w:p>
-    <w:bookmarkEnd w:id="91"/>
-    <w:bookmarkStart w:id="92" w:name="host-side-c48-development-contract"/>
+    <w:p/>
     <w:p>
       <w:pPr>
         <w:pStyle w:val="Heading1"/>
       </w:pPr>
+      <w:bookmarkStart w:id="83" w:name="host-side-c48-development-contract"/>
+      <w:bookmarkEnd w:id="82"/>
       <w:r>
         <w:t>82. Host-side C48 development contract</w:t>
       </w:r>
     </w:p>
-    <w:bookmarkEnd w:id="92"/>
-    <w:bookmarkStart w:id="93" w:name="host-pointer-execution"/>
-    <w:p>
-      <w:pPr>
-        <w:pStyle w:val="FirstParagraph"/>
-      </w:pPr>
+    <w:p>
+      <w:pPr>
+        <w:pStyle w:val="FirstParagraph"/>
+      </w:pPr>
+      <w:bookmarkStart w:id="84" w:name="host-pointer-execution"/>
+      <w:bookmarkEnd w:id="83"/>
       <w:r>
         <w:t>A Windows C48 implementation intended for portable ZX-UX development MUST implement the C48 abstract machine and parser rather than merely pass source to an ordinary Windows C compiler.</w:t>
       </w:r>
@@ -9732,9 +9519,7 @@
         <w:t>A host implementation MUST NOT claim strict C48 portability merely because MSVC, GCC, Clang, or another host compiler compiled translated source successfully.</w:t>
       </w:r>
     </w:p>
-    <w:p>
-      <w:pPr/>
-    </w:p>
+    <w:p/>
     <w:p>
       <w:pPr>
         <w:pStyle w:val="Heading1"/>
@@ -9778,10 +9563,7 @@
         <w:t>sizeof(pointer)</w:t>
       </w:r>
       <w:r>
-        <w:t xml:space="preserve"> </w:t>
-      </w:r>
-      <w:r>
-        <w:t>remains 2 in C48 even when the host implementation uses a larger private representation.</w:t>
+        <w:t xml:space="preserve"> remains 2 in C48 even when the host implementation uses a larger private representation.</w:t>
       </w:r>
     </w:p>
     <w:p>
@@ -9792,15 +9574,13 @@
         <w:t>Host representation is an implementation detail.</w:t>
       </w:r>
     </w:p>
-    <w:p>
-      <w:r/>
-    </w:p>
-    <w:bookmarkEnd w:id="93"/>
-    <w:bookmarkStart w:id="94" w:name="host-floating-execution"/>
+    <w:p/>
     <w:p>
       <w:pPr>
         <w:pStyle w:val="Heading1"/>
       </w:pPr>
+      <w:bookmarkStart w:id="85" w:name="host-floating-execution"/>
+      <w:bookmarkEnd w:id="84"/>
       <w:r>
         <w:t>84. Host floating execution</w:t>
       </w:r>
@@ -9845,15 +9625,13 @@
         <w:t>The preferred compatibility implementation is an explicit Spectrum-number emulation layer with a golden byte/value corpus derived from the canonical ROM conversion/calculator behavior.</w:t>
       </w:r>
     </w:p>
-    <w:p>
-      <w:r/>
-    </w:p>
-    <w:bookmarkEnd w:id="94"/>
-    <w:bookmarkStart w:id="95" w:name="portable-source-rule"/>
+    <w:p/>
     <w:p>
       <w:pPr>
         <w:pStyle w:val="Heading1"/>
       </w:pPr>
+      <w:bookmarkStart w:id="86" w:name="portable-source-rule"/>
+      <w:bookmarkEnd w:id="85"/>
       <w:r>
         <w:t>85. Portable source rule</w:t>
       </w:r>
@@ -9863,19 +9641,7 @@
         <w:pStyle w:val="FirstParagraph"/>
       </w:pPr>
       <w:r>
-        <w:t>For a source file to be declared</w:t>
-      </w:r>
-      <w:r>
-        <w:t xml:space="preserve"> </w:t>
-      </w:r>
-      <w:r>
-        <w:t>"ZX-UX portable C48,"</w:t>
-      </w:r>
-      <w:r>
-        <w:t xml:space="preserve"> </w:t>
-      </w:r>
-      <w:r>
-        <w:t>the strict Windows checker MUST prove:</w:t>
+        <w:t>For a source file to be declared "ZX-UX portable C48," the strict Windows checker MUST prove:</w:t>
       </w:r>
     </w:p>
     <w:p>
@@ -9891,7 +9657,7 @@
         <w:pStyle w:val="Compact"/>
         <w:numPr>
           <w:ilvl w:val="0"/>
-          <w:numId w:val="1033"/>
+          <w:numId w:val="34"/>
         </w:numPr>
       </w:pPr>
       <w:r>
@@ -9903,7 +9669,7 @@
         <w:pStyle w:val="Compact"/>
         <w:numPr>
           <w:ilvl w:val="0"/>
-          <w:numId w:val="1033"/>
+          <w:numId w:val="34"/>
         </w:numPr>
       </w:pPr>
       <w:r>
@@ -9915,7 +9681,7 @@
         <w:pStyle w:val="Compact"/>
         <w:numPr>
           <w:ilvl w:val="0"/>
-          <w:numId w:val="1033"/>
+          <w:numId w:val="34"/>
         </w:numPr>
       </w:pPr>
       <w:r>
@@ -9927,7 +9693,7 @@
         <w:pStyle w:val="Compact"/>
         <w:numPr>
           <w:ilvl w:val="0"/>
-          <w:numId w:val="1033"/>
+          <w:numId w:val="34"/>
         </w:numPr>
       </w:pPr>
       <w:r>
@@ -9939,7 +9705,7 @@
         <w:pStyle w:val="Compact"/>
         <w:numPr>
           <w:ilvl w:val="0"/>
-          <w:numId w:val="1033"/>
+          <w:numId w:val="34"/>
         </w:numPr>
       </w:pPr>
       <w:r>
@@ -9951,7 +9717,7 @@
         <w:pStyle w:val="Compact"/>
         <w:numPr>
           <w:ilvl w:val="0"/>
-          <w:numId w:val="1033"/>
+          <w:numId w:val="34"/>
         </w:numPr>
       </w:pPr>
       <w:r>
@@ -9963,7 +9729,7 @@
         <w:pStyle w:val="Compact"/>
         <w:numPr>
           <w:ilvl w:val="0"/>
-          <w:numId w:val="1033"/>
+          <w:numId w:val="34"/>
         </w:numPr>
       </w:pPr>
       <w:r>
@@ -9975,7 +9741,7 @@
         <w:pStyle w:val="Compact"/>
         <w:numPr>
           <w:ilvl w:val="0"/>
-          <w:numId w:val="1033"/>
+          <w:numId w:val="34"/>
         </w:numPr>
       </w:pPr>
       <w:r>
@@ -9987,7 +9753,7 @@
         <w:pStyle w:val="Compact"/>
         <w:numPr>
           <w:ilvl w:val="0"/>
-          <w:numId w:val="1033"/>
+          <w:numId w:val="34"/>
         </w:numPr>
       </w:pPr>
       <w:r>
@@ -9999,7 +9765,7 @@
         <w:pStyle w:val="Compact"/>
         <w:numPr>
           <w:ilvl w:val="0"/>
-          <w:numId w:val="1033"/>
+          <w:numId w:val="34"/>
         </w:numPr>
       </w:pPr>
       <w:r>
@@ -10011,7 +9777,7 @@
         <w:pStyle w:val="Compact"/>
         <w:numPr>
           <w:ilvl w:val="0"/>
-          <w:numId w:val="1033"/>
+          <w:numId w:val="34"/>
         </w:numPr>
       </w:pPr>
       <w:r>
@@ -10023,7 +9789,7 @@
         <w:pStyle w:val="Compact"/>
         <w:numPr>
           <w:ilvl w:val="0"/>
-          <w:numId w:val="1033"/>
+          <w:numId w:val="34"/>
         </w:numPr>
       </w:pPr>
       <w:r>
@@ -10035,14 +9801,11 @@
         <w:pStyle w:val="Compact"/>
         <w:numPr>
           <w:ilvl w:val="0"/>
-          <w:numId w:val="1033"/>
+          <w:numId w:val="34"/>
         </w:numPr>
       </w:pPr>
       <w:r>
-        <w:t>use only of</w:t>
-      </w:r>
-      <w:r>
-        <w:t xml:space="preserve"> </w:t>
+        <w:t xml:space="preserve">use only of </w:t>
       </w:r>
       <w:r>
         <w:rPr>
@@ -10051,10 +9814,7 @@
         <w:t>&lt;c48.h&gt;</w:t>
       </w:r>
       <w:r>
-        <w:t xml:space="preserve"> </w:t>
-      </w:r>
-      <w:r>
-        <w:t>APIs whose signatures are frozen for the corresponding ZX-UX release.</w:t>
+        <w:t xml:space="preserve"> APIs whose signatures are frozen for the corresponding ZX-UX release.</w:t>
       </w:r>
     </w:p>
     <w:p>
@@ -10065,15 +9825,13 @@
         <w:t>If all conditions pass, the same source text, after canonical LF representation is ensured, is intended to compile on the native ZX-UX C48 compiler without source modification.</w:t>
       </w:r>
     </w:p>
-    <w:p>
-      <w:r/>
-    </w:p>
-    <w:bookmarkEnd w:id="95"/>
-    <w:bookmarkStart w:id="96" w:name="required-lexical-positive-corpus"/>
+    <w:p/>
     <w:p>
       <w:pPr>
         <w:pStyle w:val="Heading1"/>
       </w:pPr>
+      <w:bookmarkStart w:id="87" w:name="required-lexical-positive-corpus"/>
+      <w:bookmarkEnd w:id="86"/>
       <w:r>
         <w:t>86. Required lexical positive corpus</w:t>
       </w:r>
@@ -10342,25 +10100,23 @@
         <w:t>and every supported operator/punctuator.</w:t>
       </w:r>
     </w:p>
-    <w:p>
-      <w:r/>
-    </w:p>
-    <w:bookmarkEnd w:id="96"/>
-    <w:bookmarkStart w:id="97" w:name="required-lexical-negative-corpus"/>
+    <w:p/>
     <w:p>
       <w:pPr>
         <w:pStyle w:val="Heading1"/>
       </w:pPr>
+      <w:bookmarkStart w:id="88" w:name="required-lexical-negative-corpus"/>
+      <w:bookmarkEnd w:id="87"/>
       <w:r>
         <w:t>87. Required lexical negative corpus</w:t>
       </w:r>
     </w:p>
-    <w:bookmarkEnd w:id="97"/>
-    <w:bookmarkStart w:id="98" w:name="required-semantic-boundary-corpus"/>
-    <w:p>
-      <w:pPr>
-        <w:pStyle w:val="FirstParagraph"/>
-      </w:pPr>
+    <w:p>
+      <w:pPr>
+        <w:pStyle w:val="FirstParagraph"/>
+      </w:pPr>
+      <w:bookmarkStart w:id="89" w:name="required-semantic-boundary-corpus"/>
+      <w:bookmarkEnd w:id="88"/>
       <w:r>
         <w:t>Later compiler tests MUST explicitly reject at minimum:</w:t>
       </w:r>
@@ -10371,42 +10127,80 @@
       </w:pPr>
       <w:r>
         <w:t>65536</w:t>
+      </w:r>
+      <w:r>
         <w:br/>
         <w:t>0x10000</w:t>
+      </w:r>
+      <w:r>
         <w:br/>
         <w:t>08</w:t>
+      </w:r>
+      <w:r>
         <w:br/>
         <w:t>1L</w:t>
+      </w:r>
+      <w:r>
         <w:br/>
         <w:t>1UL</w:t>
+      </w:r>
+      <w:r>
         <w:br/>
         <w:t>1.0L</w:t>
+      </w:r>
+      <w:r>
         <w:br/>
         <w:t>0x1.0p0</w:t>
+      </w:r>
+      <w:r>
         <w:br/>
         <w:t>''</w:t>
+      </w:r>
+      <w:r>
         <w:br/>
         <w:t>'AB'</w:t>
+      </w:r>
+      <w:r>
         <w:br/>
         <w:t>'\123'</w:t>
+      </w:r>
+      <w:r>
         <w:br/>
         <w:t>'\x4'</w:t>
+      </w:r>
+      <w:r>
         <w:br/>
         <w:t>'\q'</w:t>
+      </w:r>
+      <w:r>
         <w:br/>
         <w:t>identifier_longer_than_15_visible_characters</w:t>
+      </w:r>
+      <w:r>
         <w:br/>
         <w:t>+=</w:t>
+      </w:r>
+      <w:r>
         <w:br/>
         <w:t>-=</w:t>
+      </w:r>
+      <w:r>
         <w:br/>
         <w:t>?:</w:t>
+      </w:r>
+      <w:r>
         <w:br/>
         <w:t>-&gt;</w:t>
+      </w:r>
+      <w:r>
         <w:br/>
         <w:t>...</w:t>
+      </w:r>
+      <w:r>
         <w:br/>
         <w:t>123abc</w:t>
+      </w:r>
+      <w:r>
         <w:br/>
         <w:t>1.0foo</w:t>
       </w:r>
@@ -10427,9 +10221,7 @@
         <w:t>The negative corpus MUST also include binary/digit-separated integer literals, wide/prefixed character/string literals, `sizeof(int[3])`, `(void)expr`, a void-valued expression used as a value, and every unsupported alternative type spelling.</w:t>
       </w:r>
     </w:p>
-    <w:p>
-      <w:pPr/>
-    </w:p>
+    <w:p/>
     <w:p>
       <w:pPr>
         <w:pStyle w:val="Heading1"/>
@@ -10438,12 +10230,12 @@
         <w:t>88. Required semantic boundary corpus</w:t>
       </w:r>
     </w:p>
-    <w:bookmarkEnd w:id="98"/>
-    <w:bookmarkStart w:id="99" w:name="required-evaluation-order-corpus"/>
-    <w:p>
-      <w:pPr>
-        <w:pStyle w:val="FirstParagraph"/>
-      </w:pPr>
+    <w:p>
+      <w:pPr>
+        <w:pStyle w:val="FirstParagraph"/>
+      </w:pPr>
+      <w:bookmarkStart w:id="90" w:name="required-evaluation-order-corpus"/>
+      <w:bookmarkEnd w:id="89"/>
       <w:r>
         <w:t>Later compiler/runtime tests MUST include at minimum:</w:t>
       </w:r>
@@ -10454,22 +10246,40 @@
       </w:pPr>
       <w:r>
         <w:t>255 + 1 through assignment to an 8-bit destination</w:t>
+      </w:r>
+      <w:r>
         <w:br/>
         <w:t>32767 + 1</w:t>
+      </w:r>
+      <w:r>
         <w:br/>
         <w:t>(-32767 - 1) - 1</w:t>
+      </w:r>
+      <w:r>
         <w:br/>
         <w:t>65535u + 1u</w:t>
+      </w:r>
+      <w:r>
         <w:br/>
         <w:t>((int)0x8000u) / -1</w:t>
+      </w:r>
+      <w:r>
         <w:br/>
         <w:t>((int)0x8000u) % -1</w:t>
+      </w:r>
+      <w:r>
         <w:br/>
         <w:t>-7 / 3</w:t>
+      </w:r>
+      <w:r>
         <w:br/>
         <w:t>-7 % 3</w:t>
+      </w:r>
+      <w:r>
         <w:br/>
         <w:t>7 / -3</w:t>
+      </w:r>
+      <w:r>
         <w:br/>
         <w:t>7 % -3</w:t>
       </w:r>
@@ -10490,9 +10300,7 @@
         <w:t>Signed/unsigned comparison boundary cases MUST straddle 0x7FFF/0x8000. A dedicated literal test MUST prove that bare source `-32768` is unsigned 32768 under Sections 12-13 while `(int)0x8000u` is signed -32768.</w:t>
       </w:r>
     </w:p>
-    <w:p>
-      <w:pPr/>
-    </w:p>
+    <w:p/>
     <w:p>
       <w:pPr>
         <w:pStyle w:val="Heading1"/>
@@ -10501,12 +10309,12 @@
         <w:t>89. Required evaluation-order corpus</w:t>
       </w:r>
     </w:p>
-    <w:bookmarkEnd w:id="99"/>
-    <w:bookmarkStart w:id="100" w:name="required-pointer-corpus"/>
-    <w:p>
-      <w:pPr>
-        <w:pStyle w:val="FirstParagraph"/>
-      </w:pPr>
+    <w:p>
+      <w:pPr>
+        <w:pStyle w:val="FirstParagraph"/>
+      </w:pPr>
+      <w:bookmarkStart w:id="91" w:name="required-pointer-corpus"/>
+      <w:bookmarkEnd w:id="90"/>
       <w:r>
         <w:t>Both host and native C48 implementations MUST execute deterministically and identically for tests exposing evaluation order and value capture.</w:t>
       </w:r>
@@ -10517,10 +10325,16 @@
       </w:pPr>
       <w:r>
         <w:t>f(a(), b(), c())</w:t>
+      </w:r>
+      <w:r>
         <w:br/>
         <w:t>x = left() + right();</w:t>
+      </w:r>
+      <w:r>
         <w:br/>
         <w:t>f(i++, i);</w:t>
+      </w:r>
+      <w:r>
         <w:br/>
         <w:t>i = i++;</w:t>
       </w:r>
@@ -10549,9 +10363,7 @@
         <w:t>`sizeof *p` with a null run-time pointer value MUST succeed based solely on pointed-to type without accessing memory; `sizeof(a[i++])` MUST leave `i` unchanged; `sizeof(int[3])` MUST be rejected because array type-names are outside the grammar.</w:t>
       </w:r>
     </w:p>
-    <w:p>
-      <w:pPr/>
-    </w:p>
+    <w:p/>
     <w:p>
       <w:pPr>
         <w:pStyle w:val="Heading1"/>
@@ -10560,12 +10372,12 @@
         <w:t>90. Required pointer corpus</w:t>
       </w:r>
     </w:p>
-    <w:bookmarkEnd w:id="100"/>
-    <w:bookmarkStart w:id="101" w:name="required-declaration-corpus"/>
-    <w:p>
-      <w:pPr>
-        <w:pStyle w:val="FirstParagraph"/>
-      </w:pPr>
+    <w:p>
+      <w:pPr>
+        <w:pStyle w:val="FirstParagraph"/>
+      </w:pPr>
+      <w:bookmarkStart w:id="92" w:name="required-declaration-corpus"/>
+      <w:bookmarkEnd w:id="91"/>
       <w:r>
         <w:t>Tests MUST cover:</w:t>
       </w:r>
@@ -10706,9 +10518,7 @@
         <w:t>rejection of multidimensional array declarators.</w:t>
       </w:r>
     </w:p>
-    <w:p>
-      <w:pPr/>
-    </w:p>
+    <w:p/>
     <w:p>
       <w:pPr>
         <w:pStyle w:val="Heading1"/>
@@ -10717,12 +10527,12 @@
         <w:t>91. Required declaration corpus</w:t>
       </w:r>
     </w:p>
-    <w:bookmarkEnd w:id="101"/>
-    <w:bookmarkStart w:id="102" w:name="required-initializer-corpus"/>
-    <w:p>
-      <w:pPr>
-        <w:pStyle w:val="FirstParagraph"/>
-      </w:pPr>
+    <w:p>
+      <w:pPr>
+        <w:pStyle w:val="FirstParagraph"/>
+      </w:pPr>
+      <w:bookmarkStart w:id="93" w:name="required-initializer-corpus"/>
+      <w:bookmarkEnd w:id="92"/>
       <w:r>
         <w:t>Tests MUST cover scalar globals/locals, file-scope static objects/functions, file-scope extern objects/functions, multiple declarators, pointer returns/parameters, `char **argv`, one-dimensional arrays and arrays of pointers.</w:t>
       </w:r>
@@ -10767,9 +10577,7 @@
         <w:t>Scope tests MUST prove that an outermost function-body local cannot redeclare a parameter, while a nested block may shadow it. `main` tests MUST allow a compatible prototype before the unqualified definition, reject a file-scope object named `main`, and accept a module with no `main` definition.</w:t>
       </w:r>
     </w:p>
-    <w:p>
-      <w:pPr/>
-    </w:p>
+    <w:p/>
     <w:p>
       <w:pPr>
         <w:pStyle w:val="Heading1"/>
@@ -10791,7 +10599,7 @@
         <w:pStyle w:val="Compact"/>
         <w:numPr>
           <w:ilvl w:val="0"/>
-          <w:numId w:val="1036"/>
+          <w:numId w:val="37"/>
         </w:numPr>
       </w:pPr>
       <w:r>
@@ -10803,7 +10611,7 @@
         <w:pStyle w:val="Compact"/>
         <w:numPr>
           <w:ilvl w:val="0"/>
-          <w:numId w:val="1036"/>
+          <w:numId w:val="37"/>
         </w:numPr>
       </w:pPr>
       <w:r>
@@ -10815,7 +10623,7 @@
         <w:pStyle w:val="Compact"/>
         <w:numPr>
           <w:ilvl w:val="0"/>
-          <w:numId w:val="1036"/>
+          <w:numId w:val="37"/>
         </w:numPr>
       </w:pPr>
       <w:r>
@@ -10827,7 +10635,7 @@
         <w:pStyle w:val="Compact"/>
         <w:numPr>
           <w:ilvl w:val="0"/>
-          <w:numId w:val="1036"/>
+          <w:numId w:val="37"/>
         </w:numPr>
       </w:pPr>
       <w:r>
@@ -10839,7 +10647,7 @@
         <w:pStyle w:val="Compact"/>
         <w:numPr>
           <w:ilvl w:val="0"/>
-          <w:numId w:val="1036"/>
+          <w:numId w:val="37"/>
         </w:numPr>
       </w:pPr>
       <w:r>
@@ -10851,7 +10659,7 @@
         <w:pStyle w:val="Compact"/>
         <w:numPr>
           <w:ilvl w:val="0"/>
-          <w:numId w:val="1036"/>
+          <w:numId w:val="37"/>
         </w:numPr>
       </w:pPr>
       <w:r>
@@ -10863,7 +10671,7 @@
         <w:pStyle w:val="Compact"/>
         <w:numPr>
           <w:ilvl w:val="0"/>
-          <w:numId w:val="1036"/>
+          <w:numId w:val="37"/>
         </w:numPr>
       </w:pPr>
       <w:r>
@@ -10875,7 +10683,7 @@
         <w:pStyle w:val="Compact"/>
         <w:numPr>
           <w:ilvl w:val="0"/>
-          <w:numId w:val="1036"/>
+          <w:numId w:val="37"/>
         </w:numPr>
       </w:pPr>
       <w:r>
@@ -10887,7 +10695,7 @@
         <w:pStyle w:val="Compact"/>
         <w:numPr>
           <w:ilvl w:val="0"/>
-          <w:numId w:val="1036"/>
+          <w:numId w:val="37"/>
         </w:numPr>
       </w:pPr>
       <w:r>
@@ -10899,7 +10707,7 @@
         <w:pStyle w:val="Compact"/>
         <w:numPr>
           <w:ilvl w:val="0"/>
-          <w:numId w:val="1036"/>
+          <w:numId w:val="37"/>
         </w:numPr>
       </w:pPr>
       <w:r>
@@ -10911,7 +10719,7 @@
         <w:pStyle w:val="Compact"/>
         <w:numPr>
           <w:ilvl w:val="0"/>
-          <w:numId w:val="1036"/>
+          <w:numId w:val="37"/>
         </w:numPr>
       </w:pPr>
       <w:r>
@@ -10923,7 +10731,7 @@
         <w:pStyle w:val="Compact"/>
         <w:numPr>
           <w:ilvl w:val="0"/>
-          <w:numId w:val="1036"/>
+          <w:numId w:val="37"/>
         </w:numPr>
       </w:pPr>
       <w:r>
@@ -10935,7 +10743,7 @@
         <w:pStyle w:val="Compact"/>
         <w:numPr>
           <w:ilvl w:val="0"/>
-          <w:numId w:val="1036"/>
+          <w:numId w:val="37"/>
         </w:numPr>
       </w:pPr>
       <w:r>
@@ -10947,7 +10755,7 @@
         <w:pStyle w:val="Compact"/>
         <w:numPr>
           <w:ilvl w:val="0"/>
-          <w:numId w:val="1036"/>
+          <w:numId w:val="37"/>
         </w:numPr>
       </w:pPr>
       <w:r>
@@ -10959,32 +10767,30 @@
         <w:pStyle w:val="Compact"/>
         <w:numPr>
           <w:ilvl w:val="0"/>
-          <w:numId w:val="1036"/>
+          <w:numId w:val="37"/>
         </w:numPr>
       </w:pPr>
       <w:r>
         <w:t>rejection of nested aggregate initializer.</w:t>
       </w:r>
     </w:p>
-    <w:p>
-      <w:r/>
-    </w:p>
-    <w:bookmarkEnd w:id="102"/>
-    <w:bookmarkStart w:id="103" w:name="required-preprocessing-corpus"/>
+    <w:p/>
     <w:p>
       <w:pPr>
         <w:pStyle w:val="Heading1"/>
       </w:pPr>
+      <w:bookmarkStart w:id="94" w:name="required-preprocessing-corpus"/>
+      <w:bookmarkEnd w:id="93"/>
       <w:r>
         <w:t>93. Required preprocessing corpus</w:t>
       </w:r>
     </w:p>
-    <w:bookmarkEnd w:id="103"/>
-    <w:bookmarkStart w:id="104" w:name="required-float-corpus"/>
-    <w:p>
-      <w:pPr>
-        <w:pStyle w:val="FirstParagraph"/>
-      </w:pPr>
+    <w:p>
+      <w:pPr>
+        <w:pStyle w:val="FirstParagraph"/>
+      </w:pPr>
+      <w:bookmarkStart w:id="95" w:name="required-float-corpus"/>
+      <w:bookmarkEnd w:id="94"/>
       <w:r>
         <w:t>Tests MUST prove object-like integer/floating/string/character constants, parenthesized constant expressions, definition-point visibility, case-sensitive names, and nested macro expansion only through already-defined constants.</w:t>
       </w:r>
@@ -11005,9 +10811,7 @@
         <w:t>Include tests MUST cover local TXT/C RAW/PACKED logical source, current-directory/case/name validation, exact one local level, locally included `&lt;c48.h&gt;`, second quoted-level/include-cycle rejection, built-in header repetition, user/header compatible declaration coexistence, incompatible declaration collision, macro/header-name collision, and rejection of every unsupported directive/header/trailing-token form. Macro tests MUST prove backward-only already-defined dependencies, self/forward-reference rejection, and the impossibility of an accepted expansion cycle.</w:t>
       </w:r>
     </w:p>
-    <w:p>
-      <w:pPr/>
-    </w:p>
+    <w:p/>
     <w:p>
       <w:pPr>
         <w:pStyle w:val="Heading1"/>
@@ -11164,7 +10968,7 @@
         <w:pStyle w:val="Compact"/>
         <w:numPr>
           <w:ilvl w:val="0"/>
-          <w:numId w:val="1038"/>
+          <w:numId w:val="39"/>
         </w:numPr>
       </w:pPr>
       <w:r>
@@ -11176,14 +10980,11 @@
         <w:pStyle w:val="Compact"/>
         <w:numPr>
           <w:ilvl w:val="0"/>
-          <w:numId w:val="1038"/>
+          <w:numId w:val="39"/>
         </w:numPr>
       </w:pPr>
       <w:r>
-        <w:t>native</w:t>
-      </w:r>
-      <w:r>
-        <w:t xml:space="preserve"> </w:t>
+        <w:t xml:space="preserve">native </w:t>
       </w:r>
       <w:r>
         <w:rPr>
@@ -11200,7 +11001,7 @@
         <w:pStyle w:val="Compact"/>
         <w:numPr>
           <w:ilvl w:val="0"/>
-          <w:numId w:val="1038"/>
+          <w:numId w:val="39"/>
         </w:numPr>
       </w:pPr>
       <w:r>
@@ -11215,15 +11016,13 @@
         <w:t>A host implementation may not certify itself by comparison only against IEEE floating point.</w:t>
       </w:r>
     </w:p>
-    <w:p>
-      <w:r/>
-    </w:p>
-    <w:bookmarkEnd w:id="104"/>
-    <w:bookmarkStart w:id="105" w:name="X8ada351b46522b8a8e67d59758f8c89c790e9cb"/>
+    <w:p/>
     <w:p>
       <w:pPr>
         <w:pStyle w:val="Heading1"/>
       </w:pPr>
+      <w:bookmarkStart w:id="96" w:name="X8ada351b46522b8a8e67d59758f8c89c790e9cb"/>
+      <w:bookmarkEnd w:id="95"/>
       <w:r>
         <w:t>95. Grammar freeze versus compiler-resource freeze</w:t>
       </w:r>
@@ -11268,25 +11067,23 @@
         <w:t>Once P11.02 freezes capacities, those limits become part of strict host portability checking but do not rewrite the grammatical language surface.</w:t>
       </w:r>
     </w:p>
-    <w:p>
-      <w:r/>
-    </w:p>
-    <w:bookmarkEnd w:id="105"/>
-    <w:bookmarkStart w:id="106" w:name="grammar-freeze-versus-runtime-api-freeze"/>
+    <w:p/>
     <w:p>
       <w:pPr>
         <w:pStyle w:val="Heading1"/>
       </w:pPr>
+      <w:bookmarkStart w:id="97" w:name="grammar-freeze-versus-runtime-api-freeze"/>
+      <w:bookmarkEnd w:id="96"/>
       <w:r>
         <w:t>96. Grammar freeze versus runtime API freeze</w:t>
       </w:r>
     </w:p>
-    <w:bookmarkEnd w:id="106"/>
-    <w:bookmarkStart w:id="107" w:name="important-const-distinction"/>
-    <w:p>
-      <w:pPr>
-        <w:pStyle w:val="FirstParagraph"/>
-      </w:pPr>
+    <w:p>
+      <w:pPr>
+        <w:pStyle w:val="FirstParagraph"/>
+      </w:pPr>
+      <w:bookmarkStart w:id="98" w:name="important-const-distinction"/>
+      <w:bookmarkEnd w:id="97"/>
       <w:r>
         <w:t>P11.01 owns the language: tokens, lexical grammar, preprocessing language, types, declarations, expressions, statements, conversions, evaluation semantics, and the supported/deferred source-language surface.</w:t>
       </w:r>
@@ -11331,18 +11128,13 @@
         <w:t>That line is not itself valid C48 source: `op` lacks an explicit C48 type and `const` is not a supported C48 qualifier. P11.41 must express any source-facing declaration using only frozen C48 syntax and the exact ABI type chosen by its authoritative runtime contract; the developer MUST NOT copy the explanatory pseudo-prototype literally or extend C48 to make it compile.</w:t>
       </w:r>
     </w:p>
-    <w:p>
-      <w:pPr/>
-    </w:p>
+    <w:p/>
     <w:p>
       <w:pPr>
         <w:pStyle w:val="Heading1"/>
       </w:pPr>
       <w:r>
-        <w:t>97. Important</w:t>
-      </w:r>
-      <w:r>
-        <w:t xml:space="preserve"> </w:t>
+        <w:t xml:space="preserve">97. Important </w:t>
       </w:r>
       <w:r>
         <w:rPr>
@@ -11351,18 +11143,15 @@
         <w:t>const</w:t>
       </w:r>
       <w:r>
-        <w:t xml:space="preserve"> </w:t>
-      </w:r>
-      <w:r>
-        <w:t>distinction</w:t>
-      </w:r>
-    </w:p>
-    <w:bookmarkEnd w:id="107"/>
-    <w:bookmarkStart w:id="108" w:name="no-silent-architecture-extrapolation"/>
-    <w:p>
-      <w:pPr>
-        <w:pStyle w:val="FirstParagraph"/>
-      </w:pPr>
+        <w:t xml:space="preserve"> distinction</w:t>
+      </w:r>
+    </w:p>
+    <w:p>
+      <w:pPr>
+        <w:pStyle w:val="FirstParagraph"/>
+      </w:pPr>
+      <w:bookmarkStart w:id="99" w:name="no-silent-architecture-extrapolation"/>
+      <w:bookmarkEnd w:id="98"/>
       <w:r>
         <w:t>Revision-11 ABI prose may use modern C-like `const float *` notation to communicate read-only buffers. C48 Version 1 itself does not support the `const` qualifier.</w:t>
       </w:r>
@@ -11383,9 +11172,7 @@
         <w:t>This distinction also applies to every other modern-C spelling that appears only in explanatory host/pseudocode and is absent from the frozen C48 language.</w:t>
       </w:r>
     </w:p>
-    <w:p>
-      <w:pPr/>
-    </w:p>
+    <w:p/>
     <w:p>
       <w:pPr>
         <w:pStyle w:val="Heading1"/>
@@ -11407,7 +11194,7 @@
         <w:pStyle w:val="Compact"/>
         <w:numPr>
           <w:ilvl w:val="0"/>
-          <w:numId w:val="1041"/>
+          <w:numId w:val="42"/>
         </w:numPr>
       </w:pPr>
       <w:r>
@@ -11419,7 +11206,7 @@
         <w:pStyle w:val="Compact"/>
         <w:numPr>
           <w:ilvl w:val="0"/>
-          <w:numId w:val="1041"/>
+          <w:numId w:val="42"/>
         </w:numPr>
       </w:pPr>
       <w:r>
@@ -11431,7 +11218,7 @@
         <w:pStyle w:val="Compact"/>
         <w:numPr>
           <w:ilvl w:val="0"/>
-          <w:numId w:val="1041"/>
+          <w:numId w:val="42"/>
         </w:numPr>
       </w:pPr>
       <w:r>
@@ -11443,7 +11230,7 @@
         <w:pStyle w:val="Compact"/>
         <w:numPr>
           <w:ilvl w:val="0"/>
-          <w:numId w:val="1041"/>
+          <w:numId w:val="42"/>
         </w:numPr>
       </w:pPr>
       <w:r>
@@ -11482,15 +11269,13 @@
         <w:t>Tests do not create the specification.</w:t>
       </w:r>
     </w:p>
-    <w:p>
-      <w:r/>
-    </w:p>
-    <w:bookmarkEnd w:id="108"/>
-    <w:bookmarkStart w:id="109" w:name="windowsnative-equivalence-criterion"/>
+    <w:p/>
     <w:p>
       <w:pPr>
         <w:pStyle w:val="Heading1"/>
       </w:pPr>
+      <w:bookmarkStart w:id="100" w:name="windowsnative-equivalence-criterion"/>
+      <w:bookmarkEnd w:id="99"/>
       <w:r>
         <w:t>99. Windows/native equivalence criterion</w:t>
       </w:r>
@@ -11508,7 +11293,7 @@
         <w:pStyle w:val="Compact"/>
         <w:numPr>
           <w:ilvl w:val="0"/>
-          <w:numId w:val="1042"/>
+          <w:numId w:val="43"/>
         </w:numPr>
       </w:pPr>
       <w:r>
@@ -11520,7 +11305,7 @@
         <w:pStyle w:val="Compact"/>
         <w:numPr>
           <w:ilvl w:val="0"/>
-          <w:numId w:val="1042"/>
+          <w:numId w:val="43"/>
         </w:numPr>
       </w:pPr>
       <w:r>
@@ -11532,7 +11317,7 @@
         <w:pStyle w:val="Compact"/>
         <w:numPr>
           <w:ilvl w:val="0"/>
-          <w:numId w:val="1042"/>
+          <w:numId w:val="43"/>
         </w:numPr>
       </w:pPr>
       <w:r>
@@ -11544,7 +11329,7 @@
         <w:pStyle w:val="Compact"/>
         <w:numPr>
           <w:ilvl w:val="0"/>
-          <w:numId w:val="1042"/>
+          <w:numId w:val="43"/>
         </w:numPr>
       </w:pPr>
       <w:r>
@@ -11556,7 +11341,7 @@
         <w:pStyle w:val="Compact"/>
         <w:numPr>
           <w:ilvl w:val="0"/>
-          <w:numId w:val="1042"/>
+          <w:numId w:val="43"/>
         </w:numPr>
       </w:pPr>
       <w:r>
@@ -11568,7 +11353,7 @@
         <w:pStyle w:val="Compact"/>
         <w:numPr>
           <w:ilvl w:val="0"/>
-          <w:numId w:val="1042"/>
+          <w:numId w:val="43"/>
         </w:numPr>
       </w:pPr>
       <w:r>
@@ -11578,10 +11363,7 @@
         <w:t>sizeof</w:t>
       </w:r>
       <w:r>
-        <w:t xml:space="preserve"> </w:t>
-      </w:r>
-      <w:r>
-        <w:t>has identical results;</w:t>
+        <w:t xml:space="preserve"> has identical results;</w:t>
       </w:r>
     </w:p>
     <w:p>
@@ -11589,7 +11371,7 @@
         <w:pStyle w:val="Compact"/>
         <w:numPr>
           <w:ilvl w:val="0"/>
-          <w:numId w:val="1042"/>
+          <w:numId w:val="43"/>
         </w:numPr>
       </w:pPr>
       <w:r>
@@ -11601,7 +11383,7 @@
         <w:pStyle w:val="Compact"/>
         <w:numPr>
           <w:ilvl w:val="0"/>
-          <w:numId w:val="1042"/>
+          <w:numId w:val="43"/>
         </w:numPr>
       </w:pPr>
       <w:r>
@@ -11613,7 +11395,7 @@
         <w:pStyle w:val="Compact"/>
         <w:numPr>
           <w:ilvl w:val="0"/>
-          <w:numId w:val="1042"/>
+          <w:numId w:val="43"/>
         </w:numPr>
       </w:pPr>
       <w:r>
@@ -11625,7 +11407,7 @@
         <w:pStyle w:val="Compact"/>
         <w:numPr>
           <w:ilvl w:val="0"/>
-          <w:numId w:val="1042"/>
+          <w:numId w:val="43"/>
         </w:numPr>
       </w:pPr>
       <w:r>
@@ -11637,14 +11419,11 @@
         <w:pStyle w:val="Compact"/>
         <w:numPr>
           <w:ilvl w:val="0"/>
-          <w:numId w:val="1042"/>
+          <w:numId w:val="43"/>
         </w:numPr>
       </w:pPr>
       <w:r>
-        <w:t>differences caused solely by Windows versus ZX-UX operating-system implementation are confined behind the frozen</w:t>
-      </w:r>
-      <w:r>
-        <w:t xml:space="preserve"> </w:t>
+        <w:t xml:space="preserve">differences caused solely by Windows versus ZX-UX operating-system implementation are confined behind the frozen </w:t>
       </w:r>
       <w:r>
         <w:rPr>
@@ -11653,10 +11432,7 @@
         <w:t>&lt;c48.h&gt;</w:t>
       </w:r>
       <w:r>
-        <w:t xml:space="preserve"> </w:t>
-      </w:r>
-      <w:r>
-        <w:t>compatibility layer.</w:t>
+        <w:t xml:space="preserve"> compatibility layer.</w:t>
       </w:r>
     </w:p>
     <w:p>
@@ -11667,25 +11443,23 @@
         <w:t>This is the foundation for writing C48 software on Windows and transferring the source unchanged to ZX-UX.</w:t>
       </w:r>
     </w:p>
-    <w:p>
-      <w:r/>
-    </w:p>
-    <w:bookmarkEnd w:id="109"/>
-    <w:bookmarkStart w:id="110" w:name="p11.01-completion-rule"/>
+    <w:p/>
     <w:p>
       <w:pPr>
         <w:pStyle w:val="Heading1"/>
       </w:pPr>
+      <w:bookmarkStart w:id="101" w:name="p11.01-completion-rule"/>
+      <w:bookmarkEnd w:id="100"/>
       <w:r>
         <w:t>100. P11.01 completion rule</w:t>
       </w:r>
     </w:p>
-    <w:bookmarkEnd w:id="110"/>
-    <w:bookmarkStart w:id="111" w:name="p11.01-forensic-pass-condition"/>
-    <w:p>
-      <w:pPr>
-        <w:pStyle w:val="FirstParagraph"/>
-      </w:pPr>
+    <w:p>
+      <w:pPr>
+        <w:pStyle w:val="FirstParagraph"/>
+      </w:pPr>
+      <w:bookmarkStart w:id="102" w:name="p11.01-forensic-pass-condition"/>
+      <w:bookmarkEnd w:id="101"/>
       <w:r>
         <w:t>P11.01 SHALL NOT be declared complete merely because v1/docs/c48.md contains a list of supported C keywords.</w:t>
       </w:r>
@@ -11866,9 +11640,7 @@
         <w:t>No item above may be left to implementation inference. Internal code-generation choices may remain implementation decisions only where REV11/REV02 deliberately leave multiple semantically equivalent implementations available.</w:t>
       </w:r>
     </w:p>
-    <w:p>
-      <w:pPr/>
-    </w:p>
+    <w:p/>
     <w:p>
       <w:pPr>
         <w:pStyle w:val="Heading1"/>
@@ -11877,12 +11649,12 @@
         <w:t>101. P11.01 forensic PASS condition</w:t>
       </w:r>
     </w:p>
-    <w:bookmarkEnd w:id="111"/>
-    <w:bookmarkStart w:id="112" w:name="frozen-version-1-language-summary"/>
-    <w:p>
-      <w:pPr>
-        <w:pStyle w:val="FirstParagraph"/>
-      </w:pPr>
+    <w:p>
+      <w:pPr>
+        <w:pStyle w:val="FirstParagraph"/>
+      </w:pPr>
+      <w:bookmarkStart w:id="103" w:name="frozen-version-1-language-summary"/>
+      <w:bookmarkEnd w:id="102"/>
       <w:r>
         <w:t>This document is suitable as input to P11.01 only after the project's fixed-point deliverable process has reached its exit gate: THREE successive fresh scans of the latest on-disk Language Specification and User Manual find no new defect in either document and no cross-document contradiction.</w:t>
       </w:r>
@@ -11901,34 +11673,64 @@
       </w:pPr>
       <w:r>
         <w:t>zero contradictions with explicit REV11 rules</w:t>
+      </w:r>
+      <w:r>
         <w:br/>
         <w:t>zero supported REV11 language features omitted</w:t>
+      </w:r>
+      <w:r>
         <w:br/>
         <w:t>zero REV11-deferred features accidentally enabled</w:t>
+      </w:r>
+      <w:r>
         <w:br/>
         <w:t>zero lexical categories left implementation-defined</w:t>
+      </w:r>
+      <w:r>
         <w:br/>
         <w:t>zero maximal-munch/token-boundary gaps</w:t>
+      </w:r>
+      <w:r>
         <w:br/>
         <w:t>zero grammar productions left to parser invention</w:t>
+      </w:r>
+      <w:r>
         <w:br/>
         <w:t>zero operator precedence/associativity gaps</w:t>
+      </w:r>
+      <w:r>
         <w:br/>
         <w:t>zero scalar conversion/type-result gaps</w:t>
+      </w:r>
+      <w:r>
         <w:br/>
         <w:t>zero shift-width or integer-literal contradictions</w:t>
+      </w:r>
+      <w:r>
         <w:br/>
         <w:t>zero pointer/indexing/type-construction gaps</w:t>
+      </w:r>
+      <w:r>
         <w:br/>
         <w:t>zero statement/control-flow gaps</w:t>
+      </w:r>
+      <w:r>
         <w:br/>
         <w:t>zero preprocessing behavior gaps</w:t>
+      </w:r>
+      <w:r>
         <w:br/>
         <w:t>zero host/native semantic differences left to host C</w:t>
+      </w:r>
+      <w:r>
         <w:br/>
         <w:t>zero undocumented language extensions</w:t>
+      </w:r>
+      <w:r>
         <w:br/>
         <w:t>zero missing ownership boundaries with P11.02/P11.41/later runtime steps</w:t>
+      </w:r>
+      <w:r>
         <w:br/>
         <w:t>zero contradictions with the companion C48 Compiler User Manual</w:t>
       </w:r>
@@ -11941,9 +11743,7 @@
         <w:t>Any new finding resets the consecutive-clean-pass count to zero after the documents are repaired and written to disk.</w:t>
       </w:r>
     </w:p>
-    <w:p>
-      <w:pPr/>
-    </w:p>
+    <w:p/>
     <w:p>
       <w:pPr>
         <w:pStyle w:val="Heading1"/>
@@ -11952,12 +11752,12 @@
         <w:t>102. Frozen Version-1 language summary</w:t>
       </w:r>
     </w:p>
-    <w:bookmarkEnd w:id="112"/>
-    <w:bookmarkStart w:id="113" w:name="developer-directive"/>
-    <w:p>
-      <w:pPr>
-        <w:pStyle w:val="FirstParagraph"/>
-      </w:pPr>
+    <w:p>
+      <w:pPr>
+        <w:pStyle w:val="FirstParagraph"/>
+      </w:pPr>
+      <w:bookmarkStart w:id="104" w:name="developer-directive"/>
+      <w:bookmarkEnd w:id="103"/>
       <w:r>
         <w:t>Supported keyword set:</w:t>
       </w:r>
@@ -11968,36 +11768,68 @@
       </w:pPr>
       <w:r>
         <w:t>break</w:t>
+      </w:r>
+      <w:r>
         <w:br/>
         <w:t>char</w:t>
+      </w:r>
+      <w:r>
         <w:br/>
         <w:t>continue</w:t>
+      </w:r>
+      <w:r>
         <w:br/>
         <w:t>do</w:t>
+      </w:r>
+      <w:r>
         <w:br/>
         <w:t>else</w:t>
+      </w:r>
+      <w:r>
         <w:br/>
         <w:t>extern</w:t>
+      </w:r>
+      <w:r>
         <w:br/>
         <w:t>float</w:t>
+      </w:r>
+      <w:r>
         <w:br/>
         <w:t>for</w:t>
+      </w:r>
+      <w:r>
         <w:br/>
         <w:t>if</w:t>
+      </w:r>
+      <w:r>
         <w:br/>
         <w:t>int</w:t>
+      </w:r>
+      <w:r>
         <w:br/>
         <w:t>return</w:t>
+      </w:r>
+      <w:r>
         <w:br/>
         <w:t>short</w:t>
+      </w:r>
+      <w:r>
         <w:br/>
         <w:t>sizeof</w:t>
+      </w:r>
+      <w:r>
         <w:br/>
         <w:t>static</w:t>
+      </w:r>
+      <w:r>
         <w:br/>
         <w:t>unsigned</w:t>
+      </w:r>
+      <w:r>
         <w:br/>
         <w:t>void</w:t>
+      </w:r>
+      <w:r>
         <w:br/>
         <w:t>while</w:t>
       </w:r>
@@ -12016,18 +11848,32 @@
       </w:pPr>
       <w:r>
         <w:t>void</w:t>
+      </w:r>
+      <w:r>
         <w:br/>
         <w:t>char</w:t>
+      </w:r>
+      <w:r>
         <w:br/>
         <w:t>unsigned char</w:t>
+      </w:r>
+      <w:r>
         <w:br/>
         <w:t>short</w:t>
+      </w:r>
+      <w:r>
         <w:br/>
         <w:t>unsigned short</w:t>
+      </w:r>
+      <w:r>
         <w:br/>
         <w:t>int</w:t>
+      </w:r>
+      <w:r>
         <w:br/>
         <w:t>unsigned int</w:t>
+      </w:r>
+      <w:r>
         <w:br/>
         <w:t>float</w:t>
       </w:r>
@@ -12046,48 +11892,92 @@
       </w:pPr>
       <w:r>
         <w:t>=</w:t>
+      </w:r>
+      <w:r>
         <w:br/>
         <w:t>+</w:t>
+      </w:r>
+      <w:r>
         <w:br/>
         <w:t>-</w:t>
+      </w:r>
+      <w:r>
         <w:br/>
         <w:t>*</w:t>
+      </w:r>
+      <w:r>
         <w:br/>
         <w:t>/</w:t>
+      </w:r>
+      <w:r>
         <w:br/>
         <w:t>%</w:t>
+      </w:r>
+      <w:r>
         <w:br/>
         <w:t>++</w:t>
+      </w:r>
+      <w:r>
         <w:br/>
         <w:t>--</w:t>
+      </w:r>
+      <w:r>
         <w:br/>
         <w:t>&lt;&lt;</w:t>
+      </w:r>
+      <w:r>
         <w:br/>
         <w:t>&gt;&gt;</w:t>
+      </w:r>
+      <w:r>
         <w:br/>
         <w:t>&lt;</w:t>
+      </w:r>
+      <w:r>
         <w:br/>
         <w:t>&lt;=</w:t>
+      </w:r>
+      <w:r>
         <w:br/>
         <w:t>&gt;</w:t>
+      </w:r>
+      <w:r>
         <w:br/>
         <w:t>&gt;=</w:t>
+      </w:r>
+      <w:r>
         <w:br/>
         <w:t>==</w:t>
+      </w:r>
+      <w:r>
         <w:br/>
         <w:t>!=</w:t>
+      </w:r>
+      <w:r>
         <w:br/>
         <w:t>&amp;</w:t>
+      </w:r>
+      <w:r>
         <w:br/>
         <w:t>|</w:t>
+      </w:r>
+      <w:r>
         <w:br/>
         <w:t>^</w:t>
+      </w:r>
+      <w:r>
         <w:br/>
         <w:t>~</w:t>
+      </w:r>
+      <w:r>
         <w:br/>
         <w:t>&amp;&amp;</w:t>
+      </w:r>
+      <w:r>
         <w:br/>
         <w:t>||</w:t>
+      </w:r>
+      <w:r>
         <w:br/>
         <w:t>!</w:t>
       </w:r>
@@ -12106,18 +11996,32 @@
       </w:pPr>
       <w:r>
         <w:t>(</w:t>
+      </w:r>
+      <w:r>
         <w:br/>
         <w:t>)</w:t>
+      </w:r>
+      <w:r>
         <w:br/>
         <w:t>[</w:t>
+      </w:r>
+      <w:r>
         <w:br/>
         <w:t>]</w:t>
+      </w:r>
+      <w:r>
         <w:br/>
         <w:t>{</w:t>
+      </w:r>
+      <w:r>
         <w:br/>
         <w:t>}</w:t>
+      </w:r>
+      <w:r>
         <w:br/>
         <w:t>;</w:t>
+      </w:r>
+      <w:r>
         <w:br/>
         <w:t>,</w:t>
       </w:r>
@@ -12136,22 +12040,40 @@
       </w:pPr>
       <w:r>
         <w:t>block</w:t>
+      </w:r>
+      <w:r>
         <w:br/>
         <w:t>expression</w:t>
+      </w:r>
+      <w:r>
         <w:br/>
         <w:t>empty</w:t>
+      </w:r>
+      <w:r>
         <w:br/>
         <w:t>if / else</w:t>
+      </w:r>
+      <w:r>
         <w:br/>
         <w:t>while</w:t>
+      </w:r>
+      <w:r>
         <w:br/>
         <w:t>do / while</w:t>
+      </w:r>
+      <w:r>
         <w:br/>
         <w:t>for</w:t>
+      </w:r>
+      <w:r>
         <w:br/>
         <w:t>break</w:t>
+      </w:r>
+      <w:r>
         <w:br/>
         <w:t>continue</w:t>
+      </w:r>
+      <w:r>
         <w:br/>
         <w:t>return</w:t>
       </w:r>
@@ -12170,8 +12092,12 @@
       </w:pPr>
       <w:r>
         <w:t>#define object-like constants</w:t>
+      </w:r>
+      <w:r>
         <w:br/>
         <w:t>#include "name"</w:t>
+      </w:r>
+      <w:r>
         <w:br/>
         <w:t>#include &lt;c48.h&gt;</w:t>
       </w:r>
@@ -12190,12 +12116,20 @@
       </w:pPr>
       <w:r>
         <w:t>char, unsigned char     1 byte, align 1</w:t>
+      </w:r>
+      <w:r>
         <w:br/>
         <w:t>short, unsigned short   2 bytes, align 2</w:t>
+      </w:r>
+      <w:r>
         <w:br/>
         <w:t>int, unsigned int       2 bytes, align 2</w:t>
+      </w:r>
+      <w:r>
         <w:br/>
         <w:t>pointer                 2 bytes, align 2</w:t>
+      </w:r>
+      <w:r>
         <w:br/>
         <w:t>float                   5 bytes, align 1</w:t>
       </w:r>
@@ -12216,9 +12150,7 @@
         <w:t>The normal integer-promotion rules are C-like except that C48 shifts deliberately retain the unpromoted left operand width so 8-bit operands use the architecture-required low-3-bit shift count; 16-bit operands use low 4 bits.</w:t>
       </w:r>
     </w:p>
-    <w:p>
-      <w:pPr/>
-    </w:p>
+    <w:p/>
     <w:p>
       <w:pPr>
         <w:pStyle w:val="Heading1"/>
@@ -12232,10 +12164,7 @@
         <w:pStyle w:val="FirstParagraph"/>
       </w:pPr>
       <w:r>
-        <w:t>The developer implementing P11.01 is to treat this document as specification input, reconcile it mechanically against the canonical on-disk REV11 and REV02 documents, and produce</w:t>
-      </w:r>
-      <w:r>
-        <w:t xml:space="preserve"> </w:t>
+        <w:t xml:space="preserve">The developer implementing P11.01 is to treat this document as specification input, reconcile it mechanically against the canonical on-disk REV11 and REV02 documents, and produce </w:t>
       </w:r>
       <w:r>
         <w:rPr>
@@ -12252,13 +12181,7 @@
         <w:pStyle w:val="BodyText"/>
       </w:pPr>
       <w:r>
-        <w:t>The developer is not asked to</w:t>
-      </w:r>
-      <w:r>
-        <w:t xml:space="preserve"> </w:t>
-      </w:r>
-      <w:r>
-        <w:t>"design a small C compiler."</w:t>
+        <w:t>The developer is not asked to "design a small C compiler."</w:t>
       </w:r>
     </w:p>
     <w:p>
@@ -12331,7 +12254,7 @@
         <w:t>That common contract, rather than either compiler's incidental behavior, is the authority for source portability.</w:t>
       </w:r>
     </w:p>
-    <w:bookmarkEnd w:id="113"/>
+    <w:bookmarkEnd w:id="104"/>
     <w:p>
       <w:pPr>
         <w:pStyle w:val="Heading1"/>
@@ -12362,77 +12285,169 @@
       </w:pPr>
       <w:r>
         <w:t>translation-unit ::= { external-declaration } EOF</w:t>
-        <w:br/>
+      </w:r>
+      <w:r>
+        <w:br/>
+      </w:r>
+      <w:r>
         <w:br/>
         <w:t>external-declaration ::= function-definition | declaration</w:t>
-        <w:br/>
+      </w:r>
+      <w:r>
+        <w:br/>
+      </w:r>
+      <w:r>
         <w:br/>
         <w:t>declaration ::= [ storage-class ] type-specifier init-declarator { ',' init-declarator } ';'</w:t>
-        <w:br/>
+      </w:r>
+      <w:r>
+        <w:br/>
+      </w:r>
+      <w:r>
         <w:br/>
         <w:t>storage-class ::= 'static' | 'extern'</w:t>
-        <w:br/>
+      </w:r>
+      <w:r>
+        <w:br/>
+      </w:r>
+      <w:r>
         <w:br/>
         <w:t>type-specifier ::= 'void'</w:t>
+      </w:r>
+      <w:r>
         <w:br/>
         <w:t xml:space="preserve">                 | 'char'</w:t>
+      </w:r>
+      <w:r>
         <w:br/>
         <w:t xml:space="preserve">                 | 'unsigned' 'char'</w:t>
+      </w:r>
+      <w:r>
         <w:br/>
         <w:t xml:space="preserve">                 | 'short'</w:t>
+      </w:r>
+      <w:r>
         <w:br/>
         <w:t xml:space="preserve">                 | 'unsigned' 'short'</w:t>
+      </w:r>
+      <w:r>
         <w:br/>
         <w:t xml:space="preserve">                 | 'int'</w:t>
+      </w:r>
+      <w:r>
         <w:br/>
         <w:t xml:space="preserve">                 | 'unsigned' 'int'</w:t>
+      </w:r>
+      <w:r>
         <w:br/>
         <w:t xml:space="preserve">                 | 'float'</w:t>
-        <w:br/>
+      </w:r>
+      <w:r>
+        <w:br/>
+      </w:r>
+      <w:r>
         <w:br/>
         <w:t>init-declarator ::= declarator [ '=' initializer ]</w:t>
-        <w:br/>
+      </w:r>
+      <w:r>
+        <w:br/>
+      </w:r>
+      <w:r>
         <w:br/>
         <w:t>declarator ::= pointer-part identifier [ declarator-suffix ]</w:t>
+      </w:r>
+      <w:r>
         <w:br/>
         <w:t xml:space="preserve">             | identifier [ declarator-suffix ]</w:t>
-        <w:br/>
+      </w:r>
+      <w:r>
+        <w:br/>
+      </w:r>
+      <w:r>
         <w:br/>
         <w:t>pointer-part ::= '*' { '*' }</w:t>
-        <w:br/>
+      </w:r>
+      <w:r>
+        <w:br/>
+      </w:r>
+      <w:r>
         <w:br/>
         <w:t>declarator-suffix ::= array-suffix | function-suffix</w:t>
-        <w:br/>
+      </w:r>
+      <w:r>
+        <w:br/>
+      </w:r>
+      <w:r>
         <w:br/>
         <w:t>array-suffix ::= '[' [ integer-constant-expression ] ']'</w:t>
-        <w:br/>
+      </w:r>
+      <w:r>
+        <w:br/>
+      </w:r>
+      <w:r>
         <w:br/>
         <w:t>function-suffix ::= '(' parameter-clause ')'</w:t>
-        <w:br/>
+      </w:r>
+      <w:r>
+        <w:br/>
+      </w:r>
+      <w:r>
         <w:br/>
         <w:t>parameter-clause ::= 'void' | parameter-list</w:t>
-        <w:br/>
+      </w:r>
+      <w:r>
+        <w:br/>
+      </w:r>
+      <w:r>
         <w:br/>
         <w:t>parameter-list ::= parameter-declaration { ',' parameter-declaration }</w:t>
-        <w:br/>
+      </w:r>
+      <w:r>
+        <w:br/>
+      </w:r>
+      <w:r>
         <w:br/>
         <w:t>parameter-declaration ::= type-specifier [ pointer-part ] [ identifier ]</w:t>
-        <w:br/>
+      </w:r>
+      <w:r>
+        <w:br/>
+      </w:r>
+      <w:r>
         <w:br/>
         <w:t>function-definition ::= [ 'static' ] type-specifier function-declarator compound-statement</w:t>
-        <w:br/>
+      </w:r>
+      <w:r>
+        <w:br/>
+      </w:r>
+      <w:r>
         <w:br/>
         <w:t>function-declarator ::= [ pointer-part ] identifier '(' parameter-definition-clause ')'</w:t>
-        <w:br/>
+      </w:r>
+      <w:r>
+        <w:br/>
+      </w:r>
+      <w:r>
         <w:br/>
         <w:t>parameter-definition-clause ::= 'void' | parameter-definition-list</w:t>
-        <w:br/>
+      </w:r>
+      <w:r>
+        <w:br/>
+      </w:r>
+      <w:r>
         <w:br/>
         <w:t>parameter-definition-list ::= parameter-definition { ',' parameter-definition }</w:t>
-        <w:br/>
+      </w:r>
+      <w:r>
+        <w:br/>
+      </w:r>
+      <w:r>
         <w:br/>
         <w:t>parameter-definition ::= type-specifier [ pointer-part ] identifier</w:t>
-        <w:br/>
+      </w:r>
+      <w:r>
+        <w:br/>
+      </w:r>
+      <w:r>
         <w:br/>
         <w:t>type-name ::= type-specifier [ pointer-part ]</w:t>
       </w:r>
@@ -12459,14 +12474,26 @@
       </w:pPr>
       <w:r>
         <w:t>initializer ::= scalar-constant-expression</w:t>
+      </w:r>
+      <w:r>
         <w:br/>
         <w:t xml:space="preserve">              | '{' initializer-list [ ',' ] '}'</w:t>
+      </w:r>
+      <w:r>
         <w:br/>
         <w:t xml:space="preserve">              | string-literal-sequence</w:t>
-        <w:br/>
+      </w:r>
+      <w:r>
+        <w:br/>
+      </w:r>
+      <w:r>
         <w:br/>
         <w:t>initializer-list ::= scalar-constant-expression { ',' scalar-constant-expression }</w:t>
-        <w:br/>
+      </w:r>
+      <w:r>
+        <w:br/>
+      </w:r>
+      <w:r>
         <w:br/>
         <w:t>scalar-constant-expression ::= integer-constant-expression | floating-constant-expression | pointer-constant-expression</w:t>
       </w:r>
@@ -12493,35 +12520,71 @@
       </w:pPr>
       <w:r>
         <w:t>compound-statement ::= '{' { declaration } { statement } '}'</w:t>
-        <w:br/>
+      </w:r>
+      <w:r>
+        <w:br/>
+      </w:r>
+      <w:r>
         <w:br/>
         <w:t>statement ::= compound-statement</w:t>
+      </w:r>
+      <w:r>
         <w:br/>
         <w:t xml:space="preserve">            | expression-statement</w:t>
+      </w:r>
+      <w:r>
         <w:br/>
         <w:t xml:space="preserve">            | selection-statement</w:t>
+      </w:r>
+      <w:r>
         <w:br/>
         <w:t xml:space="preserve">            | iteration-statement</w:t>
+      </w:r>
+      <w:r>
         <w:br/>
         <w:t xml:space="preserve">            | jump-statement</w:t>
-        <w:br/>
+      </w:r>
+      <w:r>
+        <w:br/>
+      </w:r>
+      <w:r>
         <w:br/>
         <w:t>expression-statement ::= [ expression ] ';'</w:t>
-        <w:br/>
+      </w:r>
+      <w:r>
+        <w:br/>
+      </w:r>
+      <w:r>
         <w:br/>
         <w:t>selection-statement ::= 'if' '(' expression ')' statement [ 'else' statement ]</w:t>
-        <w:br/>
+      </w:r>
+      <w:r>
+        <w:br/>
+      </w:r>
+      <w:r>
         <w:br/>
         <w:t>iteration-statement ::= 'while' '(' expression ')' statement</w:t>
+      </w:r>
+      <w:r>
         <w:br/>
         <w:t xml:space="preserve">                      | 'do' statement 'while' '(' expression ')' ';'</w:t>
+      </w:r>
+      <w:r>
         <w:br/>
         <w:t xml:space="preserve">                      | 'for' '(' [ expression ] ';' [ expression ] ';' [ expression ] ')' statement</w:t>
-        <w:br/>
+      </w:r>
+      <w:r>
+        <w:br/>
+      </w:r>
+      <w:r>
         <w:br/>
         <w:t>jump-statement ::= 'break' ';'</w:t>
+      </w:r>
+      <w:r>
         <w:br/>
         <w:t xml:space="preserve">                 | 'continue' ';'</w:t>
+      </w:r>
+      <w:r>
         <w:br/>
         <w:t xml:space="preserve">                 | 'return' [ expression ] ';'</w:t>
       </w:r>
@@ -12540,70 +12603,144 @@
       </w:pPr>
       <w:r>
         <w:t>expression ::= assignment-expression</w:t>
-        <w:br/>
+      </w:r>
+      <w:r>
+        <w:br/>
+      </w:r>
+      <w:r>
         <w:br/>
         <w:t>assignment-expression ::= logical-or-expression [ '=' assignment-expression ]</w:t>
-        <w:br/>
+      </w:r>
+      <w:r>
+        <w:br/>
+      </w:r>
+      <w:r>
         <w:br/>
         <w:t>logical-or-expression ::= logical-and-expression { '||' logical-and-expression }</w:t>
+      </w:r>
+      <w:r>
         <w:br/>
         <w:t>logical-and-expression ::= bitwise-or-expression { '&amp;&amp;' bitwise-or-expression }</w:t>
+      </w:r>
+      <w:r>
         <w:br/>
         <w:t>bitwise-or-expression ::= bitwise-xor-expression { '|' bitwise-xor-expression }</w:t>
+      </w:r>
+      <w:r>
         <w:br/>
         <w:t>bitwise-xor-expression ::= bitwise-and-expression { '^' bitwise-and-expression }</w:t>
+      </w:r>
+      <w:r>
         <w:br/>
         <w:t>bitwise-and-expression ::= equality-expression { '&amp;' equality-expression }</w:t>
+      </w:r>
+      <w:r>
         <w:br/>
         <w:t>equality-expression ::= relational-expression { ( '==' | '!=' ) relational-expression }</w:t>
+      </w:r>
+      <w:r>
         <w:br/>
         <w:t>relational-expression ::= shift-expression { ( '&lt;' | '&lt;=' | '&gt;' | '&gt;=' ) shift-expression }</w:t>
+      </w:r>
+      <w:r>
         <w:br/>
         <w:t>shift-expression ::= additive-expression { ( '&lt;&lt;' | '&gt;&gt;' ) additive-expression }</w:t>
+      </w:r>
+      <w:r>
         <w:br/>
         <w:t>additive-expression ::= multiplicative-expression { ( '+' | '-' ) multiplicative-expression }</w:t>
+      </w:r>
+      <w:r>
         <w:br/>
         <w:t>multiplicative-expression ::= unary-expression { ( '*' | '/' | '%' ) unary-expression }</w:t>
-        <w:br/>
+      </w:r>
+      <w:r>
+        <w:br/>
+      </w:r>
+      <w:r>
         <w:br/>
         <w:t>unary-expression ::= postfix-expression</w:t>
+      </w:r>
+      <w:r>
         <w:br/>
         <w:t xml:space="preserve">                   | ( '++' | '--' | '+' | '-' | '!' | '~' | '&amp;' | '*' ) unary-expression</w:t>
+      </w:r>
+      <w:r>
         <w:br/>
         <w:t xml:space="preserve">                   | 'sizeof' unary-expression</w:t>
+      </w:r>
+      <w:r>
         <w:br/>
         <w:t xml:space="preserve">                   | 'sizeof' '(' type-name ')'</w:t>
+      </w:r>
+      <w:r>
         <w:br/>
         <w:t xml:space="preserve">                   | '(' type-name ')' unary-expression</w:t>
-        <w:br/>
+      </w:r>
+      <w:r>
+        <w:br/>
+      </w:r>
+      <w:r>
         <w:br/>
         <w:t>postfix-expression ::= primary-expression { postfix-suffix }</w:t>
-        <w:br/>
+      </w:r>
+      <w:r>
+        <w:br/>
+      </w:r>
+      <w:r>
         <w:br/>
         <w:t>postfix-suffix ::= '[' expression ']'</w:t>
+      </w:r>
+      <w:r>
         <w:br/>
         <w:t xml:space="preserve">                 | '(' [ argument-list ] ')'</w:t>
+      </w:r>
+      <w:r>
         <w:br/>
         <w:t xml:space="preserve">                 | '++'</w:t>
+      </w:r>
+      <w:r>
         <w:br/>
         <w:t xml:space="preserve">                 | '--'</w:t>
-        <w:br/>
+      </w:r>
+      <w:r>
+        <w:br/>
+      </w:r>
+      <w:r>
         <w:br/>
         <w:t>argument-list ::= assignment-expression { ',' assignment-expression }</w:t>
-        <w:br/>
+      </w:r>
+      <w:r>
+        <w:br/>
+      </w:r>
+      <w:r>
         <w:br/>
         <w:t>primary-expression ::= identifier</w:t>
+      </w:r>
+      <w:r>
         <w:br/>
         <w:t xml:space="preserve">                     | integer-literal</w:t>
+      </w:r>
+      <w:r>
         <w:br/>
         <w:t xml:space="preserve">                     | floating-literal</w:t>
+      </w:r>
+      <w:r>
         <w:br/>
         <w:t xml:space="preserve">                     | character-literal</w:t>
+      </w:r>
+      <w:r>
         <w:br/>
         <w:t xml:space="preserve">                     | string-literal-sequence</w:t>
+      </w:r>
+      <w:r>
         <w:br/>
         <w:t xml:space="preserve">                     | '(' expression ')'</w:t>
-        <w:br/>
+      </w:r>
+      <w:r>
+        <w:br/>
+      </w:r>
+      <w:r>
         <w:br/>
         <w:t>string-literal-sequence ::= string-literal { string-literal }</w:t>
       </w:r>
@@ -12630,8 +12767,12 @@
       </w:pPr>
       <w:r>
         <w:t>integer-constant-expression ::= assignment-expression constrained by Section 35</w:t>
+      </w:r>
+      <w:r>
         <w:br/>
         <w:t>floating-constant-expression ::= assignment-expression constrained by Section 36</w:t>
+      </w:r>
+      <w:r>
         <w:br/>
         <w:t>pointer-constant-expression ::= forms enumerated in Section 34</w:t>
       </w:r>
@@ -12658,19 +12799,35 @@
       </w:pPr>
       <w:r>
         <w:t>identifier ::= identifier-start { identifier-continue }</w:t>
+      </w:r>
+      <w:r>
         <w:br/>
         <w:t>identifier-start ::= 'A'..'Z' | 'a'..'z' | '_'</w:t>
+      </w:r>
+      <w:r>
         <w:br/>
         <w:t>identifier-continue ::= identifier-start | '0'..'9'</w:t>
-        <w:br/>
+      </w:r>
+      <w:r>
+        <w:br/>
+      </w:r>
+      <w:r>
         <w:br/>
         <w:t>digits ::= decimal-digit { decimal-digit }</w:t>
+      </w:r>
+      <w:r>
         <w:br/>
         <w:t>decimal-digit ::= '0'..'9'</w:t>
+      </w:r>
+      <w:r>
         <w:br/>
         <w:t>nonzero-digit ::= '1'..'9'</w:t>
+      </w:r>
+      <w:r>
         <w:br/>
         <w:t>octal-digit ::= '0'..'7'</w:t>
+      </w:r>
+      <w:r>
         <w:br/>
         <w:t>hexadecimal-digit ::= decimal-digit | 'A'..'F' | 'a'..'f'</w:t>
       </w:r>
@@ -12705,156 +12862,316 @@
       </w:pPr>
       <w:r>
         <w:t>exit</w:t>
+      </w:r>
+      <w:r>
         <w:br/>
         <w:t>yield</w:t>
+      </w:r>
+      <w:r>
         <w:br/>
         <w:t>sleep</w:t>
+      </w:r>
+      <w:r>
         <w:br/>
         <w:t>spawn</w:t>
+      </w:r>
+      <w:r>
         <w:br/>
         <w:t>wait</w:t>
+      </w:r>
+      <w:r>
         <w:br/>
         <w:t>kill</w:t>
+      </w:r>
+      <w:r>
         <w:br/>
         <w:t>chdir</w:t>
+      </w:r>
+      <w:r>
         <w:br/>
         <w:t>getcwd</w:t>
+      </w:r>
+      <w:r>
         <w:br/>
         <w:t>getenv</w:t>
+      </w:r>
+      <w:r>
         <w:br/>
         <w:t>getpid</w:t>
-        <w:br/>
+      </w:r>
+      <w:r>
+        <w:br/>
+      </w:r>
+      <w:r>
         <w:br/>
         <w:t>open</w:t>
+      </w:r>
+      <w:r>
         <w:br/>
         <w:t>open_typed</w:t>
+      </w:r>
+      <w:r>
         <w:br/>
         <w:t>close</w:t>
+      </w:r>
+      <w:r>
         <w:br/>
         <w:t>read</w:t>
+      </w:r>
+      <w:r>
         <w:br/>
         <w:t>write</w:t>
+      </w:r>
+      <w:r>
         <w:br/>
         <w:t>seek</w:t>
+      </w:r>
+      <w:r>
         <w:br/>
         <w:t>stat</w:t>
+      </w:r>
+      <w:r>
         <w:br/>
         <w:t>remove</w:t>
+      </w:r>
+      <w:r>
         <w:br/>
         <w:t>rename</w:t>
+      </w:r>
+      <w:r>
         <w:br/>
         <w:t>list</w:t>
+      </w:r>
+      <w:r>
         <w:br/>
         <w:t>pipe</w:t>
+      </w:r>
+      <w:r>
         <w:br/>
         <w:t>dup</w:t>
+      </w:r>
+      <w:r>
         <w:br/>
         <w:t>ioctl</w:t>
+      </w:r>
+      <w:r>
         <w:br/>
         <w:t>read_full</w:t>
+      </w:r>
+      <w:r>
         <w:br/>
         <w:t>write_full</w:t>
-        <w:br/>
+      </w:r>
+      <w:r>
+        <w:br/>
+      </w:r>
+      <w:r>
         <w:br/>
         <w:t>getchar</w:t>
+      </w:r>
+      <w:r>
         <w:br/>
         <w:t>putchar</w:t>
+      </w:r>
+      <w:r>
         <w:br/>
         <w:t>puts</w:t>
-        <w:br/>
+      </w:r>
+      <w:r>
+        <w:br/>
+      </w:r>
+      <w:r>
         <w:br/>
         <w:t>strlen</w:t>
+      </w:r>
+      <w:r>
         <w:br/>
         <w:t>strcmp</w:t>
+      </w:r>
+      <w:r>
         <w:br/>
         <w:t>strcpy</w:t>
+      </w:r>
+      <w:r>
         <w:br/>
         <w:t>strncpy</w:t>
+      </w:r>
+      <w:r>
         <w:br/>
         <w:t>memcpy</w:t>
+      </w:r>
+      <w:r>
         <w:br/>
         <w:t>memmove</w:t>
+      </w:r>
+      <w:r>
         <w:br/>
         <w:t>memchr</w:t>
+      </w:r>
+      <w:r>
         <w:br/>
         <w:t>memset</w:t>
-        <w:br/>
+      </w:r>
+      <w:r>
+        <w:br/>
+      </w:r>
+      <w:r>
         <w:br/>
         <w:t>malloc</w:t>
+      </w:r>
+      <w:r>
         <w:br/>
         <w:t>free</w:t>
-        <w:br/>
+      </w:r>
+      <w:r>
+        <w:br/>
+      </w:r>
+      <w:r>
         <w:br/>
         <w:t>cls</w:t>
+      </w:r>
+      <w:r>
         <w:br/>
         <w:t>print_at</w:t>
+      </w:r>
+      <w:r>
         <w:br/>
         <w:t>plot</w:t>
+      </w:r>
+      <w:r>
         <w:br/>
         <w:t>point</w:t>
+      </w:r>
+      <w:r>
         <w:br/>
         <w:t>draw</w:t>
+      </w:r>
+      <w:r>
         <w:br/>
         <w:t>circle</w:t>
+      </w:r>
+      <w:r>
         <w:br/>
         <w:t>ink</w:t>
+      </w:r>
+      <w:r>
         <w:br/>
         <w:t>paper</w:t>
+      </w:r>
+      <w:r>
         <w:br/>
         <w:t>bright</w:t>
+      </w:r>
+      <w:r>
         <w:br/>
         <w:t>flash</w:t>
+      </w:r>
+      <w:r>
         <w:br/>
         <w:t>inverse</w:t>
+      </w:r>
+      <w:r>
         <w:br/>
         <w:t>over</w:t>
+      </w:r>
+      <w:r>
         <w:br/>
         <w:t>border</w:t>
+      </w:r>
+      <w:r>
         <w:br/>
         <w:t>beep</w:t>
-        <w:br/>
+      </w:r>
+      <w:r>
+        <w:br/>
+      </w:r>
+      <w:r>
         <w:br/>
         <w:t>udg_define</w:t>
+      </w:r>
+      <w:r>
         <w:br/>
         <w:t>udg_get</w:t>
+      </w:r>
+      <w:r>
         <w:br/>
         <w:t>udg_draw</w:t>
+      </w:r>
+      <w:r>
         <w:br/>
         <w:t>udg_clear</w:t>
+      </w:r>
+      <w:r>
         <w:br/>
         <w:t>udg_draw_2x2</w:t>
-        <w:br/>
+      </w:r>
+      <w:r>
+        <w:br/>
+      </w:r>
+      <w:r>
         <w:br/>
         <w:t>tape_save</w:t>
+      </w:r>
+      <w:r>
         <w:br/>
         <w:t>tape_load</w:t>
+      </w:r>
+      <w:r>
         <w:br/>
         <w:t>ticks</w:t>
+      </w:r>
+      <w:r>
         <w:br/>
         <w:t>time_get</w:t>
+      </w:r>
+      <w:r>
         <w:br/>
         <w:t>time_set</w:t>
-        <w:br/>
+      </w:r>
+      <w:r>
+        <w:br/>
+      </w:r>
+      <w:r>
         <w:br/>
         <w:t>sin</w:t>
+      </w:r>
+      <w:r>
         <w:br/>
         <w:t>cos</w:t>
+      </w:r>
+      <w:r>
         <w:br/>
         <w:t>tan</w:t>
+      </w:r>
+      <w:r>
         <w:br/>
         <w:t>asin</w:t>
+      </w:r>
+      <w:r>
         <w:br/>
         <w:t>acos</w:t>
+      </w:r>
+      <w:r>
         <w:br/>
         <w:t>atan</w:t>
+      </w:r>
+      <w:r>
         <w:br/>
         <w:t>sqrt</w:t>
+      </w:r>
+      <w:r>
         <w:br/>
         <w:t>exp</w:t>
+      </w:r>
+      <w:r>
         <w:br/>
         <w:t>log</w:t>
+      </w:r>
+      <w:r>
         <w:br/>
         <w:t>pow</w:t>
+      </w:r>
+      <w:r>
         <w:br/>
         <w:t>fabs</w:t>
       </w:r>
@@ -13105,65 +13422,131 @@
       </w:pPr>
       <w:r>
         <w:t>identifier naming object       declared type; lvalue</w:t>
+      </w:r>
+      <w:r>
         <w:br/>
         <w:t>integer literal                 Section-13 integer type; non-lvalue</w:t>
+      </w:r>
+      <w:r>
         <w:br/>
         <w:t>character literal               int; non-lvalue</w:t>
+      </w:r>
+      <w:r>
         <w:br/>
         <w:t>floating literal                float; non-lvalue</w:t>
+      </w:r>
+      <w:r>
         <w:br/>
         <w:t>string literal                  char[N]; nonmodifiable array object</w:t>
+      </w:r>
+      <w:r>
         <w:br/>
         <w:t>(parenthesized expression)       preserves enclosed type/value category</w:t>
-        <w:br/>
+      </w:r>
+      <w:r>
+        <w:br/>
+      </w:r>
+      <w:r>
         <w:br/>
         <w:t>array value use                 pointer to first element except sizeof; non-lvalue pointer</w:t>
+      </w:r>
+      <w:r>
         <w:br/>
         <w:t>function call                   declared return type; non-lvalue (void has no value)</w:t>
+      </w:r>
+      <w:r>
         <w:br/>
         <w:t>base[index]                     pointed-to element type; lvalue</w:t>
+      </w:r>
+      <w:r>
         <w:br/>
         <w:t>unary *p                        pointed-to object type; lvalue</w:t>
+      </w:r>
+      <w:r>
         <w:br/>
         <w:t>unary &amp;obj                      pointer to exact object type; non-lvalue</w:t>
+      </w:r>
+      <w:r>
         <w:br/>
         <w:t>sizeof                          unsigned int; non-lvalue</w:t>
-        <w:br/>
+      </w:r>
+      <w:r>
+        <w:br/>
+      </w:r>
+      <w:r>
         <w:br/>
         <w:t>unary + / - integer             Section-41 promoted integer type; non-lvalue</w:t>
+      </w:r>
+      <w:r>
         <w:br/>
         <w:t>unary + / - float               float; non-lvalue</w:t>
+      </w:r>
+      <w:r>
         <w:br/>
         <w:t>unary ~                         promoted integer type; non-lvalue</w:t>
+      </w:r>
+      <w:r>
         <w:br/>
         <w:t>unary !                         int value 0 or 1; non-lvalue</w:t>
-        <w:br/>
+      </w:r>
+      <w:r>
+        <w:br/>
+      </w:r>
+      <w:r>
         <w:br/>
         <w:t>* / % + - integer arithmetic    Section-42 common integer type; non-lvalue</w:t>
+      </w:r>
+      <w:r>
         <w:br/>
         <w:t>+ - * / floating arithmetic     float after conversion; non-lvalue</w:t>
+      </w:r>
+      <w:r>
         <w:br/>
         <w:t>shift                           exact unpromoted left integer type; non-lvalue</w:t>
+      </w:r>
+      <w:r>
         <w:br/>
         <w:t>bitwise binary                  Section-42 common integer type; non-lvalue</w:t>
+      </w:r>
+      <w:r>
         <w:br/>
         <w:t>relational/equality             int value 0 or 1; non-lvalue</w:t>
+      </w:r>
+      <w:r>
         <w:br/>
         <w:t>logical &amp;&amp; ||                   int value 0 or 1; non-lvalue</w:t>
-        <w:br/>
+      </w:r>
+      <w:r>
+        <w:br/>
+      </w:r>
+      <w:r>
         <w:br/>
         <w:t>pointer +/- integer             same pointer type; non-lvalue</w:t>
+      </w:r>
+      <w:r>
         <w:br/>
         <w:t>integer + pointer               same pointer type; non-lvalue</w:t>
+      </w:r>
+      <w:r>
         <w:br/>
         <w:t>pointer - compatible pointer    int element count; non-lvalue</w:t>
-        <w:br/>
+      </w:r>
+      <w:r>
+        <w:br/>
+      </w:r>
+      <w:r>
         <w:br/>
         <w:t>assignment                      destination type after conversion; non-lvalue</w:t>
+      </w:r>
+      <w:r>
         <w:br/>
         <w:t>prefix ++/--                    operand type, new value; non-lvalue</w:t>
+      </w:r>
+      <w:r>
         <w:br/>
         <w:t>postfix ++/--                   operand type, old value; non-lvalue</w:t>
+      </w:r>
+      <w:r>
         <w:br/>
         <w:t>cast                            named destination arithmetic type; non-lvalue</w:t>
       </w:r>
@@ -13332,39 +13715,20 @@
       <w:footnotePr>
         <w:numRestart w:val="eachSect"/>
       </w:footnotePr>
+      <w:pgSz w:w="12240" w:h="15840"/>
+      <w:pgMar w:top="1440" w:right="1440" w:bottom="1440" w:left="1440" w:header="720" w:footer="720" w:gutter="0"/>
+      <w:cols w:space="720"/>
     </w:sectPr>
   </w:body>
 </w:document>
 </file>
 
-<file path=word/comments.xml><?xml version="1.0" encoding="utf-8"?>
-<w:comments xmlns:w="http://schemas.openxmlformats.org/wordprocessingml/2006/main" xmlns:m="http://schemas.openxmlformats.org/officeDocument/2006/math" xmlns:r="http://schemas.openxmlformats.org/officeDocument/2006/relationships" xmlns:o="urn:schemas-microsoft-com:office:office" xmlns:v="urn:schemas-microsoft-com:vml" xmlns:w10="urn:schemas-microsoft-com:office:word" xmlns:a="http://schemas.openxmlformats.org/drawingml/2006/main" xmlns:pic="http://schemas.openxmlformats.org/drawingml/2006/picture" xmlns:wp="http://schemas.openxmlformats.org/drawingml/2006/wordprocessingDrawing"/>
-</file>
-
-<file path=word/footnotes.xml><?xml version="1.0" encoding="utf-8"?>
-<w:footnotes xmlns:w="http://schemas.openxmlformats.org/wordprocessingml/2006/main" xmlns:m="http://schemas.openxmlformats.org/officeDocument/2006/math" xmlns:r="http://schemas.openxmlformats.org/officeDocument/2006/relationships" xmlns:o="urn:schemas-microsoft-com:office:office" xmlns:v="urn:schemas-microsoft-com:vml" xmlns:w10="urn:schemas-microsoft-com:office:word" xmlns:a="http://schemas.openxmlformats.org/drawingml/2006/main" xmlns:pic="http://schemas.openxmlformats.org/drawingml/2006/picture" xmlns:wp="http://schemas.openxmlformats.org/drawingml/2006/wordprocessingDrawing">
-  <w:footnote w:type="continuationSeparator" w:id="0">
-    <w:p>
-      <w:r>
-        <w:continuationSeparator/>
-      </w:r>
-    </w:p>
-  </w:footnote>
-  <w:footnote w:type="separator" w:id="-1">
-    <w:p>
-      <w:r>
-        <w:separator/>
-      </w:r>
-    </w:p>
-  </w:footnote>
-</w:footnotes>
-</file>
-
 <file path=word/numbering.xml><?xml version="1.0" encoding="utf-8"?>
-<w:numbering xmlns:w="http://schemas.openxmlformats.org/wordprocessingml/2006/main">
-  <w:abstractNum w:abstractNumId="990">
+<w:numbering xmlns:wpc="http://schemas.microsoft.com/office/word/2010/wordprocessingCanvas" xmlns:cx="http://schemas.microsoft.com/office/drawing/2014/chartex" xmlns:cx1="http://schemas.microsoft.com/office/drawing/2015/9/8/chartex" xmlns:cx2="http://schemas.microsoft.com/office/drawing/2015/10/21/chartex" xmlns:cx3="http://schemas.microsoft.com/office/drawing/2016/5/9/chartex" xmlns:cx4="http://schemas.microsoft.com/office/drawing/2016/5/10/chartex" xmlns:cx5="http://schemas.microsoft.com/office/drawing/2016/5/11/chartex" xmlns:cx6="http://schemas.microsoft.com/office/drawing/2016/5/12/chartex" xmlns:cx7="http://schemas.microsoft.com/office/drawing/2016/5/13/chartex" xmlns:cx8="http://schemas.microsoft.com/office/drawing/2016/5/14/chartex" xmlns:mc="http://schemas.openxmlformats.org/markup-compatibility/2006" xmlns:aink="http://schemas.microsoft.com/office/drawing/2016/ink" xmlns:am3d="http://schemas.microsoft.com/office/drawing/2017/model3d" xmlns:o="urn:schemas-microsoft-com:office:office" xmlns:oel="http://schemas.microsoft.com/office/2019/extlst" xmlns:r="http://schemas.openxmlformats.org/officeDocument/2006/relationships" xmlns:m="http://schemas.openxmlformats.org/officeDocument/2006/math" xmlns:v="urn:schemas-microsoft-com:vml" xmlns:wp14="http://schemas.microsoft.com/office/word/2010/wordprocessingDrawing" xmlns:wp="http://schemas.openxmlformats.org/drawingml/2006/wordprocessingDrawing" xmlns:w10="urn:schemas-microsoft-com:office:word" xmlns:w="http://schemas.openxmlformats.org/wordprocessingml/2006/main" xmlns:w14="http://schemas.microsoft.com/office/word/2010/wordml" xmlns:w15="http://schemas.microsoft.com/office/word/2012/wordml" xmlns:w16cex="http://schemas.microsoft.com/office/word/2018/wordml/cex" xmlns:w16cid="http://schemas.microsoft.com/office/word/2016/wordml/cid" xmlns:w16="http://schemas.microsoft.com/office/word/2018/wordml" xmlns:w16du="http://schemas.microsoft.com/office/word/2023/wordml/word16du" xmlns:w16sdtdh="http://schemas.microsoft.com/office/word/2020/wordml/sdtdatahash" xmlns:w16sdtfl="http://schemas.microsoft.com/office/word/2024/wordml/sdtformatlock" xmlns:w16se="http://schemas.microsoft.com/office/word/2015/wordml/symex" xmlns:wpg="http://schemas.microsoft.com/office/word/2010/wordprocessingGroup" xmlns:wpi="http://schemas.microsoft.com/office/word/2010/wordprocessingInk" xmlns:wne="http://schemas.microsoft.com/office/word/2006/wordml" xmlns:wps="http://schemas.microsoft.com/office/word/2010/wordprocessingShape" mc:Ignorable="w14 w15 w16se w16cid w16 w16cex w16sdtdh w16sdtfl w16du wp14">
+  <w:abstractNum w:abstractNumId="0" w15:restartNumberingAfterBreak="0">
     <w:nsid w:val="0000A990"/>
     <w:multiLevelType w:val="multilevel"/>
+    <w:tmpl w:val="4B1C0A4A"/>
     <w:lvl w:ilvl="0">
       <w:numFmt w:val="bullet"/>
       <w:lvlText w:val=" "/>
@@ -13438,94 +13802,10 @@
       </w:pPr>
     </w:lvl>
   </w:abstractNum>
-  <w:abstractNum w:abstractNumId="99411">
-    <w:nsid w:val="00A99411"/>
-    <w:multiLevelType w:val="multilevel"/>
-    <w:lvl w:ilvl="0">
-      <w:start w:val="1"/>
-      <w:numFmt w:val="decimal"/>
-      <w:lvlText w:val="%1."/>
-      <w:lvlJc w:val="left"/>
-      <w:pPr>
-        <w:ind w:left="720" w:hanging="360"/>
-      </w:pPr>
-    </w:lvl>
-    <w:lvl w:ilvl="1">
-      <w:start w:val="1"/>
-      <w:numFmt w:val="decimal"/>
-      <w:lvlText w:val="%2."/>
-      <w:lvlJc w:val="left"/>
-      <w:pPr>
-        <w:ind w:left="1440" w:hanging="360"/>
-      </w:pPr>
-    </w:lvl>
-    <w:lvl w:ilvl="2">
-      <w:start w:val="1"/>
-      <w:numFmt w:val="decimal"/>
-      <w:lvlText w:val="%3."/>
-      <w:lvlJc w:val="left"/>
-      <w:pPr>
-        <w:ind w:left="2160" w:hanging="360"/>
-      </w:pPr>
-    </w:lvl>
-    <w:lvl w:ilvl="3">
-      <w:start w:val="1"/>
-      <w:numFmt w:val="decimal"/>
-      <w:lvlText w:val="%4."/>
-      <w:lvlJc w:val="left"/>
-      <w:pPr>
-        <w:ind w:left="2880" w:hanging="360"/>
-      </w:pPr>
-    </w:lvl>
-    <w:lvl w:ilvl="4">
-      <w:start w:val="1"/>
-      <w:numFmt w:val="decimal"/>
-      <w:lvlText w:val="%5."/>
-      <w:lvlJc w:val="left"/>
-      <w:pPr>
-        <w:ind w:left="3600" w:hanging="360"/>
-      </w:pPr>
-    </w:lvl>
-    <w:lvl w:ilvl="5">
-      <w:start w:val="1"/>
-      <w:numFmt w:val="decimal"/>
-      <w:lvlText w:val="%6."/>
-      <w:lvlJc w:val="left"/>
-      <w:pPr>
-        <w:ind w:left="4320" w:hanging="360"/>
-      </w:pPr>
-    </w:lvl>
-    <w:lvl w:ilvl="6">
-      <w:start w:val="1"/>
-      <w:numFmt w:val="decimal"/>
-      <w:lvlText w:val="%7."/>
-      <w:lvlJc w:val="left"/>
-      <w:pPr>
-        <w:ind w:left="5040" w:hanging="360"/>
-      </w:pPr>
-    </w:lvl>
-    <w:lvl w:ilvl="7">
-      <w:start w:val="1"/>
-      <w:numFmt w:val="decimal"/>
-      <w:lvlText w:val="%8."/>
-      <w:lvlJc w:val="left"/>
-      <w:pPr>
-        <w:ind w:left="5760" w:hanging="360"/>
-      </w:pPr>
-    </w:lvl>
-    <w:lvl w:ilvl="8">
-      <w:start w:val="1"/>
-      <w:numFmt w:val="decimal"/>
-      <w:lvlText w:val="%9."/>
-      <w:lvlJc w:val="left"/>
-      <w:pPr>
-        <w:ind w:left="6480" w:hanging="360"/>
-      </w:pPr>
-    </w:lvl>
-  </w:abstractNum>
-  <w:abstractNum w:abstractNumId="991">
+  <w:abstractNum w:abstractNumId="1" w15:restartNumberingAfterBreak="0">
     <w:nsid w:val="0000A991"/>
     <w:multiLevelType w:val="multilevel"/>
+    <w:tmpl w:val="D398FCF6"/>
     <w:lvl w:ilvl="0">
       <w:numFmt w:val="bullet"/>
       <w:lvlText w:val=""/>
@@ -13626,11 +13906,97 @@
       </w:rPr>
     </w:lvl>
   </w:abstractNum>
-  <w:num w:numId="1000">
-    <w:abstractNumId w:val="990"/>
+  <w:abstractNum w:abstractNumId="2" w15:restartNumberingAfterBreak="0">
+    <w:nsid w:val="00A99411"/>
+    <w:multiLevelType w:val="multilevel"/>
+    <w:tmpl w:val="99B2DADA"/>
+    <w:lvl w:ilvl="0">
+      <w:start w:val="1"/>
+      <w:numFmt w:val="decimal"/>
+      <w:lvlText w:val="%1."/>
+      <w:lvlJc w:val="left"/>
+      <w:pPr>
+        <w:ind w:left="720" w:hanging="360"/>
+      </w:pPr>
+    </w:lvl>
+    <w:lvl w:ilvl="1">
+      <w:start w:val="1"/>
+      <w:numFmt w:val="decimal"/>
+      <w:lvlText w:val="%2."/>
+      <w:lvlJc w:val="left"/>
+      <w:pPr>
+        <w:ind w:left="1440" w:hanging="360"/>
+      </w:pPr>
+    </w:lvl>
+    <w:lvl w:ilvl="2">
+      <w:start w:val="1"/>
+      <w:numFmt w:val="decimal"/>
+      <w:lvlText w:val="%3."/>
+      <w:lvlJc w:val="left"/>
+      <w:pPr>
+        <w:ind w:left="2160" w:hanging="360"/>
+      </w:pPr>
+    </w:lvl>
+    <w:lvl w:ilvl="3">
+      <w:start w:val="1"/>
+      <w:numFmt w:val="decimal"/>
+      <w:lvlText w:val="%4."/>
+      <w:lvlJc w:val="left"/>
+      <w:pPr>
+        <w:ind w:left="2880" w:hanging="360"/>
+      </w:pPr>
+    </w:lvl>
+    <w:lvl w:ilvl="4">
+      <w:start w:val="1"/>
+      <w:numFmt w:val="decimal"/>
+      <w:lvlText w:val="%5."/>
+      <w:lvlJc w:val="left"/>
+      <w:pPr>
+        <w:ind w:left="3600" w:hanging="360"/>
+      </w:pPr>
+    </w:lvl>
+    <w:lvl w:ilvl="5">
+      <w:start w:val="1"/>
+      <w:numFmt w:val="decimal"/>
+      <w:lvlText w:val="%6."/>
+      <w:lvlJc w:val="left"/>
+      <w:pPr>
+        <w:ind w:left="4320" w:hanging="360"/>
+      </w:pPr>
+    </w:lvl>
+    <w:lvl w:ilvl="6">
+      <w:start w:val="1"/>
+      <w:numFmt w:val="decimal"/>
+      <w:lvlText w:val="%7."/>
+      <w:lvlJc w:val="left"/>
+      <w:pPr>
+        <w:ind w:left="5040" w:hanging="360"/>
+      </w:pPr>
+    </w:lvl>
+    <w:lvl w:ilvl="7">
+      <w:start w:val="1"/>
+      <w:numFmt w:val="decimal"/>
+      <w:lvlText w:val="%8."/>
+      <w:lvlJc w:val="left"/>
+      <w:pPr>
+        <w:ind w:left="5760" w:hanging="360"/>
+      </w:pPr>
+    </w:lvl>
+    <w:lvl w:ilvl="8">
+      <w:start w:val="1"/>
+      <w:numFmt w:val="decimal"/>
+      <w:lvlText w:val="%9."/>
+      <w:lvlJc w:val="left"/>
+      <w:pPr>
+        <w:ind w:left="6480" w:hanging="360"/>
+      </w:pPr>
+    </w:lvl>
+  </w:abstractNum>
+  <w:num w:numId="1" w16cid:durableId="584262402">
+    <w:abstractNumId w:val="0"/>
   </w:num>
-  <w:num w:numId="1001">
-    <w:abstractNumId w:val="99411"/>
+  <w:num w:numId="2" w16cid:durableId="2009208264">
+    <w:abstractNumId w:val="2"/>
     <w:lvlOverride w:ilvl="0">
       <w:startOverride w:val="1"/>
     </w:lvlOverride>
@@ -13659,26 +14025,26 @@
       <w:startOverride w:val="1"/>
     </w:lvlOverride>
   </w:num>
-  <w:num w:numId="1002">
-    <w:abstractNumId w:val="991"/>
+  <w:num w:numId="3" w16cid:durableId="1747847079">
+    <w:abstractNumId w:val="1"/>
   </w:num>
-  <w:num w:numId="1003">
-    <w:abstractNumId w:val="991"/>
+  <w:num w:numId="4" w16cid:durableId="646856061">
+    <w:abstractNumId w:val="1"/>
   </w:num>
-  <w:num w:numId="1004">
-    <w:abstractNumId w:val="991"/>
+  <w:num w:numId="5" w16cid:durableId="435904226">
+    <w:abstractNumId w:val="1"/>
   </w:num>
-  <w:num w:numId="1005">
-    <w:abstractNumId w:val="991"/>
+  <w:num w:numId="6" w16cid:durableId="556940239">
+    <w:abstractNumId w:val="1"/>
   </w:num>
-  <w:num w:numId="1006">
-    <w:abstractNumId w:val="991"/>
+  <w:num w:numId="7" w16cid:durableId="1839495622">
+    <w:abstractNumId w:val="1"/>
   </w:num>
-  <w:num w:numId="1007">
-    <w:abstractNumId w:val="991"/>
+  <w:num w:numId="8" w16cid:durableId="114834013">
+    <w:abstractNumId w:val="1"/>
   </w:num>
-  <w:num w:numId="1008">
-    <w:abstractNumId w:val="99411"/>
+  <w:num w:numId="9" w16cid:durableId="153182181">
+    <w:abstractNumId w:val="2"/>
     <w:lvlOverride w:ilvl="0">
       <w:startOverride w:val="1"/>
     </w:lvlOverride>
@@ -13707,44 +14073,44 @@
       <w:startOverride w:val="1"/>
     </w:lvlOverride>
   </w:num>
-  <w:num w:numId="1009">
-    <w:abstractNumId w:val="991"/>
+  <w:num w:numId="10" w16cid:durableId="1032922357">
+    <w:abstractNumId w:val="1"/>
   </w:num>
-  <w:num w:numId="1010">
-    <w:abstractNumId w:val="991"/>
+  <w:num w:numId="11" w16cid:durableId="511606668">
+    <w:abstractNumId w:val="1"/>
   </w:num>
-  <w:num w:numId="1011">
-    <w:abstractNumId w:val="991"/>
+  <w:num w:numId="12" w16cid:durableId="826363129">
+    <w:abstractNumId w:val="1"/>
   </w:num>
-  <w:num w:numId="1012">
-    <w:abstractNumId w:val="991"/>
+  <w:num w:numId="13" w16cid:durableId="1666741868">
+    <w:abstractNumId w:val="1"/>
   </w:num>
-  <w:num w:numId="1013">
-    <w:abstractNumId w:val="991"/>
+  <w:num w:numId="14" w16cid:durableId="662510988">
+    <w:abstractNumId w:val="1"/>
   </w:num>
-  <w:num w:numId="1014">
-    <w:abstractNumId w:val="991"/>
+  <w:num w:numId="15" w16cid:durableId="678583777">
+    <w:abstractNumId w:val="1"/>
   </w:num>
-  <w:num w:numId="1015">
-    <w:abstractNumId w:val="991"/>
+  <w:num w:numId="16" w16cid:durableId="1508014569">
+    <w:abstractNumId w:val="1"/>
   </w:num>
-  <w:num w:numId="1016">
-    <w:abstractNumId w:val="991"/>
+  <w:num w:numId="17" w16cid:durableId="2117483381">
+    <w:abstractNumId w:val="1"/>
   </w:num>
-  <w:num w:numId="1017">
-    <w:abstractNumId w:val="991"/>
+  <w:num w:numId="18" w16cid:durableId="1120340401">
+    <w:abstractNumId w:val="1"/>
   </w:num>
-  <w:num w:numId="1018">
-    <w:abstractNumId w:val="991"/>
+  <w:num w:numId="19" w16cid:durableId="516698658">
+    <w:abstractNumId w:val="1"/>
   </w:num>
-  <w:num w:numId="1019">
-    <w:abstractNumId w:val="991"/>
+  <w:num w:numId="20" w16cid:durableId="1444694800">
+    <w:abstractNumId w:val="1"/>
   </w:num>
-  <w:num w:numId="1020">
-    <w:abstractNumId w:val="991"/>
+  <w:num w:numId="21" w16cid:durableId="1855218352">
+    <w:abstractNumId w:val="1"/>
   </w:num>
-  <w:num w:numId="1021">
-    <w:abstractNumId w:val="99411"/>
+  <w:num w:numId="22" w16cid:durableId="1302419223">
+    <w:abstractNumId w:val="2"/>
     <w:lvlOverride w:ilvl="0">
       <w:startOverride w:val="1"/>
     </w:lvlOverride>
@@ -13773,17 +14139,17 @@
       <w:startOverride w:val="1"/>
     </w:lvlOverride>
   </w:num>
-  <w:num w:numId="1022">
-    <w:abstractNumId w:val="991"/>
+  <w:num w:numId="23" w16cid:durableId="1814634893">
+    <w:abstractNumId w:val="1"/>
   </w:num>
-  <w:num w:numId="1023">
-    <w:abstractNumId w:val="991"/>
+  <w:num w:numId="24" w16cid:durableId="692538527">
+    <w:abstractNumId w:val="1"/>
   </w:num>
-  <w:num w:numId="1024">
-    <w:abstractNumId w:val="991"/>
+  <w:num w:numId="25" w16cid:durableId="734162948">
+    <w:abstractNumId w:val="1"/>
   </w:num>
-  <w:num w:numId="1025">
-    <w:abstractNumId w:val="99411"/>
+  <w:num w:numId="26" w16cid:durableId="1029914303">
+    <w:abstractNumId w:val="2"/>
     <w:lvlOverride w:ilvl="0">
       <w:startOverride w:val="1"/>
     </w:lvlOverride>
@@ -13812,29 +14178,29 @@
       <w:startOverride w:val="1"/>
     </w:lvlOverride>
   </w:num>
-  <w:num w:numId="1026">
-    <w:abstractNumId w:val="991"/>
+  <w:num w:numId="27" w16cid:durableId="1454322133">
+    <w:abstractNumId w:val="1"/>
   </w:num>
-  <w:num w:numId="1027">
-    <w:abstractNumId w:val="991"/>
+  <w:num w:numId="28" w16cid:durableId="661465824">
+    <w:abstractNumId w:val="1"/>
   </w:num>
-  <w:num w:numId="1028">
-    <w:abstractNumId w:val="991"/>
+  <w:num w:numId="29" w16cid:durableId="2011836433">
+    <w:abstractNumId w:val="1"/>
   </w:num>
-  <w:num w:numId="1029">
-    <w:abstractNumId w:val="991"/>
+  <w:num w:numId="30" w16cid:durableId="1817842551">
+    <w:abstractNumId w:val="1"/>
   </w:num>
-  <w:num w:numId="1030">
-    <w:abstractNumId w:val="991"/>
+  <w:num w:numId="31" w16cid:durableId="839008332">
+    <w:abstractNumId w:val="1"/>
   </w:num>
-  <w:num w:numId="1031">
-    <w:abstractNumId w:val="991"/>
+  <w:num w:numId="32" w16cid:durableId="732431307">
+    <w:abstractNumId w:val="1"/>
   </w:num>
-  <w:num w:numId="1032">
-    <w:abstractNumId w:val="991"/>
+  <w:num w:numId="33" w16cid:durableId="1566841949">
+    <w:abstractNumId w:val="1"/>
   </w:num>
-  <w:num w:numId="1033">
-    <w:abstractNumId w:val="99411"/>
+  <w:num w:numId="34" w16cid:durableId="372273037">
+    <w:abstractNumId w:val="2"/>
     <w:lvlOverride w:ilvl="0">
       <w:startOverride w:val="1"/>
     </w:lvlOverride>
@@ -13863,29 +14229,29 @@
       <w:startOverride w:val="1"/>
     </w:lvlOverride>
   </w:num>
-  <w:num w:numId="1034">
-    <w:abstractNumId w:val="991"/>
+  <w:num w:numId="35" w16cid:durableId="1106147195">
+    <w:abstractNumId w:val="1"/>
   </w:num>
-  <w:num w:numId="1035">
-    <w:abstractNumId w:val="991"/>
+  <w:num w:numId="36" w16cid:durableId="553854606">
+    <w:abstractNumId w:val="1"/>
   </w:num>
-  <w:num w:numId="1036">
-    <w:abstractNumId w:val="991"/>
+  <w:num w:numId="37" w16cid:durableId="349373551">
+    <w:abstractNumId w:val="1"/>
   </w:num>
-  <w:num w:numId="1037">
-    <w:abstractNumId w:val="991"/>
+  <w:num w:numId="38" w16cid:durableId="2070692039">
+    <w:abstractNumId w:val="1"/>
   </w:num>
-  <w:num w:numId="1038">
-    <w:abstractNumId w:val="991"/>
+  <w:num w:numId="39" w16cid:durableId="1241910010">
+    <w:abstractNumId w:val="1"/>
   </w:num>
-  <w:num w:numId="1039">
-    <w:abstractNumId w:val="991"/>
+  <w:num w:numId="40" w16cid:durableId="1079450010">
+    <w:abstractNumId w:val="1"/>
   </w:num>
-  <w:num w:numId="1040">
-    <w:abstractNumId w:val="991"/>
+  <w:num w:numId="41" w16cid:durableId="2132966630">
+    <w:abstractNumId w:val="1"/>
   </w:num>
-  <w:num w:numId="1041">
-    <w:abstractNumId w:val="99411"/>
+  <w:num w:numId="42" w16cid:durableId="488061098">
+    <w:abstractNumId w:val="2"/>
     <w:lvlOverride w:ilvl="0">
       <w:startOverride w:val="1"/>
     </w:lvlOverride>
@@ -13914,8 +14280,8 @@
       <w:startOverride w:val="1"/>
     </w:lvlOverride>
   </w:num>
-  <w:num w:numId="1042">
-    <w:abstractNumId w:val="99411"/>
+  <w:num w:numId="43" w16cid:durableId="1966615224">
+    <w:abstractNumId w:val="2"/>
     <w:lvlOverride w:ilvl="0">
       <w:startOverride w:val="1"/>
     </w:lvlOverride>
@@ -13944,21 +14310,21 @@
       <w:startOverride w:val="1"/>
     </w:lvlOverride>
   </w:num>
-  <w:num w:numId="1043">
-    <w:abstractNumId w:val="991"/>
+  <w:num w:numId="44" w16cid:durableId="702943085">
+    <w:abstractNumId w:val="1"/>
   </w:num>
 </w:numbering>
 </file>
 
 <file path=word/styles.xml><?xml version="1.0" encoding="utf-8"?>
-<w:styles xmlns:r="http://schemas.openxmlformats.org/officeDocument/2006/relationships" xmlns:w="http://schemas.openxmlformats.org/wordprocessingml/2006/main">
+<w:styles xmlns:mc="http://schemas.openxmlformats.org/markup-compatibility/2006" xmlns:r="http://schemas.openxmlformats.org/officeDocument/2006/relationships" xmlns:w="http://schemas.openxmlformats.org/wordprocessingml/2006/main" xmlns:w14="http://schemas.microsoft.com/office/word/2010/wordml" xmlns:w15="http://schemas.microsoft.com/office/word/2012/wordml" xmlns:w16cex="http://schemas.microsoft.com/office/word/2018/wordml/cex" xmlns:w16cid="http://schemas.microsoft.com/office/word/2016/wordml/cid" xmlns:w16="http://schemas.microsoft.com/office/word/2018/wordml" xmlns:w16du="http://schemas.microsoft.com/office/word/2023/wordml/word16du" xmlns:w16sdtdh="http://schemas.microsoft.com/office/word/2020/wordml/sdtdatahash" xmlns:w16sdtfl="http://schemas.microsoft.com/office/word/2024/wordml/sdtformatlock" xmlns:w16se="http://schemas.microsoft.com/office/word/2015/wordml/symex" mc:Ignorable="w14 w15 w16se w16cid w16 w16cex w16sdtdh w16sdtfl w16du">
   <w:docDefaults>
     <w:rPrDefault>
       <w:rPr>
-        <w:rFonts w:asciiTheme="minorHAnsi" w:cstheme="minorBidi" w:eastAsiaTheme="minorEastAsia" w:hAnsiTheme="minorHAnsi"/>
+        <w:rFonts w:asciiTheme="minorHAnsi" w:eastAsiaTheme="minorEastAsia" w:hAnsiTheme="minorHAnsi" w:cstheme="minorBidi"/>
         <w:sz w:val="24"/>
         <w:szCs w:val="24"/>
-        <w:lang w:bidi="ar-SA" w:eastAsia="zh-CN" w:val="en-US"/>
+        <w:lang w:val="en-US" w:eastAsia="zh-CN" w:bidi="ar-SA"/>
       </w:rPr>
     </w:rPrDefault>
     <w:pPrDefault>
@@ -13967,168 +14333,255 @@
       </w:pPr>
     </w:pPrDefault>
   </w:docDefaults>
-  <w:latentStyles w:count="276" w:defLockedState="0" w:defQFormat="0" w:defSemiHidden="0" w:defUIPriority="0" w:defUnhideWhenUsed="0"/>
-  <w:style w:default="1" w:styleId="Normal" w:type="paragraph">
+  <w:latentStyles w:defLockedState="0" w:defUIPriority="0" w:defSemiHidden="0" w:defUnhideWhenUsed="0" w:defQFormat="0" w:count="376">
+    <w:lsdException w:name="Normal Table" w:semiHidden="1" w:unhideWhenUsed="1"/>
+    <w:lsdException w:name="Table Simple 1" w:semiHidden="1" w:unhideWhenUsed="1"/>
+    <w:lsdException w:name="Table Simple 2" w:semiHidden="1" w:unhideWhenUsed="1"/>
+    <w:lsdException w:name="Table Simple 3" w:semiHidden="1" w:unhideWhenUsed="1"/>
+    <w:lsdException w:name="Table Classic 1" w:semiHidden="1" w:unhideWhenUsed="1"/>
+    <w:lsdException w:name="Table Classic 2" w:semiHidden="1" w:unhideWhenUsed="1"/>
+    <w:lsdException w:name="Table Classic 3" w:semiHidden="1" w:unhideWhenUsed="1"/>
+    <w:lsdException w:name="Table Classic 4" w:semiHidden="1" w:unhideWhenUsed="1"/>
+    <w:lsdException w:name="Table Colorful 1" w:semiHidden="1" w:unhideWhenUsed="1"/>
+    <w:lsdException w:name="Table Colorful 2" w:semiHidden="1" w:unhideWhenUsed="1"/>
+    <w:lsdException w:name="Table Colorful 3" w:semiHidden="1" w:unhideWhenUsed="1"/>
+    <w:lsdException w:name="Table Columns 1" w:semiHidden="1" w:unhideWhenUsed="1"/>
+    <w:lsdException w:name="Table Columns 2" w:semiHidden="1" w:unhideWhenUsed="1"/>
+    <w:lsdException w:name="Table Columns 3" w:semiHidden="1" w:unhideWhenUsed="1"/>
+    <w:lsdException w:name="Table Columns 4" w:semiHidden="1" w:unhideWhenUsed="1"/>
+    <w:lsdException w:name="Table Columns 5" w:semiHidden="1" w:unhideWhenUsed="1"/>
+    <w:lsdException w:name="Table Grid 1" w:semiHidden="1" w:unhideWhenUsed="1"/>
+    <w:lsdException w:name="Table Grid 2" w:semiHidden="1" w:unhideWhenUsed="1"/>
+    <w:lsdException w:name="Table Grid 3" w:semiHidden="1" w:unhideWhenUsed="1"/>
+    <w:lsdException w:name="Table Grid 4" w:semiHidden="1" w:unhideWhenUsed="1"/>
+    <w:lsdException w:name="Table Grid 5" w:semiHidden="1" w:unhideWhenUsed="1"/>
+    <w:lsdException w:name="Table Grid 6" w:semiHidden="1" w:unhideWhenUsed="1"/>
+    <w:lsdException w:name="Table Grid 7" w:semiHidden="1" w:unhideWhenUsed="1"/>
+    <w:lsdException w:name="Table Grid 8" w:semiHidden="1" w:unhideWhenUsed="1"/>
+    <w:lsdException w:name="Table List 1" w:semiHidden="1" w:unhideWhenUsed="1"/>
+    <w:lsdException w:name="Table List 2" w:semiHidden="1" w:unhideWhenUsed="1"/>
+    <w:lsdException w:name="Table List 3" w:semiHidden="1" w:unhideWhenUsed="1"/>
+    <w:lsdException w:name="Table List 4" w:semiHidden="1" w:unhideWhenUsed="1"/>
+    <w:lsdException w:name="Table List 5" w:semiHidden="1" w:unhideWhenUsed="1"/>
+    <w:lsdException w:name="Table List 6" w:semiHidden="1" w:unhideWhenUsed="1"/>
+    <w:lsdException w:name="Table List 7" w:semiHidden="1" w:unhideWhenUsed="1"/>
+    <w:lsdException w:name="Table List 8" w:semiHidden="1" w:unhideWhenUsed="1"/>
+    <w:lsdException w:name="Table 3D effects 1" w:semiHidden="1" w:unhideWhenUsed="1"/>
+    <w:lsdException w:name="Table 3D effects 2" w:semiHidden="1" w:unhideWhenUsed="1"/>
+    <w:lsdException w:name="Table 3D effects 3" w:semiHidden="1" w:unhideWhenUsed="1"/>
+    <w:lsdException w:name="Table Contemporary" w:semiHidden="1" w:unhideWhenUsed="1"/>
+    <w:lsdException w:name="Table Elegant" w:semiHidden="1" w:unhideWhenUsed="1"/>
+    <w:lsdException w:name="Table Professional" w:semiHidden="1" w:unhideWhenUsed="1"/>
+    <w:lsdException w:name="Table Subtle 1" w:semiHidden="1" w:unhideWhenUsed="1"/>
+    <w:lsdException w:name="Table Subtle 2" w:semiHidden="1" w:unhideWhenUsed="1"/>
+    <w:lsdException w:name="Table Web 1" w:semiHidden="1" w:unhideWhenUsed="1"/>
+    <w:lsdException w:name="Table Web 2" w:semiHidden="1" w:unhideWhenUsed="1"/>
+    <w:lsdException w:name="Table Web 3" w:semiHidden="1" w:unhideWhenUsed="1"/>
+    <w:lsdException w:name="Table Theme" w:semiHidden="1" w:unhideWhenUsed="1"/>
+    <w:lsdException w:name="Light Shading"/>
+    <w:lsdException w:name="Light List"/>
+    <w:lsdException w:name="Light Grid"/>
+    <w:lsdException w:name="Medium Shading 1"/>
+    <w:lsdException w:name="Medium Shading 2"/>
+    <w:lsdException w:name="Medium List 1"/>
+    <w:lsdException w:name="Medium List 2"/>
+    <w:lsdException w:name="Medium Grid 1"/>
+    <w:lsdException w:name="Medium Grid 2"/>
+    <w:lsdException w:name="Medium Grid 3"/>
+    <w:lsdException w:name="Dark List"/>
+    <w:lsdException w:name="Colorful Shading"/>
+    <w:lsdException w:name="Colorful List"/>
+    <w:lsdException w:name="Colorful Grid"/>
+    <w:lsdException w:name="Light Shading Accent 1"/>
+    <w:lsdException w:name="Light List Accent 1"/>
+    <w:lsdException w:name="Light Grid Accent 1"/>
+    <w:lsdException w:name="Medium Shading 1 Accent 1"/>
+    <w:lsdException w:name="Medium Shading 2 Accent 1"/>
+    <w:lsdException w:name="Medium List 1 Accent 1"/>
+    <w:lsdException w:name="Medium List 2 Accent 1"/>
+    <w:lsdException w:name="Medium Grid 1 Accent 1"/>
+    <w:lsdException w:name="Medium Grid 2 Accent 1"/>
+    <w:lsdException w:name="Medium Grid 3 Accent 1"/>
+    <w:lsdException w:name="Dark List Accent 1"/>
+    <w:lsdException w:name="Colorful Shading Accent 1"/>
+    <w:lsdException w:name="Colorful List Accent 1"/>
+    <w:lsdException w:name="Colorful Grid Accent 1"/>
+    <w:lsdException w:name="Light Shading Accent 2"/>
+    <w:lsdException w:name="Light List Accent 2"/>
+    <w:lsdException w:name="Light Grid Accent 2"/>
+    <w:lsdException w:name="Medium Shading 1 Accent 2"/>
+    <w:lsdException w:name="Medium Shading 2 Accent 2"/>
+    <w:lsdException w:name="Medium List 1 Accent 2"/>
+    <w:lsdException w:name="Medium List 2 Accent 2"/>
+    <w:lsdException w:name="Medium Grid 1 Accent 2"/>
+    <w:lsdException w:name="Medium Grid 2 Accent 2"/>
+    <w:lsdException w:name="Medium Grid 3 Accent 2"/>
+    <w:lsdException w:name="Dark List Accent 2"/>
+    <w:lsdException w:name="Colorful Shading Accent 2"/>
+    <w:lsdException w:name="Colorful List Accent 2"/>
+    <w:lsdException w:name="Colorful Grid Accent 2"/>
+    <w:lsdException w:name="Light Shading Accent 3"/>
+    <w:lsdException w:name="Light List Accent 3"/>
+    <w:lsdException w:name="Light Grid Accent 3"/>
+    <w:lsdException w:name="Medium Shading 1 Accent 3"/>
+    <w:lsdException w:name="Medium Shading 2 Accent 3"/>
+    <w:lsdException w:name="Medium List 1 Accent 3"/>
+    <w:lsdException w:name="Medium List 2 Accent 3"/>
+    <w:lsdException w:name="Medium Grid 1 Accent 3"/>
+    <w:lsdException w:name="Medium Grid 2 Accent 3"/>
+    <w:lsdException w:name="Medium Grid 3 Accent 3"/>
+    <w:lsdException w:name="Dark List Accent 3"/>
+    <w:lsdException w:name="Colorful Shading Accent 3"/>
+    <w:lsdException w:name="Colorful List Accent 3"/>
+    <w:lsdException w:name="Colorful Grid Accent 3"/>
+    <w:lsdException w:name="Light Shading Accent 4"/>
+    <w:lsdException w:name="Light List Accent 4"/>
+    <w:lsdException w:name="Light Grid Accent 4"/>
+    <w:lsdException w:name="Medium Shading 1 Accent 4"/>
+    <w:lsdException w:name="Medium Shading 2 Accent 4"/>
+    <w:lsdException w:name="Medium List 1 Accent 4"/>
+    <w:lsdException w:name="Medium List 2 Accent 4"/>
+    <w:lsdException w:name="Medium Grid 1 Accent 4"/>
+    <w:lsdException w:name="Medium Grid 2 Accent 4"/>
+    <w:lsdException w:name="Medium Grid 3 Accent 4"/>
+    <w:lsdException w:name="Dark List Accent 4"/>
+    <w:lsdException w:name="Colorful Shading Accent 4"/>
+    <w:lsdException w:name="Colorful List Accent 4"/>
+    <w:lsdException w:name="Colorful Grid Accent 4"/>
+    <w:lsdException w:name="Light Shading Accent 5"/>
+    <w:lsdException w:name="Light List Accent 5"/>
+    <w:lsdException w:name="Light Grid Accent 5"/>
+    <w:lsdException w:name="Medium Shading 1 Accent 5"/>
+    <w:lsdException w:name="Medium Shading 2 Accent 5"/>
+    <w:lsdException w:name="Medium List 1 Accent 5"/>
+    <w:lsdException w:name="Medium List 2 Accent 5"/>
+    <w:lsdException w:name="Medium Grid 1 Accent 5"/>
+    <w:lsdException w:name="Medium Grid 2 Accent 5"/>
+    <w:lsdException w:name="Medium Grid 3 Accent 5"/>
+    <w:lsdException w:name="Dark List Accent 5"/>
+    <w:lsdException w:name="Colorful Shading Accent 5"/>
+    <w:lsdException w:name="Colorful List Accent 5"/>
+    <w:lsdException w:name="Colorful Grid Accent 5"/>
+    <w:lsdException w:name="Light Shading Accent 6"/>
+    <w:lsdException w:name="Light List Accent 6"/>
+    <w:lsdException w:name="Light Grid Accent 6"/>
+    <w:lsdException w:name="Medium Shading 1 Accent 6"/>
+    <w:lsdException w:name="Medium Shading 2 Accent 6"/>
+    <w:lsdException w:name="Medium List 1 Accent 6"/>
+    <w:lsdException w:name="Medium List 2 Accent 6"/>
+    <w:lsdException w:name="Medium Grid 1 Accent 6"/>
+    <w:lsdException w:name="Medium Grid 2 Accent 6"/>
+    <w:lsdException w:name="Medium Grid 3 Accent 6"/>
+    <w:lsdException w:name="Dark List Accent 6"/>
+    <w:lsdException w:name="Colorful Shading Accent 6"/>
+    <w:lsdException w:name="Colorful List Accent 6"/>
+    <w:lsdException w:name="Colorful Grid Accent 6"/>
+    <w:lsdException w:name="Grid Table 4" w:uiPriority="49"/>
+    <w:lsdException w:name="Grid Table 5 Dark" w:uiPriority="50"/>
+    <w:lsdException w:name="Grid Table 6 Colorful" w:uiPriority="51"/>
+    <w:lsdException w:name="Grid Table 7 Colorful" w:uiPriority="52"/>
+    <w:lsdException w:name="Grid Table 1 Light Accent 1" w:uiPriority="46"/>
+    <w:lsdException w:name="Grid Table 2 Accent 1" w:uiPriority="47"/>
+    <w:lsdException w:name="Grid Table 3 Accent 1" w:uiPriority="48"/>
+    <w:lsdException w:name="Grid Table 4 Accent 1" w:uiPriority="49"/>
+    <w:lsdException w:name="Grid Table 5 Dark Accent 1" w:uiPriority="50"/>
+    <w:lsdException w:name="Grid Table 6 Colorful Accent 1" w:uiPriority="51"/>
+    <w:lsdException w:name="Grid Table 7 Colorful Accent 1" w:uiPriority="52"/>
+    <w:lsdException w:name="Grid Table 1 Light Accent 2" w:uiPriority="46"/>
+    <w:lsdException w:name="Grid Table 2 Accent 2" w:uiPriority="47"/>
+    <w:lsdException w:name="Grid Table 3 Accent 2" w:uiPriority="48"/>
+    <w:lsdException w:name="Grid Table 4 Accent 2" w:uiPriority="49"/>
+    <w:lsdException w:name="Grid Table 5 Dark Accent 2" w:uiPriority="50"/>
+    <w:lsdException w:name="Grid Table 6 Colorful Accent 2" w:uiPriority="51"/>
+    <w:lsdException w:name="Grid Table 7 Colorful Accent 2" w:uiPriority="52"/>
+    <w:lsdException w:name="Grid Table 1 Light Accent 3" w:uiPriority="46"/>
+    <w:lsdException w:name="Grid Table 2 Accent 3" w:uiPriority="47"/>
+    <w:lsdException w:name="Grid Table 3 Accent 3" w:uiPriority="48"/>
+    <w:lsdException w:name="Grid Table 4 Accent 3" w:uiPriority="49"/>
+    <w:lsdException w:name="Grid Table 5 Dark Accent 3" w:uiPriority="50"/>
+    <w:lsdException w:name="Grid Table 6 Colorful Accent 3" w:uiPriority="51"/>
+    <w:lsdException w:name="Grid Table 7 Colorful Accent 3" w:uiPriority="52"/>
+    <w:lsdException w:name="Grid Table 1 Light Accent 4" w:uiPriority="46"/>
+    <w:lsdException w:name="Grid Table 2 Accent 4" w:uiPriority="47"/>
+    <w:lsdException w:name="Grid Table 3 Accent 4" w:uiPriority="48"/>
+    <w:lsdException w:name="Grid Table 4 Accent 4" w:uiPriority="49"/>
+    <w:lsdException w:name="Grid Table 5 Dark Accent 4" w:uiPriority="50"/>
+    <w:lsdException w:name="Grid Table 6 Colorful Accent 4" w:uiPriority="51"/>
+    <w:lsdException w:name="Grid Table 7 Colorful Accent 4" w:uiPriority="52"/>
+    <w:lsdException w:name="Grid Table 1 Light Accent 5" w:uiPriority="46"/>
+    <w:lsdException w:name="Grid Table 2 Accent 5" w:uiPriority="47"/>
+    <w:lsdException w:name="Grid Table 3 Accent 5" w:uiPriority="48"/>
+    <w:lsdException w:name="Grid Table 4 Accent 5" w:uiPriority="49"/>
+    <w:lsdException w:name="Grid Table 5 Dark Accent 5" w:uiPriority="50"/>
+    <w:lsdException w:name="Grid Table 6 Colorful Accent 5" w:uiPriority="51"/>
+    <w:lsdException w:name="Grid Table 7 Colorful Accent 5" w:uiPriority="52"/>
+    <w:lsdException w:name="Grid Table 1 Light Accent 6" w:uiPriority="46"/>
+    <w:lsdException w:name="Grid Table 2 Accent 6" w:uiPriority="47"/>
+    <w:lsdException w:name="Grid Table 3 Accent 6" w:uiPriority="48"/>
+    <w:lsdException w:name="Grid Table 4 Accent 6" w:uiPriority="49"/>
+    <w:lsdException w:name="Grid Table 5 Dark Accent 6" w:uiPriority="50"/>
+    <w:lsdException w:name="Grid Table 6 Colorful Accent 6" w:uiPriority="51"/>
+    <w:lsdException w:name="Grid Table 7 Colorful Accent 6" w:uiPriority="52"/>
+    <w:lsdException w:name="List Table 1 Light" w:uiPriority="46"/>
+    <w:lsdException w:name="List Table 2" w:uiPriority="47"/>
+    <w:lsdException w:name="List Table 3" w:uiPriority="48"/>
+    <w:lsdException w:name="List Table 4" w:uiPriority="49"/>
+    <w:lsdException w:name="List Table 5 Dark" w:uiPriority="50"/>
+    <w:lsdException w:name="List Table 6 Colorful" w:uiPriority="51"/>
+    <w:lsdException w:name="List Table 7 Colorful" w:uiPriority="52"/>
+    <w:lsdException w:name="List Table 1 Light Accent 1" w:uiPriority="46"/>
+    <w:lsdException w:name="List Table 2 Accent 1" w:uiPriority="47"/>
+    <w:lsdException w:name="List Table 3 Accent 1" w:uiPriority="48"/>
+    <w:lsdException w:name="List Table 4 Accent 1" w:uiPriority="49"/>
+    <w:lsdException w:name="List Table 5 Dark Accent 1" w:uiPriority="50"/>
+    <w:lsdException w:name="List Table 6 Colorful Accent 1" w:uiPriority="51"/>
+    <w:lsdException w:name="List Table 7 Colorful Accent 1" w:uiPriority="52"/>
+    <w:lsdException w:name="List Table 1 Light Accent 2" w:uiPriority="46"/>
+    <w:lsdException w:name="List Table 2 Accent 2" w:uiPriority="47"/>
+    <w:lsdException w:name="List Table 3 Accent 2" w:uiPriority="48"/>
+    <w:lsdException w:name="List Table 4 Accent 2" w:uiPriority="49"/>
+    <w:lsdException w:name="List Table 5 Dark Accent 2" w:uiPriority="50"/>
+    <w:lsdException w:name="List Table 6 Colorful Accent 2" w:uiPriority="51"/>
+    <w:lsdException w:name="List Table 7 Colorful Accent 2" w:uiPriority="52"/>
+    <w:lsdException w:name="List Table 1 Light Accent 3" w:uiPriority="46"/>
+    <w:lsdException w:name="List Table 2 Accent 3" w:uiPriority="47"/>
+    <w:lsdException w:name="List Table 3 Accent 3" w:uiPriority="48"/>
+    <w:lsdException w:name="List Table 4 Accent 3" w:uiPriority="49"/>
+    <w:lsdException w:name="List Table 5 Dark Accent 3" w:uiPriority="50"/>
+    <w:lsdException w:name="List Table 6 Colorful Accent 3" w:uiPriority="51"/>
+    <w:lsdException w:name="List Table 7 Colorful Accent 3" w:uiPriority="52"/>
+    <w:lsdException w:name="List Table 1 Light Accent 4" w:uiPriority="46"/>
+    <w:lsdException w:name="List Table 2 Accent 4" w:uiPriority="47"/>
+    <w:lsdException w:name="List Table 3 Accent 4" w:uiPriority="48"/>
+    <w:lsdException w:name="List Table 4 Accent 4" w:uiPriority="49"/>
+    <w:lsdException w:name="List Table 5 Dark Accent 4" w:uiPriority="50"/>
+    <w:lsdException w:name="List Table 6 Colorful Accent 4" w:uiPriority="51"/>
+    <w:lsdException w:name="List Table 7 Colorful Accent 4" w:uiPriority="52"/>
+    <w:lsdException w:name="List Table 1 Light Accent 5" w:uiPriority="46"/>
+    <w:lsdException w:name="List Table 2 Accent 5" w:uiPriority="47"/>
+    <w:lsdException w:name="List Table 3 Accent 5" w:uiPriority="48"/>
+    <w:lsdException w:name="List Table 4 Accent 5" w:uiPriority="49"/>
+    <w:lsdException w:name="List Table 5 Dark Accent 5" w:uiPriority="50"/>
+    <w:lsdException w:name="List Table 6 Colorful Accent 5" w:uiPriority="51"/>
+    <w:lsdException w:name="List Table 7 Colorful Accent 5" w:uiPriority="52"/>
+    <w:lsdException w:name="List Table 1 Light Accent 6" w:uiPriority="46"/>
+    <w:lsdException w:name="List Table 2 Accent 6" w:uiPriority="47"/>
+    <w:lsdException w:name="List Table 3 Accent 6" w:uiPriority="48"/>
+    <w:lsdException w:name="List Table 4 Accent 6" w:uiPriority="49"/>
+    <w:lsdException w:name="List Table 5 Dark Accent 6" w:uiPriority="50"/>
+    <w:lsdException w:name="List Table 6 Colorful Accent 6" w:uiPriority="51"/>
+    <w:lsdException w:name="List Table 7 Colorful Accent 6" w:uiPriority="52"/>
+    <w:lsdException w:name="Mention" w:semiHidden="1" w:uiPriority="99" w:unhideWhenUsed="1"/>
+    <w:lsdException w:name="Smart Hyperlink" w:semiHidden="1" w:uiPriority="99" w:unhideWhenUsed="1"/>
+    <w:lsdException w:name="Hashtag" w:semiHidden="1" w:uiPriority="99" w:unhideWhenUsed="1"/>
+    <w:lsdException w:name="Unresolved Mention" w:semiHidden="1" w:uiPriority="99" w:unhideWhenUsed="1"/>
+    <w:lsdException w:name="Smart Link" w:semiHidden="1" w:uiPriority="99" w:unhideWhenUsed="1"/>
+  </w:latentStyles>
+  <w:style w:type="paragraph" w:default="1" w:styleId="Normal">
     <w:name w:val="Normal"/>
     <w:qFormat/>
   </w:style>
-  <w:style w:styleId="BodyText" w:type="paragraph">
-    <w:name w:val="Body Text"/>
-    <w:basedOn w:val="Normal"/>
-    <w:link w:val="BodyTextChar"/>
-    <w:qFormat/>
-    <w:pPr>
-      <w:spacing w:after="180" w:before="180"/>
-    </w:pPr>
-  </w:style>
-  <w:style w:customStyle="1" w:styleId="FirstParagraph" w:type="paragraph">
-    <w:name w:val="First Paragraph"/>
-    <w:basedOn w:val="BodyText"/>
-    <w:next w:val="BodyText"/>
-    <w:qFormat/>
-  </w:style>
-  <w:style w:customStyle="1" w:styleId="Compact" w:type="paragraph">
-    <w:name w:val="Compact"/>
-    <w:basedOn w:val="BodyText"/>
-    <w:qFormat/>
-    <w:pPr>
-      <w:spacing w:after="36" w:before="36"/>
-    </w:pPr>
-  </w:style>
-  <w:style w:styleId="Title" w:type="paragraph">
-    <w:name w:val="Title"/>
-    <w:basedOn w:val="Normal"/>
-    <w:next w:val="BodyText"/>
-    <w:link w:val="TitleChar"/>
-    <w:uiPriority w:val="10"/>
-    <w:qFormat/>
-    <w:rsid w:val="00A10FD9"/>
-    <w:pPr>
-      <w:spacing w:after="80" w:line="240" w:lineRule="auto"/>
-      <w:contextualSpacing/>
-      <w:jc w:val="center"/>
-    </w:pPr>
-    <w:rPr>
-      <w:rFonts w:asciiTheme="majorHAnsi" w:cstheme="majorBidi" w:eastAsiaTheme="majorEastAsia" w:hAnsiTheme="majorHAnsi"/>
-      <w:sz w:val="56"/>
-      <w:szCs w:val="56"/>
-    </w:rPr>
-  </w:style>
-  <w:style w:customStyle="1" w:styleId="TitleChar" w:type="character">
-    <w:name w:val="Title Char"/>
-    <w:basedOn w:val="DefaultParagraphFont"/>
-    <w:link w:val="Title"/>
-    <w:uiPriority w:val="10"/>
-    <w:rsid w:val="00A10FD9"/>
-    <w:rPr>
-      <w:rFonts w:asciiTheme="majorHAnsi" w:cstheme="majorBidi" w:eastAsiaTheme="majorEastAsia" w:hAnsiTheme="majorHAnsi"/>
-      <w:sz w:val="56"/>
-      <w:szCs w:val="56"/>
-    </w:rPr>
-  </w:style>
-  <w:style w:styleId="Subtitle" w:type="paragraph">
-    <w:name w:val="Subtitle"/>
-    <w:basedOn w:val="Title"/>
-    <w:next w:val="BodyText"/>
-    <w:link w:val="SubtitleChar"/>
-    <w:uiPriority w:val="11"/>
-    <w:qFormat/>
-    <w:rsid w:val="00A10FD9"/>
-    <w:pPr>
-      <w:numPr>
-        <w:ilvl w:val="1"/>
-      </w:numPr>
-    </w:pPr>
-    <w:rPr>
-      <w:rFonts w:cstheme="majorBidi" w:eastAsiaTheme="majorEastAsia"/>
-      <w:spacing w:val="15"/>
-      <w:sz w:val="28"/>
-      <w:szCs w:val="28"/>
-    </w:rPr>
-  </w:style>
-  <w:style w:customStyle="1" w:styleId="SubtitleChar" w:type="character">
-    <w:name w:val="Subtitle Char"/>
-    <w:basedOn w:val="DefaultParagraphFont"/>
-    <w:link w:val="Subtitle"/>
-    <w:uiPriority w:val="11"/>
-    <w:rsid w:val="00A10FD9"/>
-    <w:rPr>
-      <w:rFonts w:cstheme="majorBidi" w:eastAsiaTheme="majorEastAsia"/>
-      <w:color w:themeColor="text1" w:themeTint="A6" w:val="595959"/>
-      <w:spacing w:val="15"/>
-      <w:sz w:val="28"/>
-      <w:szCs w:val="28"/>
-    </w:rPr>
-  </w:style>
-  <w:style w:customStyle="1" w:styleId="Author" w:type="paragraph">
-    <w:name w:val="Author"/>
-    <w:basedOn w:val="Title"/>
-    <w:next w:val="BodyText"/>
-    <w:qFormat/>
-    <w:pPr>
-      <w:keepNext/>
-      <w:keepLines/>
-    </w:pPr>
-    <w:rPr>
-      <w:sz w:val="24"/>
-      <w:szCs w:val="24"/>
-    </w:rPr>
-  </w:style>
-  <w:style w:styleId="Date" w:type="paragraph">
-    <w:name w:val="Date"/>
-    <w:basedOn w:val="Title"/>
-    <w:next w:val="BodyText"/>
-    <w:qFormat/>
-    <w:pPr>
-      <w:keepNext/>
-      <w:keepLines/>
-    </w:pPr>
-    <w:rPr>
-      <w:sz w:val="24"/>
-      <w:szCs w:val="24"/>
-    </w:rPr>
-  </w:style>
-  <w:style w:customStyle="1" w:styleId="AbstractTitle" w:type="paragraph">
-    <w:name w:val="Abstract Title"/>
-    <w:basedOn w:val="Normal"/>
-    <w:next w:val="Abstract"/>
-    <w:qFormat/>
-    <w:pPr>
-      <w:keepNext/>
-      <w:keepLines/>
-      <w:spacing w:after="0" w:before="300"/>
-      <w:jc w:val="center"/>
-    </w:pPr>
-    <w:rPr>
-      <w:b/>
-      <w:sz w:val="20"/>
-      <w:szCs w:val="20"/>
-    </w:rPr>
-  </w:style>
-  <w:style w:customStyle="1" w:styleId="Abstract" w:type="paragraph">
-    <w:name w:val="Abstract"/>
-    <w:basedOn w:val="Normal"/>
-    <w:next w:val="BodyText"/>
-    <w:qFormat/>
-    <w:pPr>
-      <w:keepNext/>
-      <w:keepLines/>
-      <w:spacing w:after="300" w:before="100"/>
-    </w:pPr>
-    <w:rPr>
-      <w:sz w:val="20"/>
-      <w:szCs w:val="20"/>
-    </w:rPr>
-  </w:style>
-  <w:style w:styleId="Bibliography" w:type="paragraph">
-    <w:name w:val="Bibliography"/>
-    <w:basedOn w:val="Normal"/>
-    <w:next w:val="Bibliography"/>
-    <w:qFormat/>
-    <w:pPr/>
-    <w:rPr/>
-  </w:style>
-  <w:style w:styleId="Heading1" w:type="paragraph">
+  <w:style w:type="paragraph" w:styleId="Heading1">
     <w:name w:val="heading 1"/>
     <w:basedOn w:val="Normal"/>
     <w:next w:val="BodyText"/>
@@ -14139,17 +14592,17 @@
     <w:pPr>
       <w:keepNext/>
       <w:keepLines/>
-      <w:spacing w:after="80" w:before="360"/>
+      <w:spacing w:before="360" w:after="80"/>
       <w:outlineLvl w:val="0"/>
     </w:pPr>
     <w:rPr>
-      <w:rFonts w:asciiTheme="majorHAnsi" w:cstheme="majorBidi" w:eastAsiaTheme="majorEastAsia" w:hAnsiTheme="majorHAnsi"/>
-      <w:color w:themeColor="accent1" w:themeShade="BF" w:val="0F4761"/>
+      <w:rFonts w:asciiTheme="majorHAnsi" w:eastAsiaTheme="majorEastAsia" w:hAnsiTheme="majorHAnsi" w:cstheme="majorBidi"/>
+      <w:color w:val="0F4761" w:themeColor="accent1" w:themeShade="BF"/>
       <w:sz w:val="40"/>
       <w:szCs w:val="40"/>
     </w:rPr>
   </w:style>
-  <w:style w:styleId="Heading2" w:type="paragraph">
+  <w:style w:type="paragraph" w:styleId="Heading2">
     <w:name w:val="heading 2"/>
     <w:basedOn w:val="Normal"/>
     <w:next w:val="BodyText"/>
@@ -14162,17 +14615,17 @@
     <w:pPr>
       <w:keepNext/>
       <w:keepLines/>
-      <w:spacing w:after="80" w:before="160"/>
+      <w:spacing w:before="160" w:after="80"/>
       <w:outlineLvl w:val="1"/>
     </w:pPr>
     <w:rPr>
-      <w:rFonts w:asciiTheme="majorHAnsi" w:cstheme="majorBidi" w:eastAsiaTheme="majorEastAsia" w:hAnsiTheme="majorHAnsi"/>
-      <w:color w:themeColor="accent1" w:themeShade="BF" w:val="0F4761"/>
+      <w:rFonts w:asciiTheme="majorHAnsi" w:eastAsiaTheme="majorEastAsia" w:hAnsiTheme="majorHAnsi" w:cstheme="majorBidi"/>
+      <w:color w:val="0F4761" w:themeColor="accent1" w:themeShade="BF"/>
       <w:sz w:val="32"/>
       <w:szCs w:val="32"/>
     </w:rPr>
   </w:style>
-  <w:style w:styleId="Heading3" w:type="paragraph">
+  <w:style w:type="paragraph" w:styleId="Heading3">
     <w:name w:val="heading 3"/>
     <w:basedOn w:val="Normal"/>
     <w:next w:val="BodyText"/>
@@ -14185,17 +14638,17 @@
     <w:pPr>
       <w:keepNext/>
       <w:keepLines/>
-      <w:spacing w:after="80" w:before="160"/>
+      <w:spacing w:before="160" w:after="80"/>
       <w:outlineLvl w:val="2"/>
     </w:pPr>
     <w:rPr>
-      <w:rFonts w:cstheme="majorBidi" w:eastAsiaTheme="majorEastAsia"/>
-      <w:color w:themeColor="accent1" w:themeShade="BF" w:val="0F4761"/>
+      <w:rFonts w:eastAsiaTheme="majorEastAsia" w:cstheme="majorBidi"/>
+      <w:color w:val="0F4761" w:themeColor="accent1" w:themeShade="BF"/>
       <w:sz w:val="28"/>
       <w:szCs w:val="28"/>
     </w:rPr>
   </w:style>
-  <w:style w:styleId="Heading4" w:type="paragraph">
+  <w:style w:type="paragraph" w:styleId="Heading4">
     <w:name w:val="heading 4"/>
     <w:basedOn w:val="Normal"/>
     <w:next w:val="BodyText"/>
@@ -14208,17 +14661,17 @@
     <w:pPr>
       <w:keepNext/>
       <w:keepLines/>
-      <w:spacing w:after="40" w:before="80"/>
+      <w:spacing w:before="80" w:after="40"/>
       <w:outlineLvl w:val="3"/>
     </w:pPr>
     <w:rPr>
-      <w:rFonts w:cstheme="majorBidi" w:eastAsiaTheme="majorEastAsia"/>
+      <w:rFonts w:eastAsiaTheme="majorEastAsia" w:cstheme="majorBidi"/>
       <w:i/>
       <w:iCs/>
-      <w:color w:themeColor="accent1" w:themeShade="BF" w:val="0F4761"/>
+      <w:color w:val="0F4761" w:themeColor="accent1" w:themeShade="BF"/>
     </w:rPr>
   </w:style>
-  <w:style w:styleId="Heading5" w:type="paragraph">
+  <w:style w:type="paragraph" w:styleId="Heading5">
     <w:name w:val="heading 5"/>
     <w:basedOn w:val="Normal"/>
     <w:next w:val="BodyText"/>
@@ -14231,15 +14684,15 @@
     <w:pPr>
       <w:keepNext/>
       <w:keepLines/>
-      <w:spacing w:after="40" w:before="80"/>
+      <w:spacing w:before="80" w:after="40"/>
       <w:outlineLvl w:val="4"/>
     </w:pPr>
     <w:rPr>
-      <w:rFonts w:cstheme="majorBidi" w:eastAsiaTheme="majorEastAsia"/>
-      <w:color w:themeColor="accent1" w:themeShade="BF" w:val="0F4761"/>
+      <w:rFonts w:eastAsiaTheme="majorEastAsia" w:cstheme="majorBidi"/>
+      <w:color w:val="0F4761" w:themeColor="accent1" w:themeShade="BF"/>
     </w:rPr>
   </w:style>
-  <w:style w:styleId="Heading6" w:type="paragraph">
+  <w:style w:type="paragraph" w:styleId="Heading6">
     <w:name w:val="heading 6"/>
     <w:basedOn w:val="Normal"/>
     <w:next w:val="BodyText"/>
@@ -14252,17 +14705,17 @@
     <w:pPr>
       <w:keepNext/>
       <w:keepLines/>
-      <w:spacing w:after="0" w:before="40"/>
+      <w:spacing w:before="40" w:after="0"/>
       <w:outlineLvl w:val="5"/>
     </w:pPr>
     <w:rPr>
-      <w:rFonts w:cstheme="majorBidi" w:eastAsiaTheme="majorEastAsia"/>
+      <w:rFonts w:eastAsiaTheme="majorEastAsia" w:cstheme="majorBidi"/>
       <w:i/>
       <w:iCs/>
-      <w:color w:themeColor="text1" w:themeTint="A6" w:val="595959"/>
+      <w:color w:val="595959" w:themeColor="text1" w:themeTint="A6"/>
     </w:rPr>
   </w:style>
-  <w:style w:styleId="Heading7" w:type="paragraph">
+  <w:style w:type="paragraph" w:styleId="Heading7">
     <w:name w:val="heading 7"/>
     <w:basedOn w:val="Normal"/>
     <w:next w:val="BodyText"/>
@@ -14275,15 +14728,15 @@
     <w:pPr>
       <w:keepNext/>
       <w:keepLines/>
-      <w:spacing w:after="0" w:before="40"/>
+      <w:spacing w:before="40" w:after="0"/>
       <w:outlineLvl w:val="6"/>
     </w:pPr>
     <w:rPr>
-      <w:rFonts w:cstheme="majorBidi" w:eastAsiaTheme="majorEastAsia"/>
-      <w:color w:themeColor="text1" w:themeTint="A6" w:val="595959"/>
+      <w:rFonts w:eastAsiaTheme="majorEastAsia" w:cstheme="majorBidi"/>
+      <w:color w:val="595959" w:themeColor="text1" w:themeTint="A6"/>
     </w:rPr>
   </w:style>
-  <w:style w:styleId="Heading8" w:type="paragraph">
+  <w:style w:type="paragraph" w:styleId="Heading8">
     <w:name w:val="heading 8"/>
     <w:basedOn w:val="Normal"/>
     <w:next w:val="BodyText"/>
@@ -14300,13 +14753,13 @@
       <w:outlineLvl w:val="7"/>
     </w:pPr>
     <w:rPr>
-      <w:rFonts w:cstheme="majorBidi" w:eastAsiaTheme="majorEastAsia"/>
+      <w:rFonts w:eastAsiaTheme="majorEastAsia" w:cstheme="majorBidi"/>
       <w:i/>
       <w:iCs/>
-      <w:color w:themeColor="text1" w:themeTint="D8" w:val="272727"/>
+      <w:color w:val="272727" w:themeColor="text1" w:themeTint="D8"/>
     </w:rPr>
   </w:style>
-  <w:style w:styleId="Heading9" w:type="paragraph">
+  <w:style w:type="paragraph" w:styleId="Heading9">
     <w:name w:val="heading 9"/>
     <w:basedOn w:val="Normal"/>
     <w:next w:val="BodyText"/>
@@ -14323,24 +14776,202 @@
       <w:outlineLvl w:val="8"/>
     </w:pPr>
     <w:rPr>
-      <w:rFonts w:cstheme="majorBidi" w:eastAsiaTheme="majorEastAsia"/>
-      <w:color w:themeColor="text1" w:themeTint="D8" w:val="272727"/>
+      <w:rFonts w:eastAsiaTheme="majorEastAsia" w:cstheme="majorBidi"/>
+      <w:color w:val="272727" w:themeColor="text1" w:themeTint="D8"/>
     </w:rPr>
   </w:style>
-  <w:style w:customStyle="1" w:styleId="Heading1Char" w:type="character">
+  <w:style w:type="character" w:default="1" w:styleId="DefaultParagraphFont">
+    <w:name w:val="Default Paragraph Font"/>
+    <w:uiPriority w:val="1"/>
+    <w:semiHidden/>
+    <w:unhideWhenUsed/>
+  </w:style>
+  <w:style w:type="table" w:default="1" w:styleId="TableNormal">
+    <w:name w:val="Normal Table"/>
+    <w:uiPriority w:val="99"/>
+    <w:semiHidden/>
+    <w:unhideWhenUsed/>
+    <w:tblPr>
+      <w:tblInd w:w="0" w:type="dxa"/>
+      <w:tblCellMar>
+        <w:top w:w="0" w:type="dxa"/>
+        <w:left w:w="108" w:type="dxa"/>
+        <w:bottom w:w="0" w:type="dxa"/>
+        <w:right w:w="108" w:type="dxa"/>
+      </w:tblCellMar>
+    </w:tblPr>
+  </w:style>
+  <w:style w:type="numbering" w:default="1" w:styleId="NoList">
+    <w:name w:val="No List"/>
+    <w:uiPriority w:val="99"/>
+    <w:semiHidden/>
+    <w:unhideWhenUsed/>
+  </w:style>
+  <w:style w:type="paragraph" w:styleId="BodyText">
+    <w:name w:val="Body Text"/>
+    <w:basedOn w:val="Normal"/>
+    <w:qFormat/>
+    <w:pPr>
+      <w:spacing w:before="180" w:after="180"/>
+    </w:pPr>
+  </w:style>
+  <w:style w:type="paragraph" w:customStyle="1" w:styleId="FirstParagraph">
+    <w:name w:val="First Paragraph"/>
+    <w:basedOn w:val="BodyText"/>
+    <w:next w:val="BodyText"/>
+    <w:qFormat/>
+  </w:style>
+  <w:style w:type="paragraph" w:customStyle="1" w:styleId="Compact">
+    <w:name w:val="Compact"/>
+    <w:basedOn w:val="BodyText"/>
+    <w:qFormat/>
+    <w:pPr>
+      <w:spacing w:before="36" w:after="36"/>
+    </w:pPr>
+  </w:style>
+  <w:style w:type="paragraph" w:styleId="Title">
+    <w:name w:val="Title"/>
+    <w:basedOn w:val="Normal"/>
+    <w:next w:val="BodyText"/>
+    <w:link w:val="TitleChar"/>
+    <w:uiPriority w:val="10"/>
+    <w:qFormat/>
+    <w:rsid w:val="00A10FD9"/>
+    <w:pPr>
+      <w:spacing w:after="80"/>
+      <w:contextualSpacing/>
+      <w:jc w:val="center"/>
+    </w:pPr>
+    <w:rPr>
+      <w:rFonts w:asciiTheme="majorHAnsi" w:eastAsiaTheme="majorEastAsia" w:hAnsiTheme="majorHAnsi" w:cstheme="majorBidi"/>
+      <w:sz w:val="56"/>
+      <w:szCs w:val="56"/>
+    </w:rPr>
+  </w:style>
+  <w:style w:type="character" w:customStyle="1" w:styleId="TitleChar">
+    <w:name w:val="Title Char"/>
+    <w:basedOn w:val="DefaultParagraphFont"/>
+    <w:link w:val="Title"/>
+    <w:uiPriority w:val="10"/>
+    <w:rsid w:val="00A10FD9"/>
+    <w:rPr>
+      <w:rFonts w:asciiTheme="majorHAnsi" w:eastAsiaTheme="majorEastAsia" w:hAnsiTheme="majorHAnsi" w:cstheme="majorBidi"/>
+      <w:sz w:val="56"/>
+      <w:szCs w:val="56"/>
+    </w:rPr>
+  </w:style>
+  <w:style w:type="paragraph" w:styleId="Subtitle">
+    <w:name w:val="Subtitle"/>
+    <w:basedOn w:val="Title"/>
+    <w:next w:val="BodyText"/>
+    <w:link w:val="SubtitleChar"/>
+    <w:uiPriority w:val="11"/>
+    <w:qFormat/>
+    <w:rsid w:val="00A10FD9"/>
+    <w:pPr>
+      <w:numPr>
+        <w:ilvl w:val="1"/>
+      </w:numPr>
+    </w:pPr>
+    <w:rPr>
+      <w:spacing w:val="15"/>
+      <w:sz w:val="28"/>
+      <w:szCs w:val="28"/>
+    </w:rPr>
+  </w:style>
+  <w:style w:type="character" w:customStyle="1" w:styleId="SubtitleChar">
+    <w:name w:val="Subtitle Char"/>
+    <w:basedOn w:val="DefaultParagraphFont"/>
+    <w:link w:val="Subtitle"/>
+    <w:uiPriority w:val="11"/>
+    <w:rsid w:val="00A10FD9"/>
+    <w:rPr>
+      <w:rFonts w:eastAsiaTheme="majorEastAsia" w:cstheme="majorBidi"/>
+      <w:color w:val="595959" w:themeColor="text1" w:themeTint="A6"/>
+      <w:spacing w:val="15"/>
+      <w:sz w:val="28"/>
+      <w:szCs w:val="28"/>
+    </w:rPr>
+  </w:style>
+  <w:style w:type="paragraph" w:customStyle="1" w:styleId="Author">
+    <w:name w:val="Author"/>
+    <w:basedOn w:val="Title"/>
+    <w:next w:val="BodyText"/>
+    <w:qFormat/>
+    <w:pPr>
+      <w:keepNext/>
+      <w:keepLines/>
+    </w:pPr>
+    <w:rPr>
+      <w:sz w:val="24"/>
+      <w:szCs w:val="24"/>
+    </w:rPr>
+  </w:style>
+  <w:style w:type="paragraph" w:styleId="Date">
+    <w:name w:val="Date"/>
+    <w:basedOn w:val="Title"/>
+    <w:next w:val="BodyText"/>
+    <w:qFormat/>
+    <w:pPr>
+      <w:keepNext/>
+      <w:keepLines/>
+    </w:pPr>
+    <w:rPr>
+      <w:sz w:val="24"/>
+      <w:szCs w:val="24"/>
+    </w:rPr>
+  </w:style>
+  <w:style w:type="paragraph" w:customStyle="1" w:styleId="AbstractTitle">
+    <w:name w:val="Abstract Title"/>
+    <w:basedOn w:val="Normal"/>
+    <w:next w:val="Abstract"/>
+    <w:qFormat/>
+    <w:pPr>
+      <w:keepNext/>
+      <w:keepLines/>
+      <w:spacing w:before="300" w:after="0"/>
+      <w:jc w:val="center"/>
+    </w:pPr>
+    <w:rPr>
+      <w:b/>
+      <w:sz w:val="20"/>
+      <w:szCs w:val="20"/>
+    </w:rPr>
+  </w:style>
+  <w:style w:type="paragraph" w:customStyle="1" w:styleId="Abstract">
+    <w:name w:val="Abstract"/>
+    <w:basedOn w:val="Normal"/>
+    <w:next w:val="BodyText"/>
+    <w:qFormat/>
+    <w:pPr>
+      <w:keepNext/>
+      <w:keepLines/>
+      <w:spacing w:before="100" w:after="300"/>
+    </w:pPr>
+    <w:rPr>
+      <w:sz w:val="20"/>
+      <w:szCs w:val="20"/>
+    </w:rPr>
+  </w:style>
+  <w:style w:type="paragraph" w:styleId="Bibliography">
+    <w:name w:val="Bibliography"/>
+    <w:basedOn w:val="Normal"/>
+    <w:qFormat/>
+  </w:style>
+  <w:style w:type="character" w:customStyle="1" w:styleId="Heading1Char">
     <w:name w:val="Heading 1 Char"/>
     <w:basedOn w:val="DefaultParagraphFont"/>
     <w:link w:val="Heading1"/>
     <w:uiPriority w:val="9"/>
     <w:rsid w:val="00A10FD9"/>
     <w:rPr>
-      <w:rFonts w:asciiTheme="majorHAnsi" w:cstheme="majorBidi" w:eastAsiaTheme="majorEastAsia" w:hAnsiTheme="majorHAnsi"/>
-      <w:color w:themeColor="accent1" w:themeShade="BF" w:val="0F4761"/>
+      <w:rFonts w:asciiTheme="majorHAnsi" w:eastAsiaTheme="majorEastAsia" w:hAnsiTheme="majorHAnsi" w:cstheme="majorBidi"/>
+      <w:color w:val="0F4761" w:themeColor="accent1" w:themeShade="BF"/>
       <w:sz w:val="40"/>
       <w:szCs w:val="40"/>
     </w:rPr>
   </w:style>
-  <w:style w:customStyle="1" w:styleId="Heading2Char" w:type="character">
+  <w:style w:type="character" w:customStyle="1" w:styleId="Heading2Char">
     <w:name w:val="Heading 2 Char"/>
     <w:basedOn w:val="DefaultParagraphFont"/>
     <w:link w:val="Heading2"/>
@@ -14348,13 +14979,13 @@
     <w:semiHidden/>
     <w:rsid w:val="00A10FD9"/>
     <w:rPr>
-      <w:rFonts w:asciiTheme="majorHAnsi" w:cstheme="majorBidi" w:eastAsiaTheme="majorEastAsia" w:hAnsiTheme="majorHAnsi"/>
-      <w:color w:themeColor="accent1" w:themeShade="BF" w:val="0F4761"/>
+      <w:rFonts w:asciiTheme="majorHAnsi" w:eastAsiaTheme="majorEastAsia" w:hAnsiTheme="majorHAnsi" w:cstheme="majorBidi"/>
+      <w:color w:val="0F4761" w:themeColor="accent1" w:themeShade="BF"/>
       <w:sz w:val="32"/>
       <w:szCs w:val="32"/>
     </w:rPr>
   </w:style>
-  <w:style w:customStyle="1" w:styleId="Heading3Char" w:type="character">
+  <w:style w:type="character" w:customStyle="1" w:styleId="Heading3Char">
     <w:name w:val="Heading 3 Char"/>
     <w:basedOn w:val="DefaultParagraphFont"/>
     <w:link w:val="Heading3"/>
@@ -14362,13 +14993,13 @@
     <w:semiHidden/>
     <w:rsid w:val="00A10FD9"/>
     <w:rPr>
-      <w:rFonts w:cstheme="majorBidi" w:eastAsiaTheme="majorEastAsia"/>
-      <w:color w:themeColor="accent1" w:themeShade="BF" w:val="0F4761"/>
+      <w:rFonts w:eastAsiaTheme="majorEastAsia" w:cstheme="majorBidi"/>
+      <w:color w:val="0F4761" w:themeColor="accent1" w:themeShade="BF"/>
       <w:sz w:val="28"/>
       <w:szCs w:val="28"/>
     </w:rPr>
   </w:style>
-  <w:style w:customStyle="1" w:styleId="Heading4Char" w:type="character">
+  <w:style w:type="character" w:customStyle="1" w:styleId="Heading4Char">
     <w:name w:val="Heading 4 Char"/>
     <w:basedOn w:val="DefaultParagraphFont"/>
     <w:link w:val="Heading4"/>
@@ -14376,13 +15007,13 @@
     <w:semiHidden/>
     <w:rsid w:val="00A10FD9"/>
     <w:rPr>
-      <w:rFonts w:cstheme="majorBidi" w:eastAsiaTheme="majorEastAsia"/>
+      <w:rFonts w:eastAsiaTheme="majorEastAsia" w:cstheme="majorBidi"/>
       <w:i/>
       <w:iCs/>
-      <w:color w:themeColor="accent1" w:themeShade="BF" w:val="0F4761"/>
+      <w:color w:val="0F4761" w:themeColor="accent1" w:themeShade="BF"/>
     </w:rPr>
   </w:style>
-  <w:style w:customStyle="1" w:styleId="Heading5Char" w:type="character">
+  <w:style w:type="character" w:customStyle="1" w:styleId="Heading5Char">
     <w:name w:val="Heading 5 Char"/>
     <w:basedOn w:val="DefaultParagraphFont"/>
     <w:link w:val="Heading5"/>
@@ -14390,11 +15021,11 @@
     <w:semiHidden/>
     <w:rsid w:val="00A10FD9"/>
     <w:rPr>
-      <w:rFonts w:cstheme="majorBidi" w:eastAsiaTheme="majorEastAsia"/>
-      <w:color w:themeColor="accent1" w:themeShade="BF" w:val="0F4761"/>
+      <w:rFonts w:eastAsiaTheme="majorEastAsia" w:cstheme="majorBidi"/>
+      <w:color w:val="0F4761" w:themeColor="accent1" w:themeShade="BF"/>
     </w:rPr>
   </w:style>
-  <w:style w:customStyle="1" w:styleId="Heading6Char" w:type="character">
+  <w:style w:type="character" w:customStyle="1" w:styleId="Heading6Char">
     <w:name w:val="Heading 6 Char"/>
     <w:basedOn w:val="DefaultParagraphFont"/>
     <w:link w:val="Heading6"/>
@@ -14402,13 +15033,13 @@
     <w:semiHidden/>
     <w:rsid w:val="00A10FD9"/>
     <w:rPr>
-      <w:rFonts w:cstheme="majorBidi" w:eastAsiaTheme="majorEastAsia"/>
+      <w:rFonts w:eastAsiaTheme="majorEastAsia" w:cstheme="majorBidi"/>
       <w:i/>
       <w:iCs/>
-      <w:color w:themeColor="text1" w:themeTint="A6" w:val="595959"/>
+      <w:color w:val="595959" w:themeColor="text1" w:themeTint="A6"/>
     </w:rPr>
   </w:style>
-  <w:style w:customStyle="1" w:styleId="Heading7Char" w:type="character">
+  <w:style w:type="character" w:customStyle="1" w:styleId="Heading7Char">
     <w:name w:val="Heading 7 Char"/>
     <w:basedOn w:val="DefaultParagraphFont"/>
     <w:link w:val="Heading7"/>
@@ -14416,11 +15047,11 @@
     <w:semiHidden/>
     <w:rsid w:val="00A10FD9"/>
     <w:rPr>
-      <w:rFonts w:cstheme="majorBidi" w:eastAsiaTheme="majorEastAsia"/>
-      <w:color w:themeColor="text1" w:themeTint="A6" w:val="595959"/>
+      <w:rFonts w:eastAsiaTheme="majorEastAsia" w:cstheme="majorBidi"/>
+      <w:color w:val="595959" w:themeColor="text1" w:themeTint="A6"/>
     </w:rPr>
   </w:style>
-  <w:style w:customStyle="1" w:styleId="Heading8Char" w:type="character">
+  <w:style w:type="character" w:customStyle="1" w:styleId="Heading8Char">
     <w:name w:val="Heading 8 Char"/>
     <w:basedOn w:val="DefaultParagraphFont"/>
     <w:link w:val="Heading8"/>
@@ -14428,13 +15059,13 @@
     <w:semiHidden/>
     <w:rsid w:val="00A10FD9"/>
     <w:rPr>
-      <w:rFonts w:cstheme="majorBidi" w:eastAsiaTheme="majorEastAsia"/>
+      <w:rFonts w:eastAsiaTheme="majorEastAsia" w:cstheme="majorBidi"/>
       <w:i/>
       <w:iCs/>
-      <w:color w:themeColor="text1" w:themeTint="D8" w:val="272727"/>
+      <w:color w:val="272727" w:themeColor="text1" w:themeTint="D8"/>
     </w:rPr>
   </w:style>
-  <w:style w:customStyle="1" w:styleId="Heading9Char" w:type="character">
+  <w:style w:type="character" w:customStyle="1" w:styleId="Heading9Char">
     <w:name w:val="Heading 9 Char"/>
     <w:basedOn w:val="DefaultParagraphFont"/>
     <w:link w:val="Heading9"/>
@@ -14442,11 +15073,11 @@
     <w:semiHidden/>
     <w:rsid w:val="00A10FD9"/>
     <w:rPr>
-      <w:rFonts w:cstheme="majorBidi" w:eastAsiaTheme="majorEastAsia"/>
-      <w:color w:themeColor="text1" w:themeTint="D8" w:val="272727"/>
+      <w:rFonts w:eastAsiaTheme="majorEastAsia" w:cstheme="majorBidi"/>
+      <w:color w:val="272727" w:themeColor="text1" w:themeTint="D8"/>
     </w:rPr>
   </w:style>
-  <w:style w:styleId="BlockText" w:type="paragraph">
+  <w:style w:type="paragraph" w:styleId="BlockText">
     <w:name w:val="Block Text"/>
     <w:basedOn w:val="BodyText"/>
     <w:next w:val="BodyText"/>
@@ -14454,19 +15085,18 @@
     <w:unhideWhenUsed/>
     <w:qFormat/>
     <w:pPr>
-      <w:spacing w:after="100" w:before="100"/>
-      <w:ind w:firstLine="0" w:left="480" w:right="480"/>
+      <w:spacing w:before="100" w:after="100"/>
+      <w:ind w:left="480" w:right="480"/>
     </w:pPr>
   </w:style>
-  <w:style w:styleId="FootnoteText" w:type="paragraph">
-    <w:name w:val="Footnote Text"/>
+  <w:style w:type="paragraph" w:styleId="FootnoteText">
+    <w:name w:val="footnote text"/>
     <w:basedOn w:val="Normal"/>
-    <w:next w:val="FootnoteText"/>
     <w:uiPriority w:val="9"/>
     <w:unhideWhenUsed/>
     <w:qFormat/>
   </w:style>
-  <w:style w:styleId="FootnoteBlockText" w:type="paragraph">
+  <w:style w:type="paragraph" w:customStyle="1" w:styleId="FootnoteBlockText">
     <w:name w:val="Footnote Block Text"/>
     <w:basedOn w:val="FootnoteText"/>
     <w:next w:val="FootnoteText"/>
@@ -14474,40 +15104,35 @@
     <w:unhideWhenUsed/>
     <w:qFormat/>
     <w:pPr>
-      <w:spacing w:after="100" w:before="100"/>
-      <w:ind w:firstLine="0" w:left="480" w:right="480"/>
+      <w:spacing w:before="100" w:after="100"/>
+      <w:ind w:left="480" w:right="480"/>
     </w:pPr>
   </w:style>
-  <w:style w:default="1" w:styleId="DefaultParagraphFont" w:type="character">
-    <w:name w:val="Default Paragraph Font"/>
-    <w:semiHidden/>
-    <w:unhideWhenUsed/>
-  </w:style>
-  <w:style w:default="1" w:styleId="Table" w:type="table">
+  <w:style w:type="table" w:customStyle="1" w:styleId="Table">
     <w:name w:val="Table"/>
-    <w:basedOn w:val="TableNormal"/>
     <w:semiHidden/>
     <w:unhideWhenUsed/>
     <w:qFormat/>
     <w:tblPr>
-      <w:tblInd w:type="dxa" w:w="0"/>
+      <w:tblInd w:w="0" w:type="dxa"/>
       <w:tblCellMar>
-        <w:top w:type="dxa" w:w="0"/>
-        <w:left w:type="dxa" w:w="108"/>
-        <w:bottom w:type="dxa" w:w="0"/>
-        <w:right w:type="dxa" w:w="108"/>
+        <w:top w:w="0" w:type="dxa"/>
+        <w:left w:w="108" w:type="dxa"/>
+        <w:bottom w:w="0" w:type="dxa"/>
+        <w:right w:w="108" w:type="dxa"/>
       </w:tblCellMar>
     </w:tblPr>
     <w:tblStylePr w:type="firstRow">
+      <w:tblPr/>
       <w:tcPr>
         <w:tcBorders>
-          <w:bottom w:val="single"/>
+          <w:bottom w:val="single" w:sz="0" w:space="0" w:color="auto"/>
         </w:tcBorders>
         <w:vAlign w:val="bottom"/>
       </w:tcPr>
     </w:tblStylePr>
   </w:style>
-  <w:style w:customStyle="1" w:styleId="DefinitionTerm" w:type="paragraph">
+  <w:style w:type="paragraph" w:customStyle="1" w:styleId="DefinitionTerm">
     <w:name w:val="Definition Term"/>
     <w:basedOn w:val="Normal"/>
     <w:next w:val="Definition"/>
@@ -14520,75 +15145,76 @@
       <w:b/>
     </w:rPr>
   </w:style>
-  <w:style w:customStyle="1" w:styleId="Definition" w:type="paragraph">
+  <w:style w:type="paragraph" w:customStyle="1" w:styleId="Definition">
     <w:name w:val="Definition"/>
     <w:basedOn w:val="Normal"/>
   </w:style>
-  <w:style w:styleId="Caption" w:type="paragraph">
-    <w:name w:val="Caption"/>
+  <w:style w:type="paragraph" w:styleId="Caption">
+    <w:name w:val="caption"/>
     <w:basedOn w:val="Normal"/>
-    <w:link w:val="BodyTextChar"/>
+    <w:link w:val="CaptionChar"/>
     <w:pPr>
-      <w:spacing w:after="120" w:before="0"/>
+      <w:spacing w:after="120"/>
     </w:pPr>
     <w:rPr>
       <w:i/>
     </w:rPr>
   </w:style>
-  <w:style w:customStyle="1" w:styleId="TableCaption" w:type="paragraph">
+  <w:style w:type="paragraph" w:customStyle="1" w:styleId="TableCaption">
     <w:name w:val="Table Caption"/>
     <w:basedOn w:val="Caption"/>
     <w:pPr>
       <w:keepNext/>
     </w:pPr>
   </w:style>
-  <w:style w:customStyle="1" w:styleId="ImageCaption" w:type="paragraph">
+  <w:style w:type="paragraph" w:customStyle="1" w:styleId="ImageCaption">
     <w:name w:val="Image Caption"/>
     <w:basedOn w:val="Caption"/>
   </w:style>
-  <w:style w:customStyle="1" w:styleId="Figure" w:type="paragraph">
+  <w:style w:type="paragraph" w:customStyle="1" w:styleId="Figure">
     <w:name w:val="Figure"/>
     <w:basedOn w:val="Normal"/>
   </w:style>
-  <w:style w:customStyle="1" w:styleId="CaptionedFigure" w:type="paragraph">
+  <w:style w:type="paragraph" w:customStyle="1" w:styleId="CaptionedFigure">
     <w:name w:val="Captioned Figure"/>
     <w:basedOn w:val="Figure"/>
     <w:pPr>
       <w:keepNext/>
     </w:pPr>
   </w:style>
-  <w:style w:customStyle="1" w:styleId="BodyTextChar" w:type="character">
-    <w:name w:val="Body Text Char"/>
+  <w:style w:type="character" w:customStyle="1" w:styleId="CaptionChar">
+    <w:name w:val="Caption Char"/>
     <w:basedOn w:val="DefaultParagraphFont"/>
-    <w:link w:val="BodyText"/>
+    <w:link w:val="Caption"/>
   </w:style>
-  <w:style w:customStyle="1" w:styleId="VerbatimChar" w:type="character">
+  <w:style w:type="character" w:customStyle="1" w:styleId="VerbatimChar">
     <w:name w:val="Verbatim Char"/>
-    <w:basedOn w:val="BodyTextChar"/>
+    <w:basedOn w:val="CaptionChar"/>
+    <w:link w:val="SourceCode"/>
     <w:rPr>
       <w:rFonts w:ascii="Consolas" w:hAnsi="Consolas"/>
       <w:sz w:val="22"/>
     </w:rPr>
   </w:style>
-  <w:style w:customStyle="1" w:styleId="SectionNumber" w:type="character">
+  <w:style w:type="character" w:customStyle="1" w:styleId="SectionNumber">
     <w:name w:val="Section Number"/>
-    <w:basedOn w:val="BodyTextChar"/>
+    <w:basedOn w:val="CaptionChar"/>
   </w:style>
-  <w:style w:styleId="FootnoteReference" w:type="character">
-    <w:name w:val="Footnote Reference"/>
-    <w:basedOn w:val="BodyTextChar"/>
+  <w:style w:type="character" w:styleId="FootnoteReference">
+    <w:name w:val="footnote reference"/>
+    <w:basedOn w:val="CaptionChar"/>
     <w:rPr>
       <w:vertAlign w:val="superscript"/>
     </w:rPr>
   </w:style>
-  <w:style w:styleId="Hyperlink" w:type="character">
+  <w:style w:type="character" w:styleId="Hyperlink">
     <w:name w:val="Hyperlink"/>
-    <w:basedOn w:val="BodyTextChar"/>
+    <w:basedOn w:val="CaptionChar"/>
     <w:rPr>
-      <w:color w:themeColor="accent1" w:val="4F81BD"/>
+      <w:color w:val="156082" w:themeColor="accent1"/>
     </w:rPr>
   </w:style>
-  <w:style w:styleId="TOCHeading" w:type="paragraph">
+  <w:style w:type="paragraph" w:styleId="TOCHeading">
     <w:name w:val="TOC Heading"/>
     <w:basedOn w:val="Heading1"/>
     <w:next w:val="BodyText"/>
@@ -14599,246 +15225,323 @@
       <w:spacing w:before="240" w:line="259" w:lineRule="auto"/>
       <w:outlineLvl w:val="9"/>
     </w:pPr>
-    <w:rPr>
-      <w:rFonts w:asciiTheme="majorHAnsi" w:cstheme="majorBidi" w:eastAsiaTheme="majorEastAsia" w:hAnsiTheme="majorHAnsi"/>
-      <w:b w:val="0"/>
-      <w:bCs w:val="0"/>
-      <w:color w:themeColor="accent1" w:themeShade="BF" w:val="365F91"/>
-    </w:rPr>
   </w:style>
   <w:style w:type="paragraph" w:customStyle="1" w:styleId="SourceCode">
     <w:name w:val="Source Code"/>
     <w:basedOn w:val="Normal"/>
     <w:link w:val="VerbatimChar"/>
     <w:pPr>
-      <w:wordWrap w:val="off"/>
+      <w:wordWrap w:val="0"/>
     </w:pPr>
   </w:style>
   <w:style w:type="character" w:customStyle="1" w:styleId="KeywordTok">
     <w:name w:val="KeywordTok"/>
     <w:basedOn w:val="VerbatimChar"/>
     <w:rPr>
+      <w:rFonts w:ascii="Consolas" w:hAnsi="Consolas"/>
       <w:b/>
       <w:color w:val="007020"/>
+      <w:sz w:val="22"/>
     </w:rPr>
   </w:style>
   <w:style w:type="character" w:customStyle="1" w:styleId="DataTypeTok">
     <w:name w:val="DataTypeTok"/>
     <w:basedOn w:val="VerbatimChar"/>
     <w:rPr>
+      <w:rFonts w:ascii="Consolas" w:hAnsi="Consolas"/>
       <w:color w:val="902000"/>
+      <w:sz w:val="22"/>
     </w:rPr>
   </w:style>
   <w:style w:type="character" w:customStyle="1" w:styleId="DecValTok">
     <w:name w:val="DecValTok"/>
     <w:basedOn w:val="VerbatimChar"/>
     <w:rPr>
-      <w:color w:val="40a070"/>
+      <w:rFonts w:ascii="Consolas" w:hAnsi="Consolas"/>
+      <w:color w:val="40A070"/>
+      <w:sz w:val="22"/>
     </w:rPr>
   </w:style>
   <w:style w:type="character" w:customStyle="1" w:styleId="BaseNTok">
     <w:name w:val="BaseNTok"/>
     <w:basedOn w:val="VerbatimChar"/>
     <w:rPr>
-      <w:color w:val="40a070"/>
+      <w:rFonts w:ascii="Consolas" w:hAnsi="Consolas"/>
+      <w:color w:val="40A070"/>
+      <w:sz w:val="22"/>
     </w:rPr>
   </w:style>
   <w:style w:type="character" w:customStyle="1" w:styleId="FloatTok">
     <w:name w:val="FloatTok"/>
     <w:basedOn w:val="VerbatimChar"/>
     <w:rPr>
-      <w:color w:val="40a070"/>
+      <w:rFonts w:ascii="Consolas" w:hAnsi="Consolas"/>
+      <w:color w:val="40A070"/>
+      <w:sz w:val="22"/>
     </w:rPr>
   </w:style>
   <w:style w:type="character" w:customStyle="1" w:styleId="ConstantTok">
     <w:name w:val="ConstantTok"/>
     <w:basedOn w:val="VerbatimChar"/>
     <w:rPr>
+      <w:rFonts w:ascii="Consolas" w:hAnsi="Consolas"/>
       <w:color w:val="880000"/>
+      <w:sz w:val="22"/>
     </w:rPr>
   </w:style>
   <w:style w:type="character" w:customStyle="1" w:styleId="CharTok">
     <w:name w:val="CharTok"/>
     <w:basedOn w:val="VerbatimChar"/>
     <w:rPr>
-      <w:color w:val="4070a0"/>
+      <w:rFonts w:ascii="Consolas" w:hAnsi="Consolas"/>
+      <w:color w:val="4070A0"/>
+      <w:sz w:val="22"/>
     </w:rPr>
   </w:style>
   <w:style w:type="character" w:customStyle="1" w:styleId="SpecialCharTok">
     <w:name w:val="SpecialCharTok"/>
     <w:basedOn w:val="VerbatimChar"/>
     <w:rPr>
-      <w:color w:val="4070a0"/>
+      <w:rFonts w:ascii="Consolas" w:hAnsi="Consolas"/>
+      <w:color w:val="4070A0"/>
+      <w:sz w:val="22"/>
     </w:rPr>
   </w:style>
   <w:style w:type="character" w:customStyle="1" w:styleId="StringTok">
     <w:name w:val="StringTok"/>
     <w:basedOn w:val="VerbatimChar"/>
     <w:rPr>
-      <w:color w:val="4070a0"/>
+      <w:rFonts w:ascii="Consolas" w:hAnsi="Consolas"/>
+      <w:color w:val="4070A0"/>
+      <w:sz w:val="22"/>
     </w:rPr>
   </w:style>
   <w:style w:type="character" w:customStyle="1" w:styleId="VerbatimStringTok">
     <w:name w:val="VerbatimStringTok"/>
     <w:basedOn w:val="VerbatimChar"/>
     <w:rPr>
-      <w:color w:val="4070a0"/>
+      <w:rFonts w:ascii="Consolas" w:hAnsi="Consolas"/>
+      <w:color w:val="4070A0"/>
+      <w:sz w:val="22"/>
     </w:rPr>
   </w:style>
   <w:style w:type="character" w:customStyle="1" w:styleId="SpecialStringTok">
     <w:name w:val="SpecialStringTok"/>
     <w:basedOn w:val="VerbatimChar"/>
     <w:rPr>
-      <w:color w:val="bb6688"/>
+      <w:rFonts w:ascii="Consolas" w:hAnsi="Consolas"/>
+      <w:color w:val="BB6688"/>
+      <w:sz w:val="22"/>
     </w:rPr>
   </w:style>
   <w:style w:type="character" w:customStyle="1" w:styleId="ImportTok">
     <w:name w:val="ImportTok"/>
     <w:basedOn w:val="VerbatimChar"/>
     <w:rPr>
+      <w:rFonts w:ascii="Consolas" w:hAnsi="Consolas"/>
       <w:b/>
       <w:color w:val="008000"/>
+      <w:sz w:val="22"/>
     </w:rPr>
   </w:style>
   <w:style w:type="character" w:customStyle="1" w:styleId="CommentTok">
     <w:name w:val="CommentTok"/>
     <w:basedOn w:val="VerbatimChar"/>
     <w:rPr>
+      <w:rFonts w:ascii="Consolas" w:hAnsi="Consolas"/>
       <w:i/>
-      <w:color w:val="60a0b0"/>
+      <w:color w:val="60A0B0"/>
+      <w:sz w:val="22"/>
     </w:rPr>
   </w:style>
   <w:style w:type="character" w:customStyle="1" w:styleId="DocumentationTok">
     <w:name w:val="DocumentationTok"/>
     <w:basedOn w:val="VerbatimChar"/>
     <w:rPr>
+      <w:rFonts w:ascii="Consolas" w:hAnsi="Consolas"/>
       <w:i/>
-      <w:color w:val="ba2121"/>
+      <w:color w:val="BA2121"/>
+      <w:sz w:val="22"/>
     </w:rPr>
   </w:style>
   <w:style w:type="character" w:customStyle="1" w:styleId="AnnotationTok">
     <w:name w:val="AnnotationTok"/>
     <w:basedOn w:val="VerbatimChar"/>
     <w:rPr>
+      <w:rFonts w:ascii="Consolas" w:hAnsi="Consolas"/>
       <w:b/>
       <w:i/>
-      <w:color w:val="60a0b0"/>
+      <w:color w:val="60A0B0"/>
+      <w:sz w:val="22"/>
     </w:rPr>
   </w:style>
   <w:style w:type="character" w:customStyle="1" w:styleId="CommentVarTok">
     <w:name w:val="CommentVarTok"/>
     <w:basedOn w:val="VerbatimChar"/>
     <w:rPr>
+      <w:rFonts w:ascii="Consolas" w:hAnsi="Consolas"/>
       <w:b/>
       <w:i/>
-      <w:color w:val="60a0b0"/>
+      <w:color w:val="60A0B0"/>
+      <w:sz w:val="22"/>
     </w:rPr>
   </w:style>
   <w:style w:type="character" w:customStyle="1" w:styleId="OtherTok">
     <w:name w:val="OtherTok"/>
     <w:basedOn w:val="VerbatimChar"/>
     <w:rPr>
+      <w:rFonts w:ascii="Consolas" w:hAnsi="Consolas"/>
       <w:color w:val="007020"/>
+      <w:sz w:val="22"/>
     </w:rPr>
   </w:style>
   <w:style w:type="character" w:customStyle="1" w:styleId="FunctionTok">
     <w:name w:val="FunctionTok"/>
     <w:basedOn w:val="VerbatimChar"/>
     <w:rPr>
-      <w:color w:val="06287e"/>
+      <w:rFonts w:ascii="Consolas" w:hAnsi="Consolas"/>
+      <w:color w:val="06287E"/>
+      <w:sz w:val="22"/>
     </w:rPr>
   </w:style>
   <w:style w:type="character" w:customStyle="1" w:styleId="VariableTok">
     <w:name w:val="VariableTok"/>
     <w:basedOn w:val="VerbatimChar"/>
     <w:rPr>
-      <w:color w:val="19177c"/>
+      <w:rFonts w:ascii="Consolas" w:hAnsi="Consolas"/>
+      <w:color w:val="19177C"/>
+      <w:sz w:val="22"/>
     </w:rPr>
   </w:style>
   <w:style w:type="character" w:customStyle="1" w:styleId="ControlFlowTok">
     <w:name w:val="ControlFlowTok"/>
     <w:basedOn w:val="VerbatimChar"/>
     <w:rPr>
+      <w:rFonts w:ascii="Consolas" w:hAnsi="Consolas"/>
       <w:b/>
       <w:color w:val="007020"/>
+      <w:sz w:val="22"/>
     </w:rPr>
   </w:style>
   <w:style w:type="character" w:customStyle="1" w:styleId="OperatorTok">
     <w:name w:val="OperatorTok"/>
     <w:basedOn w:val="VerbatimChar"/>
     <w:rPr>
+      <w:rFonts w:ascii="Consolas" w:hAnsi="Consolas"/>
       <w:color w:val="666666"/>
+      <w:sz w:val="22"/>
     </w:rPr>
   </w:style>
   <w:style w:type="character" w:customStyle="1" w:styleId="BuiltInTok">
     <w:name w:val="BuiltInTok"/>
     <w:basedOn w:val="VerbatimChar"/>
     <w:rPr>
+      <w:rFonts w:ascii="Consolas" w:hAnsi="Consolas"/>
       <w:color w:val="008000"/>
+      <w:sz w:val="22"/>
     </w:rPr>
   </w:style>
   <w:style w:type="character" w:customStyle="1" w:styleId="ExtensionTok">
     <w:name w:val="ExtensionTok"/>
     <w:basedOn w:val="VerbatimChar"/>
-    <w:rPr/>
+    <w:rPr>
+      <w:rFonts w:ascii="Consolas" w:hAnsi="Consolas"/>
+      <w:sz w:val="22"/>
+    </w:rPr>
   </w:style>
   <w:style w:type="character" w:customStyle="1" w:styleId="PreprocessorTok">
     <w:name w:val="PreprocessorTok"/>
     <w:basedOn w:val="VerbatimChar"/>
     <w:rPr>
-      <w:color w:val="bc7a00"/>
+      <w:rFonts w:ascii="Consolas" w:hAnsi="Consolas"/>
+      <w:color w:val="BC7A00"/>
+      <w:sz w:val="22"/>
     </w:rPr>
   </w:style>
   <w:style w:type="character" w:customStyle="1" w:styleId="AttributeTok">
     <w:name w:val="AttributeTok"/>
     <w:basedOn w:val="VerbatimChar"/>
     <w:rPr>
-      <w:color w:val="7d9029"/>
+      <w:rFonts w:ascii="Consolas" w:hAnsi="Consolas"/>
+      <w:color w:val="7D9029"/>
+      <w:sz w:val="22"/>
     </w:rPr>
   </w:style>
   <w:style w:type="character" w:customStyle="1" w:styleId="RegionMarkerTok">
     <w:name w:val="RegionMarkerTok"/>
     <w:basedOn w:val="VerbatimChar"/>
-    <w:rPr/>
+    <w:rPr>
+      <w:rFonts w:ascii="Consolas" w:hAnsi="Consolas"/>
+      <w:sz w:val="22"/>
+    </w:rPr>
   </w:style>
   <w:style w:type="character" w:customStyle="1" w:styleId="InformationTok">
     <w:name w:val="InformationTok"/>
     <w:basedOn w:val="VerbatimChar"/>
     <w:rPr>
+      <w:rFonts w:ascii="Consolas" w:hAnsi="Consolas"/>
       <w:b/>
       <w:i/>
-      <w:color w:val="60a0b0"/>
+      <w:color w:val="60A0B0"/>
+      <w:sz w:val="22"/>
     </w:rPr>
   </w:style>
   <w:style w:type="character" w:customStyle="1" w:styleId="WarningTok">
     <w:name w:val="WarningTok"/>
     <w:basedOn w:val="VerbatimChar"/>
     <w:rPr>
+      <w:rFonts w:ascii="Consolas" w:hAnsi="Consolas"/>
       <w:b/>
       <w:i/>
-      <w:color w:val="60a0b0"/>
+      <w:color w:val="60A0B0"/>
+      <w:sz w:val="22"/>
     </w:rPr>
   </w:style>
   <w:style w:type="character" w:customStyle="1" w:styleId="AlertTok">
     <w:name w:val="AlertTok"/>
     <w:basedOn w:val="VerbatimChar"/>
     <w:rPr>
+      <w:rFonts w:ascii="Consolas" w:hAnsi="Consolas"/>
       <w:b/>
-      <w:color w:val="ff0000"/>
+      <w:color w:val="FF0000"/>
+      <w:sz w:val="22"/>
     </w:rPr>
   </w:style>
   <w:style w:type="character" w:customStyle="1" w:styleId="ErrorTok">
     <w:name w:val="ErrorTok"/>
     <w:basedOn w:val="VerbatimChar"/>
     <w:rPr>
+      <w:rFonts w:ascii="Consolas" w:hAnsi="Consolas"/>
       <w:b/>
-      <w:color w:val="ff0000"/>
+      <w:color w:val="FF0000"/>
+      <w:sz w:val="22"/>
     </w:rPr>
   </w:style>
   <w:style w:type="character" w:customStyle="1" w:styleId="NormalTok">
     <w:name w:val="NormalTok"/>
     <w:basedOn w:val="VerbatimChar"/>
-    <w:rPr/>
+    <w:rPr>
+      <w:rFonts w:ascii="Consolas" w:hAnsi="Consolas"/>
+      <w:sz w:val="22"/>
+    </w:rPr>
+  </w:style>
+  <w:style w:type="table" w:styleId="TableGrid">
+    <w:name w:val="Table Grid"/>
+    <w:basedOn w:val="TableNormal"/>
+    <w:rsid w:val="00174A81"/>
+    <w:pPr>
+      <w:spacing w:after="0"/>
+    </w:pPr>
+    <w:tblPr>
+      <w:tblBorders>
+        <w:top w:val="single" w:sz="4" w:space="0" w:color="auto"/>
+        <w:left w:val="single" w:sz="4" w:space="0" w:color="auto"/>
+        <w:bottom w:val="single" w:sz="4" w:space="0" w:color="auto"/>
+        <w:right w:val="single" w:sz="4" w:space="0" w:color="auto"/>
+        <w:insideH w:val="single" w:sz="4" w:space="0" w:color="auto"/>
+        <w:insideV w:val="single" w:sz="4" w:space="0" w:color="auto"/>
+      </w:tblBorders>
+    </w:tblPr>
   </w:style>
 </w:styles>
 </file>

--- a/docs/04-C48 Language Specification Rev 0.11.docx
+++ b/docs/04-C48 Language Specification Rev 0.11.docx
@@ -1,98 +1,21 @@
 
 <file path=word/document.xml><?xml version="1.0" encoding="utf-8"?>
-<w:document xmlns:wpc="http://schemas.microsoft.com/office/word/2010/wordprocessingCanvas" xmlns:cx="http://schemas.microsoft.com/office/drawing/2014/chartex" xmlns:cx1="http://schemas.microsoft.com/office/drawing/2015/9/8/chartex" xmlns:cx2="http://schemas.microsoft.com/office/drawing/2015/10/21/chartex" xmlns:cx3="http://schemas.microsoft.com/office/drawing/2016/5/9/chartex" xmlns:cx4="http://schemas.microsoft.com/office/drawing/2016/5/10/chartex" xmlns:cx5="http://schemas.microsoft.com/office/drawing/2016/5/11/chartex" xmlns:cx6="http://schemas.microsoft.com/office/drawing/2016/5/12/chartex" xmlns:cx7="http://schemas.microsoft.com/office/drawing/2016/5/13/chartex" xmlns:cx8="http://schemas.microsoft.com/office/drawing/2016/5/14/chartex" xmlns:mc="http://schemas.openxmlformats.org/markup-compatibility/2006" xmlns:aink="http://schemas.microsoft.com/office/drawing/2016/ink" xmlns:am3d="http://schemas.microsoft.com/office/drawing/2017/model3d" xmlns:o="urn:schemas-microsoft-com:office:office" xmlns:oel="http://schemas.microsoft.com/office/2019/extlst" xmlns:r="http://schemas.openxmlformats.org/officeDocument/2006/relationships" xmlns:m="http://schemas.openxmlformats.org/officeDocument/2006/math" xmlns:v="urn:schemas-microsoft-com:vml" xmlns:wp14="http://schemas.microsoft.com/office/word/2010/wordprocessingDrawing" xmlns:wp="http://schemas.openxmlformats.org/drawingml/2006/wordprocessingDrawing" xmlns:w10="urn:schemas-microsoft-com:office:word" xmlns:w="http://schemas.openxmlformats.org/wordprocessingml/2006/main" xmlns:w14="http://schemas.microsoft.com/office/word/2010/wordml" xmlns:w15="http://schemas.microsoft.com/office/word/2012/wordml" xmlns:w16cex="http://schemas.microsoft.com/office/word/2018/wordml/cex" xmlns:w16cid="http://schemas.microsoft.com/office/word/2016/wordml/cid" xmlns:w16="http://schemas.microsoft.com/office/word/2018/wordml" xmlns:w16du="http://schemas.microsoft.com/office/word/2023/wordml/word16du" xmlns:w16sdtdh="http://schemas.microsoft.com/office/word/2020/wordml/sdtdatahash" xmlns:w16sdtfl="http://schemas.microsoft.com/office/word/2024/wordml/sdtformatlock" xmlns:w16se="http://schemas.microsoft.com/office/word/2015/wordml/symex" xmlns:wpg="http://schemas.microsoft.com/office/word/2010/wordprocessingGroup" xmlns:wpi="http://schemas.microsoft.com/office/word/2010/wordprocessingInk" xmlns:wne="http://schemas.microsoft.com/office/word/2006/wordml" xmlns:wps="http://schemas.microsoft.com/office/word/2010/wordprocessingShape" mc:Ignorable="w14 w15 w16se w16cid w16 w16cex w16sdtdh w16sdtfl w16du wp14">
+<w:document xmlns:w="http://schemas.openxmlformats.org/wordprocessingml/2006/main" xmlns:m="http://schemas.openxmlformats.org/officeDocument/2006/math" xmlns:r="http://schemas.openxmlformats.org/officeDocument/2006/relationships" xmlns:o="urn:schemas-microsoft-com:office:office" xmlns:v="urn:schemas-microsoft-com:vml" xmlns:w10="urn:schemas-microsoft-com:office:word" xmlns:a="http://schemas.openxmlformats.org/drawingml/2006/main" xmlns:pic="http://schemas.openxmlformats.org/drawingml/2006/picture" xmlns:wp="http://schemas.openxmlformats.org/drawingml/2006/wordprocessingDrawing">
   <w:body>
-    <w:tbl>
-      <w:tblPr>
-        <w:tblStyle w:val="TableGrid"/>
-        <w:tblW w:w="0" w:type="auto"/>
-        <w:tblBorders>
-          <w:top w:val="none" w:sz="0" w:space="0" w:color="auto"/>
-          <w:left w:val="none" w:sz="0" w:space="0" w:color="auto"/>
-          <w:bottom w:val="none" w:sz="0" w:space="0" w:color="auto"/>
-          <w:right w:val="none" w:sz="0" w:space="0" w:color="auto"/>
-          <w:insideH w:val="none" w:sz="0" w:space="0" w:color="auto"/>
-          <w:insideV w:val="none" w:sz="0" w:space="0" w:color="auto"/>
-        </w:tblBorders>
-        <w:tblLook w:val="04A0" w:firstRow="1" w:lastRow="0" w:firstColumn="1" w:lastColumn="0" w:noHBand="0" w:noVBand="1"/>
-      </w:tblPr>
-      <w:tblGrid>
-        <w:gridCol w:w="9576"/>
-      </w:tblGrid>
-      <w:tr>
-        <w:tc>
-          <w:tcPr>
-            <w:tcW w:w="9576" w:type="dxa"/>
-          </w:tcPr>
-          <w:p>
-            <w:pPr>
-              <w:jc w:val="center"/>
-            </w:pPr>
-            <w:bookmarkStart w:id="0" w:name="c48-language-specification"/>
-            <w:r>
-              <w:rPr>
-                <w:noProof/>
-              </w:rPr>
-              <w:drawing>
-                <wp:inline distT="0" distB="0" distL="0" distR="0" wp14:anchorId="5FE525C3" wp14:editId="659C4B21">
-                  <wp:extent cx="5486400" cy="8229600"/>
-                  <wp:effectExtent l="0" t="0" r="0" b="0"/>
-                  <wp:docPr id="1410686658" name="Picture 1"/>
-                  <wp:cNvGraphicFramePr>
-                    <a:graphicFrameLocks xmlns:a="http://schemas.openxmlformats.org/drawingml/2006/main" noChangeAspect="1"/>
-                  </wp:cNvGraphicFramePr>
-                  <a:graphic xmlns:a="http://schemas.openxmlformats.org/drawingml/2006/main">
-                    <a:graphicData uri="http://schemas.openxmlformats.org/drawingml/2006/picture">
-                      <pic:pic xmlns:pic="http://schemas.openxmlformats.org/drawingml/2006/picture">
-                        <pic:nvPicPr>
-                          <pic:cNvPr id="1410686658" name="Picture 1410686658"/>
-                          <pic:cNvPicPr/>
-                        </pic:nvPicPr>
-                        <pic:blipFill>
-                          <a:blip r:embed="rId5" cstate="print">
-                            <a:extLst>
-                              <a:ext uri="{28A0092B-C50C-407E-A947-70E740481C1C}">
-                                <a14:useLocalDpi xmlns:a14="http://schemas.microsoft.com/office/drawing/2010/main" val="0"/>
-                              </a:ext>
-                            </a:extLst>
-                          </a:blip>
-                          <a:stretch>
-                            <a:fillRect/>
-                          </a:stretch>
-                        </pic:blipFill>
-                        <pic:spPr>
-                          <a:xfrm>
-                            <a:off x="0" y="0"/>
-                            <a:ext cx="5486400" cy="8229600"/>
-                          </a:xfrm>
-                          <a:prstGeom prst="rect">
-                            <a:avLst/>
-                          </a:prstGeom>
-                        </pic:spPr>
-                      </pic:pic>
-                    </a:graphicData>
-                  </a:graphic>
-                </wp:inline>
-              </w:drawing>
-            </w:r>
-          </w:p>
-        </w:tc>
-      </w:tr>
-    </w:tbl>
+    <w:bookmarkStart w:id="10" w:name="c48-language-specification"/>
     <w:p>
       <w:pPr>
         <w:pStyle w:val="Heading1"/>
       </w:pPr>
       <w:r>
-        <w:lastRenderedPageBreak/>
         <w:t>C48 LANGUAGE SPECIFICATION</w:t>
       </w:r>
     </w:p>
+    <w:bookmarkStart w:id="9" w:name="Xc1deaaa9a97a82158f5158c1b7c62473caf2698"/>
     <w:p>
       <w:pPr>
         <w:pStyle w:val="Heading2"/>
       </w:pPr>
-      <w:bookmarkStart w:id="1" w:name="Xc1deaaa9a97a82158f5158c1b7c62473caf2698"/>
       <w:r>
         <w:t>P11.01 Forensic Language Freeze Input -- Rev 0.11</w:t>
       </w:r>
@@ -153,14 +76,16 @@
         <w:t>Target: Original unexpanded 48K Sinclair ZX Spectrum / Z80A</w:t>
       </w:r>
     </w:p>
-    <w:p/>
+    <w:p>
+      <w:r/>
+    </w:p>
+    <w:bookmarkEnd w:id="9"/>
+    <w:bookmarkEnd w:id="10"/>
+    <w:bookmarkStart w:id="11" w:name="purpose"/>
     <w:p>
       <w:pPr>
         <w:pStyle w:val="Heading1"/>
       </w:pPr>
-      <w:bookmarkStart w:id="2" w:name="purpose"/>
-      <w:bookmarkEnd w:id="0"/>
-      <w:bookmarkEnd w:id="1"/>
       <w:r>
         <w:t>1. Purpose</w:t>
       </w:r>
@@ -186,11 +111,14 @@
         <w:pStyle w:val="Compact"/>
         <w:numPr>
           <w:ilvl w:val="0"/>
-          <w:numId w:val="2"/>
+          <w:numId w:val="1001"/>
         </w:numPr>
       </w:pPr>
       <w:r>
-        <w:t xml:space="preserve">the native ZX-UX </w:t>
+        <w:t>the native ZX-UX</w:t>
+      </w:r>
+      <w:r>
+        <w:t xml:space="preserve"> </w:t>
       </w:r>
       <w:r>
         <w:rPr>
@@ -199,7 +127,10 @@
         <w:t>cc</w:t>
       </w:r>
       <w:r>
-        <w:t xml:space="preserve"> compiler can be implemented without inventing missing C language rules;</w:t>
+        <w:t xml:space="preserve"> </w:t>
+      </w:r>
+      <w:r>
+        <w:t>compiler can be implemented without inventing missing C language rules;</w:t>
       </w:r>
     </w:p>
     <w:p>
@@ -207,7 +138,7 @@
         <w:pStyle w:val="Compact"/>
         <w:numPr>
           <w:ilvl w:val="0"/>
-          <w:numId w:val="2"/>
+          <w:numId w:val="1001"/>
         </w:numPr>
       </w:pPr>
       <w:r>
@@ -219,7 +150,7 @@
         <w:pStyle w:val="Compact"/>
         <w:numPr>
           <w:ilvl w:val="0"/>
-          <w:numId w:val="2"/>
+          <w:numId w:val="1001"/>
         </w:numPr>
       </w:pPr>
       <w:r>
@@ -231,7 +162,7 @@
         <w:pStyle w:val="Compact"/>
         <w:numPr>
           <w:ilvl w:val="0"/>
-          <w:numId w:val="2"/>
+          <w:numId w:val="1001"/>
         </w:numPr>
       </w:pPr>
       <w:r>
@@ -243,7 +174,7 @@
         <w:pStyle w:val="Compact"/>
         <w:numPr>
           <w:ilvl w:val="0"/>
-          <w:numId w:val="2"/>
+          <w:numId w:val="1001"/>
         </w:numPr>
       </w:pPr>
       <w:r>
@@ -282,13 +213,15 @@
         <w:t>No compiler implementer is authorized to substitute personal preference, ISO C folklore, host-compiler behavior, Small-C precedent, z88dk behavior, SDCC behavior, or Sinclair BASIC behavior for a rule explicitly frozen here.</w:t>
       </w:r>
     </w:p>
-    <w:p/>
+    <w:p>
+      <w:r/>
+    </w:p>
+    <w:bookmarkEnd w:id="11"/>
+    <w:bookmarkStart w:id="12" w:name="conformance-terminology"/>
     <w:p>
       <w:pPr>
         <w:pStyle w:val="Heading1"/>
       </w:pPr>
-      <w:bookmarkStart w:id="3" w:name="conformance-terminology"/>
-      <w:bookmarkEnd w:id="2"/>
       <w:r>
         <w:t>2. Conformance terminology</w:t>
       </w:r>
@@ -306,15 +239,27 @@
         <w:pStyle w:val="BodyText"/>
       </w:pPr>
       <w:r>
-        <w:t>"Portable C48" means source whose behavior is defined by this specification and which remains within separately frozen Version-1 compiler resource limits.</w:t>
-      </w:r>
-    </w:p>
-    <w:p>
-      <w:pPr>
-        <w:pStyle w:val="BodyText"/>
-      </w:pPr>
-      <w:r>
-        <w:t>"Rejected" means compilation MUST fail deterministically. It does not mean that the compiler may accept the construct as an undocumented extension.</w:t>
+        <w:t>"Portable C48"</w:t>
+      </w:r>
+      <w:r>
+        <w:t xml:space="preserve"> </w:t>
+      </w:r>
+      <w:r>
+        <w:t>means source whose behavior is defined by this specification and which remains within separately frozen Version-1 compiler resource limits.</w:t>
+      </w:r>
+    </w:p>
+    <w:p>
+      <w:pPr>
+        <w:pStyle w:val="BodyText"/>
+      </w:pPr>
+      <w:r>
+        <w:t>"Rejected"</w:t>
+      </w:r>
+      <w:r>
+        <w:t xml:space="preserve"> </w:t>
+      </w:r>
+      <w:r>
+        <w:t>means compilation MUST fail deterministically. It does not mean that the compiler may accept the construct as an undocumented extension.</w:t>
       </w:r>
     </w:p>
     <w:p>
@@ -333,13 +278,15 @@
         <w:t>A conforming compiler MUST provide an option or operating mode in which every accepted translation unit obeys exactly this specification. The native ZX-UX compiler operates in that mode unconditionally.</w:t>
       </w:r>
     </w:p>
-    <w:p/>
+    <w:p>
+      <w:r/>
+    </w:p>
+    <w:bookmarkEnd w:id="12"/>
+    <w:bookmarkStart w:id="13" w:name="c48-is-not-iso-c"/>
     <w:p>
       <w:pPr>
         <w:pStyle w:val="Heading1"/>
       </w:pPr>
-      <w:bookmarkStart w:id="4" w:name="c48-is-not-iso-c"/>
-      <w:bookmarkEnd w:id="3"/>
       <w:r>
         <w:t>3. C48 is not ISO C</w:t>
       </w:r>
@@ -384,13 +331,15 @@
         <w:t>Where this document freezes behavior more tightly than ISO C, C48 behavior governs.</w:t>
       </w:r>
     </w:p>
-    <w:p/>
+    <w:p>
+      <w:r/>
+    </w:p>
+    <w:bookmarkEnd w:id="13"/>
+    <w:bookmarkStart w:id="14" w:name="canonical-source-representation"/>
     <w:p>
       <w:pPr>
         <w:pStyle w:val="Heading1"/>
       </w:pPr>
-      <w:bookmarkStart w:id="5" w:name="canonical-source-representation"/>
-      <w:bookmarkEnd w:id="4"/>
       <w:r>
         <w:t>4. Canonical source representation</w:t>
       </w:r>
@@ -553,13 +502,15 @@
         <w:t>C48 Version 1 has no trigraphs, digraph alternative tokens, universal-character-name escapes, source character-set translation phases, or wide/Unicode source-token forms. Bytes are tokenized exactly under this specification after the limited comment/preprocessing rules below.</w:t>
       </w:r>
     </w:p>
-    <w:p/>
+    <w:p>
+      <w:r/>
+    </w:p>
+    <w:bookmarkEnd w:id="14"/>
+    <w:bookmarkStart w:id="15" w:name="physical-and-logical-lines"/>
     <w:p>
       <w:pPr>
         <w:pStyle w:val="Heading1"/>
       </w:pPr>
-      <w:bookmarkStart w:id="6" w:name="physical-and-logical-lines"/>
-      <w:bookmarkEnd w:id="5"/>
       <w:r>
         <w:t>5. Physical and logical lines</w:t>
       </w:r>
@@ -632,13 +583,15 @@
         <w:t>A backslash immediately followed by LF outside a string or character literal is a compile-time error.</w:t>
       </w:r>
     </w:p>
-    <w:p/>
+    <w:p>
+      <w:r/>
+    </w:p>
+    <w:bookmarkEnd w:id="15"/>
+    <w:bookmarkStart w:id="16" w:name="white-space"/>
     <w:p>
       <w:pPr>
         <w:pStyle w:val="Heading1"/>
       </w:pPr>
-      <w:bookmarkStart w:id="7" w:name="white-space"/>
-      <w:bookmarkEnd w:id="6"/>
       <w:r>
         <w:t>6. White space</w:t>
       </w:r>
@@ -713,13 +666,15 @@
         <w:t>Except inside string and character literals and for preprocessing line boundaries, multiple white-space bytes have no semantic distinction.</w:t>
       </w:r>
     </w:p>
-    <w:p/>
+    <w:p>
+      <w:r/>
+    </w:p>
+    <w:bookmarkEnd w:id="16"/>
+    <w:bookmarkStart w:id="17" w:name="comments"/>
     <w:p>
       <w:pPr>
         <w:pStyle w:val="Heading1"/>
       </w:pPr>
-      <w:bookmarkStart w:id="8" w:name="comments"/>
-      <w:bookmarkEnd w:id="7"/>
       <w:r>
         <w:t>7. Comments</w:t>
       </w:r>
@@ -767,7 +722,10 @@
         <w:pStyle w:val="FirstParagraph"/>
       </w:pPr>
       <w:r>
-        <w:t xml:space="preserve">A </w:t>
+        <w:t>A</w:t>
+      </w:r>
+      <w:r>
+        <w:t xml:space="preserve"> </w:t>
       </w:r>
       <w:r>
         <w:rPr>
@@ -776,15 +734,21 @@
         <w:t>//</w:t>
       </w:r>
       <w:r>
-        <w:t xml:space="preserve"> comment continues through the byte immediately before LF or through end-of-file.</w:t>
-      </w:r>
-    </w:p>
-    <w:p>
-      <w:pPr>
-        <w:pStyle w:val="BodyText"/>
-      </w:pPr>
-      <w:r>
-        <w:t xml:space="preserve">A </w:t>
+        <w:t xml:space="preserve"> </w:t>
+      </w:r>
+      <w:r>
+        <w:t>comment continues through the byte immediately before LF or through end-of-file.</w:t>
+      </w:r>
+    </w:p>
+    <w:p>
+      <w:pPr>
+        <w:pStyle w:val="BodyText"/>
+      </w:pPr>
+      <w:r>
+        <w:t>A</w:t>
+      </w:r>
+      <w:r>
+        <w:t xml:space="preserve"> </w:t>
       </w:r>
       <w:r>
         <w:rPr>
@@ -793,7 +757,10 @@
         <w:t>/* ... */</w:t>
       </w:r>
       <w:r>
-        <w:t xml:space="preserve"> comment may span lines.</w:t>
+        <w:t xml:space="preserve"> </w:t>
+      </w:r>
+      <w:r>
+        <w:t>comment may span lines.</w:t>
       </w:r>
     </w:p>
     <w:p>
@@ -828,13 +795,15 @@
         <w:t>Comments behave as white space.</w:t>
       </w:r>
     </w:p>
-    <w:p/>
+    <w:p>
+      <w:r/>
+    </w:p>
+    <w:bookmarkEnd w:id="17"/>
+    <w:bookmarkStart w:id="18" w:name="identifiers"/>
     <w:p>
       <w:pPr>
         <w:pStyle w:val="Heading1"/>
       </w:pPr>
-      <w:bookmarkStart w:id="9" w:name="identifiers"/>
-      <w:bookmarkEnd w:id="8"/>
       <w:r>
         <w:t>8. Identifiers</w:t>
       </w:r>
@@ -981,7 +950,7 @@
         <w:pStyle w:val="Compact"/>
         <w:numPr>
           <w:ilvl w:val="0"/>
-          <w:numId w:val="3"/>
+          <w:numId w:val="1002"/>
         </w:numPr>
       </w:pPr>
       <w:r>
@@ -993,7 +962,7 @@
         <w:pStyle w:val="Compact"/>
         <w:numPr>
           <w:ilvl w:val="0"/>
-          <w:numId w:val="3"/>
+          <w:numId w:val="1002"/>
         </w:numPr>
       </w:pPr>
       <w:r>
@@ -1005,7 +974,7 @@
         <w:pStyle w:val="Compact"/>
         <w:numPr>
           <w:ilvl w:val="0"/>
-          <w:numId w:val="3"/>
+          <w:numId w:val="1002"/>
         </w:numPr>
       </w:pPr>
       <w:r>
@@ -1017,7 +986,7 @@
         <w:pStyle w:val="Compact"/>
         <w:numPr>
           <w:ilvl w:val="0"/>
-          <w:numId w:val="3"/>
+          <w:numId w:val="1002"/>
         </w:numPr>
       </w:pPr>
       <w:r>
@@ -1029,7 +998,7 @@
         <w:pStyle w:val="Compact"/>
         <w:numPr>
           <w:ilvl w:val="0"/>
-          <w:numId w:val="3"/>
+          <w:numId w:val="1002"/>
         </w:numPr>
       </w:pPr>
       <w:r>
@@ -1081,13 +1050,15 @@
         <w:t>are three distinct identifiers.</w:t>
       </w:r>
     </w:p>
-    <w:p/>
+    <w:p>
+      <w:r/>
+    </w:p>
+    <w:bookmarkEnd w:id="18"/>
+    <w:bookmarkStart w:id="19" w:name="supported-reserved-words"/>
     <w:p>
       <w:pPr>
         <w:pStyle w:val="Heading1"/>
       </w:pPr>
-      <w:bookmarkStart w:id="10" w:name="supported-reserved-words"/>
-      <w:bookmarkEnd w:id="9"/>
       <w:r>
         <w:t>9. Supported reserved words</w:t>
       </w:r>
@@ -1274,15 +1245,21 @@
         <w:t>unsigned</w:t>
       </w:r>
       <w:r>
-        <w:t xml:space="preserve"> participates only in the exact type combinations defined below.</w:t>
-      </w:r>
-    </w:p>
-    <w:p>
-      <w:pPr>
-        <w:pStyle w:val="BodyText"/>
-      </w:pPr>
-      <w:r>
-        <w:t xml:space="preserve">Plain </w:t>
+        <w:t xml:space="preserve"> </w:t>
+      </w:r>
+      <w:r>
+        <w:t>participates only in the exact type combinations defined below.</w:t>
+      </w:r>
+    </w:p>
+    <w:p>
+      <w:pPr>
+        <w:pStyle w:val="BodyText"/>
+      </w:pPr>
+      <w:r>
+        <w:t>Plain</w:t>
+      </w:r>
+      <w:r>
+        <w:t xml:space="preserve"> </w:t>
       </w:r>
       <w:r>
         <w:rPr>
@@ -1291,7 +1268,13 @@
         <w:t>int</w:t>
       </w:r>
       <w:r>
-        <w:t xml:space="preserve"> and plain </w:t>
+        <w:t xml:space="preserve"> </w:t>
+      </w:r>
+      <w:r>
+        <w:t>and plain</w:t>
+      </w:r>
+      <w:r>
+        <w:t xml:space="preserve"> </w:t>
       </w:r>
       <w:r>
         <w:rPr>
@@ -1300,15 +1283,21 @@
         <w:t>short</w:t>
       </w:r>
       <w:r>
-        <w:t xml:space="preserve"> are signed.</w:t>
-      </w:r>
-    </w:p>
-    <w:p>
-      <w:pPr>
-        <w:pStyle w:val="BodyText"/>
-      </w:pPr>
-      <w:r>
-        <w:t xml:space="preserve">There is no supported </w:t>
+        <w:t xml:space="preserve"> </w:t>
+      </w:r>
+      <w:r>
+        <w:t>are signed.</w:t>
+      </w:r>
+    </w:p>
+    <w:p>
+      <w:pPr>
+        <w:pStyle w:val="BodyText"/>
+      </w:pPr>
+      <w:r>
+        <w:t>There is no supported</w:t>
+      </w:r>
+      <w:r>
+        <w:t xml:space="preserve"> </w:t>
       </w:r>
       <w:r>
         <w:rPr>
@@ -1317,16 +1306,21 @@
         <w:t>signed</w:t>
       </w:r>
       <w:r>
-        <w:t xml:space="preserve"> type specifier.</w:t>
-      </w:r>
-    </w:p>
-    <w:p/>
+        <w:t xml:space="preserve"> </w:t>
+      </w:r>
+      <w:r>
+        <w:t>type specifier.</w:t>
+      </w:r>
+    </w:p>
+    <w:p>
+      <w:r/>
+    </w:p>
+    <w:bookmarkEnd w:id="19"/>
+    <w:bookmarkStart w:id="20" w:name="reserved-but-unsupported-c-words"/>
     <w:p>
       <w:pPr>
         <w:pStyle w:val="Heading1"/>
       </w:pPr>
-      <w:bookmarkStart w:id="11" w:name="reserved-but-unsupported-c-words"/>
-      <w:bookmarkEnd w:id="10"/>
       <w:r>
         <w:t>10. Reserved but unsupported C words</w:t>
       </w:r>
@@ -1650,23 +1644,25 @@
         <w:t>Known implementation-owned names include `_start`, `__heap_start`, `__heap_end`, the `__f*` floating helpers, `__itof`, `__ftoi`, and `__fcmp`. This list is illustrative rather than limiting: the double-underscore namespace is reserved as a class so later internal helpers cannot collide with user source.</w:t>
       </w:r>
     </w:p>
-    <w:p/>
+    <w:p>
+      <w:r/>
+    </w:p>
+    <w:bookmarkEnd w:id="20"/>
+    <w:bookmarkStart w:id="21" w:name="operators-and-punctuation"/>
     <w:p>
       <w:pPr>
         <w:pStyle w:val="Heading1"/>
       </w:pPr>
-      <w:bookmarkStart w:id="12" w:name="operators-and-punctuation"/>
-      <w:bookmarkEnd w:id="11"/>
       <w:r>
         <w:t>11. Operators and punctuation</w:t>
       </w:r>
     </w:p>
-    <w:p>
-      <w:pPr>
-        <w:pStyle w:val="FirstParagraph"/>
-      </w:pPr>
-      <w:bookmarkStart w:id="13" w:name="integer-literals"/>
-      <w:bookmarkEnd w:id="12"/>
+    <w:bookmarkEnd w:id="21"/>
+    <w:bookmarkStart w:id="22" w:name="integer-literals"/>
+    <w:p>
+      <w:pPr>
+        <w:pStyle w:val="FirstParagraph"/>
+      </w:pPr>
       <w:r>
         <w:t>C48 uses longest-match tokenization. At every source position the lexer MUST select the longest valid token beginning there. Supported multi-character operators are recognized before their single-character prefixes. Comment introducers are recognized before the division operator when the required second character is present.</w:t>
       </w:r>
@@ -1685,92 +1681,48 @@
       </w:pPr>
       <w:r>
         <w:t>=</w:t>
-      </w:r>
-      <w:r>
         <w:br/>
         <w:t>+</w:t>
-      </w:r>
-      <w:r>
         <w:br/>
         <w:t>-</w:t>
-      </w:r>
-      <w:r>
         <w:br/>
         <w:t>*</w:t>
-      </w:r>
-      <w:r>
         <w:br/>
         <w:t>/</w:t>
-      </w:r>
-      <w:r>
         <w:br/>
         <w:t>%</w:t>
-      </w:r>
-      <w:r>
         <w:br/>
         <w:t>++</w:t>
-      </w:r>
-      <w:r>
         <w:br/>
         <w:t>--</w:t>
-      </w:r>
-      <w:r>
         <w:br/>
         <w:t>&lt;&lt;</w:t>
-      </w:r>
-      <w:r>
         <w:br/>
         <w:t>&gt;&gt;</w:t>
-      </w:r>
-      <w:r>
         <w:br/>
         <w:t>&lt;</w:t>
-      </w:r>
-      <w:r>
         <w:br/>
         <w:t>&lt;=</w:t>
-      </w:r>
-      <w:r>
         <w:br/>
         <w:t>&gt;</w:t>
-      </w:r>
-      <w:r>
         <w:br/>
         <w:t>&gt;=</w:t>
-      </w:r>
-      <w:r>
         <w:br/>
         <w:t>==</w:t>
-      </w:r>
-      <w:r>
         <w:br/>
         <w:t>!=</w:t>
-      </w:r>
-      <w:r>
         <w:br/>
         <w:t>&amp;</w:t>
-      </w:r>
-      <w:r>
         <w:br/>
         <w:t>|</w:t>
-      </w:r>
-      <w:r>
         <w:br/>
         <w:t>^</w:t>
-      </w:r>
-      <w:r>
         <w:br/>
         <w:t>~</w:t>
-      </w:r>
-      <w:r>
         <w:br/>
         <w:t>&amp;&amp;</w:t>
-      </w:r>
-      <w:r>
         <w:br/>
         <w:t>||</w:t>
-      </w:r>
-      <w:r>
         <w:br/>
         <w:t>!</w:t>
       </w:r>
@@ -1789,32 +1741,18 @@
       </w:pPr>
       <w:r>
         <w:t>(</w:t>
-      </w:r>
-      <w:r>
         <w:br/>
         <w:t>)</w:t>
-      </w:r>
-      <w:r>
         <w:br/>
         <w:t>[</w:t>
-      </w:r>
-      <w:r>
         <w:br/>
         <w:t>]</w:t>
-      </w:r>
-      <w:r>
         <w:br/>
         <w:t>{</w:t>
-      </w:r>
-      <w:r>
         <w:br/>
         <w:t>}</w:t>
-      </w:r>
-      <w:r>
         <w:br/>
         <w:t>;</w:t>
-      </w:r>
-      <w:r>
         <w:br/>
         <w:t>,</w:t>
       </w:r>
@@ -1883,7 +1821,9 @@
         <w:t>A standalone source byte that belongs to neither the supported token grammar nor a supported preprocessing directive is a lexical error. In particular, backslash outside a literal is invalid except where it begins no supported construct, and `#` is valid only in the preprocessing-directive position defined in Section 70.</w:t>
       </w:r>
     </w:p>
-    <w:p/>
+    <w:p>
+      <w:pPr/>
+    </w:p>
     <w:p>
       <w:pPr>
         <w:pStyle w:val="Heading1"/>
@@ -1892,12 +1832,12 @@
         <w:t>12. Integer literals</w:t>
       </w:r>
     </w:p>
-    <w:p>
-      <w:pPr>
-        <w:pStyle w:val="FirstParagraph"/>
-      </w:pPr>
-      <w:bookmarkStart w:id="14" w:name="integer-literal-types"/>
-      <w:bookmarkEnd w:id="13"/>
+    <w:bookmarkEnd w:id="22"/>
+    <w:bookmarkStart w:id="23" w:name="integer-literal-types"/>
+    <w:p>
+      <w:pPr>
+        <w:pStyle w:val="FirstParagraph"/>
+      </w:pPr>
       <w:r>
         <w:t>C48 supports decimal, octal, and hexadecimal integer literals.</w:t>
       </w:r>
@@ -1916,38 +1856,20 @@
       </w:pPr>
       <w:r>
         <w:t>decimal-literal:</w:t>
-      </w:r>
-      <w:r>
         <w:br/>
         <w:t xml:space="preserve">    0</w:t>
-      </w:r>
-      <w:r>
         <w:br/>
         <w:t xml:space="preserve">    nonzero-digit decimal-digit*</w:t>
-      </w:r>
-      <w:r>
-        <w:br/>
-      </w:r>
-      <w:r>
+        <w:br/>
         <w:br/>
         <w:t>octal-literal:</w:t>
-      </w:r>
-      <w:r>
         <w:br/>
         <w:t xml:space="preserve">    0 octal-digit+</w:t>
-      </w:r>
-      <w:r>
-        <w:br/>
-      </w:r>
-      <w:r>
+        <w:br/>
         <w:br/>
         <w:t>hexadecimal-literal:</w:t>
-      </w:r>
-      <w:r>
         <w:br/>
         <w:t xml:space="preserve">    0x hexadecimal-digit+</w:t>
-      </w:r>
-      <w:r>
         <w:br/>
         <w:t xml:space="preserve">    0X hexadecimal-digit+</w:t>
       </w:r>
@@ -1990,24 +1912,14 @@
       </w:pPr>
       <w:r>
         <w:t>0</w:t>
-      </w:r>
-      <w:r>
         <w:br/>
         <w:t>123</w:t>
-      </w:r>
-      <w:r>
         <w:br/>
         <w:t>077</w:t>
-      </w:r>
-      <w:r>
         <w:br/>
         <w:t>0x2a</w:t>
-      </w:r>
-      <w:r>
         <w:br/>
         <w:t>65535u</w:t>
-      </w:r>
-      <w:r>
         <w:br/>
         <w:t>0XFFU</w:t>
       </w:r>
@@ -2044,7 +1956,9 @@
         <w:t>Important INT_MIN rule: source text `-32768` is tokenized as unary `-` applied to the unsuffixed literal `32768`, whose type is `unsigned int` under Section 13. It therefore denotes unsigned value 32768, not signed `int` minimum. Portable C48 spells signed -32768 as `(int)0x8000u` or `(-32767 - 1)`.</w:t>
       </w:r>
     </w:p>
-    <w:p/>
+    <w:p>
+      <w:pPr/>
+    </w:p>
     <w:p>
       <w:pPr>
         <w:pStyle w:val="Heading1"/>
@@ -2066,7 +1980,10 @@
         <w:pStyle w:val="BodyText"/>
       </w:pPr>
       <w:r>
-        <w:t xml:space="preserve">For an integer literal without </w:t>
+        <w:t>For an integer literal without</w:t>
+      </w:r>
+      <w:r>
+        <w:t xml:space="preserve"> </w:t>
       </w:r>
       <w:r>
         <w:rPr>
@@ -2075,7 +1992,13 @@
         <w:t>u</w:t>
       </w:r>
       <w:r>
-        <w:t xml:space="preserve"> or </w:t>
+        <w:t xml:space="preserve"> </w:t>
+      </w:r>
+      <w:r>
+        <w:t>or</w:t>
+      </w:r>
+      <w:r>
+        <w:t xml:space="preserve"> </w:t>
       </w:r>
       <w:r>
         <w:rPr>
@@ -2092,11 +2015,14 @@
         <w:pStyle w:val="Compact"/>
         <w:numPr>
           <w:ilvl w:val="0"/>
-          <w:numId w:val="5"/>
+          <w:numId w:val="1004"/>
         </w:numPr>
       </w:pPr>
       <w:r>
-        <w:t xml:space="preserve">if its value is 0..32767, its type is </w:t>
+        <w:t>if its value is 0..32767, its type is</w:t>
+      </w:r>
+      <w:r>
+        <w:t xml:space="preserve"> </w:t>
       </w:r>
       <w:r>
         <w:rPr>
@@ -2113,11 +2039,14 @@
         <w:pStyle w:val="Compact"/>
         <w:numPr>
           <w:ilvl w:val="0"/>
-          <w:numId w:val="5"/>
+          <w:numId w:val="1004"/>
         </w:numPr>
       </w:pPr>
       <w:r>
-        <w:t xml:space="preserve">if its value is 32768..65535, its type is </w:t>
+        <w:t>if its value is 32768..65535, its type is</w:t>
+      </w:r>
+      <w:r>
+        <w:t xml:space="preserve"> </w:t>
       </w:r>
       <w:r>
         <w:rPr>
@@ -2134,7 +2063,10 @@
         <w:pStyle w:val="FirstParagraph"/>
       </w:pPr>
       <w:r>
-        <w:t xml:space="preserve">For an integer literal with </w:t>
+        <w:t>For an integer literal with</w:t>
+      </w:r>
+      <w:r>
+        <w:t xml:space="preserve"> </w:t>
       </w:r>
       <w:r>
         <w:rPr>
@@ -2143,7 +2075,13 @@
         <w:t>u</w:t>
       </w:r>
       <w:r>
-        <w:t xml:space="preserve"> or </w:t>
+        <w:t xml:space="preserve"> </w:t>
+      </w:r>
+      <w:r>
+        <w:t>or</w:t>
+      </w:r>
+      <w:r>
+        <w:t xml:space="preserve"> </w:t>
       </w:r>
       <w:r>
         <w:rPr>
@@ -2160,11 +2098,14 @@
         <w:pStyle w:val="Compact"/>
         <w:numPr>
           <w:ilvl w:val="0"/>
-          <w:numId w:val="6"/>
+          <w:numId w:val="1005"/>
         </w:numPr>
       </w:pPr>
       <w:r>
-        <w:t xml:space="preserve">its type is </w:t>
+        <w:t>its type is</w:t>
+      </w:r>
+      <w:r>
+        <w:t xml:space="preserve"> </w:t>
       </w:r>
       <w:r>
         <w:rPr>
@@ -2181,7 +2122,7 @@
         <w:pStyle w:val="Compact"/>
         <w:numPr>
           <w:ilvl w:val="0"/>
-          <w:numId w:val="6"/>
+          <w:numId w:val="1005"/>
         </w:numPr>
       </w:pPr>
       <w:r>
@@ -2201,7 +2142,10 @@
         <w:pStyle w:val="BodyText"/>
       </w:pPr>
       <w:r>
-        <w:t xml:space="preserve">There is no hidden host </w:t>
+        <w:t>There is no hidden host</w:t>
+      </w:r>
+      <w:r>
+        <w:t xml:space="preserve"> </w:t>
       </w:r>
       <w:r>
         <w:rPr>
@@ -2221,23 +2165,25 @@
         <w:t>The compiler may use wider arithmetic internally while parsing, but the accepted C48 type and value are determined exactly by the rules above.</w:t>
       </w:r>
     </w:p>
-    <w:p/>
+    <w:p>
+      <w:r/>
+    </w:p>
+    <w:bookmarkEnd w:id="23"/>
+    <w:bookmarkStart w:id="24" w:name="character-literals"/>
     <w:p>
       <w:pPr>
         <w:pStyle w:val="Heading1"/>
       </w:pPr>
-      <w:bookmarkStart w:id="15" w:name="character-literals"/>
-      <w:bookmarkEnd w:id="14"/>
       <w:r>
         <w:t>14. Character literals</w:t>
       </w:r>
     </w:p>
-    <w:p>
-      <w:pPr>
-        <w:pStyle w:val="FirstParagraph"/>
-      </w:pPr>
-      <w:bookmarkStart w:id="16" w:name="string-literals"/>
-      <w:bookmarkEnd w:id="15"/>
+    <w:bookmarkEnd w:id="24"/>
+    <w:bookmarkStart w:id="25" w:name="string-literals"/>
+    <w:p>
+      <w:pPr>
+        <w:pStyle w:val="FirstParagraph"/>
+      </w:pPr>
       <w:r>
         <w:t>A character literal denotes exactly one byte and has type `int` with value 0..255.</w:t>
       </w:r>
@@ -2256,16 +2202,10 @@
       </w:pPr>
       <w:r>
         <w:t>'A'</w:t>
-      </w:r>
-      <w:r>
         <w:br/>
         <w:t>'0'</w:t>
-      </w:r>
-      <w:r>
         <w:br/>
         <w:t>'\n'</w:t>
-      </w:r>
-      <w:r>
         <w:br/>
         <w:t>'\x7f'</w:t>
       </w:r>
@@ -2284,44 +2224,24 @@
       </w:pPr>
       <w:r>
         <w:t>\\      backslash          0x5C</w:t>
-      </w:r>
-      <w:r>
         <w:br/>
         <w:t>\'      single quote       0x27</w:t>
-      </w:r>
-      <w:r>
         <w:br/>
         <w:t>\"      double quote       0x22</w:t>
-      </w:r>
-      <w:r>
         <w:br/>
         <w:t>\0      NUL                0x00</w:t>
-      </w:r>
-      <w:r>
         <w:br/>
         <w:t>\a      bell               0x07</w:t>
-      </w:r>
-      <w:r>
         <w:br/>
         <w:t>\b      backspace          0x08</w:t>
-      </w:r>
-      <w:r>
         <w:br/>
         <w:t>\t      horizontal tab     0x09</w:t>
-      </w:r>
-      <w:r>
         <w:br/>
         <w:t>\n      line feed          0x0A</w:t>
-      </w:r>
-      <w:r>
         <w:br/>
         <w:t>\v      vertical tab       0x0B</w:t>
-      </w:r>
-      <w:r>
         <w:br/>
         <w:t>\f      form feed          0x0C</w:t>
-      </w:r>
-      <w:r>
         <w:br/>
         <w:t>\r      carriage return    0x0D</w:t>
       </w:r>
@@ -2340,12 +2260,8 @@
       </w:pPr>
       <w:r>
         <w:t>'\x00'</w:t>
-      </w:r>
-      <w:r>
         <w:br/>
         <w:t>'\x41'</w:t>
-      </w:r>
-      <w:r>
         <w:br/>
         <w:t>'\xff'</w:t>
       </w:r>
@@ -2390,7 +2306,9 @@
         <w:t>An unescaped LF, end-of-file, or missing closing quote before the literal closes is a lexical error.</w:t>
       </w:r>
     </w:p>
-    <w:p/>
+    <w:p>
+      <w:pPr/>
+    </w:p>
     <w:p>
       <w:pPr>
         <w:pStyle w:val="Heading1"/>
@@ -2399,12 +2317,12 @@
         <w:t>15. String literals</w:t>
       </w:r>
     </w:p>
-    <w:p>
-      <w:pPr>
-        <w:pStyle w:val="FirstParagraph"/>
-      </w:pPr>
-      <w:bookmarkStart w:id="17" w:name="floating-literals"/>
-      <w:bookmarkEnd w:id="16"/>
+    <w:bookmarkEnd w:id="25"/>
+    <w:bookmarkStart w:id="26" w:name="floating-literals"/>
+    <w:p>
+      <w:pPr>
+        <w:pStyle w:val="FirstParagraph"/>
+      </w:pPr>
       <w:r>
         <w:t>A string literal is a sequence of canonical source characters and supported Section-14 escapes between double quotes. Each source character contributes its ASCII byte, each escape contributes exactly one specified byte, and one terminating NUL byte is appended.</w:t>
       </w:r>
@@ -2465,7 +2383,9 @@
         <w:t>Prefixed/wide string literals such as `L"text"`, `u"text"`, `U"text"`, and `u8"text"` are unsupported. C48 has only the byte-string form defined in this section.</w:t>
       </w:r>
     </w:p>
-    <w:p/>
+    <w:p>
+      <w:pPr/>
+    </w:p>
     <w:p>
       <w:pPr>
         <w:pStyle w:val="Heading1"/>
@@ -2474,12 +2394,12 @@
         <w:t>16. Floating literals</w:t>
       </w:r>
     </w:p>
-    <w:p>
-      <w:pPr>
-        <w:pStyle w:val="FirstParagraph"/>
-      </w:pPr>
-      <w:bookmarkStart w:id="18" w:name="floating-literal-representation"/>
-      <w:bookmarkEnd w:id="17"/>
+    <w:bookmarkEnd w:id="26"/>
+    <w:bookmarkStart w:id="27" w:name="floating-literal-representation"/>
+    <w:p>
+      <w:pPr>
+        <w:pStyle w:val="FirstParagraph"/>
+      </w:pPr>
       <w:r>
         <w:t>C48 supports decimal floating literals using the mantissa/exponent grammar also accepted by the canonical SYS_FP_FROM_TEXT numeric parser once any source suffix has been removed.</w:t>
       </w:r>
@@ -2490,38 +2410,20 @@
       </w:pPr>
       <w:r>
         <w:t>floating-literal:</w:t>
-      </w:r>
-      <w:r>
         <w:br/>
         <w:t xml:space="preserve">    digits '.' digits? exponent? float-suffix?</w:t>
-      </w:r>
-      <w:r>
         <w:br/>
         <w:t xml:space="preserve">    '.' digits exponent? float-suffix?</w:t>
-      </w:r>
-      <w:r>
         <w:br/>
         <w:t xml:space="preserve">    digits exponent float-suffix?</w:t>
-      </w:r>
-      <w:r>
-        <w:br/>
-      </w:r>
-      <w:r>
+        <w:br/>
         <w:br/>
         <w:t>exponent:</w:t>
-      </w:r>
-      <w:r>
         <w:br/>
         <w:t xml:space="preserve">    ('e' | 'E') ('+' | '-')? digits</w:t>
-      </w:r>
-      <w:r>
-        <w:br/>
-      </w:r>
-      <w:r>
+        <w:br/>
         <w:br/>
         <w:t>float-suffix:</w:t>
-      </w:r>
-      <w:r>
         <w:br/>
         <w:t xml:space="preserve">    'f' | 'F'</w:t>
       </w:r>
@@ -2558,7 +2460,9 @@
         <w:t>A leading `+` or `-` is a unary operator and not part of the floating token.</w:t>
       </w:r>
     </w:p>
-    <w:p/>
+    <w:p>
+      <w:pPr/>
+    </w:p>
     <w:p>
       <w:pPr>
         <w:pStyle w:val="Heading1"/>
@@ -2586,7 +2490,10 @@
         <w:t>sizeof(float)</w:t>
       </w:r>
       <w:r>
-        <w:t xml:space="preserve"> is exactly:</w:t>
+        <w:t xml:space="preserve"> </w:t>
+      </w:r>
+      <w:r>
+        <w:t>is exactly:</w:t>
       </w:r>
     </w:p>
     <w:p>
@@ -2605,7 +2512,10 @@
         <w:pStyle w:val="FirstParagraph"/>
       </w:pPr>
       <w:r>
-        <w:t xml:space="preserve">and </w:t>
+        <w:t>and</w:t>
+      </w:r>
+      <w:r>
+        <w:t xml:space="preserve"> </w:t>
       </w:r>
       <w:r>
         <w:rPr>
@@ -2614,7 +2524,10 @@
         <w:t>float</w:t>
       </w:r>
       <w:r>
-        <w:t xml:space="preserve"> alignment is exactly:</w:t>
+        <w:t xml:space="preserve"> </w:t>
+      </w:r>
+      <w:r>
+        <w:t>alignment is exactly:</w:t>
       </w:r>
     </w:p>
     <w:p>
@@ -2641,7 +2554,7 @@
         <w:pStyle w:val="Compact"/>
         <w:numPr>
           <w:ilvl w:val="0"/>
-          <w:numId w:val="7"/>
+          <w:numId w:val="1006"/>
         </w:numPr>
       </w:pPr>
       <w:r>
@@ -2653,7 +2566,7 @@
         <w:pStyle w:val="Compact"/>
         <w:numPr>
           <w:ilvl w:val="0"/>
-          <w:numId w:val="7"/>
+          <w:numId w:val="1006"/>
         </w:numPr>
       </w:pPr>
       <w:r>
@@ -2665,11 +2578,14 @@
         <w:pStyle w:val="Compact"/>
         <w:numPr>
           <w:ilvl w:val="0"/>
-          <w:numId w:val="7"/>
+          <w:numId w:val="1006"/>
         </w:numPr>
       </w:pPr>
       <w:r>
-        <w:t xml:space="preserve">host </w:t>
+        <w:t>host</w:t>
+      </w:r>
+      <w:r>
+        <w:t xml:space="preserve"> </w:t>
       </w:r>
       <w:r>
         <w:rPr>
@@ -2686,11 +2602,14 @@
         <w:pStyle w:val="Compact"/>
         <w:numPr>
           <w:ilvl w:val="0"/>
-          <w:numId w:val="7"/>
+          <w:numId w:val="1006"/>
         </w:numPr>
       </w:pPr>
       <w:r>
-        <w:t xml:space="preserve">host </w:t>
+        <w:t>host</w:t>
+      </w:r>
+      <w:r>
+        <w:t xml:space="preserve"> </w:t>
       </w:r>
       <w:r>
         <w:rPr>
@@ -2707,7 +2626,7 @@
         <w:pStyle w:val="Compact"/>
         <w:numPr>
           <w:ilvl w:val="0"/>
-          <w:numId w:val="7"/>
+          <w:numId w:val="1006"/>
         </w:numPr>
       </w:pPr>
       <w:r>
@@ -2754,13 +2673,15 @@
         <w:t>C48 has no NaN or infinity language semantics.</w:t>
       </w:r>
     </w:p>
-    <w:p/>
+    <w:p>
+      <w:r/>
+    </w:p>
+    <w:bookmarkEnd w:id="27"/>
+    <w:bookmarkStart w:id="28" w:name="supported-types"/>
     <w:p>
       <w:pPr>
         <w:pStyle w:val="Heading1"/>
       </w:pPr>
-      <w:bookmarkStart w:id="19" w:name="supported-types"/>
-      <w:bookmarkEnd w:id="18"/>
       <w:r>
         <w:t>18. Supported types</w:t>
       </w:r>
@@ -2969,7 +2890,10 @@
         <w:pStyle w:val="BodyText"/>
       </w:pPr>
       <w:r>
-        <w:t xml:space="preserve">Plain </w:t>
+        <w:t>Plain</w:t>
+      </w:r>
+      <w:r>
+        <w:t xml:space="preserve"> </w:t>
       </w:r>
       <w:r>
         <w:rPr>
@@ -2978,7 +2902,10 @@
         <w:t>char</w:t>
       </w:r>
       <w:r>
-        <w:t xml:space="preserve"> is unsigned.</w:t>
+        <w:t xml:space="preserve"> </w:t>
+      </w:r>
+      <w:r>
+        <w:t>is unsigned.</w:t>
       </w:r>
     </w:p>
     <w:p>
@@ -2992,15 +2919,21 @@
         <w:t>signed char</w:t>
       </w:r>
       <w:r>
-        <w:t xml:space="preserve"> is not a Version-1 type.</w:t>
-      </w:r>
-    </w:p>
-    <w:p>
-      <w:pPr>
-        <w:pStyle w:val="BodyText"/>
-      </w:pPr>
-      <w:r>
-        <w:t xml:space="preserve">Plain </w:t>
+        <w:t xml:space="preserve"> </w:t>
+      </w:r>
+      <w:r>
+        <w:t>is not a Version-1 type.</w:t>
+      </w:r>
+    </w:p>
+    <w:p>
+      <w:pPr>
+        <w:pStyle w:val="BodyText"/>
+      </w:pPr>
+      <w:r>
+        <w:t>Plain</w:t>
+      </w:r>
+      <w:r>
+        <w:t xml:space="preserve"> </w:t>
       </w:r>
       <w:r>
         <w:rPr>
@@ -3009,7 +2942,13 @@
         <w:t>short</w:t>
       </w:r>
       <w:r>
-        <w:t xml:space="preserve"> and plain </w:t>
+        <w:t xml:space="preserve"> </w:t>
+      </w:r>
+      <w:r>
+        <w:t>and plain</w:t>
+      </w:r>
+      <w:r>
+        <w:t xml:space="preserve"> </w:t>
       </w:r>
       <w:r>
         <w:rPr>
@@ -3018,16 +2957,21 @@
         <w:t>int</w:t>
       </w:r>
       <w:r>
-        <w:t xml:space="preserve"> are signed two's-complement types.</w:t>
-      </w:r>
-    </w:p>
-    <w:p/>
+        <w:t xml:space="preserve"> </w:t>
+      </w:r>
+      <w:r>
+        <w:t>are signed two's-complement types.</w:t>
+      </w:r>
+    </w:p>
+    <w:p>
+      <w:r/>
+    </w:p>
+    <w:bookmarkEnd w:id="28"/>
+    <w:bookmarkStart w:id="29" w:name="data-model"/>
     <w:p>
       <w:pPr>
         <w:pStyle w:val="Heading1"/>
       </w:pPr>
-      <w:bookmarkStart w:id="20" w:name="data-model"/>
-      <w:bookmarkEnd w:id="19"/>
       <w:r>
         <w:t>19. Data model</w:t>
       </w:r>
@@ -3137,7 +3081,10 @@
         <w:t>void</w:t>
       </w:r>
       <w:r>
-        <w:t xml:space="preserve"> has no object size.</w:t>
+        <w:t xml:space="preserve"> </w:t>
+      </w:r>
+      <w:r>
+        <w:t>has no object size.</w:t>
       </w:r>
     </w:p>
     <w:p>
@@ -3151,7 +3098,10 @@
         <w:t>sizeof(void)</w:t>
       </w:r>
       <w:r>
-        <w:t xml:space="preserve"> is invalid.</w:t>
+        <w:t xml:space="preserve"> </w:t>
+      </w:r>
+      <w:r>
+        <w:t>is invalid.</w:t>
       </w:r>
     </w:p>
     <w:p>
@@ -3175,7 +3125,10 @@
         <w:pStyle w:val="BodyText"/>
       </w:pPr>
       <w:r>
-        <w:t xml:space="preserve">Array stride is exactly </w:t>
+        <w:t>Array stride is exactly</w:t>
+      </w:r>
+      <w:r>
+        <w:t xml:space="preserve"> </w:t>
       </w:r>
       <w:r>
         <w:rPr>
@@ -3209,20 +3162,12 @@
       </w:pPr>
       <w:r>
         <w:t>char / unsigned char: 0..255, stored as one byte;</w:t>
-      </w:r>
-      <w:r>
         <w:br/>
         <w:t>short / int: -32768..32767, stored as a 16-bit little-endian two's-complement word;</w:t>
-      </w:r>
-      <w:r>
         <w:br/>
         <w:t>unsigned short / unsigned int: 0..65535, stored as a 16-bit little-endian word;</w:t>
-      </w:r>
-      <w:r>
         <w:br/>
         <w:t>pointer: one 16-bit little-endian logical address; null is bytes 00 00;</w:t>
-      </w:r>
-      <w:r>
         <w:br/>
         <w:t>float: exactly the five bytes, in memory order, used by the canonical Spectrum ROM numeric representation.</w:t>
       </w:r>
@@ -3243,23 +3188,25 @@
         <w:t>Semantic zero has an all-zero object representation for every C48 integer type and for the null pointer. C48's required BSS-zeroing semantics also require an all-zero five-byte `float` object to denote floating zero. A conforming implementation MUST preserve these zero-representation invariants.</w:t>
       </w:r>
     </w:p>
-    <w:p/>
+    <w:p>
+      <w:r/>
+    </w:p>
+    <w:bookmarkEnd w:id="29"/>
+    <w:bookmarkStart w:id="30" w:name="declarators"/>
     <w:p>
       <w:pPr>
         <w:pStyle w:val="Heading1"/>
       </w:pPr>
-      <w:bookmarkStart w:id="21" w:name="declarators"/>
-      <w:bookmarkEnd w:id="20"/>
       <w:r>
         <w:t>20. Declarators</w:t>
       </w:r>
     </w:p>
-    <w:p>
-      <w:pPr>
-        <w:pStyle w:val="FirstParagraph"/>
-      </w:pPr>
-      <w:bookmarkStart w:id="22" w:name="declarations"/>
-      <w:bookmarkEnd w:id="21"/>
+    <w:bookmarkEnd w:id="30"/>
+    <w:bookmarkStart w:id="31" w:name="declarations"/>
+    <w:p>
+      <w:pPr>
+        <w:pStyle w:val="FirstParagraph"/>
+      </w:pPr>
       <w:r>
         <w:t>C48 deliberately supports only the declarator shapes required by Version 1. Appendix A contains the complete normative grammar; this section states the semantic restrictions.</w:t>
       </w:r>
@@ -3286,30 +3233,16 @@
       </w:pPr>
       <w:r>
         <w:t>declarator:</w:t>
-      </w:r>
-      <w:r>
         <w:br/>
         <w:t xml:space="preserve">    pointer-part? identifier declarator-suffix?</w:t>
-      </w:r>
-      <w:r>
-        <w:br/>
-      </w:r>
-      <w:r>
+        <w:br/>
         <w:br/>
         <w:t>pointer-part:</w:t>
-      </w:r>
-      <w:r>
         <w:br/>
         <w:t xml:space="preserve">    '*' pointer-part?</w:t>
-      </w:r>
-      <w:r>
-        <w:br/>
-      </w:r>
-      <w:r>
+        <w:br/>
         <w:br/>
         <w:t>declarator-suffix:</w:t>
-      </w:r>
-      <w:r>
         <w:br/>
         <w:t xml:space="preserve">    array-suffix | function-suffix</w:t>
       </w:r>
@@ -3338,7 +3271,9 @@
         <w:t>True multidimensional array declarators are unsupported. Repeated indexing remains valid when an indexed expression itself has pointer type, for example `char **argv; argv[1][0]`.</w:t>
       </w:r>
     </w:p>
-    <w:p/>
+    <w:p>
+      <w:pPr/>
+    </w:p>
     <w:p>
       <w:pPr>
         <w:pStyle w:val="Heading1"/>
@@ -3347,12 +3282,12 @@
         <w:t>21. Declarations</w:t>
       </w:r>
     </w:p>
-    <w:p>
-      <w:pPr>
-        <w:pStyle w:val="FirstParagraph"/>
-      </w:pPr>
-      <w:bookmarkStart w:id="23" w:name="storage-classes"/>
-      <w:bookmarkEnd w:id="22"/>
+    <w:bookmarkEnd w:id="31"/>
+    <w:bookmarkStart w:id="32" w:name="storage-classes"/>
+    <w:p>
+      <w:pPr>
+        <w:pStyle w:val="FirstParagraph"/>
+      </w:pPr>
       <w:r>
         <w:t>A declaration contains an optional permitted storage class, exactly one permitted C48 type spelling, one or more declarators separated by commas, optional permitted initializers, and a terminating semicolon.</w:t>
       </w:r>
@@ -3363,20 +3298,12 @@
       </w:pPr>
       <w:r>
         <w:t>int x;</w:t>
-      </w:r>
-      <w:r>
         <w:br/>
         <w:t>int x, y;</w:t>
-      </w:r>
-      <w:r>
         <w:br/>
         <w:t>unsigned int mask;</w:t>
-      </w:r>
-      <w:r>
         <w:br/>
         <w:t>char *p;</w:t>
-      </w:r>
-      <w:r>
         <w:br/>
         <w:t>int values[10];</w:t>
       </w:r>
@@ -3413,7 +3340,9 @@
         <w:t>File-scope global and static objects without an explicit initializer are initialized to all-zero bytes according to their C48 object representation.</w:t>
       </w:r>
     </w:p>
-    <w:p/>
+    <w:p>
+      <w:pPr/>
+    </w:p>
     <w:p>
       <w:pPr>
         <w:pStyle w:val="Heading1"/>
@@ -3463,7 +3392,7 @@
         <w:pStyle w:val="Compact"/>
         <w:numPr>
           <w:ilvl w:val="0"/>
-          <w:numId w:val="10"/>
+          <w:numId w:val="1009"/>
         </w:numPr>
       </w:pPr>
       <w:r>
@@ -3475,7 +3404,7 @@
         <w:pStyle w:val="Compact"/>
         <w:numPr>
           <w:ilvl w:val="0"/>
-          <w:numId w:val="10"/>
+          <w:numId w:val="1009"/>
         </w:numPr>
       </w:pPr>
       <w:r>
@@ -3493,7 +3422,7 @@
         <w:pStyle w:val="Compact"/>
         <w:numPr>
           <w:ilvl w:val="0"/>
-          <w:numId w:val="10"/>
+          <w:numId w:val="1009"/>
         </w:numPr>
       </w:pPr>
       <w:r>
@@ -3511,7 +3440,10 @@
         <w:pStyle w:val="FirstParagraph"/>
       </w:pPr>
       <w:r>
-        <w:t xml:space="preserve">At block scope, </w:t>
+        <w:t>At block scope,</w:t>
+      </w:r>
+      <w:r>
+        <w:t xml:space="preserve"> </w:t>
       </w:r>
       <w:r>
         <w:rPr>
@@ -3520,7 +3452,13 @@
         <w:t>static</w:t>
       </w:r>
       <w:r>
-        <w:t xml:space="preserve"> and </w:t>
+        <w:t xml:space="preserve"> </w:t>
+      </w:r>
+      <w:r>
+        <w:t>and</w:t>
+      </w:r>
+      <w:r>
+        <w:t xml:space="preserve"> </w:t>
       </w:r>
       <w:r>
         <w:rPr>
@@ -3529,15 +3467,21 @@
         <w:t>extern</w:t>
       </w:r>
       <w:r>
-        <w:t xml:space="preserve"> declarations are not supported in Version 1.</w:t>
-      </w:r>
-    </w:p>
-    <w:p>
-      <w:pPr>
-        <w:pStyle w:val="BodyText"/>
-      </w:pPr>
-      <w:r>
-        <w:t xml:space="preserve">Automatic local objects require no </w:t>
+        <w:t xml:space="preserve"> </w:t>
+      </w:r>
+      <w:r>
+        <w:t>declarations are not supported in Version 1.</w:t>
+      </w:r>
+    </w:p>
+    <w:p>
+      <w:pPr>
+        <w:pStyle w:val="BodyText"/>
+      </w:pPr>
+      <w:r>
+        <w:t>Automatic local objects require no</w:t>
+      </w:r>
+      <w:r>
+        <w:t xml:space="preserve"> </w:t>
       </w:r>
       <w:r>
         <w:rPr>
@@ -3546,15 +3490,21 @@
         <w:t>auto</w:t>
       </w:r>
       <w:r>
-        <w:t xml:space="preserve"> keyword.</w:t>
-      </w:r>
-    </w:p>
-    <w:p>
-      <w:pPr>
-        <w:pStyle w:val="BodyText"/>
-      </w:pPr>
-      <w:r>
-        <w:t xml:space="preserve">The </w:t>
+        <w:t xml:space="preserve"> </w:t>
+      </w:r>
+      <w:r>
+        <w:t>keyword.</w:t>
+      </w:r>
+    </w:p>
+    <w:p>
+      <w:pPr>
+        <w:pStyle w:val="BodyText"/>
+      </w:pPr>
+      <w:r>
+        <w:t>The</w:t>
+      </w:r>
+      <w:r>
+        <w:t xml:space="preserve"> </w:t>
       </w:r>
       <w:r>
         <w:rPr>
@@ -3563,7 +3513,13 @@
         <w:t>auto</w:t>
       </w:r>
       <w:r>
-        <w:t xml:space="preserve"> and </w:t>
+        <w:t xml:space="preserve"> </w:t>
+      </w:r>
+      <w:r>
+        <w:t>and</w:t>
+      </w:r>
+      <w:r>
+        <w:t xml:space="preserve"> </w:t>
       </w:r>
       <w:r>
         <w:rPr>
@@ -3572,15 +3528,21 @@
         <w:t>register</w:t>
       </w:r>
       <w:r>
-        <w:t xml:space="preserve"> keywords are unsupported and reserved.</w:t>
-      </w:r>
-    </w:p>
-    <w:p>
-      <w:pPr>
-        <w:pStyle w:val="BodyText"/>
-      </w:pPr>
-      <w:r>
-        <w:t xml:space="preserve">A file-scope </w:t>
+        <w:t xml:space="preserve"> </w:t>
+      </w:r>
+      <w:r>
+        <w:t>keywords are unsupported and reserved.</w:t>
+      </w:r>
+    </w:p>
+    <w:p>
+      <w:pPr>
+        <w:pStyle w:val="BodyText"/>
+      </w:pPr>
+      <w:r>
+        <w:t>A file-scope</w:t>
+      </w:r>
+      <w:r>
+        <w:t xml:space="preserve"> </w:t>
       </w:r>
       <w:r>
         <w:rPr>
@@ -3589,15 +3551,21 @@
         <w:t>extern</w:t>
       </w:r>
       <w:r>
-        <w:t xml:space="preserve"> object declaration MUST NOT contain an initializer.</w:t>
-      </w:r>
-    </w:p>
-    <w:p>
-      <w:pPr>
-        <w:pStyle w:val="BodyText"/>
-      </w:pPr>
-      <w:r>
-        <w:t xml:space="preserve">A function definition may be unqualified or </w:t>
+        <w:t xml:space="preserve"> </w:t>
+      </w:r>
+      <w:r>
+        <w:t>object declaration MUST NOT contain an initializer.</w:t>
+      </w:r>
+    </w:p>
+    <w:p>
+      <w:pPr>
+        <w:pStyle w:val="BodyText"/>
+      </w:pPr>
+      <w:r>
+        <w:t>A function definition may be unqualified or</w:t>
+      </w:r>
+      <w:r>
+        <w:t xml:space="preserve"> </w:t>
       </w:r>
       <w:r>
         <w:rPr>
@@ -3620,16 +3588,21 @@
         <w:t>extern</w:t>
       </w:r>
       <w:r>
-        <w:t xml:space="preserve"> may appear on a function declaration but not on a function definition.</w:t>
-      </w:r>
-    </w:p>
-    <w:p/>
+        <w:t xml:space="preserve"> </w:t>
+      </w:r>
+      <w:r>
+        <w:t>may appear on a function declaration but not on a function definition.</w:t>
+      </w:r>
+    </w:p>
+    <w:p>
+      <w:r/>
+    </w:p>
+    <w:bookmarkEnd w:id="32"/>
+    <w:bookmarkStart w:id="33" w:name="scope"/>
     <w:p>
       <w:pPr>
         <w:pStyle w:val="Heading1"/>
       </w:pPr>
-      <w:bookmarkStart w:id="24" w:name="scope"/>
-      <w:bookmarkEnd w:id="23"/>
       <w:r>
         <w:t>23. Scope</w:t>
       </w:r>
@@ -3647,7 +3620,7 @@
         <w:pStyle w:val="Compact"/>
         <w:numPr>
           <w:ilvl w:val="0"/>
-          <w:numId w:val="11"/>
+          <w:numId w:val="1010"/>
         </w:numPr>
       </w:pPr>
       <w:r>
@@ -3659,7 +3632,7 @@
         <w:pStyle w:val="Compact"/>
         <w:numPr>
           <w:ilvl w:val="0"/>
-          <w:numId w:val="11"/>
+          <w:numId w:val="1010"/>
         </w:numPr>
       </w:pPr>
       <w:r>
@@ -3671,7 +3644,7 @@
         <w:pStyle w:val="Compact"/>
         <w:numPr>
           <w:ilvl w:val="0"/>
-          <w:numId w:val="11"/>
+          <w:numId w:val="1010"/>
         </w:numPr>
       </w:pPr>
       <w:r>
@@ -3750,13 +3723,15 @@
         <w:t>In a function definition, each parameter name becomes visible after its own declarator and remains visible through the function body. The outermost compound statement of that function does not create a scope in which a parameter may be redeclared; a local declaration in that outermost body using a parameter name is therefore an error. A nested inner compound block may shadow a parameter under the normal inner-block rule.</w:t>
       </w:r>
     </w:p>
-    <w:p/>
+    <w:p>
+      <w:r/>
+    </w:p>
+    <w:bookmarkEnd w:id="33"/>
+    <w:bookmarkStart w:id="34" w:name="local-declarations"/>
     <w:p>
       <w:pPr>
         <w:pStyle w:val="Heading2"/>
       </w:pPr>
-      <w:bookmarkStart w:id="25" w:name="local-declarations"/>
-      <w:bookmarkEnd w:id="24"/>
       <w:r>
         <w:t>23.1 Type identity and compatibility</w:t>
       </w:r>
@@ -3841,12 +3816,12 @@
         <w:t>24. Local declarations</w:t>
       </w:r>
     </w:p>
-    <w:p>
-      <w:pPr>
-        <w:pStyle w:val="FirstParagraph"/>
-      </w:pPr>
-      <w:bookmarkStart w:id="26" w:name="arrays"/>
-      <w:bookmarkEnd w:id="25"/>
+    <w:bookmarkEnd w:id="34"/>
+    <w:bookmarkStart w:id="35" w:name="arrays"/>
+    <w:p>
+      <w:pPr>
+        <w:pStyle w:val="FirstParagraph"/>
+      </w:pPr>
       <w:r>
         <w:t>Within every compound block, local declarations MUST precede executable statements in that block. A nested block begins a fresh declarations-before-statements region.</w:t>
       </w:r>
@@ -3857,27 +3832,15 @@
       </w:pPr>
       <w:r>
         <w:t>{</w:t>
-      </w:r>
-      <w:r>
         <w:br/>
         <w:t xml:space="preserve">    int a;</w:t>
-      </w:r>
-      <w:r>
         <w:br/>
         <w:t xml:space="preserve">    int b;</w:t>
-      </w:r>
-      <w:r>
-        <w:br/>
-      </w:r>
-      <w:r>
+        <w:br/>
         <w:br/>
         <w:t xml:space="preserve">    a = 1;</w:t>
-      </w:r>
-      <w:r>
         <w:br/>
         <w:t xml:space="preserve">    b = 2;</w:t>
-      </w:r>
-      <w:r>
         <w:br/>
         <w:t>}</w:t>
       </w:r>
@@ -3906,7 +3869,9 @@
         <w:t>An automatic local object without an initializer has unspecified stored bits. Reading it before the program has assigned a value is outside the portable C48 contract. The native compiler is not required to implement whole-function definite-assignment analysis, although host tooling SHOULD diagnose obvious uses where practical.</w:t>
       </w:r>
     </w:p>
-    <w:p/>
+    <w:p>
+      <w:pPr/>
+    </w:p>
     <w:p>
       <w:pPr>
         <w:pStyle w:val="Heading1"/>
@@ -3915,12 +3880,12 @@
         <w:t>25. Arrays</w:t>
       </w:r>
     </w:p>
-    <w:p>
-      <w:pPr>
-        <w:pStyle w:val="FirstParagraph"/>
-      </w:pPr>
-      <w:bookmarkStart w:id="27" w:name="pointers"/>
-      <w:bookmarkEnd w:id="26"/>
+    <w:bookmarkEnd w:id="35"/>
+    <w:bookmarkStart w:id="36" w:name="pointers"/>
+    <w:p>
+      <w:pPr>
+        <w:pStyle w:val="FirstParagraph"/>
+      </w:pPr>
       <w:r>
         <w:t>Only one-dimensional array declarators are supported. An array element type may be any complete C48 object type other than an array.</w:t>
       </w:r>
@@ -3931,16 +3896,10 @@
       </w:pPr>
       <w:r>
         <w:t>char bytes[16];</w:t>
-      </w:r>
-      <w:r>
         <w:br/>
         <w:t>int values[10];</w:t>
-      </w:r>
-      <w:r>
         <w:br/>
         <w:t>float samples[4];</w:t>
-      </w:r>
-      <w:r>
         <w:br/>
         <w:t>char *names[8];</w:t>
       </w:r>
@@ -3977,7 +3936,9 @@
         <w:t>Array-size computation is performed in widened compiler arithmetic. `bound * sizeof(element)` must be representable in the 16-bit `unsigned int` result domain of `sizeof`; a mathematical array size greater than 65535 bytes is a compile-time type-size error rather than wrapped metadata. Smaller arrays may still fail later compiler/link/runtime resource gates when they cannot fit the ZX-UX memory budgets.</w:t>
       </w:r>
     </w:p>
-    <w:p/>
+    <w:p>
+      <w:pPr/>
+    </w:p>
     <w:p>
       <w:pPr>
         <w:pStyle w:val="Heading1"/>
@@ -3986,12 +3947,12 @@
         <w:t>26. Pointers</w:t>
       </w:r>
     </w:p>
-    <w:p>
-      <w:pPr>
-        <w:pStyle w:val="FirstParagraph"/>
-      </w:pPr>
-      <w:bookmarkStart w:id="28" w:name="null-pointer"/>
-      <w:bookmarkEnd w:id="27"/>
+    <w:bookmarkEnd w:id="36"/>
+    <w:bookmarkStart w:id="37" w:name="null-pointer"/>
+    <w:p>
+      <w:pPr>
+        <w:pStyle w:val="FirstParagraph"/>
+      </w:pPr>
       <w:r>
         <w:t>Pointers are exactly two bytes and have alignment two. Object pointers may refer to any supported complete object type or to `void`; function pointers and pointer-to-array types are not supported.</w:t>
       </w:r>
@@ -4028,7 +3989,9 @@
         <w:t>Indexing requires a pointer/array base on the left and an integer index on the right. `base[index]` is defined as `*(base + index)`. The ISO-C commuted spelling `index[base]` is intentionally unsupported.</w:t>
       </w:r>
     </w:p>
-    <w:p/>
+    <w:p>
+      <w:pPr/>
+    </w:p>
     <w:p>
       <w:pPr>
         <w:pStyle w:val="Heading1"/>
@@ -4096,7 +4059,10 @@
         <w:pStyle w:val="FirstParagraph"/>
       </w:pPr>
       <w:r>
-        <w:t xml:space="preserve">as an object-like constant equivalent to integer zero once the </w:t>
+        <w:t>as an object-like constant equivalent to integer zero once the</w:t>
+      </w:r>
+      <w:r>
+        <w:t xml:space="preserve"> </w:t>
       </w:r>
       <w:r>
         <w:rPr>
@@ -4105,7 +4071,10 @@
         <w:t>&lt;c48.h&gt;</w:t>
       </w:r>
       <w:r>
-        <w:t xml:space="preserve"> declaration set is frozen.</w:t>
+        <w:t xml:space="preserve"> </w:t>
+      </w:r>
+      <w:r>
+        <w:t>declaration set is frozen.</w:t>
       </w:r>
     </w:p>
     <w:p>
@@ -4124,15 +4093,20 @@
         <w:t>Integer-to-pointer and pointer-to-integer casts are not supported in C48 Version 1.</w:t>
       </w:r>
     </w:p>
-    <w:p/>
+    <w:p>
+      <w:r/>
+    </w:p>
+    <w:bookmarkEnd w:id="37"/>
+    <w:bookmarkStart w:id="38" w:name="void"/>
     <w:p>
       <w:pPr>
         <w:pStyle w:val="Heading1"/>
       </w:pPr>
-      <w:bookmarkStart w:id="29" w:name="void"/>
-      <w:bookmarkEnd w:id="28"/>
-      <w:r>
-        <w:t xml:space="preserve">28. </w:t>
+      <w:r>
+        <w:t>28.</w:t>
+      </w:r>
+      <w:r>
+        <w:t xml:space="preserve"> </w:t>
       </w:r>
       <w:r>
         <w:rPr>
@@ -4146,7 +4120,10 @@
         <w:pStyle w:val="FirstParagraph"/>
       </w:pPr>
       <w:r>
-        <w:t xml:space="preserve">An object pointer may convert implicitly to </w:t>
+        <w:t>An object pointer may convert implicitly to</w:t>
+      </w:r>
+      <w:r>
+        <w:t xml:space="preserve"> </w:t>
       </w:r>
       <w:r>
         <w:rPr>
@@ -4163,7 +4140,10 @@
         <w:pStyle w:val="BodyText"/>
       </w:pPr>
       <w:r>
-        <w:t xml:space="preserve">A </w:t>
+        <w:t>A</w:t>
+      </w:r>
+      <w:r>
+        <w:t xml:space="preserve"> </w:t>
       </w:r>
       <w:r>
         <w:rPr>
@@ -4172,15 +4152,21 @@
         <w:t>void *</w:t>
       </w:r>
       <w:r>
-        <w:t xml:space="preserve"> may convert implicitly to another object-pointer type.</w:t>
-      </w:r>
-    </w:p>
-    <w:p>
-      <w:pPr>
-        <w:pStyle w:val="BodyText"/>
-      </w:pPr>
-      <w:r>
-        <w:t xml:space="preserve">This rule exists so interfaces such as </w:t>
+        <w:t xml:space="preserve"> </w:t>
+      </w:r>
+      <w:r>
+        <w:t>may convert implicitly to another object-pointer type.</w:t>
+      </w:r>
+    </w:p>
+    <w:p>
+      <w:pPr>
+        <w:pStyle w:val="BodyText"/>
+      </w:pPr>
+      <w:r>
+        <w:t>This rule exists so interfaces such as</w:t>
+      </w:r>
+      <w:r>
+        <w:t xml:space="preserve"> </w:t>
       </w:r>
       <w:r>
         <w:rPr>
@@ -4189,15 +4175,21 @@
         <w:t>malloc</w:t>
       </w:r>
       <w:r>
-        <w:t xml:space="preserve"> can be usable without a pointer-cast language feature.</w:t>
-      </w:r>
-    </w:p>
-    <w:p>
-      <w:pPr>
-        <w:pStyle w:val="BodyText"/>
-      </w:pPr>
-      <w:r>
-        <w:t xml:space="preserve">No arithmetic or dereference operation is valid directly on </w:t>
+        <w:t xml:space="preserve"> </w:t>
+      </w:r>
+      <w:r>
+        <w:t>can be usable without a pointer-cast language feature.</w:t>
+      </w:r>
+    </w:p>
+    <w:p>
+      <w:pPr>
+        <w:pStyle w:val="BodyText"/>
+      </w:pPr>
+      <w:r>
+        <w:t>No arithmetic or dereference operation is valid directly on</w:t>
+      </w:r>
+      <w:r>
+        <w:t xml:space="preserve"> </w:t>
       </w:r>
       <w:r>
         <w:rPr>
@@ -4214,7 +4206,10 @@
         <w:pStyle w:val="BodyText"/>
       </w:pPr>
       <w:r>
-        <w:t xml:space="preserve">Equality comparison between an object pointer and </w:t>
+        <w:t>Equality comparison between an object pointer and</w:t>
+      </w:r>
+      <w:r>
+        <w:t xml:space="preserve"> </w:t>
       </w:r>
       <w:r>
         <w:rPr>
@@ -4223,7 +4218,10 @@
         <w:t>void *</w:t>
       </w:r>
       <w:r>
-        <w:t xml:space="preserve"> is permitted after conversion to a common pointer representation.</w:t>
+        <w:t xml:space="preserve"> </w:t>
+      </w:r>
+      <w:r>
+        <w:t>is permitted after conversion to a common pointer representation.</w:t>
       </w:r>
     </w:p>
     <w:p>
@@ -4258,13 +4256,15 @@
         <w:t>Storage returned by the C48 heap is initially untyped raw storage. Subject to live-allocation bounds and the alignment rule above, it may be used through any supported non-void object-pointer type selected by the program. The native compiler MUST NOT use host-style strict-alias assumptions to reorder or eliminate observable accesses.</w:t>
       </w:r>
     </w:p>
-    <w:p/>
+    <w:p>
+      <w:r/>
+    </w:p>
+    <w:bookmarkEnd w:id="38"/>
+    <w:bookmarkStart w:id="39" w:name="function-declarations"/>
     <w:p>
       <w:pPr>
         <w:pStyle w:val="Heading1"/>
       </w:pPr>
-      <w:bookmarkStart w:id="30" w:name="function-declarations"/>
-      <w:bookmarkEnd w:id="29"/>
       <w:r>
         <w:t>29. Function declarations</w:t>
       </w:r>
@@ -4328,7 +4328,19 @@
         <w:pStyle w:val="FirstParagraph"/>
       </w:pPr>
       <w:r>
-        <w:t>is rejected because C48 does not have an "unspecified parameters" function type.</w:t>
+        <w:t>is rejected because C48 does not have an</w:t>
+      </w:r>
+      <w:r>
+        <w:t xml:space="preserve"> </w:t>
+      </w:r>
+      <w:r>
+        <w:t>"unspecified parameters"</w:t>
+      </w:r>
+      <w:r>
+        <w:t xml:space="preserve"> </w:t>
+      </w:r>
+      <w:r>
+        <w:t>function type.</w:t>
       </w:r>
     </w:p>
     <w:p>
@@ -4358,7 +4370,10 @@
         <w:t>...</w:t>
       </w:r>
       <w:r>
-        <w:t xml:space="preserve"> is not valid C48 syntax.</w:t>
+        <w:t xml:space="preserve"> </w:t>
+      </w:r>
+      <w:r>
+        <w:t>is not valid C48 syntax.</w:t>
       </w:r>
     </w:p>
     <w:p>
@@ -4405,13 +4420,15 @@
         <w:t>are valid compatible prototypes.</w:t>
       </w:r>
     </w:p>
-    <w:p/>
+    <w:p>
+      <w:r/>
+    </w:p>
+    <w:bookmarkEnd w:id="39"/>
+    <w:bookmarkStart w:id="40" w:name="function-definitions"/>
     <w:p>
       <w:pPr>
         <w:pStyle w:val="Heading1"/>
       </w:pPr>
-      <w:bookmarkStart w:id="31" w:name="function-definitions"/>
-      <w:bookmarkEnd w:id="30"/>
       <w:r>
         <w:t>30. Function definitions</w:t>
       </w:r>
@@ -4456,7 +4473,7 @@
         <w:pStyle w:val="Compact"/>
         <w:numPr>
           <w:ilvl w:val="0"/>
-          <w:numId w:val="13"/>
+          <w:numId w:val="1012"/>
         </w:numPr>
       </w:pPr>
       <w:r>
@@ -4474,7 +4491,7 @@
         <w:pStyle w:val="Compact"/>
         <w:numPr>
           <w:ilvl w:val="0"/>
-          <w:numId w:val="13"/>
+          <w:numId w:val="1012"/>
         </w:numPr>
       </w:pPr>
       <w:r>
@@ -4486,7 +4503,7 @@
         <w:pStyle w:val="Compact"/>
         <w:numPr>
           <w:ilvl w:val="0"/>
-          <w:numId w:val="13"/>
+          <w:numId w:val="1012"/>
         </w:numPr>
       </w:pPr>
       <w:r>
@@ -4504,7 +4521,7 @@
         <w:pStyle w:val="Compact"/>
         <w:numPr>
           <w:ilvl w:val="0"/>
-          <w:numId w:val="13"/>
+          <w:numId w:val="1012"/>
         </w:numPr>
       </w:pPr>
       <w:r>
@@ -4551,15 +4568,20 @@
         <w:t>C48 has no implicit function declarations.</w:t>
       </w:r>
     </w:p>
-    <w:p/>
+    <w:p>
+      <w:r/>
+    </w:p>
+    <w:bookmarkEnd w:id="40"/>
+    <w:bookmarkStart w:id="41" w:name="main"/>
     <w:p>
       <w:pPr>
         <w:pStyle w:val="Heading1"/>
       </w:pPr>
-      <w:bookmarkStart w:id="32" w:name="main"/>
-      <w:bookmarkEnd w:id="31"/>
-      <w:r>
-        <w:t xml:space="preserve">31. </w:t>
+      <w:r>
+        <w:t>31.</w:t>
+      </w:r>
+      <w:r>
+        <w:t xml:space="preserve"> </w:t>
       </w:r>
       <w:r>
         <w:rPr>
@@ -4568,12 +4590,12 @@
         <w:t>main</w:t>
       </w:r>
     </w:p>
-    <w:p>
-      <w:pPr>
-        <w:pStyle w:val="FirstParagraph"/>
-      </w:pPr>
-      <w:bookmarkStart w:id="33" w:name="initializers"/>
-      <w:bookmarkEnd w:id="32"/>
+    <w:bookmarkEnd w:id="41"/>
+    <w:bookmarkStart w:id="42" w:name="initializers"/>
+    <w:p>
+      <w:pPr>
+        <w:pStyle w:val="FirstParagraph"/>
+      </w:pPr>
       <w:r>
         <w:t>The identifier `main` is reserved at file scope for the C48 program-entry function. A file-scope object named `main` is rejected. A function named `main` may be declared only with one of these two exact function types:</w:t>
       </w:r>
@@ -4584,8 +4606,6 @@
       </w:pPr>
       <w:r>
         <w:t>int main(void)</w:t>
-      </w:r>
-      <w:r>
         <w:br/>
         <w:t>int main(int argc, char **argv)</w:t>
       </w:r>
@@ -4630,7 +4650,9 @@
         <w:t>When `main` returns normally, crt0 converts its 16-bit C48 `int` result to the 8-bit process exit status by taking the low eight bits, exactly as an `(unsigned char)` conversion, and passes that byte to SYS_EXIT. Thus `return 0;` yields status 0, `return 1;` yields status 1, and `return 256;` yields status 0.</w:t>
       </w:r>
     </w:p>
-    <w:p/>
+    <w:p>
+      <w:pPr/>
+    </w:p>
     <w:p>
       <w:pPr>
         <w:pStyle w:val="Heading1"/>
@@ -4639,12 +4661,12 @@
         <w:t>32. Initializers</w:t>
       </w:r>
     </w:p>
-    <w:p>
-      <w:pPr>
-        <w:pStyle w:val="FirstParagraph"/>
-      </w:pPr>
-      <w:bookmarkStart w:id="34" w:name="character-array-string-initialization"/>
-      <w:bookmarkEnd w:id="33"/>
+    <w:bookmarkEnd w:id="42"/>
+    <w:bookmarkStart w:id="43" w:name="character-array-string-initialization"/>
+    <w:p>
+      <w:pPr>
+        <w:pStyle w:val="FirstParagraph"/>
+      </w:pPr>
       <w:r>
         <w:t>C48 Version 1 supports simple constant scalar initializers and one-dimensional constant array initializers only.</w:t>
       </w:r>
@@ -4663,8 +4685,6 @@
       </w:pPr>
       <w:r>
         <w:t>int x;</w:t>
-      </w:r>
-      <w:r>
         <w:br/>
         <w:t>x = function();</w:t>
       </w:r>
@@ -4683,8 +4703,6 @@
       </w:pPr>
       <w:r>
         <w:t>int a[3] = { 1, 2, 3 };</w:t>
-      </w:r>
-      <w:r>
         <w:br/>
         <w:t>int b[4] = { 1, 2, };</w:t>
       </w:r>
@@ -4721,7 +4739,9 @@
         <w:t>Implicit scalar initializer conversion uses the same compatibility matrix as assignment, function arguments, and return values: integer-to-integer is allowed; integer-to-float and float-to-integer are allowed using canonical C48 numeric conversion; compatible object pointers, object-pointer/`void *`, and null-pointer constant zero are allowed; incompatible non-void pointers, nonzero integer/pointer conversion, float/pointer conversion, and every pointer cast are rejected.</w:t>
       </w:r>
     </w:p>
-    <w:p/>
+    <w:p>
+      <w:pPr/>
+    </w:p>
     <w:p>
       <w:pPr>
         <w:pStyle w:val="Heading1"/>
@@ -4735,7 +4755,10 @@
         <w:pStyle w:val="FirstParagraph"/>
       </w:pPr>
       <w:r>
-        <w:t xml:space="preserve">A </w:t>
+        <w:t>A</w:t>
+      </w:r>
+      <w:r>
+        <w:t xml:space="preserve"> </w:t>
       </w:r>
       <w:r>
         <w:rPr>
@@ -4744,7 +4767,13 @@
         <w:t>char</w:t>
       </w:r>
       <w:r>
-        <w:t xml:space="preserve"> or </w:t>
+        <w:t xml:space="preserve"> </w:t>
+      </w:r>
+      <w:r>
+        <w:t>or</w:t>
+      </w:r>
+      <w:r>
+        <w:t xml:space="preserve"> </w:t>
       </w:r>
       <w:r>
         <w:rPr>
@@ -4753,7 +4782,10 @@
         <w:t>unsigned char</w:t>
       </w:r>
       <w:r>
-        <w:t xml:space="preserve"> array may be initialized by a string literal.</w:t>
+        <w:t xml:space="preserve"> </w:t>
+      </w:r>
+      <w:r>
+        <w:t>array may be initialized by a string literal.</w:t>
       </w:r>
     </w:p>
     <w:p>
@@ -4883,13 +4915,15 @@
         <w:t>char text[4] = "abc";</w:t>
       </w:r>
     </w:p>
-    <w:p/>
+    <w:p>
+      <w:r/>
+    </w:p>
+    <w:bookmarkEnd w:id="43"/>
+    <w:bookmarkStart w:id="44" w:name="pointer-constant-initializers"/>
     <w:p>
       <w:pPr>
         <w:pStyle w:val="Heading1"/>
       </w:pPr>
-      <w:bookmarkStart w:id="35" w:name="pointer-constant-initializers"/>
-      <w:bookmarkEnd w:id="34"/>
       <w:r>
         <w:t>34. Pointer constant initializers</w:t>
       </w:r>
@@ -4907,7 +4941,7 @@
         <w:pStyle w:val="Compact"/>
         <w:numPr>
           <w:ilvl w:val="0"/>
-          <w:numId w:val="15"/>
+          <w:numId w:val="1014"/>
         </w:numPr>
       </w:pPr>
       <w:r>
@@ -4919,7 +4953,7 @@
         <w:pStyle w:val="Compact"/>
         <w:numPr>
           <w:ilvl w:val="0"/>
-          <w:numId w:val="15"/>
+          <w:numId w:val="1014"/>
         </w:numPr>
       </w:pPr>
       <w:r>
@@ -4931,7 +4965,7 @@
         <w:pStyle w:val="Compact"/>
         <w:numPr>
           <w:ilvl w:val="0"/>
-          <w:numId w:val="15"/>
+          <w:numId w:val="1014"/>
         </w:numPr>
       </w:pPr>
       <w:r>
@@ -4943,7 +4977,7 @@
         <w:pStyle w:val="Compact"/>
         <w:numPr>
           <w:ilvl w:val="0"/>
-          <w:numId w:val="15"/>
+          <w:numId w:val="1014"/>
         </w:numPr>
       </w:pPr>
       <w:r>
@@ -4974,23 +5008,25 @@
         <w:t>A string-literal sequence used as a pointer constant initializer first undergoes the ordinary array-to-pointer conversion to `char *`; it may therefore initialize `char *` directly or `void *` through the permitted implicit conversion. It does not directly initialize an incompatible non-void pointer such as `unsigned char *`.</w:t>
       </w:r>
     </w:p>
-    <w:p/>
+    <w:p>
+      <w:r/>
+    </w:p>
+    <w:bookmarkEnd w:id="44"/>
+    <w:bookmarkStart w:id="45" w:name="constant-expressions"/>
     <w:p>
       <w:pPr>
         <w:pStyle w:val="Heading1"/>
       </w:pPr>
-      <w:bookmarkStart w:id="36" w:name="constant-expressions"/>
-      <w:bookmarkEnd w:id="35"/>
       <w:r>
         <w:t>35. Constant expressions</w:t>
       </w:r>
     </w:p>
-    <w:p>
-      <w:pPr>
-        <w:pStyle w:val="FirstParagraph"/>
-      </w:pPr>
-      <w:bookmarkStart w:id="37" w:name="floating-constant-expressions"/>
-      <w:bookmarkEnd w:id="36"/>
+    <w:bookmarkEnd w:id="45"/>
+    <w:bookmarkStart w:id="46" w:name="floating-constant-expressions"/>
+    <w:p>
+      <w:pPr>
+        <w:pStyle w:val="FirstParagraph"/>
+      </w:pPr>
       <w:r>
         <w:t>C48 constant expressions are compile-time-evaluable expressions with no run-time side effects. They are used for array bounds, scalar constant initializers, object-like macro constants, and the integer offsets permitted in pointer constant initializers.</w:t>
       </w:r>
@@ -5027,7 +5063,9 @@
         <w:t>Constant division or remainder by integer zero is a compile-time error. A floating constant operation/conversion that the canonical ROM numeric service rejects is likewise a compile-time constant-expression error. Compile-time evaluation MUST reproduce every C48 operation boundary; it may not evaluate in unrestricted host precision and narrow only at the end.</w:t>
       </w:r>
     </w:p>
-    <w:p/>
+    <w:p>
+      <w:pPr/>
+    </w:p>
     <w:p>
       <w:pPr>
         <w:pStyle w:val="Heading1"/>
@@ -5036,12 +5074,12 @@
         <w:t>36. Floating constant expressions</w:t>
       </w:r>
     </w:p>
-    <w:p>
-      <w:pPr>
-        <w:pStyle w:val="FirstParagraph"/>
-      </w:pPr>
-      <w:bookmarkStart w:id="38" w:name="array-initializers"/>
-      <w:bookmarkEnd w:id="37"/>
+    <w:bookmarkEnd w:id="46"/>
+    <w:bookmarkStart w:id="47" w:name="array-initializers"/>
+    <w:p>
+      <w:pPr>
+        <w:pStyle w:val="FirstParagraph"/>
+      </w:pPr>
       <w:r>
         <w:t>A floating constant expression is the Section-35 pure arithmetic constant-expression form whose final C48 type is `float`. It may mix integer and floating constants and supported integer&lt;-&gt;float casts as permitted by ordinary C48 operator/type rules.</w:t>
       </w:r>
@@ -5062,7 +5100,9 @@
         <w:t>Public functions such as `sin()` and `sqrt()` are function calls and are not constant-expression operators. A ROM numeric domain/range failure during a required constant evaluation is a compile-time error rather than a run-time initializer action.</w:t>
       </w:r>
     </w:p>
-    <w:p/>
+    <w:p>
+      <w:pPr/>
+    </w:p>
     <w:p>
       <w:pPr>
         <w:pStyle w:val="Heading1"/>
@@ -5157,13 +5197,15 @@
         <w:t>is unsupported.</w:t>
       </w:r>
     </w:p>
-    <w:p/>
+    <w:p>
+      <w:r/>
+    </w:p>
+    <w:bookmarkEnd w:id="47"/>
+    <w:bookmarkStart w:id="48" w:name="expression-precedence-and-associativity"/>
     <w:p>
       <w:pPr>
         <w:pStyle w:val="Heading1"/>
       </w:pPr>
-      <w:bookmarkStart w:id="39" w:name="expression-precedence-and-associativity"/>
-      <w:bookmarkEnd w:id="38"/>
       <w:r>
         <w:t>38. Expression precedence and associativity</w:t>
       </w:r>
@@ -5662,13 +5704,15 @@
         <w:t>There is no comma-expression precedence level.</w:t>
       </w:r>
     </w:p>
-    <w:p/>
+    <w:p>
+      <w:r/>
+    </w:p>
+    <w:bookmarkEnd w:id="48"/>
+    <w:bookmarkStart w:id="49" w:name="primary-expressions"/>
     <w:p>
       <w:pPr>
         <w:pStyle w:val="Heading1"/>
       </w:pPr>
-      <w:bookmarkStart w:id="40" w:name="primary-expressions"/>
-      <w:bookmarkEnd w:id="39"/>
       <w:r>
         <w:t>39. Primary expressions</w:t>
       </w:r>
@@ -5686,7 +5730,7 @@
         <w:pStyle w:val="Compact"/>
         <w:numPr>
           <w:ilvl w:val="0"/>
-          <w:numId w:val="20"/>
+          <w:numId w:val="1019"/>
         </w:numPr>
       </w:pPr>
       <w:r>
@@ -5698,7 +5742,7 @@
         <w:pStyle w:val="Compact"/>
         <w:numPr>
           <w:ilvl w:val="0"/>
-          <w:numId w:val="20"/>
+          <w:numId w:val="1019"/>
         </w:numPr>
       </w:pPr>
       <w:r>
@@ -5710,7 +5754,7 @@
         <w:pStyle w:val="Compact"/>
         <w:numPr>
           <w:ilvl w:val="0"/>
-          <w:numId w:val="20"/>
+          <w:numId w:val="1019"/>
         </w:numPr>
       </w:pPr>
       <w:r>
@@ -5722,7 +5766,7 @@
         <w:pStyle w:val="Compact"/>
         <w:numPr>
           <w:ilvl w:val="0"/>
-          <w:numId w:val="20"/>
+          <w:numId w:val="1019"/>
         </w:numPr>
       </w:pPr>
       <w:r>
@@ -5734,7 +5778,7 @@
         <w:pStyle w:val="Compact"/>
         <w:numPr>
           <w:ilvl w:val="0"/>
-          <w:numId w:val="20"/>
+          <w:numId w:val="1019"/>
         </w:numPr>
       </w:pPr>
       <w:r>
@@ -5746,7 +5790,7 @@
         <w:pStyle w:val="Compact"/>
         <w:numPr>
           <w:ilvl w:val="0"/>
-          <w:numId w:val="20"/>
+          <w:numId w:val="1019"/>
         </w:numPr>
       </w:pPr>
       <w:r>
@@ -5766,7 +5810,7 @@
         <w:pStyle w:val="Compact"/>
         <w:numPr>
           <w:ilvl w:val="0"/>
-          <w:numId w:val="21"/>
+          <w:numId w:val="1020"/>
         </w:numPr>
       </w:pPr>
       <w:r>
@@ -5778,7 +5822,7 @@
         <w:pStyle w:val="Compact"/>
         <w:numPr>
           <w:ilvl w:val="0"/>
-          <w:numId w:val="21"/>
+          <w:numId w:val="1020"/>
         </w:numPr>
       </w:pPr>
       <w:r>
@@ -5790,7 +5834,7 @@
         <w:pStyle w:val="Compact"/>
         <w:numPr>
           <w:ilvl w:val="0"/>
-          <w:numId w:val="21"/>
+          <w:numId w:val="1020"/>
         </w:numPr>
       </w:pPr>
       <w:r>
@@ -5802,30 +5846,32 @@
         <w:pStyle w:val="Compact"/>
         <w:numPr>
           <w:ilvl w:val="0"/>
-          <w:numId w:val="21"/>
+          <w:numId w:val="1020"/>
         </w:numPr>
       </w:pPr>
       <w:r>
         <w:t>structure member expressions.</w:t>
       </w:r>
     </w:p>
-    <w:p/>
+    <w:p>
+      <w:r/>
+    </w:p>
+    <w:bookmarkEnd w:id="49"/>
+    <w:bookmarkStart w:id="50" w:name="lvalues"/>
     <w:p>
       <w:pPr>
         <w:pStyle w:val="Heading1"/>
       </w:pPr>
-      <w:bookmarkStart w:id="41" w:name="lvalues"/>
-      <w:bookmarkEnd w:id="40"/>
       <w:r>
         <w:t>40. Lvalues</w:t>
       </w:r>
     </w:p>
-    <w:p>
-      <w:pPr>
-        <w:pStyle w:val="FirstParagraph"/>
-      </w:pPr>
-      <w:bookmarkStart w:id="42" w:name="integer-promotions"/>
-      <w:bookmarkEnd w:id="41"/>
+    <w:bookmarkEnd w:id="50"/>
+    <w:bookmarkStart w:id="51" w:name="integer-promotions"/>
+    <w:p>
+      <w:pPr>
+        <w:pStyle w:val="FirstParagraph"/>
+      </w:pPr>
       <w:r>
         <w:t>An lvalue designates a C48 object. A modifiable lvalue is an lvalue whose object is writable under the language contract.</w:t>
       </w:r>
@@ -5854,7 +5900,9 @@
         <w:t>Dereferencing a null pointer, one-past pointer, pointer outside the live object, or otherwise invalid pointer is outside the portable C48 contract. The 48K machine has no memory protection; strict host execution SHOULD trap such invalid logical-pointer accesses where it can prove them.</w:t>
       </w:r>
     </w:p>
-    <w:p/>
+    <w:p>
+      <w:pPr/>
+    </w:p>
     <w:p>
       <w:pPr>
         <w:pStyle w:val="Heading1"/>
@@ -5863,12 +5911,12 @@
         <w:t>41. Integer promotions</w:t>
       </w:r>
     </w:p>
-    <w:p>
-      <w:pPr>
-        <w:pStyle w:val="FirstParagraph"/>
-      </w:pPr>
-      <w:bookmarkStart w:id="43" w:name="usual-arithmetic-conversions"/>
-      <w:bookmarkEnd w:id="42"/>
+    <w:bookmarkEnd w:id="51"/>
+    <w:bookmarkStart w:id="52" w:name="usual-arithmetic-conversions"/>
+    <w:p>
+      <w:pPr>
+        <w:pStyle w:val="FirstParagraph"/>
+      </w:pPr>
       <w:r>
         <w:t>C48 uses the following integer promotions for arithmetic other than the special shift rule in Section 46:</w:t>
       </w:r>
@@ -5879,16 +5927,10 @@
       </w:pPr>
       <w:r>
         <w:t>char            -&gt; int</w:t>
-      </w:r>
-      <w:r>
         <w:br/>
         <w:t>unsigned char   -&gt; int</w:t>
-      </w:r>
-      <w:r>
         <w:br/>
         <w:t>short           -&gt; int</w:t>
-      </w:r>
-      <w:r>
         <w:br/>
         <w:t>unsigned short  -&gt; unsigned int</w:t>
       </w:r>
@@ -5917,7 +5959,9 @@
         <w:t>A character literal itself has type `int`, so shifting a character literal uses the 16-bit shift rule unless it has first been converted or stored to an 8-bit object.</w:t>
       </w:r>
     </w:p>
-    <w:p/>
+    <w:p>
+      <w:pPr/>
+    </w:p>
     <w:p>
       <w:pPr>
         <w:pStyle w:val="Heading1"/>
@@ -5926,12 +5970,12 @@
         <w:t>42. Usual arithmetic conversions</w:t>
       </w:r>
     </w:p>
-    <w:p>
-      <w:pPr>
-        <w:pStyle w:val="FirstParagraph"/>
-      </w:pPr>
-      <w:bookmarkStart w:id="44" w:name="integer-conversion"/>
-      <w:bookmarkEnd w:id="43"/>
+    <w:bookmarkEnd w:id="52"/>
+    <w:bookmarkStart w:id="53" w:name="integer-conversion"/>
+    <w:p>
+      <w:pPr>
+        <w:pStyle w:val="FirstParagraph"/>
+      </w:pPr>
       <w:r>
         <w:t>For binary arithmetic and comparisons other than shifts:</w:t>
       </w:r>
@@ -5984,7 +6028,9 @@
         <w:t>The same conversion rules apply to relational and equality comparison after pointer-specific cases have been excluded.</w:t>
       </w:r>
     </w:p>
-    <w:p/>
+    <w:p>
+      <w:pPr/>
+    </w:p>
     <w:p>
       <w:pPr>
         <w:pStyle w:val="Heading1"/>
@@ -5993,12 +6039,12 @@
         <w:t>43. Integer conversion</w:t>
       </w:r>
     </w:p>
-    <w:p>
-      <w:pPr>
-        <w:pStyle w:val="FirstParagraph"/>
-      </w:pPr>
-      <w:bookmarkStart w:id="45" w:name="integer-arithmetic"/>
-      <w:bookmarkEnd w:id="44"/>
+    <w:bookmarkEnd w:id="53"/>
+    <w:bookmarkStart w:id="54" w:name="integer-arithmetic"/>
+    <w:p>
+      <w:pPr>
+        <w:pStyle w:val="FirstParagraph"/>
+      </w:pPr>
       <w:r>
         <w:t>Converting to an unsigned integer type preserves the low destination-width bits (mathematically, reduction modulo 2^destination_bits).</w:t>
       </w:r>
@@ -6043,7 +6089,9 @@
         <w:t>For float-to-integer conversion, `short`/`int` require the truncated mathematical result in -32768..32767. `unsigned short`/`unsigned int` require 0..65535. Conversion to `char` or `unsigned char` first uses the unsigned 0..65535 SYS_FP_TO_INT domain and then keeps the low eight bits by Section 43. Therefore `(char)300.0` is 44, while `(char)-1.0` is a range failure.</w:t>
       </w:r>
     </w:p>
-    <w:p/>
+    <w:p>
+      <w:pPr/>
+    </w:p>
     <w:p>
       <w:pPr>
         <w:pStyle w:val="Heading1"/>
@@ -6052,12 +6100,12 @@
         <w:t>44. Integer arithmetic</w:t>
       </w:r>
     </w:p>
-    <w:p>
-      <w:pPr>
-        <w:pStyle w:val="FirstParagraph"/>
-      </w:pPr>
-      <w:bookmarkStart w:id="46" w:name="division-and-remainder"/>
-      <w:bookmarkEnd w:id="45"/>
+    <w:bookmarkEnd w:id="54"/>
+    <w:bookmarkStart w:id="55" w:name="division-and-remainder"/>
+    <w:p>
+      <w:pPr>
+        <w:pStyle w:val="FirstParagraph"/>
+      </w:pPr>
       <w:r>
         <w:t>After the applicable C48 promotions/conversions, addition, subtraction, multiplication, unary minus, and left shift wrap modulo the width on which that operator is defined. Signed overflow for these operations is therefore defined in C48 rather than ISO-C undefined behavior.</w:t>
       </w:r>
@@ -6078,7 +6126,9 @@
         <w:t>Assignment or an explicit integer cast then narrows to the destination width using Section 43.</w:t>
       </w:r>
     </w:p>
-    <w:p/>
+    <w:p>
+      <w:pPr/>
+    </w:p>
     <w:p>
       <w:pPr>
         <w:pStyle w:val="Heading1"/>
@@ -6087,12 +6137,12 @@
         <w:t>45. Division and remainder</w:t>
       </w:r>
     </w:p>
-    <w:p>
-      <w:pPr>
-        <w:pStyle w:val="FirstParagraph"/>
-      </w:pPr>
-      <w:bookmarkStart w:id="47" w:name="shift-operations"/>
-      <w:bookmarkEnd w:id="46"/>
+    <w:bookmarkEnd w:id="55"/>
+    <w:bookmarkStart w:id="56" w:name="shift-operations"/>
+    <w:p>
+      <w:pPr>
+        <w:pStyle w:val="FirstParagraph"/>
+      </w:pPr>
       <w:r>
         <w:t>Signed integer division truncates toward zero. Signed remainder has the sign of the dividend. Division or remainder by zero terminates the C48 process through runtime error handling with status 1.</w:t>
       </w:r>
@@ -6111,8 +6161,6 @@
       </w:pPr>
       <w:r>
         <w:t>((int)0x8000u) / -1   -&gt; -32768</w:t>
-      </w:r>
-      <w:r>
         <w:br/>
         <w:t>((int)0x8000u) % -1   -&gt; 0</w:t>
       </w:r>
@@ -6133,7 +6181,9 @@
         <w:t>Unsigned division and remainder operate on 0..65535 values: the quotient is the mathematical floor quotient and the remainder is the nonnegative residue smaller than the divisor. Division or remainder by unsigned zero uses the same status-1 runtime-error rule.</w:t>
       </w:r>
     </w:p>
-    <w:p/>
+    <w:p>
+      <w:pPr/>
+    </w:p>
     <w:p>
       <w:pPr>
         <w:pStyle w:val="Heading1"/>
@@ -6142,12 +6192,12 @@
         <w:t>46. Shift operations</w:t>
       </w:r>
     </w:p>
-    <w:p>
-      <w:pPr>
-        <w:pStyle w:val="FirstParagraph"/>
-      </w:pPr>
-      <w:bookmarkStart w:id="48" w:name="bitwise-operations"/>
-      <w:bookmarkEnd w:id="47"/>
+    <w:bookmarkEnd w:id="56"/>
+    <w:bookmarkStart w:id="57" w:name="bitwise-operations"/>
+    <w:p>
+      <w:pPr>
+        <w:pStyle w:val="FirstParagraph"/>
+      </w:pPr>
       <w:r>
         <w:t>Shift operators are the deliberate exception to normal C48 integer promotion of the left operand. The left operand retains its original C48 integer width and signedness for the shift operation and result.</w:t>
       </w:r>
@@ -6192,7 +6242,9 @@
         <w:t>A host implementation MUST explicitly emulate these rules rather than rely on host-C shift semantics.</w:t>
       </w:r>
     </w:p>
-    <w:p/>
+    <w:p>
+      <w:pPr/>
+    </w:p>
     <w:p>
       <w:pPr>
         <w:pStyle w:val="Heading1"/>
@@ -6201,12 +6253,12 @@
         <w:t>47. Bitwise operations</w:t>
       </w:r>
     </w:p>
-    <w:p>
-      <w:pPr>
-        <w:pStyle w:val="FirstParagraph"/>
-      </w:pPr>
-      <w:bookmarkStart w:id="49" w:name="logical-operations"/>
-      <w:bookmarkEnd w:id="48"/>
+    <w:bookmarkEnd w:id="57"/>
+    <w:bookmarkStart w:id="58" w:name="logical-operations"/>
+    <w:p>
+      <w:pPr>
+        <w:pStyle w:val="FirstParagraph"/>
+      </w:pPr>
       <w:r>
         <w:t>The operators `&amp;`, `|`, `^`, and `~` require integer operands.</w:t>
       </w:r>
@@ -6227,7 +6279,9 @@
         <w:t>This rule is distinct from shifts, which deliberately retain the unpromoted left operand width.</w:t>
       </w:r>
     </w:p>
-    <w:p/>
+    <w:p>
+      <w:pPr/>
+    </w:p>
     <w:p>
       <w:pPr>
         <w:pStyle w:val="Heading1"/>
@@ -6294,7 +6348,7 @@
         <w:pStyle w:val="Compact"/>
         <w:numPr>
           <w:ilvl w:val="0"/>
-          <w:numId w:val="23"/>
+          <w:numId w:val="1022"/>
         </w:numPr>
       </w:pPr>
       <w:r>
@@ -6306,7 +6360,7 @@
         <w:pStyle w:val="Compact"/>
         <w:numPr>
           <w:ilvl w:val="0"/>
-          <w:numId w:val="23"/>
+          <w:numId w:val="1022"/>
         </w:numPr>
       </w:pPr>
       <w:r>
@@ -6318,7 +6372,7 @@
         <w:pStyle w:val="Compact"/>
         <w:numPr>
           <w:ilvl w:val="0"/>
-          <w:numId w:val="23"/>
+          <w:numId w:val="1022"/>
         </w:numPr>
       </w:pPr>
       <w:r>
@@ -6382,7 +6436,13 @@
         <w:t>&amp;&amp;</w:t>
       </w:r>
       <w:r>
-        <w:t xml:space="preserve"> and </w:t>
+        <w:t xml:space="preserve"> </w:t>
+      </w:r>
+      <w:r>
+        <w:t>and</w:t>
+      </w:r>
+      <w:r>
+        <w:t xml:space="preserve"> </w:t>
       </w:r>
       <w:r>
         <w:rPr>
@@ -6391,15 +6451,21 @@
         <w:t>||</w:t>
       </w:r>
       <w:r>
-        <w:t xml:space="preserve"> short-circuit.</w:t>
-      </w:r>
-    </w:p>
-    <w:p>
-      <w:pPr>
-        <w:pStyle w:val="BodyText"/>
-      </w:pPr>
-      <w:r>
-        <w:t xml:space="preserve">The right operand of </w:t>
+        <w:t xml:space="preserve"> </w:t>
+      </w:r>
+      <w:r>
+        <w:t>short-circuit.</w:t>
+      </w:r>
+    </w:p>
+    <w:p>
+      <w:pPr>
+        <w:pStyle w:val="BodyText"/>
+      </w:pPr>
+      <w:r>
+        <w:t>The right operand of</w:t>
+      </w:r>
+      <w:r>
+        <w:t xml:space="preserve"> </w:t>
       </w:r>
       <w:r>
         <w:rPr>
@@ -6408,15 +6474,21 @@
         <w:t>&amp;&amp;</w:t>
       </w:r>
       <w:r>
-        <w:t xml:space="preserve"> is not evaluated when the left operand is false.</w:t>
-      </w:r>
-    </w:p>
-    <w:p>
-      <w:pPr>
-        <w:pStyle w:val="BodyText"/>
-      </w:pPr>
-      <w:r>
-        <w:t xml:space="preserve">The right operand of </w:t>
+        <w:t xml:space="preserve"> </w:t>
+      </w:r>
+      <w:r>
+        <w:t>is not evaluated when the left operand is false.</w:t>
+      </w:r>
+    </w:p>
+    <w:p>
+      <w:pPr>
+        <w:pStyle w:val="BodyText"/>
+      </w:pPr>
+      <w:r>
+        <w:t>The right operand of</w:t>
+      </w:r>
+      <w:r>
+        <w:t xml:space="preserve"> </w:t>
       </w:r>
       <w:r>
         <w:rPr>
@@ -6425,16 +6497,21 @@
         <w:t>||</w:t>
       </w:r>
       <w:r>
-        <w:t xml:space="preserve"> is not evaluated when the left operand is true.</w:t>
-      </w:r>
-    </w:p>
-    <w:p/>
+        <w:t xml:space="preserve"> </w:t>
+      </w:r>
+      <w:r>
+        <w:t>is not evaluated when the left operand is true.</w:t>
+      </w:r>
+    </w:p>
+    <w:p>
+      <w:r/>
+    </w:p>
+    <w:bookmarkEnd w:id="58"/>
+    <w:bookmarkStart w:id="59" w:name="comparisons"/>
     <w:p>
       <w:pPr>
         <w:pStyle w:val="Heading1"/>
       </w:pPr>
-      <w:bookmarkStart w:id="50" w:name="comparisons"/>
-      <w:bookmarkEnd w:id="49"/>
       <w:r>
         <w:t>49. Comparisons</w:t>
       </w:r>
@@ -6460,7 +6537,10 @@
         <w:pStyle w:val="BodyText"/>
       </w:pPr>
       <w:r>
-        <w:t xml:space="preserve">Equality and relational results have type </w:t>
+        <w:t>Equality and relational results have type</w:t>
+      </w:r>
+      <w:r>
+        <w:t xml:space="preserve"> </w:t>
       </w:r>
       <w:r>
         <w:rPr>
@@ -6469,7 +6549,10 @@
         <w:t>int</w:t>
       </w:r>
       <w:r>
-        <w:t xml:space="preserve"> and value 0 or 1.</w:t>
+        <w:t xml:space="preserve"> </w:t>
+      </w:r>
+      <w:r>
+        <w:t>and value 0 or 1.</w:t>
       </w:r>
     </w:p>
     <w:p>
@@ -6485,7 +6568,7 @@
         <w:pStyle w:val="Compact"/>
         <w:numPr>
           <w:ilvl w:val="0"/>
-          <w:numId w:val="24"/>
+          <w:numId w:val="1023"/>
         </w:numPr>
       </w:pPr>
       <w:r>
@@ -6497,11 +6580,14 @@
         <w:pStyle w:val="Compact"/>
         <w:numPr>
           <w:ilvl w:val="0"/>
-          <w:numId w:val="24"/>
+          <w:numId w:val="1023"/>
         </w:numPr>
       </w:pPr>
       <w:r>
-        <w:t xml:space="preserve">an object pointer and </w:t>
+        <w:t>an object pointer and</w:t>
+      </w:r>
+      <w:r>
+        <w:t xml:space="preserve"> </w:t>
       </w:r>
       <w:r>
         <w:rPr>
@@ -6518,7 +6604,7 @@
         <w:pStyle w:val="Compact"/>
         <w:numPr>
           <w:ilvl w:val="0"/>
-          <w:numId w:val="24"/>
+          <w:numId w:val="1023"/>
         </w:numPr>
       </w:pPr>
       <w:r>
@@ -6549,23 +6635,25 @@
         <w:t>For permitted pointer equality/inequality, C48 compares the exact 16-bit logical address bits after any allowed `void *` or null conversion. Equal address bits compare equal; different address bits compare unequal. Relational pointer operators require exactly compatible non-void object-pointer types and are portable only when both values designate positions in the same live array/object, including its one-past position; they compare logical element position within that object.</w:t>
       </w:r>
     </w:p>
-    <w:p/>
+    <w:p>
+      <w:r/>
+    </w:p>
+    <w:bookmarkEnd w:id="59"/>
+    <w:bookmarkStart w:id="60" w:name="pointer-arithmetic"/>
     <w:p>
       <w:pPr>
         <w:pStyle w:val="Heading1"/>
       </w:pPr>
-      <w:bookmarkStart w:id="51" w:name="pointer-arithmetic"/>
-      <w:bookmarkEnd w:id="50"/>
       <w:r>
         <w:t>50. Pointer arithmetic</w:t>
       </w:r>
     </w:p>
-    <w:p>
-      <w:pPr>
-        <w:pStyle w:val="FirstParagraph"/>
-      </w:pPr>
-      <w:bookmarkStart w:id="52" w:name="assignment"/>
-      <w:bookmarkEnd w:id="51"/>
+    <w:bookmarkEnd w:id="60"/>
+    <w:bookmarkStart w:id="61" w:name="assignment"/>
+    <w:p>
+      <w:pPr>
+        <w:pStyle w:val="FirstParagraph"/>
+      </w:pPr>
       <w:r>
         <w:t>For a pointer `p` to element type T, `p + n`, `n + p`, `p - n`, `++p`, and `--p` scale the integer displacement by `sizeof(T)`.</w:t>
       </w:r>
@@ -6576,12 +6664,8 @@
       </w:pPr>
       <w:r>
         <w:t>char *p;   p + 1   advances 1 byte</w:t>
-      </w:r>
-      <w:r>
         <w:br/>
         <w:t>int *p;    p + 1   advances 2 bytes</w:t>
-      </w:r>
-      <w:r>
         <w:br/>
         <w:t>float *p;  p + 1   advances 5 bytes</w:t>
       </w:r>
@@ -6626,7 +6710,9 @@
         <w:t>Pointer subtraction computes the mathematical element-index difference, reduces it modulo 65536, and returns those low 16 bits interpreted as C48 signed `int`. This wrap is part of the C48 language contract for same-object compatible pointers, not undefined behavior.</w:t>
       </w:r>
     </w:p>
-    <w:p/>
+    <w:p>
+      <w:pPr/>
+    </w:p>
     <w:p>
       <w:pPr>
         <w:pStyle w:val="Heading1"/>
@@ -6635,12 +6721,12 @@
         <w:t>51. Assignment</w:t>
       </w:r>
     </w:p>
-    <w:p>
-      <w:pPr>
-        <w:pStyle w:val="FirstParagraph"/>
-      </w:pPr>
-      <w:bookmarkStart w:id="53" w:name="increment-and-decrement"/>
-      <w:bookmarkEnd w:id="52"/>
+    <w:bookmarkEnd w:id="61"/>
+    <w:bookmarkStart w:id="62" w:name="increment-and-decrement"/>
+    <w:p>
+      <w:pPr>
+        <w:pStyle w:val="FirstParagraph"/>
+      </w:pPr>
       <w:r>
         <w:t>Simple assignment is `lvalue = expression` and associates right-to-left. The left side must be a modifiable scalar lvalue. The assignment result is a non-lvalue value of the destination type after conversion.</w:t>
       </w:r>
@@ -6749,7 +6835,9 @@
         <w:t>Evaluation order is exact: compute the destination address first, evaluate and complete all side effects of the right operand second, perform conversion third, then store. Thus `i = i++` has deterministic C48 behavior: the post-increment occurs while evaluating the right operand and the subsequent assignment stores the old value back into `i`.</w:t>
       </w:r>
     </w:p>
-    <w:p/>
+    <w:p>
+      <w:pPr/>
+    </w:p>
     <w:p>
       <w:pPr>
         <w:pStyle w:val="Heading1"/>
@@ -6758,12 +6846,12 @@
         <w:t>52. Increment and decrement</w:t>
       </w:r>
     </w:p>
-    <w:p>
-      <w:pPr>
-        <w:pStyle w:val="FirstParagraph"/>
-      </w:pPr>
-      <w:bookmarkStart w:id="54" w:name="casts"/>
-      <w:bookmarkEnd w:id="53"/>
+    <w:bookmarkEnd w:id="62"/>
+    <w:bookmarkStart w:id="63" w:name="casts"/>
+    <w:p>
+      <w:pPr>
+        <w:pStyle w:val="FirstParagraph"/>
+      </w:pPr>
       <w:r>
         <w:t>C48 supports prefix and postfix `++`/`--` on modifiable arithmetic or supported object-pointer lvalues.</w:t>
       </w:r>
@@ -6792,7 +6880,9 @@
         <w:t>Increment/decrement of `void *`, an invalid pointer, a string literal, an array, or a non-lvalue is rejected or outside the portable pointer-access contract as applicable.</w:t>
       </w:r>
     </w:p>
-    <w:p/>
+    <w:p>
+      <w:pPr/>
+    </w:p>
     <w:p>
       <w:pPr>
         <w:pStyle w:val="Heading1"/>
@@ -6801,12 +6891,12 @@
         <w:t>53. Casts</w:t>
       </w:r>
     </w:p>
-    <w:p>
-      <w:pPr>
-        <w:pStyle w:val="FirstParagraph"/>
-      </w:pPr>
-      <w:bookmarkStart w:id="55" w:name="sizeof"/>
-      <w:bookmarkEnd w:id="54"/>
+    <w:bookmarkEnd w:id="63"/>
+    <w:bookmarkStart w:id="64" w:name="sizeof"/>
+    <w:p>
+      <w:pPr>
+        <w:pStyle w:val="FirstParagraph"/>
+      </w:pPr>
       <w:r>
         <w:t>Version 1 supports explicit casts among integer scalar types, integer scalar to `float`, and `float` to integer scalar.</w:t>
       </w:r>
@@ -6851,13 +6941,18 @@
         <w:t>A compile-time constant conversion that is provably invalid or out of range is a compile-time error.</w:t>
       </w:r>
     </w:p>
-    <w:p/>
+    <w:p>
+      <w:pPr/>
+    </w:p>
     <w:p>
       <w:pPr>
         <w:pStyle w:val="Heading1"/>
       </w:pPr>
       <w:r>
-        <w:t xml:space="preserve">54. </w:t>
+        <w:t>54.</w:t>
+      </w:r>
+      <w:r>
+        <w:t xml:space="preserve"> </w:t>
       </w:r>
       <w:r>
         <w:rPr>
@@ -6866,12 +6961,12 @@
         <w:t>sizeof</w:t>
       </w:r>
     </w:p>
-    <w:p>
-      <w:pPr>
-        <w:pStyle w:val="FirstParagraph"/>
-      </w:pPr>
-      <w:bookmarkStart w:id="56" w:name="evaluation-order"/>
-      <w:bookmarkEnd w:id="55"/>
+    <w:bookmarkEnd w:id="64"/>
+    <w:bookmarkStart w:id="65" w:name="evaluation-order"/>
+    <w:p>
+      <w:pPr>
+        <w:pStyle w:val="FirstParagraph"/>
+      </w:pPr>
       <w:r>
         <w:t>Both `sizeof expression` and `sizeof(type-name)` are supported. `sizeof` is a compile-time operator; it never evaluates its expression operand and produces a non-lvalue `unsigned int` result.</w:t>
       </w:r>
@@ -6882,24 +6977,14 @@
       </w:pPr>
       <w:r>
         <w:t>sizeof(char)       == 1</w:t>
-      </w:r>
-      <w:r>
         <w:br/>
         <w:t>sizeof(short)      == 2</w:t>
-      </w:r>
-      <w:r>
         <w:br/>
         <w:t>sizeof(int)        == 2</w:t>
-      </w:r>
-      <w:r>
         <w:br/>
         <w:t>sizeof(void *)     == 2</w:t>
-      </w:r>
-      <w:r>
         <w:br/>
         <w:t>sizeof(float)      == 5</w:t>
-      </w:r>
-      <w:r>
         <w:br/>
         <w:t>sizeof("abc")      == 4</w:t>
       </w:r>
@@ -6936,7 +7021,9 @@
         <w:t>The result must be representable in `unsigned int`; Section 25 already rejects an array type whose mathematical size would exceed 65535 bytes.</w:t>
       </w:r>
     </w:p>
-    <w:p/>
+    <w:p>
+      <w:pPr/>
+    </w:p>
     <w:p>
       <w:pPr>
         <w:pStyle w:val="Heading1"/>
@@ -6945,12 +7032,12 @@
         <w:t>55. Evaluation order</w:t>
       </w:r>
     </w:p>
-    <w:p>
-      <w:pPr>
-        <w:pStyle w:val="FirstParagraph"/>
-      </w:pPr>
-      <w:bookmarkStart w:id="57" w:name="function-calls"/>
-      <w:bookmarkEnd w:id="56"/>
+    <w:bookmarkEnd w:id="65"/>
+    <w:bookmarkStart w:id="66" w:name="function-calls"/>
+    <w:p>
+      <w:pPr>
+        <w:pStyle w:val="FirstParagraph"/>
+      </w:pPr>
       <w:r>
         <w:t>C48 deliberately freezes evaluation order to prevent host/native divergence.</w:t>
       </w:r>
@@ -6995,7 +7082,9 @@
         <w:t>C48 therefore has no ISO-C-style unspecified operand or argument evaluation order for supported expressions. A Windows implementation MUST preserve this rule even if its host compiler ordinarily would not.</w:t>
       </w:r>
     </w:p>
-    <w:p/>
+    <w:p>
+      <w:pPr/>
+    </w:p>
     <w:p>
       <w:pPr>
         <w:pStyle w:val="Heading1"/>
@@ -7004,12 +7093,12 @@
         <w:t>56. Function calls</w:t>
       </w:r>
     </w:p>
-    <w:p>
-      <w:pPr>
-        <w:pStyle w:val="FirstParagraph"/>
-      </w:pPr>
-      <w:bookmarkStart w:id="58" w:name="c48_regcall"/>
-      <w:bookmarkEnd w:id="57"/>
+    <w:bookmarkEnd w:id="66"/>
+    <w:bookmarkStart w:id="67" w:name="c48_regcall"/>
+    <w:p>
+      <w:pPr>
+        <w:pStyle w:val="FirstParagraph"/>
+      </w:pPr>
       <w:r>
         <w:t>Only direct calls to declared C48 functions are supported. The called expression resolves to a function identifier; function pointers do not exist.</w:t>
       </w:r>
@@ -7046,7 +7135,9 @@
         <w:t>There are no variadic calls and calls to undeclared functions are errors.</w:t>
       </w:r>
     </w:p>
-    <w:p/>
+    <w:p>
+      <w:pPr/>
+    </w:p>
     <w:p>
       <w:pPr>
         <w:pStyle w:val="Heading1"/>
@@ -7157,7 +7248,10 @@
         <w:pStyle w:val="BodyText"/>
       </w:pPr>
       <w:r>
-        <w:t xml:space="preserve">A </w:t>
+        <w:t>A</w:t>
+      </w:r>
+      <w:r>
+        <w:t xml:space="preserve"> </w:t>
       </w:r>
       <w:r>
         <w:rPr>
@@ -7166,7 +7260,10 @@
         <w:t>float</w:t>
       </w:r>
       <w:r>
-        <w:t xml:space="preserve"> argument is represented by a pointer to caller-owned five-byte storage and consumes one normal 16-bit argument slot.</w:t>
+        <w:t xml:space="preserve"> </w:t>
+      </w:r>
+      <w:r>
+        <w:t>argument is represented by a pointer to caller-owned five-byte storage and consumes one normal 16-bit argument slot.</w:t>
       </w:r>
     </w:p>
     <w:p>
@@ -7185,13 +7282,15 @@
         <w:t>No source syntax exists for selecting another calling convention.</w:t>
       </w:r>
     </w:p>
-    <w:p/>
+    <w:p>
+      <w:r/>
+    </w:p>
+    <w:bookmarkEnd w:id="67"/>
+    <w:bookmarkStart w:id="68" w:name="function-return-abi"/>
     <w:p>
       <w:pPr>
         <w:pStyle w:val="Heading1"/>
       </w:pPr>
-      <w:bookmarkStart w:id="59" w:name="function-return-abi"/>
-      <w:bookmarkEnd w:id="58"/>
       <w:r>
         <w:t>58. Function return ABI</w:t>
       </w:r>
@@ -7247,7 +7346,10 @@
         <w:pStyle w:val="FirstParagraph"/>
       </w:pPr>
       <w:r>
-        <w:t xml:space="preserve">A function returning </w:t>
+        <w:t>A function returning</w:t>
+      </w:r>
+      <w:r>
+        <w:t xml:space="preserve"> </w:t>
       </w:r>
       <w:r>
         <w:rPr>
@@ -7256,7 +7358,10 @@
         <w:t>float</w:t>
       </w:r>
       <w:r>
-        <w:t xml:space="preserve"> receives a hidden first argument containing a pointer to caller-provided five-byte result storage.</w:t>
+        <w:t xml:space="preserve"> </w:t>
+      </w:r>
+      <w:r>
+        <w:t>receives a hidden first argument containing a pointer to caller-provided five-byte result storage.</w:t>
       </w:r>
     </w:p>
     <w:p>
@@ -7312,13 +7417,15 @@
         <w:t>For an 8-bit `char`/`unsigned char` return only register L is defined by C48_REGCALL; H is unspecified at the ABI boundary. A conforming C48 caller that needs the returned value in a 16-bit expression must zero-extend L according to the normal unsigned 8-bit promotion rule rather than relying on H.</w:t>
       </w:r>
     </w:p>
-    <w:p/>
+    <w:p>
+      <w:r/>
+    </w:p>
+    <w:bookmarkEnd w:id="68"/>
+    <w:bookmarkStart w:id="69" w:name="register-ownership"/>
     <w:p>
       <w:pPr>
         <w:pStyle w:val="Heading1"/>
       </w:pPr>
-      <w:bookmarkStart w:id="60" w:name="register-ownership"/>
-      <w:bookmarkEnd w:id="59"/>
       <w:r>
         <w:t>59. Register ownership</w:t>
       </w:r>
@@ -7393,13 +7500,15 @@
         <w:t>These rules apply to hand-written assembly intended to interoperate with C48.</w:t>
       </w:r>
     </w:p>
-    <w:p/>
+    <w:p>
+      <w:r/>
+    </w:p>
+    <w:bookmarkEnd w:id="69"/>
+    <w:bookmarkStart w:id="70" w:name="statements"/>
     <w:p>
       <w:pPr>
         <w:pStyle w:val="Heading1"/>
       </w:pPr>
-      <w:bookmarkStart w:id="61" w:name="statements"/>
-      <w:bookmarkEnd w:id="60"/>
       <w:r>
         <w:t>60. Statements</w:t>
       </w:r>
@@ -7526,7 +7635,10 @@
         <w:pStyle w:val="BodyText"/>
       </w:pPr>
       <w:r>
-        <w:t xml:space="preserve">There is no </w:t>
+        <w:t>There is no</w:t>
+      </w:r>
+      <w:r>
+        <w:t xml:space="preserve"> </w:t>
       </w:r>
       <w:r>
         <w:rPr>
@@ -7543,7 +7655,10 @@
         <w:pStyle w:val="BodyText"/>
       </w:pPr>
       <w:r>
-        <w:t xml:space="preserve">There is no </w:t>
+        <w:t>There is no</w:t>
+      </w:r>
+      <w:r>
+        <w:t xml:space="preserve"> </w:t>
       </w:r>
       <w:r>
         <w:rPr>
@@ -7552,7 +7667,10 @@
         <w:t>switch</w:t>
       </w:r>
       <w:r>
-        <w:t xml:space="preserve">, </w:t>
+        <w:t>,</w:t>
+      </w:r>
+      <w:r>
+        <w:t xml:space="preserve"> </w:t>
       </w:r>
       <w:r>
         <w:rPr>
@@ -7561,7 +7679,10 @@
         <w:t>case</w:t>
       </w:r>
       <w:r>
-        <w:t xml:space="preserve">, or </w:t>
+        <w:t>, or</w:t>
+      </w:r>
+      <w:r>
+        <w:t xml:space="preserve"> </w:t>
       </w:r>
       <w:r>
         <w:rPr>
@@ -7581,13 +7702,15 @@
         <w:t>Every `if`, `while`, `do/while`, and present `for` condition expression MUST have scalar type and is interpreted through Section-48 truth rules. A missing `for` condition is the constant true condition. A `void`-returning function call is valid as a standalone expression statement, but a void-valued expression cannot be assigned, used as an operator operand or condition, passed as an argument value, returned with `return expression`, or used with `sizeof`; `(void)expression` casts are not supported in C48 Version 1.</w:t>
       </w:r>
     </w:p>
-    <w:p/>
+    <w:p>
+      <w:r/>
+    </w:p>
+    <w:bookmarkEnd w:id="70"/>
+    <w:bookmarkStart w:id="71" w:name="compound-statements"/>
     <w:p>
       <w:pPr>
         <w:pStyle w:val="Heading1"/>
       </w:pPr>
-      <w:bookmarkStart w:id="62" w:name="compound-statements"/>
-      <w:bookmarkEnd w:id="61"/>
       <w:r>
         <w:t>61. Compound statements</w:t>
       </w:r>
@@ -7654,13 +7777,15 @@
         <w:t>Nested compound statements are supported.</w:t>
       </w:r>
     </w:p>
-    <w:p/>
+    <w:p>
+      <w:r/>
+    </w:p>
+    <w:bookmarkEnd w:id="71"/>
+    <w:bookmarkStart w:id="72" w:name="expression-statements"/>
     <w:p>
       <w:pPr>
         <w:pStyle w:val="Heading1"/>
       </w:pPr>
-      <w:bookmarkStart w:id="63" w:name="expression-statements"/>
-      <w:bookmarkEnd w:id="62"/>
       <w:r>
         <w:t>62. Expression statements</w:t>
       </w:r>
@@ -7670,7 +7795,10 @@
         <w:pStyle w:val="FirstParagraph"/>
       </w:pPr>
       <w:r>
-        <w:t xml:space="preserve">An expression followed by </w:t>
+        <w:t>An expression followed by</w:t>
+      </w:r>
+      <w:r>
+        <w:t xml:space="preserve"> </w:t>
       </w:r>
       <w:r>
         <w:rPr>
@@ -7679,7 +7807,10 @@
         <w:t>;</w:t>
       </w:r>
       <w:r>
-        <w:t xml:space="preserve"> is an expression statement.</w:t>
+        <w:t xml:space="preserve"> </w:t>
+      </w:r>
+      <w:r>
+        <w:t>is an expression statement.</w:t>
       </w:r>
     </w:p>
     <w:p>
@@ -7736,15 +7867,20 @@
         <w:t>;</w:t>
       </w:r>
     </w:p>
-    <w:p/>
+    <w:p>
+      <w:r/>
+    </w:p>
+    <w:bookmarkEnd w:id="72"/>
+    <w:bookmarkStart w:id="73" w:name="if"/>
     <w:p>
       <w:pPr>
         <w:pStyle w:val="Heading1"/>
       </w:pPr>
-      <w:bookmarkStart w:id="64" w:name="if"/>
-      <w:bookmarkEnd w:id="63"/>
-      <w:r>
-        <w:t xml:space="preserve">63. </w:t>
+      <w:r>
+        <w:t>63.</w:t>
+      </w:r>
+      <w:r>
+        <w:t xml:space="preserve"> </w:t>
       </w:r>
       <w:r>
         <w:rPr>
@@ -7846,7 +7982,13 @@
         <w:t>else</w:t>
       </w:r>
       <w:r>
-        <w:t xml:space="preserve"> binds to the nearest unmatched </w:t>
+        <w:t xml:space="preserve"> </w:t>
+      </w:r>
+      <w:r>
+        <w:t>binds to the nearest unmatched</w:t>
+      </w:r>
+      <w:r>
+        <w:t xml:space="preserve"> </w:t>
       </w:r>
       <w:r>
         <w:rPr>
@@ -7858,15 +8000,20 @@
         <w:t>.</w:t>
       </w:r>
     </w:p>
-    <w:p/>
+    <w:p>
+      <w:r/>
+    </w:p>
+    <w:bookmarkEnd w:id="73"/>
+    <w:bookmarkStart w:id="74" w:name="while"/>
     <w:p>
       <w:pPr>
         <w:pStyle w:val="Heading1"/>
       </w:pPr>
-      <w:bookmarkStart w:id="65" w:name="while"/>
-      <w:bookmarkEnd w:id="64"/>
-      <w:r>
-        <w:t xml:space="preserve">64. </w:t>
+      <w:r>
+        <w:t>64.</w:t>
+      </w:r>
+      <w:r>
+        <w:t xml:space="preserve"> </w:t>
       </w:r>
       <w:r>
         <w:rPr>
@@ -7919,15 +8066,20 @@
         <w:t>The condition MUST have scalar type and uses the Section-48 truth rule.</w:t>
       </w:r>
     </w:p>
-    <w:p/>
+    <w:p>
+      <w:r/>
+    </w:p>
+    <w:bookmarkEnd w:id="74"/>
+    <w:bookmarkStart w:id="75" w:name="do-while"/>
     <w:p>
       <w:pPr>
         <w:pStyle w:val="Heading1"/>
       </w:pPr>
-      <w:bookmarkStart w:id="66" w:name="do-while"/>
-      <w:bookmarkEnd w:id="65"/>
-      <w:r>
-        <w:t xml:space="preserve">65. </w:t>
+      <w:r>
+        <w:t>65.</w:t>
+      </w:r>
+      <w:r>
+        <w:t xml:space="preserve"> </w:t>
       </w:r>
       <w:r>
         <w:rPr>
@@ -7936,7 +8088,13 @@
         <w:t>do</w:t>
       </w:r>
       <w:r>
-        <w:t xml:space="preserve"> / </w:t>
+        <w:t xml:space="preserve"> </w:t>
+      </w:r>
+      <w:r>
+        <w:t>/</w:t>
+      </w:r>
+      <w:r>
+        <w:t xml:space="preserve"> </w:t>
       </w:r>
       <w:r>
         <w:rPr>
@@ -8006,15 +8164,20 @@
         <w:t>The final semicolon is required.</w:t>
       </w:r>
     </w:p>
-    <w:p/>
+    <w:p>
+      <w:r/>
+    </w:p>
+    <w:bookmarkEnd w:id="75"/>
+    <w:bookmarkStart w:id="76" w:name="for"/>
     <w:p>
       <w:pPr>
         <w:pStyle w:val="Heading1"/>
       </w:pPr>
-      <w:bookmarkStart w:id="67" w:name="for"/>
-      <w:bookmarkEnd w:id="66"/>
-      <w:r>
-        <w:t xml:space="preserve">66. </w:t>
+      <w:r>
+        <w:t>66.</w:t>
+      </w:r>
+      <w:r>
+        <w:t xml:space="preserve"> </w:t>
       </w:r>
       <w:r>
         <w:rPr>
@@ -8080,7 +8243,10 @@
         <w:pStyle w:val="BodyText"/>
       </w:pPr>
       <w:r>
-        <w:t xml:space="preserve">The third expression executes after each body iteration and after </w:t>
+        <w:t>The third expression executes after each body iteration and after</w:t>
+      </w:r>
+      <w:r>
+        <w:t xml:space="preserve"> </w:t>
       </w:r>
       <w:r>
         <w:rPr>
@@ -8100,15 +8266,20 @@
         <w:t>Declarations in the first clause are not supported.</w:t>
       </w:r>
     </w:p>
-    <w:p/>
+    <w:p>
+      <w:r/>
+    </w:p>
+    <w:bookmarkEnd w:id="76"/>
+    <w:bookmarkStart w:id="77" w:name="break"/>
     <w:p>
       <w:pPr>
         <w:pStyle w:val="Heading1"/>
       </w:pPr>
-      <w:bookmarkStart w:id="68" w:name="break"/>
-      <w:bookmarkEnd w:id="67"/>
-      <w:r>
-        <w:t xml:space="preserve">67. </w:t>
+      <w:r>
+        <w:t>67.</w:t>
+      </w:r>
+      <w:r>
+        <w:t xml:space="preserve"> </w:t>
       </w:r>
       <w:r>
         <w:rPr>
@@ -8128,7 +8299,10 @@
         <w:t>break;</w:t>
       </w:r>
       <w:r>
-        <w:t xml:space="preserve"> is valid only inside the nearest enclosing:</w:t>
+        <w:t xml:space="preserve"> </w:t>
+      </w:r>
+      <w:r>
+        <w:t>is valid only inside the nearest enclosing:</w:t>
       </w:r>
     </w:p>
     <w:p>
@@ -8173,7 +8347,10 @@
         <w:pStyle w:val="BodyText"/>
       </w:pPr>
       <w:r>
-        <w:t xml:space="preserve">Because C48 has no </w:t>
+        <w:t>Because C48 has no</w:t>
+      </w:r>
+      <w:r>
+        <w:t xml:space="preserve"> </w:t>
       </w:r>
       <w:r>
         <w:rPr>
@@ -8182,7 +8359,10 @@
         <w:t>switch</w:t>
       </w:r>
       <w:r>
-        <w:t xml:space="preserve">, </w:t>
+        <w:t>,</w:t>
+      </w:r>
+      <w:r>
+        <w:t xml:space="preserve"> </w:t>
       </w:r>
       <w:r>
         <w:rPr>
@@ -8191,15 +8371,21 @@
         <w:t>break</w:t>
       </w:r>
       <w:r>
-        <w:t xml:space="preserve"> has no switch meaning.</w:t>
-      </w:r>
-    </w:p>
-    <w:p>
-      <w:pPr>
-        <w:pStyle w:val="BodyText"/>
-      </w:pPr>
-      <w:r>
-        <w:t xml:space="preserve">A </w:t>
+        <w:t xml:space="preserve"> </w:t>
+      </w:r>
+      <w:r>
+        <w:t>has no switch meaning.</w:t>
+      </w:r>
+    </w:p>
+    <w:p>
+      <w:pPr>
+        <w:pStyle w:val="BodyText"/>
+      </w:pPr>
+      <w:r>
+        <w:t>A</w:t>
+      </w:r>
+      <w:r>
+        <w:t xml:space="preserve"> </w:t>
       </w:r>
       <w:r>
         <w:rPr>
@@ -8208,18 +8394,26 @@
         <w:t>break</w:t>
       </w:r>
       <w:r>
-        <w:t xml:space="preserve"> outside a loop is a compile-time error.</w:t>
-      </w:r>
-    </w:p>
-    <w:p/>
+        <w:t xml:space="preserve"> </w:t>
+      </w:r>
+      <w:r>
+        <w:t>outside a loop is a compile-time error.</w:t>
+      </w:r>
+    </w:p>
+    <w:p>
+      <w:r/>
+    </w:p>
+    <w:bookmarkEnd w:id="77"/>
+    <w:bookmarkStart w:id="78" w:name="continue"/>
     <w:p>
       <w:pPr>
         <w:pStyle w:val="Heading1"/>
       </w:pPr>
-      <w:bookmarkStart w:id="69" w:name="continue"/>
-      <w:bookmarkEnd w:id="68"/>
-      <w:r>
-        <w:t xml:space="preserve">68. </w:t>
+      <w:r>
+        <w:t>68.</w:t>
+      </w:r>
+      <w:r>
+        <w:t xml:space="preserve"> </w:t>
       </w:r>
       <w:r>
         <w:rPr>
@@ -8239,15 +8433,21 @@
         <w:t>continue;</w:t>
       </w:r>
       <w:r>
-        <w:t xml:space="preserve"> is valid only inside a loop.</w:t>
-      </w:r>
-    </w:p>
-    <w:p>
-      <w:pPr>
-        <w:pStyle w:val="BodyText"/>
-      </w:pPr>
-      <w:r>
-        <w:t xml:space="preserve">For </w:t>
+        <w:t xml:space="preserve"> </w:t>
+      </w:r>
+      <w:r>
+        <w:t>is valid only inside a loop.</w:t>
+      </w:r>
+    </w:p>
+    <w:p>
+      <w:pPr>
+        <w:pStyle w:val="BodyText"/>
+      </w:pPr>
+      <w:r>
+        <w:t>For</w:t>
+      </w:r>
+      <w:r>
+        <w:t xml:space="preserve"> </w:t>
       </w:r>
       <w:r>
         <w:rPr>
@@ -8264,7 +8464,10 @@
         <w:pStyle w:val="BodyText"/>
       </w:pPr>
       <w:r>
-        <w:t xml:space="preserve">For </w:t>
+        <w:t>For</w:t>
+      </w:r>
+      <w:r>
+        <w:t xml:space="preserve"> </w:t>
       </w:r>
       <w:r>
         <w:rPr>
@@ -8281,7 +8484,10 @@
         <w:pStyle w:val="BodyText"/>
       </w:pPr>
       <w:r>
-        <w:t xml:space="preserve">For </w:t>
+        <w:t>For</w:t>
+      </w:r>
+      <w:r>
+        <w:t xml:space="preserve"> </w:t>
       </w:r>
       <w:r>
         <w:rPr>
@@ -8298,7 +8504,10 @@
         <w:pStyle w:val="BodyText"/>
       </w:pPr>
       <w:r>
-        <w:t xml:space="preserve">A </w:t>
+        <w:t>A</w:t>
+      </w:r>
+      <w:r>
+        <w:t xml:space="preserve"> </w:t>
       </w:r>
       <w:r>
         <w:rPr>
@@ -8307,18 +8516,26 @@
         <w:t>continue</w:t>
       </w:r>
       <w:r>
-        <w:t xml:space="preserve"> outside a loop is a compile-time error.</w:t>
-      </w:r>
-    </w:p>
-    <w:p/>
+        <w:t xml:space="preserve"> </w:t>
+      </w:r>
+      <w:r>
+        <w:t>outside a loop is a compile-time error.</w:t>
+      </w:r>
+    </w:p>
+    <w:p>
+      <w:r/>
+    </w:p>
+    <w:bookmarkEnd w:id="78"/>
+    <w:bookmarkStart w:id="79" w:name="return"/>
     <w:p>
       <w:pPr>
         <w:pStyle w:val="Heading1"/>
       </w:pPr>
-      <w:bookmarkStart w:id="70" w:name="return"/>
-      <w:bookmarkEnd w:id="69"/>
-      <w:r>
-        <w:t xml:space="preserve">69. </w:t>
+      <w:r>
+        <w:t>69.</w:t>
+      </w:r>
+      <w:r>
+        <w:t xml:space="preserve"> </w:t>
       </w:r>
       <w:r>
         <w:rPr>
@@ -8327,12 +8544,12 @@
         <w:t>return</w:t>
       </w:r>
     </w:p>
-    <w:p>
-      <w:pPr>
-        <w:pStyle w:val="FirstParagraph"/>
-      </w:pPr>
-      <w:bookmarkStart w:id="71" w:name="preprocessing-overview"/>
-      <w:bookmarkEnd w:id="70"/>
+    <w:bookmarkEnd w:id="79"/>
+    <w:bookmarkStart w:id="80" w:name="preprocessing-overview"/>
+    <w:p>
+      <w:pPr>
+        <w:pStyle w:val="FirstParagraph"/>
+      </w:pPr>
       <w:r>
         <w:t>In a `void` function, `return;` is valid and `return expression;` is invalid. Reaching the closing brace is exactly equivalent to `return;`.</w:t>
       </w:r>
@@ -8361,7 +8578,9 @@
         <w:t>Returning from `main` through its explicit `int` result reaches crt0, which routes program termination through SYS_EXIT rather than returning to loader state. The shipped canonical `hello.c` remains required to contain explicit `return 0;`.</w:t>
       </w:r>
     </w:p>
-    <w:p/>
+    <w:p>
+      <w:pPr/>
+    </w:p>
     <w:p>
       <w:pPr>
         <w:pStyle w:val="Heading1"/>
@@ -8370,12 +8589,12 @@
         <w:t>70. Preprocessing overview</w:t>
       </w:r>
     </w:p>
-    <w:p>
-      <w:pPr>
-        <w:pStyle w:val="FirstParagraph"/>
-      </w:pPr>
-      <w:bookmarkStart w:id="72" w:name="define"/>
-      <w:bookmarkEnd w:id="71"/>
+    <w:bookmarkEnd w:id="80"/>
+    <w:bookmarkStart w:id="81" w:name="define"/>
+    <w:p>
+      <w:pPr>
+        <w:pStyle w:val="FirstParagraph"/>
+      </w:pPr>
       <w:r>
         <w:t>C48 has a deliberately small, token-based preprocessor integrated into `cc`. Supported directives are exactly `#define` and `#include`.</w:t>
       </w:r>
@@ -8412,13 +8631,18 @@
         <w:t>Outside this position, `#` is a lexical error. No other preprocessing directive exists.</w:t>
       </w:r>
     </w:p>
-    <w:p/>
+    <w:p>
+      <w:pPr/>
+    </w:p>
     <w:p>
       <w:pPr>
         <w:pStyle w:val="Heading1"/>
       </w:pPr>
       <w:r>
-        <w:t xml:space="preserve">71. </w:t>
+        <w:t>71.</w:t>
+      </w:r>
+      <w:r>
+        <w:t xml:space="preserve"> </w:t>
       </w:r>
       <w:r>
         <w:rPr>
@@ -8427,12 +8651,12 @@
         <w:t>#define</w:t>
       </w:r>
     </w:p>
-    <w:p>
-      <w:pPr>
-        <w:pStyle w:val="FirstParagraph"/>
-      </w:pPr>
-      <w:bookmarkStart w:id="73" w:name="macro-expansion"/>
-      <w:bookmarkEnd w:id="72"/>
+    <w:bookmarkEnd w:id="81"/>
+    <w:bookmarkStart w:id="82" w:name="macro-expansion"/>
+    <w:p>
+      <w:pPr>
+        <w:pStyle w:val="FirstParagraph"/>
+      </w:pPr>
       <w:r>
         <w:t>C48 supports object-like constants only.</w:t>
       </w:r>
@@ -8467,16 +8691,10 @@
       </w:pPr>
       <w:r>
         <w:t>#define SIZE 10</w:t>
-      </w:r>
-      <w:r>
         <w:br/>
         <w:t>#define MASK (1 &lt;&lt; 4)</w:t>
-      </w:r>
-      <w:r>
         <w:br/>
         <w:t>#define HALF .5</w:t>
-      </w:r>
-      <w:r>
         <w:br/>
         <w:t>#define NAME "zx-ux"</w:t>
       </w:r>
@@ -8497,7 +8715,9 @@
         <w:t>The directive ends at the physical line boundary. A trailing line comment is ignored. After the replacement and optional comment, no extra preprocessing syntax exists.</w:t>
       </w:r>
     </w:p>
-    <w:p/>
+    <w:p>
+      <w:pPr/>
+    </w:p>
     <w:p>
       <w:pPr>
         <w:pStyle w:val="Heading1"/>
@@ -8506,12 +8726,12 @@
         <w:t>72. Macro expansion</w:t>
       </w:r>
     </w:p>
-    <w:p>
-      <w:pPr>
-        <w:pStyle w:val="FirstParagraph"/>
-      </w:pPr>
-      <w:bookmarkStart w:id="74" w:name="local-include"/>
-      <w:bookmarkEnd w:id="73"/>
+    <w:bookmarkEnd w:id="82"/>
+    <w:bookmarkStart w:id="83" w:name="local-include"/>
+    <w:p>
+      <w:pPr>
+        <w:pStyle w:val="FirstParagraph"/>
+      </w:pPr>
       <w:r>
         <w:t>Macro expansion is token-based. Only a complete identifier token matching a defined object-like macro name is replaced; expansion never concatenates replacement text with adjacent source tokens.</w:t>
       </w:r>
@@ -8564,7 +8784,9 @@
         <w:t>At each ordinary macro-use site, the compiler substitutes that canonical token sequence and then continues normal preprocessing/token parsing. Since accepted replacements are already fully expanded constants, use-site expansion requires no run-away recursion limit.</w:t>
       </w:r>
     </w:p>
-    <w:p/>
+    <w:p>
+      <w:pPr/>
+    </w:p>
     <w:p>
       <w:pPr>
         <w:pStyle w:val="Heading1"/>
@@ -8573,12 +8795,12 @@
         <w:t>73. Local include</w:t>
       </w:r>
     </w:p>
-    <w:p>
-      <w:pPr>
-        <w:pStyle w:val="FirstParagraph"/>
-      </w:pPr>
-      <w:bookmarkStart w:id="75" w:name="built-in-c48.h"/>
-      <w:bookmarkEnd w:id="74"/>
+    <w:bookmarkEnd w:id="83"/>
+    <w:bookmarkStart w:id="84" w:name="built-in-c48.h"/>
+    <w:p>
+      <w:pPr>
+        <w:pStyle w:val="FirstParagraph"/>
+      </w:pPr>
       <w:r>
         <w:t>Local include syntax is exactly `#include "name"`. The quoted operand is not macro-expanded.</w:t>
       </w:r>
@@ -8623,13 +8845,18 @@
         <w:t>The primary translation unit may include the same quoted local object more than once at separate top-level include points. Each inclusion reprocesses its logical bytes with the then-current macro/declaration environment; C48 has no implicit include guard. Resulting duplicate definitions or incompatible declarations are diagnosed by the normal language rules.</w:t>
       </w:r>
     </w:p>
-    <w:p/>
+    <w:p>
+      <w:pPr/>
+    </w:p>
     <w:p>
       <w:pPr>
         <w:pStyle w:val="Heading1"/>
       </w:pPr>
       <w:r>
-        <w:t xml:space="preserve">74. Built-in </w:t>
+        <w:t>74. Built-in</w:t>
+      </w:r>
+      <w:r>
+        <w:t xml:space="preserve"> </w:t>
       </w:r>
       <w:r>
         <w:rPr>
@@ -8638,12 +8865,12 @@
         <w:t>&lt;c48.h&gt;</w:t>
       </w:r>
     </w:p>
-    <w:p>
-      <w:pPr>
-        <w:pStyle w:val="FirstParagraph"/>
-      </w:pPr>
-      <w:bookmarkStart w:id="76" w:name="unsupported-preprocessing"/>
-      <w:bookmarkEnd w:id="75"/>
+    <w:bookmarkEnd w:id="84"/>
+    <w:bookmarkStart w:id="85" w:name="unsupported-preprocessing"/>
+    <w:p>
+      <w:pPr>
+        <w:pStyle w:val="FirstParagraph"/>
+      </w:pPr>
       <w:r>
         <w:t>The only angle-bracket system include is exactly `#include &lt;c48.h&gt;`. The operand is not macro-expanded; any other angle-bracket header is rejected.</w:t>
       </w:r>
@@ -8680,7 +8907,9 @@
         <w:t>Appendix B records the mandatory public-name inventory. Any architecture prose using unsupported type qualifiers or an incomplete pseudo-prototype is descriptive ABI notation, not permission to extend C48 source syntax; Section 97 gives the `const`/`zx_fp_exec` case.</w:t>
       </w:r>
     </w:p>
-    <w:p/>
+    <w:p>
+      <w:pPr/>
+    </w:p>
     <w:p>
       <w:pPr>
         <w:pStyle w:val="Heading1"/>
@@ -8689,12 +8918,12 @@
         <w:t>75. Unsupported preprocessing</w:t>
       </w:r>
     </w:p>
-    <w:p>
-      <w:pPr>
-        <w:pStyle w:val="FirstParagraph"/>
-      </w:pPr>
-      <w:bookmarkStart w:id="77" w:name="Xe136d7e4cdc6781b9ebe4a062f167719b9775a9"/>
-      <w:bookmarkEnd w:id="76"/>
+    <w:bookmarkEnd w:id="85"/>
+    <w:bookmarkStart w:id="86" w:name="Xe136d7e4cdc6781b9ebe4a062f167719b9775a9"/>
+    <w:p>
+      <w:pPr>
+        <w:pStyle w:val="FirstParagraph"/>
+      </w:pPr>
       <w:r>
         <w:t>The following directives are explicitly unsupported:</w:t>
       </w:r>
@@ -8705,40 +8934,22 @@
       </w:pPr>
       <w:r>
         <w:t>#undef</w:t>
-      </w:r>
-      <w:r>
         <w:br/>
         <w:t>#if</w:t>
-      </w:r>
-      <w:r>
         <w:br/>
         <w:t>#ifdef</w:t>
-      </w:r>
-      <w:r>
         <w:br/>
         <w:t>#ifndef</w:t>
-      </w:r>
-      <w:r>
         <w:br/>
         <w:t>#elif</w:t>
-      </w:r>
-      <w:r>
         <w:br/>
         <w:t>#else</w:t>
-      </w:r>
-      <w:r>
         <w:br/>
         <w:t>#endif</w:t>
-      </w:r>
-      <w:r>
         <w:br/>
         <w:t>#error</w:t>
-      </w:r>
-      <w:r>
         <w:br/>
         <w:t>#line</w:t>
-      </w:r>
-      <w:r>
         <w:br/>
         <w:t>#pragma</w:t>
       </w:r>
@@ -8759,7 +8970,9 @@
         <w:t>Macros cannot manufacture an include operand. Unknown directives, upper-case directive names, missing/extra include operands, or noncomment trailing tokens after an include are preprocessing errors.</w:t>
       </w:r>
     </w:p>
-    <w:p/>
+    <w:p>
+      <w:pPr/>
+    </w:p>
     <w:p>
       <w:pPr>
         <w:pStyle w:val="Heading1"/>
@@ -9128,23 +9341,25 @@
         <w:t>No compiler implementation may add any of these as a Version-1 extension.</w:t>
       </w:r>
     </w:p>
-    <w:p/>
+    <w:p>
+      <w:r/>
+    </w:p>
+    <w:bookmarkEnd w:id="86"/>
+    <w:bookmarkStart w:id="87" w:name="X23d2b02321a9a320f2a458df93ee5d9a9d75c42"/>
     <w:p>
       <w:pPr>
         <w:pStyle w:val="Heading1"/>
       </w:pPr>
-      <w:bookmarkStart w:id="78" w:name="X23d2b02321a9a320f2a458df93ee5d9a9d75c42"/>
-      <w:bookmarkEnd w:id="77"/>
       <w:r>
         <w:t>77. Function-argument count and other resource limits</w:t>
       </w:r>
     </w:p>
-    <w:p>
-      <w:pPr>
-        <w:pStyle w:val="FirstParagraph"/>
-      </w:pPr>
-      <w:bookmarkStart w:id="79" w:name="compiler-architecture-invariants"/>
-      <w:bookmarkEnd w:id="78"/>
+    <w:bookmarkEnd w:id="87"/>
+    <w:bookmarkStart w:id="88" w:name="compiler-architecture-invariants"/>
+    <w:p>
+      <w:pPr>
+        <w:pStyle w:val="FirstParagraph"/>
+      </w:pPr>
       <w:r>
         <w:t>The language grammar does not impose a three- or six-argument maximum merely because the first three argument slots are registers or because the acceptance suite exercises 0..6 arguments. Additional arguments use the C48_REGCALL stack slots.</w:t>
       </w:r>
@@ -9173,7 +9388,9 @@
         <w:t>Once P11.02 freezes capacities, a strict Windows portability implementation MUST enforce them when claiming native-source portability. Before then, an implementation MUST NOT invent permanent language limits merely to simplify its tables.</w:t>
       </w:r>
     </w:p>
-    <w:p/>
+    <w:p>
+      <w:pPr/>
+    </w:p>
     <w:p>
       <w:pPr>
         <w:pStyle w:val="Heading1"/>
@@ -9182,12 +9399,12 @@
         <w:t>78. Compiler architecture invariants</w:t>
       </w:r>
     </w:p>
-    <w:p>
-      <w:pPr>
-        <w:pStyle w:val="FirstParagraph"/>
-      </w:pPr>
-      <w:bookmarkStart w:id="80" w:name="output-model"/>
-      <w:bookmarkEnd w:id="79"/>
+    <w:bookmarkEnd w:id="88"/>
+    <w:bookmarkStart w:id="89" w:name="output-model"/>
+    <w:p>
+      <w:pPr>
+        <w:pStyle w:val="FirstParagraph"/>
+      </w:pPr>
       <w:r>
         <w:t>The complete front-end/backend flow, reconciling REV11 Section 25.5 with REV02 P11.03, is:</w:t>
       </w:r>
@@ -9198,28 +9415,16 @@
       </w:pPr>
       <w:r>
         <w:t>source logical-read stream</w:t>
-      </w:r>
-      <w:r>
         <w:br/>
         <w:t xml:space="preserve">    -&gt; preprocessing scanner / directive and include expansion</w:t>
-      </w:r>
-      <w:r>
         <w:br/>
         <w:t xml:space="preserve">    -&gt; C48 lexer</w:t>
-      </w:r>
-      <w:r>
         <w:br/>
         <w:t xml:space="preserve">    -&gt; recursive-descent parser</w:t>
-      </w:r>
-      <w:r>
         <w:br/>
         <w:t xml:space="preserve">    -&gt; bounded expression tree / direct emission</w:t>
-      </w:r>
-      <w:r>
         <w:br/>
         <w:t xml:space="preserve">    -&gt; symbolic Z80 emitter</w:t>
-      </w:r>
-      <w:r>
         <w:br/>
         <w:t xml:space="preserve">    -&gt; OBJ1 writer</w:t>
       </w:r>
@@ -9240,7 +9445,9 @@
         <w:t>No language rule authorizes a whole-source materialization or whole-program AST. Statements compile incrementally; expression storage is bounded and released promptly; exact capacities belong to P11.02.</w:t>
       </w:r>
     </w:p>
-    <w:p/>
+    <w:p>
+      <w:pPr/>
+    </w:p>
     <w:p>
       <w:pPr>
         <w:pStyle w:val="Heading1"/>
@@ -9249,12 +9456,12 @@
         <w:t>79. Output model</w:t>
       </w:r>
     </w:p>
-    <w:p>
-      <w:pPr>
-        <w:pStyle w:val="FirstParagraph"/>
-      </w:pPr>
-      <w:bookmarkStart w:id="81" w:name="diagnostics"/>
-      <w:bookmarkEnd w:id="80"/>
+    <w:bookmarkEnd w:id="89"/>
+    <w:bookmarkStart w:id="90" w:name="diagnostics"/>
+    <w:p>
+      <w:pPr>
+        <w:pStyle w:val="FirstParagraph"/>
+      </w:pPr>
       <w:r>
         <w:t>The native command is `cc`. It accepts exactly one C-typed input object.</w:t>
       </w:r>
@@ -9323,7 +9530,9 @@
         <w:t>An ordinary ZX-UX RAM C or local-include object cannot exceed the architecture's 32768-byte logical object bound. Additional smaller compiler-workspace/source limits, if any, are frozen by P11.02/P11.42 and are not invented here.</w:t>
       </w:r>
     </w:p>
-    <w:p/>
+    <w:p>
+      <w:pPr/>
+    </w:p>
     <w:p>
       <w:pPr>
         <w:pStyle w:val="Heading1"/>
@@ -9332,12 +9541,12 @@
         <w:t>80. Diagnostics</w:t>
       </w:r>
     </w:p>
-    <w:p>
-      <w:pPr>
-        <w:pStyle w:val="FirstParagraph"/>
-      </w:pPr>
-      <w:bookmarkStart w:id="82" w:name="no-undefined-compiler-extensions"/>
-      <w:bookmarkEnd w:id="81"/>
+    <w:bookmarkEnd w:id="90"/>
+    <w:bookmarkStart w:id="91" w:name="no-undefined-compiler-extensions"/>
+    <w:p>
+      <w:pPr>
+        <w:pStyle w:val="FirstParagraph"/>
+      </w:pPr>
       <w:r>
         <w:t>Acceptance/rejection, compiler process status, diagnostic channel, diagnostic class spelling, and position convention are normative. Free-form reason prose after the frozen class prefix is not.</w:t>
       </w:r>
@@ -9414,7 +9623,9 @@
         <w:t>Failure while attempting to write a diagnostic MUST NOT replace the original compile/tool status, commit output, or convert failure to success. Cleanup still follows the original terminal cause.</w:t>
       </w:r>
     </w:p>
-    <w:p/>
+    <w:p>
+      <w:pPr/>
+    </w:p>
     <w:p>
       <w:pPr>
         <w:pStyle w:val="Heading1"/>
@@ -9474,23 +9685,25 @@
         <w:t>There is no host-language compatibility escape hatch.</w:t>
       </w:r>
     </w:p>
-    <w:p/>
+    <w:p>
+      <w:r/>
+    </w:p>
+    <w:bookmarkEnd w:id="91"/>
+    <w:bookmarkStart w:id="92" w:name="host-side-c48-development-contract"/>
     <w:p>
       <w:pPr>
         <w:pStyle w:val="Heading1"/>
       </w:pPr>
-      <w:bookmarkStart w:id="83" w:name="host-side-c48-development-contract"/>
-      <w:bookmarkEnd w:id="82"/>
       <w:r>
         <w:t>82. Host-side C48 development contract</w:t>
       </w:r>
     </w:p>
-    <w:p>
-      <w:pPr>
-        <w:pStyle w:val="FirstParagraph"/>
-      </w:pPr>
-      <w:bookmarkStart w:id="84" w:name="host-pointer-execution"/>
-      <w:bookmarkEnd w:id="83"/>
+    <w:bookmarkEnd w:id="92"/>
+    <w:bookmarkStart w:id="93" w:name="host-pointer-execution"/>
+    <w:p>
+      <w:pPr>
+        <w:pStyle w:val="FirstParagraph"/>
+      </w:pPr>
       <w:r>
         <w:t>A Windows C48 implementation intended for portable ZX-UX development MUST implement the C48 abstract machine and parser rather than merely pass source to an ordinary Windows C compiler.</w:t>
       </w:r>
@@ -9519,7 +9732,9 @@
         <w:t>A host implementation MUST NOT claim strict C48 portability merely because MSVC, GCC, Clang, or another host compiler compiled translated source successfully.</w:t>
       </w:r>
     </w:p>
-    <w:p/>
+    <w:p>
+      <w:pPr/>
+    </w:p>
     <w:p>
       <w:pPr>
         <w:pStyle w:val="Heading1"/>
@@ -9563,7 +9778,10 @@
         <w:t>sizeof(pointer)</w:t>
       </w:r>
       <w:r>
-        <w:t xml:space="preserve"> remains 2 in C48 even when the host implementation uses a larger private representation.</w:t>
+        <w:t xml:space="preserve"> </w:t>
+      </w:r>
+      <w:r>
+        <w:t>remains 2 in C48 even when the host implementation uses a larger private representation.</w:t>
       </w:r>
     </w:p>
     <w:p>
@@ -9574,13 +9792,15 @@
         <w:t>Host representation is an implementation detail.</w:t>
       </w:r>
     </w:p>
-    <w:p/>
+    <w:p>
+      <w:r/>
+    </w:p>
+    <w:bookmarkEnd w:id="93"/>
+    <w:bookmarkStart w:id="94" w:name="host-floating-execution"/>
     <w:p>
       <w:pPr>
         <w:pStyle w:val="Heading1"/>
       </w:pPr>
-      <w:bookmarkStart w:id="85" w:name="host-floating-execution"/>
-      <w:bookmarkEnd w:id="84"/>
       <w:r>
         <w:t>84. Host floating execution</w:t>
       </w:r>
@@ -9625,13 +9845,15 @@
         <w:t>The preferred compatibility implementation is an explicit Spectrum-number emulation layer with a golden byte/value corpus derived from the canonical ROM conversion/calculator behavior.</w:t>
       </w:r>
     </w:p>
-    <w:p/>
+    <w:p>
+      <w:r/>
+    </w:p>
+    <w:bookmarkEnd w:id="94"/>
+    <w:bookmarkStart w:id="95" w:name="portable-source-rule"/>
     <w:p>
       <w:pPr>
         <w:pStyle w:val="Heading1"/>
       </w:pPr>
-      <w:bookmarkStart w:id="86" w:name="portable-source-rule"/>
-      <w:bookmarkEnd w:id="85"/>
       <w:r>
         <w:t>85. Portable source rule</w:t>
       </w:r>
@@ -9641,7 +9863,19 @@
         <w:pStyle w:val="FirstParagraph"/>
       </w:pPr>
       <w:r>
-        <w:t>For a source file to be declared "ZX-UX portable C48," the strict Windows checker MUST prove:</w:t>
+        <w:t>For a source file to be declared</w:t>
+      </w:r>
+      <w:r>
+        <w:t xml:space="preserve"> </w:t>
+      </w:r>
+      <w:r>
+        <w:t>"ZX-UX portable C48,"</w:t>
+      </w:r>
+      <w:r>
+        <w:t xml:space="preserve"> </w:t>
+      </w:r>
+      <w:r>
+        <w:t>the strict Windows checker MUST prove:</w:t>
       </w:r>
     </w:p>
     <w:p>
@@ -9657,7 +9891,7 @@
         <w:pStyle w:val="Compact"/>
         <w:numPr>
           <w:ilvl w:val="0"/>
-          <w:numId w:val="34"/>
+          <w:numId w:val="1033"/>
         </w:numPr>
       </w:pPr>
       <w:r>
@@ -9669,7 +9903,7 @@
         <w:pStyle w:val="Compact"/>
         <w:numPr>
           <w:ilvl w:val="0"/>
-          <w:numId w:val="34"/>
+          <w:numId w:val="1033"/>
         </w:numPr>
       </w:pPr>
       <w:r>
@@ -9681,7 +9915,7 @@
         <w:pStyle w:val="Compact"/>
         <w:numPr>
           <w:ilvl w:val="0"/>
-          <w:numId w:val="34"/>
+          <w:numId w:val="1033"/>
         </w:numPr>
       </w:pPr>
       <w:r>
@@ -9693,7 +9927,7 @@
         <w:pStyle w:val="Compact"/>
         <w:numPr>
           <w:ilvl w:val="0"/>
-          <w:numId w:val="34"/>
+          <w:numId w:val="1033"/>
         </w:numPr>
       </w:pPr>
       <w:r>
@@ -9705,7 +9939,7 @@
         <w:pStyle w:val="Compact"/>
         <w:numPr>
           <w:ilvl w:val="0"/>
-          <w:numId w:val="34"/>
+          <w:numId w:val="1033"/>
         </w:numPr>
       </w:pPr>
       <w:r>
@@ -9717,7 +9951,7 @@
         <w:pStyle w:val="Compact"/>
         <w:numPr>
           <w:ilvl w:val="0"/>
-          <w:numId w:val="34"/>
+          <w:numId w:val="1033"/>
         </w:numPr>
       </w:pPr>
       <w:r>
@@ -9729,7 +9963,7 @@
         <w:pStyle w:val="Compact"/>
         <w:numPr>
           <w:ilvl w:val="0"/>
-          <w:numId w:val="34"/>
+          <w:numId w:val="1033"/>
         </w:numPr>
       </w:pPr>
       <w:r>
@@ -9741,7 +9975,7 @@
         <w:pStyle w:val="Compact"/>
         <w:numPr>
           <w:ilvl w:val="0"/>
-          <w:numId w:val="34"/>
+          <w:numId w:val="1033"/>
         </w:numPr>
       </w:pPr>
       <w:r>
@@ -9753,7 +9987,7 @@
         <w:pStyle w:val="Compact"/>
         <w:numPr>
           <w:ilvl w:val="0"/>
-          <w:numId w:val="34"/>
+          <w:numId w:val="1033"/>
         </w:numPr>
       </w:pPr>
       <w:r>
@@ -9765,7 +9999,7 @@
         <w:pStyle w:val="Compact"/>
         <w:numPr>
           <w:ilvl w:val="0"/>
-          <w:numId w:val="34"/>
+          <w:numId w:val="1033"/>
         </w:numPr>
       </w:pPr>
       <w:r>
@@ -9777,7 +10011,7 @@
         <w:pStyle w:val="Compact"/>
         <w:numPr>
           <w:ilvl w:val="0"/>
-          <w:numId w:val="34"/>
+          <w:numId w:val="1033"/>
         </w:numPr>
       </w:pPr>
       <w:r>
@@ -9789,7 +10023,7 @@
         <w:pStyle w:val="Compact"/>
         <w:numPr>
           <w:ilvl w:val="0"/>
-          <w:numId w:val="34"/>
+          <w:numId w:val="1033"/>
         </w:numPr>
       </w:pPr>
       <w:r>
@@ -9801,11 +10035,14 @@
         <w:pStyle w:val="Compact"/>
         <w:numPr>
           <w:ilvl w:val="0"/>
-          <w:numId w:val="34"/>
+          <w:numId w:val="1033"/>
         </w:numPr>
       </w:pPr>
       <w:r>
-        <w:t xml:space="preserve">use only of </w:t>
+        <w:t>use only of</w:t>
+      </w:r>
+      <w:r>
+        <w:t xml:space="preserve"> </w:t>
       </w:r>
       <w:r>
         <w:rPr>
@@ -9814,7 +10051,10 @@
         <w:t>&lt;c48.h&gt;</w:t>
       </w:r>
       <w:r>
-        <w:t xml:space="preserve"> APIs whose signatures are frozen for the corresponding ZX-UX release.</w:t>
+        <w:t xml:space="preserve"> </w:t>
+      </w:r>
+      <w:r>
+        <w:t>APIs whose signatures are frozen for the corresponding ZX-UX release.</w:t>
       </w:r>
     </w:p>
     <w:p>
@@ -9825,13 +10065,15 @@
         <w:t>If all conditions pass, the same source text, after canonical LF representation is ensured, is intended to compile on the native ZX-UX C48 compiler without source modification.</w:t>
       </w:r>
     </w:p>
-    <w:p/>
+    <w:p>
+      <w:r/>
+    </w:p>
+    <w:bookmarkEnd w:id="95"/>
+    <w:bookmarkStart w:id="96" w:name="required-lexical-positive-corpus"/>
     <w:p>
       <w:pPr>
         <w:pStyle w:val="Heading1"/>
       </w:pPr>
-      <w:bookmarkStart w:id="87" w:name="required-lexical-positive-corpus"/>
-      <w:bookmarkEnd w:id="86"/>
       <w:r>
         <w:t>86. Required lexical positive corpus</w:t>
       </w:r>
@@ -10100,23 +10342,25 @@
         <w:t>and every supported operator/punctuator.</w:t>
       </w:r>
     </w:p>
-    <w:p/>
+    <w:p>
+      <w:r/>
+    </w:p>
+    <w:bookmarkEnd w:id="96"/>
+    <w:bookmarkStart w:id="97" w:name="required-lexical-negative-corpus"/>
     <w:p>
       <w:pPr>
         <w:pStyle w:val="Heading1"/>
       </w:pPr>
-      <w:bookmarkStart w:id="88" w:name="required-lexical-negative-corpus"/>
-      <w:bookmarkEnd w:id="87"/>
       <w:r>
         <w:t>87. Required lexical negative corpus</w:t>
       </w:r>
     </w:p>
-    <w:p>
-      <w:pPr>
-        <w:pStyle w:val="FirstParagraph"/>
-      </w:pPr>
-      <w:bookmarkStart w:id="89" w:name="required-semantic-boundary-corpus"/>
-      <w:bookmarkEnd w:id="88"/>
+    <w:bookmarkEnd w:id="97"/>
+    <w:bookmarkStart w:id="98" w:name="required-semantic-boundary-corpus"/>
+    <w:p>
+      <w:pPr>
+        <w:pStyle w:val="FirstParagraph"/>
+      </w:pPr>
       <w:r>
         <w:t>Later compiler tests MUST explicitly reject at minimum:</w:t>
       </w:r>
@@ -10127,80 +10371,42 @@
       </w:pPr>
       <w:r>
         <w:t>65536</w:t>
-      </w:r>
-      <w:r>
         <w:br/>
         <w:t>0x10000</w:t>
-      </w:r>
-      <w:r>
         <w:br/>
         <w:t>08</w:t>
-      </w:r>
-      <w:r>
         <w:br/>
         <w:t>1L</w:t>
-      </w:r>
-      <w:r>
         <w:br/>
         <w:t>1UL</w:t>
-      </w:r>
-      <w:r>
         <w:br/>
         <w:t>1.0L</w:t>
-      </w:r>
-      <w:r>
         <w:br/>
         <w:t>0x1.0p0</w:t>
-      </w:r>
-      <w:r>
         <w:br/>
         <w:t>''</w:t>
-      </w:r>
-      <w:r>
         <w:br/>
         <w:t>'AB'</w:t>
-      </w:r>
-      <w:r>
         <w:br/>
         <w:t>'\123'</w:t>
-      </w:r>
-      <w:r>
         <w:br/>
         <w:t>'\x4'</w:t>
-      </w:r>
-      <w:r>
         <w:br/>
         <w:t>'\q'</w:t>
-      </w:r>
-      <w:r>
         <w:br/>
         <w:t>identifier_longer_than_15_visible_characters</w:t>
-      </w:r>
-      <w:r>
         <w:br/>
         <w:t>+=</w:t>
-      </w:r>
-      <w:r>
         <w:br/>
         <w:t>-=</w:t>
-      </w:r>
-      <w:r>
         <w:br/>
         <w:t>?:</w:t>
-      </w:r>
-      <w:r>
         <w:br/>
         <w:t>-&gt;</w:t>
-      </w:r>
-      <w:r>
         <w:br/>
         <w:t>...</w:t>
-      </w:r>
-      <w:r>
         <w:br/>
         <w:t>123abc</w:t>
-      </w:r>
-      <w:r>
         <w:br/>
         <w:t>1.0foo</w:t>
       </w:r>
@@ -10221,7 +10427,9 @@
         <w:t>The negative corpus MUST also include binary/digit-separated integer literals, wide/prefixed character/string literals, `sizeof(int[3])`, `(void)expr`, a void-valued expression used as a value, and every unsupported alternative type spelling.</w:t>
       </w:r>
     </w:p>
-    <w:p/>
+    <w:p>
+      <w:pPr/>
+    </w:p>
     <w:p>
       <w:pPr>
         <w:pStyle w:val="Heading1"/>
@@ -10230,12 +10438,12 @@
         <w:t>88. Required semantic boundary corpus</w:t>
       </w:r>
     </w:p>
-    <w:p>
-      <w:pPr>
-        <w:pStyle w:val="FirstParagraph"/>
-      </w:pPr>
-      <w:bookmarkStart w:id="90" w:name="required-evaluation-order-corpus"/>
-      <w:bookmarkEnd w:id="89"/>
+    <w:bookmarkEnd w:id="98"/>
+    <w:bookmarkStart w:id="99" w:name="required-evaluation-order-corpus"/>
+    <w:p>
+      <w:pPr>
+        <w:pStyle w:val="FirstParagraph"/>
+      </w:pPr>
       <w:r>
         <w:t>Later compiler/runtime tests MUST include at minimum:</w:t>
       </w:r>
@@ -10246,40 +10454,22 @@
       </w:pPr>
       <w:r>
         <w:t>255 + 1 through assignment to an 8-bit destination</w:t>
-      </w:r>
-      <w:r>
         <w:br/>
         <w:t>32767 + 1</w:t>
-      </w:r>
-      <w:r>
         <w:br/>
         <w:t>(-32767 - 1) - 1</w:t>
-      </w:r>
-      <w:r>
         <w:br/>
         <w:t>65535u + 1u</w:t>
-      </w:r>
-      <w:r>
         <w:br/>
         <w:t>((int)0x8000u) / -1</w:t>
-      </w:r>
-      <w:r>
         <w:br/>
         <w:t>((int)0x8000u) % -1</w:t>
-      </w:r>
-      <w:r>
         <w:br/>
         <w:t>-7 / 3</w:t>
-      </w:r>
-      <w:r>
         <w:br/>
         <w:t>-7 % 3</w:t>
-      </w:r>
-      <w:r>
         <w:br/>
         <w:t>7 / -3</w:t>
-      </w:r>
-      <w:r>
         <w:br/>
         <w:t>7 % -3</w:t>
       </w:r>
@@ -10300,7 +10490,9 @@
         <w:t>Signed/unsigned comparison boundary cases MUST straddle 0x7FFF/0x8000. A dedicated literal test MUST prove that bare source `-32768` is unsigned 32768 under Sections 12-13 while `(int)0x8000u` is signed -32768.</w:t>
       </w:r>
     </w:p>
-    <w:p/>
+    <w:p>
+      <w:pPr/>
+    </w:p>
     <w:p>
       <w:pPr>
         <w:pStyle w:val="Heading1"/>
@@ -10309,12 +10501,12 @@
         <w:t>89. Required evaluation-order corpus</w:t>
       </w:r>
     </w:p>
-    <w:p>
-      <w:pPr>
-        <w:pStyle w:val="FirstParagraph"/>
-      </w:pPr>
-      <w:bookmarkStart w:id="91" w:name="required-pointer-corpus"/>
-      <w:bookmarkEnd w:id="90"/>
+    <w:bookmarkEnd w:id="99"/>
+    <w:bookmarkStart w:id="100" w:name="required-pointer-corpus"/>
+    <w:p>
+      <w:pPr>
+        <w:pStyle w:val="FirstParagraph"/>
+      </w:pPr>
       <w:r>
         <w:t>Both host and native C48 implementations MUST execute deterministically and identically for tests exposing evaluation order and value capture.</w:t>
       </w:r>
@@ -10325,16 +10517,10 @@
       </w:pPr>
       <w:r>
         <w:t>f(a(), b(), c())</w:t>
-      </w:r>
-      <w:r>
         <w:br/>
         <w:t>x = left() + right();</w:t>
-      </w:r>
-      <w:r>
         <w:br/>
         <w:t>f(i++, i);</w:t>
-      </w:r>
-      <w:r>
         <w:br/>
         <w:t>i = i++;</w:t>
       </w:r>
@@ -10363,7 +10549,9 @@
         <w:t>`sizeof *p` with a null run-time pointer value MUST succeed based solely on pointed-to type without accessing memory; `sizeof(a[i++])` MUST leave `i` unchanged; `sizeof(int[3])` MUST be rejected because array type-names are outside the grammar.</w:t>
       </w:r>
     </w:p>
-    <w:p/>
+    <w:p>
+      <w:pPr/>
+    </w:p>
     <w:p>
       <w:pPr>
         <w:pStyle w:val="Heading1"/>
@@ -10372,12 +10560,12 @@
         <w:t>90. Required pointer corpus</w:t>
       </w:r>
     </w:p>
-    <w:p>
-      <w:pPr>
-        <w:pStyle w:val="FirstParagraph"/>
-      </w:pPr>
-      <w:bookmarkStart w:id="92" w:name="required-declaration-corpus"/>
-      <w:bookmarkEnd w:id="91"/>
+    <w:bookmarkEnd w:id="100"/>
+    <w:bookmarkStart w:id="101" w:name="required-declaration-corpus"/>
+    <w:p>
+      <w:pPr>
+        <w:pStyle w:val="FirstParagraph"/>
+      </w:pPr>
       <w:r>
         <w:t>Tests MUST cover:</w:t>
       </w:r>
@@ -10518,7 +10706,9 @@
         <w:t>rejection of multidimensional array declarators.</w:t>
       </w:r>
     </w:p>
-    <w:p/>
+    <w:p>
+      <w:pPr/>
+    </w:p>
     <w:p>
       <w:pPr>
         <w:pStyle w:val="Heading1"/>
@@ -10527,12 +10717,12 @@
         <w:t>91. Required declaration corpus</w:t>
       </w:r>
     </w:p>
-    <w:p>
-      <w:pPr>
-        <w:pStyle w:val="FirstParagraph"/>
-      </w:pPr>
-      <w:bookmarkStart w:id="93" w:name="required-initializer-corpus"/>
-      <w:bookmarkEnd w:id="92"/>
+    <w:bookmarkEnd w:id="101"/>
+    <w:bookmarkStart w:id="102" w:name="required-initializer-corpus"/>
+    <w:p>
+      <w:pPr>
+        <w:pStyle w:val="FirstParagraph"/>
+      </w:pPr>
       <w:r>
         <w:t>Tests MUST cover scalar globals/locals, file-scope static objects/functions, file-scope extern objects/functions, multiple declarators, pointer returns/parameters, `char **argv`, one-dimensional arrays and arrays of pointers.</w:t>
       </w:r>
@@ -10577,7 +10767,9 @@
         <w:t>Scope tests MUST prove that an outermost function-body local cannot redeclare a parameter, while a nested block may shadow it. `main` tests MUST allow a compatible prototype before the unqualified definition, reject a file-scope object named `main`, and accept a module with no `main` definition.</w:t>
       </w:r>
     </w:p>
-    <w:p/>
+    <w:p>
+      <w:pPr/>
+    </w:p>
     <w:p>
       <w:pPr>
         <w:pStyle w:val="Heading1"/>
@@ -10599,7 +10791,7 @@
         <w:pStyle w:val="Compact"/>
         <w:numPr>
           <w:ilvl w:val="0"/>
-          <w:numId w:val="37"/>
+          <w:numId w:val="1036"/>
         </w:numPr>
       </w:pPr>
       <w:r>
@@ -10611,7 +10803,7 @@
         <w:pStyle w:val="Compact"/>
         <w:numPr>
           <w:ilvl w:val="0"/>
-          <w:numId w:val="37"/>
+          <w:numId w:val="1036"/>
         </w:numPr>
       </w:pPr>
       <w:r>
@@ -10623,7 +10815,7 @@
         <w:pStyle w:val="Compact"/>
         <w:numPr>
           <w:ilvl w:val="0"/>
-          <w:numId w:val="37"/>
+          <w:numId w:val="1036"/>
         </w:numPr>
       </w:pPr>
       <w:r>
@@ -10635,7 +10827,7 @@
         <w:pStyle w:val="Compact"/>
         <w:numPr>
           <w:ilvl w:val="0"/>
-          <w:numId w:val="37"/>
+          <w:numId w:val="1036"/>
         </w:numPr>
       </w:pPr>
       <w:r>
@@ -10647,7 +10839,7 @@
         <w:pStyle w:val="Compact"/>
         <w:numPr>
           <w:ilvl w:val="0"/>
-          <w:numId w:val="37"/>
+          <w:numId w:val="1036"/>
         </w:numPr>
       </w:pPr>
       <w:r>
@@ -10659,7 +10851,7 @@
         <w:pStyle w:val="Compact"/>
         <w:numPr>
           <w:ilvl w:val="0"/>
-          <w:numId w:val="37"/>
+          <w:numId w:val="1036"/>
         </w:numPr>
       </w:pPr>
       <w:r>
@@ -10671,7 +10863,7 @@
         <w:pStyle w:val="Compact"/>
         <w:numPr>
           <w:ilvl w:val="0"/>
-          <w:numId w:val="37"/>
+          <w:numId w:val="1036"/>
         </w:numPr>
       </w:pPr>
       <w:r>
@@ -10683,7 +10875,7 @@
         <w:pStyle w:val="Compact"/>
         <w:numPr>
           <w:ilvl w:val="0"/>
-          <w:numId w:val="37"/>
+          <w:numId w:val="1036"/>
         </w:numPr>
       </w:pPr>
       <w:r>
@@ -10695,7 +10887,7 @@
         <w:pStyle w:val="Compact"/>
         <w:numPr>
           <w:ilvl w:val="0"/>
-          <w:numId w:val="37"/>
+          <w:numId w:val="1036"/>
         </w:numPr>
       </w:pPr>
       <w:r>
@@ -10707,7 +10899,7 @@
         <w:pStyle w:val="Compact"/>
         <w:numPr>
           <w:ilvl w:val="0"/>
-          <w:numId w:val="37"/>
+          <w:numId w:val="1036"/>
         </w:numPr>
       </w:pPr>
       <w:r>
@@ -10719,7 +10911,7 @@
         <w:pStyle w:val="Compact"/>
         <w:numPr>
           <w:ilvl w:val="0"/>
-          <w:numId w:val="37"/>
+          <w:numId w:val="1036"/>
         </w:numPr>
       </w:pPr>
       <w:r>
@@ -10731,7 +10923,7 @@
         <w:pStyle w:val="Compact"/>
         <w:numPr>
           <w:ilvl w:val="0"/>
-          <w:numId w:val="37"/>
+          <w:numId w:val="1036"/>
         </w:numPr>
       </w:pPr>
       <w:r>
@@ -10743,7 +10935,7 @@
         <w:pStyle w:val="Compact"/>
         <w:numPr>
           <w:ilvl w:val="0"/>
-          <w:numId w:val="37"/>
+          <w:numId w:val="1036"/>
         </w:numPr>
       </w:pPr>
       <w:r>
@@ -10755,7 +10947,7 @@
         <w:pStyle w:val="Compact"/>
         <w:numPr>
           <w:ilvl w:val="0"/>
-          <w:numId w:val="37"/>
+          <w:numId w:val="1036"/>
         </w:numPr>
       </w:pPr>
       <w:r>
@@ -10767,30 +10959,32 @@
         <w:pStyle w:val="Compact"/>
         <w:numPr>
           <w:ilvl w:val="0"/>
-          <w:numId w:val="37"/>
+          <w:numId w:val="1036"/>
         </w:numPr>
       </w:pPr>
       <w:r>
         <w:t>rejection of nested aggregate initializer.</w:t>
       </w:r>
     </w:p>
-    <w:p/>
+    <w:p>
+      <w:r/>
+    </w:p>
+    <w:bookmarkEnd w:id="102"/>
+    <w:bookmarkStart w:id="103" w:name="required-preprocessing-corpus"/>
     <w:p>
       <w:pPr>
         <w:pStyle w:val="Heading1"/>
       </w:pPr>
-      <w:bookmarkStart w:id="94" w:name="required-preprocessing-corpus"/>
-      <w:bookmarkEnd w:id="93"/>
       <w:r>
         <w:t>93. Required preprocessing corpus</w:t>
       </w:r>
     </w:p>
-    <w:p>
-      <w:pPr>
-        <w:pStyle w:val="FirstParagraph"/>
-      </w:pPr>
-      <w:bookmarkStart w:id="95" w:name="required-float-corpus"/>
-      <w:bookmarkEnd w:id="94"/>
+    <w:bookmarkEnd w:id="103"/>
+    <w:bookmarkStart w:id="104" w:name="required-float-corpus"/>
+    <w:p>
+      <w:pPr>
+        <w:pStyle w:val="FirstParagraph"/>
+      </w:pPr>
       <w:r>
         <w:t>Tests MUST prove object-like integer/floating/string/character constants, parenthesized constant expressions, definition-point visibility, case-sensitive names, and nested macro expansion only through already-defined constants.</w:t>
       </w:r>
@@ -10811,7 +11005,9 @@
         <w:t>Include tests MUST cover local TXT/C RAW/PACKED logical source, current-directory/case/name validation, exact one local level, locally included `&lt;c48.h&gt;`, second quoted-level/include-cycle rejection, built-in header repetition, user/header compatible declaration coexistence, incompatible declaration collision, macro/header-name collision, and rejection of every unsupported directive/header/trailing-token form. Macro tests MUST prove backward-only already-defined dependencies, self/forward-reference rejection, and the impossibility of an accepted expansion cycle.</w:t>
       </w:r>
     </w:p>
-    <w:p/>
+    <w:p>
+      <w:pPr/>
+    </w:p>
     <w:p>
       <w:pPr>
         <w:pStyle w:val="Heading1"/>
@@ -10968,7 +11164,7 @@
         <w:pStyle w:val="Compact"/>
         <w:numPr>
           <w:ilvl w:val="0"/>
-          <w:numId w:val="39"/>
+          <w:numId w:val="1038"/>
         </w:numPr>
       </w:pPr>
       <w:r>
@@ -10980,11 +11176,14 @@
         <w:pStyle w:val="Compact"/>
         <w:numPr>
           <w:ilvl w:val="0"/>
-          <w:numId w:val="39"/>
+          <w:numId w:val="1038"/>
         </w:numPr>
       </w:pPr>
       <w:r>
-        <w:t xml:space="preserve">native </w:t>
+        <w:t>native</w:t>
+      </w:r>
+      <w:r>
+        <w:t xml:space="preserve"> </w:t>
       </w:r>
       <w:r>
         <w:rPr>
@@ -11001,7 +11200,7 @@
         <w:pStyle w:val="Compact"/>
         <w:numPr>
           <w:ilvl w:val="0"/>
-          <w:numId w:val="39"/>
+          <w:numId w:val="1038"/>
         </w:numPr>
       </w:pPr>
       <w:r>
@@ -11016,13 +11215,15 @@
         <w:t>A host implementation may not certify itself by comparison only against IEEE floating point.</w:t>
       </w:r>
     </w:p>
-    <w:p/>
+    <w:p>
+      <w:r/>
+    </w:p>
+    <w:bookmarkEnd w:id="104"/>
+    <w:bookmarkStart w:id="105" w:name="X8ada351b46522b8a8e67d59758f8c89c790e9cb"/>
     <w:p>
       <w:pPr>
         <w:pStyle w:val="Heading1"/>
       </w:pPr>
-      <w:bookmarkStart w:id="96" w:name="X8ada351b46522b8a8e67d59758f8c89c790e9cb"/>
-      <w:bookmarkEnd w:id="95"/>
       <w:r>
         <w:t>95. Grammar freeze versus compiler-resource freeze</w:t>
       </w:r>
@@ -11067,23 +11268,25 @@
         <w:t>Once P11.02 freezes capacities, those limits become part of strict host portability checking but do not rewrite the grammatical language surface.</w:t>
       </w:r>
     </w:p>
-    <w:p/>
+    <w:p>
+      <w:r/>
+    </w:p>
+    <w:bookmarkEnd w:id="105"/>
+    <w:bookmarkStart w:id="106" w:name="grammar-freeze-versus-runtime-api-freeze"/>
     <w:p>
       <w:pPr>
         <w:pStyle w:val="Heading1"/>
       </w:pPr>
-      <w:bookmarkStart w:id="97" w:name="grammar-freeze-versus-runtime-api-freeze"/>
-      <w:bookmarkEnd w:id="96"/>
       <w:r>
         <w:t>96. Grammar freeze versus runtime API freeze</w:t>
       </w:r>
     </w:p>
-    <w:p>
-      <w:pPr>
-        <w:pStyle w:val="FirstParagraph"/>
-      </w:pPr>
-      <w:bookmarkStart w:id="98" w:name="important-const-distinction"/>
-      <w:bookmarkEnd w:id="97"/>
+    <w:bookmarkEnd w:id="106"/>
+    <w:bookmarkStart w:id="107" w:name="important-const-distinction"/>
+    <w:p>
+      <w:pPr>
+        <w:pStyle w:val="FirstParagraph"/>
+      </w:pPr>
       <w:r>
         <w:t>P11.01 owns the language: tokens, lexical grammar, preprocessing language, types, declarations, expressions, statements, conversions, evaluation semantics, and the supported/deferred source-language surface.</w:t>
       </w:r>
@@ -11128,13 +11331,18 @@
         <w:t>That line is not itself valid C48 source: `op` lacks an explicit C48 type and `const` is not a supported C48 qualifier. P11.41 must express any source-facing declaration using only frozen C48 syntax and the exact ABI type chosen by its authoritative runtime contract; the developer MUST NOT copy the explanatory pseudo-prototype literally or extend C48 to make it compile.</w:t>
       </w:r>
     </w:p>
-    <w:p/>
+    <w:p>
+      <w:pPr/>
+    </w:p>
     <w:p>
       <w:pPr>
         <w:pStyle w:val="Heading1"/>
       </w:pPr>
       <w:r>
-        <w:t xml:space="preserve">97. Important </w:t>
+        <w:t>97. Important</w:t>
+      </w:r>
+      <w:r>
+        <w:t xml:space="preserve"> </w:t>
       </w:r>
       <w:r>
         <w:rPr>
@@ -11143,15 +11351,18 @@
         <w:t>const</w:t>
       </w:r>
       <w:r>
-        <w:t xml:space="preserve"> distinction</w:t>
-      </w:r>
-    </w:p>
-    <w:p>
-      <w:pPr>
-        <w:pStyle w:val="FirstParagraph"/>
-      </w:pPr>
-      <w:bookmarkStart w:id="99" w:name="no-silent-architecture-extrapolation"/>
-      <w:bookmarkEnd w:id="98"/>
+        <w:t xml:space="preserve"> </w:t>
+      </w:r>
+      <w:r>
+        <w:t>distinction</w:t>
+      </w:r>
+    </w:p>
+    <w:bookmarkEnd w:id="107"/>
+    <w:bookmarkStart w:id="108" w:name="no-silent-architecture-extrapolation"/>
+    <w:p>
+      <w:pPr>
+        <w:pStyle w:val="FirstParagraph"/>
+      </w:pPr>
       <w:r>
         <w:t>Revision-11 ABI prose may use modern C-like `const float *` notation to communicate read-only buffers. C48 Version 1 itself does not support the `const` qualifier.</w:t>
       </w:r>
@@ -11172,7 +11383,9 @@
         <w:t>This distinction also applies to every other modern-C spelling that appears only in explanatory host/pseudocode and is absent from the frozen C48 language.</w:t>
       </w:r>
     </w:p>
-    <w:p/>
+    <w:p>
+      <w:pPr/>
+    </w:p>
     <w:p>
       <w:pPr>
         <w:pStyle w:val="Heading1"/>
@@ -11194,7 +11407,7 @@
         <w:pStyle w:val="Compact"/>
         <w:numPr>
           <w:ilvl w:val="0"/>
-          <w:numId w:val="42"/>
+          <w:numId w:val="1041"/>
         </w:numPr>
       </w:pPr>
       <w:r>
@@ -11206,7 +11419,7 @@
         <w:pStyle w:val="Compact"/>
         <w:numPr>
           <w:ilvl w:val="0"/>
-          <w:numId w:val="42"/>
+          <w:numId w:val="1041"/>
         </w:numPr>
       </w:pPr>
       <w:r>
@@ -11218,7 +11431,7 @@
         <w:pStyle w:val="Compact"/>
         <w:numPr>
           <w:ilvl w:val="0"/>
-          <w:numId w:val="42"/>
+          <w:numId w:val="1041"/>
         </w:numPr>
       </w:pPr>
       <w:r>
@@ -11230,7 +11443,7 @@
         <w:pStyle w:val="Compact"/>
         <w:numPr>
           <w:ilvl w:val="0"/>
-          <w:numId w:val="42"/>
+          <w:numId w:val="1041"/>
         </w:numPr>
       </w:pPr>
       <w:r>
@@ -11269,13 +11482,15 @@
         <w:t>Tests do not create the specification.</w:t>
       </w:r>
     </w:p>
-    <w:p/>
+    <w:p>
+      <w:r/>
+    </w:p>
+    <w:bookmarkEnd w:id="108"/>
+    <w:bookmarkStart w:id="109" w:name="windowsnative-equivalence-criterion"/>
     <w:p>
       <w:pPr>
         <w:pStyle w:val="Heading1"/>
       </w:pPr>
-      <w:bookmarkStart w:id="100" w:name="windowsnative-equivalence-criterion"/>
-      <w:bookmarkEnd w:id="99"/>
       <w:r>
         <w:t>99. Windows/native equivalence criterion</w:t>
       </w:r>
@@ -11293,7 +11508,7 @@
         <w:pStyle w:val="Compact"/>
         <w:numPr>
           <w:ilvl w:val="0"/>
-          <w:numId w:val="43"/>
+          <w:numId w:val="1042"/>
         </w:numPr>
       </w:pPr>
       <w:r>
@@ -11305,7 +11520,7 @@
         <w:pStyle w:val="Compact"/>
         <w:numPr>
           <w:ilvl w:val="0"/>
-          <w:numId w:val="43"/>
+          <w:numId w:val="1042"/>
         </w:numPr>
       </w:pPr>
       <w:r>
@@ -11317,7 +11532,7 @@
         <w:pStyle w:val="Compact"/>
         <w:numPr>
           <w:ilvl w:val="0"/>
-          <w:numId w:val="43"/>
+          <w:numId w:val="1042"/>
         </w:numPr>
       </w:pPr>
       <w:r>
@@ -11329,7 +11544,7 @@
         <w:pStyle w:val="Compact"/>
         <w:numPr>
           <w:ilvl w:val="0"/>
-          <w:numId w:val="43"/>
+          <w:numId w:val="1042"/>
         </w:numPr>
       </w:pPr>
       <w:r>
@@ -11341,7 +11556,7 @@
         <w:pStyle w:val="Compact"/>
         <w:numPr>
           <w:ilvl w:val="0"/>
-          <w:numId w:val="43"/>
+          <w:numId w:val="1042"/>
         </w:numPr>
       </w:pPr>
       <w:r>
@@ -11353,7 +11568,7 @@
         <w:pStyle w:val="Compact"/>
         <w:numPr>
           <w:ilvl w:val="0"/>
-          <w:numId w:val="43"/>
+          <w:numId w:val="1042"/>
         </w:numPr>
       </w:pPr>
       <w:r>
@@ -11363,7 +11578,10 @@
         <w:t>sizeof</w:t>
       </w:r>
       <w:r>
-        <w:t xml:space="preserve"> has identical results;</w:t>
+        <w:t xml:space="preserve"> </w:t>
+      </w:r>
+      <w:r>
+        <w:t>has identical results;</w:t>
       </w:r>
     </w:p>
     <w:p>
@@ -11371,7 +11589,7 @@
         <w:pStyle w:val="Compact"/>
         <w:numPr>
           <w:ilvl w:val="0"/>
-          <w:numId w:val="43"/>
+          <w:numId w:val="1042"/>
         </w:numPr>
       </w:pPr>
       <w:r>
@@ -11383,7 +11601,7 @@
         <w:pStyle w:val="Compact"/>
         <w:numPr>
           <w:ilvl w:val="0"/>
-          <w:numId w:val="43"/>
+          <w:numId w:val="1042"/>
         </w:numPr>
       </w:pPr>
       <w:r>
@@ -11395,7 +11613,7 @@
         <w:pStyle w:val="Compact"/>
         <w:numPr>
           <w:ilvl w:val="0"/>
-          <w:numId w:val="43"/>
+          <w:numId w:val="1042"/>
         </w:numPr>
       </w:pPr>
       <w:r>
@@ -11407,7 +11625,7 @@
         <w:pStyle w:val="Compact"/>
         <w:numPr>
           <w:ilvl w:val="0"/>
-          <w:numId w:val="43"/>
+          <w:numId w:val="1042"/>
         </w:numPr>
       </w:pPr>
       <w:r>
@@ -11419,11 +11637,14 @@
         <w:pStyle w:val="Compact"/>
         <w:numPr>
           <w:ilvl w:val="0"/>
-          <w:numId w:val="43"/>
+          <w:numId w:val="1042"/>
         </w:numPr>
       </w:pPr>
       <w:r>
-        <w:t xml:space="preserve">differences caused solely by Windows versus ZX-UX operating-system implementation are confined behind the frozen </w:t>
+        <w:t>differences caused solely by Windows versus ZX-UX operating-system implementation are confined behind the frozen</w:t>
+      </w:r>
+      <w:r>
+        <w:t xml:space="preserve"> </w:t>
       </w:r>
       <w:r>
         <w:rPr>
@@ -11432,7 +11653,10 @@
         <w:t>&lt;c48.h&gt;</w:t>
       </w:r>
       <w:r>
-        <w:t xml:space="preserve"> compatibility layer.</w:t>
+        <w:t xml:space="preserve"> </w:t>
+      </w:r>
+      <w:r>
+        <w:t>compatibility layer.</w:t>
       </w:r>
     </w:p>
     <w:p>
@@ -11443,23 +11667,25 @@
         <w:t>This is the foundation for writing C48 software on Windows and transferring the source unchanged to ZX-UX.</w:t>
       </w:r>
     </w:p>
-    <w:p/>
+    <w:p>
+      <w:r/>
+    </w:p>
+    <w:bookmarkEnd w:id="109"/>
+    <w:bookmarkStart w:id="110" w:name="p11.01-completion-rule"/>
     <w:p>
       <w:pPr>
         <w:pStyle w:val="Heading1"/>
       </w:pPr>
-      <w:bookmarkStart w:id="101" w:name="p11.01-completion-rule"/>
-      <w:bookmarkEnd w:id="100"/>
       <w:r>
         <w:t>100. P11.01 completion rule</w:t>
       </w:r>
     </w:p>
-    <w:p>
-      <w:pPr>
-        <w:pStyle w:val="FirstParagraph"/>
-      </w:pPr>
-      <w:bookmarkStart w:id="102" w:name="p11.01-forensic-pass-condition"/>
-      <w:bookmarkEnd w:id="101"/>
+    <w:bookmarkEnd w:id="110"/>
+    <w:bookmarkStart w:id="111" w:name="p11.01-forensic-pass-condition"/>
+    <w:p>
+      <w:pPr>
+        <w:pStyle w:val="FirstParagraph"/>
+      </w:pPr>
       <w:r>
         <w:t>P11.01 SHALL NOT be declared complete merely because v1/docs/c48.md contains a list of supported C keywords.</w:t>
       </w:r>
@@ -11640,7 +11866,9 @@
         <w:t>No item above may be left to implementation inference. Internal code-generation choices may remain implementation decisions only where REV11/REV02 deliberately leave multiple semantically equivalent implementations available.</w:t>
       </w:r>
     </w:p>
-    <w:p/>
+    <w:p>
+      <w:pPr/>
+    </w:p>
     <w:p>
       <w:pPr>
         <w:pStyle w:val="Heading1"/>
@@ -11649,12 +11877,12 @@
         <w:t>101. P11.01 forensic PASS condition</w:t>
       </w:r>
     </w:p>
-    <w:p>
-      <w:pPr>
-        <w:pStyle w:val="FirstParagraph"/>
-      </w:pPr>
-      <w:bookmarkStart w:id="103" w:name="frozen-version-1-language-summary"/>
-      <w:bookmarkEnd w:id="102"/>
+    <w:bookmarkEnd w:id="111"/>
+    <w:bookmarkStart w:id="112" w:name="frozen-version-1-language-summary"/>
+    <w:p>
+      <w:pPr>
+        <w:pStyle w:val="FirstParagraph"/>
+      </w:pPr>
       <w:r>
         <w:t>This document is suitable as input to P11.01 only after the project's fixed-point deliverable process has reached its exit gate: THREE successive fresh scans of the latest on-disk Language Specification and User Manual find no new defect in either document and no cross-document contradiction.</w:t>
       </w:r>
@@ -11673,64 +11901,34 @@
       </w:pPr>
       <w:r>
         <w:t>zero contradictions with explicit REV11 rules</w:t>
-      </w:r>
-      <w:r>
         <w:br/>
         <w:t>zero supported REV11 language features omitted</w:t>
-      </w:r>
-      <w:r>
         <w:br/>
         <w:t>zero REV11-deferred features accidentally enabled</w:t>
-      </w:r>
-      <w:r>
         <w:br/>
         <w:t>zero lexical categories left implementation-defined</w:t>
-      </w:r>
-      <w:r>
         <w:br/>
         <w:t>zero maximal-munch/token-boundary gaps</w:t>
-      </w:r>
-      <w:r>
         <w:br/>
         <w:t>zero grammar productions left to parser invention</w:t>
-      </w:r>
-      <w:r>
         <w:br/>
         <w:t>zero operator precedence/associativity gaps</w:t>
-      </w:r>
-      <w:r>
         <w:br/>
         <w:t>zero scalar conversion/type-result gaps</w:t>
-      </w:r>
-      <w:r>
         <w:br/>
         <w:t>zero shift-width or integer-literal contradictions</w:t>
-      </w:r>
-      <w:r>
         <w:br/>
         <w:t>zero pointer/indexing/type-construction gaps</w:t>
-      </w:r>
-      <w:r>
         <w:br/>
         <w:t>zero statement/control-flow gaps</w:t>
-      </w:r>
-      <w:r>
         <w:br/>
         <w:t>zero preprocessing behavior gaps</w:t>
-      </w:r>
-      <w:r>
         <w:br/>
         <w:t>zero host/native semantic differences left to host C</w:t>
-      </w:r>
-      <w:r>
         <w:br/>
         <w:t>zero undocumented language extensions</w:t>
-      </w:r>
-      <w:r>
         <w:br/>
         <w:t>zero missing ownership boundaries with P11.02/P11.41/later runtime steps</w:t>
-      </w:r>
-      <w:r>
         <w:br/>
         <w:t>zero contradictions with the companion C48 Compiler User Manual</w:t>
       </w:r>
@@ -11743,7 +11941,9 @@
         <w:t>Any new finding resets the consecutive-clean-pass count to zero after the documents are repaired and written to disk.</w:t>
       </w:r>
     </w:p>
-    <w:p/>
+    <w:p>
+      <w:pPr/>
+    </w:p>
     <w:p>
       <w:pPr>
         <w:pStyle w:val="Heading1"/>
@@ -11752,12 +11952,12 @@
         <w:t>102. Frozen Version-1 language summary</w:t>
       </w:r>
     </w:p>
-    <w:p>
-      <w:pPr>
-        <w:pStyle w:val="FirstParagraph"/>
-      </w:pPr>
-      <w:bookmarkStart w:id="104" w:name="developer-directive"/>
-      <w:bookmarkEnd w:id="103"/>
+    <w:bookmarkEnd w:id="112"/>
+    <w:bookmarkStart w:id="113" w:name="developer-directive"/>
+    <w:p>
+      <w:pPr>
+        <w:pStyle w:val="FirstParagraph"/>
+      </w:pPr>
       <w:r>
         <w:t>Supported keyword set:</w:t>
       </w:r>
@@ -11768,68 +11968,36 @@
       </w:pPr>
       <w:r>
         <w:t>break</w:t>
-      </w:r>
-      <w:r>
         <w:br/>
         <w:t>char</w:t>
-      </w:r>
-      <w:r>
         <w:br/>
         <w:t>continue</w:t>
-      </w:r>
-      <w:r>
         <w:br/>
         <w:t>do</w:t>
-      </w:r>
-      <w:r>
         <w:br/>
         <w:t>else</w:t>
-      </w:r>
-      <w:r>
         <w:br/>
         <w:t>extern</w:t>
-      </w:r>
-      <w:r>
         <w:br/>
         <w:t>float</w:t>
-      </w:r>
-      <w:r>
         <w:br/>
         <w:t>for</w:t>
-      </w:r>
-      <w:r>
         <w:br/>
         <w:t>if</w:t>
-      </w:r>
-      <w:r>
         <w:br/>
         <w:t>int</w:t>
-      </w:r>
-      <w:r>
         <w:br/>
         <w:t>return</w:t>
-      </w:r>
-      <w:r>
         <w:br/>
         <w:t>short</w:t>
-      </w:r>
-      <w:r>
         <w:br/>
         <w:t>sizeof</w:t>
-      </w:r>
-      <w:r>
         <w:br/>
         <w:t>static</w:t>
-      </w:r>
-      <w:r>
         <w:br/>
         <w:t>unsigned</w:t>
-      </w:r>
-      <w:r>
         <w:br/>
         <w:t>void</w:t>
-      </w:r>
-      <w:r>
         <w:br/>
         <w:t>while</w:t>
       </w:r>
@@ -11848,32 +12016,18 @@
       </w:pPr>
       <w:r>
         <w:t>void</w:t>
-      </w:r>
-      <w:r>
         <w:br/>
         <w:t>char</w:t>
-      </w:r>
-      <w:r>
         <w:br/>
         <w:t>unsigned char</w:t>
-      </w:r>
-      <w:r>
         <w:br/>
         <w:t>short</w:t>
-      </w:r>
-      <w:r>
         <w:br/>
         <w:t>unsigned short</w:t>
-      </w:r>
-      <w:r>
         <w:br/>
         <w:t>int</w:t>
-      </w:r>
-      <w:r>
         <w:br/>
         <w:t>unsigned int</w:t>
-      </w:r>
-      <w:r>
         <w:br/>
         <w:t>float</w:t>
       </w:r>
@@ -11892,92 +12046,48 @@
       </w:pPr>
       <w:r>
         <w:t>=</w:t>
-      </w:r>
-      <w:r>
         <w:br/>
         <w:t>+</w:t>
-      </w:r>
-      <w:r>
         <w:br/>
         <w:t>-</w:t>
-      </w:r>
-      <w:r>
         <w:br/>
         <w:t>*</w:t>
-      </w:r>
-      <w:r>
         <w:br/>
         <w:t>/</w:t>
-      </w:r>
-      <w:r>
         <w:br/>
         <w:t>%</w:t>
-      </w:r>
-      <w:r>
         <w:br/>
         <w:t>++</w:t>
-      </w:r>
-      <w:r>
         <w:br/>
         <w:t>--</w:t>
-      </w:r>
-      <w:r>
         <w:br/>
         <w:t>&lt;&lt;</w:t>
-      </w:r>
-      <w:r>
         <w:br/>
         <w:t>&gt;&gt;</w:t>
-      </w:r>
-      <w:r>
         <w:br/>
         <w:t>&lt;</w:t>
-      </w:r>
-      <w:r>
         <w:br/>
         <w:t>&lt;=</w:t>
-      </w:r>
-      <w:r>
         <w:br/>
         <w:t>&gt;</w:t>
-      </w:r>
-      <w:r>
         <w:br/>
         <w:t>&gt;=</w:t>
-      </w:r>
-      <w:r>
         <w:br/>
         <w:t>==</w:t>
-      </w:r>
-      <w:r>
         <w:br/>
         <w:t>!=</w:t>
-      </w:r>
-      <w:r>
         <w:br/>
         <w:t>&amp;</w:t>
-      </w:r>
-      <w:r>
         <w:br/>
         <w:t>|</w:t>
-      </w:r>
-      <w:r>
         <w:br/>
         <w:t>^</w:t>
-      </w:r>
-      <w:r>
         <w:br/>
         <w:t>~</w:t>
-      </w:r>
-      <w:r>
         <w:br/>
         <w:t>&amp;&amp;</w:t>
-      </w:r>
-      <w:r>
         <w:br/>
         <w:t>||</w:t>
-      </w:r>
-      <w:r>
         <w:br/>
         <w:t>!</w:t>
       </w:r>
@@ -11996,32 +12106,18 @@
       </w:pPr>
       <w:r>
         <w:t>(</w:t>
-      </w:r>
-      <w:r>
         <w:br/>
         <w:t>)</w:t>
-      </w:r>
-      <w:r>
         <w:br/>
         <w:t>[</w:t>
-      </w:r>
-      <w:r>
         <w:br/>
         <w:t>]</w:t>
-      </w:r>
-      <w:r>
         <w:br/>
         <w:t>{</w:t>
-      </w:r>
-      <w:r>
         <w:br/>
         <w:t>}</w:t>
-      </w:r>
-      <w:r>
         <w:br/>
         <w:t>;</w:t>
-      </w:r>
-      <w:r>
         <w:br/>
         <w:t>,</w:t>
       </w:r>
@@ -12040,40 +12136,22 @@
       </w:pPr>
       <w:r>
         <w:t>block</w:t>
-      </w:r>
-      <w:r>
         <w:br/>
         <w:t>expression</w:t>
-      </w:r>
-      <w:r>
         <w:br/>
         <w:t>empty</w:t>
-      </w:r>
-      <w:r>
         <w:br/>
         <w:t>if / else</w:t>
-      </w:r>
-      <w:r>
         <w:br/>
         <w:t>while</w:t>
-      </w:r>
-      <w:r>
         <w:br/>
         <w:t>do / while</w:t>
-      </w:r>
-      <w:r>
         <w:br/>
         <w:t>for</w:t>
-      </w:r>
-      <w:r>
         <w:br/>
         <w:t>break</w:t>
-      </w:r>
-      <w:r>
         <w:br/>
         <w:t>continue</w:t>
-      </w:r>
-      <w:r>
         <w:br/>
         <w:t>return</w:t>
       </w:r>
@@ -12092,12 +12170,8 @@
       </w:pPr>
       <w:r>
         <w:t>#define object-like constants</w:t>
-      </w:r>
-      <w:r>
         <w:br/>
         <w:t>#include "name"</w:t>
-      </w:r>
-      <w:r>
         <w:br/>
         <w:t>#include &lt;c48.h&gt;</w:t>
       </w:r>
@@ -12116,20 +12190,12 @@
       </w:pPr>
       <w:r>
         <w:t>char, unsigned char     1 byte, align 1</w:t>
-      </w:r>
-      <w:r>
         <w:br/>
         <w:t>short, unsigned short   2 bytes, align 2</w:t>
-      </w:r>
-      <w:r>
         <w:br/>
         <w:t>int, unsigned int       2 bytes, align 2</w:t>
-      </w:r>
-      <w:r>
         <w:br/>
         <w:t>pointer                 2 bytes, align 2</w:t>
-      </w:r>
-      <w:r>
         <w:br/>
         <w:t>float                   5 bytes, align 1</w:t>
       </w:r>
@@ -12150,7 +12216,9 @@
         <w:t>The normal integer-promotion rules are C-like except that C48 shifts deliberately retain the unpromoted left operand width so 8-bit operands use the architecture-required low-3-bit shift count; 16-bit operands use low 4 bits.</w:t>
       </w:r>
     </w:p>
-    <w:p/>
+    <w:p>
+      <w:pPr/>
+    </w:p>
     <w:p>
       <w:pPr>
         <w:pStyle w:val="Heading1"/>
@@ -12164,7 +12232,10 @@
         <w:pStyle w:val="FirstParagraph"/>
       </w:pPr>
       <w:r>
-        <w:t xml:space="preserve">The developer implementing P11.01 is to treat this document as specification input, reconcile it mechanically against the canonical on-disk REV11 and REV02 documents, and produce </w:t>
+        <w:t>The developer implementing P11.01 is to treat this document as specification input, reconcile it mechanically against the canonical on-disk REV11 and REV02 documents, and produce</w:t>
+      </w:r>
+      <w:r>
+        <w:t xml:space="preserve"> </w:t>
       </w:r>
       <w:r>
         <w:rPr>
@@ -12181,7 +12252,13 @@
         <w:pStyle w:val="BodyText"/>
       </w:pPr>
       <w:r>
-        <w:t>The developer is not asked to "design a small C compiler."</w:t>
+        <w:t>The developer is not asked to</w:t>
+      </w:r>
+      <w:r>
+        <w:t xml:space="preserve"> </w:t>
+      </w:r>
+      <w:r>
+        <w:t>"design a small C compiler."</w:t>
       </w:r>
     </w:p>
     <w:p>
@@ -12254,7 +12331,7 @@
         <w:t>That common contract, rather than either compiler's incidental behavior, is the authority for source portability.</w:t>
       </w:r>
     </w:p>
-    <w:bookmarkEnd w:id="104"/>
+    <w:bookmarkEnd w:id="113"/>
     <w:p>
       <w:pPr>
         <w:pStyle w:val="Heading1"/>
@@ -12285,169 +12362,77 @@
       </w:pPr>
       <w:r>
         <w:t>translation-unit ::= { external-declaration } EOF</w:t>
-      </w:r>
-      <w:r>
-        <w:br/>
-      </w:r>
-      <w:r>
+        <w:br/>
         <w:br/>
         <w:t>external-declaration ::= function-definition | declaration</w:t>
-      </w:r>
-      <w:r>
-        <w:br/>
-      </w:r>
-      <w:r>
+        <w:br/>
         <w:br/>
         <w:t>declaration ::= [ storage-class ] type-specifier init-declarator { ',' init-declarator } ';'</w:t>
-      </w:r>
-      <w:r>
-        <w:br/>
-      </w:r>
-      <w:r>
+        <w:br/>
         <w:br/>
         <w:t>storage-class ::= 'static' | 'extern'</w:t>
-      </w:r>
-      <w:r>
-        <w:br/>
-      </w:r>
-      <w:r>
+        <w:br/>
         <w:br/>
         <w:t>type-specifier ::= 'void'</w:t>
-      </w:r>
-      <w:r>
         <w:br/>
         <w:t xml:space="preserve">                 | 'char'</w:t>
-      </w:r>
-      <w:r>
         <w:br/>
         <w:t xml:space="preserve">                 | 'unsigned' 'char'</w:t>
-      </w:r>
-      <w:r>
         <w:br/>
         <w:t xml:space="preserve">                 | 'short'</w:t>
-      </w:r>
-      <w:r>
         <w:br/>
         <w:t xml:space="preserve">                 | 'unsigned' 'short'</w:t>
-      </w:r>
-      <w:r>
         <w:br/>
         <w:t xml:space="preserve">                 | 'int'</w:t>
-      </w:r>
-      <w:r>
         <w:br/>
         <w:t xml:space="preserve">                 | 'unsigned' 'int'</w:t>
-      </w:r>
-      <w:r>
         <w:br/>
         <w:t xml:space="preserve">                 | 'float'</w:t>
-      </w:r>
-      <w:r>
-        <w:br/>
-      </w:r>
-      <w:r>
+        <w:br/>
         <w:br/>
         <w:t>init-declarator ::= declarator [ '=' initializer ]</w:t>
-      </w:r>
-      <w:r>
-        <w:br/>
-      </w:r>
-      <w:r>
+        <w:br/>
         <w:br/>
         <w:t>declarator ::= pointer-part identifier [ declarator-suffix ]</w:t>
-      </w:r>
-      <w:r>
         <w:br/>
         <w:t xml:space="preserve">             | identifier [ declarator-suffix ]</w:t>
-      </w:r>
-      <w:r>
-        <w:br/>
-      </w:r>
-      <w:r>
+        <w:br/>
         <w:br/>
         <w:t>pointer-part ::= '*' { '*' }</w:t>
-      </w:r>
-      <w:r>
-        <w:br/>
-      </w:r>
-      <w:r>
+        <w:br/>
         <w:br/>
         <w:t>declarator-suffix ::= array-suffix | function-suffix</w:t>
-      </w:r>
-      <w:r>
-        <w:br/>
-      </w:r>
-      <w:r>
+        <w:br/>
         <w:br/>
         <w:t>array-suffix ::= '[' [ integer-constant-expression ] ']'</w:t>
-      </w:r>
-      <w:r>
-        <w:br/>
-      </w:r>
-      <w:r>
+        <w:br/>
         <w:br/>
         <w:t>function-suffix ::= '(' parameter-clause ')'</w:t>
-      </w:r>
-      <w:r>
-        <w:br/>
-      </w:r>
-      <w:r>
+        <w:br/>
         <w:br/>
         <w:t>parameter-clause ::= 'void' | parameter-list</w:t>
-      </w:r>
-      <w:r>
-        <w:br/>
-      </w:r>
-      <w:r>
+        <w:br/>
         <w:br/>
         <w:t>parameter-list ::= parameter-declaration { ',' parameter-declaration }</w:t>
-      </w:r>
-      <w:r>
-        <w:br/>
-      </w:r>
-      <w:r>
+        <w:br/>
         <w:br/>
         <w:t>parameter-declaration ::= type-specifier [ pointer-part ] [ identifier ]</w:t>
-      </w:r>
-      <w:r>
-        <w:br/>
-      </w:r>
-      <w:r>
+        <w:br/>
         <w:br/>
         <w:t>function-definition ::= [ 'static' ] type-specifier function-declarator compound-statement</w:t>
-      </w:r>
-      <w:r>
-        <w:br/>
-      </w:r>
-      <w:r>
+        <w:br/>
         <w:br/>
         <w:t>function-declarator ::= [ pointer-part ] identifier '(' parameter-definition-clause ')'</w:t>
-      </w:r>
-      <w:r>
-        <w:br/>
-      </w:r>
-      <w:r>
+        <w:br/>
         <w:br/>
         <w:t>parameter-definition-clause ::= 'void' | parameter-definition-list</w:t>
-      </w:r>
-      <w:r>
-        <w:br/>
-      </w:r>
-      <w:r>
+        <w:br/>
         <w:br/>
         <w:t>parameter-definition-list ::= parameter-definition { ',' parameter-definition }</w:t>
-      </w:r>
-      <w:r>
-        <w:br/>
-      </w:r>
-      <w:r>
+        <w:br/>
         <w:br/>
         <w:t>parameter-definition ::= type-specifier [ pointer-part ] identifier</w:t>
-      </w:r>
-      <w:r>
-        <w:br/>
-      </w:r>
-      <w:r>
+        <w:br/>
         <w:br/>
         <w:t>type-name ::= type-specifier [ pointer-part ]</w:t>
       </w:r>
@@ -12474,26 +12459,14 @@
       </w:pPr>
       <w:r>
         <w:t>initializer ::= scalar-constant-expression</w:t>
-      </w:r>
-      <w:r>
         <w:br/>
         <w:t xml:space="preserve">              | '{' initializer-list [ ',' ] '}'</w:t>
-      </w:r>
-      <w:r>
         <w:br/>
         <w:t xml:space="preserve">              | string-literal-sequence</w:t>
-      </w:r>
-      <w:r>
-        <w:br/>
-      </w:r>
-      <w:r>
+        <w:br/>
         <w:br/>
         <w:t>initializer-list ::= scalar-constant-expression { ',' scalar-constant-expression }</w:t>
-      </w:r>
-      <w:r>
-        <w:br/>
-      </w:r>
-      <w:r>
+        <w:br/>
         <w:br/>
         <w:t>scalar-constant-expression ::= integer-constant-expression | floating-constant-expression | pointer-constant-expression</w:t>
       </w:r>
@@ -12520,71 +12493,35 @@
       </w:pPr>
       <w:r>
         <w:t>compound-statement ::= '{' { declaration } { statement } '}'</w:t>
-      </w:r>
-      <w:r>
-        <w:br/>
-      </w:r>
-      <w:r>
+        <w:br/>
         <w:br/>
         <w:t>statement ::= compound-statement</w:t>
-      </w:r>
-      <w:r>
         <w:br/>
         <w:t xml:space="preserve">            | expression-statement</w:t>
-      </w:r>
-      <w:r>
         <w:br/>
         <w:t xml:space="preserve">            | selection-statement</w:t>
-      </w:r>
-      <w:r>
         <w:br/>
         <w:t xml:space="preserve">            | iteration-statement</w:t>
-      </w:r>
-      <w:r>
         <w:br/>
         <w:t xml:space="preserve">            | jump-statement</w:t>
-      </w:r>
-      <w:r>
-        <w:br/>
-      </w:r>
-      <w:r>
+        <w:br/>
         <w:br/>
         <w:t>expression-statement ::= [ expression ] ';'</w:t>
-      </w:r>
-      <w:r>
-        <w:br/>
-      </w:r>
-      <w:r>
+        <w:br/>
         <w:br/>
         <w:t>selection-statement ::= 'if' '(' expression ')' statement [ 'else' statement ]</w:t>
-      </w:r>
-      <w:r>
-        <w:br/>
-      </w:r>
-      <w:r>
+        <w:br/>
         <w:br/>
         <w:t>iteration-statement ::= 'while' '(' expression ')' statement</w:t>
-      </w:r>
-      <w:r>
         <w:br/>
         <w:t xml:space="preserve">                      | 'do' statement 'while' '(' expression ')' ';'</w:t>
-      </w:r>
-      <w:r>
         <w:br/>
         <w:t xml:space="preserve">                      | 'for' '(' [ expression ] ';' [ expression ] ';' [ expression ] ')' statement</w:t>
-      </w:r>
-      <w:r>
-        <w:br/>
-      </w:r>
-      <w:r>
+        <w:br/>
         <w:br/>
         <w:t>jump-statement ::= 'break' ';'</w:t>
-      </w:r>
-      <w:r>
         <w:br/>
         <w:t xml:space="preserve">                 | 'continue' ';'</w:t>
-      </w:r>
-      <w:r>
         <w:br/>
         <w:t xml:space="preserve">                 | 'return' [ expression ] ';'</w:t>
       </w:r>
@@ -12603,144 +12540,70 @@
       </w:pPr>
       <w:r>
         <w:t>expression ::= assignment-expression</w:t>
-      </w:r>
-      <w:r>
-        <w:br/>
-      </w:r>
-      <w:r>
+        <w:br/>
         <w:br/>
         <w:t>assignment-expression ::= logical-or-expression [ '=' assignment-expression ]</w:t>
-      </w:r>
-      <w:r>
-        <w:br/>
-      </w:r>
-      <w:r>
+        <w:br/>
         <w:br/>
         <w:t>logical-or-expression ::= logical-and-expression { '||' logical-and-expression }</w:t>
-      </w:r>
-      <w:r>
         <w:br/>
         <w:t>logical-and-expression ::= bitwise-or-expression { '&amp;&amp;' bitwise-or-expression }</w:t>
-      </w:r>
-      <w:r>
         <w:br/>
         <w:t>bitwise-or-expression ::= bitwise-xor-expression { '|' bitwise-xor-expression }</w:t>
-      </w:r>
-      <w:r>
         <w:br/>
         <w:t>bitwise-xor-expression ::= bitwise-and-expression { '^' bitwise-and-expression }</w:t>
-      </w:r>
-      <w:r>
         <w:br/>
         <w:t>bitwise-and-expression ::= equality-expression { '&amp;' equality-expression }</w:t>
-      </w:r>
-      <w:r>
         <w:br/>
         <w:t>equality-expression ::= relational-expression { ( '==' | '!=' ) relational-expression }</w:t>
-      </w:r>
-      <w:r>
         <w:br/>
         <w:t>relational-expression ::= shift-expression { ( '&lt;' | '&lt;=' | '&gt;' | '&gt;=' ) shift-expression }</w:t>
-      </w:r>
-      <w:r>
         <w:br/>
         <w:t>shift-expression ::= additive-expression { ( '&lt;&lt;' | '&gt;&gt;' ) additive-expression }</w:t>
-      </w:r>
-      <w:r>
         <w:br/>
         <w:t>additive-expression ::= multiplicative-expression { ( '+' | '-' ) multiplicative-expression }</w:t>
-      </w:r>
-      <w:r>
         <w:br/>
         <w:t>multiplicative-expression ::= unary-expression { ( '*' | '/' | '%' ) unary-expression }</w:t>
-      </w:r>
-      <w:r>
-        <w:br/>
-      </w:r>
-      <w:r>
+        <w:br/>
         <w:br/>
         <w:t>unary-expression ::= postfix-expression</w:t>
-      </w:r>
-      <w:r>
         <w:br/>
         <w:t xml:space="preserve">                   | ( '++' | '--' | '+' | '-' | '!' | '~' | '&amp;' | '*' ) unary-expression</w:t>
-      </w:r>
-      <w:r>
         <w:br/>
         <w:t xml:space="preserve">                   | 'sizeof' unary-expression</w:t>
-      </w:r>
-      <w:r>
         <w:br/>
         <w:t xml:space="preserve">                   | 'sizeof' '(' type-name ')'</w:t>
-      </w:r>
-      <w:r>
         <w:br/>
         <w:t xml:space="preserve">                   | '(' type-name ')' unary-expression</w:t>
-      </w:r>
-      <w:r>
-        <w:br/>
-      </w:r>
-      <w:r>
+        <w:br/>
         <w:br/>
         <w:t>postfix-expression ::= primary-expression { postfix-suffix }</w:t>
-      </w:r>
-      <w:r>
-        <w:br/>
-      </w:r>
-      <w:r>
+        <w:br/>
         <w:br/>
         <w:t>postfix-suffix ::= '[' expression ']'</w:t>
-      </w:r>
-      <w:r>
         <w:br/>
         <w:t xml:space="preserve">                 | '(' [ argument-list ] ')'</w:t>
-      </w:r>
-      <w:r>
         <w:br/>
         <w:t xml:space="preserve">                 | '++'</w:t>
-      </w:r>
-      <w:r>
         <w:br/>
         <w:t xml:space="preserve">                 | '--'</w:t>
-      </w:r>
-      <w:r>
-        <w:br/>
-      </w:r>
-      <w:r>
+        <w:br/>
         <w:br/>
         <w:t>argument-list ::= assignment-expression { ',' assignment-expression }</w:t>
-      </w:r>
-      <w:r>
-        <w:br/>
-      </w:r>
-      <w:r>
+        <w:br/>
         <w:br/>
         <w:t>primary-expression ::= identifier</w:t>
-      </w:r>
-      <w:r>
         <w:br/>
         <w:t xml:space="preserve">                     | integer-literal</w:t>
-      </w:r>
-      <w:r>
         <w:br/>
         <w:t xml:space="preserve">                     | floating-literal</w:t>
-      </w:r>
-      <w:r>
         <w:br/>
         <w:t xml:space="preserve">                     | character-literal</w:t>
-      </w:r>
-      <w:r>
         <w:br/>
         <w:t xml:space="preserve">                     | string-literal-sequence</w:t>
-      </w:r>
-      <w:r>
         <w:br/>
         <w:t xml:space="preserve">                     | '(' expression ')'</w:t>
-      </w:r>
-      <w:r>
-        <w:br/>
-      </w:r>
-      <w:r>
+        <w:br/>
         <w:br/>
         <w:t>string-literal-sequence ::= string-literal { string-literal }</w:t>
       </w:r>
@@ -12767,12 +12630,8 @@
       </w:pPr>
       <w:r>
         <w:t>integer-constant-expression ::= assignment-expression constrained by Section 35</w:t>
-      </w:r>
-      <w:r>
         <w:br/>
         <w:t>floating-constant-expression ::= assignment-expression constrained by Section 36</w:t>
-      </w:r>
-      <w:r>
         <w:br/>
         <w:t>pointer-constant-expression ::= forms enumerated in Section 34</w:t>
       </w:r>
@@ -12799,35 +12658,19 @@
       </w:pPr>
       <w:r>
         <w:t>identifier ::= identifier-start { identifier-continue }</w:t>
-      </w:r>
-      <w:r>
         <w:br/>
         <w:t>identifier-start ::= 'A'..'Z' | 'a'..'z' | '_'</w:t>
-      </w:r>
-      <w:r>
         <w:br/>
         <w:t>identifier-continue ::= identifier-start | '0'..'9'</w:t>
-      </w:r>
-      <w:r>
-        <w:br/>
-      </w:r>
-      <w:r>
+        <w:br/>
         <w:br/>
         <w:t>digits ::= decimal-digit { decimal-digit }</w:t>
-      </w:r>
-      <w:r>
         <w:br/>
         <w:t>decimal-digit ::= '0'..'9'</w:t>
-      </w:r>
-      <w:r>
         <w:br/>
         <w:t>nonzero-digit ::= '1'..'9'</w:t>
-      </w:r>
-      <w:r>
         <w:br/>
         <w:t>octal-digit ::= '0'..'7'</w:t>
-      </w:r>
-      <w:r>
         <w:br/>
         <w:t>hexadecimal-digit ::= decimal-digit | 'A'..'F' | 'a'..'f'</w:t>
       </w:r>
@@ -12862,316 +12705,156 @@
       </w:pPr>
       <w:r>
         <w:t>exit</w:t>
-      </w:r>
-      <w:r>
         <w:br/>
         <w:t>yield</w:t>
-      </w:r>
-      <w:r>
         <w:br/>
         <w:t>sleep</w:t>
-      </w:r>
-      <w:r>
         <w:br/>
         <w:t>spawn</w:t>
-      </w:r>
-      <w:r>
         <w:br/>
         <w:t>wait</w:t>
-      </w:r>
-      <w:r>
         <w:br/>
         <w:t>kill</w:t>
-      </w:r>
-      <w:r>
         <w:br/>
         <w:t>chdir</w:t>
-      </w:r>
-      <w:r>
         <w:br/>
         <w:t>getcwd</w:t>
-      </w:r>
-      <w:r>
         <w:br/>
         <w:t>getenv</w:t>
-      </w:r>
-      <w:r>
         <w:br/>
         <w:t>getpid</w:t>
-      </w:r>
-      <w:r>
-        <w:br/>
-      </w:r>
-      <w:r>
+        <w:br/>
         <w:br/>
         <w:t>open</w:t>
-      </w:r>
-      <w:r>
         <w:br/>
         <w:t>open_typed</w:t>
-      </w:r>
-      <w:r>
         <w:br/>
         <w:t>close</w:t>
-      </w:r>
-      <w:r>
         <w:br/>
         <w:t>read</w:t>
-      </w:r>
-      <w:r>
         <w:br/>
         <w:t>write</w:t>
-      </w:r>
-      <w:r>
         <w:br/>
         <w:t>seek</w:t>
-      </w:r>
-      <w:r>
         <w:br/>
         <w:t>stat</w:t>
-      </w:r>
-      <w:r>
         <w:br/>
         <w:t>remove</w:t>
-      </w:r>
-      <w:r>
         <w:br/>
         <w:t>rename</w:t>
-      </w:r>
-      <w:r>
         <w:br/>
         <w:t>list</w:t>
-      </w:r>
-      <w:r>
         <w:br/>
         <w:t>pipe</w:t>
-      </w:r>
-      <w:r>
         <w:br/>
         <w:t>dup</w:t>
-      </w:r>
-      <w:r>
         <w:br/>
         <w:t>ioctl</w:t>
-      </w:r>
-      <w:r>
         <w:br/>
         <w:t>read_full</w:t>
-      </w:r>
-      <w:r>
         <w:br/>
         <w:t>write_full</w:t>
-      </w:r>
-      <w:r>
-        <w:br/>
-      </w:r>
-      <w:r>
+        <w:br/>
         <w:br/>
         <w:t>getchar</w:t>
-      </w:r>
-      <w:r>
         <w:br/>
         <w:t>putchar</w:t>
-      </w:r>
-      <w:r>
         <w:br/>
         <w:t>puts</w:t>
-      </w:r>
-      <w:r>
-        <w:br/>
-      </w:r>
-      <w:r>
+        <w:br/>
         <w:br/>
         <w:t>strlen</w:t>
-      </w:r>
-      <w:r>
         <w:br/>
         <w:t>strcmp</w:t>
-      </w:r>
-      <w:r>
         <w:br/>
         <w:t>strcpy</w:t>
-      </w:r>
-      <w:r>
         <w:br/>
         <w:t>strncpy</w:t>
-      </w:r>
-      <w:r>
         <w:br/>
         <w:t>memcpy</w:t>
-      </w:r>
-      <w:r>
         <w:br/>
         <w:t>memmove</w:t>
-      </w:r>
-      <w:r>
         <w:br/>
         <w:t>memchr</w:t>
-      </w:r>
-      <w:r>
         <w:br/>
         <w:t>memset</w:t>
-      </w:r>
-      <w:r>
-        <w:br/>
-      </w:r>
-      <w:r>
+        <w:br/>
         <w:br/>
         <w:t>malloc</w:t>
-      </w:r>
-      <w:r>
         <w:br/>
         <w:t>free</w:t>
-      </w:r>
-      <w:r>
-        <w:br/>
-      </w:r>
-      <w:r>
+        <w:br/>
         <w:br/>
         <w:t>cls</w:t>
-      </w:r>
-      <w:r>
         <w:br/>
         <w:t>print_at</w:t>
-      </w:r>
-      <w:r>
         <w:br/>
         <w:t>plot</w:t>
-      </w:r>
-      <w:r>
         <w:br/>
         <w:t>point</w:t>
-      </w:r>
-      <w:r>
         <w:br/>
         <w:t>draw</w:t>
-      </w:r>
-      <w:r>
         <w:br/>
         <w:t>circle</w:t>
-      </w:r>
-      <w:r>
         <w:br/>
         <w:t>ink</w:t>
-      </w:r>
-      <w:r>
         <w:br/>
         <w:t>paper</w:t>
-      </w:r>
-      <w:r>
         <w:br/>
         <w:t>bright</w:t>
-      </w:r>
-      <w:r>
         <w:br/>
         <w:t>flash</w:t>
-      </w:r>
-      <w:r>
         <w:br/>
         <w:t>inverse</w:t>
-      </w:r>
-      <w:r>
         <w:br/>
         <w:t>over</w:t>
-      </w:r>
-      <w:r>
         <w:br/>
         <w:t>border</w:t>
-      </w:r>
-      <w:r>
         <w:br/>
         <w:t>beep</w:t>
-      </w:r>
-      <w:r>
-        <w:br/>
-      </w:r>
-      <w:r>
+        <w:br/>
         <w:br/>
         <w:t>udg_define</w:t>
-      </w:r>
-      <w:r>
         <w:br/>
         <w:t>udg_get</w:t>
-      </w:r>
-      <w:r>
         <w:br/>
         <w:t>udg_draw</w:t>
-      </w:r>
-      <w:r>
         <w:br/>
         <w:t>udg_clear</w:t>
-      </w:r>
-      <w:r>
         <w:br/>
         <w:t>udg_draw_2x2</w:t>
-      </w:r>
-      <w:r>
-        <w:br/>
-      </w:r>
-      <w:r>
+        <w:br/>
         <w:br/>
         <w:t>tape_save</w:t>
-      </w:r>
-      <w:r>
         <w:br/>
         <w:t>tape_load</w:t>
-      </w:r>
-      <w:r>
         <w:br/>
         <w:t>ticks</w:t>
-      </w:r>
-      <w:r>
         <w:br/>
         <w:t>time_get</w:t>
-      </w:r>
-      <w:r>
         <w:br/>
         <w:t>time_set</w:t>
-      </w:r>
-      <w:r>
-        <w:br/>
-      </w:r>
-      <w:r>
+        <w:br/>
         <w:br/>
         <w:t>sin</w:t>
-      </w:r>
-      <w:r>
         <w:br/>
         <w:t>cos</w:t>
-      </w:r>
-      <w:r>
         <w:br/>
         <w:t>tan</w:t>
-      </w:r>
-      <w:r>
         <w:br/>
         <w:t>asin</w:t>
-      </w:r>
-      <w:r>
         <w:br/>
         <w:t>acos</w:t>
-      </w:r>
-      <w:r>
         <w:br/>
         <w:t>atan</w:t>
-      </w:r>
-      <w:r>
         <w:br/>
         <w:t>sqrt</w:t>
-      </w:r>
-      <w:r>
         <w:br/>
         <w:t>exp</w:t>
-      </w:r>
-      <w:r>
         <w:br/>
         <w:t>log</w:t>
-      </w:r>
-      <w:r>
         <w:br/>
         <w:t>pow</w:t>
-      </w:r>
-      <w:r>
         <w:br/>
         <w:t>fabs</w:t>
       </w:r>
@@ -13422,131 +13105,65 @@
       </w:pPr>
       <w:r>
         <w:t>identifier naming object       declared type; lvalue</w:t>
-      </w:r>
-      <w:r>
         <w:br/>
         <w:t>integer literal                 Section-13 integer type; non-lvalue</w:t>
-      </w:r>
-      <w:r>
         <w:br/>
         <w:t>character literal               int; non-lvalue</w:t>
-      </w:r>
-      <w:r>
         <w:br/>
         <w:t>floating literal                float; non-lvalue</w:t>
-      </w:r>
-      <w:r>
         <w:br/>
         <w:t>string literal                  char[N]; nonmodifiable array object</w:t>
-      </w:r>
-      <w:r>
         <w:br/>
         <w:t>(parenthesized expression)       preserves enclosed type/value category</w:t>
-      </w:r>
-      <w:r>
-        <w:br/>
-      </w:r>
-      <w:r>
+        <w:br/>
         <w:br/>
         <w:t>array value use                 pointer to first element except sizeof; non-lvalue pointer</w:t>
-      </w:r>
-      <w:r>
         <w:br/>
         <w:t>function call                   declared return type; non-lvalue (void has no value)</w:t>
-      </w:r>
-      <w:r>
         <w:br/>
         <w:t>base[index]                     pointed-to element type; lvalue</w:t>
-      </w:r>
-      <w:r>
         <w:br/>
         <w:t>unary *p                        pointed-to object type; lvalue</w:t>
-      </w:r>
-      <w:r>
         <w:br/>
         <w:t>unary &amp;obj                      pointer to exact object type; non-lvalue</w:t>
-      </w:r>
-      <w:r>
         <w:br/>
         <w:t>sizeof                          unsigned int; non-lvalue</w:t>
-      </w:r>
-      <w:r>
-        <w:br/>
-      </w:r>
-      <w:r>
+        <w:br/>
         <w:br/>
         <w:t>unary + / - integer             Section-41 promoted integer type; non-lvalue</w:t>
-      </w:r>
-      <w:r>
         <w:br/>
         <w:t>unary + / - float               float; non-lvalue</w:t>
-      </w:r>
-      <w:r>
         <w:br/>
         <w:t>unary ~                         promoted integer type; non-lvalue</w:t>
-      </w:r>
-      <w:r>
         <w:br/>
         <w:t>unary !                         int value 0 or 1; non-lvalue</w:t>
-      </w:r>
-      <w:r>
-        <w:br/>
-      </w:r>
-      <w:r>
+        <w:br/>
         <w:br/>
         <w:t>* / % + - integer arithmetic    Section-42 common integer type; non-lvalue</w:t>
-      </w:r>
-      <w:r>
         <w:br/>
         <w:t>+ - * / floating arithmetic     float after conversion; non-lvalue</w:t>
-      </w:r>
-      <w:r>
         <w:br/>
         <w:t>shift                           exact unpromoted left integer type; non-lvalue</w:t>
-      </w:r>
-      <w:r>
         <w:br/>
         <w:t>bitwise binary                  Section-42 common integer type; non-lvalue</w:t>
-      </w:r>
-      <w:r>
         <w:br/>
         <w:t>relational/equality             int value 0 or 1; non-lvalue</w:t>
-      </w:r>
-      <w:r>
         <w:br/>
         <w:t>logical &amp;&amp; ||                   int value 0 or 1; non-lvalue</w:t>
-      </w:r>
-      <w:r>
-        <w:br/>
-      </w:r>
-      <w:r>
+        <w:br/>
         <w:br/>
         <w:t>pointer +/- integer             same pointer type; non-lvalue</w:t>
-      </w:r>
-      <w:r>
         <w:br/>
         <w:t>integer + pointer               same pointer type; non-lvalue</w:t>
-      </w:r>
-      <w:r>
         <w:br/>
         <w:t>pointer - compatible pointer    int element count; non-lvalue</w:t>
-      </w:r>
-      <w:r>
-        <w:br/>
-      </w:r>
-      <w:r>
+        <w:br/>
         <w:br/>
         <w:t>assignment                      destination type after conversion; non-lvalue</w:t>
-      </w:r>
-      <w:r>
         <w:br/>
         <w:t>prefix ++/--                    operand type, new value; non-lvalue</w:t>
-      </w:r>
-      <w:r>
         <w:br/>
         <w:t>postfix ++/--                   operand type, old value; non-lvalue</w:t>
-      </w:r>
-      <w:r>
         <w:br/>
         <w:t>cast                            named destination arithmetic type; non-lvalue</w:t>
       </w:r>
@@ -13715,20 +13332,39 @@
       <w:footnotePr>
         <w:numRestart w:val="eachSect"/>
       </w:footnotePr>
-      <w:pgSz w:w="12240" w:h="15840"/>
-      <w:pgMar w:top="1440" w:right="1440" w:bottom="1440" w:left="1440" w:header="720" w:footer="720" w:gutter="0"/>
-      <w:cols w:space="720"/>
     </w:sectPr>
   </w:body>
 </w:document>
 </file>
 
+<file path=word/comments.xml><?xml version="1.0" encoding="utf-8"?>
+<w:comments xmlns:w="http://schemas.openxmlformats.org/wordprocessingml/2006/main" xmlns:m="http://schemas.openxmlformats.org/officeDocument/2006/math" xmlns:r="http://schemas.openxmlformats.org/officeDocument/2006/relationships" xmlns:o="urn:schemas-microsoft-com:office:office" xmlns:v="urn:schemas-microsoft-com:vml" xmlns:w10="urn:schemas-microsoft-com:office:word" xmlns:a="http://schemas.openxmlformats.org/drawingml/2006/main" xmlns:pic="http://schemas.openxmlformats.org/drawingml/2006/picture" xmlns:wp="http://schemas.openxmlformats.org/drawingml/2006/wordprocessingDrawing"/>
+</file>
+
+<file path=word/footnotes.xml><?xml version="1.0" encoding="utf-8"?>
+<w:footnotes xmlns:w="http://schemas.openxmlformats.org/wordprocessingml/2006/main" xmlns:m="http://schemas.openxmlformats.org/officeDocument/2006/math" xmlns:r="http://schemas.openxmlformats.org/officeDocument/2006/relationships" xmlns:o="urn:schemas-microsoft-com:office:office" xmlns:v="urn:schemas-microsoft-com:vml" xmlns:w10="urn:schemas-microsoft-com:office:word" xmlns:a="http://schemas.openxmlformats.org/drawingml/2006/main" xmlns:pic="http://schemas.openxmlformats.org/drawingml/2006/picture" xmlns:wp="http://schemas.openxmlformats.org/drawingml/2006/wordprocessingDrawing">
+  <w:footnote w:type="continuationSeparator" w:id="0">
+    <w:p>
+      <w:r>
+        <w:continuationSeparator/>
+      </w:r>
+    </w:p>
+  </w:footnote>
+  <w:footnote w:type="separator" w:id="-1">
+    <w:p>
+      <w:r>
+        <w:separator/>
+      </w:r>
+    </w:p>
+  </w:footnote>
+</w:footnotes>
+</file>
+
 <file path=word/numbering.xml><?xml version="1.0" encoding="utf-8"?>
-<w:numbering xmlns:wpc="http://schemas.microsoft.com/office/word/2010/wordprocessingCanvas" xmlns:cx="http://schemas.microsoft.com/office/drawing/2014/chartex" xmlns:cx1="http://schemas.microsoft.com/office/drawing/2015/9/8/chartex" xmlns:cx2="http://schemas.microsoft.com/office/drawing/2015/10/21/chartex" xmlns:cx3="http://schemas.microsoft.com/office/drawing/2016/5/9/chartex" xmlns:cx4="http://schemas.microsoft.com/office/drawing/2016/5/10/chartex" xmlns:cx5="http://schemas.microsoft.com/office/drawing/2016/5/11/chartex" xmlns:cx6="http://schemas.microsoft.com/office/drawing/2016/5/12/chartex" xmlns:cx7="http://schemas.microsoft.com/office/drawing/2016/5/13/chartex" xmlns:cx8="http://schemas.microsoft.com/office/drawing/2016/5/14/chartex" xmlns:mc="http://schemas.openxmlformats.org/markup-compatibility/2006" xmlns:aink="http://schemas.microsoft.com/office/drawing/2016/ink" xmlns:am3d="http://schemas.microsoft.com/office/drawing/2017/model3d" xmlns:o="urn:schemas-microsoft-com:office:office" xmlns:oel="http://schemas.microsoft.com/office/2019/extlst" xmlns:r="http://schemas.openxmlformats.org/officeDocument/2006/relationships" xmlns:m="http://schemas.openxmlformats.org/officeDocument/2006/math" xmlns:v="urn:schemas-microsoft-com:vml" xmlns:wp14="http://schemas.microsoft.com/office/word/2010/wordprocessingDrawing" xmlns:wp="http://schemas.openxmlformats.org/drawingml/2006/wordprocessingDrawing" xmlns:w10="urn:schemas-microsoft-com:office:word" xmlns:w="http://schemas.openxmlformats.org/wordprocessingml/2006/main" xmlns:w14="http://schemas.microsoft.com/office/word/2010/wordml" xmlns:w15="http://schemas.microsoft.com/office/word/2012/wordml" xmlns:w16cex="http://schemas.microsoft.com/office/word/2018/wordml/cex" xmlns:w16cid="http://schemas.microsoft.com/office/word/2016/wordml/cid" xmlns:w16="http://schemas.microsoft.com/office/word/2018/wordml" xmlns:w16du="http://schemas.microsoft.com/office/word/2023/wordml/word16du" xmlns:w16sdtdh="http://schemas.microsoft.com/office/word/2020/wordml/sdtdatahash" xmlns:w16sdtfl="http://schemas.microsoft.com/office/word/2024/wordml/sdtformatlock" xmlns:w16se="http://schemas.microsoft.com/office/word/2015/wordml/symex" xmlns:wpg="http://schemas.microsoft.com/office/word/2010/wordprocessingGroup" xmlns:wpi="http://schemas.microsoft.com/office/word/2010/wordprocessingInk" xmlns:wne="http://schemas.microsoft.com/office/word/2006/wordml" xmlns:wps="http://schemas.microsoft.com/office/word/2010/wordprocessingShape" mc:Ignorable="w14 w15 w16se w16cid w16 w16cex w16sdtdh w16sdtfl w16du wp14">
-  <w:abstractNum w:abstractNumId="0" w15:restartNumberingAfterBreak="0">
+<w:numbering xmlns:w="http://schemas.openxmlformats.org/wordprocessingml/2006/main">
+  <w:abstractNum w:abstractNumId="990">
     <w:nsid w:val="0000A990"/>
     <w:multiLevelType w:val="multilevel"/>
-    <w:tmpl w:val="4B1C0A4A"/>
     <w:lvl w:ilvl="0">
       <w:numFmt w:val="bullet"/>
       <w:lvlText w:val=" "/>
@@ -13802,10 +13438,94 @@
       </w:pPr>
     </w:lvl>
   </w:abstractNum>
-  <w:abstractNum w:abstractNumId="1" w15:restartNumberingAfterBreak="0">
+  <w:abstractNum w:abstractNumId="99411">
+    <w:nsid w:val="00A99411"/>
+    <w:multiLevelType w:val="multilevel"/>
+    <w:lvl w:ilvl="0">
+      <w:start w:val="1"/>
+      <w:numFmt w:val="decimal"/>
+      <w:lvlText w:val="%1."/>
+      <w:lvlJc w:val="left"/>
+      <w:pPr>
+        <w:ind w:left="720" w:hanging="360"/>
+      </w:pPr>
+    </w:lvl>
+    <w:lvl w:ilvl="1">
+      <w:start w:val="1"/>
+      <w:numFmt w:val="decimal"/>
+      <w:lvlText w:val="%2."/>
+      <w:lvlJc w:val="left"/>
+      <w:pPr>
+        <w:ind w:left="1440" w:hanging="360"/>
+      </w:pPr>
+    </w:lvl>
+    <w:lvl w:ilvl="2">
+      <w:start w:val="1"/>
+      <w:numFmt w:val="decimal"/>
+      <w:lvlText w:val="%3."/>
+      <w:lvlJc w:val="left"/>
+      <w:pPr>
+        <w:ind w:left="2160" w:hanging="360"/>
+      </w:pPr>
+    </w:lvl>
+    <w:lvl w:ilvl="3">
+      <w:start w:val="1"/>
+      <w:numFmt w:val="decimal"/>
+      <w:lvlText w:val="%4."/>
+      <w:lvlJc w:val="left"/>
+      <w:pPr>
+        <w:ind w:left="2880" w:hanging="360"/>
+      </w:pPr>
+    </w:lvl>
+    <w:lvl w:ilvl="4">
+      <w:start w:val="1"/>
+      <w:numFmt w:val="decimal"/>
+      <w:lvlText w:val="%5."/>
+      <w:lvlJc w:val="left"/>
+      <w:pPr>
+        <w:ind w:left="3600" w:hanging="360"/>
+      </w:pPr>
+    </w:lvl>
+    <w:lvl w:ilvl="5">
+      <w:start w:val="1"/>
+      <w:numFmt w:val="decimal"/>
+      <w:lvlText w:val="%6."/>
+      <w:lvlJc w:val="left"/>
+      <w:pPr>
+        <w:ind w:left="4320" w:hanging="360"/>
+      </w:pPr>
+    </w:lvl>
+    <w:lvl w:ilvl="6">
+      <w:start w:val="1"/>
+      <w:numFmt w:val="decimal"/>
+      <w:lvlText w:val="%7."/>
+      <w:lvlJc w:val="left"/>
+      <w:pPr>
+        <w:ind w:left="5040" w:hanging="360"/>
+      </w:pPr>
+    </w:lvl>
+    <w:lvl w:ilvl="7">
+      <w:start w:val="1"/>
+      <w:numFmt w:val="decimal"/>
+      <w:lvlText w:val="%8."/>
+      <w:lvlJc w:val="left"/>
+      <w:pPr>
+        <w:ind w:left="5760" w:hanging="360"/>
+      </w:pPr>
+    </w:lvl>
+    <w:lvl w:ilvl="8">
+      <w:start w:val="1"/>
+      <w:numFmt w:val="decimal"/>
+      <w:lvlText w:val="%9."/>
+      <w:lvlJc w:val="left"/>
+      <w:pPr>
+        <w:ind w:left="6480" w:hanging="360"/>
+      </w:pPr>
+    </w:lvl>
+  </w:abstractNum>
+  <w:abstractNum w:abstractNumId="991">
     <w:nsid w:val="0000A991"/>
     <w:multiLevelType w:val="multilevel"/>
-    <w:tmpl w:val="D398FCF6"/>
     <w:lvl w:ilvl="0">
       <w:numFmt w:val="bullet"/>
       <w:lvlText w:val=""/>
@@ -13906,97 +13626,11 @@
       </w:rPr>
     </w:lvl>
   </w:abstractNum>
-  <w:abstractNum w:abstractNumId="2" w15:restartNumberingAfterBreak="0">
-    <w:nsid w:val="00A99411"/>
-    <w:multiLevelType w:val="multilevel"/>
-    <w:tmpl w:val="99B2DADA"/>
-    <w:lvl w:ilvl="0">
-      <w:start w:val="1"/>
-      <w:numFmt w:val="decimal"/>
-      <w:lvlText w:val="%1."/>
-      <w:lvlJc w:val="left"/>
-      <w:pPr>
-        <w:ind w:left="720" w:hanging="360"/>
-      </w:pPr>
-    </w:lvl>
-    <w:lvl w:ilvl="1">
-      <w:start w:val="1"/>
-      <w:numFmt w:val="decimal"/>
-      <w:lvlText w:val="%2."/>
-      <w:lvlJc w:val="left"/>
-      <w:pPr>
-        <w:ind w:left="1440" w:hanging="360"/>
-      </w:pPr>
-    </w:lvl>
-    <w:lvl w:ilvl="2">
-      <w:start w:val="1"/>
-      <w:numFmt w:val="decimal"/>
-      <w:lvlText w:val="%3."/>
-      <w:lvlJc w:val="left"/>
-      <w:pPr>
-        <w:ind w:left="2160" w:hanging="360"/>
-      </w:pPr>
-    </w:lvl>
-    <w:lvl w:ilvl="3">
-      <w:start w:val="1"/>
-      <w:numFmt w:val="decimal"/>
-      <w:lvlText w:val="%4."/>
-      <w:lvlJc w:val="left"/>
-      <w:pPr>
-        <w:ind w:left="2880" w:hanging="360"/>
-      </w:pPr>
-    </w:lvl>
-    <w:lvl w:ilvl="4">
-      <w:start w:val="1"/>
-      <w:numFmt w:val="decimal"/>
-      <w:lvlText w:val="%5."/>
-      <w:lvlJc w:val="left"/>
-      <w:pPr>
-        <w:ind w:left="3600" w:hanging="360"/>
-      </w:pPr>
-    </w:lvl>
-    <w:lvl w:ilvl="5">
-      <w:start w:val="1"/>
-      <w:numFmt w:val="decimal"/>
-      <w:lvlText w:val="%6."/>
-      <w:lvlJc w:val="left"/>
-      <w:pPr>
-        <w:ind w:left="4320" w:hanging="360"/>
-      </w:pPr>
-    </w:lvl>
-    <w:lvl w:ilvl="6">
-      <w:start w:val="1"/>
-      <w:numFmt w:val="decimal"/>
-      <w:lvlText w:val="%7."/>
-      <w:lvlJc w:val="left"/>
-      <w:pPr>
-        <w:ind w:left="5040" w:hanging="360"/>
-      </w:pPr>
-    </w:lvl>
-    <w:lvl w:ilvl="7">
-      <w:start w:val="1"/>
-      <w:numFmt w:val="decimal"/>
-      <w:lvlText w:val="%8."/>
-      <w:lvlJc w:val="left"/>
-      <w:pPr>
-        <w:ind w:left="5760" w:hanging="360"/>
-      </w:pPr>
-    </w:lvl>
-    <w:lvl w:ilvl="8">
-      <w:start w:val="1"/>
-      <w:numFmt w:val="decimal"/>
-      <w:lvlText w:val="%9."/>
-      <w:lvlJc w:val="left"/>
-      <w:pPr>
-        <w:ind w:left="6480" w:hanging="360"/>
-      </w:pPr>
-    </w:lvl>
-  </w:abstractNum>
-  <w:num w:numId="1" w16cid:durableId="584262402">
-    <w:abstractNumId w:val="0"/>
+  <w:num w:numId="1000">
+    <w:abstractNumId w:val="990"/>
   </w:num>
-  <w:num w:numId="2" w16cid:durableId="2009208264">
-    <w:abstractNumId w:val="2"/>
+  <w:num w:numId="1001">
+    <w:abstractNumId w:val="99411"/>
     <w:lvlOverride w:ilvl="0">
       <w:startOverride w:val="1"/>
     </w:lvlOverride>
@@ -14025,26 +13659,26 @@
       <w:startOverride w:val="1"/>
     </w:lvlOverride>
   </w:num>
-  <w:num w:numId="3" w16cid:durableId="1747847079">
-    <w:abstractNumId w:val="1"/>
+  <w:num w:numId="1002">
+    <w:abstractNumId w:val="991"/>
   </w:num>
-  <w:num w:numId="4" w16cid:durableId="646856061">
-    <w:abstractNumId w:val="1"/>
+  <w:num w:numId="1003">
+    <w:abstractNumId w:val="991"/>
   </w:num>
-  <w:num w:numId="5" w16cid:durableId="435904226">
-    <w:abstractNumId w:val="1"/>
+  <w:num w:numId="1004">
+    <w:abstractNumId w:val="991"/>
   </w:num>
-  <w:num w:numId="6" w16cid:durableId="556940239">
-    <w:abstractNumId w:val="1"/>
+  <w:num w:numId="1005">
+    <w:abstractNumId w:val="991"/>
   </w:num>
-  <w:num w:numId="7" w16cid:durableId="1839495622">
-    <w:abstractNumId w:val="1"/>
+  <w:num w:numId="1006">
+    <w:abstractNumId w:val="991"/>
   </w:num>
-  <w:num w:numId="8" w16cid:durableId="114834013">
-    <w:abstractNumId w:val="1"/>
+  <w:num w:numId="1007">
+    <w:abstractNumId w:val="991"/>
   </w:num>
-  <w:num w:numId="9" w16cid:durableId="153182181">
-    <w:abstractNumId w:val="2"/>
+  <w:num w:numId="1008">
+    <w:abstractNumId w:val="99411"/>
     <w:lvlOverride w:ilvl="0">
       <w:startOverride w:val="1"/>
     </w:lvlOverride>
@@ -14073,44 +13707,44 @@
       <w:startOverride w:val="1"/>
     </w:lvlOverride>
   </w:num>
-  <w:num w:numId="10" w16cid:durableId="1032922357">
-    <w:abstractNumId w:val="1"/>
+  <w:num w:numId="1009">
+    <w:abstractNumId w:val="991"/>
   </w:num>
-  <w:num w:numId="11" w16cid:durableId="511606668">
-    <w:abstractNumId w:val="1"/>
+  <w:num w:numId="1010">
+    <w:abstractNumId w:val="991"/>
   </w:num>
-  <w:num w:numId="12" w16cid:durableId="826363129">
-    <w:abstractNumId w:val="1"/>
+  <w:num w:numId="1011">
+    <w:abstractNumId w:val="991"/>
   </w:num>
-  <w:num w:numId="13" w16cid:durableId="1666741868">
-    <w:abstractNumId w:val="1"/>
+  <w:num w:numId="1012">
+    <w:abstractNumId w:val="991"/>
   </w:num>
-  <w:num w:numId="14" w16cid:durableId="662510988">
-    <w:abstractNumId w:val="1"/>
+  <w:num w:numId="1013">
+    <w:abstractNumId w:val="991"/>
   </w:num>
-  <w:num w:numId="15" w16cid:durableId="678583777">
-    <w:abstractNumId w:val="1"/>
+  <w:num w:numId="1014">
+    <w:abstractNumId w:val="991"/>
   </w:num>
-  <w:num w:numId="16" w16cid:durableId="1508014569">
-    <w:abstractNumId w:val="1"/>
+  <w:num w:numId="1015">
+    <w:abstractNumId w:val="991"/>
   </w:num>
-  <w:num w:numId="17" w16cid:durableId="2117483381">
-    <w:abstractNumId w:val="1"/>
+  <w:num w:numId="1016">
+    <w:abstractNumId w:val="991"/>
   </w:num>
-  <w:num w:numId="18" w16cid:durableId="1120340401">
-    <w:abstractNumId w:val="1"/>
+  <w:num w:numId="1017">
+    <w:abstractNumId w:val="991"/>
   </w:num>
-  <w:num w:numId="19" w16cid:durableId="516698658">
-    <w:abstractNumId w:val="1"/>
+  <w:num w:numId="1018">
+    <w:abstractNumId w:val="991"/>
   </w:num>
-  <w:num w:numId="20" w16cid:durableId="1444694800">
-    <w:abstractNumId w:val="1"/>
+  <w:num w:numId="1019">
+    <w:abstractNumId w:val="991"/>
   </w:num>
-  <w:num w:numId="21" w16cid:durableId="1855218352">
-    <w:abstractNumId w:val="1"/>
+  <w:num w:numId="1020">
+    <w:abstractNumId w:val="991"/>
   </w:num>
-  <w:num w:numId="22" w16cid:durableId="1302419223">
-    <w:abstractNumId w:val="2"/>
+  <w:num w:numId="1021">
+    <w:abstractNumId w:val="99411"/>
     <w:lvlOverride w:ilvl="0">
       <w:startOverride w:val="1"/>
     </w:lvlOverride>
@@ -14139,17 +13773,17 @@
       <w:startOverride w:val="1"/>
     </w:lvlOverride>
   </w:num>
-  <w:num w:numId="23" w16cid:durableId="1814634893">
-    <w:abstractNumId w:val="1"/>
+  <w:num w:numId="1022">
+    <w:abstractNumId w:val="991"/>
   </w:num>
-  <w:num w:numId="24" w16cid:durableId="692538527">
-    <w:abstractNumId w:val="1"/>
+  <w:num w:numId="1023">
+    <w:abstractNumId w:val="991"/>
   </w:num>
-  <w:num w:numId="25" w16cid:durableId="734162948">
-    <w:abstractNumId w:val="1"/>
+  <w:num w:numId="1024">
+    <w:abstractNumId w:val="991"/>
   </w:num>
-  <w:num w:numId="26" w16cid:durableId="1029914303">
-    <w:abstractNumId w:val="2"/>
+  <w:num w:numId="1025">
+    <w:abstractNumId w:val="99411"/>
     <w:lvlOverride w:ilvl="0">
       <w:startOverride w:val="1"/>
     </w:lvlOverride>
@@ -14178,29 +13812,29 @@
       <w:startOverride w:val="1"/>
     </w:lvlOverride>
   </w:num>
-  <w:num w:numId="27" w16cid:durableId="1454322133">
-    <w:abstractNumId w:val="1"/>
+  <w:num w:numId="1026">
+    <w:abstractNumId w:val="991"/>
   </w:num>
-  <w:num w:numId="28" w16cid:durableId="661465824">
-    <w:abstractNumId w:val="1"/>
+  <w:num w:numId="1027">
+    <w:abstractNumId w:val="991"/>
   </w:num>
-  <w:num w:numId="29" w16cid:durableId="2011836433">
-    <w:abstractNumId w:val="1"/>
+  <w:num w:numId="1028">
+    <w:abstractNumId w:val="991"/>
   </w:num>
-  <w:num w:numId="30" w16cid:durableId="1817842551">
-    <w:abstractNumId w:val="1"/>
+  <w:num w:numId="1029">
+    <w:abstractNumId w:val="991"/>
   </w:num>
-  <w:num w:numId="31" w16cid:durableId="839008332">
-    <w:abstractNumId w:val="1"/>
+  <w:num w:numId="1030">
+    <w:abstractNumId w:val="991"/>
   </w:num>
-  <w:num w:numId="32" w16cid:durableId="732431307">
-    <w:abstractNumId w:val="1"/>
+  <w:num w:numId="1031">
+    <w:abstractNumId w:val="991"/>
   </w:num>
-  <w:num w:numId="33" w16cid:durableId="1566841949">
-    <w:abstractNumId w:val="1"/>
+  <w:num w:numId="1032">
+    <w:abstractNumId w:val="991"/>
   </w:num>
-  <w:num w:numId="34" w16cid:durableId="372273037">
-    <w:abstractNumId w:val="2"/>
+  <w:num w:numId="1033">
+    <w:abstractNumId w:val="99411"/>
     <w:lvlOverride w:ilvl="0">
       <w:startOverride w:val="1"/>
     </w:lvlOverride>
@@ -14229,29 +13863,29 @@
       <w:startOverride w:val="1"/>
     </w:lvlOverride>
   </w:num>
-  <w:num w:numId="35" w16cid:durableId="1106147195">
-    <w:abstractNumId w:val="1"/>
+  <w:num w:numId="1034">
+    <w:abstractNumId w:val="991"/>
   </w:num>
-  <w:num w:numId="36" w16cid:durableId="553854606">
-    <w:abstractNumId w:val="1"/>
+  <w:num w:numId="1035">
+    <w:abstractNumId w:val="991"/>
   </w:num>
-  <w:num w:numId="37" w16cid:durableId="349373551">
-    <w:abstractNumId w:val="1"/>
+  <w:num w:numId="1036">
+    <w:abstractNumId w:val="991"/>
   </w:num>
-  <w:num w:numId="38" w16cid:durableId="2070692039">
-    <w:abstractNumId w:val="1"/>
+  <w:num w:numId="1037">
+    <w:abstractNumId w:val="991"/>
   </w:num>
-  <w:num w:numId="39" w16cid:durableId="1241910010">
-    <w:abstractNumId w:val="1"/>
+  <w:num w:numId="1038">
+    <w:abstractNumId w:val="991"/>
   </w:num>
-  <w:num w:numId="40" w16cid:durableId="1079450010">
-    <w:abstractNumId w:val="1"/>
+  <w:num w:numId="1039">
+    <w:abstractNumId w:val="991"/>
   </w:num>
-  <w:num w:numId="41" w16cid:durableId="2132966630">
-    <w:abstractNumId w:val="1"/>
+  <w:num w:numId="1040">
+    <w:abstractNumId w:val="991"/>
   </w:num>
-  <w:num w:numId="42" w16cid:durableId="488061098">
-    <w:abstractNumId w:val="2"/>
+  <w:num w:numId="1041">
+    <w:abstractNumId w:val="99411"/>
     <w:lvlOverride w:ilvl="0">
       <w:startOverride w:val="1"/>
     </w:lvlOverride>
@@ -14280,8 +13914,8 @@
       <w:startOverride w:val="1"/>
     </w:lvlOverride>
   </w:num>
-  <w:num w:numId="43" w16cid:durableId="1966615224">
-    <w:abstractNumId w:val="2"/>
+  <w:num w:numId="1042">
+    <w:abstractNumId w:val="99411"/>
     <w:lvlOverride w:ilvl="0">
       <w:startOverride w:val="1"/>
     </w:lvlOverride>
@@ -14310,21 +13944,21 @@
       <w:startOverride w:val="1"/>
     </w:lvlOverride>
   </w:num>
-  <w:num w:numId="44" w16cid:durableId="702943085">
-    <w:abstractNumId w:val="1"/>
+  <w:num w:numId="1043">
+    <w:abstractNumId w:val="991"/>
   </w:num>
 </w:numbering>
 </file>
 
 <file path=word/styles.xml><?xml version="1.0" encoding="utf-8"?>
-<w:styles xmlns:mc="http://schemas.openxmlformats.org/markup-compatibility/2006" xmlns:r="http://schemas.openxmlformats.org/officeDocument/2006/relationships" xmlns:w="http://schemas.openxmlformats.org/wordprocessingml/2006/main" xmlns:w14="http://schemas.microsoft.com/office/word/2010/wordml" xmlns:w15="http://schemas.microsoft.com/office/word/2012/wordml" xmlns:w16cex="http://schemas.microsoft.com/office/word/2018/wordml/cex" xmlns:w16cid="http://schemas.microsoft.com/office/word/2016/wordml/cid" xmlns:w16="http://schemas.microsoft.com/office/word/2018/wordml" xmlns:w16du="http://schemas.microsoft.com/office/word/2023/wordml/word16du" xmlns:w16sdtdh="http://schemas.microsoft.com/office/word/2020/wordml/sdtdatahash" xmlns:w16sdtfl="http://schemas.microsoft.com/office/word/2024/wordml/sdtformatlock" xmlns:w16se="http://schemas.microsoft.com/office/word/2015/wordml/symex" mc:Ignorable="w14 w15 w16se w16cid w16 w16cex w16sdtdh w16sdtfl w16du">
+<w:styles xmlns:r="http://schemas.openxmlformats.org/officeDocument/2006/relationships" xmlns:w="http://schemas.openxmlformats.org/wordprocessingml/2006/main">
   <w:docDefaults>
     <w:rPrDefault>
       <w:rPr>
-        <w:rFonts w:asciiTheme="minorHAnsi" w:eastAsiaTheme="minorEastAsia" w:hAnsiTheme="minorHAnsi" w:cstheme="minorBidi"/>
+        <w:rFonts w:asciiTheme="minorHAnsi" w:cstheme="minorBidi" w:eastAsiaTheme="minorEastAsia" w:hAnsiTheme="minorHAnsi"/>
         <w:sz w:val="24"/>
         <w:szCs w:val="24"/>
-        <w:lang w:val="en-US" w:eastAsia="zh-CN" w:bidi="ar-SA"/>
+        <w:lang w:bidi="ar-SA" w:eastAsia="zh-CN" w:val="en-US"/>
       </w:rPr>
     </w:rPrDefault>
     <w:pPrDefault>
@@ -14333,255 +13967,168 @@
       </w:pPr>
     </w:pPrDefault>
   </w:docDefaults>
-  <w:latentStyles w:defLockedState="0" w:defUIPriority="0" w:defSemiHidden="0" w:defUnhideWhenUsed="0" w:defQFormat="0" w:count="376">
-    <w:lsdException w:name="Normal Table" w:semiHidden="1" w:unhideWhenUsed="1"/>
-    <w:lsdException w:name="Table Simple 1" w:semiHidden="1" w:unhideWhenUsed="1"/>
-    <w:lsdException w:name="Table Simple 2" w:semiHidden="1" w:unhideWhenUsed="1"/>
-    <w:lsdException w:name="Table Simple 3" w:semiHidden="1" w:unhideWhenUsed="1"/>
-    <w:lsdException w:name="Table Classic 1" w:semiHidden="1" w:unhideWhenUsed="1"/>
-    <w:lsdException w:name="Table Classic 2" w:semiHidden="1" w:unhideWhenUsed="1"/>
-    <w:lsdException w:name="Table Classic 3" w:semiHidden="1" w:unhideWhenUsed="1"/>
-    <w:lsdException w:name="Table Classic 4" w:semiHidden="1" w:unhideWhenUsed="1"/>
-    <w:lsdException w:name="Table Colorful 1" w:semiHidden="1" w:unhideWhenUsed="1"/>
-    <w:lsdException w:name="Table Colorful 2" w:semiHidden="1" w:unhideWhenUsed="1"/>
-    <w:lsdException w:name="Table Colorful 3" w:semiHidden="1" w:unhideWhenUsed="1"/>
-    <w:lsdException w:name="Table Columns 1" w:semiHidden="1" w:unhideWhenUsed="1"/>
-    <w:lsdException w:name="Table Columns 2" w:semiHidden="1" w:unhideWhenUsed="1"/>
-    <w:lsdException w:name="Table Columns 3" w:semiHidden="1" w:unhideWhenUsed="1"/>
-    <w:lsdException w:name="Table Columns 4" w:semiHidden="1" w:unhideWhenUsed="1"/>
-    <w:lsdException w:name="Table Columns 5" w:semiHidden="1" w:unhideWhenUsed="1"/>
-    <w:lsdException w:name="Table Grid 1" w:semiHidden="1" w:unhideWhenUsed="1"/>
-    <w:lsdException w:name="Table Grid 2" w:semiHidden="1" w:unhideWhenUsed="1"/>
-    <w:lsdException w:name="Table Grid 3" w:semiHidden="1" w:unhideWhenUsed="1"/>
-    <w:lsdException w:name="Table Grid 4" w:semiHidden="1" w:unhideWhenUsed="1"/>
-    <w:lsdException w:name="Table Grid 5" w:semiHidden="1" w:unhideWhenUsed="1"/>
-    <w:lsdException w:name="Table Grid 6" w:semiHidden="1" w:unhideWhenUsed="1"/>
-    <w:lsdException w:name="Table Grid 7" w:semiHidden="1" w:unhideWhenUsed="1"/>
-    <w:lsdException w:name="Table Grid 8" w:semiHidden="1" w:unhideWhenUsed="1"/>
-    <w:lsdException w:name="Table List 1" w:semiHidden="1" w:unhideWhenUsed="1"/>
-    <w:lsdException w:name="Table List 2" w:semiHidden="1" w:unhideWhenUsed="1"/>
-    <w:lsdException w:name="Table List 3" w:semiHidden="1" w:unhideWhenUsed="1"/>
-    <w:lsdException w:name="Table List 4" w:semiHidden="1" w:unhideWhenUsed="1"/>
-    <w:lsdException w:name="Table List 5" w:semiHidden="1" w:unhideWhenUsed="1"/>
-    <w:lsdException w:name="Table List 6" w:semiHidden="1" w:unhideWhenUsed="1"/>
-    <w:lsdException w:name="Table List 7" w:semiHidden="1" w:unhideWhenUsed="1"/>
-    <w:lsdException w:name="Table List 8" w:semiHidden="1" w:unhideWhenUsed="1"/>
-    <w:lsdException w:name="Table 3D effects 1" w:semiHidden="1" w:unhideWhenUsed="1"/>
-    <w:lsdException w:name="Table 3D effects 2" w:semiHidden="1" w:unhideWhenUsed="1"/>
-    <w:lsdException w:name="Table 3D effects 3" w:semiHidden="1" w:unhideWhenUsed="1"/>
-    <w:lsdException w:name="Table Contemporary" w:semiHidden="1" w:unhideWhenUsed="1"/>
-    <w:lsdException w:name="Table Elegant" w:semiHidden="1" w:unhideWhenUsed="1"/>
-    <w:lsdException w:name="Table Professional" w:semiHidden="1" w:unhideWhenUsed="1"/>
-    <w:lsdException w:name="Table Subtle 1" w:semiHidden="1" w:unhideWhenUsed="1"/>
-    <w:lsdException w:name="Table Subtle 2" w:semiHidden="1" w:unhideWhenUsed="1"/>
-    <w:lsdException w:name="Table Web 1" w:semiHidden="1" w:unhideWhenUsed="1"/>
-    <w:lsdException w:name="Table Web 2" w:semiHidden="1" w:unhideWhenUsed="1"/>
-    <w:lsdException w:name="Table Web 3" w:semiHidden="1" w:unhideWhenUsed="1"/>
-    <w:lsdException w:name="Table Theme" w:semiHidden="1" w:unhideWhenUsed="1"/>
-    <w:lsdException w:name="Light Shading"/>
-    <w:lsdException w:name="Light List"/>
-    <w:lsdException w:name="Light Grid"/>
-    <w:lsdException w:name="Medium Shading 1"/>
-    <w:lsdException w:name="Medium Shading 2"/>
-    <w:lsdException w:name="Medium List 1"/>
-    <w:lsdException w:name="Medium List 2"/>
-    <w:lsdException w:name="Medium Grid 1"/>
-    <w:lsdException w:name="Medium Grid 2"/>
-    <w:lsdException w:name="Medium Grid 3"/>
-    <w:lsdException w:name="Dark List"/>
-    <w:lsdException w:name="Colorful Shading"/>
-    <w:lsdException w:name="Colorful List"/>
-    <w:lsdException w:name="Colorful Grid"/>
-    <w:lsdException w:name="Light Shading Accent 1"/>
-    <w:lsdException w:name="Light List Accent 1"/>
-    <w:lsdException w:name="Light Grid Accent 1"/>
-    <w:lsdException w:name="Medium Shading 1 Accent 1"/>
-    <w:lsdException w:name="Medium Shading 2 Accent 1"/>
-    <w:lsdException w:name="Medium List 1 Accent 1"/>
-    <w:lsdException w:name="Medium List 2 Accent 1"/>
-    <w:lsdException w:name="Medium Grid 1 Accent 1"/>
-    <w:lsdException w:name="Medium Grid 2 Accent 1"/>
-    <w:lsdException w:name="Medium Grid 3 Accent 1"/>
-    <w:lsdException w:name="Dark List Accent 1"/>
-    <w:lsdException w:name="Colorful Shading Accent 1"/>
-    <w:lsdException w:name="Colorful List Accent 1"/>
-    <w:lsdException w:name="Colorful Grid Accent 1"/>
-    <w:lsdException w:name="Light Shading Accent 2"/>
-    <w:lsdException w:name="Light List Accent 2"/>
-    <w:lsdException w:name="Light Grid Accent 2"/>
-    <w:lsdException w:name="Medium Shading 1 Accent 2"/>
-    <w:lsdException w:name="Medium Shading 2 Accent 2"/>
-    <w:lsdException w:name="Medium List 1 Accent 2"/>
-    <w:lsdException w:name="Medium List 2 Accent 2"/>
-    <w:lsdException w:name="Medium Grid 1 Accent 2"/>
-    <w:lsdException w:name="Medium Grid 2 Accent 2"/>
-    <w:lsdException w:name="Medium Grid 3 Accent 2"/>
-    <w:lsdException w:name="Dark List Accent 2"/>
-    <w:lsdException w:name="Colorful Shading Accent 2"/>
-    <w:lsdException w:name="Colorful List Accent 2"/>
-    <w:lsdException w:name="Colorful Grid Accent 2"/>
-    <w:lsdException w:name="Light Shading Accent 3"/>
-    <w:lsdException w:name="Light List Accent 3"/>
-    <w:lsdException w:name="Light Grid Accent 3"/>
-    <w:lsdException w:name="Medium Shading 1 Accent 3"/>
-    <w:lsdException w:name="Medium Shading 2 Accent 3"/>
-    <w:lsdException w:name="Medium List 1 Accent 3"/>
-    <w:lsdException w:name="Medium List 2 Accent 3"/>
-    <w:lsdException w:name="Medium Grid 1 Accent 3"/>
-    <w:lsdException w:name="Medium Grid 2 Accent 3"/>
-    <w:lsdException w:name="Medium Grid 3 Accent 3"/>
-    <w:lsdException w:name="Dark List Accent 3"/>
-    <w:lsdException w:name="Colorful Shading Accent 3"/>
-    <w:lsdException w:name="Colorful List Accent 3"/>
-    <w:lsdException w:name="Colorful Grid Accent 3"/>
-    <w:lsdException w:name="Light Shading Accent 4"/>
-    <w:lsdException w:name="Light List Accent 4"/>
-    <w:lsdException w:name="Light Grid Accent 4"/>
-    <w:lsdException w:name="Medium Shading 1 Accent 4"/>
-    <w:lsdException w:name="Medium Shading 2 Accent 4"/>
-    <w:lsdException w:name="Medium List 1 Accent 4"/>
-    <w:lsdException w:name="Medium List 2 Accent 4"/>
-    <w:lsdException w:name="Medium Grid 1 Accent 4"/>
-    <w:lsdException w:name="Medium Grid 2 Accent 4"/>
-    <w:lsdException w:name="Medium Grid 3 Accent 4"/>
-    <w:lsdException w:name="Dark List Accent 4"/>
-    <w:lsdException w:name="Colorful Shading Accent 4"/>
-    <w:lsdException w:name="Colorful List Accent 4"/>
-    <w:lsdException w:name="Colorful Grid Accent 4"/>
-    <w:lsdException w:name="Light Shading Accent 5"/>
-    <w:lsdException w:name="Light List Accent 5"/>
-    <w:lsdException w:name="Light Grid Accent 5"/>
-    <w:lsdException w:name="Medium Shading 1 Accent 5"/>
-    <w:lsdException w:name="Medium Shading 2 Accent 5"/>
-    <w:lsdException w:name="Medium List 1 Accent 5"/>
-    <w:lsdException w:name="Medium List 2 Accent 5"/>
-    <w:lsdException w:name="Medium Grid 1 Accent 5"/>
-    <w:lsdException w:name="Medium Grid 2 Accent 5"/>
-    <w:lsdException w:name="Medium Grid 3 Accent 5"/>
-    <w:lsdException w:name="Dark List Accent 5"/>
-    <w:lsdException w:name="Colorful Shading Accent 5"/>
-    <w:lsdException w:name="Colorful List Accent 5"/>
-    <w:lsdException w:name="Colorful Grid Accent 5"/>
-    <w:lsdException w:name="Light Shading Accent 6"/>
-    <w:lsdException w:name="Light List Accent 6"/>
-    <w:lsdException w:name="Light Grid Accent 6"/>
-    <w:lsdException w:name="Medium Shading 1 Accent 6"/>
-    <w:lsdException w:name="Medium Shading 2 Accent 6"/>
-    <w:lsdException w:name="Medium List 1 Accent 6"/>
-    <w:lsdException w:name="Medium List 2 Accent 6"/>
-    <w:lsdException w:name="Medium Grid 1 Accent 6"/>
-    <w:lsdException w:name="Medium Grid 2 Accent 6"/>
-    <w:lsdException w:name="Medium Grid 3 Accent 6"/>
-    <w:lsdException w:name="Dark List Accent 6"/>
-    <w:lsdException w:name="Colorful Shading Accent 6"/>
-    <w:lsdException w:name="Colorful List Accent 6"/>
-    <w:lsdException w:name="Colorful Grid Accent 6"/>
-    <w:lsdException w:name="Grid Table 4" w:uiPriority="49"/>
-    <w:lsdException w:name="Grid Table 5 Dark" w:uiPriority="50"/>
-    <w:lsdException w:name="Grid Table 6 Colorful" w:uiPriority="51"/>
-    <w:lsdException w:name="Grid Table 7 Colorful" w:uiPriority="52"/>
-    <w:lsdException w:name="Grid Table 1 Light Accent 1" w:uiPriority="46"/>
-    <w:lsdException w:name="Grid Table 2 Accent 1" w:uiPriority="47"/>
-    <w:lsdException w:name="Grid Table 3 Accent 1" w:uiPriority="48"/>
-    <w:lsdException w:name="Grid Table 4 Accent 1" w:uiPriority="49"/>
-    <w:lsdException w:name="Grid Table 5 Dark Accent 1" w:uiPriority="50"/>
-    <w:lsdException w:name="Grid Table 6 Colorful Accent 1" w:uiPriority="51"/>
-    <w:lsdException w:name="Grid Table 7 Colorful Accent 1" w:uiPriority="52"/>
-    <w:lsdException w:name="Grid Table 1 Light Accent 2" w:uiPriority="46"/>
-    <w:lsdException w:name="Grid Table 2 Accent 2" w:uiPriority="47"/>
-    <w:lsdException w:name="Grid Table 3 Accent 2" w:uiPriority="48"/>
-    <w:lsdException w:name="Grid Table 4 Accent 2" w:uiPriority="49"/>
-    <w:lsdException w:name="Grid Table 5 Dark Accent 2" w:uiPriority="50"/>
-    <w:lsdException w:name="Grid Table 6 Colorful Accent 2" w:uiPriority="51"/>
-    <w:lsdException w:name="Grid Table 7 Colorful Accent 2" w:uiPriority="52"/>
-    <w:lsdException w:name="Grid Table 1 Light Accent 3" w:uiPriority="46"/>
-    <w:lsdException w:name="Grid Table 2 Accent 3" w:uiPriority="47"/>
-    <w:lsdException w:name="Grid Table 3 Accent 3" w:uiPriority="48"/>
-    <w:lsdException w:name="Grid Table 4 Accent 3" w:uiPriority="49"/>
-    <w:lsdException w:name="Grid Table 5 Dark Accent 3" w:uiPriority="50"/>
-    <w:lsdException w:name="Grid Table 6 Colorful Accent 3" w:uiPriority="51"/>
-    <w:lsdException w:name="Grid Table 7 Colorful Accent 3" w:uiPriority="52"/>
-    <w:lsdException w:name="Grid Table 1 Light Accent 4" w:uiPriority="46"/>
-    <w:lsdException w:name="Grid Table 2 Accent 4" w:uiPriority="47"/>
-    <w:lsdException w:name="Grid Table 3 Accent 4" w:uiPriority="48"/>
-    <w:lsdException w:name="Grid Table 4 Accent 4" w:uiPriority="49"/>
-    <w:lsdException w:name="Grid Table 5 Dark Accent 4" w:uiPriority="50"/>
-    <w:lsdException w:name="Grid Table 6 Colorful Accent 4" w:uiPriority="51"/>
-    <w:lsdException w:name="Grid Table 7 Colorful Accent 4" w:uiPriority="52"/>
-    <w:lsdException w:name="Grid Table 1 Light Accent 5" w:uiPriority="46"/>
-    <w:lsdException w:name="Grid Table 2 Accent 5" w:uiPriority="47"/>
-    <w:lsdException w:name="Grid Table 3 Accent 5" w:uiPriority="48"/>
-    <w:lsdException w:name="Grid Table 4 Accent 5" w:uiPriority="49"/>
-    <w:lsdException w:name="Grid Table 5 Dark Accent 5" w:uiPriority="50"/>
-    <w:lsdException w:name="Grid Table 6 Colorful Accent 5" w:uiPriority="51"/>
-    <w:lsdException w:name="Grid Table 7 Colorful Accent 5" w:uiPriority="52"/>
-    <w:lsdException w:name="Grid Table 1 Light Accent 6" w:uiPriority="46"/>
-    <w:lsdException w:name="Grid Table 2 Accent 6" w:uiPriority="47"/>
-    <w:lsdException w:name="Grid Table 3 Accent 6" w:uiPriority="48"/>
-    <w:lsdException w:name="Grid Table 4 Accent 6" w:uiPriority="49"/>
-    <w:lsdException w:name="Grid Table 5 Dark Accent 6" w:uiPriority="50"/>
-    <w:lsdException w:name="Grid Table 6 Colorful Accent 6" w:uiPriority="51"/>
-    <w:lsdException w:name="Grid Table 7 Colorful Accent 6" w:uiPriority="52"/>
-    <w:lsdException w:name="List Table 1 Light" w:uiPriority="46"/>
-    <w:lsdException w:name="List Table 2" w:uiPriority="47"/>
-    <w:lsdException w:name="List Table 3" w:uiPriority="48"/>
-    <w:lsdException w:name="List Table 4" w:uiPriority="49"/>
-    <w:lsdException w:name="List Table 5 Dark" w:uiPriority="50"/>
-    <w:lsdException w:name="List Table 6 Colorful" w:uiPriority="51"/>
-    <w:lsdException w:name="List Table 7 Colorful" w:uiPriority="52"/>
-    <w:lsdException w:name="List Table 1 Light Accent 1" w:uiPriority="46"/>
-    <w:lsdException w:name="List Table 2 Accent 1" w:uiPriority="47"/>
-    <w:lsdException w:name="List Table 3 Accent 1" w:uiPriority="48"/>
-    <w:lsdException w:name="List Table 4 Accent 1" w:uiPriority="49"/>
-    <w:lsdException w:name="List Table 5 Dark Accent 1" w:uiPriority="50"/>
-    <w:lsdException w:name="List Table 6 Colorful Accent 1" w:uiPriority="51"/>
-    <w:lsdException w:name="List Table 7 Colorful Accent 1" w:uiPriority="52"/>
-    <w:lsdException w:name="List Table 1 Light Accent 2" w:uiPriority="46"/>
-    <w:lsdException w:name="List Table 2 Accent 2" w:uiPriority="47"/>
-    <w:lsdException w:name="List Table 3 Accent 2" w:uiPriority="48"/>
-    <w:lsdException w:name="List Table 4 Accent 2" w:uiPriority="49"/>
-    <w:lsdException w:name="List Table 5 Dark Accent 2" w:uiPriority="50"/>
-    <w:lsdException w:name="List Table 6 Colorful Accent 2" w:uiPriority="51"/>
-    <w:lsdException w:name="List Table 7 Colorful Accent 2" w:uiPriority="52"/>
-    <w:lsdException w:name="List Table 1 Light Accent 3" w:uiPriority="46"/>
-    <w:lsdException w:name="List Table 2 Accent 3" w:uiPriority="47"/>
-    <w:lsdException w:name="List Table 3 Accent 3" w:uiPriority="48"/>
-    <w:lsdException w:name="List Table 4 Accent 3" w:uiPriority="49"/>
-    <w:lsdException w:name="List Table 5 Dark Accent 3" w:uiPriority="50"/>
-    <w:lsdException w:name="List Table 6 Colorful Accent 3" w:uiPriority="51"/>
-    <w:lsdException w:name="List Table 7 Colorful Accent 3" w:uiPriority="52"/>
-    <w:lsdException w:name="List Table 1 Light Accent 4" w:uiPriority="46"/>
-    <w:lsdException w:name="List Table 2 Accent 4" w:uiPriority="47"/>
-    <w:lsdException w:name="List Table 3 Accent 4" w:uiPriority="48"/>
-    <w:lsdException w:name="List Table 4 Accent 4" w:uiPriority="49"/>
-    <w:lsdException w:name="List Table 5 Dark Accent 4" w:uiPriority="50"/>
-    <w:lsdException w:name="List Table 6 Colorful Accent 4" w:uiPriority="51"/>
-    <w:lsdException w:name="List Table 7 Colorful Accent 4" w:uiPriority="52"/>
-    <w:lsdException w:name="List Table 1 Light Accent 5" w:uiPriority="46"/>
-    <w:lsdException w:name="List Table 2 Accent 5" w:uiPriority="47"/>
-    <w:lsdException w:name="List Table 3 Accent 5" w:uiPriority="48"/>
-    <w:lsdException w:name="List Table 4 Accent 5" w:uiPriority="49"/>
-    <w:lsdException w:name="List Table 5 Dark Accent 5" w:uiPriority="50"/>
-    <w:lsdException w:name="List Table 6 Colorful Accent 5" w:uiPriority="51"/>
-    <w:lsdException w:name="List Table 7 Colorful Accent 5" w:uiPriority="52"/>
-    <w:lsdException w:name="List Table 1 Light Accent 6" w:uiPriority="46"/>
-    <w:lsdException w:name="List Table 2 Accent 6" w:uiPriority="47"/>
-    <w:lsdException w:name="List Table 3 Accent 6" w:uiPriority="48"/>
-    <w:lsdException w:name="List Table 4 Accent 6" w:uiPriority="49"/>
-    <w:lsdException w:name="List Table 5 Dark Accent 6" w:uiPriority="50"/>
-    <w:lsdException w:name="List Table 6 Colorful Accent 6" w:uiPriority="51"/>
-    <w:lsdException w:name="List Table 7 Colorful Accent 6" w:uiPriority="52"/>
-    <w:lsdException w:name="Mention" w:semiHidden="1" w:uiPriority="99" w:unhideWhenUsed="1"/>
-    <w:lsdException w:name="Smart Hyperlink" w:semiHidden="1" w:uiPriority="99" w:unhideWhenUsed="1"/>
-    <w:lsdException w:name="Hashtag" w:semiHidden="1" w:uiPriority="99" w:unhideWhenUsed="1"/>
-    <w:lsdException w:name="Unresolved Mention" w:semiHidden="1" w:uiPriority="99" w:unhideWhenUsed="1"/>
-    <w:lsdException w:name="Smart Link" w:semiHidden="1" w:uiPriority="99" w:unhideWhenUsed="1"/>
-  </w:latentStyles>
-  <w:style w:type="paragraph" w:default="1" w:styleId="Normal">
+  <w:latentStyles w:count="276" w:defLockedState="0" w:defQFormat="0" w:defSemiHidden="0" w:defUIPriority="0" w:defUnhideWhenUsed="0"/>
+  <w:style w:default="1" w:styleId="Normal" w:type="paragraph">
     <w:name w:val="Normal"/>
     <w:qFormat/>
   </w:style>
-  <w:style w:type="paragraph" w:styleId="Heading1">
+  <w:style w:styleId="BodyText" w:type="paragraph">
+    <w:name w:val="Body Text"/>
+    <w:basedOn w:val="Normal"/>
+    <w:link w:val="BodyTextChar"/>
+    <w:qFormat/>
+    <w:pPr>
+      <w:spacing w:after="180" w:before="180"/>
+    </w:pPr>
+  </w:style>
+  <w:style w:customStyle="1" w:styleId="FirstParagraph" w:type="paragraph">
+    <w:name w:val="First Paragraph"/>
+    <w:basedOn w:val="BodyText"/>
+    <w:next w:val="BodyText"/>
+    <w:qFormat/>
+  </w:style>
+  <w:style w:customStyle="1" w:styleId="Compact" w:type="paragraph">
+    <w:name w:val="Compact"/>
+    <w:basedOn w:val="BodyText"/>
+    <w:qFormat/>
+    <w:pPr>
+      <w:spacing w:after="36" w:before="36"/>
+    </w:pPr>
+  </w:style>
+  <w:style w:styleId="Title" w:type="paragraph">
+    <w:name w:val="Title"/>
+    <w:basedOn w:val="Normal"/>
+    <w:next w:val="BodyText"/>
+    <w:link w:val="TitleChar"/>
+    <w:uiPriority w:val="10"/>
+    <w:qFormat/>
+    <w:rsid w:val="00A10FD9"/>
+    <w:pPr>
+      <w:spacing w:after="80" w:line="240" w:lineRule="auto"/>
+      <w:contextualSpacing/>
+      <w:jc w:val="center"/>
+    </w:pPr>
+    <w:rPr>
+      <w:rFonts w:asciiTheme="majorHAnsi" w:cstheme="majorBidi" w:eastAsiaTheme="majorEastAsia" w:hAnsiTheme="majorHAnsi"/>
+      <w:sz w:val="56"/>
+      <w:szCs w:val="56"/>
+    </w:rPr>
+  </w:style>
+  <w:style w:customStyle="1" w:styleId="TitleChar" w:type="character">
+    <w:name w:val="Title Char"/>
+    <w:basedOn w:val="DefaultParagraphFont"/>
+    <w:link w:val="Title"/>
+    <w:uiPriority w:val="10"/>
+    <w:rsid w:val="00A10FD9"/>
+    <w:rPr>
+      <w:rFonts w:asciiTheme="majorHAnsi" w:cstheme="majorBidi" w:eastAsiaTheme="majorEastAsia" w:hAnsiTheme="majorHAnsi"/>
+      <w:sz w:val="56"/>
+      <w:szCs w:val="56"/>
+    </w:rPr>
+  </w:style>
+  <w:style w:styleId="Subtitle" w:type="paragraph">
+    <w:name w:val="Subtitle"/>
+    <w:basedOn w:val="Title"/>
+    <w:next w:val="BodyText"/>
+    <w:link w:val="SubtitleChar"/>
+    <w:uiPriority w:val="11"/>
+    <w:qFormat/>
+    <w:rsid w:val="00A10FD9"/>
+    <w:pPr>
+      <w:numPr>
+        <w:ilvl w:val="1"/>
+      </w:numPr>
+    </w:pPr>
+    <w:rPr>
+      <w:rFonts w:cstheme="majorBidi" w:eastAsiaTheme="majorEastAsia"/>
+      <w:spacing w:val="15"/>
+      <w:sz w:val="28"/>
+      <w:szCs w:val="28"/>
+    </w:rPr>
+  </w:style>
+  <w:style w:customStyle="1" w:styleId="SubtitleChar" w:type="character">
+    <w:name w:val="Subtitle Char"/>
+    <w:basedOn w:val="DefaultParagraphFont"/>
+    <w:link w:val="Subtitle"/>
+    <w:uiPriority w:val="11"/>
+    <w:rsid w:val="00A10FD9"/>
+    <w:rPr>
+      <w:rFonts w:cstheme="majorBidi" w:eastAsiaTheme="majorEastAsia"/>
+      <w:color w:themeColor="text1" w:themeTint="A6" w:val="595959"/>
+      <w:spacing w:val="15"/>
+      <w:sz w:val="28"/>
+      <w:szCs w:val="28"/>
+    </w:rPr>
+  </w:style>
+  <w:style w:customStyle="1" w:styleId="Author" w:type="paragraph">
+    <w:name w:val="Author"/>
+    <w:basedOn w:val="Title"/>
+    <w:next w:val="BodyText"/>
+    <w:qFormat/>
+    <w:pPr>
+      <w:keepNext/>
+      <w:keepLines/>
+    </w:pPr>
+    <w:rPr>
+      <w:sz w:val="24"/>
+      <w:szCs w:val="24"/>
+    </w:rPr>
+  </w:style>
+  <w:style w:styleId="Date" w:type="paragraph">
+    <w:name w:val="Date"/>
+    <w:basedOn w:val="Title"/>
+    <w:next w:val="BodyText"/>
+    <w:qFormat/>
+    <w:pPr>
+      <w:keepNext/>
+      <w:keepLines/>
+    </w:pPr>
+    <w:rPr>
+      <w:sz w:val="24"/>
+      <w:szCs w:val="24"/>
+    </w:rPr>
+  </w:style>
+  <w:style w:customStyle="1" w:styleId="AbstractTitle" w:type="paragraph">
+    <w:name w:val="Abstract Title"/>
+    <w:basedOn w:val="Normal"/>
+    <w:next w:val="Abstract"/>
+    <w:qFormat/>
+    <w:pPr>
+      <w:keepNext/>
+      <w:keepLines/>
+      <w:spacing w:after="0" w:before="300"/>
+      <w:jc w:val="center"/>
+    </w:pPr>
+    <w:rPr>
+      <w:b/>
+      <w:sz w:val="20"/>
+      <w:szCs w:val="20"/>
+    </w:rPr>
+  </w:style>
+  <w:style w:customStyle="1" w:styleId="Abstract" w:type="paragraph">
+    <w:name w:val="Abstract"/>
+    <w:basedOn w:val="Normal"/>
+    <w:next w:val="BodyText"/>
+    <w:qFormat/>
+    <w:pPr>
+      <w:keepNext/>
+      <w:keepLines/>
+      <w:spacing w:after="300" w:before="100"/>
+    </w:pPr>
+    <w:rPr>
+      <w:sz w:val="20"/>
+      <w:szCs w:val="20"/>
+    </w:rPr>
+  </w:style>
+  <w:style w:styleId="Bibliography" w:type="paragraph">
+    <w:name w:val="Bibliography"/>
+    <w:basedOn w:val="Normal"/>
+    <w:next w:val="Bibliography"/>
+    <w:qFormat/>
+    <w:pPr/>
+    <w:rPr/>
+  </w:style>
+  <w:style w:styleId="Heading1" w:type="paragraph">
     <w:name w:val="heading 1"/>
     <w:basedOn w:val="Normal"/>
     <w:next w:val="BodyText"/>
@@ -14592,17 +14139,17 @@
     <w:pPr>
       <w:keepNext/>
       <w:keepLines/>
-      <w:spacing w:before="360" w:after="80"/>
+      <w:spacing w:after="80" w:before="360"/>
       <w:outlineLvl w:val="0"/>
     </w:pPr>
     <w:rPr>
-      <w:rFonts w:asciiTheme="majorHAnsi" w:eastAsiaTheme="majorEastAsia" w:hAnsiTheme="majorHAnsi" w:cstheme="majorBidi"/>
-      <w:color w:val="0F4761" w:themeColor="accent1" w:themeShade="BF"/>
+      <w:rFonts w:asciiTheme="majorHAnsi" w:cstheme="majorBidi" w:eastAsiaTheme="majorEastAsia" w:hAnsiTheme="majorHAnsi"/>
+      <w:color w:themeColor="accent1" w:themeShade="BF" w:val="0F4761"/>
       <w:sz w:val="40"/>
       <w:szCs w:val="40"/>
     </w:rPr>
   </w:style>
-  <w:style w:type="paragraph" w:styleId="Heading2">
+  <w:style w:styleId="Heading2" w:type="paragraph">
     <w:name w:val="heading 2"/>
     <w:basedOn w:val="Normal"/>
     <w:next w:val="BodyText"/>
@@ -14615,17 +14162,17 @@
     <w:pPr>
       <w:keepNext/>
       <w:keepLines/>
-      <w:spacing w:before="160" w:after="80"/>
+      <w:spacing w:after="80" w:before="160"/>
       <w:outlineLvl w:val="1"/>
     </w:pPr>
     <w:rPr>
-      <w:rFonts w:asciiTheme="majorHAnsi" w:eastAsiaTheme="majorEastAsia" w:hAnsiTheme="majorHAnsi" w:cstheme="majorBidi"/>
-      <w:color w:val="0F4761" w:themeColor="accent1" w:themeShade="BF"/>
+      <w:rFonts w:asciiTheme="majorHAnsi" w:cstheme="majorBidi" w:eastAsiaTheme="majorEastAsia" w:hAnsiTheme="majorHAnsi"/>
+      <w:color w:themeColor="accent1" w:themeShade="BF" w:val="0F4761"/>
       <w:sz w:val="32"/>
       <w:szCs w:val="32"/>
     </w:rPr>
   </w:style>
-  <w:style w:type="paragraph" w:styleId="Heading3">
+  <w:style w:styleId="Heading3" w:type="paragraph">
     <w:name w:val="heading 3"/>
     <w:basedOn w:val="Normal"/>
     <w:next w:val="BodyText"/>
@@ -14638,17 +14185,17 @@
     <w:pPr>
       <w:keepNext/>
       <w:keepLines/>
-      <w:spacing w:before="160" w:after="80"/>
+      <w:spacing w:after="80" w:before="160"/>
       <w:outlineLvl w:val="2"/>
     </w:pPr>
     <w:rPr>
-      <w:rFonts w:eastAsiaTheme="majorEastAsia" w:cstheme="majorBidi"/>
-      <w:color w:val="0F4761" w:themeColor="accent1" w:themeShade="BF"/>
+      <w:rFonts w:cstheme="majorBidi" w:eastAsiaTheme="majorEastAsia"/>
+      <w:color w:themeColor="accent1" w:themeShade="BF" w:val="0F4761"/>
       <w:sz w:val="28"/>
       <w:szCs w:val="28"/>
     </w:rPr>
   </w:style>
-  <w:style w:type="paragraph" w:styleId="Heading4">
+  <w:style w:styleId="Heading4" w:type="paragraph">
     <w:name w:val="heading 4"/>
     <w:basedOn w:val="Normal"/>
     <w:next w:val="BodyText"/>
@@ -14661,17 +14208,17 @@
     <w:pPr>
       <w:keepNext/>
       <w:keepLines/>
-      <w:spacing w:before="80" w:after="40"/>
+      <w:spacing w:after="40" w:before="80"/>
       <w:outlineLvl w:val="3"/>
     </w:pPr>
     <w:rPr>
-      <w:rFonts w:eastAsiaTheme="majorEastAsia" w:cstheme="majorBidi"/>
+      <w:rFonts w:cstheme="majorBidi" w:eastAsiaTheme="majorEastAsia"/>
       <w:i/>
       <w:iCs/>
-      <w:color w:val="0F4761" w:themeColor="accent1" w:themeShade="BF"/>
+      <w:color w:themeColor="accent1" w:themeShade="BF" w:val="0F4761"/>
     </w:rPr>
   </w:style>
-  <w:style w:type="paragraph" w:styleId="Heading5">
+  <w:style w:styleId="Heading5" w:type="paragraph">
     <w:name w:val="heading 5"/>
     <w:basedOn w:val="Normal"/>
     <w:next w:val="BodyText"/>
@@ -14684,15 +14231,15 @@
     <w:pPr>
       <w:keepNext/>
       <w:keepLines/>
-      <w:spacing w:before="80" w:after="40"/>
+      <w:spacing w:after="40" w:before="80"/>
       <w:outlineLvl w:val="4"/>
     </w:pPr>
     <w:rPr>
-      <w:rFonts w:eastAsiaTheme="majorEastAsia" w:cstheme="majorBidi"/>
-      <w:color w:val="0F4761" w:themeColor="accent1" w:themeShade="BF"/>
+      <w:rFonts w:cstheme="majorBidi" w:eastAsiaTheme="majorEastAsia"/>
+      <w:color w:themeColor="accent1" w:themeShade="BF" w:val="0F4761"/>
     </w:rPr>
   </w:style>
-  <w:style w:type="paragraph" w:styleId="Heading6">
+  <w:style w:styleId="Heading6" w:type="paragraph">
     <w:name w:val="heading 6"/>
     <w:basedOn w:val="Normal"/>
     <w:next w:val="BodyText"/>
@@ -14705,17 +14252,17 @@
     <w:pPr>
       <w:keepNext/>
       <w:keepLines/>
-      <w:spacing w:before="40" w:after="0"/>
+      <w:spacing w:after="0" w:before="40"/>
       <w:outlineLvl w:val="5"/>
     </w:pPr>
     <w:rPr>
-      <w:rFonts w:eastAsiaTheme="majorEastAsia" w:cstheme="majorBidi"/>
+      <w:rFonts w:cstheme="majorBidi" w:eastAsiaTheme="majorEastAsia"/>
       <w:i/>
       <w:iCs/>
-      <w:color w:val="595959" w:themeColor="text1" w:themeTint="A6"/>
+      <w:color w:themeColor="text1" w:themeTint="A6" w:val="595959"/>
     </w:rPr>
   </w:style>
-  <w:style w:type="paragraph" w:styleId="Heading7">
+  <w:style w:styleId="Heading7" w:type="paragraph">
     <w:name w:val="heading 7"/>
     <w:basedOn w:val="Normal"/>
     <w:next w:val="BodyText"/>
@@ -14728,15 +14275,15 @@
     <w:pPr>
       <w:keepNext/>
       <w:keepLines/>
-      <w:spacing w:before="40" w:after="0"/>
+      <w:spacing w:after="0" w:before="40"/>
       <w:outlineLvl w:val="6"/>
     </w:pPr>
     <w:rPr>
-      <w:rFonts w:eastAsiaTheme="majorEastAsia" w:cstheme="majorBidi"/>
-      <w:color w:val="595959" w:themeColor="text1" w:themeTint="A6"/>
+      <w:rFonts w:cstheme="majorBidi" w:eastAsiaTheme="majorEastAsia"/>
+      <w:color w:themeColor="text1" w:themeTint="A6" w:val="595959"/>
     </w:rPr>
   </w:style>
-  <w:style w:type="paragraph" w:styleId="Heading8">
+  <w:style w:styleId="Heading8" w:type="paragraph">
     <w:name w:val="heading 8"/>
     <w:basedOn w:val="Normal"/>
     <w:next w:val="BodyText"/>
@@ -14753,13 +14300,13 @@
       <w:outlineLvl w:val="7"/>
     </w:pPr>
     <w:rPr>
-      <w:rFonts w:eastAsiaTheme="majorEastAsia" w:cstheme="majorBidi"/>
+      <w:rFonts w:cstheme="majorBidi" w:eastAsiaTheme="majorEastAsia"/>
       <w:i/>
       <w:iCs/>
-      <w:color w:val="272727" w:themeColor="text1" w:themeTint="D8"/>
+      <w:color w:themeColor="text1" w:themeTint="D8" w:val="272727"/>
     </w:rPr>
   </w:style>
-  <w:style w:type="paragraph" w:styleId="Heading9">
+  <w:style w:styleId="Heading9" w:type="paragraph">
     <w:name w:val="heading 9"/>
     <w:basedOn w:val="Normal"/>
     <w:next w:val="BodyText"/>
@@ -14776,202 +14323,24 @@
       <w:outlineLvl w:val="8"/>
     </w:pPr>
     <w:rPr>
-      <w:rFonts w:eastAsiaTheme="majorEastAsia" w:cstheme="majorBidi"/>
-      <w:color w:val="272727" w:themeColor="text1" w:themeTint="D8"/>
+      <w:rFonts w:cstheme="majorBidi" w:eastAsiaTheme="majorEastAsia"/>
+      <w:color w:themeColor="text1" w:themeTint="D8" w:val="272727"/>
     </w:rPr>
   </w:style>
-  <w:style w:type="character" w:default="1" w:styleId="DefaultParagraphFont">
-    <w:name w:val="Default Paragraph Font"/>
-    <w:uiPriority w:val="1"/>
-    <w:semiHidden/>
-    <w:unhideWhenUsed/>
-  </w:style>
-  <w:style w:type="table" w:default="1" w:styleId="TableNormal">
-    <w:name w:val="Normal Table"/>
-    <w:uiPriority w:val="99"/>
-    <w:semiHidden/>
-    <w:unhideWhenUsed/>
-    <w:tblPr>
-      <w:tblInd w:w="0" w:type="dxa"/>
-      <w:tblCellMar>
-        <w:top w:w="0" w:type="dxa"/>
-        <w:left w:w="108" w:type="dxa"/>
-        <w:bottom w:w="0" w:type="dxa"/>
-        <w:right w:w="108" w:type="dxa"/>
-      </w:tblCellMar>
-    </w:tblPr>
-  </w:style>
-  <w:style w:type="numbering" w:default="1" w:styleId="NoList">
-    <w:name w:val="No List"/>
-    <w:uiPriority w:val="99"/>
-    <w:semiHidden/>
-    <w:unhideWhenUsed/>
-  </w:style>
-  <w:style w:type="paragraph" w:styleId="BodyText">
-    <w:name w:val="Body Text"/>
-    <w:basedOn w:val="Normal"/>
-    <w:qFormat/>
-    <w:pPr>
-      <w:spacing w:before="180" w:after="180"/>
-    </w:pPr>
-  </w:style>
-  <w:style w:type="paragraph" w:customStyle="1" w:styleId="FirstParagraph">
-    <w:name w:val="First Paragraph"/>
-    <w:basedOn w:val="BodyText"/>
-    <w:next w:val="BodyText"/>
-    <w:qFormat/>
-  </w:style>
-  <w:style w:type="paragraph" w:customStyle="1" w:styleId="Compact">
-    <w:name w:val="Compact"/>
-    <w:basedOn w:val="BodyText"/>
-    <w:qFormat/>
-    <w:pPr>
-      <w:spacing w:before="36" w:after="36"/>
-    </w:pPr>
-  </w:style>
-  <w:style w:type="paragraph" w:styleId="Title">
-    <w:name w:val="Title"/>
-    <w:basedOn w:val="Normal"/>
-    <w:next w:val="BodyText"/>
-    <w:link w:val="TitleChar"/>
-    <w:uiPriority w:val="10"/>
-    <w:qFormat/>
-    <w:rsid w:val="00A10FD9"/>
-    <w:pPr>
-      <w:spacing w:after="80"/>
-      <w:contextualSpacing/>
-      <w:jc w:val="center"/>
-    </w:pPr>
-    <w:rPr>
-      <w:rFonts w:asciiTheme="majorHAnsi" w:eastAsiaTheme="majorEastAsia" w:hAnsiTheme="majorHAnsi" w:cstheme="majorBidi"/>
-      <w:sz w:val="56"/>
-      <w:szCs w:val="56"/>
-    </w:rPr>
-  </w:style>
-  <w:style w:type="character" w:customStyle="1" w:styleId="TitleChar">
-    <w:name w:val="Title Char"/>
-    <w:basedOn w:val="DefaultParagraphFont"/>
-    <w:link w:val="Title"/>
-    <w:uiPriority w:val="10"/>
-    <w:rsid w:val="00A10FD9"/>
-    <w:rPr>
-      <w:rFonts w:asciiTheme="majorHAnsi" w:eastAsiaTheme="majorEastAsia" w:hAnsiTheme="majorHAnsi" w:cstheme="majorBidi"/>
-      <w:sz w:val="56"/>
-      <w:szCs w:val="56"/>
-    </w:rPr>
-  </w:style>
-  <w:style w:type="paragraph" w:styleId="Subtitle">
-    <w:name w:val="Subtitle"/>
-    <w:basedOn w:val="Title"/>
-    <w:next w:val="BodyText"/>
-    <w:link w:val="SubtitleChar"/>
-    <w:uiPriority w:val="11"/>
-    <w:qFormat/>
-    <w:rsid w:val="00A10FD9"/>
-    <w:pPr>
-      <w:numPr>
-        <w:ilvl w:val="1"/>
-      </w:numPr>
-    </w:pPr>
-    <w:rPr>
-      <w:spacing w:val="15"/>
-      <w:sz w:val="28"/>
-      <w:szCs w:val="28"/>
-    </w:rPr>
-  </w:style>
-  <w:style w:type="character" w:customStyle="1" w:styleId="SubtitleChar">
-    <w:name w:val="Subtitle Char"/>
-    <w:basedOn w:val="DefaultParagraphFont"/>
-    <w:link w:val="Subtitle"/>
-    <w:uiPriority w:val="11"/>
-    <w:rsid w:val="00A10FD9"/>
-    <w:rPr>
-      <w:rFonts w:eastAsiaTheme="majorEastAsia" w:cstheme="majorBidi"/>
-      <w:color w:val="595959" w:themeColor="text1" w:themeTint="A6"/>
-      <w:spacing w:val="15"/>
-      <w:sz w:val="28"/>
-      <w:szCs w:val="28"/>
-    </w:rPr>
-  </w:style>
-  <w:style w:type="paragraph" w:customStyle="1" w:styleId="Author">
-    <w:name w:val="Author"/>
-    <w:basedOn w:val="Title"/>
-    <w:next w:val="BodyText"/>
-    <w:qFormat/>
-    <w:pPr>
-      <w:keepNext/>
-      <w:keepLines/>
-    </w:pPr>
-    <w:rPr>
-      <w:sz w:val="24"/>
-      <w:szCs w:val="24"/>
-    </w:rPr>
-  </w:style>
-  <w:style w:type="paragraph" w:styleId="Date">
-    <w:name w:val="Date"/>
-    <w:basedOn w:val="Title"/>
-    <w:next w:val="BodyText"/>
-    <w:qFormat/>
-    <w:pPr>
-      <w:keepNext/>
-      <w:keepLines/>
-    </w:pPr>
-    <w:rPr>
-      <w:sz w:val="24"/>
-      <w:szCs w:val="24"/>
-    </w:rPr>
-  </w:style>
-  <w:style w:type="paragraph" w:customStyle="1" w:styleId="AbstractTitle">
-    <w:name w:val="Abstract Title"/>
-    <w:basedOn w:val="Normal"/>
-    <w:next w:val="Abstract"/>
-    <w:qFormat/>
-    <w:pPr>
-      <w:keepNext/>
-      <w:keepLines/>
-      <w:spacing w:before="300" w:after="0"/>
-      <w:jc w:val="center"/>
-    </w:pPr>
-    <w:rPr>
-      <w:b/>
-      <w:sz w:val="20"/>
-      <w:szCs w:val="20"/>
-    </w:rPr>
-  </w:style>
-  <w:style w:type="paragraph" w:customStyle="1" w:styleId="Abstract">
-    <w:name w:val="Abstract"/>
-    <w:basedOn w:val="Normal"/>
-    <w:next w:val="BodyText"/>
-    <w:qFormat/>
-    <w:pPr>
-      <w:keepNext/>
-      <w:keepLines/>
-      <w:spacing w:before="100" w:after="300"/>
-    </w:pPr>
-    <w:rPr>
-      <w:sz w:val="20"/>
-      <w:szCs w:val="20"/>
-    </w:rPr>
-  </w:style>
-  <w:style w:type="paragraph" w:styleId="Bibliography">
-    <w:name w:val="Bibliography"/>
-    <w:basedOn w:val="Normal"/>
-    <w:qFormat/>
-  </w:style>
-  <w:style w:type="character" w:customStyle="1" w:styleId="Heading1Char">
+  <w:style w:customStyle="1" w:styleId="Heading1Char" w:type="character">
     <w:name w:val="Heading 1 Char"/>
     <w:basedOn w:val="DefaultParagraphFont"/>
     <w:link w:val="Heading1"/>
     <w:uiPriority w:val="9"/>
     <w:rsid w:val="00A10FD9"/>
     <w:rPr>
-      <w:rFonts w:asciiTheme="majorHAnsi" w:eastAsiaTheme="majorEastAsia" w:hAnsiTheme="majorHAnsi" w:cstheme="majorBidi"/>
-      <w:color w:val="0F4761" w:themeColor="accent1" w:themeShade="BF"/>
+      <w:rFonts w:asciiTheme="majorHAnsi" w:cstheme="majorBidi" w:eastAsiaTheme="majorEastAsia" w:hAnsiTheme="majorHAnsi"/>
+      <w:color w:themeColor="accent1" w:themeShade="BF" w:val="0F4761"/>
       <w:sz w:val="40"/>
       <w:szCs w:val="40"/>
     </w:rPr>
   </w:style>
-  <w:style w:type="character" w:customStyle="1" w:styleId="Heading2Char">
+  <w:style w:customStyle="1" w:styleId="Heading2Char" w:type="character">
     <w:name w:val="Heading 2 Char"/>
     <w:basedOn w:val="DefaultParagraphFont"/>
     <w:link w:val="Heading2"/>
@@ -14979,13 +14348,13 @@
     <w:semiHidden/>
     <w:rsid w:val="00A10FD9"/>
     <w:rPr>
-      <w:rFonts w:asciiTheme="majorHAnsi" w:eastAsiaTheme="majorEastAsia" w:hAnsiTheme="majorHAnsi" w:cstheme="majorBidi"/>
-      <w:color w:val="0F4761" w:themeColor="accent1" w:themeShade="BF"/>
+      <w:rFonts w:asciiTheme="majorHAnsi" w:cstheme="majorBidi" w:eastAsiaTheme="majorEastAsia" w:hAnsiTheme="majorHAnsi"/>
+      <w:color w:themeColor="accent1" w:themeShade="BF" w:val="0F4761"/>
       <w:sz w:val="32"/>
       <w:szCs w:val="32"/>
     </w:rPr>
   </w:style>
-  <w:style w:type="character" w:customStyle="1" w:styleId="Heading3Char">
+  <w:style w:customStyle="1" w:styleId="Heading3Char" w:type="character">
     <w:name w:val="Heading 3 Char"/>
     <w:basedOn w:val="DefaultParagraphFont"/>
     <w:link w:val="Heading3"/>
@@ -14993,13 +14362,13 @@
     <w:semiHidden/>
     <w:rsid w:val="00A10FD9"/>
     <w:rPr>
-      <w:rFonts w:eastAsiaTheme="majorEastAsia" w:cstheme="majorBidi"/>
-      <w:color w:val="0F4761" w:themeColor="accent1" w:themeShade="BF"/>
+      <w:rFonts w:cstheme="majorBidi" w:eastAsiaTheme="majorEastAsia"/>
+      <w:color w:themeColor="accent1" w:themeShade="BF" w:val="0F4761"/>
       <w:sz w:val="28"/>
       <w:szCs w:val="28"/>
     </w:rPr>
   </w:style>
-  <w:style w:type="character" w:customStyle="1" w:styleId="Heading4Char">
+  <w:style w:customStyle="1" w:styleId="Heading4Char" w:type="character">
     <w:name w:val="Heading 4 Char"/>
     <w:basedOn w:val="DefaultParagraphFont"/>
     <w:link w:val="Heading4"/>
@@ -15007,13 +14376,13 @@
     <w:semiHidden/>
     <w:rsid w:val="00A10FD9"/>
     <w:rPr>
-      <w:rFonts w:eastAsiaTheme="majorEastAsia" w:cstheme="majorBidi"/>
+      <w:rFonts w:cstheme="majorBidi" w:eastAsiaTheme="majorEastAsia"/>
       <w:i/>
       <w:iCs/>
-      <w:color w:val="0F4761" w:themeColor="accent1" w:themeShade="BF"/>
+      <w:color w:themeColor="accent1" w:themeShade="BF" w:val="0F4761"/>
     </w:rPr>
   </w:style>
-  <w:style w:type="character" w:customStyle="1" w:styleId="Heading5Char">
+  <w:style w:customStyle="1" w:styleId="Heading5Char" w:type="character">
     <w:name w:val="Heading 5 Char"/>
     <w:basedOn w:val="DefaultParagraphFont"/>
     <w:link w:val="Heading5"/>
@@ -15021,11 +14390,11 @@
     <w:semiHidden/>
     <w:rsid w:val="00A10FD9"/>
     <w:rPr>
-      <w:rFonts w:eastAsiaTheme="majorEastAsia" w:cstheme="majorBidi"/>
-      <w:color w:val="0F4761" w:themeColor="accent1" w:themeShade="BF"/>
+      <w:rFonts w:cstheme="majorBidi" w:eastAsiaTheme="majorEastAsia"/>
+      <w:color w:themeColor="accent1" w:themeShade="BF" w:val="0F4761"/>
     </w:rPr>
   </w:style>
-  <w:style w:type="character" w:customStyle="1" w:styleId="Heading6Char">
+  <w:style w:customStyle="1" w:styleId="Heading6Char" w:type="character">
     <w:name w:val="Heading 6 Char"/>
     <w:basedOn w:val="DefaultParagraphFont"/>
     <w:link w:val="Heading6"/>
@@ -15033,13 +14402,13 @@
     <w:semiHidden/>
     <w:rsid w:val="00A10FD9"/>
     <w:rPr>
-      <w:rFonts w:eastAsiaTheme="majorEastAsia" w:cstheme="majorBidi"/>
+      <w:rFonts w:cstheme="majorBidi" w:eastAsiaTheme="majorEastAsia"/>
       <w:i/>
       <w:iCs/>
-      <w:color w:val="595959" w:themeColor="text1" w:themeTint="A6"/>
+      <w:color w:themeColor="text1" w:themeTint="A6" w:val="595959"/>
     </w:rPr>
   </w:style>
-  <w:style w:type="character" w:customStyle="1" w:styleId="Heading7Char">
+  <w:style w:customStyle="1" w:styleId="Heading7Char" w:type="character">
     <w:name w:val="Heading 7 Char"/>
     <w:basedOn w:val="DefaultParagraphFont"/>
     <w:link w:val="Heading7"/>
@@ -15047,11 +14416,11 @@
     <w:semiHidden/>
     <w:rsid w:val="00A10FD9"/>
     <w:rPr>
-      <w:rFonts w:eastAsiaTheme="majorEastAsia" w:cstheme="majorBidi"/>
-      <w:color w:val="595959" w:themeColor="text1" w:themeTint="A6"/>
+      <w:rFonts w:cstheme="majorBidi" w:eastAsiaTheme="majorEastAsia"/>
+      <w:color w:themeColor="text1" w:themeTint="A6" w:val="595959"/>
     </w:rPr>
   </w:style>
-  <w:style w:type="character" w:customStyle="1" w:styleId="Heading8Char">
+  <w:style w:customStyle="1" w:styleId="Heading8Char" w:type="character">
     <w:name w:val="Heading 8 Char"/>
     <w:basedOn w:val="DefaultParagraphFont"/>
     <w:link w:val="Heading8"/>
@@ -15059,13 +14428,13 @@
     <w:semiHidden/>
     <w:rsid w:val="00A10FD9"/>
     <w:rPr>
-      <w:rFonts w:eastAsiaTheme="majorEastAsia" w:cstheme="majorBidi"/>
+      <w:rFonts w:cstheme="majorBidi" w:eastAsiaTheme="majorEastAsia"/>
       <w:i/>
       <w:iCs/>
-      <w:color w:val="272727" w:themeColor="text1" w:themeTint="D8"/>
+      <w:color w:themeColor="text1" w:themeTint="D8" w:val="272727"/>
     </w:rPr>
   </w:style>
-  <w:style w:type="character" w:customStyle="1" w:styleId="Heading9Char">
+  <w:style w:customStyle="1" w:styleId="Heading9Char" w:type="character">
     <w:name w:val="Heading 9 Char"/>
     <w:basedOn w:val="DefaultParagraphFont"/>
     <w:link w:val="Heading9"/>
@@ -15073,11 +14442,11 @@
     <w:semiHidden/>
     <w:rsid w:val="00A10FD9"/>
     <w:rPr>
-      <w:rFonts w:eastAsiaTheme="majorEastAsia" w:cstheme="majorBidi"/>
-      <w:color w:val="272727" w:themeColor="text1" w:themeTint="D8"/>
+      <w:rFonts w:cstheme="majorBidi" w:eastAsiaTheme="majorEastAsia"/>
+      <w:color w:themeColor="text1" w:themeTint="D8" w:val="272727"/>
     </w:rPr>
   </w:style>
-  <w:style w:type="paragraph" w:styleId="BlockText">
+  <w:style w:styleId="BlockText" w:type="paragraph">
     <w:name w:val="Block Text"/>
     <w:basedOn w:val="BodyText"/>
     <w:next w:val="BodyText"/>
@@ -15085,18 +14454,19 @@
     <w:unhideWhenUsed/>
     <w:qFormat/>
     <w:pPr>
-      <w:spacing w:before="100" w:after="100"/>
-      <w:ind w:left="480" w:right="480"/>
+      <w:spacing w:after="100" w:before="100"/>
+      <w:ind w:firstLine="0" w:left="480" w:right="480"/>
     </w:pPr>
   </w:style>
-  <w:style w:type="paragraph" w:styleId="FootnoteText">
-    <w:name w:val="footnote text"/>
+  <w:style w:styleId="FootnoteText" w:type="paragraph">
+    <w:name w:val="Footnote Text"/>
     <w:basedOn w:val="Normal"/>
+    <w:next w:val="FootnoteText"/>
     <w:uiPriority w:val="9"/>
     <w:unhideWhenUsed/>
     <w:qFormat/>
   </w:style>
-  <w:style w:type="paragraph" w:customStyle="1" w:styleId="FootnoteBlockText">
+  <w:style w:styleId="FootnoteBlockText" w:type="paragraph">
     <w:name w:val="Footnote Block Text"/>
     <w:basedOn w:val="FootnoteText"/>
     <w:next w:val="FootnoteText"/>
@@ -15104,35 +14474,40 @@
     <w:unhideWhenUsed/>
     <w:qFormat/>
     <w:pPr>
-      <w:spacing w:before="100" w:after="100"/>
-      <w:ind w:left="480" w:right="480"/>
+      <w:spacing w:after="100" w:before="100"/>
+      <w:ind w:firstLine="0" w:left="480" w:right="480"/>
     </w:pPr>
   </w:style>
-  <w:style w:type="table" w:customStyle="1" w:styleId="Table">
+  <w:style w:default="1" w:styleId="DefaultParagraphFont" w:type="character">
+    <w:name w:val="Default Paragraph Font"/>
+    <w:semiHidden/>
+    <w:unhideWhenUsed/>
+  </w:style>
+  <w:style w:default="1" w:styleId="Table" w:type="table">
     <w:name w:val="Table"/>
+    <w:basedOn w:val="TableNormal"/>
     <w:semiHidden/>
     <w:unhideWhenUsed/>
     <w:qFormat/>
     <w:tblPr>
-      <w:tblInd w:w="0" w:type="dxa"/>
+      <w:tblInd w:type="dxa" w:w="0"/>
       <w:tblCellMar>
-        <w:top w:w="0" w:type="dxa"/>
-        <w:left w:w="108" w:type="dxa"/>
-        <w:bottom w:w="0" w:type="dxa"/>
-        <w:right w:w="108" w:type="dxa"/>
+        <w:top w:type="dxa" w:w="0"/>
+        <w:left w:type="dxa" w:w="108"/>
+        <w:bottom w:type="dxa" w:w="0"/>
+        <w:right w:type="dxa" w:w="108"/>
       </w:tblCellMar>
     </w:tblPr>
     <w:tblStylePr w:type="firstRow">
-      <w:tblPr/>
       <w:tcPr>
         <w:tcBorders>
-          <w:bottom w:val="single" w:sz="0" w:space="0" w:color="auto"/>
+          <w:bottom w:val="single"/>
         </w:tcBorders>
         <w:vAlign w:val="bottom"/>
       </w:tcPr>
     </w:tblStylePr>
   </w:style>
-  <w:style w:type="paragraph" w:customStyle="1" w:styleId="DefinitionTerm">
+  <w:style w:customStyle="1" w:styleId="DefinitionTerm" w:type="paragraph">
     <w:name w:val="Definition Term"/>
     <w:basedOn w:val="Normal"/>
     <w:next w:val="Definition"/>
@@ -15145,76 +14520,75 @@
       <w:b/>
     </w:rPr>
   </w:style>
-  <w:style w:type="paragraph" w:customStyle="1" w:styleId="Definition">
+  <w:style w:customStyle="1" w:styleId="Definition" w:type="paragraph">
     <w:name w:val="Definition"/>
     <w:basedOn w:val="Normal"/>
   </w:style>
-  <w:style w:type="paragraph" w:styleId="Caption">
-    <w:name w:val="caption"/>
+  <w:style w:styleId="Caption" w:type="paragraph">
+    <w:name w:val="Caption"/>
     <w:basedOn w:val="Normal"/>
-    <w:link w:val="CaptionChar"/>
+    <w:link w:val="BodyTextChar"/>
     <w:pPr>
-      <w:spacing w:after="120"/>
+      <w:spacing w:after="120" w:before="0"/>
     </w:pPr>
     <w:rPr>
       <w:i/>
     </w:rPr>
   </w:style>
-  <w:style w:type="paragraph" w:customStyle="1" w:styleId="TableCaption">
+  <w:style w:customStyle="1" w:styleId="TableCaption" w:type="paragraph">
     <w:name w:val="Table Caption"/>
     <w:basedOn w:val="Caption"/>
     <w:pPr>
       <w:keepNext/>
     </w:pPr>
   </w:style>
-  <w:style w:type="paragraph" w:customStyle="1" w:styleId="ImageCaption">
+  <w:style w:customStyle="1" w:styleId="ImageCaption" w:type="paragraph">
     <w:name w:val="Image Caption"/>
     <w:basedOn w:val="Caption"/>
   </w:style>
-  <w:style w:type="paragraph" w:customStyle="1" w:styleId="Figure">
+  <w:style w:customStyle="1" w:styleId="Figure" w:type="paragraph">
     <w:name w:val="Figure"/>
     <w:basedOn w:val="Normal"/>
   </w:style>
-  <w:style w:type="paragraph" w:customStyle="1" w:styleId="CaptionedFigure">
+  <w:style w:customStyle="1" w:styleId="CaptionedFigure" w:type="paragraph">
     <w:name w:val="Captioned Figure"/>
     <w:basedOn w:val="Figure"/>
     <w:pPr>
       <w:keepNext/>
     </w:pPr>
   </w:style>
-  <w:style w:type="character" w:customStyle="1" w:styleId="CaptionChar">
-    <w:name w:val="Caption Char"/>
+  <w:style w:customStyle="1" w:styleId="BodyTextChar" w:type="character">
+    <w:name w:val="Body Text Char"/>
     <w:basedOn w:val="DefaultParagraphFont"/>
-    <w:link w:val="Caption"/>
+    <w:link w:val="BodyText"/>
   </w:style>
-  <w:style w:type="character" w:customStyle="1" w:styleId="VerbatimChar">
+  <w:style w:customStyle="1" w:styleId="VerbatimChar" w:type="character">
     <w:name w:val="Verbatim Char"/>
-    <w:basedOn w:val="CaptionChar"/>
-    <w:link w:val="SourceCode"/>
+    <w:basedOn w:val="BodyTextChar"/>
     <w:rPr>
       <w:rFonts w:ascii="Consolas" w:hAnsi="Consolas"/>
       <w:sz w:val="22"/>
     </w:rPr>
   </w:style>
-  <w:style w:type="character" w:customStyle="1" w:styleId="SectionNumber">
+  <w:style w:customStyle="1" w:styleId="SectionNumber" w:type="character">
     <w:name w:val="Section Number"/>
-    <w:basedOn w:val="CaptionChar"/>
+    <w:basedOn w:val="BodyTextChar"/>
   </w:style>
-  <w:style w:type="character" w:styleId="FootnoteReference">
-    <w:name w:val="footnote reference"/>
-    <w:basedOn w:val="CaptionChar"/>
+  <w:style w:styleId="FootnoteReference" w:type="character">
+    <w:name w:val="Footnote Reference"/>
+    <w:basedOn w:val="BodyTextChar"/>
     <w:rPr>
       <w:vertAlign w:val="superscript"/>
     </w:rPr>
   </w:style>
-  <w:style w:type="character" w:styleId="Hyperlink">
+  <w:style w:styleId="Hyperlink" w:type="character">
     <w:name w:val="Hyperlink"/>
-    <w:basedOn w:val="CaptionChar"/>
+    <w:basedOn w:val="BodyTextChar"/>
     <w:rPr>
-      <w:color w:val="156082" w:themeColor="accent1"/>
+      <w:color w:themeColor="accent1" w:val="4F81BD"/>
     </w:rPr>
   </w:style>
-  <w:style w:type="paragraph" w:styleId="TOCHeading">
+  <w:style w:styleId="TOCHeading" w:type="paragraph">
     <w:name w:val="TOC Heading"/>
     <w:basedOn w:val="Heading1"/>
     <w:next w:val="BodyText"/>
@@ -15225,323 +14599,246 @@
       <w:spacing w:before="240" w:line="259" w:lineRule="auto"/>
       <w:outlineLvl w:val="9"/>
     </w:pPr>
+    <w:rPr>
+      <w:rFonts w:asciiTheme="majorHAnsi" w:cstheme="majorBidi" w:eastAsiaTheme="majorEastAsia" w:hAnsiTheme="majorHAnsi"/>
+      <w:b w:val="0"/>
+      <w:bCs w:val="0"/>
+      <w:color w:themeColor="accent1" w:themeShade="BF" w:val="365F91"/>
+    </w:rPr>
   </w:style>
   <w:style w:type="paragraph" w:customStyle="1" w:styleId="SourceCode">
     <w:name w:val="Source Code"/>
     <w:basedOn w:val="Normal"/>
     <w:link w:val="VerbatimChar"/>
     <w:pPr>
-      <w:wordWrap w:val="0"/>
+      <w:wordWrap w:val="off"/>
     </w:pPr>
   </w:style>
   <w:style w:type="character" w:customStyle="1" w:styleId="KeywordTok">
     <w:name w:val="KeywordTok"/>
     <w:basedOn w:val="VerbatimChar"/>
     <w:rPr>
-      <w:rFonts w:ascii="Consolas" w:hAnsi="Consolas"/>
       <w:b/>
       <w:color w:val="007020"/>
-      <w:sz w:val="22"/>
     </w:rPr>
   </w:style>
   <w:style w:type="character" w:customStyle="1" w:styleId="DataTypeTok">
     <w:name w:val="DataTypeTok"/>
     <w:basedOn w:val="VerbatimChar"/>
     <w:rPr>
-      <w:rFonts w:ascii="Consolas" w:hAnsi="Consolas"/>
       <w:color w:val="902000"/>
-      <w:sz w:val="22"/>
     </w:rPr>
   </w:style>
   <w:style w:type="character" w:customStyle="1" w:styleId="DecValTok">
     <w:name w:val="DecValTok"/>
     <w:basedOn w:val="VerbatimChar"/>
     <w:rPr>
-      <w:rFonts w:ascii="Consolas" w:hAnsi="Consolas"/>
-      <w:color w:val="40A070"/>
-      <w:sz w:val="22"/>
+      <w:color w:val="40a070"/>
     </w:rPr>
   </w:style>
   <w:style w:type="character" w:customStyle="1" w:styleId="BaseNTok">
     <w:name w:val="BaseNTok"/>
     <w:basedOn w:val="VerbatimChar"/>
     <w:rPr>
-      <w:rFonts w:ascii="Consolas" w:hAnsi="Consolas"/>
-      <w:color w:val="40A070"/>
-      <w:sz w:val="22"/>
+      <w:color w:val="40a070"/>
     </w:rPr>
   </w:style>
   <w:style w:type="character" w:customStyle="1" w:styleId="FloatTok">
     <w:name w:val="FloatTok"/>
     <w:basedOn w:val="VerbatimChar"/>
     <w:rPr>
-      <w:rFonts w:ascii="Consolas" w:hAnsi="Consolas"/>
-      <w:color w:val="40A070"/>
-      <w:sz w:val="22"/>
+      <w:color w:val="40a070"/>
     </w:rPr>
   </w:style>
   <w:style w:type="character" w:customStyle="1" w:styleId="ConstantTok">
     <w:name w:val="ConstantTok"/>
     <w:basedOn w:val="VerbatimChar"/>
     <w:rPr>
-      <w:rFonts w:ascii="Consolas" w:hAnsi="Consolas"/>
       <w:color w:val="880000"/>
-      <w:sz w:val="22"/>
     </w:rPr>
   </w:style>
   <w:style w:type="character" w:customStyle="1" w:styleId="CharTok">
     <w:name w:val="CharTok"/>
     <w:basedOn w:val="VerbatimChar"/>
     <w:rPr>
-      <w:rFonts w:ascii="Consolas" w:hAnsi="Consolas"/>
-      <w:color w:val="4070A0"/>
-      <w:sz w:val="22"/>
+      <w:color w:val="4070a0"/>
     </w:rPr>
   </w:style>
   <w:style w:type="character" w:customStyle="1" w:styleId="SpecialCharTok">
     <w:name w:val="SpecialCharTok"/>
     <w:basedOn w:val="VerbatimChar"/>
     <w:rPr>
-      <w:rFonts w:ascii="Consolas" w:hAnsi="Consolas"/>
-      <w:color w:val="4070A0"/>
-      <w:sz w:val="22"/>
+      <w:color w:val="4070a0"/>
     </w:rPr>
   </w:style>
   <w:style w:type="character" w:customStyle="1" w:styleId="StringTok">
     <w:name w:val="StringTok"/>
     <w:basedOn w:val="VerbatimChar"/>
     <w:rPr>
-      <w:rFonts w:ascii="Consolas" w:hAnsi="Consolas"/>
-      <w:color w:val="4070A0"/>
-      <w:sz w:val="22"/>
+      <w:color w:val="4070a0"/>
     </w:rPr>
   </w:style>
   <w:style w:type="character" w:customStyle="1" w:styleId="VerbatimStringTok">
     <w:name w:val="VerbatimStringTok"/>
     <w:basedOn w:val="VerbatimChar"/>
     <w:rPr>
-      <w:rFonts w:ascii="Consolas" w:hAnsi="Consolas"/>
-      <w:color w:val="4070A0"/>
-      <w:sz w:val="22"/>
+      <w:color w:val="4070a0"/>
     </w:rPr>
   </w:style>
   <w:style w:type="character" w:customStyle="1" w:styleId="SpecialStringTok">
     <w:name w:val="SpecialStringTok"/>
     <w:basedOn w:val="VerbatimChar"/>
     <w:rPr>
-      <w:rFonts w:ascii="Consolas" w:hAnsi="Consolas"/>
-      <w:color w:val="BB6688"/>
-      <w:sz w:val="22"/>
+      <w:color w:val="bb6688"/>
     </w:rPr>
   </w:style>
   <w:style w:type="character" w:customStyle="1" w:styleId="ImportTok">
     <w:name w:val="ImportTok"/>
     <w:basedOn w:val="VerbatimChar"/>
     <w:rPr>
-      <w:rFonts w:ascii="Consolas" w:hAnsi="Consolas"/>
       <w:b/>
       <w:color w:val="008000"/>
-      <w:sz w:val="22"/>
     </w:rPr>
   </w:style>
   <w:style w:type="character" w:customStyle="1" w:styleId="CommentTok">
     <w:name w:val="CommentTok"/>
     <w:basedOn w:val="VerbatimChar"/>
     <w:rPr>
-      <w:rFonts w:ascii="Consolas" w:hAnsi="Consolas"/>
       <w:i/>
-      <w:color w:val="60A0B0"/>
-      <w:sz w:val="22"/>
+      <w:color w:val="60a0b0"/>
     </w:rPr>
   </w:style>
   <w:style w:type="character" w:customStyle="1" w:styleId="DocumentationTok">
     <w:name w:val="DocumentationTok"/>
     <w:basedOn w:val="VerbatimChar"/>
     <w:rPr>
-      <w:rFonts w:ascii="Consolas" w:hAnsi="Consolas"/>
       <w:i/>
-      <w:color w:val="BA2121"/>
-      <w:sz w:val="22"/>
+      <w:color w:val="ba2121"/>
     </w:rPr>
   </w:style>
   <w:style w:type="character" w:customStyle="1" w:styleId="AnnotationTok">
     <w:name w:val="AnnotationTok"/>
     <w:basedOn w:val="VerbatimChar"/>
     <w:rPr>
-      <w:rFonts w:ascii="Consolas" w:hAnsi="Consolas"/>
       <w:b/>
       <w:i/>
-      <w:color w:val="60A0B0"/>
-      <w:sz w:val="22"/>
+      <w:color w:val="60a0b0"/>
     </w:rPr>
   </w:style>
   <w:style w:type="character" w:customStyle="1" w:styleId="CommentVarTok">
     <w:name w:val="CommentVarTok"/>
     <w:basedOn w:val="VerbatimChar"/>
     <w:rPr>
-      <w:rFonts w:ascii="Consolas" w:hAnsi="Consolas"/>
       <w:b/>
       <w:i/>
-      <w:color w:val="60A0B0"/>
-      <w:sz w:val="22"/>
+      <w:color w:val="60a0b0"/>
     </w:rPr>
   </w:style>
   <w:style w:type="character" w:customStyle="1" w:styleId="OtherTok">
     <w:name w:val="OtherTok"/>
     <w:basedOn w:val="VerbatimChar"/>
     <w:rPr>
-      <w:rFonts w:ascii="Consolas" w:hAnsi="Consolas"/>
       <w:color w:val="007020"/>
-      <w:sz w:val="22"/>
     </w:rPr>
   </w:style>
   <w:style w:type="character" w:customStyle="1" w:styleId="FunctionTok">
     <w:name w:val="FunctionTok"/>
     <w:basedOn w:val="VerbatimChar"/>
     <w:rPr>
-      <w:rFonts w:ascii="Consolas" w:hAnsi="Consolas"/>
-      <w:color w:val="06287E"/>
-      <w:sz w:val="22"/>
+      <w:color w:val="06287e"/>
     </w:rPr>
   </w:style>
   <w:style w:type="character" w:customStyle="1" w:styleId="VariableTok">
     <w:name w:val="VariableTok"/>
     <w:basedOn w:val="VerbatimChar"/>
     <w:rPr>
-      <w:rFonts w:ascii="Consolas" w:hAnsi="Consolas"/>
-      <w:color w:val="19177C"/>
-      <w:sz w:val="22"/>
+      <w:color w:val="19177c"/>
     </w:rPr>
   </w:style>
   <w:style w:type="character" w:customStyle="1" w:styleId="ControlFlowTok">
     <w:name w:val="ControlFlowTok"/>
     <w:basedOn w:val="VerbatimChar"/>
     <w:rPr>
-      <w:rFonts w:ascii="Consolas" w:hAnsi="Consolas"/>
       <w:b/>
       <w:color w:val="007020"/>
-      <w:sz w:val="22"/>
     </w:rPr>
   </w:style>
   <w:style w:type="character" w:customStyle="1" w:styleId="OperatorTok">
     <w:name w:val="OperatorTok"/>
     <w:basedOn w:val="VerbatimChar"/>
     <w:rPr>
-      <w:rFonts w:ascii="Consolas" w:hAnsi="Consolas"/>
       <w:color w:val="666666"/>
-      <w:sz w:val="22"/>
     </w:rPr>
   </w:style>
   <w:style w:type="character" w:customStyle="1" w:styleId="BuiltInTok">
     <w:name w:val="BuiltInTok"/>
     <w:basedOn w:val="VerbatimChar"/>
     <w:rPr>
-      <w:rFonts w:ascii="Consolas" w:hAnsi="Consolas"/>
       <w:color w:val="008000"/>
-      <w:sz w:val="22"/>
     </w:rPr>
   </w:style>
   <w:style w:type="character" w:customStyle="1" w:styleId="ExtensionTok">
     <w:name w:val="ExtensionTok"/>
     <w:basedOn w:val="VerbatimChar"/>
-    <w:rPr>
-      <w:rFonts w:ascii="Consolas" w:hAnsi="Consolas"/>
-      <w:sz w:val="22"/>
-    </w:rPr>
+    <w:rPr/>
   </w:style>
   <w:style w:type="character" w:customStyle="1" w:styleId="PreprocessorTok">
     <w:name w:val="PreprocessorTok"/>
     <w:basedOn w:val="VerbatimChar"/>
     <w:rPr>
-      <w:rFonts w:ascii="Consolas" w:hAnsi="Consolas"/>
-      <w:color w:val="BC7A00"/>
-      <w:sz w:val="22"/>
+      <w:color w:val="bc7a00"/>
     </w:rPr>
   </w:style>
   <w:style w:type="character" w:customStyle="1" w:styleId="AttributeTok">
     <w:name w:val="AttributeTok"/>
     <w:basedOn w:val="VerbatimChar"/>
     <w:rPr>
-      <w:rFonts w:ascii="Consolas" w:hAnsi="Consolas"/>
-      <w:color w:val="7D9029"/>
-      <w:sz w:val="22"/>
+      <w:color w:val="7d9029"/>
     </w:rPr>
   </w:style>
   <w:style w:type="character" w:customStyle="1" w:styleId="RegionMarkerTok">
     <w:name w:val="RegionMarkerTok"/>
     <w:basedOn w:val="VerbatimChar"/>
-    <w:rPr>
-      <w:rFonts w:ascii="Consolas" w:hAnsi="Consolas"/>
-      <w:sz w:val="22"/>
-    </w:rPr>
+    <w:rPr/>
   </w:style>
   <w:style w:type="character" w:customStyle="1" w:styleId="InformationTok">
     <w:name w:val="InformationTok"/>
     <w:basedOn w:val="VerbatimChar"/>
     <w:rPr>
-      <w:rFonts w:ascii="Consolas" w:hAnsi="Consolas"/>
       <w:b/>
       <w:i/>
-      <w:color w:val="60A0B0"/>
-      <w:sz w:val="22"/>
+      <w:color w:val="60a0b0"/>
     </w:rPr>
   </w:style>
   <w:style w:type="character" w:customStyle="1" w:styleId="WarningTok">
     <w:name w:val="WarningTok"/>
     <w:basedOn w:val="VerbatimChar"/>
     <w:rPr>
-      <w:rFonts w:ascii="Consolas" w:hAnsi="Consolas"/>
       <w:b/>
       <w:i/>
-      <w:color w:val="60A0B0"/>
-      <w:sz w:val="22"/>
+      <w:color w:val="60a0b0"/>
     </w:rPr>
   </w:style>
   <w:style w:type="character" w:customStyle="1" w:styleId="AlertTok">
     <w:name w:val="AlertTok"/>
     <w:basedOn w:val="VerbatimChar"/>
     <w:rPr>
-      <w:rFonts w:ascii="Consolas" w:hAnsi="Consolas"/>
       <w:b/>
-      <w:color w:val="FF0000"/>
-      <w:sz w:val="22"/>
+      <w:color w:val="ff0000"/>
     </w:rPr>
   </w:style>
   <w:style w:type="character" w:customStyle="1" w:styleId="ErrorTok">
     <w:name w:val="ErrorTok"/>
     <w:basedOn w:val="VerbatimChar"/>
     <w:rPr>
-      <w:rFonts w:ascii="Consolas" w:hAnsi="Consolas"/>
       <w:b/>
-      <w:color w:val="FF0000"/>
-      <w:sz w:val="22"/>
+      <w:color w:val="ff0000"/>
     </w:rPr>
   </w:style>
   <w:style w:type="character" w:customStyle="1" w:styleId="NormalTok">
     <w:name w:val="NormalTok"/>
     <w:basedOn w:val="VerbatimChar"/>
-    <w:rPr>
-      <w:rFonts w:ascii="Consolas" w:hAnsi="Consolas"/>
-      <w:sz w:val="22"/>
-    </w:rPr>
-  </w:style>
-  <w:style w:type="table" w:styleId="TableGrid">
-    <w:name w:val="Table Grid"/>
-    <w:basedOn w:val="TableNormal"/>
-    <w:rsid w:val="00174A81"/>
-    <w:pPr>
-      <w:spacing w:after="0"/>
-    </w:pPr>
-    <w:tblPr>
-      <w:tblBorders>
-        <w:top w:val="single" w:sz="4" w:space="0" w:color="auto"/>
-        <w:left w:val="single" w:sz="4" w:space="0" w:color="auto"/>
-        <w:bottom w:val="single" w:sz="4" w:space="0" w:color="auto"/>
-        <w:right w:val="single" w:sz="4" w:space="0" w:color="auto"/>
-        <w:insideH w:val="single" w:sz="4" w:space="0" w:color="auto"/>
-        <w:insideV w:val="single" w:sz="4" w:space="0" w:color="auto"/>
-      </w:tblBorders>
-    </w:tblPr>
+    <w:rPr/>
   </w:style>
 </w:styles>
 </file>

--- a/docs/04-C48 Language Specification Rev 0.11.docx
+++ b/docs/04-C48 Language Specification Rev 0.11.docx
@@ -1,21 +1,111 @@
 
 <file path=word/document.xml><?xml version="1.0" encoding="utf-8"?>
-<w:document xmlns:w="http://schemas.openxmlformats.org/wordprocessingml/2006/main" xmlns:m="http://schemas.openxmlformats.org/officeDocument/2006/math" xmlns:r="http://schemas.openxmlformats.org/officeDocument/2006/relationships" xmlns:o="urn:schemas-microsoft-com:office:office" xmlns:v="urn:schemas-microsoft-com:vml" xmlns:w10="urn:schemas-microsoft-com:office:word" xmlns:a="http://schemas.openxmlformats.org/drawingml/2006/main" xmlns:pic="http://schemas.openxmlformats.org/drawingml/2006/picture" xmlns:wp="http://schemas.openxmlformats.org/drawingml/2006/wordprocessingDrawing">
+<w:document xmlns:wpc="http://schemas.microsoft.com/office/word/2010/wordprocessingCanvas" xmlns:cx="http://schemas.microsoft.com/office/drawing/2014/chartex" xmlns:cx1="http://schemas.microsoft.com/office/drawing/2015/9/8/chartex" xmlns:cx2="http://schemas.microsoft.com/office/drawing/2015/10/21/chartex" xmlns:cx3="http://schemas.microsoft.com/office/drawing/2016/5/9/chartex" xmlns:cx4="http://schemas.microsoft.com/office/drawing/2016/5/10/chartex" xmlns:cx5="http://schemas.microsoft.com/office/drawing/2016/5/11/chartex" xmlns:cx6="http://schemas.microsoft.com/office/drawing/2016/5/12/chartex" xmlns:cx7="http://schemas.microsoft.com/office/drawing/2016/5/13/chartex" xmlns:cx8="http://schemas.microsoft.com/office/drawing/2016/5/14/chartex" xmlns:mc="http://schemas.openxmlformats.org/markup-compatibility/2006" xmlns:aink="http://schemas.microsoft.com/office/drawing/2016/ink" xmlns:am3d="http://schemas.microsoft.com/office/drawing/2017/model3d" xmlns:o="urn:schemas-microsoft-com:office:office" xmlns:oel="http://schemas.microsoft.com/office/2019/extlst" xmlns:r="http://schemas.openxmlformats.org/officeDocument/2006/relationships" xmlns:m="http://schemas.openxmlformats.org/officeDocument/2006/math" xmlns:v="urn:schemas-microsoft-com:vml" xmlns:wp14="http://schemas.microsoft.com/office/word/2010/wordprocessingDrawing" xmlns:wp="http://schemas.openxmlformats.org/drawingml/2006/wordprocessingDrawing" xmlns:w10="urn:schemas-microsoft-com:office:word" xmlns:w="http://schemas.openxmlformats.org/wordprocessingml/2006/main" xmlns:w14="http://schemas.microsoft.com/office/word/2010/wordml" xmlns:w15="http://schemas.microsoft.com/office/word/2012/wordml" xmlns:w16cex="http://schemas.microsoft.com/office/word/2018/wordml/cex" xmlns:w16cid="http://schemas.microsoft.com/office/word/2016/wordml/cid" xmlns:w16="http://schemas.microsoft.com/office/word/2018/wordml" xmlns:w16du="http://schemas.microsoft.com/office/word/2023/wordml/word16du" xmlns:w16sdtdh="http://schemas.microsoft.com/office/word/2020/wordml/sdtdatahash" xmlns:w16sdtfl="http://schemas.microsoft.com/office/word/2024/wordml/sdtformatlock" xmlns:w16se="http://schemas.microsoft.com/office/word/2015/wordml/symex" xmlns:wpg="http://schemas.microsoft.com/office/word/2010/wordprocessingGroup" xmlns:wpi="http://schemas.microsoft.com/office/word/2010/wordprocessingInk" xmlns:wne="http://schemas.microsoft.com/office/word/2006/wordml" xmlns:wps="http://schemas.microsoft.com/office/word/2010/wordprocessingShape" mc:Ignorable="w14 w15 w16se w16cid w16 w16cex w16sdtdh w16sdtfl w16du wp14">
   <w:body>
-    <w:bookmarkStart w:id="10" w:name="c48-language-specification"/>
+    <w:tbl>
+      <w:tblPr>
+        <w:tblStyle w:val="TableGrid"/>
+        <w:tblW w:w="0" w:type="auto"/>
+        <w:tblBorders>
+          <w:top w:val="none" w:sz="0" w:space="0" w:color="auto"/>
+          <w:left w:val="none" w:sz="0" w:space="0" w:color="auto"/>
+          <w:bottom w:val="none" w:sz="0" w:space="0" w:color="auto"/>
+          <w:right w:val="none" w:sz="0" w:space="0" w:color="auto"/>
+          <w:insideH w:val="none" w:sz="0" w:space="0" w:color="auto"/>
+          <w:insideV w:val="none" w:sz="0" w:space="0" w:color="auto"/>
+        </w:tblBorders>
+        <w:tblLook w:val="04A0" w:firstRow="1" w:lastRow="0" w:firstColumn="1" w:lastColumn="0" w:noHBand="0" w:noVBand="1"/>
+      </w:tblPr>
+      <w:tblGrid>
+        <w:gridCol w:w="9576"/>
+      </w:tblGrid>
+      <w:tr>
+        <w:tc>
+          <w:tcPr>
+            <w:tcW w:w="9576" w:type="dxa"/>
+          </w:tcPr>
+          <w:p>
+            <w:pPr>
+              <w:pStyle w:val="Heading1"/>
+            </w:pPr>
+            <w:bookmarkStart w:id="0" w:name="c48-language-specification"/>
+            <w:r>
+              <w:rPr>
+                <w:noProof/>
+              </w:rPr>
+              <w:drawing>
+                <wp:inline distT="0" distB="0" distL="0" distR="0" wp14:anchorId="451367B0" wp14:editId="01E88AE5">
+                  <wp:extent cx="5486400" cy="8229600"/>
+                  <wp:effectExtent l="0" t="0" r="0" b="0"/>
+                  <wp:docPr id="1588450391" name="Picture 1"/>
+                  <wp:cNvGraphicFramePr>
+                    <a:graphicFrameLocks xmlns:a="http://schemas.openxmlformats.org/drawingml/2006/main" noChangeAspect="1"/>
+                  </wp:cNvGraphicFramePr>
+                  <a:graphic xmlns:a="http://schemas.openxmlformats.org/drawingml/2006/main">
+                    <a:graphicData uri="http://schemas.openxmlformats.org/drawingml/2006/picture">
+                      <pic:pic xmlns:pic="http://schemas.openxmlformats.org/drawingml/2006/picture">
+                        <pic:nvPicPr>
+                          <pic:cNvPr id="1588450391" name="Picture 1588450391"/>
+                          <pic:cNvPicPr/>
+                        </pic:nvPicPr>
+                        <pic:blipFill>
+                          <a:blip r:embed="rId5" cstate="print">
+                            <a:extLst>
+                              <a:ext uri="{28A0092B-C50C-407E-A947-70E740481C1C}">
+                                <a14:useLocalDpi xmlns:a14="http://schemas.microsoft.com/office/drawing/2010/main" val="0"/>
+                              </a:ext>
+                            </a:extLst>
+                          </a:blip>
+                          <a:stretch>
+                            <a:fillRect/>
+                          </a:stretch>
+                        </pic:blipFill>
+                        <pic:spPr>
+                          <a:xfrm>
+                            <a:off x="0" y="0"/>
+                            <a:ext cx="5486400" cy="8229600"/>
+                          </a:xfrm>
+                          <a:prstGeom prst="rect">
+                            <a:avLst/>
+                          </a:prstGeom>
+                        </pic:spPr>
+                      </pic:pic>
+                    </a:graphicData>
+                  </a:graphic>
+                </wp:inline>
+              </w:drawing>
+            </w:r>
+          </w:p>
+        </w:tc>
+      </w:tr>
+    </w:tbl>
     <w:p>
       <w:pPr>
         <w:pStyle w:val="Heading1"/>
-      </w:pPr>
-      <w:r>
+        <w:sectPr>
+          <w:footnotePr>
+            <w:numRestart w:val="eachSect"/>
+          </w:footnotePr>
+          <w:pgSz w:w="12240" w:h="15840"/>
+          <w:pgMar w:top="1440" w:right="1440" w:bottom="1440" w:left="1440" w:header="720" w:footer="720" w:gutter="0"/>
+          <w:cols w:space="720"/>
+        </w:sectPr>
+      </w:pPr>
+    </w:p>
+    <w:p>
+      <w:pPr>
+        <w:pStyle w:val="Heading1"/>
+      </w:pPr>
+      <w:r>
+        <w:lastRenderedPageBreak/>
         <w:t>C48 LANGUAGE SPECIFICATION</w:t>
       </w:r>
     </w:p>
-    <w:bookmarkStart w:id="9" w:name="Xc1deaaa9a97a82158f5158c1b7c62473caf2698"/>
     <w:p>
       <w:pPr>
         <w:pStyle w:val="Heading2"/>
       </w:pPr>
+      <w:bookmarkStart w:id="1" w:name="Xc1deaaa9a97a82158f5158c1b7c62473caf2698"/>
       <w:r>
         <w:t>P11.01 Forensic Language Freeze Input -- Rev 0.11</w:t>
       </w:r>
@@ -76,16 +166,14 @@
         <w:t>Target: Original unexpanded 48K Sinclair ZX Spectrum / Z80A</w:t>
       </w:r>
     </w:p>
-    <w:p>
-      <w:r/>
-    </w:p>
-    <w:bookmarkEnd w:id="9"/>
-    <w:bookmarkEnd w:id="10"/>
-    <w:bookmarkStart w:id="11" w:name="purpose"/>
+    <w:p/>
     <w:p>
       <w:pPr>
         <w:pStyle w:val="Heading1"/>
       </w:pPr>
+      <w:bookmarkStart w:id="2" w:name="purpose"/>
+      <w:bookmarkEnd w:id="0"/>
+      <w:bookmarkEnd w:id="1"/>
       <w:r>
         <w:t>1. Purpose</w:t>
       </w:r>
@@ -111,14 +199,11 @@
         <w:pStyle w:val="Compact"/>
         <w:numPr>
           <w:ilvl w:val="0"/>
-          <w:numId w:val="1001"/>
+          <w:numId w:val="2"/>
         </w:numPr>
       </w:pPr>
       <w:r>
-        <w:t>the native ZX-UX</w:t>
-      </w:r>
-      <w:r>
-        <w:t xml:space="preserve"> </w:t>
+        <w:t xml:space="preserve">the native ZX-UX </w:t>
       </w:r>
       <w:r>
         <w:rPr>
@@ -127,10 +212,7 @@
         <w:t>cc</w:t>
       </w:r>
       <w:r>
-        <w:t xml:space="preserve"> </w:t>
-      </w:r>
-      <w:r>
-        <w:t>compiler can be implemented without inventing missing C language rules;</w:t>
+        <w:t xml:space="preserve"> compiler can be implemented without inventing missing C language rules;</w:t>
       </w:r>
     </w:p>
     <w:p>
@@ -138,7 +220,7 @@
         <w:pStyle w:val="Compact"/>
         <w:numPr>
           <w:ilvl w:val="0"/>
-          <w:numId w:val="1001"/>
+          <w:numId w:val="2"/>
         </w:numPr>
       </w:pPr>
       <w:r>
@@ -150,7 +232,7 @@
         <w:pStyle w:val="Compact"/>
         <w:numPr>
           <w:ilvl w:val="0"/>
-          <w:numId w:val="1001"/>
+          <w:numId w:val="2"/>
         </w:numPr>
       </w:pPr>
       <w:r>
@@ -162,7 +244,7 @@
         <w:pStyle w:val="Compact"/>
         <w:numPr>
           <w:ilvl w:val="0"/>
-          <w:numId w:val="1001"/>
+          <w:numId w:val="2"/>
         </w:numPr>
       </w:pPr>
       <w:r>
@@ -174,7 +256,7 @@
         <w:pStyle w:val="Compact"/>
         <w:numPr>
           <w:ilvl w:val="0"/>
-          <w:numId w:val="1001"/>
+          <w:numId w:val="2"/>
         </w:numPr>
       </w:pPr>
       <w:r>
@@ -213,15 +295,13 @@
         <w:t>No compiler implementer is authorized to substitute personal preference, ISO C folklore, host-compiler behavior, Small-C precedent, z88dk behavior, SDCC behavior, or Sinclair BASIC behavior for a rule explicitly frozen here.</w:t>
       </w:r>
     </w:p>
-    <w:p>
-      <w:r/>
-    </w:p>
-    <w:bookmarkEnd w:id="11"/>
-    <w:bookmarkStart w:id="12" w:name="conformance-terminology"/>
+    <w:p/>
     <w:p>
       <w:pPr>
         <w:pStyle w:val="Heading1"/>
       </w:pPr>
+      <w:bookmarkStart w:id="3" w:name="conformance-terminology"/>
+      <w:bookmarkEnd w:id="2"/>
       <w:r>
         <w:t>2. Conformance terminology</w:t>
       </w:r>
@@ -239,27 +319,15 @@
         <w:pStyle w:val="BodyText"/>
       </w:pPr>
       <w:r>
-        <w:t>"Portable C48"</w:t>
-      </w:r>
-      <w:r>
-        <w:t xml:space="preserve"> </w:t>
-      </w:r>
-      <w:r>
-        <w:t>means source whose behavior is defined by this specification and which remains within separately frozen Version-1 compiler resource limits.</w:t>
-      </w:r>
-    </w:p>
-    <w:p>
-      <w:pPr>
-        <w:pStyle w:val="BodyText"/>
-      </w:pPr>
-      <w:r>
-        <w:t>"Rejected"</w:t>
-      </w:r>
-      <w:r>
-        <w:t xml:space="preserve"> </w:t>
-      </w:r>
-      <w:r>
-        <w:t>means compilation MUST fail deterministically. It does not mean that the compiler may accept the construct as an undocumented extension.</w:t>
+        <w:t>"Portable C48" means source whose behavior is defined by this specification and which remains within separately frozen Version-1 compiler resource limits.</w:t>
+      </w:r>
+    </w:p>
+    <w:p>
+      <w:pPr>
+        <w:pStyle w:val="BodyText"/>
+      </w:pPr>
+      <w:r>
+        <w:t>"Rejected" means compilation MUST fail deterministically. It does not mean that the compiler may accept the construct as an undocumented extension.</w:t>
       </w:r>
     </w:p>
     <w:p>
@@ -278,15 +346,13 @@
         <w:t>A conforming compiler MUST provide an option or operating mode in which every accepted translation unit obeys exactly this specification. The native ZX-UX compiler operates in that mode unconditionally.</w:t>
       </w:r>
     </w:p>
-    <w:p>
-      <w:r/>
-    </w:p>
-    <w:bookmarkEnd w:id="12"/>
-    <w:bookmarkStart w:id="13" w:name="c48-is-not-iso-c"/>
+    <w:p/>
     <w:p>
       <w:pPr>
         <w:pStyle w:val="Heading1"/>
       </w:pPr>
+      <w:bookmarkStart w:id="4" w:name="c48-is-not-iso-c"/>
+      <w:bookmarkEnd w:id="3"/>
       <w:r>
         <w:t>3. C48 is not ISO C</w:t>
       </w:r>
@@ -331,15 +397,13 @@
         <w:t>Where this document freezes behavior more tightly than ISO C, C48 behavior governs.</w:t>
       </w:r>
     </w:p>
-    <w:p>
-      <w:r/>
-    </w:p>
-    <w:bookmarkEnd w:id="13"/>
-    <w:bookmarkStart w:id="14" w:name="canonical-source-representation"/>
+    <w:p/>
     <w:p>
       <w:pPr>
         <w:pStyle w:val="Heading1"/>
       </w:pPr>
+      <w:bookmarkStart w:id="5" w:name="canonical-source-representation"/>
+      <w:bookmarkEnd w:id="4"/>
       <w:r>
         <w:t>4. Canonical source representation</w:t>
       </w:r>
@@ -502,15 +566,13 @@
         <w:t>C48 Version 1 has no trigraphs, digraph alternative tokens, universal-character-name escapes, source character-set translation phases, or wide/Unicode source-token forms. Bytes are tokenized exactly under this specification after the limited comment/preprocessing rules below.</w:t>
       </w:r>
     </w:p>
-    <w:p>
-      <w:r/>
-    </w:p>
-    <w:bookmarkEnd w:id="14"/>
-    <w:bookmarkStart w:id="15" w:name="physical-and-logical-lines"/>
+    <w:p/>
     <w:p>
       <w:pPr>
         <w:pStyle w:val="Heading1"/>
       </w:pPr>
+      <w:bookmarkStart w:id="6" w:name="physical-and-logical-lines"/>
+      <w:bookmarkEnd w:id="5"/>
       <w:r>
         <w:t>5. Physical and logical lines</w:t>
       </w:r>
@@ -583,15 +645,13 @@
         <w:t>A backslash immediately followed by LF outside a string or character literal is a compile-time error.</w:t>
       </w:r>
     </w:p>
-    <w:p>
-      <w:r/>
-    </w:p>
-    <w:bookmarkEnd w:id="15"/>
-    <w:bookmarkStart w:id="16" w:name="white-space"/>
+    <w:p/>
     <w:p>
       <w:pPr>
         <w:pStyle w:val="Heading1"/>
       </w:pPr>
+      <w:bookmarkStart w:id="7" w:name="white-space"/>
+      <w:bookmarkEnd w:id="6"/>
       <w:r>
         <w:t>6. White space</w:t>
       </w:r>
@@ -666,15 +726,13 @@
         <w:t>Except inside string and character literals and for preprocessing line boundaries, multiple white-space bytes have no semantic distinction.</w:t>
       </w:r>
     </w:p>
-    <w:p>
-      <w:r/>
-    </w:p>
-    <w:bookmarkEnd w:id="16"/>
-    <w:bookmarkStart w:id="17" w:name="comments"/>
+    <w:p/>
     <w:p>
       <w:pPr>
         <w:pStyle w:val="Heading1"/>
       </w:pPr>
+      <w:bookmarkStart w:id="8" w:name="comments"/>
+      <w:bookmarkEnd w:id="7"/>
       <w:r>
         <w:t>7. Comments</w:t>
       </w:r>
@@ -722,10 +780,7 @@
         <w:pStyle w:val="FirstParagraph"/>
       </w:pPr>
       <w:r>
-        <w:t>A</w:t>
-      </w:r>
-      <w:r>
-        <w:t xml:space="preserve"> </w:t>
+        <w:t xml:space="preserve">A </w:t>
       </w:r>
       <w:r>
         <w:rPr>
@@ -734,21 +789,15 @@
         <w:t>//</w:t>
       </w:r>
       <w:r>
-        <w:t xml:space="preserve"> </w:t>
-      </w:r>
-      <w:r>
-        <w:t>comment continues through the byte immediately before LF or through end-of-file.</w:t>
-      </w:r>
-    </w:p>
-    <w:p>
-      <w:pPr>
-        <w:pStyle w:val="BodyText"/>
-      </w:pPr>
-      <w:r>
-        <w:t>A</w:t>
-      </w:r>
-      <w:r>
-        <w:t xml:space="preserve"> </w:t>
+        <w:t xml:space="preserve"> comment continues through the byte immediately before LF or through end-of-file.</w:t>
+      </w:r>
+    </w:p>
+    <w:p>
+      <w:pPr>
+        <w:pStyle w:val="BodyText"/>
+      </w:pPr>
+      <w:r>
+        <w:t xml:space="preserve">A </w:t>
       </w:r>
       <w:r>
         <w:rPr>
@@ -757,10 +806,7 @@
         <w:t>/* ... */</w:t>
       </w:r>
       <w:r>
-        <w:t xml:space="preserve"> </w:t>
-      </w:r>
-      <w:r>
-        <w:t>comment may span lines.</w:t>
+        <w:t xml:space="preserve"> comment may span lines.</w:t>
       </w:r>
     </w:p>
     <w:p>
@@ -795,15 +841,13 @@
         <w:t>Comments behave as white space.</w:t>
       </w:r>
     </w:p>
-    <w:p>
-      <w:r/>
-    </w:p>
-    <w:bookmarkEnd w:id="17"/>
-    <w:bookmarkStart w:id="18" w:name="identifiers"/>
+    <w:p/>
     <w:p>
       <w:pPr>
         <w:pStyle w:val="Heading1"/>
       </w:pPr>
+      <w:bookmarkStart w:id="9" w:name="identifiers"/>
+      <w:bookmarkEnd w:id="8"/>
       <w:r>
         <w:t>8. Identifiers</w:t>
       </w:r>
@@ -950,7 +994,7 @@
         <w:pStyle w:val="Compact"/>
         <w:numPr>
           <w:ilvl w:val="0"/>
-          <w:numId w:val="1002"/>
+          <w:numId w:val="3"/>
         </w:numPr>
       </w:pPr>
       <w:r>
@@ -962,7 +1006,7 @@
         <w:pStyle w:val="Compact"/>
         <w:numPr>
           <w:ilvl w:val="0"/>
-          <w:numId w:val="1002"/>
+          <w:numId w:val="3"/>
         </w:numPr>
       </w:pPr>
       <w:r>
@@ -974,7 +1018,7 @@
         <w:pStyle w:val="Compact"/>
         <w:numPr>
           <w:ilvl w:val="0"/>
-          <w:numId w:val="1002"/>
+          <w:numId w:val="3"/>
         </w:numPr>
       </w:pPr>
       <w:r>
@@ -986,7 +1030,7 @@
         <w:pStyle w:val="Compact"/>
         <w:numPr>
           <w:ilvl w:val="0"/>
-          <w:numId w:val="1002"/>
+          <w:numId w:val="3"/>
         </w:numPr>
       </w:pPr>
       <w:r>
@@ -998,7 +1042,7 @@
         <w:pStyle w:val="Compact"/>
         <w:numPr>
           <w:ilvl w:val="0"/>
-          <w:numId w:val="1002"/>
+          <w:numId w:val="3"/>
         </w:numPr>
       </w:pPr>
       <w:r>
@@ -1050,15 +1094,13 @@
         <w:t>are three distinct identifiers.</w:t>
       </w:r>
     </w:p>
-    <w:p>
-      <w:r/>
-    </w:p>
-    <w:bookmarkEnd w:id="18"/>
-    <w:bookmarkStart w:id="19" w:name="supported-reserved-words"/>
+    <w:p/>
     <w:p>
       <w:pPr>
         <w:pStyle w:val="Heading1"/>
       </w:pPr>
+      <w:bookmarkStart w:id="10" w:name="supported-reserved-words"/>
+      <w:bookmarkEnd w:id="9"/>
       <w:r>
         <w:t>9. Supported reserved words</w:t>
       </w:r>
@@ -1245,21 +1287,15 @@
         <w:t>unsigned</w:t>
       </w:r>
       <w:r>
-        <w:t xml:space="preserve"> </w:t>
-      </w:r>
-      <w:r>
-        <w:t>participates only in the exact type combinations defined below.</w:t>
-      </w:r>
-    </w:p>
-    <w:p>
-      <w:pPr>
-        <w:pStyle w:val="BodyText"/>
-      </w:pPr>
-      <w:r>
-        <w:t>Plain</w:t>
-      </w:r>
-      <w:r>
-        <w:t xml:space="preserve"> </w:t>
+        <w:t xml:space="preserve"> participates only in the exact type combinations defined below.</w:t>
+      </w:r>
+    </w:p>
+    <w:p>
+      <w:pPr>
+        <w:pStyle w:val="BodyText"/>
+      </w:pPr>
+      <w:r>
+        <w:t xml:space="preserve">Plain </w:t>
       </w:r>
       <w:r>
         <w:rPr>
@@ -1268,13 +1304,7 @@
         <w:t>int</w:t>
       </w:r>
       <w:r>
-        <w:t xml:space="preserve"> </w:t>
-      </w:r>
-      <w:r>
-        <w:t>and plain</w:t>
-      </w:r>
-      <w:r>
-        <w:t xml:space="preserve"> </w:t>
+        <w:t xml:space="preserve"> and plain </w:t>
       </w:r>
       <w:r>
         <w:rPr>
@@ -1283,21 +1313,15 @@
         <w:t>short</w:t>
       </w:r>
       <w:r>
-        <w:t xml:space="preserve"> </w:t>
-      </w:r>
-      <w:r>
-        <w:t>are signed.</w:t>
-      </w:r>
-    </w:p>
-    <w:p>
-      <w:pPr>
-        <w:pStyle w:val="BodyText"/>
-      </w:pPr>
-      <w:r>
-        <w:t>There is no supported</w:t>
-      </w:r>
-      <w:r>
-        <w:t xml:space="preserve"> </w:t>
+        <w:t xml:space="preserve"> are signed.</w:t>
+      </w:r>
+    </w:p>
+    <w:p>
+      <w:pPr>
+        <w:pStyle w:val="BodyText"/>
+      </w:pPr>
+      <w:r>
+        <w:t xml:space="preserve">There is no supported </w:t>
       </w:r>
       <w:r>
         <w:rPr>
@@ -1306,21 +1330,16 @@
         <w:t>signed</w:t>
       </w:r>
       <w:r>
-        <w:t xml:space="preserve"> </w:t>
-      </w:r>
-      <w:r>
-        <w:t>type specifier.</w:t>
-      </w:r>
-    </w:p>
-    <w:p>
-      <w:r/>
-    </w:p>
-    <w:bookmarkEnd w:id="19"/>
-    <w:bookmarkStart w:id="20" w:name="reserved-but-unsupported-c-words"/>
+        <w:t xml:space="preserve"> type specifier.</w:t>
+      </w:r>
+    </w:p>
+    <w:p/>
     <w:p>
       <w:pPr>
         <w:pStyle w:val="Heading1"/>
       </w:pPr>
+      <w:bookmarkStart w:id="11" w:name="reserved-but-unsupported-c-words"/>
+      <w:bookmarkEnd w:id="10"/>
       <w:r>
         <w:t>10. Reserved but unsupported C words</w:t>
       </w:r>
@@ -1644,25 +1663,23 @@
         <w:t>Known implementation-owned names include `_start`, `__heap_start`, `__heap_end`, the `__f*` floating helpers, `__itof`, `__ftoi`, and `__fcmp`. This list is illustrative rather than limiting: the double-underscore namespace is reserved as a class so later internal helpers cannot collide with user source.</w:t>
       </w:r>
     </w:p>
-    <w:p>
-      <w:r/>
-    </w:p>
-    <w:bookmarkEnd w:id="20"/>
-    <w:bookmarkStart w:id="21" w:name="operators-and-punctuation"/>
+    <w:p/>
     <w:p>
       <w:pPr>
         <w:pStyle w:val="Heading1"/>
       </w:pPr>
+      <w:bookmarkStart w:id="12" w:name="operators-and-punctuation"/>
+      <w:bookmarkEnd w:id="11"/>
       <w:r>
         <w:t>11. Operators and punctuation</w:t>
       </w:r>
     </w:p>
-    <w:bookmarkEnd w:id="21"/>
-    <w:bookmarkStart w:id="22" w:name="integer-literals"/>
-    <w:p>
-      <w:pPr>
-        <w:pStyle w:val="FirstParagraph"/>
-      </w:pPr>
+    <w:p>
+      <w:pPr>
+        <w:pStyle w:val="FirstParagraph"/>
+      </w:pPr>
+      <w:bookmarkStart w:id="13" w:name="integer-literals"/>
+      <w:bookmarkEnd w:id="12"/>
       <w:r>
         <w:t>C48 uses longest-match tokenization. At every source position the lexer MUST select the longest valid token beginning there. Supported multi-character operators are recognized before their single-character prefixes. Comment introducers are recognized before the division operator when the required second character is present.</w:t>
       </w:r>
@@ -1681,48 +1698,92 @@
       </w:pPr>
       <w:r>
         <w:t>=</w:t>
+      </w:r>
+      <w:r>
         <w:br/>
         <w:t>+</w:t>
+      </w:r>
+      <w:r>
         <w:br/>
         <w:t>-</w:t>
+      </w:r>
+      <w:r>
         <w:br/>
         <w:t>*</w:t>
+      </w:r>
+      <w:r>
         <w:br/>
         <w:t>/</w:t>
+      </w:r>
+      <w:r>
         <w:br/>
         <w:t>%</w:t>
+      </w:r>
+      <w:r>
         <w:br/>
         <w:t>++</w:t>
+      </w:r>
+      <w:r>
         <w:br/>
         <w:t>--</w:t>
+      </w:r>
+      <w:r>
         <w:br/>
         <w:t>&lt;&lt;</w:t>
+      </w:r>
+      <w:r>
         <w:br/>
         <w:t>&gt;&gt;</w:t>
+      </w:r>
+      <w:r>
         <w:br/>
         <w:t>&lt;</w:t>
+      </w:r>
+      <w:r>
         <w:br/>
         <w:t>&lt;=</w:t>
+      </w:r>
+      <w:r>
         <w:br/>
         <w:t>&gt;</w:t>
+      </w:r>
+      <w:r>
         <w:br/>
         <w:t>&gt;=</w:t>
+      </w:r>
+      <w:r>
         <w:br/>
         <w:t>==</w:t>
+      </w:r>
+      <w:r>
         <w:br/>
         <w:t>!=</w:t>
+      </w:r>
+      <w:r>
         <w:br/>
         <w:t>&amp;</w:t>
+      </w:r>
+      <w:r>
         <w:br/>
         <w:t>|</w:t>
+      </w:r>
+      <w:r>
         <w:br/>
         <w:t>^</w:t>
+      </w:r>
+      <w:r>
         <w:br/>
         <w:t>~</w:t>
+      </w:r>
+      <w:r>
         <w:br/>
         <w:t>&amp;&amp;</w:t>
+      </w:r>
+      <w:r>
         <w:br/>
         <w:t>||</w:t>
+      </w:r>
+      <w:r>
         <w:br/>
         <w:t>!</w:t>
       </w:r>
@@ -1741,18 +1802,32 @@
       </w:pPr>
       <w:r>
         <w:t>(</w:t>
+      </w:r>
+      <w:r>
         <w:br/>
         <w:t>)</w:t>
+      </w:r>
+      <w:r>
         <w:br/>
         <w:t>[</w:t>
+      </w:r>
+      <w:r>
         <w:br/>
         <w:t>]</w:t>
+      </w:r>
+      <w:r>
         <w:br/>
         <w:t>{</w:t>
+      </w:r>
+      <w:r>
         <w:br/>
         <w:t>}</w:t>
+      </w:r>
+      <w:r>
         <w:br/>
         <w:t>;</w:t>
+      </w:r>
+      <w:r>
         <w:br/>
         <w:t>,</w:t>
       </w:r>
@@ -1821,9 +1896,7 @@
         <w:t>A standalone source byte that belongs to neither the supported token grammar nor a supported preprocessing directive is a lexical error. In particular, backslash outside a literal is invalid except where it begins no supported construct, and `#` is valid only in the preprocessing-directive position defined in Section 70.</w:t>
       </w:r>
     </w:p>
-    <w:p>
-      <w:pPr/>
-    </w:p>
+    <w:p/>
     <w:p>
       <w:pPr>
         <w:pStyle w:val="Heading1"/>
@@ -1832,12 +1905,12 @@
         <w:t>12. Integer literals</w:t>
       </w:r>
     </w:p>
-    <w:bookmarkEnd w:id="22"/>
-    <w:bookmarkStart w:id="23" w:name="integer-literal-types"/>
-    <w:p>
-      <w:pPr>
-        <w:pStyle w:val="FirstParagraph"/>
-      </w:pPr>
+    <w:p>
+      <w:pPr>
+        <w:pStyle w:val="FirstParagraph"/>
+      </w:pPr>
+      <w:bookmarkStart w:id="14" w:name="integer-literal-types"/>
+      <w:bookmarkEnd w:id="13"/>
       <w:r>
         <w:t>C48 supports decimal, octal, and hexadecimal integer literals.</w:t>
       </w:r>
@@ -1856,20 +1929,38 @@
       </w:pPr>
       <w:r>
         <w:t>decimal-literal:</w:t>
+      </w:r>
+      <w:r>
         <w:br/>
         <w:t xml:space="preserve">    0</w:t>
+      </w:r>
+      <w:r>
         <w:br/>
         <w:t xml:space="preserve">    nonzero-digit decimal-digit*</w:t>
-        <w:br/>
+      </w:r>
+      <w:r>
+        <w:br/>
+      </w:r>
+      <w:r>
         <w:br/>
         <w:t>octal-literal:</w:t>
+      </w:r>
+      <w:r>
         <w:br/>
         <w:t xml:space="preserve">    0 octal-digit+</w:t>
-        <w:br/>
+      </w:r>
+      <w:r>
+        <w:br/>
+      </w:r>
+      <w:r>
         <w:br/>
         <w:t>hexadecimal-literal:</w:t>
+      </w:r>
+      <w:r>
         <w:br/>
         <w:t xml:space="preserve">    0x hexadecimal-digit+</w:t>
+      </w:r>
+      <w:r>
         <w:br/>
         <w:t xml:space="preserve">    0X hexadecimal-digit+</w:t>
       </w:r>
@@ -1912,14 +2003,24 @@
       </w:pPr>
       <w:r>
         <w:t>0</w:t>
+      </w:r>
+      <w:r>
         <w:br/>
         <w:t>123</w:t>
+      </w:r>
+      <w:r>
         <w:br/>
         <w:t>077</w:t>
+      </w:r>
+      <w:r>
         <w:br/>
         <w:t>0x2a</w:t>
+      </w:r>
+      <w:r>
         <w:br/>
         <w:t>65535u</w:t>
+      </w:r>
+      <w:r>
         <w:br/>
         <w:t>0XFFU</w:t>
       </w:r>
@@ -1956,9 +2057,7 @@
         <w:t>Important INT_MIN rule: source text `-32768` is tokenized as unary `-` applied to the unsuffixed literal `32768`, whose type is `unsigned int` under Section 13. It therefore denotes unsigned value 32768, not signed `int` minimum. Portable C48 spells signed -32768 as `(int)0x8000u` or `(-32767 - 1)`.</w:t>
       </w:r>
     </w:p>
-    <w:p>
-      <w:pPr/>
-    </w:p>
+    <w:p/>
     <w:p>
       <w:pPr>
         <w:pStyle w:val="Heading1"/>
@@ -1980,10 +2079,7 @@
         <w:pStyle w:val="BodyText"/>
       </w:pPr>
       <w:r>
-        <w:t>For an integer literal without</w:t>
-      </w:r>
-      <w:r>
-        <w:t xml:space="preserve"> </w:t>
+        <w:t xml:space="preserve">For an integer literal without </w:t>
       </w:r>
       <w:r>
         <w:rPr>
@@ -1992,13 +2088,7 @@
         <w:t>u</w:t>
       </w:r>
       <w:r>
-        <w:t xml:space="preserve"> </w:t>
-      </w:r>
-      <w:r>
-        <w:t>or</w:t>
-      </w:r>
-      <w:r>
-        <w:t xml:space="preserve"> </w:t>
+        <w:t xml:space="preserve"> or </w:t>
       </w:r>
       <w:r>
         <w:rPr>
@@ -2015,14 +2105,11 @@
         <w:pStyle w:val="Compact"/>
         <w:numPr>
           <w:ilvl w:val="0"/>
-          <w:numId w:val="1004"/>
+          <w:numId w:val="5"/>
         </w:numPr>
       </w:pPr>
       <w:r>
-        <w:t>if its value is 0..32767, its type is</w:t>
-      </w:r>
-      <w:r>
-        <w:t xml:space="preserve"> </w:t>
+        <w:t xml:space="preserve">if its value is 0..32767, its type is </w:t>
       </w:r>
       <w:r>
         <w:rPr>
@@ -2039,14 +2126,11 @@
         <w:pStyle w:val="Compact"/>
         <w:numPr>
           <w:ilvl w:val="0"/>
-          <w:numId w:val="1004"/>
+          <w:numId w:val="5"/>
         </w:numPr>
       </w:pPr>
       <w:r>
-        <w:t>if its value is 32768..65535, its type is</w:t>
-      </w:r>
-      <w:r>
-        <w:t xml:space="preserve"> </w:t>
+        <w:t xml:space="preserve">if its value is 32768..65535, its type is </w:t>
       </w:r>
       <w:r>
         <w:rPr>
@@ -2063,10 +2147,7 @@
         <w:pStyle w:val="FirstParagraph"/>
       </w:pPr>
       <w:r>
-        <w:t>For an integer literal with</w:t>
-      </w:r>
-      <w:r>
-        <w:t xml:space="preserve"> </w:t>
+        <w:t xml:space="preserve">For an integer literal with </w:t>
       </w:r>
       <w:r>
         <w:rPr>
@@ -2075,13 +2156,7 @@
         <w:t>u</w:t>
       </w:r>
       <w:r>
-        <w:t xml:space="preserve"> </w:t>
-      </w:r>
-      <w:r>
-        <w:t>or</w:t>
-      </w:r>
-      <w:r>
-        <w:t xml:space="preserve"> </w:t>
+        <w:t xml:space="preserve"> or </w:t>
       </w:r>
       <w:r>
         <w:rPr>
@@ -2098,14 +2173,11 @@
         <w:pStyle w:val="Compact"/>
         <w:numPr>
           <w:ilvl w:val="0"/>
-          <w:numId w:val="1005"/>
+          <w:numId w:val="6"/>
         </w:numPr>
       </w:pPr>
       <w:r>
-        <w:t>its type is</w:t>
-      </w:r>
-      <w:r>
-        <w:t xml:space="preserve"> </w:t>
+        <w:t xml:space="preserve">its type is </w:t>
       </w:r>
       <w:r>
         <w:rPr>
@@ -2122,7 +2194,7 @@
         <w:pStyle w:val="Compact"/>
         <w:numPr>
           <w:ilvl w:val="0"/>
-          <w:numId w:val="1005"/>
+          <w:numId w:val="6"/>
         </w:numPr>
       </w:pPr>
       <w:r>
@@ -2142,10 +2214,7 @@
         <w:pStyle w:val="BodyText"/>
       </w:pPr>
       <w:r>
-        <w:t>There is no hidden host</w:t>
-      </w:r>
-      <w:r>
-        <w:t xml:space="preserve"> </w:t>
+        <w:t xml:space="preserve">There is no hidden host </w:t>
       </w:r>
       <w:r>
         <w:rPr>
@@ -2165,25 +2234,23 @@
         <w:t>The compiler may use wider arithmetic internally while parsing, but the accepted C48 type and value are determined exactly by the rules above.</w:t>
       </w:r>
     </w:p>
-    <w:p>
-      <w:r/>
-    </w:p>
-    <w:bookmarkEnd w:id="23"/>
-    <w:bookmarkStart w:id="24" w:name="character-literals"/>
+    <w:p/>
     <w:p>
       <w:pPr>
         <w:pStyle w:val="Heading1"/>
       </w:pPr>
+      <w:bookmarkStart w:id="15" w:name="character-literals"/>
+      <w:bookmarkEnd w:id="14"/>
       <w:r>
         <w:t>14. Character literals</w:t>
       </w:r>
     </w:p>
-    <w:bookmarkEnd w:id="24"/>
-    <w:bookmarkStart w:id="25" w:name="string-literals"/>
-    <w:p>
-      <w:pPr>
-        <w:pStyle w:val="FirstParagraph"/>
-      </w:pPr>
+    <w:p>
+      <w:pPr>
+        <w:pStyle w:val="FirstParagraph"/>
+      </w:pPr>
+      <w:bookmarkStart w:id="16" w:name="string-literals"/>
+      <w:bookmarkEnd w:id="15"/>
       <w:r>
         <w:t>A character literal denotes exactly one byte and has type `int` with value 0..255.</w:t>
       </w:r>
@@ -2202,10 +2269,16 @@
       </w:pPr>
       <w:r>
         <w:t>'A'</w:t>
+      </w:r>
+      <w:r>
         <w:br/>
         <w:t>'0'</w:t>
+      </w:r>
+      <w:r>
         <w:br/>
         <w:t>'\n'</w:t>
+      </w:r>
+      <w:r>
         <w:br/>
         <w:t>'\x7f'</w:t>
       </w:r>
@@ -2224,24 +2297,44 @@
       </w:pPr>
       <w:r>
         <w:t>\\      backslash          0x5C</w:t>
+      </w:r>
+      <w:r>
         <w:br/>
         <w:t>\'      single quote       0x27</w:t>
+      </w:r>
+      <w:r>
         <w:br/>
         <w:t>\"      double quote       0x22</w:t>
+      </w:r>
+      <w:r>
         <w:br/>
         <w:t>\0      NUL                0x00</w:t>
+      </w:r>
+      <w:r>
         <w:br/>
         <w:t>\a      bell               0x07</w:t>
+      </w:r>
+      <w:r>
         <w:br/>
         <w:t>\b      backspace          0x08</w:t>
+      </w:r>
+      <w:r>
         <w:br/>
         <w:t>\t      horizontal tab     0x09</w:t>
+      </w:r>
+      <w:r>
         <w:br/>
         <w:t>\n      line feed          0x0A</w:t>
+      </w:r>
+      <w:r>
         <w:br/>
         <w:t>\v      vertical tab       0x0B</w:t>
+      </w:r>
+      <w:r>
         <w:br/>
         <w:t>\f      form feed          0x0C</w:t>
+      </w:r>
+      <w:r>
         <w:br/>
         <w:t>\r      carriage return    0x0D</w:t>
       </w:r>
@@ -2260,8 +2353,12 @@
       </w:pPr>
       <w:r>
         <w:t>'\x00'</w:t>
+      </w:r>
+      <w:r>
         <w:br/>
         <w:t>'\x41'</w:t>
+      </w:r>
+      <w:r>
         <w:br/>
         <w:t>'\xff'</w:t>
       </w:r>
@@ -2306,9 +2403,7 @@
         <w:t>An unescaped LF, end-of-file, or missing closing quote before the literal closes is a lexical error.</w:t>
       </w:r>
     </w:p>
-    <w:p>
-      <w:pPr/>
-    </w:p>
+    <w:p/>
     <w:p>
       <w:pPr>
         <w:pStyle w:val="Heading1"/>
@@ -2317,12 +2412,12 @@
         <w:t>15. String literals</w:t>
       </w:r>
     </w:p>
-    <w:bookmarkEnd w:id="25"/>
-    <w:bookmarkStart w:id="26" w:name="floating-literals"/>
-    <w:p>
-      <w:pPr>
-        <w:pStyle w:val="FirstParagraph"/>
-      </w:pPr>
+    <w:p>
+      <w:pPr>
+        <w:pStyle w:val="FirstParagraph"/>
+      </w:pPr>
+      <w:bookmarkStart w:id="17" w:name="floating-literals"/>
+      <w:bookmarkEnd w:id="16"/>
       <w:r>
         <w:t>A string literal is a sequence of canonical source characters and supported Section-14 escapes between double quotes. Each source character contributes its ASCII byte, each escape contributes exactly one specified byte, and one terminating NUL byte is appended.</w:t>
       </w:r>
@@ -2383,9 +2478,7 @@
         <w:t>Prefixed/wide string literals such as `L"text"`, `u"text"`, `U"text"`, and `u8"text"` are unsupported. C48 has only the byte-string form defined in this section.</w:t>
       </w:r>
     </w:p>
-    <w:p>
-      <w:pPr/>
-    </w:p>
+    <w:p/>
     <w:p>
       <w:pPr>
         <w:pStyle w:val="Heading1"/>
@@ -2394,12 +2487,12 @@
         <w:t>16. Floating literals</w:t>
       </w:r>
     </w:p>
-    <w:bookmarkEnd w:id="26"/>
-    <w:bookmarkStart w:id="27" w:name="floating-literal-representation"/>
-    <w:p>
-      <w:pPr>
-        <w:pStyle w:val="FirstParagraph"/>
-      </w:pPr>
+    <w:p>
+      <w:pPr>
+        <w:pStyle w:val="FirstParagraph"/>
+      </w:pPr>
+      <w:bookmarkStart w:id="18" w:name="floating-literal-representation"/>
+      <w:bookmarkEnd w:id="17"/>
       <w:r>
         <w:t>C48 supports decimal floating literals using the mantissa/exponent grammar also accepted by the canonical SYS_FP_FROM_TEXT numeric parser once any source suffix has been removed.</w:t>
       </w:r>
@@ -2410,20 +2503,38 @@
       </w:pPr>
       <w:r>
         <w:t>floating-literal:</w:t>
+      </w:r>
+      <w:r>
         <w:br/>
         <w:t xml:space="preserve">    digits '.' digits? exponent? float-suffix?</w:t>
+      </w:r>
+      <w:r>
         <w:br/>
         <w:t xml:space="preserve">    '.' digits exponent? float-suffix?</w:t>
+      </w:r>
+      <w:r>
         <w:br/>
         <w:t xml:space="preserve">    digits exponent float-suffix?</w:t>
-        <w:br/>
+      </w:r>
+      <w:r>
+        <w:br/>
+      </w:r>
+      <w:r>
         <w:br/>
         <w:t>exponent:</w:t>
+      </w:r>
+      <w:r>
         <w:br/>
         <w:t xml:space="preserve">    ('e' | 'E') ('+' | '-')? digits</w:t>
-        <w:br/>
+      </w:r>
+      <w:r>
+        <w:br/>
+      </w:r>
+      <w:r>
         <w:br/>
         <w:t>float-suffix:</w:t>
+      </w:r>
+      <w:r>
         <w:br/>
         <w:t xml:space="preserve">    'f' | 'F'</w:t>
       </w:r>
@@ -2460,9 +2571,7 @@
         <w:t>A leading `+` or `-` is a unary operator and not part of the floating token.</w:t>
       </w:r>
     </w:p>
-    <w:p>
-      <w:pPr/>
-    </w:p>
+    <w:p/>
     <w:p>
       <w:pPr>
         <w:pStyle w:val="Heading1"/>
@@ -2490,10 +2599,7 @@
         <w:t>sizeof(float)</w:t>
       </w:r>
       <w:r>
-        <w:t xml:space="preserve"> </w:t>
-      </w:r>
-      <w:r>
-        <w:t>is exactly:</w:t>
+        <w:t xml:space="preserve"> is exactly:</w:t>
       </w:r>
     </w:p>
     <w:p>
@@ -2512,10 +2618,7 @@
         <w:pStyle w:val="FirstParagraph"/>
       </w:pPr>
       <w:r>
-        <w:t>and</w:t>
-      </w:r>
-      <w:r>
-        <w:t xml:space="preserve"> </w:t>
+        <w:t xml:space="preserve">and </w:t>
       </w:r>
       <w:r>
         <w:rPr>
@@ -2524,10 +2627,7 @@
         <w:t>float</w:t>
       </w:r>
       <w:r>
-        <w:t xml:space="preserve"> </w:t>
-      </w:r>
-      <w:r>
-        <w:t>alignment is exactly:</w:t>
+        <w:t xml:space="preserve"> alignment is exactly:</w:t>
       </w:r>
     </w:p>
     <w:p>
@@ -2554,7 +2654,7 @@
         <w:pStyle w:val="Compact"/>
         <w:numPr>
           <w:ilvl w:val="0"/>
-          <w:numId w:val="1006"/>
+          <w:numId w:val="7"/>
         </w:numPr>
       </w:pPr>
       <w:r>
@@ -2566,7 +2666,7 @@
         <w:pStyle w:val="Compact"/>
         <w:numPr>
           <w:ilvl w:val="0"/>
-          <w:numId w:val="1006"/>
+          <w:numId w:val="7"/>
         </w:numPr>
       </w:pPr>
       <w:r>
@@ -2578,14 +2678,11 @@
         <w:pStyle w:val="Compact"/>
         <w:numPr>
           <w:ilvl w:val="0"/>
-          <w:numId w:val="1006"/>
+          <w:numId w:val="7"/>
         </w:numPr>
       </w:pPr>
       <w:r>
-        <w:t>host</w:t>
-      </w:r>
-      <w:r>
-        <w:t xml:space="preserve"> </w:t>
+        <w:t xml:space="preserve">host </w:t>
       </w:r>
       <w:r>
         <w:rPr>
@@ -2602,14 +2699,11 @@
         <w:pStyle w:val="Compact"/>
         <w:numPr>
           <w:ilvl w:val="0"/>
-          <w:numId w:val="1006"/>
+          <w:numId w:val="7"/>
         </w:numPr>
       </w:pPr>
       <w:r>
-        <w:t>host</w:t>
-      </w:r>
-      <w:r>
-        <w:t xml:space="preserve"> </w:t>
+        <w:t xml:space="preserve">host </w:t>
       </w:r>
       <w:r>
         <w:rPr>
@@ -2626,7 +2720,7 @@
         <w:pStyle w:val="Compact"/>
         <w:numPr>
           <w:ilvl w:val="0"/>
-          <w:numId w:val="1006"/>
+          <w:numId w:val="7"/>
         </w:numPr>
       </w:pPr>
       <w:r>
@@ -2673,15 +2767,13 @@
         <w:t>C48 has no NaN or infinity language semantics.</w:t>
       </w:r>
     </w:p>
-    <w:p>
-      <w:r/>
-    </w:p>
-    <w:bookmarkEnd w:id="27"/>
-    <w:bookmarkStart w:id="28" w:name="supported-types"/>
+    <w:p/>
     <w:p>
       <w:pPr>
         <w:pStyle w:val="Heading1"/>
       </w:pPr>
+      <w:bookmarkStart w:id="19" w:name="supported-types"/>
+      <w:bookmarkEnd w:id="18"/>
       <w:r>
         <w:t>18. Supported types</w:t>
       </w:r>
@@ -2890,10 +2982,7 @@
         <w:pStyle w:val="BodyText"/>
       </w:pPr>
       <w:r>
-        <w:t>Plain</w:t>
-      </w:r>
-      <w:r>
-        <w:t xml:space="preserve"> </w:t>
+        <w:t xml:space="preserve">Plain </w:t>
       </w:r>
       <w:r>
         <w:rPr>
@@ -2902,10 +2991,7 @@
         <w:t>char</w:t>
       </w:r>
       <w:r>
-        <w:t xml:space="preserve"> </w:t>
-      </w:r>
-      <w:r>
-        <w:t>is unsigned.</w:t>
+        <w:t xml:space="preserve"> is unsigned.</w:t>
       </w:r>
     </w:p>
     <w:p>
@@ -2919,21 +3005,15 @@
         <w:t>signed char</w:t>
       </w:r>
       <w:r>
-        <w:t xml:space="preserve"> </w:t>
-      </w:r>
-      <w:r>
-        <w:t>is not a Version-1 type.</w:t>
-      </w:r>
-    </w:p>
-    <w:p>
-      <w:pPr>
-        <w:pStyle w:val="BodyText"/>
-      </w:pPr>
-      <w:r>
-        <w:t>Plain</w:t>
-      </w:r>
-      <w:r>
-        <w:t xml:space="preserve"> </w:t>
+        <w:t xml:space="preserve"> is not a Version-1 type.</w:t>
+      </w:r>
+    </w:p>
+    <w:p>
+      <w:pPr>
+        <w:pStyle w:val="BodyText"/>
+      </w:pPr>
+      <w:r>
+        <w:t xml:space="preserve">Plain </w:t>
       </w:r>
       <w:r>
         <w:rPr>
@@ -2942,13 +3022,7 @@
         <w:t>short</w:t>
       </w:r>
       <w:r>
-        <w:t xml:space="preserve"> </w:t>
-      </w:r>
-      <w:r>
-        <w:t>and plain</w:t>
-      </w:r>
-      <w:r>
-        <w:t xml:space="preserve"> </w:t>
+        <w:t xml:space="preserve"> and plain </w:t>
       </w:r>
       <w:r>
         <w:rPr>
@@ -2957,21 +3031,16 @@
         <w:t>int</w:t>
       </w:r>
       <w:r>
-        <w:t xml:space="preserve"> </w:t>
-      </w:r>
-      <w:r>
-        <w:t>are signed two's-complement types.</w:t>
-      </w:r>
-    </w:p>
-    <w:p>
-      <w:r/>
-    </w:p>
-    <w:bookmarkEnd w:id="28"/>
-    <w:bookmarkStart w:id="29" w:name="data-model"/>
+        <w:t xml:space="preserve"> are signed two's-complement types.</w:t>
+      </w:r>
+    </w:p>
+    <w:p/>
     <w:p>
       <w:pPr>
         <w:pStyle w:val="Heading1"/>
       </w:pPr>
+      <w:bookmarkStart w:id="20" w:name="data-model"/>
+      <w:bookmarkEnd w:id="19"/>
       <w:r>
         <w:t>19. Data model</w:t>
       </w:r>
@@ -3081,10 +3150,7 @@
         <w:t>void</w:t>
       </w:r>
       <w:r>
-        <w:t xml:space="preserve"> </w:t>
-      </w:r>
-      <w:r>
-        <w:t>has no object size.</w:t>
+        <w:t xml:space="preserve"> has no object size.</w:t>
       </w:r>
     </w:p>
     <w:p>
@@ -3098,10 +3164,7 @@
         <w:t>sizeof(void)</w:t>
       </w:r>
       <w:r>
-        <w:t xml:space="preserve"> </w:t>
-      </w:r>
-      <w:r>
-        <w:t>is invalid.</w:t>
+        <w:t xml:space="preserve"> is invalid.</w:t>
       </w:r>
     </w:p>
     <w:p>
@@ -3125,10 +3188,7 @@
         <w:pStyle w:val="BodyText"/>
       </w:pPr>
       <w:r>
-        <w:t>Array stride is exactly</w:t>
-      </w:r>
-      <w:r>
-        <w:t xml:space="preserve"> </w:t>
+        <w:t xml:space="preserve">Array stride is exactly </w:t>
       </w:r>
       <w:r>
         <w:rPr>
@@ -3162,12 +3222,20 @@
       </w:pPr>
       <w:r>
         <w:t>char / unsigned char: 0..255, stored as one byte;</w:t>
+      </w:r>
+      <w:r>
         <w:br/>
         <w:t>short / int: -32768..32767, stored as a 16-bit little-endian two's-complement word;</w:t>
+      </w:r>
+      <w:r>
         <w:br/>
         <w:t>unsigned short / unsigned int: 0..65535, stored as a 16-bit little-endian word;</w:t>
+      </w:r>
+      <w:r>
         <w:br/>
         <w:t>pointer: one 16-bit little-endian logical address; null is bytes 00 00;</w:t>
+      </w:r>
+      <w:r>
         <w:br/>
         <w:t>float: exactly the five bytes, in memory order, used by the canonical Spectrum ROM numeric representation.</w:t>
       </w:r>
@@ -3188,25 +3256,23 @@
         <w:t>Semantic zero has an all-zero object representation for every C48 integer type and for the null pointer. C48's required BSS-zeroing semantics also require an all-zero five-byte `float` object to denote floating zero. A conforming implementation MUST preserve these zero-representation invariants.</w:t>
       </w:r>
     </w:p>
-    <w:p>
-      <w:r/>
-    </w:p>
-    <w:bookmarkEnd w:id="29"/>
-    <w:bookmarkStart w:id="30" w:name="declarators"/>
+    <w:p/>
     <w:p>
       <w:pPr>
         <w:pStyle w:val="Heading1"/>
       </w:pPr>
+      <w:bookmarkStart w:id="21" w:name="declarators"/>
+      <w:bookmarkEnd w:id="20"/>
       <w:r>
         <w:t>20. Declarators</w:t>
       </w:r>
     </w:p>
-    <w:bookmarkEnd w:id="30"/>
-    <w:bookmarkStart w:id="31" w:name="declarations"/>
-    <w:p>
-      <w:pPr>
-        <w:pStyle w:val="FirstParagraph"/>
-      </w:pPr>
+    <w:p>
+      <w:pPr>
+        <w:pStyle w:val="FirstParagraph"/>
+      </w:pPr>
+      <w:bookmarkStart w:id="22" w:name="declarations"/>
+      <w:bookmarkEnd w:id="21"/>
       <w:r>
         <w:t>C48 deliberately supports only the declarator shapes required by Version 1. Appendix A contains the complete normative grammar; this section states the semantic restrictions.</w:t>
       </w:r>
@@ -3233,16 +3299,30 @@
       </w:pPr>
       <w:r>
         <w:t>declarator:</w:t>
+      </w:r>
+      <w:r>
         <w:br/>
         <w:t xml:space="preserve">    pointer-part? identifier declarator-suffix?</w:t>
-        <w:br/>
+      </w:r>
+      <w:r>
+        <w:br/>
+      </w:r>
+      <w:r>
         <w:br/>
         <w:t>pointer-part:</w:t>
+      </w:r>
+      <w:r>
         <w:br/>
         <w:t xml:space="preserve">    '*' pointer-part?</w:t>
-        <w:br/>
+      </w:r>
+      <w:r>
+        <w:br/>
+      </w:r>
+      <w:r>
         <w:br/>
         <w:t>declarator-suffix:</w:t>
+      </w:r>
+      <w:r>
         <w:br/>
         <w:t xml:space="preserve">    array-suffix | function-suffix</w:t>
       </w:r>
@@ -3271,9 +3351,7 @@
         <w:t>True multidimensional array declarators are unsupported. Repeated indexing remains valid when an indexed expression itself has pointer type, for example `char **argv; argv[1][0]`.</w:t>
       </w:r>
     </w:p>
-    <w:p>
-      <w:pPr/>
-    </w:p>
+    <w:p/>
     <w:p>
       <w:pPr>
         <w:pStyle w:val="Heading1"/>
@@ -3282,12 +3360,12 @@
         <w:t>21. Declarations</w:t>
       </w:r>
     </w:p>
-    <w:bookmarkEnd w:id="31"/>
-    <w:bookmarkStart w:id="32" w:name="storage-classes"/>
-    <w:p>
-      <w:pPr>
-        <w:pStyle w:val="FirstParagraph"/>
-      </w:pPr>
+    <w:p>
+      <w:pPr>
+        <w:pStyle w:val="FirstParagraph"/>
+      </w:pPr>
+      <w:bookmarkStart w:id="23" w:name="storage-classes"/>
+      <w:bookmarkEnd w:id="22"/>
       <w:r>
         <w:t>A declaration contains an optional permitted storage class, exactly one permitted C48 type spelling, one or more declarators separated by commas, optional permitted initializers, and a terminating semicolon.</w:t>
       </w:r>
@@ -3298,12 +3376,20 @@
       </w:pPr>
       <w:r>
         <w:t>int x;</w:t>
+      </w:r>
+      <w:r>
         <w:br/>
         <w:t>int x, y;</w:t>
+      </w:r>
+      <w:r>
         <w:br/>
         <w:t>unsigned int mask;</w:t>
+      </w:r>
+      <w:r>
         <w:br/>
         <w:t>char *p;</w:t>
+      </w:r>
+      <w:r>
         <w:br/>
         <w:t>int values[10];</w:t>
       </w:r>
@@ -3340,9 +3426,7 @@
         <w:t>File-scope global and static objects without an explicit initializer are initialized to all-zero bytes according to their C48 object representation.</w:t>
       </w:r>
     </w:p>
-    <w:p>
-      <w:pPr/>
-    </w:p>
+    <w:p/>
     <w:p>
       <w:pPr>
         <w:pStyle w:val="Heading1"/>
@@ -3392,7 +3476,7 @@
         <w:pStyle w:val="Compact"/>
         <w:numPr>
           <w:ilvl w:val="0"/>
-          <w:numId w:val="1009"/>
+          <w:numId w:val="10"/>
         </w:numPr>
       </w:pPr>
       <w:r>
@@ -3404,7 +3488,7 @@
         <w:pStyle w:val="Compact"/>
         <w:numPr>
           <w:ilvl w:val="0"/>
-          <w:numId w:val="1009"/>
+          <w:numId w:val="10"/>
         </w:numPr>
       </w:pPr>
       <w:r>
@@ -3422,7 +3506,7 @@
         <w:pStyle w:val="Compact"/>
         <w:numPr>
           <w:ilvl w:val="0"/>
-          <w:numId w:val="1009"/>
+          <w:numId w:val="10"/>
         </w:numPr>
       </w:pPr>
       <w:r>
@@ -3440,10 +3524,7 @@
         <w:pStyle w:val="FirstParagraph"/>
       </w:pPr>
       <w:r>
-        <w:t>At block scope,</w:t>
-      </w:r>
-      <w:r>
-        <w:t xml:space="preserve"> </w:t>
+        <w:t xml:space="preserve">At block scope, </w:t>
       </w:r>
       <w:r>
         <w:rPr>
@@ -3452,13 +3533,7 @@
         <w:t>static</w:t>
       </w:r>
       <w:r>
-        <w:t xml:space="preserve"> </w:t>
-      </w:r>
-      <w:r>
-        <w:t>and</w:t>
-      </w:r>
-      <w:r>
-        <w:t xml:space="preserve"> </w:t>
+        <w:t xml:space="preserve"> and </w:t>
       </w:r>
       <w:r>
         <w:rPr>
@@ -3467,21 +3542,15 @@
         <w:t>extern</w:t>
       </w:r>
       <w:r>
-        <w:t xml:space="preserve"> </w:t>
-      </w:r>
-      <w:r>
-        <w:t>declarations are not supported in Version 1.</w:t>
-      </w:r>
-    </w:p>
-    <w:p>
-      <w:pPr>
-        <w:pStyle w:val="BodyText"/>
-      </w:pPr>
-      <w:r>
-        <w:t>Automatic local objects require no</w:t>
-      </w:r>
-      <w:r>
-        <w:t xml:space="preserve"> </w:t>
+        <w:t xml:space="preserve"> declarations are not supported in Version 1.</w:t>
+      </w:r>
+    </w:p>
+    <w:p>
+      <w:pPr>
+        <w:pStyle w:val="BodyText"/>
+      </w:pPr>
+      <w:r>
+        <w:t xml:space="preserve">Automatic local objects require no </w:t>
       </w:r>
       <w:r>
         <w:rPr>
@@ -3490,21 +3559,15 @@
         <w:t>auto</w:t>
       </w:r>
       <w:r>
-        <w:t xml:space="preserve"> </w:t>
-      </w:r>
-      <w:r>
-        <w:t>keyword.</w:t>
-      </w:r>
-    </w:p>
-    <w:p>
-      <w:pPr>
-        <w:pStyle w:val="BodyText"/>
-      </w:pPr>
-      <w:r>
-        <w:t>The</w:t>
-      </w:r>
-      <w:r>
-        <w:t xml:space="preserve"> </w:t>
+        <w:t xml:space="preserve"> keyword.</w:t>
+      </w:r>
+    </w:p>
+    <w:p>
+      <w:pPr>
+        <w:pStyle w:val="BodyText"/>
+      </w:pPr>
+      <w:r>
+        <w:t xml:space="preserve">The </w:t>
       </w:r>
       <w:r>
         <w:rPr>
@@ -3513,13 +3576,7 @@
         <w:t>auto</w:t>
       </w:r>
       <w:r>
-        <w:t xml:space="preserve"> </w:t>
-      </w:r>
-      <w:r>
-        <w:t>and</w:t>
-      </w:r>
-      <w:r>
-        <w:t xml:space="preserve"> </w:t>
+        <w:t xml:space="preserve"> and </w:t>
       </w:r>
       <w:r>
         <w:rPr>
@@ -3528,21 +3585,15 @@
         <w:t>register</w:t>
       </w:r>
       <w:r>
-        <w:t xml:space="preserve"> </w:t>
-      </w:r>
-      <w:r>
-        <w:t>keywords are unsupported and reserved.</w:t>
-      </w:r>
-    </w:p>
-    <w:p>
-      <w:pPr>
-        <w:pStyle w:val="BodyText"/>
-      </w:pPr>
-      <w:r>
-        <w:t>A file-scope</w:t>
-      </w:r>
-      <w:r>
-        <w:t xml:space="preserve"> </w:t>
+        <w:t xml:space="preserve"> keywords are unsupported and reserved.</w:t>
+      </w:r>
+    </w:p>
+    <w:p>
+      <w:pPr>
+        <w:pStyle w:val="BodyText"/>
+      </w:pPr>
+      <w:r>
+        <w:t xml:space="preserve">A file-scope </w:t>
       </w:r>
       <w:r>
         <w:rPr>
@@ -3551,21 +3602,15 @@
         <w:t>extern</w:t>
       </w:r>
       <w:r>
-        <w:t xml:space="preserve"> </w:t>
-      </w:r>
-      <w:r>
-        <w:t>object declaration MUST NOT contain an initializer.</w:t>
-      </w:r>
-    </w:p>
-    <w:p>
-      <w:pPr>
-        <w:pStyle w:val="BodyText"/>
-      </w:pPr>
-      <w:r>
-        <w:t>A function definition may be unqualified or</w:t>
-      </w:r>
-      <w:r>
-        <w:t xml:space="preserve"> </w:t>
+        <w:t xml:space="preserve"> object declaration MUST NOT contain an initializer.</w:t>
+      </w:r>
+    </w:p>
+    <w:p>
+      <w:pPr>
+        <w:pStyle w:val="BodyText"/>
+      </w:pPr>
+      <w:r>
+        <w:t xml:space="preserve">A function definition may be unqualified or </w:t>
       </w:r>
       <w:r>
         <w:rPr>
@@ -3588,21 +3633,16 @@
         <w:t>extern</w:t>
       </w:r>
       <w:r>
-        <w:t xml:space="preserve"> </w:t>
-      </w:r>
-      <w:r>
-        <w:t>may appear on a function declaration but not on a function definition.</w:t>
-      </w:r>
-    </w:p>
-    <w:p>
-      <w:r/>
-    </w:p>
-    <w:bookmarkEnd w:id="32"/>
-    <w:bookmarkStart w:id="33" w:name="scope"/>
+        <w:t xml:space="preserve"> may appear on a function declaration but not on a function definition.</w:t>
+      </w:r>
+    </w:p>
+    <w:p/>
     <w:p>
       <w:pPr>
         <w:pStyle w:val="Heading1"/>
       </w:pPr>
+      <w:bookmarkStart w:id="24" w:name="scope"/>
+      <w:bookmarkEnd w:id="23"/>
       <w:r>
         <w:t>23. Scope</w:t>
       </w:r>
@@ -3620,7 +3660,7 @@
         <w:pStyle w:val="Compact"/>
         <w:numPr>
           <w:ilvl w:val="0"/>
-          <w:numId w:val="1010"/>
+          <w:numId w:val="11"/>
         </w:numPr>
       </w:pPr>
       <w:r>
@@ -3632,7 +3672,7 @@
         <w:pStyle w:val="Compact"/>
         <w:numPr>
           <w:ilvl w:val="0"/>
-          <w:numId w:val="1010"/>
+          <w:numId w:val="11"/>
         </w:numPr>
       </w:pPr>
       <w:r>
@@ -3644,7 +3684,7 @@
         <w:pStyle w:val="Compact"/>
         <w:numPr>
           <w:ilvl w:val="0"/>
-          <w:numId w:val="1010"/>
+          <w:numId w:val="11"/>
         </w:numPr>
       </w:pPr>
       <w:r>
@@ -3723,15 +3763,13 @@
         <w:t>In a function definition, each parameter name becomes visible after its own declarator and remains visible through the function body. The outermost compound statement of that function does not create a scope in which a parameter may be redeclared; a local declaration in that outermost body using a parameter name is therefore an error. A nested inner compound block may shadow a parameter under the normal inner-block rule.</w:t>
       </w:r>
     </w:p>
-    <w:p>
-      <w:r/>
-    </w:p>
-    <w:bookmarkEnd w:id="33"/>
-    <w:bookmarkStart w:id="34" w:name="local-declarations"/>
+    <w:p/>
     <w:p>
       <w:pPr>
         <w:pStyle w:val="Heading2"/>
       </w:pPr>
+      <w:bookmarkStart w:id="25" w:name="local-declarations"/>
+      <w:bookmarkEnd w:id="24"/>
       <w:r>
         <w:t>23.1 Type identity and compatibility</w:t>
       </w:r>
@@ -3816,12 +3854,12 @@
         <w:t>24. Local declarations</w:t>
       </w:r>
     </w:p>
-    <w:bookmarkEnd w:id="34"/>
-    <w:bookmarkStart w:id="35" w:name="arrays"/>
-    <w:p>
-      <w:pPr>
-        <w:pStyle w:val="FirstParagraph"/>
-      </w:pPr>
+    <w:p>
+      <w:pPr>
+        <w:pStyle w:val="FirstParagraph"/>
+      </w:pPr>
+      <w:bookmarkStart w:id="26" w:name="arrays"/>
+      <w:bookmarkEnd w:id="25"/>
       <w:r>
         <w:t>Within every compound block, local declarations MUST precede executable statements in that block. A nested block begins a fresh declarations-before-statements region.</w:t>
       </w:r>
@@ -3832,15 +3870,27 @@
       </w:pPr>
       <w:r>
         <w:t>{</w:t>
+      </w:r>
+      <w:r>
         <w:br/>
         <w:t xml:space="preserve">    int a;</w:t>
+      </w:r>
+      <w:r>
         <w:br/>
         <w:t xml:space="preserve">    int b;</w:t>
-        <w:br/>
+      </w:r>
+      <w:r>
+        <w:br/>
+      </w:r>
+      <w:r>
         <w:br/>
         <w:t xml:space="preserve">    a = 1;</w:t>
+      </w:r>
+      <w:r>
         <w:br/>
         <w:t xml:space="preserve">    b = 2;</w:t>
+      </w:r>
+      <w:r>
         <w:br/>
         <w:t>}</w:t>
       </w:r>
@@ -3869,9 +3919,7 @@
         <w:t>An automatic local object without an initializer has unspecified stored bits. Reading it before the program has assigned a value is outside the portable C48 contract. The native compiler is not required to implement whole-function definite-assignment analysis, although host tooling SHOULD diagnose obvious uses where practical.</w:t>
       </w:r>
     </w:p>
-    <w:p>
-      <w:pPr/>
-    </w:p>
+    <w:p/>
     <w:p>
       <w:pPr>
         <w:pStyle w:val="Heading1"/>
@@ -3880,12 +3928,12 @@
         <w:t>25. Arrays</w:t>
       </w:r>
     </w:p>
-    <w:bookmarkEnd w:id="35"/>
-    <w:bookmarkStart w:id="36" w:name="pointers"/>
-    <w:p>
-      <w:pPr>
-        <w:pStyle w:val="FirstParagraph"/>
-      </w:pPr>
+    <w:p>
+      <w:pPr>
+        <w:pStyle w:val="FirstParagraph"/>
+      </w:pPr>
+      <w:bookmarkStart w:id="27" w:name="pointers"/>
+      <w:bookmarkEnd w:id="26"/>
       <w:r>
         <w:t>Only one-dimensional array declarators are supported. An array element type may be any complete C48 object type other than an array.</w:t>
       </w:r>
@@ -3896,10 +3944,16 @@
       </w:pPr>
       <w:r>
         <w:t>char bytes[16];</w:t>
+      </w:r>
+      <w:r>
         <w:br/>
         <w:t>int values[10];</w:t>
+      </w:r>
+      <w:r>
         <w:br/>
         <w:t>float samples[4];</w:t>
+      </w:r>
+      <w:r>
         <w:br/>
         <w:t>char *names[8];</w:t>
       </w:r>
@@ -3936,9 +3990,7 @@
         <w:t>Array-size computation is performed in widened compiler arithmetic. `bound * sizeof(element)` must be representable in the 16-bit `unsigned int` result domain of `sizeof`; a mathematical array size greater than 65535 bytes is a compile-time type-size error rather than wrapped metadata. Smaller arrays may still fail later compiler/link/runtime resource gates when they cannot fit the ZX-UX memory budgets.</w:t>
       </w:r>
     </w:p>
-    <w:p>
-      <w:pPr/>
-    </w:p>
+    <w:p/>
     <w:p>
       <w:pPr>
         <w:pStyle w:val="Heading1"/>
@@ -3947,12 +3999,12 @@
         <w:t>26. Pointers</w:t>
       </w:r>
     </w:p>
-    <w:bookmarkEnd w:id="36"/>
-    <w:bookmarkStart w:id="37" w:name="null-pointer"/>
-    <w:p>
-      <w:pPr>
-        <w:pStyle w:val="FirstParagraph"/>
-      </w:pPr>
+    <w:p>
+      <w:pPr>
+        <w:pStyle w:val="FirstParagraph"/>
+      </w:pPr>
+      <w:bookmarkStart w:id="28" w:name="null-pointer"/>
+      <w:bookmarkEnd w:id="27"/>
       <w:r>
         <w:t>Pointers are exactly two bytes and have alignment two. Object pointers may refer to any supported complete object type or to `void`; function pointers and pointer-to-array types are not supported.</w:t>
       </w:r>
@@ -3989,9 +4041,7 @@
         <w:t>Indexing requires a pointer/array base on the left and an integer index on the right. `base[index]` is defined as `*(base + index)`. The ISO-C commuted spelling `index[base]` is intentionally unsupported.</w:t>
       </w:r>
     </w:p>
-    <w:p>
-      <w:pPr/>
-    </w:p>
+    <w:p/>
     <w:p>
       <w:pPr>
         <w:pStyle w:val="Heading1"/>
@@ -4059,10 +4109,7 @@
         <w:pStyle w:val="FirstParagraph"/>
       </w:pPr>
       <w:r>
-        <w:t>as an object-like constant equivalent to integer zero once the</w:t>
-      </w:r>
-      <w:r>
-        <w:t xml:space="preserve"> </w:t>
+        <w:t xml:space="preserve">as an object-like constant equivalent to integer zero once the </w:t>
       </w:r>
       <w:r>
         <w:rPr>
@@ -4071,10 +4118,7 @@
         <w:t>&lt;c48.h&gt;</w:t>
       </w:r>
       <w:r>
-        <w:t xml:space="preserve"> </w:t>
-      </w:r>
-      <w:r>
-        <w:t>declaration set is frozen.</w:t>
+        <w:t xml:space="preserve"> declaration set is frozen.</w:t>
       </w:r>
     </w:p>
     <w:p>
@@ -4093,20 +4137,15 @@
         <w:t>Integer-to-pointer and pointer-to-integer casts are not supported in C48 Version 1.</w:t>
       </w:r>
     </w:p>
-    <w:p>
-      <w:r/>
-    </w:p>
-    <w:bookmarkEnd w:id="37"/>
-    <w:bookmarkStart w:id="38" w:name="void"/>
+    <w:p/>
     <w:p>
       <w:pPr>
         <w:pStyle w:val="Heading1"/>
       </w:pPr>
-      <w:r>
-        <w:t>28.</w:t>
-      </w:r>
-      <w:r>
-        <w:t xml:space="preserve"> </w:t>
+      <w:bookmarkStart w:id="29" w:name="void"/>
+      <w:bookmarkEnd w:id="28"/>
+      <w:r>
+        <w:t xml:space="preserve">28. </w:t>
       </w:r>
       <w:r>
         <w:rPr>
@@ -4120,10 +4159,7 @@
         <w:pStyle w:val="FirstParagraph"/>
       </w:pPr>
       <w:r>
-        <w:t>An object pointer may convert implicitly to</w:t>
-      </w:r>
-      <w:r>
-        <w:t xml:space="preserve"> </w:t>
+        <w:t xml:space="preserve">An object pointer may convert implicitly to </w:t>
       </w:r>
       <w:r>
         <w:rPr>
@@ -4140,10 +4176,7 @@
         <w:pStyle w:val="BodyText"/>
       </w:pPr>
       <w:r>
-        <w:t>A</w:t>
-      </w:r>
-      <w:r>
-        <w:t xml:space="preserve"> </w:t>
+        <w:t xml:space="preserve">A </w:t>
       </w:r>
       <w:r>
         <w:rPr>
@@ -4152,21 +4185,15 @@
         <w:t>void *</w:t>
       </w:r>
       <w:r>
-        <w:t xml:space="preserve"> </w:t>
-      </w:r>
-      <w:r>
-        <w:t>may convert implicitly to another object-pointer type.</w:t>
-      </w:r>
-    </w:p>
-    <w:p>
-      <w:pPr>
-        <w:pStyle w:val="BodyText"/>
-      </w:pPr>
-      <w:r>
-        <w:t>This rule exists so interfaces such as</w:t>
-      </w:r>
-      <w:r>
-        <w:t xml:space="preserve"> </w:t>
+        <w:t xml:space="preserve"> may convert implicitly to another object-pointer type.</w:t>
+      </w:r>
+    </w:p>
+    <w:p>
+      <w:pPr>
+        <w:pStyle w:val="BodyText"/>
+      </w:pPr>
+      <w:r>
+        <w:t xml:space="preserve">This rule exists so interfaces such as </w:t>
       </w:r>
       <w:r>
         <w:rPr>
@@ -4175,21 +4202,15 @@
         <w:t>malloc</w:t>
       </w:r>
       <w:r>
-        <w:t xml:space="preserve"> </w:t>
-      </w:r>
-      <w:r>
-        <w:t>can be usable without a pointer-cast language feature.</w:t>
-      </w:r>
-    </w:p>
-    <w:p>
-      <w:pPr>
-        <w:pStyle w:val="BodyText"/>
-      </w:pPr>
-      <w:r>
-        <w:t>No arithmetic or dereference operation is valid directly on</w:t>
-      </w:r>
-      <w:r>
-        <w:t xml:space="preserve"> </w:t>
+        <w:t xml:space="preserve"> can be usable without a pointer-cast language feature.</w:t>
+      </w:r>
+    </w:p>
+    <w:p>
+      <w:pPr>
+        <w:pStyle w:val="BodyText"/>
+      </w:pPr>
+      <w:r>
+        <w:t xml:space="preserve">No arithmetic or dereference operation is valid directly on </w:t>
       </w:r>
       <w:r>
         <w:rPr>
@@ -4206,10 +4227,7 @@
         <w:pStyle w:val="BodyText"/>
       </w:pPr>
       <w:r>
-        <w:t>Equality comparison between an object pointer and</w:t>
-      </w:r>
-      <w:r>
-        <w:t xml:space="preserve"> </w:t>
+        <w:t xml:space="preserve">Equality comparison between an object pointer and </w:t>
       </w:r>
       <w:r>
         <w:rPr>
@@ -4218,10 +4236,7 @@
         <w:t>void *</w:t>
       </w:r>
       <w:r>
-        <w:t xml:space="preserve"> </w:t>
-      </w:r>
-      <w:r>
-        <w:t>is permitted after conversion to a common pointer representation.</w:t>
+        <w:t xml:space="preserve"> is permitted after conversion to a common pointer representation.</w:t>
       </w:r>
     </w:p>
     <w:p>
@@ -4256,15 +4271,13 @@
         <w:t>Storage returned by the C48 heap is initially untyped raw storage. Subject to live-allocation bounds and the alignment rule above, it may be used through any supported non-void object-pointer type selected by the program. The native compiler MUST NOT use host-style strict-alias assumptions to reorder or eliminate observable accesses.</w:t>
       </w:r>
     </w:p>
-    <w:p>
-      <w:r/>
-    </w:p>
-    <w:bookmarkEnd w:id="38"/>
-    <w:bookmarkStart w:id="39" w:name="function-declarations"/>
+    <w:p/>
     <w:p>
       <w:pPr>
         <w:pStyle w:val="Heading1"/>
       </w:pPr>
+      <w:bookmarkStart w:id="30" w:name="function-declarations"/>
+      <w:bookmarkEnd w:id="29"/>
       <w:r>
         <w:t>29. Function declarations</w:t>
       </w:r>
@@ -4328,19 +4341,7 @@
         <w:pStyle w:val="FirstParagraph"/>
       </w:pPr>
       <w:r>
-        <w:t>is rejected because C48 does not have an</w:t>
-      </w:r>
-      <w:r>
-        <w:t xml:space="preserve"> </w:t>
-      </w:r>
-      <w:r>
-        <w:t>"unspecified parameters"</w:t>
-      </w:r>
-      <w:r>
-        <w:t xml:space="preserve"> </w:t>
-      </w:r>
-      <w:r>
-        <w:t>function type.</w:t>
+        <w:t>is rejected because C48 does not have an "unspecified parameters" function type.</w:t>
       </w:r>
     </w:p>
     <w:p>
@@ -4370,10 +4371,7 @@
         <w:t>...</w:t>
       </w:r>
       <w:r>
-        <w:t xml:space="preserve"> </w:t>
-      </w:r>
-      <w:r>
-        <w:t>is not valid C48 syntax.</w:t>
+        <w:t xml:space="preserve"> is not valid C48 syntax.</w:t>
       </w:r>
     </w:p>
     <w:p>
@@ -4420,15 +4418,13 @@
         <w:t>are valid compatible prototypes.</w:t>
       </w:r>
     </w:p>
-    <w:p>
-      <w:r/>
-    </w:p>
-    <w:bookmarkEnd w:id="39"/>
-    <w:bookmarkStart w:id="40" w:name="function-definitions"/>
+    <w:p/>
     <w:p>
       <w:pPr>
         <w:pStyle w:val="Heading1"/>
       </w:pPr>
+      <w:bookmarkStart w:id="31" w:name="function-definitions"/>
+      <w:bookmarkEnd w:id="30"/>
       <w:r>
         <w:t>30. Function definitions</w:t>
       </w:r>
@@ -4473,7 +4469,7 @@
         <w:pStyle w:val="Compact"/>
         <w:numPr>
           <w:ilvl w:val="0"/>
-          <w:numId w:val="1012"/>
+          <w:numId w:val="13"/>
         </w:numPr>
       </w:pPr>
       <w:r>
@@ -4491,7 +4487,7 @@
         <w:pStyle w:val="Compact"/>
         <w:numPr>
           <w:ilvl w:val="0"/>
-          <w:numId w:val="1012"/>
+          <w:numId w:val="13"/>
         </w:numPr>
       </w:pPr>
       <w:r>
@@ -4503,7 +4499,7 @@
         <w:pStyle w:val="Compact"/>
         <w:numPr>
           <w:ilvl w:val="0"/>
-          <w:numId w:val="1012"/>
+          <w:numId w:val="13"/>
         </w:numPr>
       </w:pPr>
       <w:r>
@@ -4521,7 +4517,7 @@
         <w:pStyle w:val="Compact"/>
         <w:numPr>
           <w:ilvl w:val="0"/>
-          <w:numId w:val="1012"/>
+          <w:numId w:val="13"/>
         </w:numPr>
       </w:pPr>
       <w:r>
@@ -4568,20 +4564,15 @@
         <w:t>C48 has no implicit function declarations.</w:t>
       </w:r>
     </w:p>
-    <w:p>
-      <w:r/>
-    </w:p>
-    <w:bookmarkEnd w:id="40"/>
-    <w:bookmarkStart w:id="41" w:name="main"/>
+    <w:p/>
     <w:p>
       <w:pPr>
         <w:pStyle w:val="Heading1"/>
       </w:pPr>
-      <w:r>
-        <w:t>31.</w:t>
-      </w:r>
-      <w:r>
-        <w:t xml:space="preserve"> </w:t>
+      <w:bookmarkStart w:id="32" w:name="main"/>
+      <w:bookmarkEnd w:id="31"/>
+      <w:r>
+        <w:t xml:space="preserve">31. </w:t>
       </w:r>
       <w:r>
         <w:rPr>
@@ -4590,12 +4581,12 @@
         <w:t>main</w:t>
       </w:r>
     </w:p>
-    <w:bookmarkEnd w:id="41"/>
-    <w:bookmarkStart w:id="42" w:name="initializers"/>
-    <w:p>
-      <w:pPr>
-        <w:pStyle w:val="FirstParagraph"/>
-      </w:pPr>
+    <w:p>
+      <w:pPr>
+        <w:pStyle w:val="FirstParagraph"/>
+      </w:pPr>
+      <w:bookmarkStart w:id="33" w:name="initializers"/>
+      <w:bookmarkEnd w:id="32"/>
       <w:r>
         <w:t>The identifier `main` is reserved at file scope for the C48 program-entry function. A file-scope object named `main` is rejected. A function named `main` may be declared only with one of these two exact function types:</w:t>
       </w:r>
@@ -4606,6 +4597,8 @@
       </w:pPr>
       <w:r>
         <w:t>int main(void)</w:t>
+      </w:r>
+      <w:r>
         <w:br/>
         <w:t>int main(int argc, char **argv)</w:t>
       </w:r>
@@ -4650,9 +4643,7 @@
         <w:t>When `main` returns normally, crt0 converts its 16-bit C48 `int` result to the 8-bit process exit status by taking the low eight bits, exactly as an `(unsigned char)` conversion, and passes that byte to SYS_EXIT. Thus `return 0;` yields status 0, `return 1;` yields status 1, and `return 256;` yields status 0.</w:t>
       </w:r>
     </w:p>
-    <w:p>
-      <w:pPr/>
-    </w:p>
+    <w:p/>
     <w:p>
       <w:pPr>
         <w:pStyle w:val="Heading1"/>
@@ -4661,12 +4652,12 @@
         <w:t>32. Initializers</w:t>
       </w:r>
     </w:p>
-    <w:bookmarkEnd w:id="42"/>
-    <w:bookmarkStart w:id="43" w:name="character-array-string-initialization"/>
-    <w:p>
-      <w:pPr>
-        <w:pStyle w:val="FirstParagraph"/>
-      </w:pPr>
+    <w:p>
+      <w:pPr>
+        <w:pStyle w:val="FirstParagraph"/>
+      </w:pPr>
+      <w:bookmarkStart w:id="34" w:name="character-array-string-initialization"/>
+      <w:bookmarkEnd w:id="33"/>
       <w:r>
         <w:t>C48 Version 1 supports simple constant scalar initializers and one-dimensional constant array initializers only.</w:t>
       </w:r>
@@ -4685,6 +4676,8 @@
       </w:pPr>
       <w:r>
         <w:t>int x;</w:t>
+      </w:r>
+      <w:r>
         <w:br/>
         <w:t>x = function();</w:t>
       </w:r>
@@ -4703,6 +4696,8 @@
       </w:pPr>
       <w:r>
         <w:t>int a[3] = { 1, 2, 3 };</w:t>
+      </w:r>
+      <w:r>
         <w:br/>
         <w:t>int b[4] = { 1, 2, };</w:t>
       </w:r>
@@ -4739,9 +4734,7 @@
         <w:t>Implicit scalar initializer conversion uses the same compatibility matrix as assignment, function arguments, and return values: integer-to-integer is allowed; integer-to-float and float-to-integer are allowed using canonical C48 numeric conversion; compatible object pointers, object-pointer/`void *`, and null-pointer constant zero are allowed; incompatible non-void pointers, nonzero integer/pointer conversion, float/pointer conversion, and every pointer cast are rejected.</w:t>
       </w:r>
     </w:p>
-    <w:p>
-      <w:pPr/>
-    </w:p>
+    <w:p/>
     <w:p>
       <w:pPr>
         <w:pStyle w:val="Heading1"/>
@@ -4755,10 +4748,7 @@
         <w:pStyle w:val="FirstParagraph"/>
       </w:pPr>
       <w:r>
-        <w:t>A</w:t>
-      </w:r>
-      <w:r>
-        <w:t xml:space="preserve"> </w:t>
+        <w:t xml:space="preserve">A </w:t>
       </w:r>
       <w:r>
         <w:rPr>
@@ -4767,13 +4757,7 @@
         <w:t>char</w:t>
       </w:r>
       <w:r>
-        <w:t xml:space="preserve"> </w:t>
-      </w:r>
-      <w:r>
-        <w:t>or</w:t>
-      </w:r>
-      <w:r>
-        <w:t xml:space="preserve"> </w:t>
+        <w:t xml:space="preserve"> or </w:t>
       </w:r>
       <w:r>
         <w:rPr>
@@ -4782,10 +4766,7 @@
         <w:t>unsigned char</w:t>
       </w:r>
       <w:r>
-        <w:t xml:space="preserve"> </w:t>
-      </w:r>
-      <w:r>
-        <w:t>array may be initialized by a string literal.</w:t>
+        <w:t xml:space="preserve"> array may be initialized by a string literal.</w:t>
       </w:r>
     </w:p>
     <w:p>
@@ -4915,15 +4896,13 @@
         <w:t>char text[4] = "abc";</w:t>
       </w:r>
     </w:p>
-    <w:p>
-      <w:r/>
-    </w:p>
-    <w:bookmarkEnd w:id="43"/>
-    <w:bookmarkStart w:id="44" w:name="pointer-constant-initializers"/>
+    <w:p/>
     <w:p>
       <w:pPr>
         <w:pStyle w:val="Heading1"/>
       </w:pPr>
+      <w:bookmarkStart w:id="35" w:name="pointer-constant-initializers"/>
+      <w:bookmarkEnd w:id="34"/>
       <w:r>
         <w:t>34. Pointer constant initializers</w:t>
       </w:r>
@@ -4941,7 +4920,7 @@
         <w:pStyle w:val="Compact"/>
         <w:numPr>
           <w:ilvl w:val="0"/>
-          <w:numId w:val="1014"/>
+          <w:numId w:val="15"/>
         </w:numPr>
       </w:pPr>
       <w:r>
@@ -4953,7 +4932,7 @@
         <w:pStyle w:val="Compact"/>
         <w:numPr>
           <w:ilvl w:val="0"/>
-          <w:numId w:val="1014"/>
+          <w:numId w:val="15"/>
         </w:numPr>
       </w:pPr>
       <w:r>
@@ -4965,7 +4944,7 @@
         <w:pStyle w:val="Compact"/>
         <w:numPr>
           <w:ilvl w:val="0"/>
-          <w:numId w:val="1014"/>
+          <w:numId w:val="15"/>
         </w:numPr>
       </w:pPr>
       <w:r>
@@ -4977,7 +4956,7 @@
         <w:pStyle w:val="Compact"/>
         <w:numPr>
           <w:ilvl w:val="0"/>
-          <w:numId w:val="1014"/>
+          <w:numId w:val="15"/>
         </w:numPr>
       </w:pPr>
       <w:r>
@@ -5008,25 +4987,23 @@
         <w:t>A string-literal sequence used as a pointer constant initializer first undergoes the ordinary array-to-pointer conversion to `char *`; it may therefore initialize `char *` directly or `void *` through the permitted implicit conversion. It does not directly initialize an incompatible non-void pointer such as `unsigned char *`.</w:t>
       </w:r>
     </w:p>
-    <w:p>
-      <w:r/>
-    </w:p>
-    <w:bookmarkEnd w:id="44"/>
-    <w:bookmarkStart w:id="45" w:name="constant-expressions"/>
+    <w:p/>
     <w:p>
       <w:pPr>
         <w:pStyle w:val="Heading1"/>
       </w:pPr>
+      <w:bookmarkStart w:id="36" w:name="constant-expressions"/>
+      <w:bookmarkEnd w:id="35"/>
       <w:r>
         <w:t>35. Constant expressions</w:t>
       </w:r>
     </w:p>
-    <w:bookmarkEnd w:id="45"/>
-    <w:bookmarkStart w:id="46" w:name="floating-constant-expressions"/>
-    <w:p>
-      <w:pPr>
-        <w:pStyle w:val="FirstParagraph"/>
-      </w:pPr>
+    <w:p>
+      <w:pPr>
+        <w:pStyle w:val="FirstParagraph"/>
+      </w:pPr>
+      <w:bookmarkStart w:id="37" w:name="floating-constant-expressions"/>
+      <w:bookmarkEnd w:id="36"/>
       <w:r>
         <w:t>C48 constant expressions are compile-time-evaluable expressions with no run-time side effects. They are used for array bounds, scalar constant initializers, object-like macro constants, and the integer offsets permitted in pointer constant initializers.</w:t>
       </w:r>
@@ -5063,9 +5040,7 @@
         <w:t>Constant division or remainder by integer zero is a compile-time error. A floating constant operation/conversion that the canonical ROM numeric service rejects is likewise a compile-time constant-expression error. Compile-time evaluation MUST reproduce every C48 operation boundary; it may not evaluate in unrestricted host precision and narrow only at the end.</w:t>
       </w:r>
     </w:p>
-    <w:p>
-      <w:pPr/>
-    </w:p>
+    <w:p/>
     <w:p>
       <w:pPr>
         <w:pStyle w:val="Heading1"/>
@@ -5074,12 +5049,12 @@
         <w:t>36. Floating constant expressions</w:t>
       </w:r>
     </w:p>
-    <w:bookmarkEnd w:id="46"/>
-    <w:bookmarkStart w:id="47" w:name="array-initializers"/>
-    <w:p>
-      <w:pPr>
-        <w:pStyle w:val="FirstParagraph"/>
-      </w:pPr>
+    <w:p>
+      <w:pPr>
+        <w:pStyle w:val="FirstParagraph"/>
+      </w:pPr>
+      <w:bookmarkStart w:id="38" w:name="array-initializers"/>
+      <w:bookmarkEnd w:id="37"/>
       <w:r>
         <w:t>A floating constant expression is the Section-35 pure arithmetic constant-expression form whose final C48 type is `float`. It may mix integer and floating constants and supported integer&lt;-&gt;float casts as permitted by ordinary C48 operator/type rules.</w:t>
       </w:r>
@@ -5100,9 +5075,7 @@
         <w:t>Public functions such as `sin()` and `sqrt()` are function calls and are not constant-expression operators. A ROM numeric domain/range failure during a required constant evaluation is a compile-time error rather than a run-time initializer action.</w:t>
       </w:r>
     </w:p>
-    <w:p>
-      <w:pPr/>
-    </w:p>
+    <w:p/>
     <w:p>
       <w:pPr>
         <w:pStyle w:val="Heading1"/>
@@ -5197,15 +5170,13 @@
         <w:t>is unsupported.</w:t>
       </w:r>
     </w:p>
-    <w:p>
-      <w:r/>
-    </w:p>
-    <w:bookmarkEnd w:id="47"/>
-    <w:bookmarkStart w:id="48" w:name="expression-precedence-and-associativity"/>
+    <w:p/>
     <w:p>
       <w:pPr>
         <w:pStyle w:val="Heading1"/>
       </w:pPr>
+      <w:bookmarkStart w:id="39" w:name="expression-precedence-and-associativity"/>
+      <w:bookmarkEnd w:id="38"/>
       <w:r>
         <w:t>38. Expression precedence and associativity</w:t>
       </w:r>
@@ -5704,15 +5675,13 @@
         <w:t>There is no comma-expression precedence level.</w:t>
       </w:r>
     </w:p>
-    <w:p>
-      <w:r/>
-    </w:p>
-    <w:bookmarkEnd w:id="48"/>
-    <w:bookmarkStart w:id="49" w:name="primary-expressions"/>
+    <w:p/>
     <w:p>
       <w:pPr>
         <w:pStyle w:val="Heading1"/>
       </w:pPr>
+      <w:bookmarkStart w:id="40" w:name="primary-expressions"/>
+      <w:bookmarkEnd w:id="39"/>
       <w:r>
         <w:t>39. Primary expressions</w:t>
       </w:r>
@@ -5730,7 +5699,7 @@
         <w:pStyle w:val="Compact"/>
         <w:numPr>
           <w:ilvl w:val="0"/>
-          <w:numId w:val="1019"/>
+          <w:numId w:val="20"/>
         </w:numPr>
       </w:pPr>
       <w:r>
@@ -5742,7 +5711,7 @@
         <w:pStyle w:val="Compact"/>
         <w:numPr>
           <w:ilvl w:val="0"/>
-          <w:numId w:val="1019"/>
+          <w:numId w:val="20"/>
         </w:numPr>
       </w:pPr>
       <w:r>
@@ -5754,7 +5723,7 @@
         <w:pStyle w:val="Compact"/>
         <w:numPr>
           <w:ilvl w:val="0"/>
-          <w:numId w:val="1019"/>
+          <w:numId w:val="20"/>
         </w:numPr>
       </w:pPr>
       <w:r>
@@ -5766,7 +5735,7 @@
         <w:pStyle w:val="Compact"/>
         <w:numPr>
           <w:ilvl w:val="0"/>
-          <w:numId w:val="1019"/>
+          <w:numId w:val="20"/>
         </w:numPr>
       </w:pPr>
       <w:r>
@@ -5778,7 +5747,7 @@
         <w:pStyle w:val="Compact"/>
         <w:numPr>
           <w:ilvl w:val="0"/>
-          <w:numId w:val="1019"/>
+          <w:numId w:val="20"/>
         </w:numPr>
       </w:pPr>
       <w:r>
@@ -5790,7 +5759,7 @@
         <w:pStyle w:val="Compact"/>
         <w:numPr>
           <w:ilvl w:val="0"/>
-          <w:numId w:val="1019"/>
+          <w:numId w:val="20"/>
         </w:numPr>
       </w:pPr>
       <w:r>
@@ -5810,7 +5779,7 @@
         <w:pStyle w:val="Compact"/>
         <w:numPr>
           <w:ilvl w:val="0"/>
-          <w:numId w:val="1020"/>
+          <w:numId w:val="21"/>
         </w:numPr>
       </w:pPr>
       <w:r>
@@ -5822,7 +5791,7 @@
         <w:pStyle w:val="Compact"/>
         <w:numPr>
           <w:ilvl w:val="0"/>
-          <w:numId w:val="1020"/>
+          <w:numId w:val="21"/>
         </w:numPr>
       </w:pPr>
       <w:r>
@@ -5834,7 +5803,7 @@
         <w:pStyle w:val="Compact"/>
         <w:numPr>
           <w:ilvl w:val="0"/>
-          <w:numId w:val="1020"/>
+          <w:numId w:val="21"/>
         </w:numPr>
       </w:pPr>
       <w:r>
@@ -5846,32 +5815,30 @@
         <w:pStyle w:val="Compact"/>
         <w:numPr>
           <w:ilvl w:val="0"/>
-          <w:numId w:val="1020"/>
+          <w:numId w:val="21"/>
         </w:numPr>
       </w:pPr>
       <w:r>
         <w:t>structure member expressions.</w:t>
       </w:r>
     </w:p>
-    <w:p>
-      <w:r/>
-    </w:p>
-    <w:bookmarkEnd w:id="49"/>
-    <w:bookmarkStart w:id="50" w:name="lvalues"/>
+    <w:p/>
     <w:p>
       <w:pPr>
         <w:pStyle w:val="Heading1"/>
       </w:pPr>
+      <w:bookmarkStart w:id="41" w:name="lvalues"/>
+      <w:bookmarkEnd w:id="40"/>
       <w:r>
         <w:t>40. Lvalues</w:t>
       </w:r>
     </w:p>
-    <w:bookmarkEnd w:id="50"/>
-    <w:bookmarkStart w:id="51" w:name="integer-promotions"/>
-    <w:p>
-      <w:pPr>
-        <w:pStyle w:val="FirstParagraph"/>
-      </w:pPr>
+    <w:p>
+      <w:pPr>
+        <w:pStyle w:val="FirstParagraph"/>
+      </w:pPr>
+      <w:bookmarkStart w:id="42" w:name="integer-promotions"/>
+      <w:bookmarkEnd w:id="41"/>
       <w:r>
         <w:t>An lvalue designates a C48 object. A modifiable lvalue is an lvalue whose object is writable under the language contract.</w:t>
       </w:r>
@@ -5900,9 +5867,7 @@
         <w:t>Dereferencing a null pointer, one-past pointer, pointer outside the live object, or otherwise invalid pointer is outside the portable C48 contract. The 48K machine has no memory protection; strict host execution SHOULD trap such invalid logical-pointer accesses where it can prove them.</w:t>
       </w:r>
     </w:p>
-    <w:p>
-      <w:pPr/>
-    </w:p>
+    <w:p/>
     <w:p>
       <w:pPr>
         <w:pStyle w:val="Heading1"/>
@@ -5911,12 +5876,12 @@
         <w:t>41. Integer promotions</w:t>
       </w:r>
     </w:p>
-    <w:bookmarkEnd w:id="51"/>
-    <w:bookmarkStart w:id="52" w:name="usual-arithmetic-conversions"/>
-    <w:p>
-      <w:pPr>
-        <w:pStyle w:val="FirstParagraph"/>
-      </w:pPr>
+    <w:p>
+      <w:pPr>
+        <w:pStyle w:val="FirstParagraph"/>
+      </w:pPr>
+      <w:bookmarkStart w:id="43" w:name="usual-arithmetic-conversions"/>
+      <w:bookmarkEnd w:id="42"/>
       <w:r>
         <w:t>C48 uses the following integer promotions for arithmetic other than the special shift rule in Section 46:</w:t>
       </w:r>
@@ -5927,10 +5892,16 @@
       </w:pPr>
       <w:r>
         <w:t>char            -&gt; int</w:t>
+      </w:r>
+      <w:r>
         <w:br/>
         <w:t>unsigned char   -&gt; int</w:t>
+      </w:r>
+      <w:r>
         <w:br/>
         <w:t>short           -&gt; int</w:t>
+      </w:r>
+      <w:r>
         <w:br/>
         <w:t>unsigned short  -&gt; unsigned int</w:t>
       </w:r>
@@ -5959,9 +5930,7 @@
         <w:t>A character literal itself has type `int`, so shifting a character literal uses the 16-bit shift rule unless it has first been converted or stored to an 8-bit object.</w:t>
       </w:r>
     </w:p>
-    <w:p>
-      <w:pPr/>
-    </w:p>
+    <w:p/>
     <w:p>
       <w:pPr>
         <w:pStyle w:val="Heading1"/>
@@ -5970,12 +5939,12 @@
         <w:t>42. Usual arithmetic conversions</w:t>
       </w:r>
     </w:p>
-    <w:bookmarkEnd w:id="52"/>
-    <w:bookmarkStart w:id="53" w:name="integer-conversion"/>
-    <w:p>
-      <w:pPr>
-        <w:pStyle w:val="FirstParagraph"/>
-      </w:pPr>
+    <w:p>
+      <w:pPr>
+        <w:pStyle w:val="FirstParagraph"/>
+      </w:pPr>
+      <w:bookmarkStart w:id="44" w:name="integer-conversion"/>
+      <w:bookmarkEnd w:id="43"/>
       <w:r>
         <w:t>For binary arithmetic and comparisons other than shifts:</w:t>
       </w:r>
@@ -6028,9 +5997,7 @@
         <w:t>The same conversion rules apply to relational and equality comparison after pointer-specific cases have been excluded.</w:t>
       </w:r>
     </w:p>
-    <w:p>
-      <w:pPr/>
-    </w:p>
+    <w:p/>
     <w:p>
       <w:pPr>
         <w:pStyle w:val="Heading1"/>
@@ -6039,12 +6006,12 @@
         <w:t>43. Integer conversion</w:t>
       </w:r>
     </w:p>
-    <w:bookmarkEnd w:id="53"/>
-    <w:bookmarkStart w:id="54" w:name="integer-arithmetic"/>
-    <w:p>
-      <w:pPr>
-        <w:pStyle w:val="FirstParagraph"/>
-      </w:pPr>
+    <w:p>
+      <w:pPr>
+        <w:pStyle w:val="FirstParagraph"/>
+      </w:pPr>
+      <w:bookmarkStart w:id="45" w:name="integer-arithmetic"/>
+      <w:bookmarkEnd w:id="44"/>
       <w:r>
         <w:t>Converting to an unsigned integer type preserves the low destination-width bits (mathematically, reduction modulo 2^destination_bits).</w:t>
       </w:r>
@@ -6089,9 +6056,7 @@
         <w:t>For float-to-integer conversion, `short`/`int` require the truncated mathematical result in -32768..32767. `unsigned short`/`unsigned int` require 0..65535. Conversion to `char` or `unsigned char` first uses the unsigned 0..65535 SYS_FP_TO_INT domain and then keeps the low eight bits by Section 43. Therefore `(char)300.0` is 44, while `(char)-1.0` is a range failure.</w:t>
       </w:r>
     </w:p>
-    <w:p>
-      <w:pPr/>
-    </w:p>
+    <w:p/>
     <w:p>
       <w:pPr>
         <w:pStyle w:val="Heading1"/>
@@ -6100,12 +6065,12 @@
         <w:t>44. Integer arithmetic</w:t>
       </w:r>
     </w:p>
-    <w:bookmarkEnd w:id="54"/>
-    <w:bookmarkStart w:id="55" w:name="division-and-remainder"/>
-    <w:p>
-      <w:pPr>
-        <w:pStyle w:val="FirstParagraph"/>
-      </w:pPr>
+    <w:p>
+      <w:pPr>
+        <w:pStyle w:val="FirstParagraph"/>
+      </w:pPr>
+      <w:bookmarkStart w:id="46" w:name="division-and-remainder"/>
+      <w:bookmarkEnd w:id="45"/>
       <w:r>
         <w:t>After the applicable C48 promotions/conversions, addition, subtraction, multiplication, unary minus, and left shift wrap modulo the width on which that operator is defined. Signed overflow for these operations is therefore defined in C48 rather than ISO-C undefined behavior.</w:t>
       </w:r>
@@ -6126,9 +6091,7 @@
         <w:t>Assignment or an explicit integer cast then narrows to the destination width using Section 43.</w:t>
       </w:r>
     </w:p>
-    <w:p>
-      <w:pPr/>
-    </w:p>
+    <w:p/>
     <w:p>
       <w:pPr>
         <w:pStyle w:val="Heading1"/>
@@ -6137,12 +6100,12 @@
         <w:t>45. Division and remainder</w:t>
       </w:r>
     </w:p>
-    <w:bookmarkEnd w:id="55"/>
-    <w:bookmarkStart w:id="56" w:name="shift-operations"/>
-    <w:p>
-      <w:pPr>
-        <w:pStyle w:val="FirstParagraph"/>
-      </w:pPr>
+    <w:p>
+      <w:pPr>
+        <w:pStyle w:val="FirstParagraph"/>
+      </w:pPr>
+      <w:bookmarkStart w:id="47" w:name="shift-operations"/>
+      <w:bookmarkEnd w:id="46"/>
       <w:r>
         <w:t>Signed integer division truncates toward zero. Signed remainder has the sign of the dividend. Division or remainder by zero terminates the C48 process through runtime error handling with status 1.</w:t>
       </w:r>
@@ -6161,6 +6124,8 @@
       </w:pPr>
       <w:r>
         <w:t>((int)0x8000u) / -1   -&gt; -32768</w:t>
+      </w:r>
+      <w:r>
         <w:br/>
         <w:t>((int)0x8000u) % -1   -&gt; 0</w:t>
       </w:r>
@@ -6181,9 +6146,7 @@
         <w:t>Unsigned division and remainder operate on 0..65535 values: the quotient is the mathematical floor quotient and the remainder is the nonnegative residue smaller than the divisor. Division or remainder by unsigned zero uses the same status-1 runtime-error rule.</w:t>
       </w:r>
     </w:p>
-    <w:p>
-      <w:pPr/>
-    </w:p>
+    <w:p/>
     <w:p>
       <w:pPr>
         <w:pStyle w:val="Heading1"/>
@@ -6192,12 +6155,12 @@
         <w:t>46. Shift operations</w:t>
       </w:r>
     </w:p>
-    <w:bookmarkEnd w:id="56"/>
-    <w:bookmarkStart w:id="57" w:name="bitwise-operations"/>
-    <w:p>
-      <w:pPr>
-        <w:pStyle w:val="FirstParagraph"/>
-      </w:pPr>
+    <w:p>
+      <w:pPr>
+        <w:pStyle w:val="FirstParagraph"/>
+      </w:pPr>
+      <w:bookmarkStart w:id="48" w:name="bitwise-operations"/>
+      <w:bookmarkEnd w:id="47"/>
       <w:r>
         <w:t>Shift operators are the deliberate exception to normal C48 integer promotion of the left operand. The left operand retains its original C48 integer width and signedness for the shift operation and result.</w:t>
       </w:r>
@@ -6242,9 +6205,7 @@
         <w:t>A host implementation MUST explicitly emulate these rules rather than rely on host-C shift semantics.</w:t>
       </w:r>
     </w:p>
-    <w:p>
-      <w:pPr/>
-    </w:p>
+    <w:p/>
     <w:p>
       <w:pPr>
         <w:pStyle w:val="Heading1"/>
@@ -6253,12 +6214,12 @@
         <w:t>47. Bitwise operations</w:t>
       </w:r>
     </w:p>
-    <w:bookmarkEnd w:id="57"/>
-    <w:bookmarkStart w:id="58" w:name="logical-operations"/>
-    <w:p>
-      <w:pPr>
-        <w:pStyle w:val="FirstParagraph"/>
-      </w:pPr>
+    <w:p>
+      <w:pPr>
+        <w:pStyle w:val="FirstParagraph"/>
+      </w:pPr>
+      <w:bookmarkStart w:id="49" w:name="logical-operations"/>
+      <w:bookmarkEnd w:id="48"/>
       <w:r>
         <w:t>The operators `&amp;`, `|`, `^`, and `~` require integer operands.</w:t>
       </w:r>
@@ -6279,9 +6240,7 @@
         <w:t>This rule is distinct from shifts, which deliberately retain the unpromoted left operand width.</w:t>
       </w:r>
     </w:p>
-    <w:p>
-      <w:pPr/>
-    </w:p>
+    <w:p/>
     <w:p>
       <w:pPr>
         <w:pStyle w:val="Heading1"/>
@@ -6348,7 +6307,7 @@
         <w:pStyle w:val="Compact"/>
         <w:numPr>
           <w:ilvl w:val="0"/>
-          <w:numId w:val="1022"/>
+          <w:numId w:val="23"/>
         </w:numPr>
       </w:pPr>
       <w:r>
@@ -6360,7 +6319,7 @@
         <w:pStyle w:val="Compact"/>
         <w:numPr>
           <w:ilvl w:val="0"/>
-          <w:numId w:val="1022"/>
+          <w:numId w:val="23"/>
         </w:numPr>
       </w:pPr>
       <w:r>
@@ -6372,7 +6331,7 @@
         <w:pStyle w:val="Compact"/>
         <w:numPr>
           <w:ilvl w:val="0"/>
-          <w:numId w:val="1022"/>
+          <w:numId w:val="23"/>
         </w:numPr>
       </w:pPr>
       <w:r>
@@ -6436,13 +6395,7 @@
         <w:t>&amp;&amp;</w:t>
       </w:r>
       <w:r>
-        <w:t xml:space="preserve"> </w:t>
-      </w:r>
-      <w:r>
-        <w:t>and</w:t>
-      </w:r>
-      <w:r>
-        <w:t xml:space="preserve"> </w:t>
+        <w:t xml:space="preserve"> and </w:t>
       </w:r>
       <w:r>
         <w:rPr>
@@ -6451,21 +6404,15 @@
         <w:t>||</w:t>
       </w:r>
       <w:r>
-        <w:t xml:space="preserve"> </w:t>
-      </w:r>
-      <w:r>
-        <w:t>short-circuit.</w:t>
-      </w:r>
-    </w:p>
-    <w:p>
-      <w:pPr>
-        <w:pStyle w:val="BodyText"/>
-      </w:pPr>
-      <w:r>
-        <w:t>The right operand of</w:t>
-      </w:r>
-      <w:r>
-        <w:t xml:space="preserve"> </w:t>
+        <w:t xml:space="preserve"> short-circuit.</w:t>
+      </w:r>
+    </w:p>
+    <w:p>
+      <w:pPr>
+        <w:pStyle w:val="BodyText"/>
+      </w:pPr>
+      <w:r>
+        <w:t xml:space="preserve">The right operand of </w:t>
       </w:r>
       <w:r>
         <w:rPr>
@@ -6474,21 +6421,15 @@
         <w:t>&amp;&amp;</w:t>
       </w:r>
       <w:r>
-        <w:t xml:space="preserve"> </w:t>
-      </w:r>
-      <w:r>
-        <w:t>is not evaluated when the left operand is false.</w:t>
-      </w:r>
-    </w:p>
-    <w:p>
-      <w:pPr>
-        <w:pStyle w:val="BodyText"/>
-      </w:pPr>
-      <w:r>
-        <w:t>The right operand of</w:t>
-      </w:r>
-      <w:r>
-        <w:t xml:space="preserve"> </w:t>
+        <w:t xml:space="preserve"> is not evaluated when the left operand is false.</w:t>
+      </w:r>
+    </w:p>
+    <w:p>
+      <w:pPr>
+        <w:pStyle w:val="BodyText"/>
+      </w:pPr>
+      <w:r>
+        <w:t xml:space="preserve">The right operand of </w:t>
       </w:r>
       <w:r>
         <w:rPr>
@@ -6497,21 +6438,16 @@
         <w:t>||</w:t>
       </w:r>
       <w:r>
-        <w:t xml:space="preserve"> </w:t>
-      </w:r>
-      <w:r>
-        <w:t>is not evaluated when the left operand is true.</w:t>
-      </w:r>
-    </w:p>
-    <w:p>
-      <w:r/>
-    </w:p>
-    <w:bookmarkEnd w:id="58"/>
-    <w:bookmarkStart w:id="59" w:name="comparisons"/>
+        <w:t xml:space="preserve"> is not evaluated when the left operand is true.</w:t>
+      </w:r>
+    </w:p>
+    <w:p/>
     <w:p>
       <w:pPr>
         <w:pStyle w:val="Heading1"/>
       </w:pPr>
+      <w:bookmarkStart w:id="50" w:name="comparisons"/>
+      <w:bookmarkEnd w:id="49"/>
       <w:r>
         <w:t>49. Comparisons</w:t>
       </w:r>
@@ -6537,10 +6473,7 @@
         <w:pStyle w:val="BodyText"/>
       </w:pPr>
       <w:r>
-        <w:t>Equality and relational results have type</w:t>
-      </w:r>
-      <w:r>
-        <w:t xml:space="preserve"> </w:t>
+        <w:t xml:space="preserve">Equality and relational results have type </w:t>
       </w:r>
       <w:r>
         <w:rPr>
@@ -6549,10 +6482,7 @@
         <w:t>int</w:t>
       </w:r>
       <w:r>
-        <w:t xml:space="preserve"> </w:t>
-      </w:r>
-      <w:r>
-        <w:t>and value 0 or 1.</w:t>
+        <w:t xml:space="preserve"> and value 0 or 1.</w:t>
       </w:r>
     </w:p>
     <w:p>
@@ -6568,7 +6498,7 @@
         <w:pStyle w:val="Compact"/>
         <w:numPr>
           <w:ilvl w:val="0"/>
-          <w:numId w:val="1023"/>
+          <w:numId w:val="24"/>
         </w:numPr>
       </w:pPr>
       <w:r>
@@ -6580,14 +6510,11 @@
         <w:pStyle w:val="Compact"/>
         <w:numPr>
           <w:ilvl w:val="0"/>
-          <w:numId w:val="1023"/>
+          <w:numId w:val="24"/>
         </w:numPr>
       </w:pPr>
       <w:r>
-        <w:t>an object pointer and</w:t>
-      </w:r>
-      <w:r>
-        <w:t xml:space="preserve"> </w:t>
+        <w:t xml:space="preserve">an object pointer and </w:t>
       </w:r>
       <w:r>
         <w:rPr>
@@ -6604,7 +6531,7 @@
         <w:pStyle w:val="Compact"/>
         <w:numPr>
           <w:ilvl w:val="0"/>
-          <w:numId w:val="1023"/>
+          <w:numId w:val="24"/>
         </w:numPr>
       </w:pPr>
       <w:r>
@@ -6635,25 +6562,23 @@
         <w:t>For permitted pointer equality/inequality, C48 compares the exact 16-bit logical address bits after any allowed `void *` or null conversion. Equal address bits compare equal; different address bits compare unequal. Relational pointer operators require exactly compatible non-void object-pointer types and are portable only when both values designate positions in the same live array/object, including its one-past position; they compare logical element position within that object.</w:t>
       </w:r>
     </w:p>
-    <w:p>
-      <w:r/>
-    </w:p>
-    <w:bookmarkEnd w:id="59"/>
-    <w:bookmarkStart w:id="60" w:name="pointer-arithmetic"/>
+    <w:p/>
     <w:p>
       <w:pPr>
         <w:pStyle w:val="Heading1"/>
       </w:pPr>
+      <w:bookmarkStart w:id="51" w:name="pointer-arithmetic"/>
+      <w:bookmarkEnd w:id="50"/>
       <w:r>
         <w:t>50. Pointer arithmetic</w:t>
       </w:r>
     </w:p>
-    <w:bookmarkEnd w:id="60"/>
-    <w:bookmarkStart w:id="61" w:name="assignment"/>
-    <w:p>
-      <w:pPr>
-        <w:pStyle w:val="FirstParagraph"/>
-      </w:pPr>
+    <w:p>
+      <w:pPr>
+        <w:pStyle w:val="FirstParagraph"/>
+      </w:pPr>
+      <w:bookmarkStart w:id="52" w:name="assignment"/>
+      <w:bookmarkEnd w:id="51"/>
       <w:r>
         <w:t>For a pointer `p` to element type T, `p + n`, `n + p`, `p - n`, `++p`, and `--p` scale the integer displacement by `sizeof(T)`.</w:t>
       </w:r>
@@ -6664,8 +6589,12 @@
       </w:pPr>
       <w:r>
         <w:t>char *p;   p + 1   advances 1 byte</w:t>
+      </w:r>
+      <w:r>
         <w:br/>
         <w:t>int *p;    p + 1   advances 2 bytes</w:t>
+      </w:r>
+      <w:r>
         <w:br/>
         <w:t>float *p;  p + 1   advances 5 bytes</w:t>
       </w:r>
@@ -6710,9 +6639,7 @@
         <w:t>Pointer subtraction computes the mathematical element-index difference, reduces it modulo 65536, and returns those low 16 bits interpreted as C48 signed `int`. This wrap is part of the C48 language contract for same-object compatible pointers, not undefined behavior.</w:t>
       </w:r>
     </w:p>
-    <w:p>
-      <w:pPr/>
-    </w:p>
+    <w:p/>
     <w:p>
       <w:pPr>
         <w:pStyle w:val="Heading1"/>
@@ -6721,12 +6648,12 @@
         <w:t>51. Assignment</w:t>
       </w:r>
     </w:p>
-    <w:bookmarkEnd w:id="61"/>
-    <w:bookmarkStart w:id="62" w:name="increment-and-decrement"/>
-    <w:p>
-      <w:pPr>
-        <w:pStyle w:val="FirstParagraph"/>
-      </w:pPr>
+    <w:p>
+      <w:pPr>
+        <w:pStyle w:val="FirstParagraph"/>
+      </w:pPr>
+      <w:bookmarkStart w:id="53" w:name="increment-and-decrement"/>
+      <w:bookmarkEnd w:id="52"/>
       <w:r>
         <w:t>Simple assignment is `lvalue = expression` and associates right-to-left. The left side must be a modifiable scalar lvalue. The assignment result is a non-lvalue value of the destination type after conversion.</w:t>
       </w:r>
@@ -6835,9 +6762,7 @@
         <w:t>Evaluation order is exact: compute the destination address first, evaluate and complete all side effects of the right operand second, perform conversion third, then store. Thus `i = i++` has deterministic C48 behavior: the post-increment occurs while evaluating the right operand and the subsequent assignment stores the old value back into `i`.</w:t>
       </w:r>
     </w:p>
-    <w:p>
-      <w:pPr/>
-    </w:p>
+    <w:p/>
     <w:p>
       <w:pPr>
         <w:pStyle w:val="Heading1"/>
@@ -6846,12 +6771,12 @@
         <w:t>52. Increment and decrement</w:t>
       </w:r>
     </w:p>
-    <w:bookmarkEnd w:id="62"/>
-    <w:bookmarkStart w:id="63" w:name="casts"/>
-    <w:p>
-      <w:pPr>
-        <w:pStyle w:val="FirstParagraph"/>
-      </w:pPr>
+    <w:p>
+      <w:pPr>
+        <w:pStyle w:val="FirstParagraph"/>
+      </w:pPr>
+      <w:bookmarkStart w:id="54" w:name="casts"/>
+      <w:bookmarkEnd w:id="53"/>
       <w:r>
         <w:t>C48 supports prefix and postfix `++`/`--` on modifiable arithmetic or supported object-pointer lvalues.</w:t>
       </w:r>
@@ -6880,9 +6805,7 @@
         <w:t>Increment/decrement of `void *`, an invalid pointer, a string literal, an array, or a non-lvalue is rejected or outside the portable pointer-access contract as applicable.</w:t>
       </w:r>
     </w:p>
-    <w:p>
-      <w:pPr/>
-    </w:p>
+    <w:p/>
     <w:p>
       <w:pPr>
         <w:pStyle w:val="Heading1"/>
@@ -6891,12 +6814,12 @@
         <w:t>53. Casts</w:t>
       </w:r>
     </w:p>
-    <w:bookmarkEnd w:id="63"/>
-    <w:bookmarkStart w:id="64" w:name="sizeof"/>
-    <w:p>
-      <w:pPr>
-        <w:pStyle w:val="FirstParagraph"/>
-      </w:pPr>
+    <w:p>
+      <w:pPr>
+        <w:pStyle w:val="FirstParagraph"/>
+      </w:pPr>
+      <w:bookmarkStart w:id="55" w:name="sizeof"/>
+      <w:bookmarkEnd w:id="54"/>
       <w:r>
         <w:t>Version 1 supports explicit casts among integer scalar types, integer scalar to `float`, and `float` to integer scalar.</w:t>
       </w:r>
@@ -6941,18 +6864,13 @@
         <w:t>A compile-time constant conversion that is provably invalid or out of range is a compile-time error.</w:t>
       </w:r>
     </w:p>
-    <w:p>
-      <w:pPr/>
-    </w:p>
+    <w:p/>
     <w:p>
       <w:pPr>
         <w:pStyle w:val="Heading1"/>
       </w:pPr>
       <w:r>
-        <w:t>54.</w:t>
-      </w:r>
-      <w:r>
-        <w:t xml:space="preserve"> </w:t>
+        <w:t xml:space="preserve">54. </w:t>
       </w:r>
       <w:r>
         <w:rPr>
@@ -6961,12 +6879,12 @@
         <w:t>sizeof</w:t>
       </w:r>
     </w:p>
-    <w:bookmarkEnd w:id="64"/>
-    <w:bookmarkStart w:id="65" w:name="evaluation-order"/>
-    <w:p>
-      <w:pPr>
-        <w:pStyle w:val="FirstParagraph"/>
-      </w:pPr>
+    <w:p>
+      <w:pPr>
+        <w:pStyle w:val="FirstParagraph"/>
+      </w:pPr>
+      <w:bookmarkStart w:id="56" w:name="evaluation-order"/>
+      <w:bookmarkEnd w:id="55"/>
       <w:r>
         <w:t>Both `sizeof expression` and `sizeof(type-name)` are supported. `sizeof` is a compile-time operator; it never evaluates its expression operand and produces a non-lvalue `unsigned int` result.</w:t>
       </w:r>
@@ -6977,14 +6895,24 @@
       </w:pPr>
       <w:r>
         <w:t>sizeof(char)       == 1</w:t>
+      </w:r>
+      <w:r>
         <w:br/>
         <w:t>sizeof(short)      == 2</w:t>
+      </w:r>
+      <w:r>
         <w:br/>
         <w:t>sizeof(int)        == 2</w:t>
+      </w:r>
+      <w:r>
         <w:br/>
         <w:t>sizeof(void *)     == 2</w:t>
+      </w:r>
+      <w:r>
         <w:br/>
         <w:t>sizeof(float)      == 5</w:t>
+      </w:r>
+      <w:r>
         <w:br/>
         <w:t>sizeof("abc")      == 4</w:t>
       </w:r>
@@ -7021,9 +6949,7 @@
         <w:t>The result must be representable in `unsigned int`; Section 25 already rejects an array type whose mathematical size would exceed 65535 bytes.</w:t>
       </w:r>
     </w:p>
-    <w:p>
-      <w:pPr/>
-    </w:p>
+    <w:p/>
     <w:p>
       <w:pPr>
         <w:pStyle w:val="Heading1"/>
@@ -7032,12 +6958,12 @@
         <w:t>55. Evaluation order</w:t>
       </w:r>
     </w:p>
-    <w:bookmarkEnd w:id="65"/>
-    <w:bookmarkStart w:id="66" w:name="function-calls"/>
-    <w:p>
-      <w:pPr>
-        <w:pStyle w:val="FirstParagraph"/>
-      </w:pPr>
+    <w:p>
+      <w:pPr>
+        <w:pStyle w:val="FirstParagraph"/>
+      </w:pPr>
+      <w:bookmarkStart w:id="57" w:name="function-calls"/>
+      <w:bookmarkEnd w:id="56"/>
       <w:r>
         <w:t>C48 deliberately freezes evaluation order to prevent host/native divergence.</w:t>
       </w:r>
@@ -7082,9 +7008,7 @@
         <w:t>C48 therefore has no ISO-C-style unspecified operand or argument evaluation order for supported expressions. A Windows implementation MUST preserve this rule even if its host compiler ordinarily would not.</w:t>
       </w:r>
     </w:p>
-    <w:p>
-      <w:pPr/>
-    </w:p>
+    <w:p/>
     <w:p>
       <w:pPr>
         <w:pStyle w:val="Heading1"/>
@@ -7093,12 +7017,12 @@
         <w:t>56. Function calls</w:t>
       </w:r>
     </w:p>
-    <w:bookmarkEnd w:id="66"/>
-    <w:bookmarkStart w:id="67" w:name="c48_regcall"/>
-    <w:p>
-      <w:pPr>
-        <w:pStyle w:val="FirstParagraph"/>
-      </w:pPr>
+    <w:p>
+      <w:pPr>
+        <w:pStyle w:val="FirstParagraph"/>
+      </w:pPr>
+      <w:bookmarkStart w:id="58" w:name="c48_regcall"/>
+      <w:bookmarkEnd w:id="57"/>
       <w:r>
         <w:t>Only direct calls to declared C48 functions are supported. The called expression resolves to a function identifier; function pointers do not exist.</w:t>
       </w:r>
@@ -7135,9 +7059,7 @@
         <w:t>There are no variadic calls and calls to undeclared functions are errors.</w:t>
       </w:r>
     </w:p>
-    <w:p>
-      <w:pPr/>
-    </w:p>
+    <w:p/>
     <w:p>
       <w:pPr>
         <w:pStyle w:val="Heading1"/>
@@ -7248,10 +7170,7 @@
         <w:pStyle w:val="BodyText"/>
       </w:pPr>
       <w:r>
-        <w:t>A</w:t>
-      </w:r>
-      <w:r>
-        <w:t xml:space="preserve"> </w:t>
+        <w:t xml:space="preserve">A </w:t>
       </w:r>
       <w:r>
         <w:rPr>
@@ -7260,10 +7179,7 @@
         <w:t>float</w:t>
       </w:r>
       <w:r>
-        <w:t xml:space="preserve"> </w:t>
-      </w:r>
-      <w:r>
-        <w:t>argument is represented by a pointer to caller-owned five-byte storage and consumes one normal 16-bit argument slot.</w:t>
+        <w:t xml:space="preserve"> argument is represented by a pointer to caller-owned five-byte storage and consumes one normal 16-bit argument slot.</w:t>
       </w:r>
     </w:p>
     <w:p>
@@ -7282,15 +7198,13 @@
         <w:t>No source syntax exists for selecting another calling convention.</w:t>
       </w:r>
     </w:p>
-    <w:p>
-      <w:r/>
-    </w:p>
-    <w:bookmarkEnd w:id="67"/>
-    <w:bookmarkStart w:id="68" w:name="function-return-abi"/>
+    <w:p/>
     <w:p>
       <w:pPr>
         <w:pStyle w:val="Heading1"/>
       </w:pPr>
+      <w:bookmarkStart w:id="59" w:name="function-return-abi"/>
+      <w:bookmarkEnd w:id="58"/>
       <w:r>
         <w:t>58. Function return ABI</w:t>
       </w:r>
@@ -7346,10 +7260,7 @@
         <w:pStyle w:val="FirstParagraph"/>
       </w:pPr>
       <w:r>
-        <w:t>A function returning</w:t>
-      </w:r>
-      <w:r>
-        <w:t xml:space="preserve"> </w:t>
+        <w:t xml:space="preserve">A function returning </w:t>
       </w:r>
       <w:r>
         <w:rPr>
@@ -7358,10 +7269,7 @@
         <w:t>float</w:t>
       </w:r>
       <w:r>
-        <w:t xml:space="preserve"> </w:t>
-      </w:r>
-      <w:r>
-        <w:t>receives a hidden first argument containing a pointer to caller-provided five-byte result storage.</w:t>
+        <w:t xml:space="preserve"> receives a hidden first argument containing a pointer to caller-provided five-byte result storage.</w:t>
       </w:r>
     </w:p>
     <w:p>
@@ -7417,15 +7325,13 @@
         <w:t>For an 8-bit `char`/`unsigned char` return only register L is defined by C48_REGCALL; H is unspecified at the ABI boundary. A conforming C48 caller that needs the returned value in a 16-bit expression must zero-extend L according to the normal unsigned 8-bit promotion rule rather than relying on H.</w:t>
       </w:r>
     </w:p>
-    <w:p>
-      <w:r/>
-    </w:p>
-    <w:bookmarkEnd w:id="68"/>
-    <w:bookmarkStart w:id="69" w:name="register-ownership"/>
+    <w:p/>
     <w:p>
       <w:pPr>
         <w:pStyle w:val="Heading1"/>
       </w:pPr>
+      <w:bookmarkStart w:id="60" w:name="register-ownership"/>
+      <w:bookmarkEnd w:id="59"/>
       <w:r>
         <w:t>59. Register ownership</w:t>
       </w:r>
@@ -7500,15 +7406,13 @@
         <w:t>These rules apply to hand-written assembly intended to interoperate with C48.</w:t>
       </w:r>
     </w:p>
-    <w:p>
-      <w:r/>
-    </w:p>
-    <w:bookmarkEnd w:id="69"/>
-    <w:bookmarkStart w:id="70" w:name="statements"/>
+    <w:p/>
     <w:p>
       <w:pPr>
         <w:pStyle w:val="Heading1"/>
       </w:pPr>
+      <w:bookmarkStart w:id="61" w:name="statements"/>
+      <w:bookmarkEnd w:id="60"/>
       <w:r>
         <w:t>60. Statements</w:t>
       </w:r>
@@ -7635,10 +7539,7 @@
         <w:pStyle w:val="BodyText"/>
       </w:pPr>
       <w:r>
-        <w:t>There is no</w:t>
-      </w:r>
-      <w:r>
-        <w:t xml:space="preserve"> </w:t>
+        <w:t xml:space="preserve">There is no </w:t>
       </w:r>
       <w:r>
         <w:rPr>
@@ -7655,10 +7556,7 @@
         <w:pStyle w:val="BodyText"/>
       </w:pPr>
       <w:r>
-        <w:t>There is no</w:t>
-      </w:r>
-      <w:r>
-        <w:t xml:space="preserve"> </w:t>
+        <w:t xml:space="preserve">There is no </w:t>
       </w:r>
       <w:r>
         <w:rPr>
@@ -7667,10 +7565,7 @@
         <w:t>switch</w:t>
       </w:r>
       <w:r>
-        <w:t>,</w:t>
-      </w:r>
-      <w:r>
-        <w:t xml:space="preserve"> </w:t>
+        <w:t xml:space="preserve">, </w:t>
       </w:r>
       <w:r>
         <w:rPr>
@@ -7679,10 +7574,7 @@
         <w:t>case</w:t>
       </w:r>
       <w:r>
-        <w:t>, or</w:t>
-      </w:r>
-      <w:r>
-        <w:t xml:space="preserve"> </w:t>
+        <w:t xml:space="preserve">, or </w:t>
       </w:r>
       <w:r>
         <w:rPr>
@@ -7702,15 +7594,13 @@
         <w:t>Every `if`, `while`, `do/while`, and present `for` condition expression MUST have scalar type and is interpreted through Section-48 truth rules. A missing `for` condition is the constant true condition. A `void`-returning function call is valid as a standalone expression statement, but a void-valued expression cannot be assigned, used as an operator operand or condition, passed as an argument value, returned with `return expression`, or used with `sizeof`; `(void)expression` casts are not supported in C48 Version 1.</w:t>
       </w:r>
     </w:p>
-    <w:p>
-      <w:r/>
-    </w:p>
-    <w:bookmarkEnd w:id="70"/>
-    <w:bookmarkStart w:id="71" w:name="compound-statements"/>
+    <w:p/>
     <w:p>
       <w:pPr>
         <w:pStyle w:val="Heading1"/>
       </w:pPr>
+      <w:bookmarkStart w:id="62" w:name="compound-statements"/>
+      <w:bookmarkEnd w:id="61"/>
       <w:r>
         <w:t>61. Compound statements</w:t>
       </w:r>
@@ -7777,15 +7667,13 @@
         <w:t>Nested compound statements are supported.</w:t>
       </w:r>
     </w:p>
-    <w:p>
-      <w:r/>
-    </w:p>
-    <w:bookmarkEnd w:id="71"/>
-    <w:bookmarkStart w:id="72" w:name="expression-statements"/>
+    <w:p/>
     <w:p>
       <w:pPr>
         <w:pStyle w:val="Heading1"/>
       </w:pPr>
+      <w:bookmarkStart w:id="63" w:name="expression-statements"/>
+      <w:bookmarkEnd w:id="62"/>
       <w:r>
         <w:t>62. Expression statements</w:t>
       </w:r>
@@ -7795,10 +7683,7 @@
         <w:pStyle w:val="FirstParagraph"/>
       </w:pPr>
       <w:r>
-        <w:t>An expression followed by</w:t>
-      </w:r>
-      <w:r>
-        <w:t xml:space="preserve"> </w:t>
+        <w:t xml:space="preserve">An expression followed by </w:t>
       </w:r>
       <w:r>
         <w:rPr>
@@ -7807,10 +7692,7 @@
         <w:t>;</w:t>
       </w:r>
       <w:r>
-        <w:t xml:space="preserve"> </w:t>
-      </w:r>
-      <w:r>
-        <w:t>is an expression statement.</w:t>
+        <w:t xml:space="preserve"> is an expression statement.</w:t>
       </w:r>
     </w:p>
     <w:p>
@@ -7867,20 +7749,15 @@
         <w:t>;</w:t>
       </w:r>
     </w:p>
-    <w:p>
-      <w:r/>
-    </w:p>
-    <w:bookmarkEnd w:id="72"/>
-    <w:bookmarkStart w:id="73" w:name="if"/>
+    <w:p/>
     <w:p>
       <w:pPr>
         <w:pStyle w:val="Heading1"/>
       </w:pPr>
-      <w:r>
-        <w:t>63.</w:t>
-      </w:r>
-      <w:r>
-        <w:t xml:space="preserve"> </w:t>
+      <w:bookmarkStart w:id="64" w:name="if"/>
+      <w:bookmarkEnd w:id="63"/>
+      <w:r>
+        <w:t xml:space="preserve">63. </w:t>
       </w:r>
       <w:r>
         <w:rPr>
@@ -7982,13 +7859,7 @@
         <w:t>else</w:t>
       </w:r>
       <w:r>
-        <w:t xml:space="preserve"> </w:t>
-      </w:r>
-      <w:r>
-        <w:t>binds to the nearest unmatched</w:t>
-      </w:r>
-      <w:r>
-        <w:t xml:space="preserve"> </w:t>
+        <w:t xml:space="preserve"> binds to the nearest unmatched </w:t>
       </w:r>
       <w:r>
         <w:rPr>
@@ -8000,20 +7871,15 @@
         <w:t>.</w:t>
       </w:r>
     </w:p>
-    <w:p>
-      <w:r/>
-    </w:p>
-    <w:bookmarkEnd w:id="73"/>
-    <w:bookmarkStart w:id="74" w:name="while"/>
+    <w:p/>
     <w:p>
       <w:pPr>
         <w:pStyle w:val="Heading1"/>
       </w:pPr>
-      <w:r>
-        <w:t>64.</w:t>
-      </w:r>
-      <w:r>
-        <w:t xml:space="preserve"> </w:t>
+      <w:bookmarkStart w:id="65" w:name="while"/>
+      <w:bookmarkEnd w:id="64"/>
+      <w:r>
+        <w:t xml:space="preserve">64. </w:t>
       </w:r>
       <w:r>
         <w:rPr>
@@ -8066,20 +7932,15 @@
         <w:t>The condition MUST have scalar type and uses the Section-48 truth rule.</w:t>
       </w:r>
     </w:p>
-    <w:p>
-      <w:r/>
-    </w:p>
-    <w:bookmarkEnd w:id="74"/>
-    <w:bookmarkStart w:id="75" w:name="do-while"/>
+    <w:p/>
     <w:p>
       <w:pPr>
         <w:pStyle w:val="Heading1"/>
       </w:pPr>
-      <w:r>
-        <w:t>65.</w:t>
-      </w:r>
-      <w:r>
-        <w:t xml:space="preserve"> </w:t>
+      <w:bookmarkStart w:id="66" w:name="do-while"/>
+      <w:bookmarkEnd w:id="65"/>
+      <w:r>
+        <w:t xml:space="preserve">65. </w:t>
       </w:r>
       <w:r>
         <w:rPr>
@@ -8088,13 +7949,7 @@
         <w:t>do</w:t>
       </w:r>
       <w:r>
-        <w:t xml:space="preserve"> </w:t>
-      </w:r>
-      <w:r>
-        <w:t>/</w:t>
-      </w:r>
-      <w:r>
-        <w:t xml:space="preserve"> </w:t>
+        <w:t xml:space="preserve"> / </w:t>
       </w:r>
       <w:r>
         <w:rPr>
@@ -8164,20 +8019,15 @@
         <w:t>The final semicolon is required.</w:t>
       </w:r>
     </w:p>
-    <w:p>
-      <w:r/>
-    </w:p>
-    <w:bookmarkEnd w:id="75"/>
-    <w:bookmarkStart w:id="76" w:name="for"/>
+    <w:p/>
     <w:p>
       <w:pPr>
         <w:pStyle w:val="Heading1"/>
       </w:pPr>
-      <w:r>
-        <w:t>66.</w:t>
-      </w:r>
-      <w:r>
-        <w:t xml:space="preserve"> </w:t>
+      <w:bookmarkStart w:id="67" w:name="for"/>
+      <w:bookmarkEnd w:id="66"/>
+      <w:r>
+        <w:t xml:space="preserve">66. </w:t>
       </w:r>
       <w:r>
         <w:rPr>
@@ -8243,10 +8093,7 @@
         <w:pStyle w:val="BodyText"/>
       </w:pPr>
       <w:r>
-        <w:t>The third expression executes after each body iteration and after</w:t>
-      </w:r>
-      <w:r>
-        <w:t xml:space="preserve"> </w:t>
+        <w:t xml:space="preserve">The third expression executes after each body iteration and after </w:t>
       </w:r>
       <w:r>
         <w:rPr>
@@ -8266,20 +8113,15 @@
         <w:t>Declarations in the first clause are not supported.</w:t>
       </w:r>
     </w:p>
-    <w:p>
-      <w:r/>
-    </w:p>
-    <w:bookmarkEnd w:id="76"/>
-    <w:bookmarkStart w:id="77" w:name="break"/>
+    <w:p/>
     <w:p>
       <w:pPr>
         <w:pStyle w:val="Heading1"/>
       </w:pPr>
-      <w:r>
-        <w:t>67.</w:t>
-      </w:r>
-      <w:r>
-        <w:t xml:space="preserve"> </w:t>
+      <w:bookmarkStart w:id="68" w:name="break"/>
+      <w:bookmarkEnd w:id="67"/>
+      <w:r>
+        <w:t xml:space="preserve">67. </w:t>
       </w:r>
       <w:r>
         <w:rPr>
@@ -8299,10 +8141,7 @@
         <w:t>break;</w:t>
       </w:r>
       <w:r>
-        <w:t xml:space="preserve"> </w:t>
-      </w:r>
-      <w:r>
-        <w:t>is valid only inside the nearest enclosing:</w:t>
+        <w:t xml:space="preserve"> is valid only inside the nearest enclosing:</w:t>
       </w:r>
     </w:p>
     <w:p>
@@ -8347,10 +8186,7 @@
         <w:pStyle w:val="BodyText"/>
       </w:pPr>
       <w:r>
-        <w:t>Because C48 has no</w:t>
-      </w:r>
-      <w:r>
-        <w:t xml:space="preserve"> </w:t>
+        <w:t xml:space="preserve">Because C48 has no </w:t>
       </w:r>
       <w:r>
         <w:rPr>
@@ -8359,10 +8195,7 @@
         <w:t>switch</w:t>
       </w:r>
       <w:r>
-        <w:t>,</w:t>
-      </w:r>
-      <w:r>
-        <w:t xml:space="preserve"> </w:t>
+        <w:t xml:space="preserve">, </w:t>
       </w:r>
       <w:r>
         <w:rPr>
@@ -8371,21 +8204,15 @@
         <w:t>break</w:t>
       </w:r>
       <w:r>
-        <w:t xml:space="preserve"> </w:t>
-      </w:r>
-      <w:r>
-        <w:t>has no switch meaning.</w:t>
-      </w:r>
-    </w:p>
-    <w:p>
-      <w:pPr>
-        <w:pStyle w:val="BodyText"/>
-      </w:pPr>
-      <w:r>
-        <w:t>A</w:t>
-      </w:r>
-      <w:r>
-        <w:t xml:space="preserve"> </w:t>
+        <w:t xml:space="preserve"> has no switch meaning.</w:t>
+      </w:r>
+    </w:p>
+    <w:p>
+      <w:pPr>
+        <w:pStyle w:val="BodyText"/>
+      </w:pPr>
+      <w:r>
+        <w:t xml:space="preserve">A </w:t>
       </w:r>
       <w:r>
         <w:rPr>
@@ -8394,26 +8221,18 @@
         <w:t>break</w:t>
       </w:r>
       <w:r>
-        <w:t xml:space="preserve"> </w:t>
-      </w:r>
-      <w:r>
-        <w:t>outside a loop is a compile-time error.</w:t>
-      </w:r>
-    </w:p>
-    <w:p>
-      <w:r/>
-    </w:p>
-    <w:bookmarkEnd w:id="77"/>
-    <w:bookmarkStart w:id="78" w:name="continue"/>
+        <w:t xml:space="preserve"> outside a loop is a compile-time error.</w:t>
+      </w:r>
+    </w:p>
+    <w:p/>
     <w:p>
       <w:pPr>
         <w:pStyle w:val="Heading1"/>
       </w:pPr>
-      <w:r>
-        <w:t>68.</w:t>
-      </w:r>
-      <w:r>
-        <w:t xml:space="preserve"> </w:t>
+      <w:bookmarkStart w:id="69" w:name="continue"/>
+      <w:bookmarkEnd w:id="68"/>
+      <w:r>
+        <w:t xml:space="preserve">68. </w:t>
       </w:r>
       <w:r>
         <w:rPr>
@@ -8433,21 +8252,15 @@
         <w:t>continue;</w:t>
       </w:r>
       <w:r>
-        <w:t xml:space="preserve"> </w:t>
-      </w:r>
-      <w:r>
-        <w:t>is valid only inside a loop.</w:t>
-      </w:r>
-    </w:p>
-    <w:p>
-      <w:pPr>
-        <w:pStyle w:val="BodyText"/>
-      </w:pPr>
-      <w:r>
-        <w:t>For</w:t>
-      </w:r>
-      <w:r>
-        <w:t xml:space="preserve"> </w:t>
+        <w:t xml:space="preserve"> is valid only inside a loop.</w:t>
+      </w:r>
+    </w:p>
+    <w:p>
+      <w:pPr>
+        <w:pStyle w:val="BodyText"/>
+      </w:pPr>
+      <w:r>
+        <w:t xml:space="preserve">For </w:t>
       </w:r>
       <w:r>
         <w:rPr>
@@ -8464,10 +8277,7 @@
         <w:pStyle w:val="BodyText"/>
       </w:pPr>
       <w:r>
-        <w:t>For</w:t>
-      </w:r>
-      <w:r>
-        <w:t xml:space="preserve"> </w:t>
+        <w:t xml:space="preserve">For </w:t>
       </w:r>
       <w:r>
         <w:rPr>
@@ -8484,10 +8294,7 @@
         <w:pStyle w:val="BodyText"/>
       </w:pPr>
       <w:r>
-        <w:t>For</w:t>
-      </w:r>
-      <w:r>
-        <w:t xml:space="preserve"> </w:t>
+        <w:t xml:space="preserve">For </w:t>
       </w:r>
       <w:r>
         <w:rPr>
@@ -8504,10 +8311,7 @@
         <w:pStyle w:val="BodyText"/>
       </w:pPr>
       <w:r>
-        <w:t>A</w:t>
-      </w:r>
-      <w:r>
-        <w:t xml:space="preserve"> </w:t>
+        <w:t xml:space="preserve">A </w:t>
       </w:r>
       <w:r>
         <w:rPr>
@@ -8516,26 +8320,18 @@
         <w:t>continue</w:t>
       </w:r>
       <w:r>
-        <w:t xml:space="preserve"> </w:t>
-      </w:r>
-      <w:r>
-        <w:t>outside a loop is a compile-time error.</w:t>
-      </w:r>
-    </w:p>
-    <w:p>
-      <w:r/>
-    </w:p>
-    <w:bookmarkEnd w:id="78"/>
-    <w:bookmarkStart w:id="79" w:name="return"/>
+        <w:t xml:space="preserve"> outside a loop is a compile-time error.</w:t>
+      </w:r>
+    </w:p>
+    <w:p/>
     <w:p>
       <w:pPr>
         <w:pStyle w:val="Heading1"/>
       </w:pPr>
-      <w:r>
-        <w:t>69.</w:t>
-      </w:r>
-      <w:r>
-        <w:t xml:space="preserve"> </w:t>
+      <w:bookmarkStart w:id="70" w:name="return"/>
+      <w:bookmarkEnd w:id="69"/>
+      <w:r>
+        <w:t xml:space="preserve">69. </w:t>
       </w:r>
       <w:r>
         <w:rPr>
@@ -8544,12 +8340,12 @@
         <w:t>return</w:t>
       </w:r>
     </w:p>
-    <w:bookmarkEnd w:id="79"/>
-    <w:bookmarkStart w:id="80" w:name="preprocessing-overview"/>
-    <w:p>
-      <w:pPr>
-        <w:pStyle w:val="FirstParagraph"/>
-      </w:pPr>
+    <w:p>
+      <w:pPr>
+        <w:pStyle w:val="FirstParagraph"/>
+      </w:pPr>
+      <w:bookmarkStart w:id="71" w:name="preprocessing-overview"/>
+      <w:bookmarkEnd w:id="70"/>
       <w:r>
         <w:t>In a `void` function, `return;` is valid and `return expression;` is invalid. Reaching the closing brace is exactly equivalent to `return;`.</w:t>
       </w:r>
@@ -8578,9 +8374,7 @@
         <w:t>Returning from `main` through its explicit `int` result reaches crt0, which routes program termination through SYS_EXIT rather than returning to loader state. The shipped canonical `hello.c` remains required to contain explicit `return 0;`.</w:t>
       </w:r>
     </w:p>
-    <w:p>
-      <w:pPr/>
-    </w:p>
+    <w:p/>
     <w:p>
       <w:pPr>
         <w:pStyle w:val="Heading1"/>
@@ -8589,12 +8383,12 @@
         <w:t>70. Preprocessing overview</w:t>
       </w:r>
     </w:p>
-    <w:bookmarkEnd w:id="80"/>
-    <w:bookmarkStart w:id="81" w:name="define"/>
-    <w:p>
-      <w:pPr>
-        <w:pStyle w:val="FirstParagraph"/>
-      </w:pPr>
+    <w:p>
+      <w:pPr>
+        <w:pStyle w:val="FirstParagraph"/>
+      </w:pPr>
+      <w:bookmarkStart w:id="72" w:name="define"/>
+      <w:bookmarkEnd w:id="71"/>
       <w:r>
         <w:t>C48 has a deliberately small, token-based preprocessor integrated into `cc`. Supported directives are exactly `#define` and `#include`.</w:t>
       </w:r>
@@ -8631,18 +8425,13 @@
         <w:t>Outside this position, `#` is a lexical error. No other preprocessing directive exists.</w:t>
       </w:r>
     </w:p>
-    <w:p>
-      <w:pPr/>
-    </w:p>
+    <w:p/>
     <w:p>
       <w:pPr>
         <w:pStyle w:val="Heading1"/>
       </w:pPr>
       <w:r>
-        <w:t>71.</w:t>
-      </w:r>
-      <w:r>
-        <w:t xml:space="preserve"> </w:t>
+        <w:t xml:space="preserve">71. </w:t>
       </w:r>
       <w:r>
         <w:rPr>
@@ -8651,12 +8440,12 @@
         <w:t>#define</w:t>
       </w:r>
     </w:p>
-    <w:bookmarkEnd w:id="81"/>
-    <w:bookmarkStart w:id="82" w:name="macro-expansion"/>
-    <w:p>
-      <w:pPr>
-        <w:pStyle w:val="FirstParagraph"/>
-      </w:pPr>
+    <w:p>
+      <w:pPr>
+        <w:pStyle w:val="FirstParagraph"/>
+      </w:pPr>
+      <w:bookmarkStart w:id="73" w:name="macro-expansion"/>
+      <w:bookmarkEnd w:id="72"/>
       <w:r>
         <w:t>C48 supports object-like constants only.</w:t>
       </w:r>
@@ -8691,10 +8480,16 @@
       </w:pPr>
       <w:r>
         <w:t>#define SIZE 10</w:t>
+      </w:r>
+      <w:r>
         <w:br/>
         <w:t>#define MASK (1 &lt;&lt; 4)</w:t>
+      </w:r>
+      <w:r>
         <w:br/>
         <w:t>#define HALF .5</w:t>
+      </w:r>
+      <w:r>
         <w:br/>
         <w:t>#define NAME "zx-ux"</w:t>
       </w:r>
@@ -8715,9 +8510,7 @@
         <w:t>The directive ends at the physical line boundary. A trailing line comment is ignored. After the replacement and optional comment, no extra preprocessing syntax exists.</w:t>
       </w:r>
     </w:p>
-    <w:p>
-      <w:pPr/>
-    </w:p>
+    <w:p/>
     <w:p>
       <w:pPr>
         <w:pStyle w:val="Heading1"/>
@@ -8726,12 +8519,12 @@
         <w:t>72. Macro expansion</w:t>
       </w:r>
     </w:p>
-    <w:bookmarkEnd w:id="82"/>
-    <w:bookmarkStart w:id="83" w:name="local-include"/>
-    <w:p>
-      <w:pPr>
-        <w:pStyle w:val="FirstParagraph"/>
-      </w:pPr>
+    <w:p>
+      <w:pPr>
+        <w:pStyle w:val="FirstParagraph"/>
+      </w:pPr>
+      <w:bookmarkStart w:id="74" w:name="local-include"/>
+      <w:bookmarkEnd w:id="73"/>
       <w:r>
         <w:t>Macro expansion is token-based. Only a complete identifier token matching a defined object-like macro name is replaced; expansion never concatenates replacement text with adjacent source tokens.</w:t>
       </w:r>
@@ -8784,9 +8577,7 @@
         <w:t>At each ordinary macro-use site, the compiler substitutes that canonical token sequence and then continues normal preprocessing/token parsing. Since accepted replacements are already fully expanded constants, use-site expansion requires no run-away recursion limit.</w:t>
       </w:r>
     </w:p>
-    <w:p>
-      <w:pPr/>
-    </w:p>
+    <w:p/>
     <w:p>
       <w:pPr>
         <w:pStyle w:val="Heading1"/>
@@ -8795,12 +8586,12 @@
         <w:t>73. Local include</w:t>
       </w:r>
     </w:p>
-    <w:bookmarkEnd w:id="83"/>
-    <w:bookmarkStart w:id="84" w:name="built-in-c48.h"/>
-    <w:p>
-      <w:pPr>
-        <w:pStyle w:val="FirstParagraph"/>
-      </w:pPr>
+    <w:p>
+      <w:pPr>
+        <w:pStyle w:val="FirstParagraph"/>
+      </w:pPr>
+      <w:bookmarkStart w:id="75" w:name="built-in-c48.h"/>
+      <w:bookmarkEnd w:id="74"/>
       <w:r>
         <w:t>Local include syntax is exactly `#include "name"`. The quoted operand is not macro-expanded.</w:t>
       </w:r>
@@ -8845,18 +8636,13 @@
         <w:t>The primary translation unit may include the same quoted local object more than once at separate top-level include points. Each inclusion reprocesses its logical bytes with the then-current macro/declaration environment; C48 has no implicit include guard. Resulting duplicate definitions or incompatible declarations are diagnosed by the normal language rules.</w:t>
       </w:r>
     </w:p>
-    <w:p>
-      <w:pPr/>
-    </w:p>
+    <w:p/>
     <w:p>
       <w:pPr>
         <w:pStyle w:val="Heading1"/>
       </w:pPr>
       <w:r>
-        <w:t>74. Built-in</w:t>
-      </w:r>
-      <w:r>
-        <w:t xml:space="preserve"> </w:t>
+        <w:t xml:space="preserve">74. Built-in </w:t>
       </w:r>
       <w:r>
         <w:rPr>
@@ -8865,12 +8651,12 @@
         <w:t>&lt;c48.h&gt;</w:t>
       </w:r>
     </w:p>
-    <w:bookmarkEnd w:id="84"/>
-    <w:bookmarkStart w:id="85" w:name="unsupported-preprocessing"/>
-    <w:p>
-      <w:pPr>
-        <w:pStyle w:val="FirstParagraph"/>
-      </w:pPr>
+    <w:p>
+      <w:pPr>
+        <w:pStyle w:val="FirstParagraph"/>
+      </w:pPr>
+      <w:bookmarkStart w:id="76" w:name="unsupported-preprocessing"/>
+      <w:bookmarkEnd w:id="75"/>
       <w:r>
         <w:t>The only angle-bracket system include is exactly `#include &lt;c48.h&gt;`. The operand is not macro-expanded; any other angle-bracket header is rejected.</w:t>
       </w:r>
@@ -8907,9 +8693,7 @@
         <w:t>Appendix B records the mandatory public-name inventory. Any architecture prose using unsupported type qualifiers or an incomplete pseudo-prototype is descriptive ABI notation, not permission to extend C48 source syntax; Section 97 gives the `const`/`zx_fp_exec` case.</w:t>
       </w:r>
     </w:p>
-    <w:p>
-      <w:pPr/>
-    </w:p>
+    <w:p/>
     <w:p>
       <w:pPr>
         <w:pStyle w:val="Heading1"/>
@@ -8918,12 +8702,12 @@
         <w:t>75. Unsupported preprocessing</w:t>
       </w:r>
     </w:p>
-    <w:bookmarkEnd w:id="85"/>
-    <w:bookmarkStart w:id="86" w:name="Xe136d7e4cdc6781b9ebe4a062f167719b9775a9"/>
-    <w:p>
-      <w:pPr>
-        <w:pStyle w:val="FirstParagraph"/>
-      </w:pPr>
+    <w:p>
+      <w:pPr>
+        <w:pStyle w:val="FirstParagraph"/>
+      </w:pPr>
+      <w:bookmarkStart w:id="77" w:name="Xe136d7e4cdc6781b9ebe4a062f167719b9775a9"/>
+      <w:bookmarkEnd w:id="76"/>
       <w:r>
         <w:t>The following directives are explicitly unsupported:</w:t>
       </w:r>
@@ -8934,22 +8718,40 @@
       </w:pPr>
       <w:r>
         <w:t>#undef</w:t>
+      </w:r>
+      <w:r>
         <w:br/>
         <w:t>#if</w:t>
+      </w:r>
+      <w:r>
         <w:br/>
         <w:t>#ifdef</w:t>
+      </w:r>
+      <w:r>
         <w:br/>
         <w:t>#ifndef</w:t>
+      </w:r>
+      <w:r>
         <w:br/>
         <w:t>#elif</w:t>
+      </w:r>
+      <w:r>
         <w:br/>
         <w:t>#else</w:t>
+      </w:r>
+      <w:r>
         <w:br/>
         <w:t>#endif</w:t>
+      </w:r>
+      <w:r>
         <w:br/>
         <w:t>#error</w:t>
+      </w:r>
+      <w:r>
         <w:br/>
         <w:t>#line</w:t>
+      </w:r>
+      <w:r>
         <w:br/>
         <w:t>#pragma</w:t>
       </w:r>
@@ -8970,9 +8772,7 @@
         <w:t>Macros cannot manufacture an include operand. Unknown directives, upper-case directive names, missing/extra include operands, or noncomment trailing tokens after an include are preprocessing errors.</w:t>
       </w:r>
     </w:p>
-    <w:p>
-      <w:pPr/>
-    </w:p>
+    <w:p/>
     <w:p>
       <w:pPr>
         <w:pStyle w:val="Heading1"/>
@@ -9341,25 +9141,23 @@
         <w:t>No compiler implementation may add any of these as a Version-1 extension.</w:t>
       </w:r>
     </w:p>
-    <w:p>
-      <w:r/>
-    </w:p>
-    <w:bookmarkEnd w:id="86"/>
-    <w:bookmarkStart w:id="87" w:name="X23d2b02321a9a320f2a458df93ee5d9a9d75c42"/>
+    <w:p/>
     <w:p>
       <w:pPr>
         <w:pStyle w:val="Heading1"/>
       </w:pPr>
+      <w:bookmarkStart w:id="78" w:name="X23d2b02321a9a320f2a458df93ee5d9a9d75c42"/>
+      <w:bookmarkEnd w:id="77"/>
       <w:r>
         <w:t>77. Function-argument count and other resource limits</w:t>
       </w:r>
     </w:p>
-    <w:bookmarkEnd w:id="87"/>
-    <w:bookmarkStart w:id="88" w:name="compiler-architecture-invariants"/>
-    <w:p>
-      <w:pPr>
-        <w:pStyle w:val="FirstParagraph"/>
-      </w:pPr>
+    <w:p>
+      <w:pPr>
+        <w:pStyle w:val="FirstParagraph"/>
+      </w:pPr>
+      <w:bookmarkStart w:id="79" w:name="compiler-architecture-invariants"/>
+      <w:bookmarkEnd w:id="78"/>
       <w:r>
         <w:t>The language grammar does not impose a three- or six-argument maximum merely because the first three argument slots are registers or because the acceptance suite exercises 0..6 arguments. Additional arguments use the C48_REGCALL stack slots.</w:t>
       </w:r>
@@ -9388,9 +9186,7 @@
         <w:t>Once P11.02 freezes capacities, a strict Windows portability implementation MUST enforce them when claiming native-source portability. Before then, an implementation MUST NOT invent permanent language limits merely to simplify its tables.</w:t>
       </w:r>
     </w:p>
-    <w:p>
-      <w:pPr/>
-    </w:p>
+    <w:p/>
     <w:p>
       <w:pPr>
         <w:pStyle w:val="Heading1"/>
@@ -9399,12 +9195,12 @@
         <w:t>78. Compiler architecture invariants</w:t>
       </w:r>
     </w:p>
-    <w:bookmarkEnd w:id="88"/>
-    <w:bookmarkStart w:id="89" w:name="output-model"/>
-    <w:p>
-      <w:pPr>
-        <w:pStyle w:val="FirstParagraph"/>
-      </w:pPr>
+    <w:p>
+      <w:pPr>
+        <w:pStyle w:val="FirstParagraph"/>
+      </w:pPr>
+      <w:bookmarkStart w:id="80" w:name="output-model"/>
+      <w:bookmarkEnd w:id="79"/>
       <w:r>
         <w:t>The complete front-end/backend flow, reconciling REV11 Section 25.5 with REV02 P11.03, is:</w:t>
       </w:r>
@@ -9415,16 +9211,28 @@
       </w:pPr>
       <w:r>
         <w:t>source logical-read stream</w:t>
+      </w:r>
+      <w:r>
         <w:br/>
         <w:t xml:space="preserve">    -&gt; preprocessing scanner / directive and include expansion</w:t>
+      </w:r>
+      <w:r>
         <w:br/>
         <w:t xml:space="preserve">    -&gt; C48 lexer</w:t>
+      </w:r>
+      <w:r>
         <w:br/>
         <w:t xml:space="preserve">    -&gt; recursive-descent parser</w:t>
+      </w:r>
+      <w:r>
         <w:br/>
         <w:t xml:space="preserve">    -&gt; bounded expression tree / direct emission</w:t>
+      </w:r>
+      <w:r>
         <w:br/>
         <w:t xml:space="preserve">    -&gt; symbolic Z80 emitter</w:t>
+      </w:r>
+      <w:r>
         <w:br/>
         <w:t xml:space="preserve">    -&gt; OBJ1 writer</w:t>
       </w:r>
@@ -9445,9 +9253,7 @@
         <w:t>No language rule authorizes a whole-source materialization or whole-program AST. Statements compile incrementally; expression storage is bounded and released promptly; exact capacities belong to P11.02.</w:t>
       </w:r>
     </w:p>
-    <w:p>
-      <w:pPr/>
-    </w:p>
+    <w:p/>
     <w:p>
       <w:pPr>
         <w:pStyle w:val="Heading1"/>
@@ -9456,12 +9262,12 @@
         <w:t>79. Output model</w:t>
       </w:r>
     </w:p>
-    <w:bookmarkEnd w:id="89"/>
-    <w:bookmarkStart w:id="90" w:name="diagnostics"/>
-    <w:p>
-      <w:pPr>
-        <w:pStyle w:val="FirstParagraph"/>
-      </w:pPr>
+    <w:p>
+      <w:pPr>
+        <w:pStyle w:val="FirstParagraph"/>
+      </w:pPr>
+      <w:bookmarkStart w:id="81" w:name="diagnostics"/>
+      <w:bookmarkEnd w:id="80"/>
       <w:r>
         <w:t>The native command is `cc`. It accepts exactly one C-typed input object.</w:t>
       </w:r>
@@ -9530,9 +9336,7 @@
         <w:t>An ordinary ZX-UX RAM C or local-include object cannot exceed the architecture's 32768-byte logical object bound. Additional smaller compiler-workspace/source limits, if any, are frozen by P11.02/P11.42 and are not invented here.</w:t>
       </w:r>
     </w:p>
-    <w:p>
-      <w:pPr/>
-    </w:p>
+    <w:p/>
     <w:p>
       <w:pPr>
         <w:pStyle w:val="Heading1"/>
@@ -9541,12 +9345,12 @@
         <w:t>80. Diagnostics</w:t>
       </w:r>
     </w:p>
-    <w:bookmarkEnd w:id="90"/>
-    <w:bookmarkStart w:id="91" w:name="no-undefined-compiler-extensions"/>
-    <w:p>
-      <w:pPr>
-        <w:pStyle w:val="FirstParagraph"/>
-      </w:pPr>
+    <w:p>
+      <w:pPr>
+        <w:pStyle w:val="FirstParagraph"/>
+      </w:pPr>
+      <w:bookmarkStart w:id="82" w:name="no-undefined-compiler-extensions"/>
+      <w:bookmarkEnd w:id="81"/>
       <w:r>
         <w:t>Acceptance/rejection, compiler process status, diagnostic channel, diagnostic class spelling, and position convention are normative. Free-form reason prose after the frozen class prefix is not.</w:t>
       </w:r>
@@ -9623,9 +9427,7 @@
         <w:t>Failure while attempting to write a diagnostic MUST NOT replace the original compile/tool status, commit output, or convert failure to success. Cleanup still follows the original terminal cause.</w:t>
       </w:r>
     </w:p>
-    <w:p>
-      <w:pPr/>
-    </w:p>
+    <w:p/>
     <w:p>
       <w:pPr>
         <w:pStyle w:val="Heading1"/>
@@ -9685,25 +9487,23 @@
         <w:t>There is no host-language compatibility escape hatch.</w:t>
       </w:r>
     </w:p>
-    <w:p>
-      <w:r/>
-    </w:p>
-    <w:bookmarkEnd w:id="91"/>
-    <w:bookmarkStart w:id="92" w:name="host-side-c48-development-contract"/>
+    <w:p/>
     <w:p>
       <w:pPr>
         <w:pStyle w:val="Heading1"/>
       </w:pPr>
+      <w:bookmarkStart w:id="83" w:name="host-side-c48-development-contract"/>
+      <w:bookmarkEnd w:id="82"/>
       <w:r>
         <w:t>82. Host-side C48 development contract</w:t>
       </w:r>
     </w:p>
-    <w:bookmarkEnd w:id="92"/>
-    <w:bookmarkStart w:id="93" w:name="host-pointer-execution"/>
-    <w:p>
-      <w:pPr>
-        <w:pStyle w:val="FirstParagraph"/>
-      </w:pPr>
+    <w:p>
+      <w:pPr>
+        <w:pStyle w:val="FirstParagraph"/>
+      </w:pPr>
+      <w:bookmarkStart w:id="84" w:name="host-pointer-execution"/>
+      <w:bookmarkEnd w:id="83"/>
       <w:r>
         <w:t>A Windows C48 implementation intended for portable ZX-UX development MUST implement the C48 abstract machine and parser rather than merely pass source to an ordinary Windows C compiler.</w:t>
       </w:r>
@@ -9732,9 +9532,7 @@
         <w:t>A host implementation MUST NOT claim strict C48 portability merely because MSVC, GCC, Clang, or another host compiler compiled translated source successfully.</w:t>
       </w:r>
     </w:p>
-    <w:p>
-      <w:pPr/>
-    </w:p>
+    <w:p/>
     <w:p>
       <w:pPr>
         <w:pStyle w:val="Heading1"/>
@@ -9778,10 +9576,7 @@
         <w:t>sizeof(pointer)</w:t>
       </w:r>
       <w:r>
-        <w:t xml:space="preserve"> </w:t>
-      </w:r>
-      <w:r>
-        <w:t>remains 2 in C48 even when the host implementation uses a larger private representation.</w:t>
+        <w:t xml:space="preserve"> remains 2 in C48 even when the host implementation uses a larger private representation.</w:t>
       </w:r>
     </w:p>
     <w:p>
@@ -9792,15 +9587,13 @@
         <w:t>Host representation is an implementation detail.</w:t>
       </w:r>
     </w:p>
-    <w:p>
-      <w:r/>
-    </w:p>
-    <w:bookmarkEnd w:id="93"/>
-    <w:bookmarkStart w:id="94" w:name="host-floating-execution"/>
+    <w:p/>
     <w:p>
       <w:pPr>
         <w:pStyle w:val="Heading1"/>
       </w:pPr>
+      <w:bookmarkStart w:id="85" w:name="host-floating-execution"/>
+      <w:bookmarkEnd w:id="84"/>
       <w:r>
         <w:t>84. Host floating execution</w:t>
       </w:r>
@@ -9845,15 +9638,13 @@
         <w:t>The preferred compatibility implementation is an explicit Spectrum-number emulation layer with a golden byte/value corpus derived from the canonical ROM conversion/calculator behavior.</w:t>
       </w:r>
     </w:p>
-    <w:p>
-      <w:r/>
-    </w:p>
-    <w:bookmarkEnd w:id="94"/>
-    <w:bookmarkStart w:id="95" w:name="portable-source-rule"/>
+    <w:p/>
     <w:p>
       <w:pPr>
         <w:pStyle w:val="Heading1"/>
       </w:pPr>
+      <w:bookmarkStart w:id="86" w:name="portable-source-rule"/>
+      <w:bookmarkEnd w:id="85"/>
       <w:r>
         <w:t>85. Portable source rule</w:t>
       </w:r>
@@ -9863,19 +9654,7 @@
         <w:pStyle w:val="FirstParagraph"/>
       </w:pPr>
       <w:r>
-        <w:t>For a source file to be declared</w:t>
-      </w:r>
-      <w:r>
-        <w:t xml:space="preserve"> </w:t>
-      </w:r>
-      <w:r>
-        <w:t>"ZX-UX portable C48,"</w:t>
-      </w:r>
-      <w:r>
-        <w:t xml:space="preserve"> </w:t>
-      </w:r>
-      <w:r>
-        <w:t>the strict Windows checker MUST prove:</w:t>
+        <w:t>For a source file to be declared "ZX-UX portable C48," the strict Windows checker MUST prove:</w:t>
       </w:r>
     </w:p>
     <w:p>
@@ -9891,7 +9670,7 @@
         <w:pStyle w:val="Compact"/>
         <w:numPr>
           <w:ilvl w:val="0"/>
-          <w:numId w:val="1033"/>
+          <w:numId w:val="34"/>
         </w:numPr>
       </w:pPr>
       <w:r>
@@ -9903,7 +9682,7 @@
         <w:pStyle w:val="Compact"/>
         <w:numPr>
           <w:ilvl w:val="0"/>
-          <w:numId w:val="1033"/>
+          <w:numId w:val="34"/>
         </w:numPr>
       </w:pPr>
       <w:r>
@@ -9915,7 +9694,7 @@
         <w:pStyle w:val="Compact"/>
         <w:numPr>
           <w:ilvl w:val="0"/>
-          <w:numId w:val="1033"/>
+          <w:numId w:val="34"/>
         </w:numPr>
       </w:pPr>
       <w:r>
@@ -9927,7 +9706,7 @@
         <w:pStyle w:val="Compact"/>
         <w:numPr>
           <w:ilvl w:val="0"/>
-          <w:numId w:val="1033"/>
+          <w:numId w:val="34"/>
         </w:numPr>
       </w:pPr>
       <w:r>
@@ -9939,7 +9718,7 @@
         <w:pStyle w:val="Compact"/>
         <w:numPr>
           <w:ilvl w:val="0"/>
-          <w:numId w:val="1033"/>
+          <w:numId w:val="34"/>
         </w:numPr>
       </w:pPr>
       <w:r>
@@ -9951,7 +9730,7 @@
         <w:pStyle w:val="Compact"/>
         <w:numPr>
           <w:ilvl w:val="0"/>
-          <w:numId w:val="1033"/>
+          <w:numId w:val="34"/>
         </w:numPr>
       </w:pPr>
       <w:r>
@@ -9963,7 +9742,7 @@
         <w:pStyle w:val="Compact"/>
         <w:numPr>
           <w:ilvl w:val="0"/>
-          <w:numId w:val="1033"/>
+          <w:numId w:val="34"/>
         </w:numPr>
       </w:pPr>
       <w:r>
@@ -9975,7 +9754,7 @@
         <w:pStyle w:val="Compact"/>
         <w:numPr>
           <w:ilvl w:val="0"/>
-          <w:numId w:val="1033"/>
+          <w:numId w:val="34"/>
         </w:numPr>
       </w:pPr>
       <w:r>
@@ -9987,7 +9766,7 @@
         <w:pStyle w:val="Compact"/>
         <w:numPr>
           <w:ilvl w:val="0"/>
-          <w:numId w:val="1033"/>
+          <w:numId w:val="34"/>
         </w:numPr>
       </w:pPr>
       <w:r>
@@ -9999,7 +9778,7 @@
         <w:pStyle w:val="Compact"/>
         <w:numPr>
           <w:ilvl w:val="0"/>
-          <w:numId w:val="1033"/>
+          <w:numId w:val="34"/>
         </w:numPr>
       </w:pPr>
       <w:r>
@@ -10011,7 +9790,7 @@
         <w:pStyle w:val="Compact"/>
         <w:numPr>
           <w:ilvl w:val="0"/>
-          <w:numId w:val="1033"/>
+          <w:numId w:val="34"/>
         </w:numPr>
       </w:pPr>
       <w:r>
@@ -10023,7 +9802,7 @@
         <w:pStyle w:val="Compact"/>
         <w:numPr>
           <w:ilvl w:val="0"/>
-          <w:numId w:val="1033"/>
+          <w:numId w:val="34"/>
         </w:numPr>
       </w:pPr>
       <w:r>
@@ -10035,14 +9814,11 @@
         <w:pStyle w:val="Compact"/>
         <w:numPr>
           <w:ilvl w:val="0"/>
-          <w:numId w:val="1033"/>
+          <w:numId w:val="34"/>
         </w:numPr>
       </w:pPr>
       <w:r>
-        <w:t>use only of</w:t>
-      </w:r>
-      <w:r>
-        <w:t xml:space="preserve"> </w:t>
+        <w:t xml:space="preserve">use only of </w:t>
       </w:r>
       <w:r>
         <w:rPr>
@@ -10051,10 +9827,7 @@
         <w:t>&lt;c48.h&gt;</w:t>
       </w:r>
       <w:r>
-        <w:t xml:space="preserve"> </w:t>
-      </w:r>
-      <w:r>
-        <w:t>APIs whose signatures are frozen for the corresponding ZX-UX release.</w:t>
+        <w:t xml:space="preserve"> APIs whose signatures are frozen for the corresponding ZX-UX release.</w:t>
       </w:r>
     </w:p>
     <w:p>
@@ -10065,15 +9838,13 @@
         <w:t>If all conditions pass, the same source text, after canonical LF representation is ensured, is intended to compile on the native ZX-UX C48 compiler without source modification.</w:t>
       </w:r>
     </w:p>
-    <w:p>
-      <w:r/>
-    </w:p>
-    <w:bookmarkEnd w:id="95"/>
-    <w:bookmarkStart w:id="96" w:name="required-lexical-positive-corpus"/>
+    <w:p/>
     <w:p>
       <w:pPr>
         <w:pStyle w:val="Heading1"/>
       </w:pPr>
+      <w:bookmarkStart w:id="87" w:name="required-lexical-positive-corpus"/>
+      <w:bookmarkEnd w:id="86"/>
       <w:r>
         <w:t>86. Required lexical positive corpus</w:t>
       </w:r>
@@ -10342,25 +10113,23 @@
         <w:t>and every supported operator/punctuator.</w:t>
       </w:r>
     </w:p>
-    <w:p>
-      <w:r/>
-    </w:p>
-    <w:bookmarkEnd w:id="96"/>
-    <w:bookmarkStart w:id="97" w:name="required-lexical-negative-corpus"/>
+    <w:p/>
     <w:p>
       <w:pPr>
         <w:pStyle w:val="Heading1"/>
       </w:pPr>
+      <w:bookmarkStart w:id="88" w:name="required-lexical-negative-corpus"/>
+      <w:bookmarkEnd w:id="87"/>
       <w:r>
         <w:t>87. Required lexical negative corpus</w:t>
       </w:r>
     </w:p>
-    <w:bookmarkEnd w:id="97"/>
-    <w:bookmarkStart w:id="98" w:name="required-semantic-boundary-corpus"/>
-    <w:p>
-      <w:pPr>
-        <w:pStyle w:val="FirstParagraph"/>
-      </w:pPr>
+    <w:p>
+      <w:pPr>
+        <w:pStyle w:val="FirstParagraph"/>
+      </w:pPr>
+      <w:bookmarkStart w:id="89" w:name="required-semantic-boundary-corpus"/>
+      <w:bookmarkEnd w:id="88"/>
       <w:r>
         <w:t>Later compiler tests MUST explicitly reject at minimum:</w:t>
       </w:r>
@@ -10371,42 +10140,80 @@
       </w:pPr>
       <w:r>
         <w:t>65536</w:t>
+      </w:r>
+      <w:r>
         <w:br/>
         <w:t>0x10000</w:t>
+      </w:r>
+      <w:r>
         <w:br/>
         <w:t>08</w:t>
+      </w:r>
+      <w:r>
         <w:br/>
         <w:t>1L</w:t>
+      </w:r>
+      <w:r>
         <w:br/>
         <w:t>1UL</w:t>
+      </w:r>
+      <w:r>
         <w:br/>
         <w:t>1.0L</w:t>
+      </w:r>
+      <w:r>
         <w:br/>
         <w:t>0x1.0p0</w:t>
+      </w:r>
+      <w:r>
         <w:br/>
         <w:t>''</w:t>
+      </w:r>
+      <w:r>
         <w:br/>
         <w:t>'AB'</w:t>
+      </w:r>
+      <w:r>
         <w:br/>
         <w:t>'\123'</w:t>
+      </w:r>
+      <w:r>
         <w:br/>
         <w:t>'\x4'</w:t>
+      </w:r>
+      <w:r>
         <w:br/>
         <w:t>'\q'</w:t>
+      </w:r>
+      <w:r>
         <w:br/>
         <w:t>identifier_longer_than_15_visible_characters</w:t>
+      </w:r>
+      <w:r>
         <w:br/>
         <w:t>+=</w:t>
+      </w:r>
+      <w:r>
         <w:br/>
         <w:t>-=</w:t>
+      </w:r>
+      <w:r>
         <w:br/>
         <w:t>?:</w:t>
+      </w:r>
+      <w:r>
         <w:br/>
         <w:t>-&gt;</w:t>
+      </w:r>
+      <w:r>
         <w:br/>
         <w:t>...</w:t>
+      </w:r>
+      <w:r>
         <w:br/>
         <w:t>123abc</w:t>
+      </w:r>
+      <w:r>
         <w:br/>
         <w:t>1.0foo</w:t>
       </w:r>
@@ -10427,9 +10234,7 @@
         <w:t>The negative corpus MUST also include binary/digit-separated integer literals, wide/prefixed character/string literals, `sizeof(int[3])`, `(void)expr`, a void-valued expression used as a value, and every unsupported alternative type spelling.</w:t>
       </w:r>
     </w:p>
-    <w:p>
-      <w:pPr/>
-    </w:p>
+    <w:p/>
     <w:p>
       <w:pPr>
         <w:pStyle w:val="Heading1"/>
@@ -10438,12 +10243,12 @@
         <w:t>88. Required semantic boundary corpus</w:t>
       </w:r>
     </w:p>
-    <w:bookmarkEnd w:id="98"/>
-    <w:bookmarkStart w:id="99" w:name="required-evaluation-order-corpus"/>
-    <w:p>
-      <w:pPr>
-        <w:pStyle w:val="FirstParagraph"/>
-      </w:pPr>
+    <w:p>
+      <w:pPr>
+        <w:pStyle w:val="FirstParagraph"/>
+      </w:pPr>
+      <w:bookmarkStart w:id="90" w:name="required-evaluation-order-corpus"/>
+      <w:bookmarkEnd w:id="89"/>
       <w:r>
         <w:t>Later compiler/runtime tests MUST include at minimum:</w:t>
       </w:r>
@@ -10454,22 +10259,40 @@
       </w:pPr>
       <w:r>
         <w:t>255 + 1 through assignment to an 8-bit destination</w:t>
+      </w:r>
+      <w:r>
         <w:br/>
         <w:t>32767 + 1</w:t>
+      </w:r>
+      <w:r>
         <w:br/>
         <w:t>(-32767 - 1) - 1</w:t>
+      </w:r>
+      <w:r>
         <w:br/>
         <w:t>65535u + 1u</w:t>
+      </w:r>
+      <w:r>
         <w:br/>
         <w:t>((int)0x8000u) / -1</w:t>
+      </w:r>
+      <w:r>
         <w:br/>
         <w:t>((int)0x8000u) % -1</w:t>
+      </w:r>
+      <w:r>
         <w:br/>
         <w:t>-7 / 3</w:t>
+      </w:r>
+      <w:r>
         <w:br/>
         <w:t>-7 % 3</w:t>
+      </w:r>
+      <w:r>
         <w:br/>
         <w:t>7 / -3</w:t>
+      </w:r>
+      <w:r>
         <w:br/>
         <w:t>7 % -3</w:t>
       </w:r>
@@ -10490,9 +10313,7 @@
         <w:t>Signed/unsigned comparison boundary cases MUST straddle 0x7FFF/0x8000. A dedicated literal test MUST prove that bare source `-32768` is unsigned 32768 under Sections 12-13 while `(int)0x8000u` is signed -32768.</w:t>
       </w:r>
     </w:p>
-    <w:p>
-      <w:pPr/>
-    </w:p>
+    <w:p/>
     <w:p>
       <w:pPr>
         <w:pStyle w:val="Heading1"/>
@@ -10501,12 +10322,12 @@
         <w:t>89. Required evaluation-order corpus</w:t>
       </w:r>
     </w:p>
-    <w:bookmarkEnd w:id="99"/>
-    <w:bookmarkStart w:id="100" w:name="required-pointer-corpus"/>
-    <w:p>
-      <w:pPr>
-        <w:pStyle w:val="FirstParagraph"/>
-      </w:pPr>
+    <w:p>
+      <w:pPr>
+        <w:pStyle w:val="FirstParagraph"/>
+      </w:pPr>
+      <w:bookmarkStart w:id="91" w:name="required-pointer-corpus"/>
+      <w:bookmarkEnd w:id="90"/>
       <w:r>
         <w:t>Both host and native C48 implementations MUST execute deterministically and identically for tests exposing evaluation order and value capture.</w:t>
       </w:r>
@@ -10517,10 +10338,16 @@
       </w:pPr>
       <w:r>
         <w:t>f(a(), b(), c())</w:t>
+      </w:r>
+      <w:r>
         <w:br/>
         <w:t>x = left() + right();</w:t>
+      </w:r>
+      <w:r>
         <w:br/>
         <w:t>f(i++, i);</w:t>
+      </w:r>
+      <w:r>
         <w:br/>
         <w:t>i = i++;</w:t>
       </w:r>
@@ -10549,9 +10376,7 @@
         <w:t>`sizeof *p` with a null run-time pointer value MUST succeed based solely on pointed-to type without accessing memory; `sizeof(a[i++])` MUST leave `i` unchanged; `sizeof(int[3])` MUST be rejected because array type-names are outside the grammar.</w:t>
       </w:r>
     </w:p>
-    <w:p>
-      <w:pPr/>
-    </w:p>
+    <w:p/>
     <w:p>
       <w:pPr>
         <w:pStyle w:val="Heading1"/>
@@ -10560,12 +10385,12 @@
         <w:t>90. Required pointer corpus</w:t>
       </w:r>
     </w:p>
-    <w:bookmarkEnd w:id="100"/>
-    <w:bookmarkStart w:id="101" w:name="required-declaration-corpus"/>
-    <w:p>
-      <w:pPr>
-        <w:pStyle w:val="FirstParagraph"/>
-      </w:pPr>
+    <w:p>
+      <w:pPr>
+        <w:pStyle w:val="FirstParagraph"/>
+      </w:pPr>
+      <w:bookmarkStart w:id="92" w:name="required-declaration-corpus"/>
+      <w:bookmarkEnd w:id="91"/>
       <w:r>
         <w:t>Tests MUST cover:</w:t>
       </w:r>
@@ -10706,9 +10531,7 @@
         <w:t>rejection of multidimensional array declarators.</w:t>
       </w:r>
     </w:p>
-    <w:p>
-      <w:pPr/>
-    </w:p>
+    <w:p/>
     <w:p>
       <w:pPr>
         <w:pStyle w:val="Heading1"/>
@@ -10717,12 +10540,12 @@
         <w:t>91. Required declaration corpus</w:t>
       </w:r>
     </w:p>
-    <w:bookmarkEnd w:id="101"/>
-    <w:bookmarkStart w:id="102" w:name="required-initializer-corpus"/>
-    <w:p>
-      <w:pPr>
-        <w:pStyle w:val="FirstParagraph"/>
-      </w:pPr>
+    <w:p>
+      <w:pPr>
+        <w:pStyle w:val="FirstParagraph"/>
+      </w:pPr>
+      <w:bookmarkStart w:id="93" w:name="required-initializer-corpus"/>
+      <w:bookmarkEnd w:id="92"/>
       <w:r>
         <w:t>Tests MUST cover scalar globals/locals, file-scope static objects/functions, file-scope extern objects/functions, multiple declarators, pointer returns/parameters, `char **argv`, one-dimensional arrays and arrays of pointers.</w:t>
       </w:r>
@@ -10767,9 +10590,7 @@
         <w:t>Scope tests MUST prove that an outermost function-body local cannot redeclare a parameter, while a nested block may shadow it. `main` tests MUST allow a compatible prototype before the unqualified definition, reject a file-scope object named `main`, and accept a module with no `main` definition.</w:t>
       </w:r>
     </w:p>
-    <w:p>
-      <w:pPr/>
-    </w:p>
+    <w:p/>
     <w:p>
       <w:pPr>
         <w:pStyle w:val="Heading1"/>
@@ -10791,7 +10612,7 @@
         <w:pStyle w:val="Compact"/>
         <w:numPr>
           <w:ilvl w:val="0"/>
-          <w:numId w:val="1036"/>
+          <w:numId w:val="37"/>
         </w:numPr>
       </w:pPr>
       <w:r>
@@ -10803,7 +10624,7 @@
         <w:pStyle w:val="Compact"/>
         <w:numPr>
           <w:ilvl w:val="0"/>
-          <w:numId w:val="1036"/>
+          <w:numId w:val="37"/>
         </w:numPr>
       </w:pPr>
       <w:r>
@@ -10815,7 +10636,7 @@
         <w:pStyle w:val="Compact"/>
         <w:numPr>
           <w:ilvl w:val="0"/>
-          <w:numId w:val="1036"/>
+          <w:numId w:val="37"/>
         </w:numPr>
       </w:pPr>
       <w:r>
@@ -10827,7 +10648,7 @@
         <w:pStyle w:val="Compact"/>
         <w:numPr>
           <w:ilvl w:val="0"/>
-          <w:numId w:val="1036"/>
+          <w:numId w:val="37"/>
         </w:numPr>
       </w:pPr>
       <w:r>
@@ -10839,7 +10660,7 @@
         <w:pStyle w:val="Compact"/>
         <w:numPr>
           <w:ilvl w:val="0"/>
-          <w:numId w:val="1036"/>
+          <w:numId w:val="37"/>
         </w:numPr>
       </w:pPr>
       <w:r>
@@ -10851,7 +10672,7 @@
         <w:pStyle w:val="Compact"/>
         <w:numPr>
           <w:ilvl w:val="0"/>
-          <w:numId w:val="1036"/>
+          <w:numId w:val="37"/>
         </w:numPr>
       </w:pPr>
       <w:r>
@@ -10863,7 +10684,7 @@
         <w:pStyle w:val="Compact"/>
         <w:numPr>
           <w:ilvl w:val="0"/>
-          <w:numId w:val="1036"/>
+          <w:numId w:val="37"/>
         </w:numPr>
       </w:pPr>
       <w:r>
@@ -10875,7 +10696,7 @@
         <w:pStyle w:val="Compact"/>
         <w:numPr>
           <w:ilvl w:val="0"/>
-          <w:numId w:val="1036"/>
+          <w:numId w:val="37"/>
         </w:numPr>
       </w:pPr>
       <w:r>
@@ -10887,7 +10708,7 @@
         <w:pStyle w:val="Compact"/>
         <w:numPr>
           <w:ilvl w:val="0"/>
-          <w:numId w:val="1036"/>
+          <w:numId w:val="37"/>
         </w:numPr>
       </w:pPr>
       <w:r>
@@ -10899,7 +10720,7 @@
         <w:pStyle w:val="Compact"/>
         <w:numPr>
           <w:ilvl w:val="0"/>
-          <w:numId w:val="1036"/>
+          <w:numId w:val="37"/>
         </w:numPr>
       </w:pPr>
       <w:r>
@@ -10911,7 +10732,7 @@
         <w:pStyle w:val="Compact"/>
         <w:numPr>
           <w:ilvl w:val="0"/>
-          <w:numId w:val="1036"/>
+          <w:numId w:val="37"/>
         </w:numPr>
       </w:pPr>
       <w:r>
@@ -10923,7 +10744,7 @@
         <w:pStyle w:val="Compact"/>
         <w:numPr>
           <w:ilvl w:val="0"/>
-          <w:numId w:val="1036"/>
+          <w:numId w:val="37"/>
         </w:numPr>
       </w:pPr>
       <w:r>
@@ -10935,7 +10756,7 @@
         <w:pStyle w:val="Compact"/>
         <w:numPr>
           <w:ilvl w:val="0"/>
-          <w:numId w:val="1036"/>
+          <w:numId w:val="37"/>
         </w:numPr>
       </w:pPr>
       <w:r>
@@ -10947,7 +10768,7 @@
         <w:pStyle w:val="Compact"/>
         <w:numPr>
           <w:ilvl w:val="0"/>
-          <w:numId w:val="1036"/>
+          <w:numId w:val="37"/>
         </w:numPr>
       </w:pPr>
       <w:r>
@@ -10959,32 +10780,30 @@
         <w:pStyle w:val="Compact"/>
         <w:numPr>
           <w:ilvl w:val="0"/>
-          <w:numId w:val="1036"/>
+          <w:numId w:val="37"/>
         </w:numPr>
       </w:pPr>
       <w:r>
         <w:t>rejection of nested aggregate initializer.</w:t>
       </w:r>
     </w:p>
-    <w:p>
-      <w:r/>
-    </w:p>
-    <w:bookmarkEnd w:id="102"/>
-    <w:bookmarkStart w:id="103" w:name="required-preprocessing-corpus"/>
+    <w:p/>
     <w:p>
       <w:pPr>
         <w:pStyle w:val="Heading1"/>
       </w:pPr>
+      <w:bookmarkStart w:id="94" w:name="required-preprocessing-corpus"/>
+      <w:bookmarkEnd w:id="93"/>
       <w:r>
         <w:t>93. Required preprocessing corpus</w:t>
       </w:r>
     </w:p>
-    <w:bookmarkEnd w:id="103"/>
-    <w:bookmarkStart w:id="104" w:name="required-float-corpus"/>
-    <w:p>
-      <w:pPr>
-        <w:pStyle w:val="FirstParagraph"/>
-      </w:pPr>
+    <w:p>
+      <w:pPr>
+        <w:pStyle w:val="FirstParagraph"/>
+      </w:pPr>
+      <w:bookmarkStart w:id="95" w:name="required-float-corpus"/>
+      <w:bookmarkEnd w:id="94"/>
       <w:r>
         <w:t>Tests MUST prove object-like integer/floating/string/character constants, parenthesized constant expressions, definition-point visibility, case-sensitive names, and nested macro expansion only through already-defined constants.</w:t>
       </w:r>
@@ -11005,9 +10824,7 @@
         <w:t>Include tests MUST cover local TXT/C RAW/PACKED logical source, current-directory/case/name validation, exact one local level, locally included `&lt;c48.h&gt;`, second quoted-level/include-cycle rejection, built-in header repetition, user/header compatible declaration coexistence, incompatible declaration collision, macro/header-name collision, and rejection of every unsupported directive/header/trailing-token form. Macro tests MUST prove backward-only already-defined dependencies, self/forward-reference rejection, and the impossibility of an accepted expansion cycle.</w:t>
       </w:r>
     </w:p>
-    <w:p>
-      <w:pPr/>
-    </w:p>
+    <w:p/>
     <w:p>
       <w:pPr>
         <w:pStyle w:val="Heading1"/>
@@ -11164,7 +10981,7 @@
         <w:pStyle w:val="Compact"/>
         <w:numPr>
           <w:ilvl w:val="0"/>
-          <w:numId w:val="1038"/>
+          <w:numId w:val="39"/>
         </w:numPr>
       </w:pPr>
       <w:r>
@@ -11176,14 +10993,11 @@
         <w:pStyle w:val="Compact"/>
         <w:numPr>
           <w:ilvl w:val="0"/>
-          <w:numId w:val="1038"/>
+          <w:numId w:val="39"/>
         </w:numPr>
       </w:pPr>
       <w:r>
-        <w:t>native</w:t>
-      </w:r>
-      <w:r>
-        <w:t xml:space="preserve"> </w:t>
+        <w:t xml:space="preserve">native </w:t>
       </w:r>
       <w:r>
         <w:rPr>
@@ -11200,7 +11014,7 @@
         <w:pStyle w:val="Compact"/>
         <w:numPr>
           <w:ilvl w:val="0"/>
-          <w:numId w:val="1038"/>
+          <w:numId w:val="39"/>
         </w:numPr>
       </w:pPr>
       <w:r>
@@ -11215,15 +11029,13 @@
         <w:t>A host implementation may not certify itself by comparison only against IEEE floating point.</w:t>
       </w:r>
     </w:p>
-    <w:p>
-      <w:r/>
-    </w:p>
-    <w:bookmarkEnd w:id="104"/>
-    <w:bookmarkStart w:id="105" w:name="X8ada351b46522b8a8e67d59758f8c89c790e9cb"/>
+    <w:p/>
     <w:p>
       <w:pPr>
         <w:pStyle w:val="Heading1"/>
       </w:pPr>
+      <w:bookmarkStart w:id="96" w:name="X8ada351b46522b8a8e67d59758f8c89c790e9cb"/>
+      <w:bookmarkEnd w:id="95"/>
       <w:r>
         <w:t>95. Grammar freeze versus compiler-resource freeze</w:t>
       </w:r>
@@ -11268,25 +11080,23 @@
         <w:t>Once P11.02 freezes capacities, those limits become part of strict host portability checking but do not rewrite the grammatical language surface.</w:t>
       </w:r>
     </w:p>
-    <w:p>
-      <w:r/>
-    </w:p>
-    <w:bookmarkEnd w:id="105"/>
-    <w:bookmarkStart w:id="106" w:name="grammar-freeze-versus-runtime-api-freeze"/>
+    <w:p/>
     <w:p>
       <w:pPr>
         <w:pStyle w:val="Heading1"/>
       </w:pPr>
+      <w:bookmarkStart w:id="97" w:name="grammar-freeze-versus-runtime-api-freeze"/>
+      <w:bookmarkEnd w:id="96"/>
       <w:r>
         <w:t>96. Grammar freeze versus runtime API freeze</w:t>
       </w:r>
     </w:p>
-    <w:bookmarkEnd w:id="106"/>
-    <w:bookmarkStart w:id="107" w:name="important-const-distinction"/>
-    <w:p>
-      <w:pPr>
-        <w:pStyle w:val="FirstParagraph"/>
-      </w:pPr>
+    <w:p>
+      <w:pPr>
+        <w:pStyle w:val="FirstParagraph"/>
+      </w:pPr>
+      <w:bookmarkStart w:id="98" w:name="important-const-distinction"/>
+      <w:bookmarkEnd w:id="97"/>
       <w:r>
         <w:t>P11.01 owns the language: tokens, lexical grammar, preprocessing language, types, declarations, expressions, statements, conversions, evaluation semantics, and the supported/deferred source-language surface.</w:t>
       </w:r>
@@ -11331,18 +11141,13 @@
         <w:t>That line is not itself valid C48 source: `op` lacks an explicit C48 type and `const` is not a supported C48 qualifier. P11.41 must express any source-facing declaration using only frozen C48 syntax and the exact ABI type chosen by its authoritative runtime contract; the developer MUST NOT copy the explanatory pseudo-prototype literally or extend C48 to make it compile.</w:t>
       </w:r>
     </w:p>
-    <w:p>
-      <w:pPr/>
-    </w:p>
+    <w:p/>
     <w:p>
       <w:pPr>
         <w:pStyle w:val="Heading1"/>
       </w:pPr>
       <w:r>
-        <w:t>97. Important</w:t>
-      </w:r>
-      <w:r>
-        <w:t xml:space="preserve"> </w:t>
+        <w:t xml:space="preserve">97. Important </w:t>
       </w:r>
       <w:r>
         <w:rPr>
@@ -11351,18 +11156,15 @@
         <w:t>const</w:t>
       </w:r>
       <w:r>
-        <w:t xml:space="preserve"> </w:t>
-      </w:r>
-      <w:r>
-        <w:t>distinction</w:t>
-      </w:r>
-    </w:p>
-    <w:bookmarkEnd w:id="107"/>
-    <w:bookmarkStart w:id="108" w:name="no-silent-architecture-extrapolation"/>
-    <w:p>
-      <w:pPr>
-        <w:pStyle w:val="FirstParagraph"/>
-      </w:pPr>
+        <w:t xml:space="preserve"> distinction</w:t>
+      </w:r>
+    </w:p>
+    <w:p>
+      <w:pPr>
+        <w:pStyle w:val="FirstParagraph"/>
+      </w:pPr>
+      <w:bookmarkStart w:id="99" w:name="no-silent-architecture-extrapolation"/>
+      <w:bookmarkEnd w:id="98"/>
       <w:r>
         <w:t>Revision-11 ABI prose may use modern C-like `const float *` notation to communicate read-only buffers. C48 Version 1 itself does not support the `const` qualifier.</w:t>
       </w:r>
@@ -11383,9 +11185,7 @@
         <w:t>This distinction also applies to every other modern-C spelling that appears only in explanatory host/pseudocode and is absent from the frozen C48 language.</w:t>
       </w:r>
     </w:p>
-    <w:p>
-      <w:pPr/>
-    </w:p>
+    <w:p/>
     <w:p>
       <w:pPr>
         <w:pStyle w:val="Heading1"/>
@@ -11407,7 +11207,7 @@
         <w:pStyle w:val="Compact"/>
         <w:numPr>
           <w:ilvl w:val="0"/>
-          <w:numId w:val="1041"/>
+          <w:numId w:val="42"/>
         </w:numPr>
       </w:pPr>
       <w:r>
@@ -11419,7 +11219,7 @@
         <w:pStyle w:val="Compact"/>
         <w:numPr>
           <w:ilvl w:val="0"/>
-          <w:numId w:val="1041"/>
+          <w:numId w:val="42"/>
         </w:numPr>
       </w:pPr>
       <w:r>
@@ -11431,7 +11231,7 @@
         <w:pStyle w:val="Compact"/>
         <w:numPr>
           <w:ilvl w:val="0"/>
-          <w:numId w:val="1041"/>
+          <w:numId w:val="42"/>
         </w:numPr>
       </w:pPr>
       <w:r>
@@ -11443,7 +11243,7 @@
         <w:pStyle w:val="Compact"/>
         <w:numPr>
           <w:ilvl w:val="0"/>
-          <w:numId w:val="1041"/>
+          <w:numId w:val="42"/>
         </w:numPr>
       </w:pPr>
       <w:r>
@@ -11482,15 +11282,13 @@
         <w:t>Tests do not create the specification.</w:t>
       </w:r>
     </w:p>
-    <w:p>
-      <w:r/>
-    </w:p>
-    <w:bookmarkEnd w:id="108"/>
-    <w:bookmarkStart w:id="109" w:name="windowsnative-equivalence-criterion"/>
+    <w:p/>
     <w:p>
       <w:pPr>
         <w:pStyle w:val="Heading1"/>
       </w:pPr>
+      <w:bookmarkStart w:id="100" w:name="windowsnative-equivalence-criterion"/>
+      <w:bookmarkEnd w:id="99"/>
       <w:r>
         <w:t>99. Windows/native equivalence criterion</w:t>
       </w:r>
@@ -11508,7 +11306,7 @@
         <w:pStyle w:val="Compact"/>
         <w:numPr>
           <w:ilvl w:val="0"/>
-          <w:numId w:val="1042"/>
+          <w:numId w:val="43"/>
         </w:numPr>
       </w:pPr>
       <w:r>
@@ -11520,7 +11318,7 @@
         <w:pStyle w:val="Compact"/>
         <w:numPr>
           <w:ilvl w:val="0"/>
-          <w:numId w:val="1042"/>
+          <w:numId w:val="43"/>
         </w:numPr>
       </w:pPr>
       <w:r>
@@ -11532,7 +11330,7 @@
         <w:pStyle w:val="Compact"/>
         <w:numPr>
           <w:ilvl w:val="0"/>
-          <w:numId w:val="1042"/>
+          <w:numId w:val="43"/>
         </w:numPr>
       </w:pPr>
       <w:r>
@@ -11544,7 +11342,7 @@
         <w:pStyle w:val="Compact"/>
         <w:numPr>
           <w:ilvl w:val="0"/>
-          <w:numId w:val="1042"/>
+          <w:numId w:val="43"/>
         </w:numPr>
       </w:pPr>
       <w:r>
@@ -11556,7 +11354,7 @@
         <w:pStyle w:val="Compact"/>
         <w:numPr>
           <w:ilvl w:val="0"/>
-          <w:numId w:val="1042"/>
+          <w:numId w:val="43"/>
         </w:numPr>
       </w:pPr>
       <w:r>
@@ -11568,7 +11366,7 @@
         <w:pStyle w:val="Compact"/>
         <w:numPr>
           <w:ilvl w:val="0"/>
-          <w:numId w:val="1042"/>
+          <w:numId w:val="43"/>
         </w:numPr>
       </w:pPr>
       <w:r>
@@ -11578,10 +11376,7 @@
         <w:t>sizeof</w:t>
       </w:r>
       <w:r>
-        <w:t xml:space="preserve"> </w:t>
-      </w:r>
-      <w:r>
-        <w:t>has identical results;</w:t>
+        <w:t xml:space="preserve"> has identical results;</w:t>
       </w:r>
     </w:p>
     <w:p>
@@ -11589,7 +11384,7 @@
         <w:pStyle w:val="Compact"/>
         <w:numPr>
           <w:ilvl w:val="0"/>
-          <w:numId w:val="1042"/>
+          <w:numId w:val="43"/>
         </w:numPr>
       </w:pPr>
       <w:r>
@@ -11601,7 +11396,7 @@
         <w:pStyle w:val="Compact"/>
         <w:numPr>
           <w:ilvl w:val="0"/>
-          <w:numId w:val="1042"/>
+          <w:numId w:val="43"/>
         </w:numPr>
       </w:pPr>
       <w:r>
@@ -11613,7 +11408,7 @@
         <w:pStyle w:val="Compact"/>
         <w:numPr>
           <w:ilvl w:val="0"/>
-          <w:numId w:val="1042"/>
+          <w:numId w:val="43"/>
         </w:numPr>
       </w:pPr>
       <w:r>
@@ -11625,7 +11420,7 @@
         <w:pStyle w:val="Compact"/>
         <w:numPr>
           <w:ilvl w:val="0"/>
-          <w:numId w:val="1042"/>
+          <w:numId w:val="43"/>
         </w:numPr>
       </w:pPr>
       <w:r>
@@ -11637,14 +11432,11 @@
         <w:pStyle w:val="Compact"/>
         <w:numPr>
           <w:ilvl w:val="0"/>
-          <w:numId w:val="1042"/>
+          <w:numId w:val="43"/>
         </w:numPr>
       </w:pPr>
       <w:r>
-        <w:t>differences caused solely by Windows versus ZX-UX operating-system implementation are confined behind the frozen</w:t>
-      </w:r>
-      <w:r>
-        <w:t xml:space="preserve"> </w:t>
+        <w:t xml:space="preserve">differences caused solely by Windows versus ZX-UX operating-system implementation are confined behind the frozen </w:t>
       </w:r>
       <w:r>
         <w:rPr>
@@ -11653,10 +11445,7 @@
         <w:t>&lt;c48.h&gt;</w:t>
       </w:r>
       <w:r>
-        <w:t xml:space="preserve"> </w:t>
-      </w:r>
-      <w:r>
-        <w:t>compatibility layer.</w:t>
+        <w:t xml:space="preserve"> compatibility layer.</w:t>
       </w:r>
     </w:p>
     <w:p>
@@ -11667,25 +11456,23 @@
         <w:t>This is the foundation for writing C48 software on Windows and transferring the source unchanged to ZX-UX.</w:t>
       </w:r>
     </w:p>
-    <w:p>
-      <w:r/>
-    </w:p>
-    <w:bookmarkEnd w:id="109"/>
-    <w:bookmarkStart w:id="110" w:name="p11.01-completion-rule"/>
+    <w:p/>
     <w:p>
       <w:pPr>
         <w:pStyle w:val="Heading1"/>
       </w:pPr>
+      <w:bookmarkStart w:id="101" w:name="p11.01-completion-rule"/>
+      <w:bookmarkEnd w:id="100"/>
       <w:r>
         <w:t>100. P11.01 completion rule</w:t>
       </w:r>
     </w:p>
-    <w:bookmarkEnd w:id="110"/>
-    <w:bookmarkStart w:id="111" w:name="p11.01-forensic-pass-condition"/>
-    <w:p>
-      <w:pPr>
-        <w:pStyle w:val="FirstParagraph"/>
-      </w:pPr>
+    <w:p>
+      <w:pPr>
+        <w:pStyle w:val="FirstParagraph"/>
+      </w:pPr>
+      <w:bookmarkStart w:id="102" w:name="p11.01-forensic-pass-condition"/>
+      <w:bookmarkEnd w:id="101"/>
       <w:r>
         <w:t>P11.01 SHALL NOT be declared complete merely because v1/docs/c48.md contains a list of supported C keywords.</w:t>
       </w:r>
@@ -11866,9 +11653,7 @@
         <w:t>No item above may be left to implementation inference. Internal code-generation choices may remain implementation decisions only where REV11/REV02 deliberately leave multiple semantically equivalent implementations available.</w:t>
       </w:r>
     </w:p>
-    <w:p>
-      <w:pPr/>
-    </w:p>
+    <w:p/>
     <w:p>
       <w:pPr>
         <w:pStyle w:val="Heading1"/>
@@ -11877,12 +11662,12 @@
         <w:t>101. P11.01 forensic PASS condition</w:t>
       </w:r>
     </w:p>
-    <w:bookmarkEnd w:id="111"/>
-    <w:bookmarkStart w:id="112" w:name="frozen-version-1-language-summary"/>
-    <w:p>
-      <w:pPr>
-        <w:pStyle w:val="FirstParagraph"/>
-      </w:pPr>
+    <w:p>
+      <w:pPr>
+        <w:pStyle w:val="FirstParagraph"/>
+      </w:pPr>
+      <w:bookmarkStart w:id="103" w:name="frozen-version-1-language-summary"/>
+      <w:bookmarkEnd w:id="102"/>
       <w:r>
         <w:t>This document is suitable as input to P11.01 only after the project's fixed-point deliverable process has reached its exit gate: THREE successive fresh scans of the latest on-disk Language Specification and User Manual find no new defect in either document and no cross-document contradiction.</w:t>
       </w:r>
@@ -11901,34 +11686,64 @@
       </w:pPr>
       <w:r>
         <w:t>zero contradictions with explicit REV11 rules</w:t>
+      </w:r>
+      <w:r>
         <w:br/>
         <w:t>zero supported REV11 language features omitted</w:t>
+      </w:r>
+      <w:r>
         <w:br/>
         <w:t>zero REV11-deferred features accidentally enabled</w:t>
+      </w:r>
+      <w:r>
         <w:br/>
         <w:t>zero lexical categories left implementation-defined</w:t>
+      </w:r>
+      <w:r>
         <w:br/>
         <w:t>zero maximal-munch/token-boundary gaps</w:t>
+      </w:r>
+      <w:r>
         <w:br/>
         <w:t>zero grammar productions left to parser invention</w:t>
+      </w:r>
+      <w:r>
         <w:br/>
         <w:t>zero operator precedence/associativity gaps</w:t>
+      </w:r>
+      <w:r>
         <w:br/>
         <w:t>zero scalar conversion/type-result gaps</w:t>
+      </w:r>
+      <w:r>
         <w:br/>
         <w:t>zero shift-width or integer-literal contradictions</w:t>
+      </w:r>
+      <w:r>
         <w:br/>
         <w:t>zero pointer/indexing/type-construction gaps</w:t>
+      </w:r>
+      <w:r>
         <w:br/>
         <w:t>zero statement/control-flow gaps</w:t>
+      </w:r>
+      <w:r>
         <w:br/>
         <w:t>zero preprocessing behavior gaps</w:t>
+      </w:r>
+      <w:r>
         <w:br/>
         <w:t>zero host/native semantic differences left to host C</w:t>
+      </w:r>
+      <w:r>
         <w:br/>
         <w:t>zero undocumented language extensions</w:t>
+      </w:r>
+      <w:r>
         <w:br/>
         <w:t>zero missing ownership boundaries with P11.02/P11.41/later runtime steps</w:t>
+      </w:r>
+      <w:r>
         <w:br/>
         <w:t>zero contradictions with the companion C48 Compiler User Manual</w:t>
       </w:r>
@@ -11941,9 +11756,7 @@
         <w:t>Any new finding resets the consecutive-clean-pass count to zero after the documents are repaired and written to disk.</w:t>
       </w:r>
     </w:p>
-    <w:p>
-      <w:pPr/>
-    </w:p>
+    <w:p/>
     <w:p>
       <w:pPr>
         <w:pStyle w:val="Heading1"/>
@@ -11952,12 +11765,12 @@
         <w:t>102. Frozen Version-1 language summary</w:t>
       </w:r>
     </w:p>
-    <w:bookmarkEnd w:id="112"/>
-    <w:bookmarkStart w:id="113" w:name="developer-directive"/>
-    <w:p>
-      <w:pPr>
-        <w:pStyle w:val="FirstParagraph"/>
-      </w:pPr>
+    <w:p>
+      <w:pPr>
+        <w:pStyle w:val="FirstParagraph"/>
+      </w:pPr>
+      <w:bookmarkStart w:id="104" w:name="developer-directive"/>
+      <w:bookmarkEnd w:id="103"/>
       <w:r>
         <w:t>Supported keyword set:</w:t>
       </w:r>
@@ -11968,36 +11781,68 @@
       </w:pPr>
       <w:r>
         <w:t>break</w:t>
+      </w:r>
+      <w:r>
         <w:br/>
         <w:t>char</w:t>
+      </w:r>
+      <w:r>
         <w:br/>
         <w:t>continue</w:t>
+      </w:r>
+      <w:r>
         <w:br/>
         <w:t>do</w:t>
+      </w:r>
+      <w:r>
         <w:br/>
         <w:t>else</w:t>
+      </w:r>
+      <w:r>
         <w:br/>
         <w:t>extern</w:t>
+      </w:r>
+      <w:r>
         <w:br/>
         <w:t>float</w:t>
+      </w:r>
+      <w:r>
         <w:br/>
         <w:t>for</w:t>
+      </w:r>
+      <w:r>
         <w:br/>
         <w:t>if</w:t>
+      </w:r>
+      <w:r>
         <w:br/>
         <w:t>int</w:t>
+      </w:r>
+      <w:r>
         <w:br/>
         <w:t>return</w:t>
+      </w:r>
+      <w:r>
         <w:br/>
         <w:t>short</w:t>
+      </w:r>
+      <w:r>
         <w:br/>
         <w:t>sizeof</w:t>
+      </w:r>
+      <w:r>
         <w:br/>
         <w:t>static</w:t>
+      </w:r>
+      <w:r>
         <w:br/>
         <w:t>unsigned</w:t>
+      </w:r>
+      <w:r>
         <w:br/>
         <w:t>void</w:t>
+      </w:r>
+      <w:r>
         <w:br/>
         <w:t>while</w:t>
       </w:r>
@@ -12016,18 +11861,32 @@
       </w:pPr>
       <w:r>
         <w:t>void</w:t>
+      </w:r>
+      <w:r>
         <w:br/>
         <w:t>char</w:t>
+      </w:r>
+      <w:r>
         <w:br/>
         <w:t>unsigned char</w:t>
+      </w:r>
+      <w:r>
         <w:br/>
         <w:t>short</w:t>
+      </w:r>
+      <w:r>
         <w:br/>
         <w:t>unsigned short</w:t>
+      </w:r>
+      <w:r>
         <w:br/>
         <w:t>int</w:t>
+      </w:r>
+      <w:r>
         <w:br/>
         <w:t>unsigned int</w:t>
+      </w:r>
+      <w:r>
         <w:br/>
         <w:t>float</w:t>
       </w:r>
@@ -12046,48 +11905,92 @@
       </w:pPr>
       <w:r>
         <w:t>=</w:t>
+      </w:r>
+      <w:r>
         <w:br/>
         <w:t>+</w:t>
+      </w:r>
+      <w:r>
         <w:br/>
         <w:t>-</w:t>
+      </w:r>
+      <w:r>
         <w:br/>
         <w:t>*</w:t>
+      </w:r>
+      <w:r>
         <w:br/>
         <w:t>/</w:t>
+      </w:r>
+      <w:r>
         <w:br/>
         <w:t>%</w:t>
+      </w:r>
+      <w:r>
         <w:br/>
         <w:t>++</w:t>
+      </w:r>
+      <w:r>
         <w:br/>
         <w:t>--</w:t>
+      </w:r>
+      <w:r>
         <w:br/>
         <w:t>&lt;&lt;</w:t>
+      </w:r>
+      <w:r>
         <w:br/>
         <w:t>&gt;&gt;</w:t>
+      </w:r>
+      <w:r>
         <w:br/>
         <w:t>&lt;</w:t>
+      </w:r>
+      <w:r>
         <w:br/>
         <w:t>&lt;=</w:t>
+      </w:r>
+      <w:r>
         <w:br/>
         <w:t>&gt;</w:t>
+      </w:r>
+      <w:r>
         <w:br/>
         <w:t>&gt;=</w:t>
+      </w:r>
+      <w:r>
         <w:br/>
         <w:t>==</w:t>
+      </w:r>
+      <w:r>
         <w:br/>
         <w:t>!=</w:t>
+      </w:r>
+      <w:r>
         <w:br/>
         <w:t>&amp;</w:t>
+      </w:r>
+      <w:r>
         <w:br/>
         <w:t>|</w:t>
+      </w:r>
+      <w:r>
         <w:br/>
         <w:t>^</w:t>
+      </w:r>
+      <w:r>
         <w:br/>
         <w:t>~</w:t>
+      </w:r>
+      <w:r>
         <w:br/>
         <w:t>&amp;&amp;</w:t>
+      </w:r>
+      <w:r>
         <w:br/>
         <w:t>||</w:t>
+      </w:r>
+      <w:r>
         <w:br/>
         <w:t>!</w:t>
       </w:r>
@@ -12106,18 +12009,32 @@
       </w:pPr>
       <w:r>
         <w:t>(</w:t>
+      </w:r>
+      <w:r>
         <w:br/>
         <w:t>)</w:t>
+      </w:r>
+      <w:r>
         <w:br/>
         <w:t>[</w:t>
+      </w:r>
+      <w:r>
         <w:br/>
         <w:t>]</w:t>
+      </w:r>
+      <w:r>
         <w:br/>
         <w:t>{</w:t>
+      </w:r>
+      <w:r>
         <w:br/>
         <w:t>}</w:t>
+      </w:r>
+      <w:r>
         <w:br/>
         <w:t>;</w:t>
+      </w:r>
+      <w:r>
         <w:br/>
         <w:t>,</w:t>
       </w:r>
@@ -12136,22 +12053,40 @@
       </w:pPr>
       <w:r>
         <w:t>block</w:t>
+      </w:r>
+      <w:r>
         <w:br/>
         <w:t>expression</w:t>
+      </w:r>
+      <w:r>
         <w:br/>
         <w:t>empty</w:t>
+      </w:r>
+      <w:r>
         <w:br/>
         <w:t>if / else</w:t>
+      </w:r>
+      <w:r>
         <w:br/>
         <w:t>while</w:t>
+      </w:r>
+      <w:r>
         <w:br/>
         <w:t>do / while</w:t>
+      </w:r>
+      <w:r>
         <w:br/>
         <w:t>for</w:t>
+      </w:r>
+      <w:r>
         <w:br/>
         <w:t>break</w:t>
+      </w:r>
+      <w:r>
         <w:br/>
         <w:t>continue</w:t>
+      </w:r>
+      <w:r>
         <w:br/>
         <w:t>return</w:t>
       </w:r>
@@ -12170,8 +12105,12 @@
       </w:pPr>
       <w:r>
         <w:t>#define object-like constants</w:t>
+      </w:r>
+      <w:r>
         <w:br/>
         <w:t>#include "name"</w:t>
+      </w:r>
+      <w:r>
         <w:br/>
         <w:t>#include &lt;c48.h&gt;</w:t>
       </w:r>
@@ -12190,12 +12129,20 @@
       </w:pPr>
       <w:r>
         <w:t>char, unsigned char     1 byte, align 1</w:t>
+      </w:r>
+      <w:r>
         <w:br/>
         <w:t>short, unsigned short   2 bytes, align 2</w:t>
+      </w:r>
+      <w:r>
         <w:br/>
         <w:t>int, unsigned int       2 bytes, align 2</w:t>
+      </w:r>
+      <w:r>
         <w:br/>
         <w:t>pointer                 2 bytes, align 2</w:t>
+      </w:r>
+      <w:r>
         <w:br/>
         <w:t>float                   5 bytes, align 1</w:t>
       </w:r>
@@ -12216,9 +12163,7 @@
         <w:t>The normal integer-promotion rules are C-like except that C48 shifts deliberately retain the unpromoted left operand width so 8-bit operands use the architecture-required low-3-bit shift count; 16-bit operands use low 4 bits.</w:t>
       </w:r>
     </w:p>
-    <w:p>
-      <w:pPr/>
-    </w:p>
+    <w:p/>
     <w:p>
       <w:pPr>
         <w:pStyle w:val="Heading1"/>
@@ -12232,10 +12177,7 @@
         <w:pStyle w:val="FirstParagraph"/>
       </w:pPr>
       <w:r>
-        <w:t>The developer implementing P11.01 is to treat this document as specification input, reconcile it mechanically against the canonical on-disk REV11 and REV02 documents, and produce</w:t>
-      </w:r>
-      <w:r>
-        <w:t xml:space="preserve"> </w:t>
+        <w:t xml:space="preserve">The developer implementing P11.01 is to treat this document as specification input, reconcile it mechanically against the canonical on-disk REV11 and REV02 documents, and produce </w:t>
       </w:r>
       <w:r>
         <w:rPr>
@@ -12252,13 +12194,7 @@
         <w:pStyle w:val="BodyText"/>
       </w:pPr>
       <w:r>
-        <w:t>The developer is not asked to</w:t>
-      </w:r>
-      <w:r>
-        <w:t xml:space="preserve"> </w:t>
-      </w:r>
-      <w:r>
-        <w:t>"design a small C compiler."</w:t>
+        <w:t>The developer is not asked to "design a small C compiler."</w:t>
       </w:r>
     </w:p>
     <w:p>
@@ -12331,7 +12267,7 @@
         <w:t>That common contract, rather than either compiler's incidental behavior, is the authority for source portability.</w:t>
       </w:r>
     </w:p>
-    <w:bookmarkEnd w:id="113"/>
+    <w:bookmarkEnd w:id="104"/>
     <w:p>
       <w:pPr>
         <w:pStyle w:val="Heading1"/>
@@ -12362,77 +12298,169 @@
       </w:pPr>
       <w:r>
         <w:t>translation-unit ::= { external-declaration } EOF</w:t>
-        <w:br/>
+      </w:r>
+      <w:r>
+        <w:br/>
+      </w:r>
+      <w:r>
         <w:br/>
         <w:t>external-declaration ::= function-definition | declaration</w:t>
-        <w:br/>
+      </w:r>
+      <w:r>
+        <w:br/>
+      </w:r>
+      <w:r>
         <w:br/>
         <w:t>declaration ::= [ storage-class ] type-specifier init-declarator { ',' init-declarator } ';'</w:t>
-        <w:br/>
+      </w:r>
+      <w:r>
+        <w:br/>
+      </w:r>
+      <w:r>
         <w:br/>
         <w:t>storage-class ::= 'static' | 'extern'</w:t>
-        <w:br/>
+      </w:r>
+      <w:r>
+        <w:br/>
+      </w:r>
+      <w:r>
         <w:br/>
         <w:t>type-specifier ::= 'void'</w:t>
+      </w:r>
+      <w:r>
         <w:br/>
         <w:t xml:space="preserve">                 | 'char'</w:t>
+      </w:r>
+      <w:r>
         <w:br/>
         <w:t xml:space="preserve">                 | 'unsigned' 'char'</w:t>
+      </w:r>
+      <w:r>
         <w:br/>
         <w:t xml:space="preserve">                 | 'short'</w:t>
+      </w:r>
+      <w:r>
         <w:br/>
         <w:t xml:space="preserve">                 | 'unsigned' 'short'</w:t>
+      </w:r>
+      <w:r>
         <w:br/>
         <w:t xml:space="preserve">                 | 'int'</w:t>
+      </w:r>
+      <w:r>
         <w:br/>
         <w:t xml:space="preserve">                 | 'unsigned' 'int'</w:t>
+      </w:r>
+      <w:r>
         <w:br/>
         <w:t xml:space="preserve">                 | 'float'</w:t>
-        <w:br/>
+      </w:r>
+      <w:r>
+        <w:br/>
+      </w:r>
+      <w:r>
         <w:br/>
         <w:t>init-declarator ::= declarator [ '=' initializer ]</w:t>
-        <w:br/>
+      </w:r>
+      <w:r>
+        <w:br/>
+      </w:r>
+      <w:r>
         <w:br/>
         <w:t>declarator ::= pointer-part identifier [ declarator-suffix ]</w:t>
+      </w:r>
+      <w:r>
         <w:br/>
         <w:t xml:space="preserve">             | identifier [ declarator-suffix ]</w:t>
-        <w:br/>
+      </w:r>
+      <w:r>
+        <w:br/>
+      </w:r>
+      <w:r>
         <w:br/>
         <w:t>pointer-part ::= '*' { '*' }</w:t>
-        <w:br/>
+      </w:r>
+      <w:r>
+        <w:br/>
+      </w:r>
+      <w:r>
         <w:br/>
         <w:t>declarator-suffix ::= array-suffix | function-suffix</w:t>
-        <w:br/>
+      </w:r>
+      <w:r>
+        <w:br/>
+      </w:r>
+      <w:r>
         <w:br/>
         <w:t>array-suffix ::= '[' [ integer-constant-expression ] ']'</w:t>
-        <w:br/>
+      </w:r>
+      <w:r>
+        <w:br/>
+      </w:r>
+      <w:r>
         <w:br/>
         <w:t>function-suffix ::= '(' parameter-clause ')'</w:t>
-        <w:br/>
+      </w:r>
+      <w:r>
+        <w:br/>
+      </w:r>
+      <w:r>
         <w:br/>
         <w:t>parameter-clause ::= 'void' | parameter-list</w:t>
-        <w:br/>
+      </w:r>
+      <w:r>
+        <w:br/>
+      </w:r>
+      <w:r>
         <w:br/>
         <w:t>parameter-list ::= parameter-declaration { ',' parameter-declaration }</w:t>
-        <w:br/>
+      </w:r>
+      <w:r>
+        <w:br/>
+      </w:r>
+      <w:r>
         <w:br/>
         <w:t>parameter-declaration ::= type-specifier [ pointer-part ] [ identifier ]</w:t>
-        <w:br/>
+      </w:r>
+      <w:r>
+        <w:br/>
+      </w:r>
+      <w:r>
         <w:br/>
         <w:t>function-definition ::= [ 'static' ] type-specifier function-declarator compound-statement</w:t>
-        <w:br/>
+      </w:r>
+      <w:r>
+        <w:br/>
+      </w:r>
+      <w:r>
         <w:br/>
         <w:t>function-declarator ::= [ pointer-part ] identifier '(' parameter-definition-clause ')'</w:t>
-        <w:br/>
+      </w:r>
+      <w:r>
+        <w:br/>
+      </w:r>
+      <w:r>
         <w:br/>
         <w:t>parameter-definition-clause ::= 'void' | parameter-definition-list</w:t>
-        <w:br/>
+      </w:r>
+      <w:r>
+        <w:br/>
+      </w:r>
+      <w:r>
         <w:br/>
         <w:t>parameter-definition-list ::= parameter-definition { ',' parameter-definition }</w:t>
-        <w:br/>
+      </w:r>
+      <w:r>
+        <w:br/>
+      </w:r>
+      <w:r>
         <w:br/>
         <w:t>parameter-definition ::= type-specifier [ pointer-part ] identifier</w:t>
-        <w:br/>
+      </w:r>
+      <w:r>
+        <w:br/>
+      </w:r>
+      <w:r>
         <w:br/>
         <w:t>type-name ::= type-specifier [ pointer-part ]</w:t>
       </w:r>
@@ -12459,14 +12487,26 @@
       </w:pPr>
       <w:r>
         <w:t>initializer ::= scalar-constant-expression</w:t>
+      </w:r>
+      <w:r>
         <w:br/>
         <w:t xml:space="preserve">              | '{' initializer-list [ ',' ] '}'</w:t>
+      </w:r>
+      <w:r>
         <w:br/>
         <w:t xml:space="preserve">              | string-literal-sequence</w:t>
-        <w:br/>
+      </w:r>
+      <w:r>
+        <w:br/>
+      </w:r>
+      <w:r>
         <w:br/>
         <w:t>initializer-list ::= scalar-constant-expression { ',' scalar-constant-expression }</w:t>
-        <w:br/>
+      </w:r>
+      <w:r>
+        <w:br/>
+      </w:r>
+      <w:r>
         <w:br/>
         <w:t>scalar-constant-expression ::= integer-constant-expression | floating-constant-expression | pointer-constant-expression</w:t>
       </w:r>
@@ -12493,35 +12533,71 @@
       </w:pPr>
       <w:r>
         <w:t>compound-statement ::= '{' { declaration } { statement } '}'</w:t>
-        <w:br/>
+      </w:r>
+      <w:r>
+        <w:br/>
+      </w:r>
+      <w:r>
         <w:br/>
         <w:t>statement ::= compound-statement</w:t>
+      </w:r>
+      <w:r>
         <w:br/>
         <w:t xml:space="preserve">            | expression-statement</w:t>
+      </w:r>
+      <w:r>
         <w:br/>
         <w:t xml:space="preserve">            | selection-statement</w:t>
+      </w:r>
+      <w:r>
         <w:br/>
         <w:t xml:space="preserve">            | iteration-statement</w:t>
+      </w:r>
+      <w:r>
         <w:br/>
         <w:t xml:space="preserve">            | jump-statement</w:t>
-        <w:br/>
+      </w:r>
+      <w:r>
+        <w:br/>
+      </w:r>
+      <w:r>
         <w:br/>
         <w:t>expression-statement ::= [ expression ] ';'</w:t>
-        <w:br/>
+      </w:r>
+      <w:r>
+        <w:br/>
+      </w:r>
+      <w:r>
         <w:br/>
         <w:t>selection-statement ::= 'if' '(' expression ')' statement [ 'else' statement ]</w:t>
-        <w:br/>
+      </w:r>
+      <w:r>
+        <w:br/>
+      </w:r>
+      <w:r>
         <w:br/>
         <w:t>iteration-statement ::= 'while' '(' expression ')' statement</w:t>
+      </w:r>
+      <w:r>
         <w:br/>
         <w:t xml:space="preserve">                      | 'do' statement 'while' '(' expression ')' ';'</w:t>
+      </w:r>
+      <w:r>
         <w:br/>
         <w:t xml:space="preserve">                      | 'for' '(' [ expression ] ';' [ expression ] ';' [ expression ] ')' statement</w:t>
-        <w:br/>
+      </w:r>
+      <w:r>
+        <w:br/>
+      </w:r>
+      <w:r>
         <w:br/>
         <w:t>jump-statement ::= 'break' ';'</w:t>
+      </w:r>
+      <w:r>
         <w:br/>
         <w:t xml:space="preserve">                 | 'continue' ';'</w:t>
+      </w:r>
+      <w:r>
         <w:br/>
         <w:t xml:space="preserve">                 | 'return' [ expression ] ';'</w:t>
       </w:r>
@@ -12540,70 +12616,144 @@
       </w:pPr>
       <w:r>
         <w:t>expression ::= assignment-expression</w:t>
-        <w:br/>
+      </w:r>
+      <w:r>
+        <w:br/>
+      </w:r>
+      <w:r>
         <w:br/>
         <w:t>assignment-expression ::= logical-or-expression [ '=' assignment-expression ]</w:t>
-        <w:br/>
+      </w:r>
+      <w:r>
+        <w:br/>
+      </w:r>
+      <w:r>
         <w:br/>
         <w:t>logical-or-expression ::= logical-and-expression { '||' logical-and-expression }</w:t>
+      </w:r>
+      <w:r>
         <w:br/>
         <w:t>logical-and-expression ::= bitwise-or-expression { '&amp;&amp;' bitwise-or-expression }</w:t>
+      </w:r>
+      <w:r>
         <w:br/>
         <w:t>bitwise-or-expression ::= bitwise-xor-expression { '|' bitwise-xor-expression }</w:t>
+      </w:r>
+      <w:r>
         <w:br/>
         <w:t>bitwise-xor-expression ::= bitwise-and-expression { '^' bitwise-and-expression }</w:t>
+      </w:r>
+      <w:r>
         <w:br/>
         <w:t>bitwise-and-expression ::= equality-expression { '&amp;' equality-expression }</w:t>
+      </w:r>
+      <w:r>
         <w:br/>
         <w:t>equality-expression ::= relational-expression { ( '==' | '!=' ) relational-expression }</w:t>
+      </w:r>
+      <w:r>
         <w:br/>
         <w:t>relational-expression ::= shift-expression { ( '&lt;' | '&lt;=' | '&gt;' | '&gt;=' ) shift-expression }</w:t>
+      </w:r>
+      <w:r>
         <w:br/>
         <w:t>shift-expression ::= additive-expression { ( '&lt;&lt;' | '&gt;&gt;' ) additive-expression }</w:t>
+      </w:r>
+      <w:r>
         <w:br/>
         <w:t>additive-expression ::= multiplicative-expression { ( '+' | '-' ) multiplicative-expression }</w:t>
+      </w:r>
+      <w:r>
         <w:br/>
         <w:t>multiplicative-expression ::= unary-expression { ( '*' | '/' | '%' ) unary-expression }</w:t>
-        <w:br/>
+      </w:r>
+      <w:r>
+        <w:br/>
+      </w:r>
+      <w:r>
         <w:br/>
         <w:t>unary-expression ::= postfix-expression</w:t>
+      </w:r>
+      <w:r>
         <w:br/>
         <w:t xml:space="preserve">                   | ( '++' | '--' | '+' | '-' | '!' | '~' | '&amp;' | '*' ) unary-expression</w:t>
+      </w:r>
+      <w:r>
         <w:br/>
         <w:t xml:space="preserve">                   | 'sizeof' unary-expression</w:t>
+      </w:r>
+      <w:r>
         <w:br/>
         <w:t xml:space="preserve">                   | 'sizeof' '(' type-name ')'</w:t>
+      </w:r>
+      <w:r>
         <w:br/>
         <w:t xml:space="preserve">                   | '(' type-name ')' unary-expression</w:t>
-        <w:br/>
+      </w:r>
+      <w:r>
+        <w:br/>
+      </w:r>
+      <w:r>
         <w:br/>
         <w:t>postfix-expression ::= primary-expression { postfix-suffix }</w:t>
-        <w:br/>
+      </w:r>
+      <w:r>
+        <w:br/>
+      </w:r>
+      <w:r>
         <w:br/>
         <w:t>postfix-suffix ::= '[' expression ']'</w:t>
+      </w:r>
+      <w:r>
         <w:br/>
         <w:t xml:space="preserve">                 | '(' [ argument-list ] ')'</w:t>
+      </w:r>
+      <w:r>
         <w:br/>
         <w:t xml:space="preserve">                 | '++'</w:t>
+      </w:r>
+      <w:r>
         <w:br/>
         <w:t xml:space="preserve">                 | '--'</w:t>
-        <w:br/>
+      </w:r>
+      <w:r>
+        <w:br/>
+      </w:r>
+      <w:r>
         <w:br/>
         <w:t>argument-list ::= assignment-expression { ',' assignment-expression }</w:t>
-        <w:br/>
+      </w:r>
+      <w:r>
+        <w:br/>
+      </w:r>
+      <w:r>
         <w:br/>
         <w:t>primary-expression ::= identifier</w:t>
+      </w:r>
+      <w:r>
         <w:br/>
         <w:t xml:space="preserve">                     | integer-literal</w:t>
+      </w:r>
+      <w:r>
         <w:br/>
         <w:t xml:space="preserve">                     | floating-literal</w:t>
+      </w:r>
+      <w:r>
         <w:br/>
         <w:t xml:space="preserve">                     | character-literal</w:t>
+      </w:r>
+      <w:r>
         <w:br/>
         <w:t xml:space="preserve">                     | string-literal-sequence</w:t>
+      </w:r>
+      <w:r>
         <w:br/>
         <w:t xml:space="preserve">                     | '(' expression ')'</w:t>
-        <w:br/>
+      </w:r>
+      <w:r>
+        <w:br/>
+      </w:r>
+      <w:r>
         <w:br/>
         <w:t>string-literal-sequence ::= string-literal { string-literal }</w:t>
       </w:r>
@@ -12630,8 +12780,12 @@
       </w:pPr>
       <w:r>
         <w:t>integer-constant-expression ::= assignment-expression constrained by Section 35</w:t>
+      </w:r>
+      <w:r>
         <w:br/>
         <w:t>floating-constant-expression ::= assignment-expression constrained by Section 36</w:t>
+      </w:r>
+      <w:r>
         <w:br/>
         <w:t>pointer-constant-expression ::= forms enumerated in Section 34</w:t>
       </w:r>
@@ -12658,19 +12812,35 @@
       </w:pPr>
       <w:r>
         <w:t>identifier ::= identifier-start { identifier-continue }</w:t>
+      </w:r>
+      <w:r>
         <w:br/>
         <w:t>identifier-start ::= 'A'..'Z' | 'a'..'z' | '_'</w:t>
+      </w:r>
+      <w:r>
         <w:br/>
         <w:t>identifier-continue ::= identifier-start | '0'..'9'</w:t>
-        <w:br/>
+      </w:r>
+      <w:r>
+        <w:br/>
+      </w:r>
+      <w:r>
         <w:br/>
         <w:t>digits ::= decimal-digit { decimal-digit }</w:t>
+      </w:r>
+      <w:r>
         <w:br/>
         <w:t>decimal-digit ::= '0'..'9'</w:t>
+      </w:r>
+      <w:r>
         <w:br/>
         <w:t>nonzero-digit ::= '1'..'9'</w:t>
+      </w:r>
+      <w:r>
         <w:br/>
         <w:t>octal-digit ::= '0'..'7'</w:t>
+      </w:r>
+      <w:r>
         <w:br/>
         <w:t>hexadecimal-digit ::= decimal-digit | 'A'..'F' | 'a'..'f'</w:t>
       </w:r>
@@ -12705,156 +12875,316 @@
       </w:pPr>
       <w:r>
         <w:t>exit</w:t>
+      </w:r>
+      <w:r>
         <w:br/>
         <w:t>yield</w:t>
+      </w:r>
+      <w:r>
         <w:br/>
         <w:t>sleep</w:t>
+      </w:r>
+      <w:r>
         <w:br/>
         <w:t>spawn</w:t>
+      </w:r>
+      <w:r>
         <w:br/>
         <w:t>wait</w:t>
+      </w:r>
+      <w:r>
         <w:br/>
         <w:t>kill</w:t>
+      </w:r>
+      <w:r>
         <w:br/>
         <w:t>chdir</w:t>
+      </w:r>
+      <w:r>
         <w:br/>
         <w:t>getcwd</w:t>
+      </w:r>
+      <w:r>
         <w:br/>
         <w:t>getenv</w:t>
+      </w:r>
+      <w:r>
         <w:br/>
         <w:t>getpid</w:t>
-        <w:br/>
+      </w:r>
+      <w:r>
+        <w:br/>
+      </w:r>
+      <w:r>
         <w:br/>
         <w:t>open</w:t>
+      </w:r>
+      <w:r>
         <w:br/>
         <w:t>open_typed</w:t>
+      </w:r>
+      <w:r>
         <w:br/>
         <w:t>close</w:t>
+      </w:r>
+      <w:r>
         <w:br/>
         <w:t>read</w:t>
+      </w:r>
+      <w:r>
         <w:br/>
         <w:t>write</w:t>
+      </w:r>
+      <w:r>
         <w:br/>
         <w:t>seek</w:t>
+      </w:r>
+      <w:r>
         <w:br/>
         <w:t>stat</w:t>
+      </w:r>
+      <w:r>
         <w:br/>
         <w:t>remove</w:t>
+      </w:r>
+      <w:r>
         <w:br/>
         <w:t>rename</w:t>
+      </w:r>
+      <w:r>
         <w:br/>
         <w:t>list</w:t>
+      </w:r>
+      <w:r>
         <w:br/>
         <w:t>pipe</w:t>
+      </w:r>
+      <w:r>
         <w:br/>
         <w:t>dup</w:t>
+      </w:r>
+      <w:r>
         <w:br/>
         <w:t>ioctl</w:t>
+      </w:r>
+      <w:r>
         <w:br/>
         <w:t>read_full</w:t>
+      </w:r>
+      <w:r>
         <w:br/>
         <w:t>write_full</w:t>
-        <w:br/>
+      </w:r>
+      <w:r>
+        <w:br/>
+      </w:r>
+      <w:r>
         <w:br/>
         <w:t>getchar</w:t>
+      </w:r>
+      <w:r>
         <w:br/>
         <w:t>putchar</w:t>
+      </w:r>
+      <w:r>
         <w:br/>
         <w:t>puts</w:t>
-        <w:br/>
+      </w:r>
+      <w:r>
+        <w:br/>
+      </w:r>
+      <w:r>
         <w:br/>
         <w:t>strlen</w:t>
+      </w:r>
+      <w:r>
         <w:br/>
         <w:t>strcmp</w:t>
+      </w:r>
+      <w:r>
         <w:br/>
         <w:t>strcpy</w:t>
+      </w:r>
+      <w:r>
         <w:br/>
         <w:t>strncpy</w:t>
+      </w:r>
+      <w:r>
         <w:br/>
         <w:t>memcpy</w:t>
+      </w:r>
+      <w:r>
         <w:br/>
         <w:t>memmove</w:t>
+      </w:r>
+      <w:r>
         <w:br/>
         <w:t>memchr</w:t>
+      </w:r>
+      <w:r>
         <w:br/>
         <w:t>memset</w:t>
-        <w:br/>
+      </w:r>
+      <w:r>
+        <w:br/>
+      </w:r>
+      <w:r>
         <w:br/>
         <w:t>malloc</w:t>
+      </w:r>
+      <w:r>
         <w:br/>
         <w:t>free</w:t>
-        <w:br/>
+      </w:r>
+      <w:r>
+        <w:br/>
+      </w:r>
+      <w:r>
         <w:br/>
         <w:t>cls</w:t>
+      </w:r>
+      <w:r>
         <w:br/>
         <w:t>print_at</w:t>
+      </w:r>
+      <w:r>
         <w:br/>
         <w:t>plot</w:t>
+      </w:r>
+      <w:r>
         <w:br/>
         <w:t>point</w:t>
+      </w:r>
+      <w:r>
         <w:br/>
         <w:t>draw</w:t>
+      </w:r>
+      <w:r>
         <w:br/>
         <w:t>circle</w:t>
+      </w:r>
+      <w:r>
         <w:br/>
         <w:t>ink</w:t>
+      </w:r>
+      <w:r>
         <w:br/>
         <w:t>paper</w:t>
+      </w:r>
+      <w:r>
         <w:br/>
         <w:t>bright</w:t>
+      </w:r>
+      <w:r>
         <w:br/>
         <w:t>flash</w:t>
+      </w:r>
+      <w:r>
         <w:br/>
         <w:t>inverse</w:t>
+      </w:r>
+      <w:r>
         <w:br/>
         <w:t>over</w:t>
+      </w:r>
+      <w:r>
         <w:br/>
         <w:t>border</w:t>
+      </w:r>
+      <w:r>
         <w:br/>
         <w:t>beep</w:t>
-        <w:br/>
+      </w:r>
+      <w:r>
+        <w:br/>
+      </w:r>
+      <w:r>
         <w:br/>
         <w:t>udg_define</w:t>
+      </w:r>
+      <w:r>
         <w:br/>
         <w:t>udg_get</w:t>
+      </w:r>
+      <w:r>
         <w:br/>
         <w:t>udg_draw</w:t>
+      </w:r>
+      <w:r>
         <w:br/>
         <w:t>udg_clear</w:t>
+      </w:r>
+      <w:r>
         <w:br/>
         <w:t>udg_draw_2x2</w:t>
-        <w:br/>
+      </w:r>
+      <w:r>
+        <w:br/>
+      </w:r>
+      <w:r>
         <w:br/>
         <w:t>tape_save</w:t>
+      </w:r>
+      <w:r>
         <w:br/>
         <w:t>tape_load</w:t>
+      </w:r>
+      <w:r>
         <w:br/>
         <w:t>ticks</w:t>
+      </w:r>
+      <w:r>
         <w:br/>
         <w:t>time_get</w:t>
+      </w:r>
+      <w:r>
         <w:br/>
         <w:t>time_set</w:t>
-        <w:br/>
+      </w:r>
+      <w:r>
+        <w:br/>
+      </w:r>
+      <w:r>
         <w:br/>
         <w:t>sin</w:t>
+      </w:r>
+      <w:r>
         <w:br/>
         <w:t>cos</w:t>
+      </w:r>
+      <w:r>
         <w:br/>
         <w:t>tan</w:t>
+      </w:r>
+      <w:r>
         <w:br/>
         <w:t>asin</w:t>
+      </w:r>
+      <w:r>
         <w:br/>
         <w:t>acos</w:t>
+      </w:r>
+      <w:r>
         <w:br/>
         <w:t>atan</w:t>
+      </w:r>
+      <w:r>
         <w:br/>
         <w:t>sqrt</w:t>
+      </w:r>
+      <w:r>
         <w:br/>
         <w:t>exp</w:t>
+      </w:r>
+      <w:r>
         <w:br/>
         <w:t>log</w:t>
+      </w:r>
+      <w:r>
         <w:br/>
         <w:t>pow</w:t>
+      </w:r>
+      <w:r>
         <w:br/>
         <w:t>fabs</w:t>
       </w:r>
@@ -13105,65 +13435,131 @@
       </w:pPr>
       <w:r>
         <w:t>identifier naming object       declared type; lvalue</w:t>
+      </w:r>
+      <w:r>
         <w:br/>
         <w:t>integer literal                 Section-13 integer type; non-lvalue</w:t>
+      </w:r>
+      <w:r>
         <w:br/>
         <w:t>character literal               int; non-lvalue</w:t>
+      </w:r>
+      <w:r>
         <w:br/>
         <w:t>floating literal                float; non-lvalue</w:t>
+      </w:r>
+      <w:r>
         <w:br/>
         <w:t>string literal                  char[N]; nonmodifiable array object</w:t>
+      </w:r>
+      <w:r>
         <w:br/>
         <w:t>(parenthesized expression)       preserves enclosed type/value category</w:t>
-        <w:br/>
+      </w:r>
+      <w:r>
+        <w:br/>
+      </w:r>
+      <w:r>
         <w:br/>
         <w:t>array value use                 pointer to first element except sizeof; non-lvalue pointer</w:t>
+      </w:r>
+      <w:r>
         <w:br/>
         <w:t>function call                   declared return type; non-lvalue (void has no value)</w:t>
+      </w:r>
+      <w:r>
         <w:br/>
         <w:t>base[index]                     pointed-to element type; lvalue</w:t>
+      </w:r>
+      <w:r>
         <w:br/>
         <w:t>unary *p                        pointed-to object type; lvalue</w:t>
+      </w:r>
+      <w:r>
         <w:br/>
         <w:t>unary &amp;obj                      pointer to exact object type; non-lvalue</w:t>
+      </w:r>
+      <w:r>
         <w:br/>
         <w:t>sizeof                          unsigned int; non-lvalue</w:t>
-        <w:br/>
+      </w:r>
+      <w:r>
+        <w:br/>
+      </w:r>
+      <w:r>
         <w:br/>
         <w:t>unary + / - integer             Section-41 promoted integer type; non-lvalue</w:t>
+      </w:r>
+      <w:r>
         <w:br/>
         <w:t>unary + / - float               float; non-lvalue</w:t>
+      </w:r>
+      <w:r>
         <w:br/>
         <w:t>unary ~                         promoted integer type; non-lvalue</w:t>
+      </w:r>
+      <w:r>
         <w:br/>
         <w:t>unary !                         int value 0 or 1; non-lvalue</w:t>
-        <w:br/>
+      </w:r>
+      <w:r>
+        <w:br/>
+      </w:r>
+      <w:r>
         <w:br/>
         <w:t>* / % + - integer arithmetic    Section-42 common integer type; non-lvalue</w:t>
+      </w:r>
+      <w:r>
         <w:br/>
         <w:t>+ - * / floating arithmetic     float after conversion; non-lvalue</w:t>
+      </w:r>
+      <w:r>
         <w:br/>
         <w:t>shift                           exact unpromoted left integer type; non-lvalue</w:t>
+      </w:r>
+      <w:r>
         <w:br/>
         <w:t>bitwise binary                  Section-42 common integer type; non-lvalue</w:t>
+      </w:r>
+      <w:r>
         <w:br/>
         <w:t>relational/equality             int value 0 or 1; non-lvalue</w:t>
+      </w:r>
+      <w:r>
         <w:br/>
         <w:t>logical &amp;&amp; ||                   int value 0 or 1; non-lvalue</w:t>
-        <w:br/>
+      </w:r>
+      <w:r>
+        <w:br/>
+      </w:r>
+      <w:r>
         <w:br/>
         <w:t>pointer +/- integer             same pointer type; non-lvalue</w:t>
+      </w:r>
+      <w:r>
         <w:br/>
         <w:t>integer + pointer               same pointer type; non-lvalue</w:t>
+      </w:r>
+      <w:r>
         <w:br/>
         <w:t>pointer - compatible pointer    int element count; non-lvalue</w:t>
-        <w:br/>
+      </w:r>
+      <w:r>
+        <w:br/>
+      </w:r>
+      <w:r>
         <w:br/>
         <w:t>assignment                      destination type after conversion; non-lvalue</w:t>
+      </w:r>
+      <w:r>
         <w:br/>
         <w:t>prefix ++/--                    operand type, new value; non-lvalue</w:t>
+      </w:r>
+      <w:r>
         <w:br/>
         <w:t>postfix ++/--                   operand type, old value; non-lvalue</w:t>
+      </w:r>
+      <w:r>
         <w:br/>
         <w:t>cast                            named destination arithmetic type; non-lvalue</w:t>
       </w:r>
@@ -13332,39 +13728,20 @@
       <w:footnotePr>
         <w:numRestart w:val="eachSect"/>
       </w:footnotePr>
+      <w:pgSz w:w="12240" w:h="15840"/>
+      <w:pgMar w:top="1440" w:right="1440" w:bottom="1440" w:left="1440" w:header="720" w:footer="720" w:gutter="0"/>
+      <w:cols w:space="720"/>
     </w:sectPr>
   </w:body>
 </w:document>
 </file>
 
-<file path=word/comments.xml><?xml version="1.0" encoding="utf-8"?>
-<w:comments xmlns:w="http://schemas.openxmlformats.org/wordprocessingml/2006/main" xmlns:m="http://schemas.openxmlformats.org/officeDocument/2006/math" xmlns:r="http://schemas.openxmlformats.org/officeDocument/2006/relationships" xmlns:o="urn:schemas-microsoft-com:office:office" xmlns:v="urn:schemas-microsoft-com:vml" xmlns:w10="urn:schemas-microsoft-com:office:word" xmlns:a="http://schemas.openxmlformats.org/drawingml/2006/main" xmlns:pic="http://schemas.openxmlformats.org/drawingml/2006/picture" xmlns:wp="http://schemas.openxmlformats.org/drawingml/2006/wordprocessingDrawing"/>
-</file>
-
-<file path=word/footnotes.xml><?xml version="1.0" encoding="utf-8"?>
-<w:footnotes xmlns:w="http://schemas.openxmlformats.org/wordprocessingml/2006/main" xmlns:m="http://schemas.openxmlformats.org/officeDocument/2006/math" xmlns:r="http://schemas.openxmlformats.org/officeDocument/2006/relationships" xmlns:o="urn:schemas-microsoft-com:office:office" xmlns:v="urn:schemas-microsoft-com:vml" xmlns:w10="urn:schemas-microsoft-com:office:word" xmlns:a="http://schemas.openxmlformats.org/drawingml/2006/main" xmlns:pic="http://schemas.openxmlformats.org/drawingml/2006/picture" xmlns:wp="http://schemas.openxmlformats.org/drawingml/2006/wordprocessingDrawing">
-  <w:footnote w:type="continuationSeparator" w:id="0">
-    <w:p>
-      <w:r>
-        <w:continuationSeparator/>
-      </w:r>
-    </w:p>
-  </w:footnote>
-  <w:footnote w:type="separator" w:id="-1">
-    <w:p>
-      <w:r>
-        <w:separator/>
-      </w:r>
-    </w:p>
-  </w:footnote>
-</w:footnotes>
-</file>
-
 <file path=word/numbering.xml><?xml version="1.0" encoding="utf-8"?>
-<w:numbering xmlns:w="http://schemas.openxmlformats.org/wordprocessingml/2006/main">
-  <w:abstractNum w:abstractNumId="990">
+<w:numbering xmlns:wpc="http://schemas.microsoft.com/office/word/2010/wordprocessingCanvas" xmlns:cx="http://schemas.microsoft.com/office/drawing/2014/chartex" xmlns:cx1="http://schemas.microsoft.com/office/drawing/2015/9/8/chartex" xmlns:cx2="http://schemas.microsoft.com/office/drawing/2015/10/21/chartex" xmlns:cx3="http://schemas.microsoft.com/office/drawing/2016/5/9/chartex" xmlns:cx4="http://schemas.microsoft.com/office/drawing/2016/5/10/chartex" xmlns:cx5="http://schemas.microsoft.com/office/drawing/2016/5/11/chartex" xmlns:cx6="http://schemas.microsoft.com/office/drawing/2016/5/12/chartex" xmlns:cx7="http://schemas.microsoft.com/office/drawing/2016/5/13/chartex" xmlns:cx8="http://schemas.microsoft.com/office/drawing/2016/5/14/chartex" xmlns:mc="http://schemas.openxmlformats.org/markup-compatibility/2006" xmlns:aink="http://schemas.microsoft.com/office/drawing/2016/ink" xmlns:am3d="http://schemas.microsoft.com/office/drawing/2017/model3d" xmlns:o="urn:schemas-microsoft-com:office:office" xmlns:oel="http://schemas.microsoft.com/office/2019/extlst" xmlns:r="http://schemas.openxmlformats.org/officeDocument/2006/relationships" xmlns:m="http://schemas.openxmlformats.org/officeDocument/2006/math" xmlns:v="urn:schemas-microsoft-com:vml" xmlns:wp14="http://schemas.microsoft.com/office/word/2010/wordprocessingDrawing" xmlns:wp="http://schemas.openxmlformats.org/drawingml/2006/wordprocessingDrawing" xmlns:w10="urn:schemas-microsoft-com:office:word" xmlns:w="http://schemas.openxmlformats.org/wordprocessingml/2006/main" xmlns:w14="http://schemas.microsoft.com/office/word/2010/wordml" xmlns:w15="http://schemas.microsoft.com/office/word/2012/wordml" xmlns:w16cex="http://schemas.microsoft.com/office/word/2018/wordml/cex" xmlns:w16cid="http://schemas.microsoft.com/office/word/2016/wordml/cid" xmlns:w16="http://schemas.microsoft.com/office/word/2018/wordml" xmlns:w16du="http://schemas.microsoft.com/office/word/2023/wordml/word16du" xmlns:w16sdtdh="http://schemas.microsoft.com/office/word/2020/wordml/sdtdatahash" xmlns:w16sdtfl="http://schemas.microsoft.com/office/word/2024/wordml/sdtformatlock" xmlns:w16se="http://schemas.microsoft.com/office/word/2015/wordml/symex" xmlns:wpg="http://schemas.microsoft.com/office/word/2010/wordprocessingGroup" xmlns:wpi="http://schemas.microsoft.com/office/word/2010/wordprocessingInk" xmlns:wne="http://schemas.microsoft.com/office/word/2006/wordml" xmlns:wps="http://schemas.microsoft.com/office/word/2010/wordprocessingShape" mc:Ignorable="w14 w15 w16se w16cid w16 w16cex w16sdtdh w16sdtfl w16du wp14">
+  <w:abstractNum w:abstractNumId="0" w15:restartNumberingAfterBreak="0">
     <w:nsid w:val="0000A990"/>
     <w:multiLevelType w:val="multilevel"/>
+    <w:tmpl w:val="082E2A6A"/>
     <w:lvl w:ilvl="0">
       <w:numFmt w:val="bullet"/>
       <w:lvlText w:val=" "/>
@@ -13438,94 +13815,10 @@
       </w:pPr>
     </w:lvl>
   </w:abstractNum>
-  <w:abstractNum w:abstractNumId="99411">
-    <w:nsid w:val="00A99411"/>
-    <w:multiLevelType w:val="multilevel"/>
-    <w:lvl w:ilvl="0">
-      <w:start w:val="1"/>
-      <w:numFmt w:val="decimal"/>
-      <w:lvlText w:val="%1."/>
-      <w:lvlJc w:val="left"/>
-      <w:pPr>
-        <w:ind w:left="720" w:hanging="360"/>
-      </w:pPr>
-    </w:lvl>
-    <w:lvl w:ilvl="1">
-      <w:start w:val="1"/>
-      <w:numFmt w:val="decimal"/>
-      <w:lvlText w:val="%2."/>
-      <w:lvlJc w:val="left"/>
-      <w:pPr>
-        <w:ind w:left="1440" w:hanging="360"/>
-      </w:pPr>
-    </w:lvl>
-    <w:lvl w:ilvl="2">
-      <w:start w:val="1"/>
-      <w:numFmt w:val="decimal"/>
-      <w:lvlText w:val="%3."/>
-      <w:lvlJc w:val="left"/>
-      <w:pPr>
-        <w:ind w:left="2160" w:hanging="360"/>
-      </w:pPr>
-    </w:lvl>
-    <w:lvl w:ilvl="3">
-      <w:start w:val="1"/>
-      <w:numFmt w:val="decimal"/>
-      <w:lvlText w:val="%4."/>
-      <w:lvlJc w:val="left"/>
-      <w:pPr>
-        <w:ind w:left="2880" w:hanging="360"/>
-      </w:pPr>
-    </w:lvl>
-    <w:lvl w:ilvl="4">
-      <w:start w:val="1"/>
-      <w:numFmt w:val="decimal"/>
-      <w:lvlText w:val="%5."/>
-      <w:lvlJc w:val="left"/>
-      <w:pPr>
-        <w:ind w:left="3600" w:hanging="360"/>
-      </w:pPr>
-    </w:lvl>
-    <w:lvl w:ilvl="5">
-      <w:start w:val="1"/>
-      <w:numFmt w:val="decimal"/>
-      <w:lvlText w:val="%6."/>
-      <w:lvlJc w:val="left"/>
-      <w:pPr>
-        <w:ind w:left="4320" w:hanging="360"/>
-      </w:pPr>
-    </w:lvl>
-    <w:lvl w:ilvl="6">
-      <w:start w:val="1"/>
-      <w:numFmt w:val="decimal"/>
-      <w:lvlText w:val="%7."/>
-      <w:lvlJc w:val="left"/>
-      <w:pPr>
-        <w:ind w:left="5040" w:hanging="360"/>
-      </w:pPr>
-    </w:lvl>
-    <w:lvl w:ilvl="7">
-      <w:start w:val="1"/>
-      <w:numFmt w:val="decimal"/>
-      <w:lvlText w:val="%8."/>
-      <w:lvlJc w:val="left"/>
-      <w:pPr>
-        <w:ind w:left="5760" w:hanging="360"/>
-      </w:pPr>
-    </w:lvl>
-    <w:lvl w:ilvl="8">
-      <w:start w:val="1"/>
-      <w:numFmt w:val="decimal"/>
-      <w:lvlText w:val="%9."/>
-      <w:lvlJc w:val="left"/>
-      <w:pPr>
-        <w:ind w:left="6480" w:hanging="360"/>
-      </w:pPr>
-    </w:lvl>
-  </w:abstractNum>
-  <w:abstractNum w:abstractNumId="991">
+  <w:abstractNum w:abstractNumId="1" w15:restartNumberingAfterBreak="0">
     <w:nsid w:val="0000A991"/>
     <w:multiLevelType w:val="multilevel"/>
+    <w:tmpl w:val="B0D2DF3A"/>
     <w:lvl w:ilvl="0">
       <w:numFmt w:val="bullet"/>
       <w:lvlText w:val=""/>
@@ -13626,11 +13919,97 @@
       </w:rPr>
     </w:lvl>
   </w:abstractNum>
-  <w:num w:numId="1000">
-    <w:abstractNumId w:val="990"/>
+  <w:abstractNum w:abstractNumId="2" w15:restartNumberingAfterBreak="0">
+    <w:nsid w:val="00A99411"/>
+    <w:multiLevelType w:val="multilevel"/>
+    <w:tmpl w:val="B7B6509E"/>
+    <w:lvl w:ilvl="0">
+      <w:start w:val="1"/>
+      <w:numFmt w:val="decimal"/>
+      <w:lvlText w:val="%1."/>
+      <w:lvlJc w:val="left"/>
+      <w:pPr>
+        <w:ind w:left="720" w:hanging="360"/>
+      </w:pPr>
+    </w:lvl>
+    <w:lvl w:ilvl="1">
+      <w:start w:val="1"/>
+      <w:numFmt w:val="decimal"/>
+      <w:lvlText w:val="%2."/>
+      <w:lvlJc w:val="left"/>
+      <w:pPr>
+        <w:ind w:left="1440" w:hanging="360"/>
+      </w:pPr>
+    </w:lvl>
+    <w:lvl w:ilvl="2">
+      <w:start w:val="1"/>
+      <w:numFmt w:val="decimal"/>
+      <w:lvlText w:val="%3."/>
+      <w:lvlJc w:val="left"/>
+      <w:pPr>
+        <w:ind w:left="2160" w:hanging="360"/>
+      </w:pPr>
+    </w:lvl>
+    <w:lvl w:ilvl="3">
+      <w:start w:val="1"/>
+      <w:numFmt w:val="decimal"/>
+      <w:lvlText w:val="%4."/>
+      <w:lvlJc w:val="left"/>
+      <w:pPr>
+        <w:ind w:left="2880" w:hanging="360"/>
+      </w:pPr>
+    </w:lvl>
+    <w:lvl w:ilvl="4">
+      <w:start w:val="1"/>
+      <w:numFmt w:val="decimal"/>
+      <w:lvlText w:val="%5."/>
+      <w:lvlJc w:val="left"/>
+      <w:pPr>
+        <w:ind w:left="3600" w:hanging="360"/>
+      </w:pPr>
+    </w:lvl>
+    <w:lvl w:ilvl="5">
+      <w:start w:val="1"/>
+      <w:numFmt w:val="decimal"/>
+      <w:lvlText w:val="%6."/>
+      <w:lvlJc w:val="left"/>
+      <w:pPr>
+        <w:ind w:left="4320" w:hanging="360"/>
+      </w:pPr>
+    </w:lvl>
+    <w:lvl w:ilvl="6">
+      <w:start w:val="1"/>
+      <w:numFmt w:val="decimal"/>
+      <w:lvlText w:val="%7."/>
+      <w:lvlJc w:val="left"/>
+      <w:pPr>
+        <w:ind w:left="5040" w:hanging="360"/>
+      </w:pPr>
+    </w:lvl>
+    <w:lvl w:ilvl="7">
+      <w:start w:val="1"/>
+      <w:numFmt w:val="decimal"/>
+      <w:lvlText w:val="%8."/>
+      <w:lvlJc w:val="left"/>
+      <w:pPr>
+        <w:ind w:left="5760" w:hanging="360"/>
+      </w:pPr>
+    </w:lvl>
+    <w:lvl w:ilvl="8">
+      <w:start w:val="1"/>
+      <w:numFmt w:val="decimal"/>
+      <w:lvlText w:val="%9."/>
+      <w:lvlJc w:val="left"/>
+      <w:pPr>
+        <w:ind w:left="6480" w:hanging="360"/>
+      </w:pPr>
+    </w:lvl>
+  </w:abstractNum>
+  <w:num w:numId="1" w16cid:durableId="1502550317">
+    <w:abstractNumId w:val="0"/>
   </w:num>
-  <w:num w:numId="1001">
-    <w:abstractNumId w:val="99411"/>
+  <w:num w:numId="2" w16cid:durableId="903831841">
+    <w:abstractNumId w:val="2"/>
     <w:lvlOverride w:ilvl="0">
       <w:startOverride w:val="1"/>
     </w:lvlOverride>
@@ -13659,26 +14038,26 @@
       <w:startOverride w:val="1"/>
     </w:lvlOverride>
   </w:num>
-  <w:num w:numId="1002">
-    <w:abstractNumId w:val="991"/>
+  <w:num w:numId="3" w16cid:durableId="2111122610">
+    <w:abstractNumId w:val="1"/>
   </w:num>
-  <w:num w:numId="1003">
-    <w:abstractNumId w:val="991"/>
+  <w:num w:numId="4" w16cid:durableId="1378966409">
+    <w:abstractNumId w:val="1"/>
   </w:num>
-  <w:num w:numId="1004">
-    <w:abstractNumId w:val="991"/>
+  <w:num w:numId="5" w16cid:durableId="176964933">
+    <w:abstractNumId w:val="1"/>
   </w:num>
-  <w:num w:numId="1005">
-    <w:abstractNumId w:val="991"/>
+  <w:num w:numId="6" w16cid:durableId="1833402123">
+    <w:abstractNumId w:val="1"/>
   </w:num>
-  <w:num w:numId="1006">
-    <w:abstractNumId w:val="991"/>
+  <w:num w:numId="7" w16cid:durableId="2009674474">
+    <w:abstractNumId w:val="1"/>
   </w:num>
-  <w:num w:numId="1007">
-    <w:abstractNumId w:val="991"/>
+  <w:num w:numId="8" w16cid:durableId="791286222">
+    <w:abstractNumId w:val="1"/>
   </w:num>
-  <w:num w:numId="1008">
-    <w:abstractNumId w:val="99411"/>
+  <w:num w:numId="9" w16cid:durableId="1959481525">
+    <w:abstractNumId w:val="2"/>
     <w:lvlOverride w:ilvl="0">
       <w:startOverride w:val="1"/>
     </w:lvlOverride>
@@ -13707,44 +14086,44 @@
       <w:startOverride w:val="1"/>
     </w:lvlOverride>
   </w:num>
-  <w:num w:numId="1009">
-    <w:abstractNumId w:val="991"/>
+  <w:num w:numId="10" w16cid:durableId="1309438847">
+    <w:abstractNumId w:val="1"/>
   </w:num>
-  <w:num w:numId="1010">
-    <w:abstractNumId w:val="991"/>
+  <w:num w:numId="11" w16cid:durableId="1195342431">
+    <w:abstractNumId w:val="1"/>
   </w:num>
-  <w:num w:numId="1011">
-    <w:abstractNumId w:val="991"/>
+  <w:num w:numId="12" w16cid:durableId="900093016">
+    <w:abstractNumId w:val="1"/>
   </w:num>
-  <w:num w:numId="1012">
-    <w:abstractNumId w:val="991"/>
+  <w:num w:numId="13" w16cid:durableId="203444270">
+    <w:abstractNumId w:val="1"/>
   </w:num>
-  <w:num w:numId="1013">
-    <w:abstractNumId w:val="991"/>
+  <w:num w:numId="14" w16cid:durableId="172915744">
+    <w:abstractNumId w:val="1"/>
   </w:num>
-  <w:num w:numId="1014">
-    <w:abstractNumId w:val="991"/>
+  <w:num w:numId="15" w16cid:durableId="710805232">
+    <w:abstractNumId w:val="1"/>
   </w:num>
-  <w:num w:numId="1015">
-    <w:abstractNumId w:val="991"/>
+  <w:num w:numId="16" w16cid:durableId="210307586">
+    <w:abstractNumId w:val="1"/>
   </w:num>
-  <w:num w:numId="1016">
-    <w:abstractNumId w:val="991"/>
+  <w:num w:numId="17" w16cid:durableId="1934050190">
+    <w:abstractNumId w:val="1"/>
   </w:num>
-  <w:num w:numId="1017">
-    <w:abstractNumId w:val="991"/>
+  <w:num w:numId="18" w16cid:durableId="1433668502">
+    <w:abstractNumId w:val="1"/>
   </w:num>
-  <w:num w:numId="1018">
-    <w:abstractNumId w:val="991"/>
+  <w:num w:numId="19" w16cid:durableId="379404600">
+    <w:abstractNumId w:val="1"/>
   </w:num>
-  <w:num w:numId="1019">
-    <w:abstractNumId w:val="991"/>
+  <w:num w:numId="20" w16cid:durableId="1248031660">
+    <w:abstractNumId w:val="1"/>
   </w:num>
-  <w:num w:numId="1020">
-    <w:abstractNumId w:val="991"/>
+  <w:num w:numId="21" w16cid:durableId="1176581506">
+    <w:abstractNumId w:val="1"/>
   </w:num>
-  <w:num w:numId="1021">
-    <w:abstractNumId w:val="99411"/>
+  <w:num w:numId="22" w16cid:durableId="478234210">
+    <w:abstractNumId w:val="2"/>
     <w:lvlOverride w:ilvl="0">
       <w:startOverride w:val="1"/>
     </w:lvlOverride>
@@ -13773,17 +14152,17 @@
       <w:startOverride w:val="1"/>
     </w:lvlOverride>
   </w:num>
-  <w:num w:numId="1022">
-    <w:abstractNumId w:val="991"/>
+  <w:num w:numId="23" w16cid:durableId="293213933">
+    <w:abstractNumId w:val="1"/>
   </w:num>
-  <w:num w:numId="1023">
-    <w:abstractNumId w:val="991"/>
+  <w:num w:numId="24" w16cid:durableId="1098449427">
+    <w:abstractNumId w:val="1"/>
   </w:num>
-  <w:num w:numId="1024">
-    <w:abstractNumId w:val="991"/>
+  <w:num w:numId="25" w16cid:durableId="2105805864">
+    <w:abstractNumId w:val="1"/>
   </w:num>
-  <w:num w:numId="1025">
-    <w:abstractNumId w:val="99411"/>
+  <w:num w:numId="26" w16cid:durableId="964388367">
+    <w:abstractNumId w:val="2"/>
     <w:lvlOverride w:ilvl="0">
       <w:startOverride w:val="1"/>
     </w:lvlOverride>
@@ -13812,29 +14191,29 @@
       <w:startOverride w:val="1"/>
     </w:lvlOverride>
   </w:num>
-  <w:num w:numId="1026">
-    <w:abstractNumId w:val="991"/>
+  <w:num w:numId="27" w16cid:durableId="1773159548">
+    <w:abstractNumId w:val="1"/>
   </w:num>
-  <w:num w:numId="1027">
-    <w:abstractNumId w:val="991"/>
+  <w:num w:numId="28" w16cid:durableId="1580561340">
+    <w:abstractNumId w:val="1"/>
   </w:num>
-  <w:num w:numId="1028">
-    <w:abstractNumId w:val="991"/>
+  <w:num w:numId="29" w16cid:durableId="794982113">
+    <w:abstractNumId w:val="1"/>
   </w:num>
-  <w:num w:numId="1029">
-    <w:abstractNumId w:val="991"/>
+  <w:num w:numId="30" w16cid:durableId="1920216356">
+    <w:abstractNumId w:val="1"/>
   </w:num>
-  <w:num w:numId="1030">
-    <w:abstractNumId w:val="991"/>
+  <w:num w:numId="31" w16cid:durableId="1648707119">
+    <w:abstractNumId w:val="1"/>
   </w:num>
-  <w:num w:numId="1031">
-    <w:abstractNumId w:val="991"/>
+  <w:num w:numId="32" w16cid:durableId="1224291328">
+    <w:abstractNumId w:val="1"/>
   </w:num>
-  <w:num w:numId="1032">
-    <w:abstractNumId w:val="991"/>
+  <w:num w:numId="33" w16cid:durableId="589850496">
+    <w:abstractNumId w:val="1"/>
   </w:num>
-  <w:num w:numId="1033">
-    <w:abstractNumId w:val="99411"/>
+  <w:num w:numId="34" w16cid:durableId="188374511">
+    <w:abstractNumId w:val="2"/>
     <w:lvlOverride w:ilvl="0">
       <w:startOverride w:val="1"/>
     </w:lvlOverride>
@@ -13863,29 +14242,29 @@
       <w:startOverride w:val="1"/>
     </w:lvlOverride>
   </w:num>
-  <w:num w:numId="1034">
-    <w:abstractNumId w:val="991"/>
+  <w:num w:numId="35" w16cid:durableId="166553815">
+    <w:abstractNumId w:val="1"/>
   </w:num>
-  <w:num w:numId="1035">
-    <w:abstractNumId w:val="991"/>
+  <w:num w:numId="36" w16cid:durableId="1532374200">
+    <w:abstractNumId w:val="1"/>
   </w:num>
-  <w:num w:numId="1036">
-    <w:abstractNumId w:val="991"/>
+  <w:num w:numId="37" w16cid:durableId="1313557560">
+    <w:abstractNumId w:val="1"/>
   </w:num>
-  <w:num w:numId="1037">
-    <w:abstractNumId w:val="991"/>
+  <w:num w:numId="38" w16cid:durableId="1663587158">
+    <w:abstractNumId w:val="1"/>
   </w:num>
-  <w:num w:numId="1038">
-    <w:abstractNumId w:val="991"/>
+  <w:num w:numId="39" w16cid:durableId="1819151113">
+    <w:abstractNumId w:val="1"/>
   </w:num>
-  <w:num w:numId="1039">
-    <w:abstractNumId w:val="991"/>
+  <w:num w:numId="40" w16cid:durableId="629287366">
+    <w:abstractNumId w:val="1"/>
   </w:num>
-  <w:num w:numId="1040">
-    <w:abstractNumId w:val="991"/>
+  <w:num w:numId="41" w16cid:durableId="1091387760">
+    <w:abstractNumId w:val="1"/>
   </w:num>
-  <w:num w:numId="1041">
-    <w:abstractNumId w:val="99411"/>
+  <w:num w:numId="42" w16cid:durableId="1747072174">
+    <w:abstractNumId w:val="2"/>
     <w:lvlOverride w:ilvl="0">
       <w:startOverride w:val="1"/>
     </w:lvlOverride>
@@ -13914,8 +14293,8 @@
       <w:startOverride w:val="1"/>
     </w:lvlOverride>
   </w:num>
-  <w:num w:numId="1042">
-    <w:abstractNumId w:val="99411"/>
+  <w:num w:numId="43" w16cid:durableId="582447673">
+    <w:abstractNumId w:val="2"/>
     <w:lvlOverride w:ilvl="0">
       <w:startOverride w:val="1"/>
     </w:lvlOverride>
@@ -13944,21 +14323,21 @@
       <w:startOverride w:val="1"/>
     </w:lvlOverride>
   </w:num>
-  <w:num w:numId="1043">
-    <w:abstractNumId w:val="991"/>
+  <w:num w:numId="44" w16cid:durableId="21830251">
+    <w:abstractNumId w:val="1"/>
   </w:num>
 </w:numbering>
 </file>
 
 <file path=word/styles.xml><?xml version="1.0" encoding="utf-8"?>
-<w:styles xmlns:r="http://schemas.openxmlformats.org/officeDocument/2006/relationships" xmlns:w="http://schemas.openxmlformats.org/wordprocessingml/2006/main">
+<w:styles xmlns:mc="http://schemas.openxmlformats.org/markup-compatibility/2006" xmlns:r="http://schemas.openxmlformats.org/officeDocument/2006/relationships" xmlns:w="http://schemas.openxmlformats.org/wordprocessingml/2006/main" xmlns:w14="http://schemas.microsoft.com/office/word/2010/wordml" xmlns:w15="http://schemas.microsoft.com/office/word/2012/wordml" xmlns:w16cex="http://schemas.microsoft.com/office/word/2018/wordml/cex" xmlns:w16cid="http://schemas.microsoft.com/office/word/2016/wordml/cid" xmlns:w16="http://schemas.microsoft.com/office/word/2018/wordml" xmlns:w16du="http://schemas.microsoft.com/office/word/2023/wordml/word16du" xmlns:w16sdtdh="http://schemas.microsoft.com/office/word/2020/wordml/sdtdatahash" xmlns:w16sdtfl="http://schemas.microsoft.com/office/word/2024/wordml/sdtformatlock" xmlns:w16se="http://schemas.microsoft.com/office/word/2015/wordml/symex" mc:Ignorable="w14 w15 w16se w16cid w16 w16cex w16sdtdh w16sdtfl w16du">
   <w:docDefaults>
     <w:rPrDefault>
       <w:rPr>
-        <w:rFonts w:asciiTheme="minorHAnsi" w:cstheme="minorBidi" w:eastAsiaTheme="minorEastAsia" w:hAnsiTheme="minorHAnsi"/>
+        <w:rFonts w:asciiTheme="minorHAnsi" w:eastAsiaTheme="minorEastAsia" w:hAnsiTheme="minorHAnsi" w:cstheme="minorBidi"/>
         <w:sz w:val="24"/>
         <w:szCs w:val="24"/>
-        <w:lang w:bidi="ar-SA" w:eastAsia="zh-CN" w:val="en-US"/>
+        <w:lang w:val="en-US" w:eastAsia="zh-CN" w:bidi="ar-SA"/>
       </w:rPr>
     </w:rPrDefault>
     <w:pPrDefault>
@@ -13967,168 +14346,255 @@
       </w:pPr>
     </w:pPrDefault>
   </w:docDefaults>
-  <w:latentStyles w:count="276" w:defLockedState="0" w:defQFormat="0" w:defSemiHidden="0" w:defUIPriority="0" w:defUnhideWhenUsed="0"/>
-  <w:style w:default="1" w:styleId="Normal" w:type="paragraph">
+  <w:latentStyles w:defLockedState="0" w:defUIPriority="0" w:defSemiHidden="0" w:defUnhideWhenUsed="0" w:defQFormat="0" w:count="376">
+    <w:lsdException w:name="Normal Table" w:semiHidden="1" w:unhideWhenUsed="1"/>
+    <w:lsdException w:name="Table Simple 1" w:semiHidden="1" w:unhideWhenUsed="1"/>
+    <w:lsdException w:name="Table Simple 2" w:semiHidden="1" w:unhideWhenUsed="1"/>
+    <w:lsdException w:name="Table Simple 3" w:semiHidden="1" w:unhideWhenUsed="1"/>
+    <w:lsdException w:name="Table Classic 1" w:semiHidden="1" w:unhideWhenUsed="1"/>
+    <w:lsdException w:name="Table Classic 2" w:semiHidden="1" w:unhideWhenUsed="1"/>
+    <w:lsdException w:name="Table Classic 3" w:semiHidden="1" w:unhideWhenUsed="1"/>
+    <w:lsdException w:name="Table Classic 4" w:semiHidden="1" w:unhideWhenUsed="1"/>
+    <w:lsdException w:name="Table Colorful 1" w:semiHidden="1" w:unhideWhenUsed="1"/>
+    <w:lsdException w:name="Table Colorful 2" w:semiHidden="1" w:unhideWhenUsed="1"/>
+    <w:lsdException w:name="Table Colorful 3" w:semiHidden="1" w:unhideWhenUsed="1"/>
+    <w:lsdException w:name="Table Columns 1" w:semiHidden="1" w:unhideWhenUsed="1"/>
+    <w:lsdException w:name="Table Columns 2" w:semiHidden="1" w:unhideWhenUsed="1"/>
+    <w:lsdException w:name="Table Columns 3" w:semiHidden="1" w:unhideWhenUsed="1"/>
+    <w:lsdException w:name="Table Columns 4" w:semiHidden="1" w:unhideWhenUsed="1"/>
+    <w:lsdException w:name="Table Columns 5" w:semiHidden="1" w:unhideWhenUsed="1"/>
+    <w:lsdException w:name="Table Grid 1" w:semiHidden="1" w:unhideWhenUsed="1"/>
+    <w:lsdException w:name="Table Grid 2" w:semiHidden="1" w:unhideWhenUsed="1"/>
+    <w:lsdException w:name="Table Grid 3" w:semiHidden="1" w:unhideWhenUsed="1"/>
+    <w:lsdException w:name="Table Grid 4" w:semiHidden="1" w:unhideWhenUsed="1"/>
+    <w:lsdException w:name="Table Grid 5" w:semiHidden="1" w:unhideWhenUsed="1"/>
+    <w:lsdException w:name="Table Grid 6" w:semiHidden="1" w:unhideWhenUsed="1"/>
+    <w:lsdException w:name="Table Grid 7" w:semiHidden="1" w:unhideWhenUsed="1"/>
+    <w:lsdException w:name="Table Grid 8" w:semiHidden="1" w:unhideWhenUsed="1"/>
+    <w:lsdException w:name="Table List 1" w:semiHidden="1" w:unhideWhenUsed="1"/>
+    <w:lsdException w:name="Table List 2" w:semiHidden="1" w:unhideWhenUsed="1"/>
+    <w:lsdException w:name="Table List 3" w:semiHidden="1" w:unhideWhenUsed="1"/>
+    <w:lsdException w:name="Table List 4" w:semiHidden="1" w:unhideWhenUsed="1"/>
+    <w:lsdException w:name="Table List 5" w:semiHidden="1" w:unhideWhenUsed="1"/>
+    <w:lsdException w:name="Table List 6" w:semiHidden="1" w:unhideWhenUsed="1"/>
+    <w:lsdException w:name="Table List 7" w:semiHidden="1" w:unhideWhenUsed="1"/>
+    <w:lsdException w:name="Table List 8" w:semiHidden="1" w:unhideWhenUsed="1"/>
+    <w:lsdException w:name="Table 3D effects 1" w:semiHidden="1" w:unhideWhenUsed="1"/>
+    <w:lsdException w:name="Table 3D effects 2" w:semiHidden="1" w:unhideWhenUsed="1"/>
+    <w:lsdException w:name="Table 3D effects 3" w:semiHidden="1" w:unhideWhenUsed="1"/>
+    <w:lsdException w:name="Table Contemporary" w:semiHidden="1" w:unhideWhenUsed="1"/>
+    <w:lsdException w:name="Table Elegant" w:semiHidden="1" w:unhideWhenUsed="1"/>
+    <w:lsdException w:name="Table Professional" w:semiHidden="1" w:unhideWhenUsed="1"/>
+    <w:lsdException w:name="Table Subtle 1" w:semiHidden="1" w:unhideWhenUsed="1"/>
+    <w:lsdException w:name="Table Subtle 2" w:semiHidden="1" w:unhideWhenUsed="1"/>
+    <w:lsdException w:name="Table Web 1" w:semiHidden="1" w:unhideWhenUsed="1"/>
+    <w:lsdException w:name="Table Web 2" w:semiHidden="1" w:unhideWhenUsed="1"/>
+    <w:lsdException w:name="Table Web 3" w:semiHidden="1" w:unhideWhenUsed="1"/>
+    <w:lsdException w:name="Table Theme" w:semiHidden="1" w:unhideWhenUsed="1"/>
+    <w:lsdException w:name="Light Shading"/>
+    <w:lsdException w:name="Light List"/>
+    <w:lsdException w:name="Light Grid"/>
+    <w:lsdException w:name="Medium Shading 1"/>
+    <w:lsdException w:name="Medium Shading 2"/>
+    <w:lsdException w:name="Medium List 1"/>
+    <w:lsdException w:name="Medium List 2"/>
+    <w:lsdException w:name="Medium Grid 1"/>
+    <w:lsdException w:name="Medium Grid 2"/>
+    <w:lsdException w:name="Medium Grid 3"/>
+    <w:lsdException w:name="Dark List"/>
+    <w:lsdException w:name="Colorful Shading"/>
+    <w:lsdException w:name="Colorful List"/>
+    <w:lsdException w:name="Colorful Grid"/>
+    <w:lsdException w:name="Light Shading Accent 1"/>
+    <w:lsdException w:name="Light List Accent 1"/>
+    <w:lsdException w:name="Light Grid Accent 1"/>
+    <w:lsdException w:name="Medium Shading 1 Accent 1"/>
+    <w:lsdException w:name="Medium Shading 2 Accent 1"/>
+    <w:lsdException w:name="Medium List 1 Accent 1"/>
+    <w:lsdException w:name="Medium List 2 Accent 1"/>
+    <w:lsdException w:name="Medium Grid 1 Accent 1"/>
+    <w:lsdException w:name="Medium Grid 2 Accent 1"/>
+    <w:lsdException w:name="Medium Grid 3 Accent 1"/>
+    <w:lsdException w:name="Dark List Accent 1"/>
+    <w:lsdException w:name="Colorful Shading Accent 1"/>
+    <w:lsdException w:name="Colorful List Accent 1"/>
+    <w:lsdException w:name="Colorful Grid Accent 1"/>
+    <w:lsdException w:name="Light Shading Accent 2"/>
+    <w:lsdException w:name="Light List Accent 2"/>
+    <w:lsdException w:name="Light Grid Accent 2"/>
+    <w:lsdException w:name="Medium Shading 1 Accent 2"/>
+    <w:lsdException w:name="Medium Shading 2 Accent 2"/>
+    <w:lsdException w:name="Medium List 1 Accent 2"/>
+    <w:lsdException w:name="Medium List 2 Accent 2"/>
+    <w:lsdException w:name="Medium Grid 1 Accent 2"/>
+    <w:lsdException w:name="Medium Grid 2 Accent 2"/>
+    <w:lsdException w:name="Medium Grid 3 Accent 2"/>
+    <w:lsdException w:name="Dark List Accent 2"/>
+    <w:lsdException w:name="Colorful Shading Accent 2"/>
+    <w:lsdException w:name="Colorful List Accent 2"/>
+    <w:lsdException w:name="Colorful Grid Accent 2"/>
+    <w:lsdException w:name="Light Shading Accent 3"/>
+    <w:lsdException w:name="Light List Accent 3"/>
+    <w:lsdException w:name="Light Grid Accent 3"/>
+    <w:lsdException w:name="Medium Shading 1 Accent 3"/>
+    <w:lsdException w:name="Medium Shading 2 Accent 3"/>
+    <w:lsdException w:name="Medium List 1 Accent 3"/>
+    <w:lsdException w:name="Medium List 2 Accent 3"/>
+    <w:lsdException w:name="Medium Grid 1 Accent 3"/>
+    <w:lsdException w:name="Medium Grid 2 Accent 3"/>
+    <w:lsdException w:name="Medium Grid 3 Accent 3"/>
+    <w:lsdException w:name="Dark List Accent 3"/>
+    <w:lsdException w:name="Colorful Shading Accent 3"/>
+    <w:lsdException w:name="Colorful List Accent 3"/>
+    <w:lsdException w:name="Colorful Grid Accent 3"/>
+    <w:lsdException w:name="Light Shading Accent 4"/>
+    <w:lsdException w:name="Light List Accent 4"/>
+    <w:lsdException w:name="Light Grid Accent 4"/>
+    <w:lsdException w:name="Medium Shading 1 Accent 4"/>
+    <w:lsdException w:name="Medium Shading 2 Accent 4"/>
+    <w:lsdException w:name="Medium List 1 Accent 4"/>
+    <w:lsdException w:name="Medium List 2 Accent 4"/>
+    <w:lsdException w:name="Medium Grid 1 Accent 4"/>
+    <w:lsdException w:name="Medium Grid 2 Accent 4"/>
+    <w:lsdException w:name="Medium Grid 3 Accent 4"/>
+    <w:lsdException w:name="Dark List Accent 4"/>
+    <w:lsdException w:name="Colorful Shading Accent 4"/>
+    <w:lsdException w:name="Colorful List Accent 4"/>
+    <w:lsdException w:name="Colorful Grid Accent 4"/>
+    <w:lsdException w:name="Light Shading Accent 5"/>
+    <w:lsdException w:name="Light List Accent 5"/>
+    <w:lsdException w:name="Light Grid Accent 5"/>
+    <w:lsdException w:name="Medium Shading 1 Accent 5"/>
+    <w:lsdException w:name="Medium Shading 2 Accent 5"/>
+    <w:lsdException w:name="Medium List 1 Accent 5"/>
+    <w:lsdException w:name="Medium List 2 Accent 5"/>
+    <w:lsdException w:name="Medium Grid 1 Accent 5"/>
+    <w:lsdException w:name="Medium Grid 2 Accent 5"/>
+    <w:lsdException w:name="Medium Grid 3 Accent 5"/>
+    <w:lsdException w:name="Dark List Accent 5"/>
+    <w:lsdException w:name="Colorful Shading Accent 5"/>
+    <w:lsdException w:name="Colorful List Accent 5"/>
+    <w:lsdException w:name="Colorful Grid Accent 5"/>
+    <w:lsdException w:name="Light Shading Accent 6"/>
+    <w:lsdException w:name="Light List Accent 6"/>
+    <w:lsdException w:name="Light Grid Accent 6"/>
+    <w:lsdException w:name="Medium Shading 1 Accent 6"/>
+    <w:lsdException w:name="Medium Shading 2 Accent 6"/>
+    <w:lsdException w:name="Medium List 1 Accent 6"/>
+    <w:lsdException w:name="Medium List 2 Accent 6"/>
+    <w:lsdException w:name="Medium Grid 1 Accent 6"/>
+    <w:lsdException w:name="Medium Grid 2 Accent 6"/>
+    <w:lsdException w:name="Medium Grid 3 Accent 6"/>
+    <w:lsdException w:name="Dark List Accent 6"/>
+    <w:lsdException w:name="Colorful Shading Accent 6"/>
+    <w:lsdException w:name="Colorful List Accent 6"/>
+    <w:lsdException w:name="Colorful Grid Accent 6"/>
+    <w:lsdException w:name="Grid Table 4" w:uiPriority="49"/>
+    <w:lsdException w:name="Grid Table 5 Dark" w:uiPriority="50"/>
+    <w:lsdException w:name="Grid Table 6 Colorful" w:uiPriority="51"/>
+    <w:lsdException w:name="Grid Table 7 Colorful" w:uiPriority="52"/>
+    <w:lsdException w:name="Grid Table 1 Light Accent 1" w:uiPriority="46"/>
+    <w:lsdException w:name="Grid Table 2 Accent 1" w:uiPriority="47"/>
+    <w:lsdException w:name="Grid Table 3 Accent 1" w:uiPriority="48"/>
+    <w:lsdException w:name="Grid Table 4 Accent 1" w:uiPriority="49"/>
+    <w:lsdException w:name="Grid Table 5 Dark Accent 1" w:uiPriority="50"/>
+    <w:lsdException w:name="Grid Table 6 Colorful Accent 1" w:uiPriority="51"/>
+    <w:lsdException w:name="Grid Table 7 Colorful Accent 1" w:uiPriority="52"/>
+    <w:lsdException w:name="Grid Table 1 Light Accent 2" w:uiPriority="46"/>
+    <w:lsdException w:name="Grid Table 2 Accent 2" w:uiPriority="47"/>
+    <w:lsdException w:name="Grid Table 3 Accent 2" w:uiPriority="48"/>
+    <w:lsdException w:name="Grid Table 4 Accent 2" w:uiPriority="49"/>
+    <w:lsdException w:name="Grid Table 5 Dark Accent 2" w:uiPriority="50"/>
+    <w:lsdException w:name="Grid Table 6 Colorful Accent 2" w:uiPriority="51"/>
+    <w:lsdException w:name="Grid Table 7 Colorful Accent 2" w:uiPriority="52"/>
+    <w:lsdException w:name="Grid Table 1 Light Accent 3" w:uiPriority="46"/>
+    <w:lsdException w:name="Grid Table 2 Accent 3" w:uiPriority="47"/>
+    <w:lsdException w:name="Grid Table 3 Accent 3" w:uiPriority="48"/>
+    <w:lsdException w:name="Grid Table 4 Accent 3" w:uiPriority="49"/>
+    <w:lsdException w:name="Grid Table 5 Dark Accent 3" w:uiPriority="50"/>
+    <w:lsdException w:name="Grid Table 6 Colorful Accent 3" w:uiPriority="51"/>
+    <w:lsdException w:name="Grid Table 7 Colorful Accent 3" w:uiPriority="52"/>
+    <w:lsdException w:name="Grid Table 1 Light Accent 4" w:uiPriority="46"/>
+    <w:lsdException w:name="Grid Table 2 Accent 4" w:uiPriority="47"/>
+    <w:lsdException w:name="Grid Table 3 Accent 4" w:uiPriority="48"/>
+    <w:lsdException w:name="Grid Table 4 Accent 4" w:uiPriority="49"/>
+    <w:lsdException w:name="Grid Table 5 Dark Accent 4" w:uiPriority="50"/>
+    <w:lsdException w:name="Grid Table 6 Colorful Accent 4" w:uiPriority="51"/>
+    <w:lsdException w:name="Grid Table 7 Colorful Accent 4" w:uiPriority="52"/>
+    <w:lsdException w:name="Grid Table 1 Light Accent 5" w:uiPriority="46"/>
+    <w:lsdException w:name="Grid Table 2 Accent 5" w:uiPriority="47"/>
+    <w:lsdException w:name="Grid Table 3 Accent 5" w:uiPriority="48"/>
+    <w:lsdException w:name="Grid Table 4 Accent 5" w:uiPriority="49"/>
+    <w:lsdException w:name="Grid Table 5 Dark Accent 5" w:uiPriority="50"/>
+    <w:lsdException w:name="Grid Table 6 Colorful Accent 5" w:uiPriority="51"/>
+    <w:lsdException w:name="Grid Table 7 Colorful Accent 5" w:uiPriority="52"/>
+    <w:lsdException w:name="Grid Table 1 Light Accent 6" w:uiPriority="46"/>
+    <w:lsdException w:name="Grid Table 2 Accent 6" w:uiPriority="47"/>
+    <w:lsdException w:name="Grid Table 3 Accent 6" w:uiPriority="48"/>
+    <w:lsdException w:name="Grid Table 4 Accent 6" w:uiPriority="49"/>
+    <w:lsdException w:name="Grid Table 5 Dark Accent 6" w:uiPriority="50"/>
+    <w:lsdException w:name="Grid Table 6 Colorful Accent 6" w:uiPriority="51"/>
+    <w:lsdException w:name="Grid Table 7 Colorful Accent 6" w:uiPriority="52"/>
+    <w:lsdException w:name="List Table 1 Light" w:uiPriority="46"/>
+    <w:lsdException w:name="List Table 2" w:uiPriority="47"/>
+    <w:lsdException w:name="List Table 3" w:uiPriority="48"/>
+    <w:lsdException w:name="List Table 4" w:uiPriority="49"/>
+    <w:lsdException w:name="List Table 5 Dark" w:uiPriority="50"/>
+    <w:lsdException w:name="List Table 6 Colorful" w:uiPriority="51"/>
+    <w:lsdException w:name="List Table 7 Colorful" w:uiPriority="52"/>
+    <w:lsdException w:name="List Table 1 Light Accent 1" w:uiPriority="46"/>
+    <w:lsdException w:name="List Table 2 Accent 1" w:uiPriority="47"/>
+    <w:lsdException w:name="List Table 3 Accent 1" w:uiPriority="48"/>
+    <w:lsdException w:name="List Table 4 Accent 1" w:uiPriority="49"/>
+    <w:lsdException w:name="List Table 5 Dark Accent 1" w:uiPriority="50"/>
+    <w:lsdException w:name="List Table 6 Colorful Accent 1" w:uiPriority="51"/>
+    <w:lsdException w:name="List Table 7 Colorful Accent 1" w:uiPriority="52"/>
+    <w:lsdException w:name="List Table 1 Light Accent 2" w:uiPriority="46"/>
+    <w:lsdException w:name="List Table 2 Accent 2" w:uiPriority="47"/>
+    <w:lsdException w:name="List Table 3 Accent 2" w:uiPriority="48"/>
+    <w:lsdException w:name="List Table 4 Accent 2" w:uiPriority="49"/>
+    <w:lsdException w:name="List Table 5 Dark Accent 2" w:uiPriority="50"/>
+    <w:lsdException w:name="List Table 6 Colorful Accent 2" w:uiPriority="51"/>
+    <w:lsdException w:name="List Table 7 Colorful Accent 2" w:uiPriority="52"/>
+    <w:lsdException w:name="List Table 1 Light Accent 3" w:uiPriority="46"/>
+    <w:lsdException w:name="List Table 2 Accent 3" w:uiPriority="47"/>
+    <w:lsdException w:name="List Table 3 Accent 3" w:uiPriority="48"/>
+    <w:lsdException w:name="List Table 4 Accent 3" w:uiPriority="49"/>
+    <w:lsdException w:name="List Table 5 Dark Accent 3" w:uiPriority="50"/>
+    <w:lsdException w:name="List Table 6 Colorful Accent 3" w:uiPriority="51"/>
+    <w:lsdException w:name="List Table 7 Colorful Accent 3" w:uiPriority="52"/>
+    <w:lsdException w:name="List Table 1 Light Accent 4" w:uiPriority="46"/>
+    <w:lsdException w:name="List Table 2 Accent 4" w:uiPriority="47"/>
+    <w:lsdException w:name="List Table 3 Accent 4" w:uiPriority="48"/>
+    <w:lsdException w:name="List Table 4 Accent 4" w:uiPriority="49"/>
+    <w:lsdException w:name="List Table 5 Dark Accent 4" w:uiPriority="50"/>
+    <w:lsdException w:name="List Table 6 Colorful Accent 4" w:uiPriority="51"/>
+    <w:lsdException w:name="List Table 7 Colorful Accent 4" w:uiPriority="52"/>
+    <w:lsdException w:name="List Table 1 Light Accent 5" w:uiPriority="46"/>
+    <w:lsdException w:name="List Table 2 Accent 5" w:uiPriority="47"/>
+    <w:lsdException w:name="List Table 3 Accent 5" w:uiPriority="48"/>
+    <w:lsdException w:name="List Table 4 Accent 5" w:uiPriority="49"/>
+    <w:lsdException w:name="List Table 5 Dark Accent 5" w:uiPriority="50"/>
+    <w:lsdException w:name="List Table 6 Colorful Accent 5" w:uiPriority="51"/>
+    <w:lsdException w:name="List Table 7 Colorful Accent 5" w:uiPriority="52"/>
+    <w:lsdException w:name="List Table 1 Light Accent 6" w:uiPriority="46"/>
+    <w:lsdException w:name="List Table 2 Accent 6" w:uiPriority="47"/>
+    <w:lsdException w:name="List Table 3 Accent 6" w:uiPriority="48"/>
+    <w:lsdException w:name="List Table 4 Accent 6" w:uiPriority="49"/>
+    <w:lsdException w:name="List Table 5 Dark Accent 6" w:uiPriority="50"/>
+    <w:lsdException w:name="List Table 6 Colorful Accent 6" w:uiPriority="51"/>
+    <w:lsdException w:name="List Table 7 Colorful Accent 6" w:uiPriority="52"/>
+    <w:lsdException w:name="Mention" w:semiHidden="1" w:uiPriority="99" w:unhideWhenUsed="1"/>
+    <w:lsdException w:name="Smart Hyperlink" w:semiHidden="1" w:uiPriority="99" w:unhideWhenUsed="1"/>
+    <w:lsdException w:name="Hashtag" w:semiHidden="1" w:uiPriority="99" w:unhideWhenUsed="1"/>
+    <w:lsdException w:name="Unresolved Mention" w:semiHidden="1" w:uiPriority="99" w:unhideWhenUsed="1"/>
+    <w:lsdException w:name="Smart Link" w:semiHidden="1" w:uiPriority="99" w:unhideWhenUsed="1"/>
+  </w:latentStyles>
+  <w:style w:type="paragraph" w:default="1" w:styleId="Normal">
     <w:name w:val="Normal"/>
     <w:qFormat/>
   </w:style>
-  <w:style w:styleId="BodyText" w:type="paragraph">
-    <w:name w:val="Body Text"/>
-    <w:basedOn w:val="Normal"/>
-    <w:link w:val="BodyTextChar"/>
-    <w:qFormat/>
-    <w:pPr>
-      <w:spacing w:after="180" w:before="180"/>
-    </w:pPr>
-  </w:style>
-  <w:style w:customStyle="1" w:styleId="FirstParagraph" w:type="paragraph">
-    <w:name w:val="First Paragraph"/>
-    <w:basedOn w:val="BodyText"/>
-    <w:next w:val="BodyText"/>
-    <w:qFormat/>
-  </w:style>
-  <w:style w:customStyle="1" w:styleId="Compact" w:type="paragraph">
-    <w:name w:val="Compact"/>
-    <w:basedOn w:val="BodyText"/>
-    <w:qFormat/>
-    <w:pPr>
-      <w:spacing w:after="36" w:before="36"/>
-    </w:pPr>
-  </w:style>
-  <w:style w:styleId="Title" w:type="paragraph">
-    <w:name w:val="Title"/>
-    <w:basedOn w:val="Normal"/>
-    <w:next w:val="BodyText"/>
-    <w:link w:val="TitleChar"/>
-    <w:uiPriority w:val="10"/>
-    <w:qFormat/>
-    <w:rsid w:val="00A10FD9"/>
-    <w:pPr>
-      <w:spacing w:after="80" w:line="240" w:lineRule="auto"/>
-      <w:contextualSpacing/>
-      <w:jc w:val="center"/>
-    </w:pPr>
-    <w:rPr>
-      <w:rFonts w:asciiTheme="majorHAnsi" w:cstheme="majorBidi" w:eastAsiaTheme="majorEastAsia" w:hAnsiTheme="majorHAnsi"/>
-      <w:sz w:val="56"/>
-      <w:szCs w:val="56"/>
-    </w:rPr>
-  </w:style>
-  <w:style w:customStyle="1" w:styleId="TitleChar" w:type="character">
-    <w:name w:val="Title Char"/>
-    <w:basedOn w:val="DefaultParagraphFont"/>
-    <w:link w:val="Title"/>
-    <w:uiPriority w:val="10"/>
-    <w:rsid w:val="00A10FD9"/>
-    <w:rPr>
-      <w:rFonts w:asciiTheme="majorHAnsi" w:cstheme="majorBidi" w:eastAsiaTheme="majorEastAsia" w:hAnsiTheme="majorHAnsi"/>
-      <w:sz w:val="56"/>
-      <w:szCs w:val="56"/>
-    </w:rPr>
-  </w:style>
-  <w:style w:styleId="Subtitle" w:type="paragraph">
-    <w:name w:val="Subtitle"/>
-    <w:basedOn w:val="Title"/>
-    <w:next w:val="BodyText"/>
-    <w:link w:val="SubtitleChar"/>
-    <w:uiPriority w:val="11"/>
-    <w:qFormat/>
-    <w:rsid w:val="00A10FD9"/>
-    <w:pPr>
-      <w:numPr>
-        <w:ilvl w:val="1"/>
-      </w:numPr>
-    </w:pPr>
-    <w:rPr>
-      <w:rFonts w:cstheme="majorBidi" w:eastAsiaTheme="majorEastAsia"/>
-      <w:spacing w:val="15"/>
-      <w:sz w:val="28"/>
-      <w:szCs w:val="28"/>
-    </w:rPr>
-  </w:style>
-  <w:style w:customStyle="1" w:styleId="SubtitleChar" w:type="character">
-    <w:name w:val="Subtitle Char"/>
-    <w:basedOn w:val="DefaultParagraphFont"/>
-    <w:link w:val="Subtitle"/>
-    <w:uiPriority w:val="11"/>
-    <w:rsid w:val="00A10FD9"/>
-    <w:rPr>
-      <w:rFonts w:cstheme="majorBidi" w:eastAsiaTheme="majorEastAsia"/>
-      <w:color w:themeColor="text1" w:themeTint="A6" w:val="595959"/>
-      <w:spacing w:val="15"/>
-      <w:sz w:val="28"/>
-      <w:szCs w:val="28"/>
-    </w:rPr>
-  </w:style>
-  <w:style w:customStyle="1" w:styleId="Author" w:type="paragraph">
-    <w:name w:val="Author"/>
-    <w:basedOn w:val="Title"/>
-    <w:next w:val="BodyText"/>
-    <w:qFormat/>
-    <w:pPr>
-      <w:keepNext/>
-      <w:keepLines/>
-    </w:pPr>
-    <w:rPr>
-      <w:sz w:val="24"/>
-      <w:szCs w:val="24"/>
-    </w:rPr>
-  </w:style>
-  <w:style w:styleId="Date" w:type="paragraph">
-    <w:name w:val="Date"/>
-    <w:basedOn w:val="Title"/>
-    <w:next w:val="BodyText"/>
-    <w:qFormat/>
-    <w:pPr>
-      <w:keepNext/>
-      <w:keepLines/>
-    </w:pPr>
-    <w:rPr>
-      <w:sz w:val="24"/>
-      <w:szCs w:val="24"/>
-    </w:rPr>
-  </w:style>
-  <w:style w:customStyle="1" w:styleId="AbstractTitle" w:type="paragraph">
-    <w:name w:val="Abstract Title"/>
-    <w:basedOn w:val="Normal"/>
-    <w:next w:val="Abstract"/>
-    <w:qFormat/>
-    <w:pPr>
-      <w:keepNext/>
-      <w:keepLines/>
-      <w:spacing w:after="0" w:before="300"/>
-      <w:jc w:val="center"/>
-    </w:pPr>
-    <w:rPr>
-      <w:b/>
-      <w:sz w:val="20"/>
-      <w:szCs w:val="20"/>
-    </w:rPr>
-  </w:style>
-  <w:style w:customStyle="1" w:styleId="Abstract" w:type="paragraph">
-    <w:name w:val="Abstract"/>
-    <w:basedOn w:val="Normal"/>
-    <w:next w:val="BodyText"/>
-    <w:qFormat/>
-    <w:pPr>
-      <w:keepNext/>
-      <w:keepLines/>
-      <w:spacing w:after="300" w:before="100"/>
-    </w:pPr>
-    <w:rPr>
-      <w:sz w:val="20"/>
-      <w:szCs w:val="20"/>
-    </w:rPr>
-  </w:style>
-  <w:style w:styleId="Bibliography" w:type="paragraph">
-    <w:name w:val="Bibliography"/>
-    <w:basedOn w:val="Normal"/>
-    <w:next w:val="Bibliography"/>
-    <w:qFormat/>
-    <w:pPr/>
-    <w:rPr/>
-  </w:style>
-  <w:style w:styleId="Heading1" w:type="paragraph">
+  <w:style w:type="paragraph" w:styleId="Heading1">
     <w:name w:val="heading 1"/>
     <w:basedOn w:val="Normal"/>
     <w:next w:val="BodyText"/>
@@ -14139,17 +14605,17 @@
     <w:pPr>
       <w:keepNext/>
       <w:keepLines/>
-      <w:spacing w:after="80" w:before="360"/>
+      <w:spacing w:before="360" w:after="80"/>
       <w:outlineLvl w:val="0"/>
     </w:pPr>
     <w:rPr>
-      <w:rFonts w:asciiTheme="majorHAnsi" w:cstheme="majorBidi" w:eastAsiaTheme="majorEastAsia" w:hAnsiTheme="majorHAnsi"/>
-      <w:color w:themeColor="accent1" w:themeShade="BF" w:val="0F4761"/>
+      <w:rFonts w:asciiTheme="majorHAnsi" w:eastAsiaTheme="majorEastAsia" w:hAnsiTheme="majorHAnsi" w:cstheme="majorBidi"/>
+      <w:color w:val="0F4761" w:themeColor="accent1" w:themeShade="BF"/>
       <w:sz w:val="40"/>
       <w:szCs w:val="40"/>
     </w:rPr>
   </w:style>
-  <w:style w:styleId="Heading2" w:type="paragraph">
+  <w:style w:type="paragraph" w:styleId="Heading2">
     <w:name w:val="heading 2"/>
     <w:basedOn w:val="Normal"/>
     <w:next w:val="BodyText"/>
@@ -14162,17 +14628,17 @@
     <w:pPr>
       <w:keepNext/>
       <w:keepLines/>
-      <w:spacing w:after="80" w:before="160"/>
+      <w:spacing w:before="160" w:after="80"/>
       <w:outlineLvl w:val="1"/>
     </w:pPr>
     <w:rPr>
-      <w:rFonts w:asciiTheme="majorHAnsi" w:cstheme="majorBidi" w:eastAsiaTheme="majorEastAsia" w:hAnsiTheme="majorHAnsi"/>
-      <w:color w:themeColor="accent1" w:themeShade="BF" w:val="0F4761"/>
+      <w:rFonts w:asciiTheme="majorHAnsi" w:eastAsiaTheme="majorEastAsia" w:hAnsiTheme="majorHAnsi" w:cstheme="majorBidi"/>
+      <w:color w:val="0F4761" w:themeColor="accent1" w:themeShade="BF"/>
       <w:sz w:val="32"/>
       <w:szCs w:val="32"/>
     </w:rPr>
   </w:style>
-  <w:style w:styleId="Heading3" w:type="paragraph">
+  <w:style w:type="paragraph" w:styleId="Heading3">
     <w:name w:val="heading 3"/>
     <w:basedOn w:val="Normal"/>
     <w:next w:val="BodyText"/>
@@ -14185,17 +14651,17 @@
     <w:pPr>
       <w:keepNext/>
       <w:keepLines/>
-      <w:spacing w:after="80" w:before="160"/>
+      <w:spacing w:before="160" w:after="80"/>
       <w:outlineLvl w:val="2"/>
     </w:pPr>
     <w:rPr>
-      <w:rFonts w:cstheme="majorBidi" w:eastAsiaTheme="majorEastAsia"/>
-      <w:color w:themeColor="accent1" w:themeShade="BF" w:val="0F4761"/>
+      <w:rFonts w:eastAsiaTheme="majorEastAsia" w:cstheme="majorBidi"/>
+      <w:color w:val="0F4761" w:themeColor="accent1" w:themeShade="BF"/>
       <w:sz w:val="28"/>
       <w:szCs w:val="28"/>
     </w:rPr>
   </w:style>
-  <w:style w:styleId="Heading4" w:type="paragraph">
+  <w:style w:type="paragraph" w:styleId="Heading4">
     <w:name w:val="heading 4"/>
     <w:basedOn w:val="Normal"/>
     <w:next w:val="BodyText"/>
@@ -14208,17 +14674,17 @@
     <w:pPr>
       <w:keepNext/>
       <w:keepLines/>
-      <w:spacing w:after="40" w:before="80"/>
+      <w:spacing w:before="80" w:after="40"/>
       <w:outlineLvl w:val="3"/>
     </w:pPr>
     <w:rPr>
-      <w:rFonts w:cstheme="majorBidi" w:eastAsiaTheme="majorEastAsia"/>
+      <w:rFonts w:eastAsiaTheme="majorEastAsia" w:cstheme="majorBidi"/>
       <w:i/>
       <w:iCs/>
-      <w:color w:themeColor="accent1" w:themeShade="BF" w:val="0F4761"/>
+      <w:color w:val="0F4761" w:themeColor="accent1" w:themeShade="BF"/>
     </w:rPr>
   </w:style>
-  <w:style w:styleId="Heading5" w:type="paragraph">
+  <w:style w:type="paragraph" w:styleId="Heading5">
     <w:name w:val="heading 5"/>
     <w:basedOn w:val="Normal"/>
     <w:next w:val="BodyText"/>
@@ -14231,15 +14697,15 @@
     <w:pPr>
       <w:keepNext/>
       <w:keepLines/>
-      <w:spacing w:after="40" w:before="80"/>
+      <w:spacing w:before="80" w:after="40"/>
       <w:outlineLvl w:val="4"/>
     </w:pPr>
     <w:rPr>
-      <w:rFonts w:cstheme="majorBidi" w:eastAsiaTheme="majorEastAsia"/>
-      <w:color w:themeColor="accent1" w:themeShade="BF" w:val="0F4761"/>
+      <w:rFonts w:eastAsiaTheme="majorEastAsia" w:cstheme="majorBidi"/>
+      <w:color w:val="0F4761" w:themeColor="accent1" w:themeShade="BF"/>
     </w:rPr>
   </w:style>
-  <w:style w:styleId="Heading6" w:type="paragraph">
+  <w:style w:type="paragraph" w:styleId="Heading6">
     <w:name w:val="heading 6"/>
     <w:basedOn w:val="Normal"/>
     <w:next w:val="BodyText"/>
@@ -14252,17 +14718,17 @@
     <w:pPr>
       <w:keepNext/>
       <w:keepLines/>
-      <w:spacing w:after="0" w:before="40"/>
+      <w:spacing w:before="40" w:after="0"/>
       <w:outlineLvl w:val="5"/>
     </w:pPr>
     <w:rPr>
-      <w:rFonts w:cstheme="majorBidi" w:eastAsiaTheme="majorEastAsia"/>
+      <w:rFonts w:eastAsiaTheme="majorEastAsia" w:cstheme="majorBidi"/>
       <w:i/>
       <w:iCs/>
-      <w:color w:themeColor="text1" w:themeTint="A6" w:val="595959"/>
+      <w:color w:val="595959" w:themeColor="text1" w:themeTint="A6"/>
     </w:rPr>
   </w:style>
-  <w:style w:styleId="Heading7" w:type="paragraph">
+  <w:style w:type="paragraph" w:styleId="Heading7">
     <w:name w:val="heading 7"/>
     <w:basedOn w:val="Normal"/>
     <w:next w:val="BodyText"/>
@@ -14275,15 +14741,15 @@
     <w:pPr>
       <w:keepNext/>
       <w:keepLines/>
-      <w:spacing w:after="0" w:before="40"/>
+      <w:spacing w:before="40" w:after="0"/>
       <w:outlineLvl w:val="6"/>
     </w:pPr>
     <w:rPr>
-      <w:rFonts w:cstheme="majorBidi" w:eastAsiaTheme="majorEastAsia"/>
-      <w:color w:themeColor="text1" w:themeTint="A6" w:val="595959"/>
+      <w:rFonts w:eastAsiaTheme="majorEastAsia" w:cstheme="majorBidi"/>
+      <w:color w:val="595959" w:themeColor="text1" w:themeTint="A6"/>
     </w:rPr>
   </w:style>
-  <w:style w:styleId="Heading8" w:type="paragraph">
+  <w:style w:type="paragraph" w:styleId="Heading8">
     <w:name w:val="heading 8"/>
     <w:basedOn w:val="Normal"/>
     <w:next w:val="BodyText"/>
@@ -14300,13 +14766,13 @@
       <w:outlineLvl w:val="7"/>
     </w:pPr>
     <w:rPr>
-      <w:rFonts w:cstheme="majorBidi" w:eastAsiaTheme="majorEastAsia"/>
+      <w:rFonts w:eastAsiaTheme="majorEastAsia" w:cstheme="majorBidi"/>
       <w:i/>
       <w:iCs/>
-      <w:color w:themeColor="text1" w:themeTint="D8" w:val="272727"/>
+      <w:color w:val="272727" w:themeColor="text1" w:themeTint="D8"/>
     </w:rPr>
   </w:style>
-  <w:style w:styleId="Heading9" w:type="paragraph">
+  <w:style w:type="paragraph" w:styleId="Heading9">
     <w:name w:val="heading 9"/>
     <w:basedOn w:val="Normal"/>
     <w:next w:val="BodyText"/>
@@ -14323,24 +14789,202 @@
       <w:outlineLvl w:val="8"/>
     </w:pPr>
     <w:rPr>
-      <w:rFonts w:cstheme="majorBidi" w:eastAsiaTheme="majorEastAsia"/>
-      <w:color w:themeColor="text1" w:themeTint="D8" w:val="272727"/>
+      <w:rFonts w:eastAsiaTheme="majorEastAsia" w:cstheme="majorBidi"/>
+      <w:color w:val="272727" w:themeColor="text1" w:themeTint="D8"/>
     </w:rPr>
   </w:style>
-  <w:style w:customStyle="1" w:styleId="Heading1Char" w:type="character">
+  <w:style w:type="character" w:default="1" w:styleId="DefaultParagraphFont">
+    <w:name w:val="Default Paragraph Font"/>
+    <w:uiPriority w:val="1"/>
+    <w:semiHidden/>
+    <w:unhideWhenUsed/>
+  </w:style>
+  <w:style w:type="table" w:default="1" w:styleId="TableNormal">
+    <w:name w:val="Normal Table"/>
+    <w:uiPriority w:val="99"/>
+    <w:semiHidden/>
+    <w:unhideWhenUsed/>
+    <w:tblPr>
+      <w:tblInd w:w="0" w:type="dxa"/>
+      <w:tblCellMar>
+        <w:top w:w="0" w:type="dxa"/>
+        <w:left w:w="108" w:type="dxa"/>
+        <w:bottom w:w="0" w:type="dxa"/>
+        <w:right w:w="108" w:type="dxa"/>
+      </w:tblCellMar>
+    </w:tblPr>
+  </w:style>
+  <w:style w:type="numbering" w:default="1" w:styleId="NoList">
+    <w:name w:val="No List"/>
+    <w:uiPriority w:val="99"/>
+    <w:semiHidden/>
+    <w:unhideWhenUsed/>
+  </w:style>
+  <w:style w:type="paragraph" w:styleId="BodyText">
+    <w:name w:val="Body Text"/>
+    <w:basedOn w:val="Normal"/>
+    <w:qFormat/>
+    <w:pPr>
+      <w:spacing w:before="180" w:after="180"/>
+    </w:pPr>
+  </w:style>
+  <w:style w:type="paragraph" w:customStyle="1" w:styleId="FirstParagraph">
+    <w:name w:val="First Paragraph"/>
+    <w:basedOn w:val="BodyText"/>
+    <w:next w:val="BodyText"/>
+    <w:qFormat/>
+  </w:style>
+  <w:style w:type="paragraph" w:customStyle="1" w:styleId="Compact">
+    <w:name w:val="Compact"/>
+    <w:basedOn w:val="BodyText"/>
+    <w:qFormat/>
+    <w:pPr>
+      <w:spacing w:before="36" w:after="36"/>
+    </w:pPr>
+  </w:style>
+  <w:style w:type="paragraph" w:styleId="Title">
+    <w:name w:val="Title"/>
+    <w:basedOn w:val="Normal"/>
+    <w:next w:val="BodyText"/>
+    <w:link w:val="TitleChar"/>
+    <w:uiPriority w:val="10"/>
+    <w:qFormat/>
+    <w:rsid w:val="00A10FD9"/>
+    <w:pPr>
+      <w:spacing w:after="80"/>
+      <w:contextualSpacing/>
+      <w:jc w:val="center"/>
+    </w:pPr>
+    <w:rPr>
+      <w:rFonts w:asciiTheme="majorHAnsi" w:eastAsiaTheme="majorEastAsia" w:hAnsiTheme="majorHAnsi" w:cstheme="majorBidi"/>
+      <w:sz w:val="56"/>
+      <w:szCs w:val="56"/>
+    </w:rPr>
+  </w:style>
+  <w:style w:type="character" w:customStyle="1" w:styleId="TitleChar">
+    <w:name w:val="Title Char"/>
+    <w:basedOn w:val="DefaultParagraphFont"/>
+    <w:link w:val="Title"/>
+    <w:uiPriority w:val="10"/>
+    <w:rsid w:val="00A10FD9"/>
+    <w:rPr>
+      <w:rFonts w:asciiTheme="majorHAnsi" w:eastAsiaTheme="majorEastAsia" w:hAnsiTheme="majorHAnsi" w:cstheme="majorBidi"/>
+      <w:sz w:val="56"/>
+      <w:szCs w:val="56"/>
+    </w:rPr>
+  </w:style>
+  <w:style w:type="paragraph" w:styleId="Subtitle">
+    <w:name w:val="Subtitle"/>
+    <w:basedOn w:val="Title"/>
+    <w:next w:val="BodyText"/>
+    <w:link w:val="SubtitleChar"/>
+    <w:uiPriority w:val="11"/>
+    <w:qFormat/>
+    <w:rsid w:val="00A10FD9"/>
+    <w:pPr>
+      <w:numPr>
+        <w:ilvl w:val="1"/>
+      </w:numPr>
+    </w:pPr>
+    <w:rPr>
+      <w:spacing w:val="15"/>
+      <w:sz w:val="28"/>
+      <w:szCs w:val="28"/>
+    </w:rPr>
+  </w:style>
+  <w:style w:type="character" w:customStyle="1" w:styleId="SubtitleChar">
+    <w:name w:val="Subtitle Char"/>
+    <w:basedOn w:val="DefaultParagraphFont"/>
+    <w:link w:val="Subtitle"/>
+    <w:uiPriority w:val="11"/>
+    <w:rsid w:val="00A10FD9"/>
+    <w:rPr>
+      <w:rFonts w:eastAsiaTheme="majorEastAsia" w:cstheme="majorBidi"/>
+      <w:color w:val="595959" w:themeColor="text1" w:themeTint="A6"/>
+      <w:spacing w:val="15"/>
+      <w:sz w:val="28"/>
+      <w:szCs w:val="28"/>
+    </w:rPr>
+  </w:style>
+  <w:style w:type="paragraph" w:customStyle="1" w:styleId="Author">
+    <w:name w:val="Author"/>
+    <w:basedOn w:val="Title"/>
+    <w:next w:val="BodyText"/>
+    <w:qFormat/>
+    <w:pPr>
+      <w:keepNext/>
+      <w:keepLines/>
+    </w:pPr>
+    <w:rPr>
+      <w:sz w:val="24"/>
+      <w:szCs w:val="24"/>
+    </w:rPr>
+  </w:style>
+  <w:style w:type="paragraph" w:styleId="Date">
+    <w:name w:val="Date"/>
+    <w:basedOn w:val="Title"/>
+    <w:next w:val="BodyText"/>
+    <w:qFormat/>
+    <w:pPr>
+      <w:keepNext/>
+      <w:keepLines/>
+    </w:pPr>
+    <w:rPr>
+      <w:sz w:val="24"/>
+      <w:szCs w:val="24"/>
+    </w:rPr>
+  </w:style>
+  <w:style w:type="paragraph" w:customStyle="1" w:styleId="AbstractTitle">
+    <w:name w:val="Abstract Title"/>
+    <w:basedOn w:val="Normal"/>
+    <w:next w:val="Abstract"/>
+    <w:qFormat/>
+    <w:pPr>
+      <w:keepNext/>
+      <w:keepLines/>
+      <w:spacing w:before="300" w:after="0"/>
+      <w:jc w:val="center"/>
+    </w:pPr>
+    <w:rPr>
+      <w:b/>
+      <w:sz w:val="20"/>
+      <w:szCs w:val="20"/>
+    </w:rPr>
+  </w:style>
+  <w:style w:type="paragraph" w:customStyle="1" w:styleId="Abstract">
+    <w:name w:val="Abstract"/>
+    <w:basedOn w:val="Normal"/>
+    <w:next w:val="BodyText"/>
+    <w:qFormat/>
+    <w:pPr>
+      <w:keepNext/>
+      <w:keepLines/>
+      <w:spacing w:before="100" w:after="300"/>
+    </w:pPr>
+    <w:rPr>
+      <w:sz w:val="20"/>
+      <w:szCs w:val="20"/>
+    </w:rPr>
+  </w:style>
+  <w:style w:type="paragraph" w:styleId="Bibliography">
+    <w:name w:val="Bibliography"/>
+    <w:basedOn w:val="Normal"/>
+    <w:qFormat/>
+  </w:style>
+  <w:style w:type="character" w:customStyle="1" w:styleId="Heading1Char">
     <w:name w:val="Heading 1 Char"/>
     <w:basedOn w:val="DefaultParagraphFont"/>
     <w:link w:val="Heading1"/>
     <w:uiPriority w:val="9"/>
     <w:rsid w:val="00A10FD9"/>
     <w:rPr>
-      <w:rFonts w:asciiTheme="majorHAnsi" w:cstheme="majorBidi" w:eastAsiaTheme="majorEastAsia" w:hAnsiTheme="majorHAnsi"/>
-      <w:color w:themeColor="accent1" w:themeShade="BF" w:val="0F4761"/>
+      <w:rFonts w:asciiTheme="majorHAnsi" w:eastAsiaTheme="majorEastAsia" w:hAnsiTheme="majorHAnsi" w:cstheme="majorBidi"/>
+      <w:color w:val="0F4761" w:themeColor="accent1" w:themeShade="BF"/>
       <w:sz w:val="40"/>
       <w:szCs w:val="40"/>
     </w:rPr>
   </w:style>
-  <w:style w:customStyle="1" w:styleId="Heading2Char" w:type="character">
+  <w:style w:type="character" w:customStyle="1" w:styleId="Heading2Char">
     <w:name w:val="Heading 2 Char"/>
     <w:basedOn w:val="DefaultParagraphFont"/>
     <w:link w:val="Heading2"/>
@@ -14348,13 +14992,13 @@
     <w:semiHidden/>
     <w:rsid w:val="00A10FD9"/>
     <w:rPr>
-      <w:rFonts w:asciiTheme="majorHAnsi" w:cstheme="majorBidi" w:eastAsiaTheme="majorEastAsia" w:hAnsiTheme="majorHAnsi"/>
-      <w:color w:themeColor="accent1" w:themeShade="BF" w:val="0F4761"/>
+      <w:rFonts w:asciiTheme="majorHAnsi" w:eastAsiaTheme="majorEastAsia" w:hAnsiTheme="majorHAnsi" w:cstheme="majorBidi"/>
+      <w:color w:val="0F4761" w:themeColor="accent1" w:themeShade="BF"/>
       <w:sz w:val="32"/>
       <w:szCs w:val="32"/>
     </w:rPr>
   </w:style>
-  <w:style w:customStyle="1" w:styleId="Heading3Char" w:type="character">
+  <w:style w:type="character" w:customStyle="1" w:styleId="Heading3Char">
     <w:name w:val="Heading 3 Char"/>
     <w:basedOn w:val="DefaultParagraphFont"/>
     <w:link w:val="Heading3"/>
@@ -14362,13 +15006,13 @@
     <w:semiHidden/>
     <w:rsid w:val="00A10FD9"/>
     <w:rPr>
-      <w:rFonts w:cstheme="majorBidi" w:eastAsiaTheme="majorEastAsia"/>
-      <w:color w:themeColor="accent1" w:themeShade="BF" w:val="0F4761"/>
+      <w:rFonts w:eastAsiaTheme="majorEastAsia" w:cstheme="majorBidi"/>
+      <w:color w:val="0F4761" w:themeColor="accent1" w:themeShade="BF"/>
       <w:sz w:val="28"/>
       <w:szCs w:val="28"/>
     </w:rPr>
   </w:style>
-  <w:style w:customStyle="1" w:styleId="Heading4Char" w:type="character">
+  <w:style w:type="character" w:customStyle="1" w:styleId="Heading4Char">
     <w:name w:val="Heading 4 Char"/>
     <w:basedOn w:val="DefaultParagraphFont"/>
     <w:link w:val="Heading4"/>
@@ -14376,13 +15020,13 @@
     <w:semiHidden/>
     <w:rsid w:val="00A10FD9"/>
     <w:rPr>
-      <w:rFonts w:cstheme="majorBidi" w:eastAsiaTheme="majorEastAsia"/>
+      <w:rFonts w:eastAsiaTheme="majorEastAsia" w:cstheme="majorBidi"/>
       <w:i/>
       <w:iCs/>
-      <w:color w:themeColor="accent1" w:themeShade="BF" w:val="0F4761"/>
+      <w:color w:val="0F4761" w:themeColor="accent1" w:themeShade="BF"/>
     </w:rPr>
   </w:style>
-  <w:style w:customStyle="1" w:styleId="Heading5Char" w:type="character">
+  <w:style w:type="character" w:customStyle="1" w:styleId="Heading5Char">
     <w:name w:val="Heading 5 Char"/>
     <w:basedOn w:val="DefaultParagraphFont"/>
     <w:link w:val="Heading5"/>
@@ -14390,11 +15034,11 @@
     <w:semiHidden/>
     <w:rsid w:val="00A10FD9"/>
     <w:rPr>
-      <w:rFonts w:cstheme="majorBidi" w:eastAsiaTheme="majorEastAsia"/>
-      <w:color w:themeColor="accent1" w:themeShade="BF" w:val="0F4761"/>
+      <w:rFonts w:eastAsiaTheme="majorEastAsia" w:cstheme="majorBidi"/>
+      <w:color w:val="0F4761" w:themeColor="accent1" w:themeShade="BF"/>
     </w:rPr>
   </w:style>
-  <w:style w:customStyle="1" w:styleId="Heading6Char" w:type="character">
+  <w:style w:type="character" w:customStyle="1" w:styleId="Heading6Char">
     <w:name w:val="Heading 6 Char"/>
     <w:basedOn w:val="DefaultParagraphFont"/>
     <w:link w:val="Heading6"/>
@@ -14402,13 +15046,13 @@
     <w:semiHidden/>
     <w:rsid w:val="00A10FD9"/>
     <w:rPr>
-      <w:rFonts w:cstheme="majorBidi" w:eastAsiaTheme="majorEastAsia"/>
+      <w:rFonts w:eastAsiaTheme="majorEastAsia" w:cstheme="majorBidi"/>
       <w:i/>
       <w:iCs/>
-      <w:color w:themeColor="text1" w:themeTint="A6" w:val="595959"/>
+      <w:color w:val="595959" w:themeColor="text1" w:themeTint="A6"/>
     </w:rPr>
   </w:style>
-  <w:style w:customStyle="1" w:styleId="Heading7Char" w:type="character">
+  <w:style w:type="character" w:customStyle="1" w:styleId="Heading7Char">
     <w:name w:val="Heading 7 Char"/>
     <w:basedOn w:val="DefaultParagraphFont"/>
     <w:link w:val="Heading7"/>
@@ -14416,11 +15060,11 @@
     <w:semiHidden/>
     <w:rsid w:val="00A10FD9"/>
     <w:rPr>
-      <w:rFonts w:cstheme="majorBidi" w:eastAsiaTheme="majorEastAsia"/>
-      <w:color w:themeColor="text1" w:themeTint="A6" w:val="595959"/>
+      <w:rFonts w:eastAsiaTheme="majorEastAsia" w:cstheme="majorBidi"/>
+      <w:color w:val="595959" w:themeColor="text1" w:themeTint="A6"/>
     </w:rPr>
   </w:style>
-  <w:style w:customStyle="1" w:styleId="Heading8Char" w:type="character">
+  <w:style w:type="character" w:customStyle="1" w:styleId="Heading8Char">
     <w:name w:val="Heading 8 Char"/>
     <w:basedOn w:val="DefaultParagraphFont"/>
     <w:link w:val="Heading8"/>
@@ -14428,13 +15072,13 @@
     <w:semiHidden/>
     <w:rsid w:val="00A10FD9"/>
     <w:rPr>
-      <w:rFonts w:cstheme="majorBidi" w:eastAsiaTheme="majorEastAsia"/>
+      <w:rFonts w:eastAsiaTheme="majorEastAsia" w:cstheme="majorBidi"/>
       <w:i/>
       <w:iCs/>
-      <w:color w:themeColor="text1" w:themeTint="D8" w:val="272727"/>
+      <w:color w:val="272727" w:themeColor="text1" w:themeTint="D8"/>
     </w:rPr>
   </w:style>
-  <w:style w:customStyle="1" w:styleId="Heading9Char" w:type="character">
+  <w:style w:type="character" w:customStyle="1" w:styleId="Heading9Char">
     <w:name w:val="Heading 9 Char"/>
     <w:basedOn w:val="DefaultParagraphFont"/>
     <w:link w:val="Heading9"/>
@@ -14442,11 +15086,11 @@
     <w:semiHidden/>
     <w:rsid w:val="00A10FD9"/>
     <w:rPr>
-      <w:rFonts w:cstheme="majorBidi" w:eastAsiaTheme="majorEastAsia"/>
-      <w:color w:themeColor="text1" w:themeTint="D8" w:val="272727"/>
+      <w:rFonts w:eastAsiaTheme="majorEastAsia" w:cstheme="majorBidi"/>
+      <w:color w:val="272727" w:themeColor="text1" w:themeTint="D8"/>
     </w:rPr>
   </w:style>
-  <w:style w:styleId="BlockText" w:type="paragraph">
+  <w:style w:type="paragraph" w:styleId="BlockText">
     <w:name w:val="Block Text"/>
     <w:basedOn w:val="BodyText"/>
     <w:next w:val="BodyText"/>
@@ -14454,19 +15098,18 @@
     <w:unhideWhenUsed/>
     <w:qFormat/>
     <w:pPr>
-      <w:spacing w:after="100" w:before="100"/>
-      <w:ind w:firstLine="0" w:left="480" w:right="480"/>
+      <w:spacing w:before="100" w:after="100"/>
+      <w:ind w:left="480" w:right="480"/>
     </w:pPr>
   </w:style>
-  <w:style w:styleId="FootnoteText" w:type="paragraph">
-    <w:name w:val="Footnote Text"/>
+  <w:style w:type="paragraph" w:styleId="FootnoteText">
+    <w:name w:val="footnote text"/>
     <w:basedOn w:val="Normal"/>
-    <w:next w:val="FootnoteText"/>
     <w:uiPriority w:val="9"/>
     <w:unhideWhenUsed/>
     <w:qFormat/>
   </w:style>
-  <w:style w:styleId="FootnoteBlockText" w:type="paragraph">
+  <w:style w:type="paragraph" w:customStyle="1" w:styleId="FootnoteBlockText">
     <w:name w:val="Footnote Block Text"/>
     <w:basedOn w:val="FootnoteText"/>
     <w:next w:val="FootnoteText"/>
@@ -14474,40 +15117,35 @@
     <w:unhideWhenUsed/>
     <w:qFormat/>
     <w:pPr>
-      <w:spacing w:after="100" w:before="100"/>
-      <w:ind w:firstLine="0" w:left="480" w:right="480"/>
+      <w:spacing w:before="100" w:after="100"/>
+      <w:ind w:left="480" w:right="480"/>
     </w:pPr>
   </w:style>
-  <w:style w:default="1" w:styleId="DefaultParagraphFont" w:type="character">
-    <w:name w:val="Default Paragraph Font"/>
-    <w:semiHidden/>
-    <w:unhideWhenUsed/>
-  </w:style>
-  <w:style w:default="1" w:styleId="Table" w:type="table">
+  <w:style w:type="table" w:customStyle="1" w:styleId="Table">
     <w:name w:val="Table"/>
-    <w:basedOn w:val="TableNormal"/>
     <w:semiHidden/>
     <w:unhideWhenUsed/>
     <w:qFormat/>
     <w:tblPr>
-      <w:tblInd w:type="dxa" w:w="0"/>
+      <w:tblInd w:w="0" w:type="dxa"/>
       <w:tblCellMar>
-        <w:top w:type="dxa" w:w="0"/>
-        <w:left w:type="dxa" w:w="108"/>
-        <w:bottom w:type="dxa" w:w="0"/>
-        <w:right w:type="dxa" w:w="108"/>
+        <w:top w:w="0" w:type="dxa"/>
+        <w:left w:w="108" w:type="dxa"/>
+        <w:bottom w:w="0" w:type="dxa"/>
+        <w:right w:w="108" w:type="dxa"/>
       </w:tblCellMar>
     </w:tblPr>
     <w:tblStylePr w:type="firstRow">
+      <w:tblPr/>
       <w:tcPr>
         <w:tcBorders>
-          <w:bottom w:val="single"/>
+          <w:bottom w:val="single" w:sz="0" w:space="0" w:color="auto"/>
         </w:tcBorders>
         <w:vAlign w:val="bottom"/>
       </w:tcPr>
     </w:tblStylePr>
   </w:style>
-  <w:style w:customStyle="1" w:styleId="DefinitionTerm" w:type="paragraph">
+  <w:style w:type="paragraph" w:customStyle="1" w:styleId="DefinitionTerm">
     <w:name w:val="Definition Term"/>
     <w:basedOn w:val="Normal"/>
     <w:next w:val="Definition"/>
@@ -14520,75 +15158,76 @@
       <w:b/>
     </w:rPr>
   </w:style>
-  <w:style w:customStyle="1" w:styleId="Definition" w:type="paragraph">
+  <w:style w:type="paragraph" w:customStyle="1" w:styleId="Definition">
     <w:name w:val="Definition"/>
     <w:basedOn w:val="Normal"/>
   </w:style>
-  <w:style w:styleId="Caption" w:type="paragraph">
-    <w:name w:val="Caption"/>
+  <w:style w:type="paragraph" w:styleId="Caption">
+    <w:name w:val="caption"/>
     <w:basedOn w:val="Normal"/>
-    <w:link w:val="BodyTextChar"/>
+    <w:link w:val="CaptionChar"/>
     <w:pPr>
-      <w:spacing w:after="120" w:before="0"/>
+      <w:spacing w:after="120"/>
     </w:pPr>
     <w:rPr>
       <w:i/>
     </w:rPr>
   </w:style>
-  <w:style w:customStyle="1" w:styleId="TableCaption" w:type="paragraph">
+  <w:style w:type="paragraph" w:customStyle="1" w:styleId="TableCaption">
     <w:name w:val="Table Caption"/>
     <w:basedOn w:val="Caption"/>
     <w:pPr>
       <w:keepNext/>
     </w:pPr>
   </w:style>
-  <w:style w:customStyle="1" w:styleId="ImageCaption" w:type="paragraph">
+  <w:style w:type="paragraph" w:customStyle="1" w:styleId="ImageCaption">
     <w:name w:val="Image Caption"/>
     <w:basedOn w:val="Caption"/>
   </w:style>
-  <w:style w:customStyle="1" w:styleId="Figure" w:type="paragraph">
+  <w:style w:type="paragraph" w:customStyle="1" w:styleId="Figure">
     <w:name w:val="Figure"/>
     <w:basedOn w:val="Normal"/>
   </w:style>
-  <w:style w:customStyle="1" w:styleId="CaptionedFigure" w:type="paragraph">
+  <w:style w:type="paragraph" w:customStyle="1" w:styleId="CaptionedFigure">
     <w:name w:val="Captioned Figure"/>
     <w:basedOn w:val="Figure"/>
     <w:pPr>
       <w:keepNext/>
     </w:pPr>
   </w:style>
-  <w:style w:customStyle="1" w:styleId="BodyTextChar" w:type="character">
-    <w:name w:val="Body Text Char"/>
+  <w:style w:type="character" w:customStyle="1" w:styleId="CaptionChar">
+    <w:name w:val="Caption Char"/>
     <w:basedOn w:val="DefaultParagraphFont"/>
-    <w:link w:val="BodyText"/>
+    <w:link w:val="Caption"/>
   </w:style>
-  <w:style w:customStyle="1" w:styleId="VerbatimChar" w:type="character">
+  <w:style w:type="character" w:customStyle="1" w:styleId="VerbatimChar">
     <w:name w:val="Verbatim Char"/>
-    <w:basedOn w:val="BodyTextChar"/>
+    <w:basedOn w:val="CaptionChar"/>
+    <w:link w:val="SourceCode"/>
     <w:rPr>
       <w:rFonts w:ascii="Consolas" w:hAnsi="Consolas"/>
       <w:sz w:val="22"/>
     </w:rPr>
   </w:style>
-  <w:style w:customStyle="1" w:styleId="SectionNumber" w:type="character">
+  <w:style w:type="character" w:customStyle="1" w:styleId="SectionNumber">
     <w:name w:val="Section Number"/>
-    <w:basedOn w:val="BodyTextChar"/>
+    <w:basedOn w:val="CaptionChar"/>
   </w:style>
-  <w:style w:styleId="FootnoteReference" w:type="character">
-    <w:name w:val="Footnote Reference"/>
-    <w:basedOn w:val="BodyTextChar"/>
+  <w:style w:type="character" w:styleId="FootnoteReference">
+    <w:name w:val="footnote reference"/>
+    <w:basedOn w:val="CaptionChar"/>
     <w:rPr>
       <w:vertAlign w:val="superscript"/>
     </w:rPr>
   </w:style>
-  <w:style w:styleId="Hyperlink" w:type="character">
+  <w:style w:type="character" w:styleId="Hyperlink">
     <w:name w:val="Hyperlink"/>
-    <w:basedOn w:val="BodyTextChar"/>
+    <w:basedOn w:val="CaptionChar"/>
     <w:rPr>
-      <w:color w:themeColor="accent1" w:val="4F81BD"/>
+      <w:color w:val="156082" w:themeColor="accent1"/>
     </w:rPr>
   </w:style>
-  <w:style w:styleId="TOCHeading" w:type="paragraph">
+  <w:style w:type="paragraph" w:styleId="TOCHeading">
     <w:name w:val="TOC Heading"/>
     <w:basedOn w:val="Heading1"/>
     <w:next w:val="BodyText"/>
@@ -14599,246 +15238,323 @@
       <w:spacing w:before="240" w:line="259" w:lineRule="auto"/>
       <w:outlineLvl w:val="9"/>
     </w:pPr>
-    <w:rPr>
-      <w:rFonts w:asciiTheme="majorHAnsi" w:cstheme="majorBidi" w:eastAsiaTheme="majorEastAsia" w:hAnsiTheme="majorHAnsi"/>
-      <w:b w:val="0"/>
-      <w:bCs w:val="0"/>
-      <w:color w:themeColor="accent1" w:themeShade="BF" w:val="365F91"/>
-    </w:rPr>
   </w:style>
   <w:style w:type="paragraph" w:customStyle="1" w:styleId="SourceCode">
     <w:name w:val="Source Code"/>
     <w:basedOn w:val="Normal"/>
     <w:link w:val="VerbatimChar"/>
     <w:pPr>
-      <w:wordWrap w:val="off"/>
+      <w:wordWrap w:val="0"/>
     </w:pPr>
   </w:style>
   <w:style w:type="character" w:customStyle="1" w:styleId="KeywordTok">
     <w:name w:val="KeywordTok"/>
     <w:basedOn w:val="VerbatimChar"/>
     <w:rPr>
+      <w:rFonts w:ascii="Consolas" w:hAnsi="Consolas"/>
       <w:b/>
       <w:color w:val="007020"/>
+      <w:sz w:val="22"/>
     </w:rPr>
   </w:style>
   <w:style w:type="character" w:customStyle="1" w:styleId="DataTypeTok">
     <w:name w:val="DataTypeTok"/>
     <w:basedOn w:val="VerbatimChar"/>
     <w:rPr>
+      <w:rFonts w:ascii="Consolas" w:hAnsi="Consolas"/>
       <w:color w:val="902000"/>
+      <w:sz w:val="22"/>
     </w:rPr>
   </w:style>
   <w:style w:type="character" w:customStyle="1" w:styleId="DecValTok">
     <w:name w:val="DecValTok"/>
     <w:basedOn w:val="VerbatimChar"/>
     <w:rPr>
-      <w:color w:val="40a070"/>
+      <w:rFonts w:ascii="Consolas" w:hAnsi="Consolas"/>
+      <w:color w:val="40A070"/>
+      <w:sz w:val="22"/>
     </w:rPr>
   </w:style>
   <w:style w:type="character" w:customStyle="1" w:styleId="BaseNTok">
     <w:name w:val="BaseNTok"/>
     <w:basedOn w:val="VerbatimChar"/>
     <w:rPr>
-      <w:color w:val="40a070"/>
+      <w:rFonts w:ascii="Consolas" w:hAnsi="Consolas"/>
+      <w:color w:val="40A070"/>
+      <w:sz w:val="22"/>
     </w:rPr>
   </w:style>
   <w:style w:type="character" w:customStyle="1" w:styleId="FloatTok">
     <w:name w:val="FloatTok"/>
     <w:basedOn w:val="VerbatimChar"/>
     <w:rPr>
-      <w:color w:val="40a070"/>
+      <w:rFonts w:ascii="Consolas" w:hAnsi="Consolas"/>
+      <w:color w:val="40A070"/>
+      <w:sz w:val="22"/>
     </w:rPr>
   </w:style>
   <w:style w:type="character" w:customStyle="1" w:styleId="ConstantTok">
     <w:name w:val="ConstantTok"/>
     <w:basedOn w:val="VerbatimChar"/>
     <w:rPr>
+      <w:rFonts w:ascii="Consolas" w:hAnsi="Consolas"/>
       <w:color w:val="880000"/>
+      <w:sz w:val="22"/>
     </w:rPr>
   </w:style>
   <w:style w:type="character" w:customStyle="1" w:styleId="CharTok">
     <w:name w:val="CharTok"/>
     <w:basedOn w:val="VerbatimChar"/>
     <w:rPr>
-      <w:color w:val="4070a0"/>
+      <w:rFonts w:ascii="Consolas" w:hAnsi="Consolas"/>
+      <w:color w:val="4070A0"/>
+      <w:sz w:val="22"/>
     </w:rPr>
   </w:style>
   <w:style w:type="character" w:customStyle="1" w:styleId="SpecialCharTok">
     <w:name w:val="SpecialCharTok"/>
     <w:basedOn w:val="VerbatimChar"/>
     <w:rPr>
-      <w:color w:val="4070a0"/>
+      <w:rFonts w:ascii="Consolas" w:hAnsi="Consolas"/>
+      <w:color w:val="4070A0"/>
+      <w:sz w:val="22"/>
     </w:rPr>
   </w:style>
   <w:style w:type="character" w:customStyle="1" w:styleId="StringTok">
     <w:name w:val="StringTok"/>
     <w:basedOn w:val="VerbatimChar"/>
     <w:rPr>
-      <w:color w:val="4070a0"/>
+      <w:rFonts w:ascii="Consolas" w:hAnsi="Consolas"/>
+      <w:color w:val="4070A0"/>
+      <w:sz w:val="22"/>
     </w:rPr>
   </w:style>
   <w:style w:type="character" w:customStyle="1" w:styleId="VerbatimStringTok">
     <w:name w:val="VerbatimStringTok"/>
     <w:basedOn w:val="VerbatimChar"/>
     <w:rPr>
-      <w:color w:val="4070a0"/>
+      <w:rFonts w:ascii="Consolas" w:hAnsi="Consolas"/>
+      <w:color w:val="4070A0"/>
+      <w:sz w:val="22"/>
     </w:rPr>
   </w:style>
   <w:style w:type="character" w:customStyle="1" w:styleId="SpecialStringTok">
     <w:name w:val="SpecialStringTok"/>
     <w:basedOn w:val="VerbatimChar"/>
     <w:rPr>
-      <w:color w:val="bb6688"/>
+      <w:rFonts w:ascii="Consolas" w:hAnsi="Consolas"/>
+      <w:color w:val="BB6688"/>
+      <w:sz w:val="22"/>
     </w:rPr>
   </w:style>
   <w:style w:type="character" w:customStyle="1" w:styleId="ImportTok">
     <w:name w:val="ImportTok"/>
     <w:basedOn w:val="VerbatimChar"/>
     <w:rPr>
+      <w:rFonts w:ascii="Consolas" w:hAnsi="Consolas"/>
       <w:b/>
       <w:color w:val="008000"/>
+      <w:sz w:val="22"/>
     </w:rPr>
   </w:style>
   <w:style w:type="character" w:customStyle="1" w:styleId="CommentTok">
     <w:name w:val="CommentTok"/>
     <w:basedOn w:val="VerbatimChar"/>
     <w:rPr>
+      <w:rFonts w:ascii="Consolas" w:hAnsi="Consolas"/>
       <w:i/>
-      <w:color w:val="60a0b0"/>
+      <w:color w:val="60A0B0"/>
+      <w:sz w:val="22"/>
     </w:rPr>
   </w:style>
   <w:style w:type="character" w:customStyle="1" w:styleId="DocumentationTok">
     <w:name w:val="DocumentationTok"/>
     <w:basedOn w:val="VerbatimChar"/>
     <w:rPr>
+      <w:rFonts w:ascii="Consolas" w:hAnsi="Consolas"/>
       <w:i/>
-      <w:color w:val="ba2121"/>
+      <w:color w:val="BA2121"/>
+      <w:sz w:val="22"/>
     </w:rPr>
   </w:style>
   <w:style w:type="character" w:customStyle="1" w:styleId="AnnotationTok">
     <w:name w:val="AnnotationTok"/>
     <w:basedOn w:val="VerbatimChar"/>
     <w:rPr>
+      <w:rFonts w:ascii="Consolas" w:hAnsi="Consolas"/>
       <w:b/>
       <w:i/>
-      <w:color w:val="60a0b0"/>
+      <w:color w:val="60A0B0"/>
+      <w:sz w:val="22"/>
     </w:rPr>
   </w:style>
   <w:style w:type="character" w:customStyle="1" w:styleId="CommentVarTok">
     <w:name w:val="CommentVarTok"/>
     <w:basedOn w:val="VerbatimChar"/>
     <w:rPr>
+      <w:rFonts w:ascii="Consolas" w:hAnsi="Consolas"/>
       <w:b/>
       <w:i/>
-      <w:color w:val="60a0b0"/>
+      <w:color w:val="60A0B0"/>
+      <w:sz w:val="22"/>
     </w:rPr>
   </w:style>
   <w:style w:type="character" w:customStyle="1" w:styleId="OtherTok">
     <w:name w:val="OtherTok"/>
     <w:basedOn w:val="VerbatimChar"/>
     <w:rPr>
+      <w:rFonts w:ascii="Consolas" w:hAnsi="Consolas"/>
       <w:color w:val="007020"/>
+      <w:sz w:val="22"/>
     </w:rPr>
   </w:style>
   <w:style w:type="character" w:customStyle="1" w:styleId="FunctionTok">
     <w:name w:val="FunctionTok"/>
     <w:basedOn w:val="VerbatimChar"/>
     <w:rPr>
-      <w:color w:val="06287e"/>
+      <w:rFonts w:ascii="Consolas" w:hAnsi="Consolas"/>
+      <w:color w:val="06287E"/>
+      <w:sz w:val="22"/>
     </w:rPr>
   </w:style>
   <w:style w:type="character" w:customStyle="1" w:styleId="VariableTok">
     <w:name w:val="VariableTok"/>
     <w:basedOn w:val="VerbatimChar"/>
     <w:rPr>
-      <w:color w:val="19177c"/>
+      <w:rFonts w:ascii="Consolas" w:hAnsi="Consolas"/>
+      <w:color w:val="19177C"/>
+      <w:sz w:val="22"/>
     </w:rPr>
   </w:style>
   <w:style w:type="character" w:customStyle="1" w:styleId="ControlFlowTok">
     <w:name w:val="ControlFlowTok"/>
     <w:basedOn w:val="VerbatimChar"/>
     <w:rPr>
+      <w:rFonts w:ascii="Consolas" w:hAnsi="Consolas"/>
       <w:b/>
       <w:color w:val="007020"/>
+      <w:sz w:val="22"/>
     </w:rPr>
   </w:style>
   <w:style w:type="character" w:customStyle="1" w:styleId="OperatorTok">
     <w:name w:val="OperatorTok"/>
     <w:basedOn w:val="VerbatimChar"/>
     <w:rPr>
+      <w:rFonts w:ascii="Consolas" w:hAnsi="Consolas"/>
       <w:color w:val="666666"/>
+      <w:sz w:val="22"/>
     </w:rPr>
   </w:style>
   <w:style w:type="character" w:customStyle="1" w:styleId="BuiltInTok">
     <w:name w:val="BuiltInTok"/>
     <w:basedOn w:val="VerbatimChar"/>
     <w:rPr>
+      <w:rFonts w:ascii="Consolas" w:hAnsi="Consolas"/>
       <w:color w:val="008000"/>
+      <w:sz w:val="22"/>
     </w:rPr>
   </w:style>
   <w:style w:type="character" w:customStyle="1" w:styleId="ExtensionTok">
     <w:name w:val="ExtensionTok"/>
     <w:basedOn w:val="VerbatimChar"/>
-    <w:rPr/>
+    <w:rPr>
+      <w:rFonts w:ascii="Consolas" w:hAnsi="Consolas"/>
+      <w:sz w:val="22"/>
+    </w:rPr>
   </w:style>
   <w:style w:type="character" w:customStyle="1" w:styleId="PreprocessorTok">
     <w:name w:val="PreprocessorTok"/>
     <w:basedOn w:val="VerbatimChar"/>
     <w:rPr>
-      <w:color w:val="bc7a00"/>
+      <w:rFonts w:ascii="Consolas" w:hAnsi="Consolas"/>
+      <w:color w:val="BC7A00"/>
+      <w:sz w:val="22"/>
     </w:rPr>
   </w:style>
   <w:style w:type="character" w:customStyle="1" w:styleId="AttributeTok">
     <w:name w:val="AttributeTok"/>
     <w:basedOn w:val="VerbatimChar"/>
     <w:rPr>
-      <w:color w:val="7d9029"/>
+      <w:rFonts w:ascii="Consolas" w:hAnsi="Consolas"/>
+      <w:color w:val="7D9029"/>
+      <w:sz w:val="22"/>
     </w:rPr>
   </w:style>
   <w:style w:type="character" w:customStyle="1" w:styleId="RegionMarkerTok">
     <w:name w:val="RegionMarkerTok"/>
     <w:basedOn w:val="VerbatimChar"/>
-    <w:rPr/>
+    <w:rPr>
+      <w:rFonts w:ascii="Consolas" w:hAnsi="Consolas"/>
+      <w:sz w:val="22"/>
+    </w:rPr>
   </w:style>
   <w:style w:type="character" w:customStyle="1" w:styleId="InformationTok">
     <w:name w:val="InformationTok"/>
     <w:basedOn w:val="VerbatimChar"/>
     <w:rPr>
+      <w:rFonts w:ascii="Consolas" w:hAnsi="Consolas"/>
       <w:b/>
       <w:i/>
-      <w:color w:val="60a0b0"/>
+      <w:color w:val="60A0B0"/>
+      <w:sz w:val="22"/>
     </w:rPr>
   </w:style>
   <w:style w:type="character" w:customStyle="1" w:styleId="WarningTok">
     <w:name w:val="WarningTok"/>
     <w:basedOn w:val="VerbatimChar"/>
     <w:rPr>
+      <w:rFonts w:ascii="Consolas" w:hAnsi="Consolas"/>
       <w:b/>
       <w:i/>
-      <w:color w:val="60a0b0"/>
+      <w:color w:val="60A0B0"/>
+      <w:sz w:val="22"/>
     </w:rPr>
   </w:style>
   <w:style w:type="character" w:customStyle="1" w:styleId="AlertTok">
     <w:name w:val="AlertTok"/>
     <w:basedOn w:val="VerbatimChar"/>
     <w:rPr>
+      <w:rFonts w:ascii="Consolas" w:hAnsi="Consolas"/>
       <w:b/>
-      <w:color w:val="ff0000"/>
+      <w:color w:val="FF0000"/>
+      <w:sz w:val="22"/>
     </w:rPr>
   </w:style>
   <w:style w:type="character" w:customStyle="1" w:styleId="ErrorTok">
     <w:name w:val="ErrorTok"/>
     <w:basedOn w:val="VerbatimChar"/>
     <w:rPr>
+      <w:rFonts w:ascii="Consolas" w:hAnsi="Consolas"/>
       <w:b/>
-      <w:color w:val="ff0000"/>
+      <w:color w:val="FF0000"/>
+      <w:sz w:val="22"/>
     </w:rPr>
   </w:style>
   <w:style w:type="character" w:customStyle="1" w:styleId="NormalTok">
     <w:name w:val="NormalTok"/>
     <w:basedOn w:val="VerbatimChar"/>
-    <w:rPr/>
+    <w:rPr>
+      <w:rFonts w:ascii="Consolas" w:hAnsi="Consolas"/>
+      <w:sz w:val="22"/>
+    </w:rPr>
+  </w:style>
+  <w:style w:type="table" w:styleId="TableGrid">
+    <w:name w:val="Table Grid"/>
+    <w:basedOn w:val="TableNormal"/>
+    <w:rsid w:val="00A24FA4"/>
+    <w:pPr>
+      <w:spacing w:after="0"/>
+    </w:pPr>
+    <w:tblPr>
+      <w:tblBorders>
+        <w:top w:val="single" w:sz="4" w:space="0" w:color="auto"/>
+        <w:left w:val="single" w:sz="4" w:space="0" w:color="auto"/>
+        <w:bottom w:val="single" w:sz="4" w:space="0" w:color="auto"/>
+        <w:right w:val="single" w:sz="4" w:space="0" w:color="auto"/>
+        <w:insideH w:val="single" w:sz="4" w:space="0" w:color="auto"/>
+        <w:insideV w:val="single" w:sz="4" w:space="0" w:color="auto"/>
+      </w:tblBorders>
+    </w:tblPr>
   </w:style>
 </w:styles>
 </file>

--- a/docs/04-C48 Language Specification Rev 0.11.docx
+++ b/docs/04-C48 Language Specification Rev 0.11.docx
@@ -139,15 +139,15 @@
         <w:pStyle w:val="BodyText"/>
       </w:pPr>
       <w:r>
-        <w:t>Architecture authority: v1/docs/01-ZX-UX-ARCHITECTURE-REV11.md</w:t>
-      </w:r>
-    </w:p>
-    <w:p>
-      <w:pPr>
-        <w:pStyle w:val="BodyText"/>
-      </w:pPr>
-      <w:r>
-        <w:t>Implementation-plan authority: v1/docs/02-ZX-UX-IMPLEMENTATION-STEPS-REV02.md</w:t>
+        <w:t>Architecture authority: v1/docs/01-ZX-UX-ARCHITECTURE-REV17.md</w:t>
+      </w:r>
+    </w:p>
+    <w:p>
+      <w:pPr>
+        <w:pStyle w:val="BodyText"/>
+      </w:pPr>
+      <w:r>
+        <w:t>Implementation-plan authority: v1/docs/02-ZX-UX-IMPLEMENTATION-STEPS-REV08.md</w:t>
       </w:r>
     </w:p>
     <w:p>
@@ -268,23 +268,23 @@
         <w:pStyle w:val="FirstParagraph"/>
       </w:pPr>
       <w:r>
-        <w:t>This document supplements architectural areas that Revision 11 intentionally or accidentally leaves underspecified.</w:t>
-      </w:r>
-    </w:p>
-    <w:p>
-      <w:pPr>
-        <w:pStyle w:val="BodyText"/>
-      </w:pPr>
-      <w:r>
-        <w:t>It MUST NOT override an explicit Revision-11 requirement.</w:t>
-      </w:r>
-    </w:p>
-    <w:p>
-      <w:pPr>
-        <w:pStyle w:val="BodyText"/>
-      </w:pPr>
-      <w:r>
-        <w:t>If any statement in this document conflicts with Revision 11, Revision 11 wins and the conflict MUST be reported rather than silently reconciled by the developer.</w:t>
+        <w:t>This document supplements architectural areas that Revision 17 intentionally or accidentally leaves underspecified.</w:t>
+      </w:r>
+    </w:p>
+    <w:p>
+      <w:pPr>
+        <w:pStyle w:val="BodyText"/>
+      </w:pPr>
+      <w:r>
+        <w:t>It MUST NOT override an explicit Revision-17 requirement.</w:t>
+      </w:r>
+    </w:p>
+    <w:p>
+      <w:pPr>
+        <w:pStyle w:val="BodyText"/>
+      </w:pPr>
+      <w:r>
+        <w:t>If any statement in this document conflicts with Revision 17, Revision 17 wins and the conflict MUST be reported rather than silently reconciled by the developer.</w:t>
       </w:r>
     </w:p>
     <w:p>
@@ -2585,7 +2585,7 @@
         <w:pStyle w:val="FirstParagraph"/>
       </w:pPr>
       <w:r>
-        <w:t>Every C48 floating value uses the Spectrum-ROM-compatible five-byte numeric representation frozen by Revision 11.</w:t>
+        <w:t>Every C48 floating value uses the Spectrum-ROM-compatible five-byte numeric representation frozen by Revision 17.</w:t>
       </w:r>
     </w:p>
     <w:p>
@@ -5919,7 +5919,7 @@
         <w:pStyle w:val="BodyText"/>
       </w:pPr>
       <w:r>
-        <w:t>These promotions do NOT erase the architecture-defined 8-bit shift case. For `&lt;&lt;` and `&gt;&gt;`, Section 46 deliberately uses the unpromoted left operand type and width. This C48-specific exception is required so an 8-bit `char`/`unsigned char` shift uses the low three bits of the count exactly as Revision 11 requires.</w:t>
+        <w:t>These promotions do NOT erase the architecture-defined 8-bit shift case. For `&lt;&lt;` and `&gt;&gt;`, Section 46 deliberately uses the unpromoted left operand type and width. This C48-specific exception is required so an 8-bit `char`/`unsigned char` shift uses the low three bits of the count exactly as Revision 17 requires.</w:t>
       </w:r>
     </w:p>
     <w:p>
@@ -8601,7 +8601,7 @@
         <w:pStyle w:val="BodyText"/>
       </w:pPr>
       <w:r>
-        <w:t>The name is exact and case-sensitive, is 1..10 portable namespace characters, and obeys the Revision-11 object-name grammar `A-Z a-z 0-9 _ - .`, excluding exact `.` and `..`. It resolves only in the current ZX-UX directory; PATH and system-header searching do not apply.</w:t>
+        <w:t>The name is exact and case-sensitive, is 1..10 portable namespace characters, and obeys the Revision-17 object-name grammar `A-Z a-z 0-9 _ - .`, excluding exact `.` and `..`. It resolves only in the current ZX-UX directory; PATH and system-header searching do not apply.</w:t>
       </w:r>
     </w:p>
     <w:p>
@@ -8682,7 +8682,7 @@
         <w:pStyle w:val="BodyText"/>
       </w:pPr>
       <w:r>
-        <w:t>P11.01 freezes that this header ultimately exposes the complete Revision-11 Section-25.8 public runtime name set. Exact C48 prototypes, parameter types, constants, errno/flag constants, and supporting declaration records are frozen by P11.41 after their owning runtime ABI steps. P11.01 MUST NOT fabricate missing signatures.</w:t>
+        <w:t>P11.01 freezes that this header ultimately exposes the complete Revision-17 Section-25.8 public runtime name set. Exact C48 prototypes, parameter types, constants, errno/flag constants, and supporting declaration records are frozen by P11.41 after their owning runtime ABI steps. P11.01 MUST NOT fabricate missing signatures.</w:t>
       </w:r>
     </w:p>
     <w:p>
@@ -9167,7 +9167,7 @@
         <w:pStyle w:val="BodyText"/>
       </w:pPr>
       <w:r>
-        <w:t>P11.02 MUST freeze exact bounded capacities for globals/externs, locals, compiler-generated labels, expression trees, type/declarator representation, macro tables, include buffering, literal storage, and every other bounded compiler table from the Revision-11 &lt;=20 KiB compiler residency budget.</w:t>
+        <w:t>P11.02 MUST freeze exact bounded capacities for globals/externs, locals, compiler-generated labels, expression trees, type/declarator representation, macro tables, include buffering, literal storage, and every other bounded compiler table from the Revision-17 &lt;=20 KiB compiler residency budget.</w:t>
       </w:r>
     </w:p>
     <w:p>
@@ -9202,7 +9202,7 @@
       <w:bookmarkStart w:id="80" w:name="output-model"/>
       <w:bookmarkEnd w:id="79"/>
       <w:r>
-        <w:t>The complete front-end/backend flow, reconciling REV11 Section 25.5 with REV02 P11.03, is:</w:t>
+        <w:t>The complete front-end/backend flow, reconciling REV17 Section 25.5 with REV08 P11.03, is:</w:t>
       </w:r>
     </w:p>
     <w:p>
@@ -9277,7 +9277,7 @@
         <w:pStyle w:val="BodyText"/>
       </w:pPr>
       <w:r>
-        <w:t>Default `cc hello.c` requires the exact lower-case final `.c`, removes only that suffix, and appends `.obj`; the derived name must fit the exact 10-byte ZX-UX namespace limit. Otherwise the explicit form is `cc -o out.obj source`, with an exact case-sensitive &lt;=10-byte destination. In both forms, source and destination paths obey the Revision-11 ZX-UX path contract: normalization is performed before comparison or access; the normalized path is at most 31 bytes excluding the terminating NUL; each ordinary object basename is 1..10 portable name characters `A-Z a-z 0-9 _ - .`, with exact `.` and `..` reserved; and lookup is case-sensitive. Overlength normalized paths are rejected through the normal ZX-UX path/errno contract rather than truncated.</w:t>
+        <w:t>Default `cc hello.c` requires the exact lower-case final `.c`, removes only that suffix, and appends `.obj`; the derived name must fit the exact 10-byte ZX-UX namespace limit. Otherwise the explicit form is `cc -o out.obj source`, with an exact case-sensitive &lt;=10-byte destination. In both forms, source and destination paths obey the Revision-17 ZX-UX path contract: normalization is performed before comparison or access; the normalized path is at most 31 bytes excluding the terminating NUL; each ordinary object basename is 1..10 portable name characters `A-Z a-z 0-9 _ - .`, with exact `.` and `..` reserved; and lookup is case-sensitive. Overlength normalized paths are rejected through the normal ZX-UX path/errno contract rather than truncated.</w:t>
       </w:r>
     </w:p>
     <w:p>
@@ -11114,15 +11114,15 @@
         <w:pStyle w:val="BodyText"/>
       </w:pPr>
       <w:r>
-        <w:t>The exact architectural declaration `int beep(float duration, float pitch)` remains frozen because REV11 already specifies it.</w:t>
-      </w:r>
-    </w:p>
-    <w:p>
-      <w:pPr>
-        <w:pStyle w:val="BodyText"/>
-      </w:pPr>
-      <w:r>
-        <w:t>REV11 also shows the explanatory floating bridge notation:</w:t>
+        <w:t>The exact architectural declaration `int beep(float duration, float pitch)` remains frozen because REV17 already specifies it.</w:t>
+      </w:r>
+    </w:p>
+    <w:p>
+      <w:pPr>
+        <w:pStyle w:val="BodyText"/>
+      </w:pPr>
+      <w:r>
+        <w:t>REV17 also shows the explanatory floating bridge notation:</w:t>
       </w:r>
     </w:p>
     <w:p>
@@ -11166,7 +11166,7 @@
       <w:bookmarkStart w:id="99" w:name="no-silent-architecture-extrapolation"/>
       <w:bookmarkEnd w:id="98"/>
       <w:r>
-        <w:t>Revision-11 ABI prose may use modern C-like `const float *` notation to communicate read-only buffers. C48 Version 1 itself does not support the `const` qualifier.</w:t>
+        <w:t>Revision-17 ABI prose may use modern C-like `const float *` notation to communicate read-only buffers. C48 Version 1 itself does not support the `const` qualifier.</w:t>
       </w:r>
     </w:p>
     <w:p>
@@ -11211,7 +11211,7 @@
         </w:numPr>
       </w:pPr>
       <w:r>
-        <w:t>Revision 11;</w:t>
+        <w:t>Revision 17;</w:t>
       </w:r>
     </w:p>
     <w:p>
@@ -11223,7 +11223,7 @@
         </w:numPr>
       </w:pPr>
       <w:r>
-        <w:t>Revision 02;</w:t>
+        <w:t>Revision 08;</w:t>
       </w:r>
     </w:p>
     <w:p>
@@ -11650,7 +11650,7 @@
         <w:pStyle w:val="FirstParagraph"/>
       </w:pPr>
       <w:r>
-        <w:t>No item above may be left to implementation inference. Internal code-generation choices may remain implementation decisions only where REV11/REV02 deliberately leave multiple semantically equivalent implementations available.</w:t>
+        <w:t>No item above may be left to implementation inference. Internal code-generation choices may remain implementation decisions only where REV17/REV08 deliberately leave multiple semantically equivalent implementations available.</w:t>
       </w:r>
     </w:p>
     <w:p/>
@@ -11677,7 +11677,7 @@
         <w:pStyle w:val="BodyText"/>
       </w:pPr>
       <w:r>
-        <w:t>Each fresh scan MUST independently cover the canonical REV11/REV02 language requirements and at least the following dimensions:</w:t>
+        <w:t>Each fresh scan MUST independently cover the canonical REV17/REV08 language requirements and at least the following dimensions:</w:t>
       </w:r>
     </w:p>
     <w:p>
@@ -11685,15 +11685,15 @@
         <w:pStyle w:val="SourceCode"/>
       </w:pPr>
       <w:r>
-        <w:t>zero contradictions with explicit REV11 rules</w:t>
-      </w:r>
-      <w:r>
-        <w:br/>
-        <w:t>zero supported REV11 language features omitted</w:t>
-      </w:r>
-      <w:r>
-        <w:br/>
-        <w:t>zero REV11-deferred features accidentally enabled</w:t>
+        <w:t>zero contradictions with explicit REV17 rules</w:t>
+      </w:r>
+      <w:r>
+        <w:br/>
+        <w:t>zero supported REV17 language features omitted</w:t>
+      </w:r>
+      <w:r>
+        <w:br/>
+        <w:t>zero REV17-deferred features accidentally enabled</w:t>
       </w:r>
       <w:r>
         <w:br/>
@@ -12177,7 +12177,7 @@
         <w:pStyle w:val="FirstParagraph"/>
       </w:pPr>
       <w:r>
-        <w:t xml:space="preserve">The developer implementing P11.01 is to treat this document as specification input, reconcile it mechanically against the canonical on-disk REV11 and REV02 documents, and produce </w:t>
+        <w:t xml:space="preserve">The developer implementing P11.01 is to treat this document as specification input, reconcile it mechanically against the canonical on-disk REV17 and REV08 documents, and produce </w:t>
       </w:r>
       <w:r>
         <w:rPr>
@@ -12866,7 +12866,7 @@
         <w:pStyle w:val="FirstParagraph"/>
       </w:pPr>
       <w:r>
-        <w:t>P11.41 owns the exact built-in declaration table. The following Revision-11 Section-25.8 names are mandatory and MUST all be represented when P11.41 freezes `&lt;c48.h&gt;`; this appendix does not invent their not-yet-frozen prototypes.</w:t>
+        <w:t>P11.41 owns the exact built-in declaration table. The following Revision-17 Section-25.8 names are mandatory and MUST all be represented when P11.41 freezes `&lt;c48.h&gt;`; this appendix does not invent their not-yet-frozen prototypes.</w:t>
       </w:r>
     </w:p>
     <w:p>
@@ -13194,7 +13194,7 @@
         <w:pStyle w:val="FirstParagraph"/>
       </w:pPr>
       <w:r>
-        <w:t>`printf` is not part of the mandatory Version-1 public surface. REV11 instead requires a compact integer formatter and small ROM-backed floating formatter without authorizing a large general-purpose `printf`.</w:t>
+        <w:t>`printf` is not part of the mandatory Version-1 public surface. REV17 instead requires a compact integer formatter and small ROM-backed floating formatter without authorizing a large general-purpose `printf`.</w:t>
       </w:r>
     </w:p>
     <w:p>
